--- a/documents/English-for-Interview.docx
+++ b/documents/English-for-Interview.docx
@@ -306,6 +306,697 @@
         <w:spacing w:before="0" w:after="0"/>
         <w:ind w:hanging="0" w:start="-540" w:end="-449"/>
         <w:jc w:val="start"/>
+        <w:rPr>
+          <w:rFonts w:ascii="Times New Roman" w:hAnsi="Times New Roman"/>
+          <w:sz w:val="30"/>
+          <w:szCs w:val="30"/>
+        </w:rPr>
+      </w:pPr>
+      <w:r>
+        <w:rPr>
+          <w:rFonts w:ascii="Times New Roman" w:hAnsi="Times New Roman"/>
+          <w:sz w:val="30"/>
+          <w:szCs w:val="30"/>
+        </w:rPr>
+      </w:r>
+    </w:p>
+    <w:p>
+      <w:pPr>
+        <w:pStyle w:val="Normal"/>
+        <w:ind w:hanging="0" w:start="-540" w:end="-449"/>
+        <w:rPr>
+          <w:rFonts w:ascii="Times New Roman" w:hAnsi="Times New Roman"/>
+          <w:b/>
+          <w:bCs/>
+          <w:color w:val="3465A4"/>
+          <w:sz w:val="30"/>
+          <w:szCs w:val="30"/>
+        </w:rPr>
+      </w:pPr>
+      <w:r>
+        <w:rPr>
+          <w:rFonts w:ascii="Times New Roman" w:hAnsi="Times New Roman"/>
+          <w:b/>
+          <w:bCs/>
+          <w:color w:val="3465A4"/>
+          <w:sz w:val="30"/>
+          <w:szCs w:val="30"/>
+        </w:rPr>
+        <w:t>Dự án gần nhất, thích nhất, khó khăn nhất, cách giải quyết khó khăn</w:t>
+      </w:r>
+    </w:p>
+    <w:p>
+      <w:pPr>
+        <w:pStyle w:val="Normal"/>
+        <w:ind w:hanging="0" w:start="-540" w:end="-449"/>
+        <w:rPr>
+          <w:rFonts w:ascii="Times New Roman" w:hAnsi="Times New Roman"/>
+          <w:sz w:val="30"/>
+          <w:szCs w:val="30"/>
+        </w:rPr>
+      </w:pPr>
+      <w:r>
+        <w:rPr>
+          <w:rFonts w:ascii="Times New Roman" w:hAnsi="Times New Roman"/>
+          <w:sz w:val="30"/>
+          <w:szCs w:val="30"/>
+        </w:rPr>
+        <w:t>[EN] One of the projects I found both interesting and challenging — and also my most recent one — was a Lodging and Transport Management System.</w:t>
+      </w:r>
+    </w:p>
+    <w:p>
+      <w:pPr>
+        <w:pStyle w:val="Normal"/>
+        <w:ind w:hanging="0" w:start="-540" w:end="-449"/>
+        <w:rPr>
+          <w:rFonts w:ascii="Times New Roman" w:hAnsi="Times New Roman"/>
+          <w:sz w:val="30"/>
+          <w:szCs w:val="30"/>
+        </w:rPr>
+      </w:pPr>
+      <w:r>
+        <w:rPr>
+          <w:rFonts w:ascii="Times New Roman" w:hAnsi="Times New Roman"/>
+          <w:sz w:val="30"/>
+          <w:szCs w:val="30"/>
+        </w:rPr>
+        <w:t>It was a web-based system used to manage hotel bookings and transportation for business trips. The system handled things like booking validation, integration with external partners, sending automatic notifications, and synchronizing data between different services.</w:t>
+      </w:r>
+    </w:p>
+    <w:p>
+      <w:pPr>
+        <w:pStyle w:val="Normal"/>
+        <w:ind w:hanging="0" w:start="-540" w:end="-449"/>
+        <w:rPr>
+          <w:rFonts w:ascii="Times New Roman" w:hAnsi="Times New Roman"/>
+          <w:sz w:val="30"/>
+          <w:szCs w:val="30"/>
+        </w:rPr>
+      </w:pPr>
+      <w:r>
+        <w:rPr>
+          <w:rFonts w:ascii="Times New Roman" w:hAnsi="Times New Roman"/>
+          <w:sz w:val="30"/>
+          <w:szCs w:val="30"/>
+        </w:rPr>
+        <w:t>What made this project interesting to me was that it was built using a microservices architecture combined with an event-driven pattern. Instead of putting everything into one big system, we separated features into different services, and they communicated with each other through events. This made the system more flexible and easier to scale, but it also made things more complex.</w:t>
+      </w:r>
+    </w:p>
+    <w:p>
+      <w:pPr>
+        <w:pStyle w:val="Normal"/>
+        <w:ind w:hanging="0" w:start="-540" w:end="-449"/>
+        <w:rPr>
+          <w:rFonts w:ascii="Times New Roman" w:hAnsi="Times New Roman"/>
+          <w:sz w:val="30"/>
+          <w:szCs w:val="30"/>
+        </w:rPr>
+      </w:pPr>
+      <w:r>
+        <w:rPr>
+          <w:rFonts w:ascii="Times New Roman" w:hAnsi="Times New Roman"/>
+          <w:sz w:val="30"/>
+          <w:szCs w:val="30"/>
+        </w:rPr>
+        <w:t>The biggest challenge was debugging. In a monolithic system, when something goes wrong, you usually check one place and can find the issue. But in a microservices and event-driven system, one user action can create multiple events that go through different services. Sometimes the error showed up in Service A, but the real problem was actually in Service C, where an event was handled incorrectly. So debugging required checking logs across multiple services and clearly understanding the event flow.</w:t>
+      </w:r>
+    </w:p>
+    <w:p>
+      <w:pPr>
+        <w:pStyle w:val="Normal"/>
+        <w:ind w:hanging="0" w:start="-540" w:end="-449"/>
+        <w:rPr>
+          <w:rFonts w:ascii="Times New Roman" w:hAnsi="Times New Roman"/>
+          <w:sz w:val="30"/>
+          <w:szCs w:val="30"/>
+        </w:rPr>
+      </w:pPr>
+      <w:r>
+        <w:rPr>
+          <w:rFonts w:ascii="Times New Roman" w:hAnsi="Times New Roman"/>
+          <w:sz w:val="30"/>
+          <w:szCs w:val="30"/>
+        </w:rPr>
+        <w:t>To handle this, I spent time learning the overall architecture and how the services communicated with each other. I also improved logging in some parts of the system to make troubleshooting easier. After working on it for a while, I became more comfortable tracing event flows and finding the root cause faster.</w:t>
+      </w:r>
+    </w:p>
+    <w:p>
+      <w:pPr>
+        <w:pStyle w:val="Normal"/>
+        <w:ind w:hanging="0" w:start="-540" w:end="-449"/>
+        <w:rPr>
+          <w:rFonts w:ascii="Times New Roman" w:hAnsi="Times New Roman"/>
+          <w:sz w:val="30"/>
+          <w:szCs w:val="30"/>
+        </w:rPr>
+      </w:pPr>
+      <w:r>
+        <w:rPr>
+          <w:rFonts w:ascii="Times New Roman" w:hAnsi="Times New Roman"/>
+          <w:sz w:val="30"/>
+          <w:szCs w:val="30"/>
+        </w:rPr>
+        <w:t>Another challenge was optimizing database queries. Some booking and reporting features had complex queries with multiple joins and filters. As the data grew, we started to notice slower response times.</w:t>
+      </w:r>
+    </w:p>
+    <w:p>
+      <w:pPr>
+        <w:pStyle w:val="Normal"/>
+        <w:ind w:hanging="0" w:start="-540" w:end="-449"/>
+        <w:rPr>
+          <w:rFonts w:ascii="Times New Roman" w:hAnsi="Times New Roman"/>
+          <w:sz w:val="30"/>
+          <w:szCs w:val="30"/>
+        </w:rPr>
+      </w:pPr>
+      <w:r>
+        <w:rPr>
+          <w:rFonts w:ascii="Times New Roman" w:hAnsi="Times New Roman"/>
+          <w:sz w:val="30"/>
+          <w:szCs w:val="30"/>
+        </w:rPr>
+        <w:t>To improve performance, I analyzed the execution plans of slow queries to find bottlenecks. In some cases, I added proper indexes. In other cases, I rewrote the queries to reduce unnecessary joins or split large queries into smaller ones. After these changes, the response time became more stable and noticeably faster.</w:t>
+      </w:r>
+    </w:p>
+    <w:p>
+      <w:pPr>
+        <w:pStyle w:val="Normal"/>
+        <w:ind w:hanging="0" w:start="-540" w:end="-449"/>
+        <w:rPr>
+          <w:rFonts w:ascii="Times New Roman" w:hAnsi="Times New Roman"/>
+          <w:sz w:val="30"/>
+          <w:szCs w:val="30"/>
+        </w:rPr>
+      </w:pPr>
+      <w:r>
+        <w:rPr>
+          <w:rFonts w:ascii="Times New Roman" w:hAnsi="Times New Roman"/>
+          <w:sz w:val="30"/>
+          <w:szCs w:val="30"/>
+        </w:rPr>
+        <w:t>I was also involved in integrating AWS services like SQS and SNS for handling events. During that process, I had to pay attention to message retries and avoid duplicate processing. This helped me better understand how distributed systems work and how to design them more carefully.</w:t>
+      </w:r>
+    </w:p>
+    <w:p>
+      <w:pPr>
+        <w:pStyle w:val="Normal"/>
+        <w:ind w:hanging="0" w:start="-540" w:end="-449"/>
+        <w:rPr>
+          <w:rFonts w:ascii="Times New Roman" w:hAnsi="Times New Roman"/>
+          <w:sz w:val="30"/>
+          <w:szCs w:val="30"/>
+        </w:rPr>
+      </w:pPr>
+      <w:r>
+        <w:rPr>
+          <w:rFonts w:ascii="Times New Roman" w:hAnsi="Times New Roman"/>
+          <w:sz w:val="30"/>
+          <w:szCs w:val="30"/>
+        </w:rPr>
+        <w:t>Overall, this project helped me learn a lot about system design, distributed systems, performance tuning, and troubleshooting in a production environment. It’s a project that helped me grow quite a bit technically.</w:t>
+      </w:r>
+    </w:p>
+    <w:p>
+      <w:pPr>
+        <w:pStyle w:val="Normal"/>
+        <w:ind w:hanging="0" w:start="-540" w:end="-449"/>
+        <w:rPr>
+          <w:rFonts w:ascii="Times New Roman" w:hAnsi="Times New Roman"/>
+          <w:sz w:val="30"/>
+          <w:szCs w:val="30"/>
+        </w:rPr>
+      </w:pPr>
+      <w:r>
+        <w:rPr>
+          <w:rFonts w:ascii="Times New Roman" w:hAnsi="Times New Roman"/>
+          <w:sz w:val="30"/>
+          <w:szCs w:val="30"/>
+        </w:rPr>
+      </w:r>
+    </w:p>
+    <w:p>
+      <w:pPr>
+        <w:pStyle w:val="Normal"/>
+        <w:ind w:hanging="0" w:start="-540" w:end="-449"/>
+        <w:rPr>
+          <w:rFonts w:ascii="Times New Roman" w:hAnsi="Times New Roman"/>
+          <w:sz w:val="30"/>
+          <w:szCs w:val="30"/>
+        </w:rPr>
+      </w:pPr>
+      <w:r>
+        <w:rPr>
+          <w:rFonts w:ascii="Times New Roman" w:hAnsi="Times New Roman"/>
+          <w:sz w:val="30"/>
+          <w:szCs w:val="30"/>
+        </w:rPr>
+        <w:t>[VN] Một trong những dự án mà em thấy vừa thú vị vừa khó khăn nhất cũng là dự án gần nhất của em, nó là về Lodging và Transport. Đây là một hệ thống web dùng để quản lý việc đặt khách sạn và phương tiện di chuyển cho các chuyến công tác. Hệ thống có nhiều chức năng như xác nhận booking, tích hợp với đối tác bên ngoài, gửi thông báo tự động và đồng bộ dữ liệu giữa các service.</w:t>
+      </w:r>
+    </w:p>
+    <w:p>
+      <w:pPr>
+        <w:pStyle w:val="Normal"/>
+        <w:ind w:hanging="0" w:start="-540" w:end="-449"/>
+        <w:rPr>
+          <w:rFonts w:ascii="Times New Roman" w:hAnsi="Times New Roman"/>
+          <w:sz w:val="30"/>
+          <w:szCs w:val="30"/>
+        </w:rPr>
+      </w:pPr>
+      <w:r>
+        <w:rPr>
+          <w:rFonts w:ascii="Times New Roman" w:hAnsi="Times New Roman"/>
+          <w:sz w:val="30"/>
+          <w:szCs w:val="30"/>
+        </w:rPr>
+        <w:t>Điểm em thấy thú vị là hệ thống được xây dựng theo kiến trúc microservices kết hợp với event-driven pattern. Thay vì tất cả logic nằm trong một hệ thống lớn, mỗi chức năng được tách thành các service riêng và giao tiếp với nhau thông qua event. Điều này giúp hệ thống dễ mở rộng và linh hoạt hơn, nhưng đồng thời cũng làm tăng độ phức tạp.</w:t>
+      </w:r>
+    </w:p>
+    <w:p>
+      <w:pPr>
+        <w:pStyle w:val="Normal"/>
+        <w:ind w:hanging="0" w:start="-540" w:end="-449"/>
+        <w:rPr>
+          <w:rFonts w:ascii="Times New Roman" w:hAnsi="Times New Roman"/>
+          <w:sz w:val="30"/>
+          <w:szCs w:val="30"/>
+        </w:rPr>
+      </w:pPr>
+      <w:r>
+        <w:rPr>
+          <w:rFonts w:ascii="Times New Roman" w:hAnsi="Times New Roman"/>
+          <w:sz w:val="30"/>
+          <w:szCs w:val="30"/>
+        </w:rPr>
+        <w:t>Khó khăn lớn nhất là việc debug. Trong hệ thống monolith thì khi có lỗi, mình thường trace ở một chỗ là có thể tìm ra nguyên nhân. Nhưng với microservices và event-driven, một thao tác của người dùng có thể tạo ra nhiều event, đi qua nhiều service khác nhau. Có những lúc lỗi xuất hiện ở Service A nhưng nguyên nhân thật sự lại nằm ở Service C do xử lý event chưa đúng. Vì vậy, để debug thì phải kiểm tra log ở nhiều service và hiểu rất rõ luồng xử lý của hệ thống.</w:t>
+      </w:r>
+    </w:p>
+    <w:p>
+      <w:pPr>
+        <w:pStyle w:val="Normal"/>
+        <w:ind w:hanging="0" w:start="-540" w:end="-449"/>
+        <w:rPr>
+          <w:rFonts w:ascii="Times New Roman" w:hAnsi="Times New Roman"/>
+          <w:sz w:val="30"/>
+          <w:szCs w:val="30"/>
+        </w:rPr>
+      </w:pPr>
+      <w:r>
+        <w:rPr>
+          <w:rFonts w:ascii="Times New Roman" w:hAnsi="Times New Roman"/>
+          <w:sz w:val="30"/>
+          <w:szCs w:val="30"/>
+        </w:rPr>
+        <w:t>Để xử lý vấn đề này, em dành thời gian tìm hiểu kỹ hơn về kiến trúc tổng thể và cách các service giao tiếp với nhau. Em cũng chú ý cải thiện log ở một số phần để việc theo dõi và phân tích lỗi dễ hơn. Sau một thời gian làm quen, em đã quen hơn với việc trace theo event flow và xác định được nguyên nhân gốc của vấn đề nhanh hơn.</w:t>
+      </w:r>
+    </w:p>
+    <w:p>
+      <w:pPr>
+        <w:pStyle w:val="Normal"/>
+        <w:ind w:hanging="0" w:start="-540" w:end="-449"/>
+        <w:rPr>
+          <w:rFonts w:ascii="Times New Roman" w:hAnsi="Times New Roman"/>
+          <w:sz w:val="30"/>
+          <w:szCs w:val="30"/>
+        </w:rPr>
+      </w:pPr>
+      <w:r>
+        <w:rPr>
+          <w:rFonts w:ascii="Times New Roman" w:hAnsi="Times New Roman"/>
+          <w:sz w:val="30"/>
+          <w:szCs w:val="30"/>
+        </w:rPr>
+        <w:t>Ngoài ra, một khó khăn khác là tối ưu truy vấn database. Một số chức năng liên quan đến booking và báo cáo có truy vấn khá phức tạp, join nhiều bảng và lọc theo nhiều điều kiện. Khi dữ liệu tăng lên, hệ thống bắt đầu có dấu hiệu chậm.</w:t>
+      </w:r>
+    </w:p>
+    <w:p>
+      <w:pPr>
+        <w:pStyle w:val="Normal"/>
+        <w:ind w:hanging="0" w:start="-540" w:end="-449"/>
+        <w:rPr>
+          <w:rFonts w:ascii="Times New Roman" w:hAnsi="Times New Roman"/>
+          <w:sz w:val="30"/>
+          <w:szCs w:val="30"/>
+        </w:rPr>
+      </w:pPr>
+      <w:r>
+        <w:rPr>
+          <w:rFonts w:ascii="Times New Roman" w:hAnsi="Times New Roman"/>
+          <w:sz w:val="30"/>
+          <w:szCs w:val="30"/>
+        </w:rPr>
+        <w:t>Để cải thiện, em phân tích execution plan của các query chậm để tìm điểm nghẽn. Có trường hợp em thêm index phù hợp, có trường hợp em viết lại query để giảm join không cần thiết hoặc chia nhỏ truy vấn. Sau khi tối ưu, thời gian phản hồi ổn định hơn và cải thiện rõ rệt.</w:t>
+      </w:r>
+    </w:p>
+    <w:p>
+      <w:pPr>
+        <w:pStyle w:val="Normal"/>
+        <w:ind w:hanging="0" w:start="-540" w:end="-449"/>
+        <w:rPr>
+          <w:rFonts w:ascii="Times New Roman" w:hAnsi="Times New Roman"/>
+          <w:sz w:val="30"/>
+          <w:szCs w:val="30"/>
+        </w:rPr>
+      </w:pPr>
+      <w:r>
+        <w:rPr>
+          <w:rFonts w:ascii="Times New Roman" w:hAnsi="Times New Roman"/>
+          <w:sz w:val="30"/>
+          <w:szCs w:val="30"/>
+        </w:rPr>
+        <w:t>Ngoài ra, em cũng tham gia tích hợp các dịch vụ AWS như SQS và SNS để xử lý event. Trong quá trình đó, em phải chú ý đến việc retry message và tránh xử lý trùng lặp, điều này giúp em hiểu rõ hơn về cách thiết kế hệ thống phân tán.</w:t>
+      </w:r>
+    </w:p>
+    <w:p>
+      <w:pPr>
+        <w:pStyle w:val="Normal"/>
+        <w:ind w:hanging="0" w:start="-540" w:end="-449"/>
+        <w:rPr>
+          <w:rFonts w:ascii="Times New Roman" w:hAnsi="Times New Roman"/>
+          <w:sz w:val="30"/>
+          <w:szCs w:val="30"/>
+        </w:rPr>
+      </w:pPr>
+      <w:r>
+        <w:rPr>
+          <w:rFonts w:ascii="Times New Roman" w:hAnsi="Times New Roman"/>
+          <w:sz w:val="30"/>
+          <w:szCs w:val="30"/>
+        </w:rPr>
+        <w:t>Tổng thể, dự án này giúp em học được nhiều về system design, xử lý hệ thống phân tán, tối ưu hiệu năng và troubleshooting trong môi trường production. Đây là dự án khiến em phát triển hơn khá nhiều về mặt kỹ thuật.</w:t>
+      </w:r>
+    </w:p>
+    <w:p>
+      <w:pPr>
+        <w:pStyle w:val="Normal"/>
+        <w:ind w:hanging="0" w:start="-540" w:end="-449"/>
+        <w:rPr>
+          <w:rFonts w:ascii="Times New Roman" w:hAnsi="Times New Roman"/>
+          <w:sz w:val="30"/>
+          <w:szCs w:val="30"/>
+        </w:rPr>
+      </w:pPr>
+      <w:r>
+        <w:rPr>
+          <w:rFonts w:ascii="Times New Roman" w:hAnsi="Times New Roman"/>
+          <w:sz w:val="30"/>
+          <w:szCs w:val="30"/>
+        </w:rPr>
+      </w:r>
+    </w:p>
+    <w:p>
+      <w:pPr>
+        <w:pStyle w:val="Normal"/>
+        <w:ind w:hanging="0" w:start="-540" w:end="-449"/>
+        <w:rPr>
+          <w:rFonts w:ascii="Times New Roman" w:hAnsi="Times New Roman"/>
+          <w:b/>
+          <w:bCs/>
+          <w:color w:val="3465A4"/>
+          <w:sz w:val="30"/>
+          <w:szCs w:val="30"/>
+        </w:rPr>
+      </w:pPr>
+      <w:r>
+        <w:rPr>
+          <w:rFonts w:ascii="Times New Roman" w:hAnsi="Times New Roman"/>
+          <w:b/>
+          <w:bCs/>
+          <w:color w:val="3465A4"/>
+          <w:sz w:val="30"/>
+          <w:szCs w:val="30"/>
+        </w:rPr>
+        <w:t>Dự án gần nhất có tích hợp AI</w:t>
+      </w:r>
+    </w:p>
+    <w:p>
+      <w:pPr>
+        <w:pStyle w:val="Normal"/>
+        <w:ind w:hanging="0" w:start="-540" w:end="-449"/>
+        <w:rPr>
+          <w:rFonts w:ascii="Times New Roman" w:hAnsi="Times New Roman"/>
+          <w:sz w:val="30"/>
+          <w:szCs w:val="30"/>
+        </w:rPr>
+      </w:pPr>
+      <w:r>
+        <w:rPr>
+          <w:rFonts w:ascii="Times New Roman" w:hAnsi="Times New Roman"/>
+          <w:sz w:val="30"/>
+          <w:szCs w:val="30"/>
+        </w:rPr>
+        <w:t>[EN] Yes, I was involved in an AI-related project before. It’s not listed in my CV because I joined during the early stage and mainly worked on the service structure and system setup.</w:t>
+      </w:r>
+    </w:p>
+    <w:p>
+      <w:pPr>
+        <w:pStyle w:val="Normal"/>
+        <w:ind w:hanging="0" w:start="-540" w:end="-449"/>
+        <w:rPr>
+          <w:rFonts w:ascii="Times New Roman" w:hAnsi="Times New Roman"/>
+          <w:sz w:val="30"/>
+          <w:szCs w:val="30"/>
+        </w:rPr>
+      </w:pPr>
+      <w:r>
+        <w:rPr>
+          <w:rFonts w:ascii="Times New Roman" w:hAnsi="Times New Roman"/>
+          <w:sz w:val="30"/>
+          <w:szCs w:val="30"/>
+        </w:rPr>
+        <w:t>The project was about using AI to support agricultural product traceability. Each product had a QR code attached. When users scanned the QR code, the system could provide detailed information about the product, starting from when it was still at the farm until it reached the market.</w:t>
+      </w:r>
+    </w:p>
+    <w:p>
+      <w:pPr>
+        <w:pStyle w:val="Normal"/>
+        <w:ind w:hanging="0" w:start="-540" w:end="-449"/>
+        <w:rPr>
+          <w:rFonts w:ascii="Times New Roman" w:hAnsi="Times New Roman"/>
+          <w:sz w:val="30"/>
+          <w:szCs w:val="30"/>
+        </w:rPr>
+      </w:pPr>
+      <w:r>
+        <w:rPr>
+          <w:rFonts w:ascii="Times New Roman" w:hAnsi="Times New Roman"/>
+          <w:sz w:val="30"/>
+          <w:szCs w:val="30"/>
+        </w:rPr>
+        <w:t>For example, it could show pesticide spraying dates, harvesting dates, packaging dates, and packaging location. It could also provide more operational information, such as whether similar products were currently on store shelves, in a warehouse, or at a specific nearby location. Users could ask these questions through an AI chatbot. The product also included different portals for stakeholders like farms, factories, supermarkets, distributors, and logistics teams.</w:t>
+      </w:r>
+    </w:p>
+    <w:p>
+      <w:pPr>
+        <w:pStyle w:val="Normal"/>
+        <w:ind w:hanging="0" w:start="-540" w:end="-449"/>
+        <w:rPr>
+          <w:rFonts w:ascii="Times New Roman" w:hAnsi="Times New Roman"/>
+          <w:sz w:val="30"/>
+          <w:szCs w:val="30"/>
+        </w:rPr>
+      </w:pPr>
+      <w:r>
+        <w:rPr>
+          <w:rFonts w:ascii="Times New Roman" w:hAnsi="Times New Roman"/>
+          <w:sz w:val="30"/>
+          <w:szCs w:val="30"/>
+        </w:rPr>
+        <w:t>In this project, my main responsibility was building the basic structure of the microservices and setting up CI/CD. I developed the services using Golang. I built a service called Chat Hub, which worked as a communication layer between the AI bots and client applications, and it also stored chat history.</w:t>
+      </w:r>
+    </w:p>
+    <w:p>
+      <w:pPr>
+        <w:pStyle w:val="Normal"/>
+        <w:ind w:hanging="0" w:start="-540" w:end="-449"/>
+        <w:rPr>
+          <w:rFonts w:ascii="Times New Roman" w:hAnsi="Times New Roman"/>
+          <w:sz w:val="30"/>
+          <w:szCs w:val="30"/>
+        </w:rPr>
+      </w:pPr>
+      <w:r>
+        <w:rPr>
+          <w:rFonts w:ascii="Times New Roman" w:hAnsi="Times New Roman"/>
+          <w:sz w:val="30"/>
+          <w:szCs w:val="30"/>
+        </w:rPr>
+        <w:t>I also supported the AI team in deploying their chatbot services built with Rasa framework. I helped containerize them using Docker and set up Jenkins for deployment.</w:t>
+      </w:r>
+    </w:p>
+    <w:p>
+      <w:pPr>
+        <w:pStyle w:val="Normal"/>
+        <w:ind w:hanging="0" w:start="-540" w:end="-449"/>
+        <w:rPr>
+          <w:rFonts w:ascii="Times New Roman" w:hAnsi="Times New Roman"/>
+          <w:sz w:val="30"/>
+          <w:szCs w:val="30"/>
+        </w:rPr>
+      </w:pPr>
+      <w:r>
+        <w:rPr>
+          <w:rFonts w:ascii="Times New Roman" w:hAnsi="Times New Roman"/>
+          <w:sz w:val="30"/>
+          <w:szCs w:val="30"/>
+        </w:rPr>
+        <w:t>I didn’t directly train AI models, but I worked on the system architecture, integration, and deployment side of the AI solution. This project helped me understand better how AI systems can be integrated into real-world products and run in production.</w:t>
+      </w:r>
+    </w:p>
+    <w:p>
+      <w:pPr>
+        <w:pStyle w:val="Normal"/>
+        <w:ind w:hanging="0" w:start="-540" w:end="-449"/>
+        <w:rPr>
+          <w:rFonts w:ascii="Times New Roman" w:hAnsi="Times New Roman"/>
+          <w:sz w:val="30"/>
+          <w:szCs w:val="30"/>
+        </w:rPr>
+      </w:pPr>
+      <w:r>
+        <w:rPr>
+          <w:rFonts w:ascii="Times New Roman" w:hAnsi="Times New Roman"/>
+          <w:sz w:val="30"/>
+          <w:szCs w:val="30"/>
+        </w:rPr>
+      </w:r>
+    </w:p>
+    <w:p>
+      <w:pPr>
+        <w:pStyle w:val="Normal"/>
+        <w:ind w:hanging="0" w:start="-540" w:end="-449"/>
+        <w:rPr>
+          <w:rFonts w:ascii="Times New Roman" w:hAnsi="Times New Roman"/>
+          <w:sz w:val="30"/>
+          <w:szCs w:val="30"/>
+        </w:rPr>
+      </w:pPr>
+      <w:r>
+        <w:rPr>
+          <w:rFonts w:ascii="Times New Roman" w:hAnsi="Times New Roman"/>
+          <w:sz w:val="30"/>
+          <w:szCs w:val="30"/>
+        </w:rPr>
+        <w:t>[VN] Dạ, em có từng tham gia một dự án có liên quan đến AI, tuy nhiên dự án này không có trong CV vì em tham gia ở giai đoạn đầu và chủ yếu phụ trách phần structure code của các service và triển khai hệ thống.</w:t>
+      </w:r>
+    </w:p>
+    <w:p>
+      <w:pPr>
+        <w:pStyle w:val="Normal"/>
+        <w:ind w:hanging="0" w:start="-540" w:end="-449"/>
+        <w:rPr>
+          <w:rFonts w:ascii="Times New Roman" w:hAnsi="Times New Roman"/>
+          <w:sz w:val="30"/>
+          <w:szCs w:val="30"/>
+        </w:rPr>
+      </w:pPr>
+      <w:r>
+        <w:rPr>
+          <w:rFonts w:ascii="Times New Roman" w:hAnsi="Times New Roman"/>
+          <w:sz w:val="30"/>
+          <w:szCs w:val="30"/>
+        </w:rPr>
+        <w:t>Dự án đó là về việc sử dụng AI để hỗ trợ truy xuất nguồn gốc nông sản. Mỗi sản phẩm sẽ được gắn một mã QR. Khi người dùng quét QR, hệ thống có thể cung cấp các thông tin liên quan đến sản phẩm, từ lúc còn ở vườn cho đến khi ra thị trường.</w:t>
+      </w:r>
+    </w:p>
+    <w:p>
+      <w:pPr>
+        <w:pStyle w:val="Normal"/>
+        <w:ind w:hanging="0" w:start="-540" w:end="-449"/>
+        <w:rPr>
+          <w:rFonts w:ascii="Times New Roman" w:hAnsi="Times New Roman"/>
+          <w:sz w:val="30"/>
+          <w:szCs w:val="30"/>
+        </w:rPr>
+      </w:pPr>
+      <w:r>
+        <w:rPr>
+          <w:rFonts w:ascii="Times New Roman" w:hAnsi="Times New Roman"/>
+          <w:sz w:val="30"/>
+          <w:szCs w:val="30"/>
+        </w:rPr>
+        <w:t>Ví dụ như ngày phun thuốc, ngày thu hoạch, ngày đóng gói, nơi đóng gói. Ngoài ra còn có các thông tin vận hành chi tiết hơn, như sản phẩm tương tự hiện đang ở trên kệ, trong kho hay ở một địa điểm cụ thể nào đó. Người dùng có thể hỏi các thông tin này thông qua một chatbot AI. Hệ thống cũng có các portal dành cho nhiều bên liên quan như nông trại, nhà máy, siêu thị, nhà phân phối và logistics.</w:t>
+      </w:r>
+    </w:p>
+    <w:p>
+      <w:pPr>
+        <w:pStyle w:val="Normal"/>
+        <w:ind w:hanging="0" w:start="-540" w:end="-449"/>
+        <w:rPr>
+          <w:rFonts w:ascii="Times New Roman" w:hAnsi="Times New Roman"/>
+          <w:sz w:val="30"/>
+          <w:szCs w:val="30"/>
+        </w:rPr>
+      </w:pPr>
+      <w:r>
+        <w:rPr>
+          <w:rFonts w:ascii="Times New Roman" w:hAnsi="Times New Roman"/>
+          <w:sz w:val="30"/>
+          <w:szCs w:val="30"/>
+        </w:rPr>
+        <w:t>Trong dự án này, nhiệm vụ chính của em là xây dựng cấu trúc nền tảng cho các microservices và thiết lập CI/CD. Em phát triển các service bằng Golang. Em có xây dựng một service gọi là Chat Hub, đóng vai trò trung gian giao tiếp giữa các AI bot và client, đồng thời lưu trữ lịch sử chat.</w:t>
+      </w:r>
+    </w:p>
+    <w:p>
+      <w:pPr>
+        <w:pStyle w:val="Normal"/>
+        <w:ind w:hanging="0" w:start="-540" w:end="-449"/>
+        <w:rPr>
+          <w:rFonts w:ascii="Times New Roman" w:hAnsi="Times New Roman"/>
+          <w:sz w:val="30"/>
+          <w:szCs w:val="30"/>
+        </w:rPr>
+      </w:pPr>
+      <w:r>
+        <w:rPr>
+          <w:rFonts w:ascii="Times New Roman" w:hAnsi="Times New Roman"/>
+          <w:sz w:val="30"/>
+          <w:szCs w:val="30"/>
+        </w:rPr>
+        <w:t>Ngoài ra, em cũng hỗ trợ team AI trong việc triển khai các chatbot được xây dựng bằng Rasa, đóng gói bằng Docker và triển khai qua Jenkins.</w:t>
+      </w:r>
+    </w:p>
+    <w:p>
+      <w:pPr>
+        <w:pStyle w:val="Normal"/>
+        <w:ind w:hanging="0" w:start="-540" w:end="-449"/>
+        <w:rPr>
+          <w:rFonts w:ascii="Times New Roman" w:hAnsi="Times New Roman"/>
+          <w:sz w:val="30"/>
+          <w:szCs w:val="30"/>
+        </w:rPr>
+      </w:pPr>
+      <w:r>
+        <w:rPr>
+          <w:rFonts w:ascii="Times New Roman" w:hAnsi="Times New Roman"/>
+          <w:sz w:val="30"/>
+          <w:szCs w:val="30"/>
+        </w:rPr>
+        <w:t>Em không trực tiếp huấn luyện model AI, nhưng em tham gia vào phần kiến trúc hệ thống, tích hợp và triển khai giải pháp AI vào môi trường thực tế. Qua dự án này, em hiểu rõ hơn cách các hệ thống AI có thể được đưa vào sản phẩm thật và vận hành trong thực tế.</w:t>
+      </w:r>
+    </w:p>
+    <w:p>
+      <w:pPr>
+        <w:pStyle w:val="Normal"/>
+        <w:ind w:hanging="0" w:start="-540" w:end="-449"/>
+        <w:rPr>
+          <w:rFonts w:ascii="Times New Roman" w:hAnsi="Times New Roman"/>
+          <w:sz w:val="30"/>
+          <w:szCs w:val="30"/>
+        </w:rPr>
+      </w:pPr>
+      <w:r>
+        <w:rPr>
+          <w:rFonts w:ascii="Times New Roman" w:hAnsi="Times New Roman"/>
+          <w:sz w:val="30"/>
+          <w:szCs w:val="30"/>
+        </w:rPr>
+      </w:r>
+    </w:p>
+    <w:p>
+      <w:pPr>
+        <w:pStyle w:val="Normal"/>
+        <w:ind w:hanging="0" w:start="-540" w:end="-449"/>
         <w:rPr>
           <w:rFonts w:ascii="Times New Roman" w:hAnsi="Times New Roman"/>
           <w:sz w:val="30"/>

--- a/documents/English-for-Interview.docx
+++ b/documents/English-for-Interview.docx
@@ -7,7 +7,7 @@
         <w:pStyle w:val="Normal"/>
         <w:widowControl/>
         <w:suppressAutoHyphens w:val="true"/>
-        <w:overflowPunct w:val="true"/>
+        <w:overflowPunct w:val="false"/>
         <w:bidi w:val="0"/>
         <w:spacing w:before="0" w:after="0"/>
         <w:ind w:hanging="0" w:start="-540" w:end="-449"/>
@@ -35,7 +35,7 @@
         <w:pStyle w:val="Normal"/>
         <w:widowControl/>
         <w:suppressAutoHyphens w:val="true"/>
-        <w:overflowPunct w:val="true"/>
+        <w:overflowPunct w:val="false"/>
         <w:bidi w:val="0"/>
         <w:spacing w:before="0" w:after="0"/>
         <w:ind w:hanging="0" w:start="-540" w:end="-449"/>
@@ -89,15 +89,7 @@
           <w:sz w:val="30"/>
           <w:szCs w:val="30"/>
         </w:rPr>
-        <w:t>I mainly work with Python and Golang. I’ve worked on both monolithic and microservices systems, including backend services that need to handle growing traffic. I also have experience with AWS services like EC2, Lambda, SNS, and SQS. I’m familiar with Docker and CI/CD, so I can suppo</w:t>
-      </w:r>
-      <w:r>
-        <w:rPr>
-          <w:rFonts w:ascii="Times New Roman" w:hAnsi="Times New Roman"/>
-          <w:sz w:val="30"/>
-          <w:szCs w:val="30"/>
-        </w:rPr>
-        <w:t>rt deployment and basic system operations when needed.</w:t>
+        <w:t>I mainly work with Python and Golang. I’ve worked on both monolithic and microservices systems, including backend services that need to handle growing traffic. I also have experience with AWS services like EC2, Lambda, SNS, and SQS. I’m familiar with Docker and CI/CD, so I can support deployment and basic system operations when needed.</w:t>
       </w:r>
     </w:p>
     <w:p>
@@ -210,15 +202,7 @@
           <w:sz w:val="30"/>
           <w:szCs w:val="30"/>
         </w:rPr>
-        <w:t>Em làm vi</w:t>
-      </w:r>
-      <w:r>
-        <w:rPr>
-          <w:rFonts w:ascii="Times New Roman" w:hAnsi="Times New Roman"/>
-          <w:sz w:val="30"/>
-          <w:szCs w:val="30"/>
-        </w:rPr>
-        <w:t>ệc chủ yếu với Python và Golang. Em đã tham gia phát triển cả hệ thống monolith và microservices, trong đó có các hệ thống cần khả năng mở rộng. Em cũng có kinh nghiệm làm việc với các dịch vụ AWS như EC2, Lambda, SNS và SQS. Ngoài ra, em quen với Docker và quy trình CI/CD nên có thể tham gia vào việc triển khai và vận hành hệ thống khi cần.</w:t>
+        <w:t>Em làm việc chủ yếu với Python và Golang. Em đã tham gia phát triển cả hệ thống monolith và microservices, trong đó có các hệ thống cần khả năng mở rộng. Em cũng có kinh nghiệm làm việc với các dịch vụ AWS như EC2, Lambda, SNS và SQS. Ngoài ra, em quen với Docker và quy trình CI/CD nên có thể tham gia vào việc triển khai và vận hành hệ thống khi cần.</w:t>
       </w:r>
     </w:p>
     <w:p>
@@ -226,7 +210,7 @@
         <w:pStyle w:val="Normal"/>
         <w:widowControl/>
         <w:suppressAutoHyphens w:val="true"/>
-        <w:overflowPunct w:val="true"/>
+        <w:overflowPunct w:val="false"/>
         <w:bidi w:val="0"/>
         <w:spacing w:before="0" w:after="0"/>
         <w:ind w:hanging="0" w:start="-540" w:end="-449"/>
@@ -251,7 +235,7 @@
         <w:pStyle w:val="Normal"/>
         <w:widowControl/>
         <w:suppressAutoHyphens w:val="true"/>
-        <w:overflowPunct w:val="true"/>
+        <w:overflowPunct w:val="false"/>
         <w:bidi w:val="0"/>
         <w:spacing w:before="0" w:after="0"/>
         <w:ind w:hanging="0" w:start="-540" w:end="-449"/>
@@ -276,7 +260,7 @@
         <w:pStyle w:val="Normal"/>
         <w:widowControl/>
         <w:suppressAutoHyphens w:val="true"/>
-        <w:overflowPunct w:val="true"/>
+        <w:overflowPunct w:val="false"/>
         <w:bidi w:val="0"/>
         <w:spacing w:before="0" w:after="0"/>
         <w:ind w:hanging="0" w:start="-540" w:end="-449"/>
@@ -301,7 +285,7 @@
         <w:pStyle w:val="Normal"/>
         <w:widowControl/>
         <w:suppressAutoHyphens w:val="true"/>
-        <w:overflowPunct w:val="true"/>
+        <w:overflowPunct w:val="false"/>
         <w:bidi w:val="0"/>
         <w:spacing w:before="0" w:after="0"/>
         <w:ind w:hanging="0" w:start="-540" w:end="-449"/>
@@ -991,6 +975,1364 @@
           <w:sz w:val="30"/>
           <w:szCs w:val="30"/>
         </w:rPr>
+      </w:r>
+    </w:p>
+    <w:p>
+      <w:pPr>
+        <w:pStyle w:val="Normal"/>
+        <w:ind w:hanging="0" w:start="-540" w:end="-449"/>
+        <w:rPr>
+          <w:rFonts w:ascii="Times New Roman" w:hAnsi="Times New Roman"/>
+          <w:b/>
+          <w:bCs/>
+          <w:color w:val="3465A4"/>
+          <w:sz w:val="30"/>
+          <w:szCs w:val="30"/>
+        </w:rPr>
+      </w:pPr>
+      <w:r>
+        <w:rPr>
+          <w:rFonts w:ascii="Times New Roman" w:hAnsi="Times New Roman"/>
+          <w:b/>
+          <w:bCs/>
+          <w:color w:val="3465A4"/>
+          <w:sz w:val="30"/>
+          <w:szCs w:val="30"/>
+        </w:rPr>
+        <w:t>Optimize Python Docker Image</w:t>
+      </w:r>
+    </w:p>
+    <w:p>
+      <w:pPr>
+        <w:pStyle w:val="Normal"/>
+        <w:ind w:hanging="0" w:start="-540" w:end="-449"/>
+        <w:rPr>
+          <w:rFonts w:ascii="Times New Roman" w:hAnsi="Times New Roman"/>
+          <w:sz w:val="30"/>
+          <w:szCs w:val="30"/>
+        </w:rPr>
+      </w:pPr>
+      <w:r>
+        <w:rPr>
+          <w:rFonts w:ascii="Times New Roman" w:hAnsi="Times New Roman"/>
+          <w:sz w:val="30"/>
+          <w:szCs w:val="30"/>
+        </w:rPr>
+        <w:t>[EN] Yes, I have been using Docker in my projects for packaging and deploying backend services.</w:t>
+      </w:r>
+    </w:p>
+    <w:p>
+      <w:pPr>
+        <w:pStyle w:val="Normal"/>
+        <w:ind w:hanging="0" w:start="-540" w:end="-449"/>
+        <w:rPr>
+          <w:rFonts w:ascii="Times New Roman" w:hAnsi="Times New Roman"/>
+          <w:sz w:val="30"/>
+          <w:szCs w:val="30"/>
+        </w:rPr>
+      </w:pPr>
+      <w:r>
+        <w:rPr>
+          <w:rFonts w:ascii="Times New Roman" w:hAnsi="Times New Roman"/>
+          <w:sz w:val="30"/>
+          <w:szCs w:val="30"/>
+        </w:rPr>
+        <w:t>At the beginning, I used a simple Dockerfile, similar to a single-stage build. It was based on the official Python image, and I installed dependencies directly inside it using pip or poetry. It worked fine, but I noticed that the image size was quite large and the build time was slow, especially when rebuilding in CI/CD.</w:t>
+      </w:r>
+    </w:p>
+    <w:p>
+      <w:pPr>
+        <w:pStyle w:val="Normal"/>
+        <w:ind w:hanging="0" w:start="-540" w:end="-449"/>
+        <w:rPr>
+          <w:rFonts w:ascii="Times New Roman" w:hAnsi="Times New Roman"/>
+          <w:sz w:val="30"/>
+          <w:szCs w:val="30"/>
+        </w:rPr>
+      </w:pPr>
+      <w:r>
+        <w:rPr>
+          <w:rFonts w:ascii="Times New Roman" w:hAnsi="Times New Roman"/>
+          <w:sz w:val="30"/>
+          <w:szCs w:val="30"/>
+        </w:rPr>
+        <w:t>After some time, I started researching how to optimize Docker images. I read articles, GitHub discussions, and DevOps blogs. From there, I learned about multi-stage builds and image hardening techniques.</w:t>
+      </w:r>
+    </w:p>
+    <w:p>
+      <w:pPr>
+        <w:pStyle w:val="Normal"/>
+        <w:ind w:hanging="0" w:start="-540" w:end="-449"/>
+        <w:rPr>
+          <w:rFonts w:ascii="Times New Roman" w:hAnsi="Times New Roman"/>
+          <w:sz w:val="30"/>
+          <w:szCs w:val="30"/>
+        </w:rPr>
+      </w:pPr>
+      <w:r>
+        <w:rPr>
+          <w:rFonts w:ascii="Times New Roman" w:hAnsi="Times New Roman"/>
+          <w:sz w:val="30"/>
+          <w:szCs w:val="30"/>
+        </w:rPr>
+        <w:t>So I refactored my Dockerfile to use multi-stage build. In the first stage, I installed and built all dependencies. In the second stage, I only copied the minimal runtime files needed to run the application. This helped reduce the image size significantly because I didn’t include build tools, caches, or unnecessary packages in the final image.</w:t>
+      </w:r>
+    </w:p>
+    <w:p>
+      <w:pPr>
+        <w:pStyle w:val="Normal"/>
+        <w:ind w:hanging="0" w:start="-540" w:end="-449"/>
+        <w:rPr>
+          <w:rFonts w:ascii="Times New Roman" w:hAnsi="Times New Roman"/>
+          <w:sz w:val="30"/>
+          <w:szCs w:val="30"/>
+        </w:rPr>
+      </w:pPr>
+      <w:r>
+        <w:rPr>
+          <w:rFonts w:ascii="Times New Roman" w:hAnsi="Times New Roman"/>
+          <w:sz w:val="30"/>
+          <w:szCs w:val="30"/>
+        </w:rPr>
+        <w:t>To optimize further, I switched to a smaller and more secure base image, like distroless instead of a full Debian-based Python image. Distroless does not include a shell or package manager, so it reduces the attack surface and makes the container more secure.</w:t>
+      </w:r>
+    </w:p>
+    <w:p>
+      <w:pPr>
+        <w:pStyle w:val="Normal"/>
+        <w:ind w:hanging="0" w:start="-540" w:end="-449"/>
+        <w:rPr>
+          <w:rFonts w:ascii="Times New Roman" w:hAnsi="Times New Roman"/>
+          <w:sz w:val="30"/>
+          <w:szCs w:val="30"/>
+        </w:rPr>
+      </w:pPr>
+      <w:r>
+        <w:rPr>
+          <w:rFonts w:ascii="Times New Roman" w:hAnsi="Times New Roman"/>
+          <w:sz w:val="30"/>
+          <w:szCs w:val="30"/>
+        </w:rPr>
+        <w:t>I also made sure the container runs as a non-root user, which is a security best practice.</w:t>
+      </w:r>
+    </w:p>
+    <w:p>
+      <w:pPr>
+        <w:pStyle w:val="Normal"/>
+        <w:ind w:hanging="0" w:start="-540" w:end="-449"/>
+        <w:rPr>
+          <w:rFonts w:ascii="Times New Roman" w:hAnsi="Times New Roman"/>
+          <w:sz w:val="30"/>
+          <w:szCs w:val="30"/>
+        </w:rPr>
+      </w:pPr>
+      <w:r>
+        <w:rPr>
+          <w:rFonts w:ascii="Times New Roman" w:hAnsi="Times New Roman"/>
+          <w:sz w:val="30"/>
+          <w:szCs w:val="30"/>
+        </w:rPr>
+        <w:t>To speed up build time, I used Docker BuildKit cache mount for dependency installation. That way, dependencies are cached between builds, and CI pipelines become much faster.</w:t>
+      </w:r>
+    </w:p>
+    <w:p>
+      <w:pPr>
+        <w:pStyle w:val="Normal"/>
+        <w:ind w:hanging="0" w:start="-540" w:end="-449"/>
+        <w:rPr>
+          <w:rFonts w:ascii="Times New Roman" w:hAnsi="Times New Roman"/>
+          <w:sz w:val="30"/>
+          <w:szCs w:val="30"/>
+        </w:rPr>
+      </w:pPr>
+      <w:r>
+        <w:rPr>
+          <w:rFonts w:ascii="Times New Roman" w:hAnsi="Times New Roman"/>
+          <w:sz w:val="30"/>
+          <w:szCs w:val="30"/>
+        </w:rPr>
+        <w:t>For security, I pinned image versions using SHA digest to avoid unexpected changes. I also checked for vulnerable dependencies and upgraded packages when needed.</w:t>
+      </w:r>
+    </w:p>
+    <w:p>
+      <w:pPr>
+        <w:pStyle w:val="Normal"/>
+        <w:ind w:hanging="0" w:start="-540" w:end="-449"/>
+        <w:rPr>
+          <w:rFonts w:ascii="Times New Roman" w:hAnsi="Times New Roman"/>
+          <w:sz w:val="30"/>
+          <w:szCs w:val="30"/>
+        </w:rPr>
+      </w:pPr>
+      <w:r>
+        <w:rPr>
+          <w:rFonts w:ascii="Times New Roman" w:hAnsi="Times New Roman"/>
+          <w:sz w:val="30"/>
+          <w:szCs w:val="30"/>
+        </w:rPr>
+        <w:t>So overall, I improved my Docker image in three main aspects:</w:t>
+      </w:r>
+    </w:p>
+    <w:p>
+      <w:pPr>
+        <w:pStyle w:val="Normal"/>
+        <w:ind w:hanging="0" w:start="-540" w:end="-449"/>
+        <w:rPr>
+          <w:rFonts w:ascii="Times New Roman" w:hAnsi="Times New Roman"/>
+          <w:sz w:val="30"/>
+          <w:szCs w:val="30"/>
+        </w:rPr>
+      </w:pPr>
+      <w:r>
+        <w:rPr>
+          <w:rFonts w:ascii="Times New Roman" w:hAnsi="Times New Roman"/>
+          <w:sz w:val="30"/>
+          <w:szCs w:val="30"/>
+        </w:rPr>
+        <w:t>- Smaller size using multi-stage build and minimal base image</w:t>
+      </w:r>
+    </w:p>
+    <w:p>
+      <w:pPr>
+        <w:pStyle w:val="Normal"/>
+        <w:ind w:hanging="0" w:start="-540" w:end="-449"/>
+        <w:rPr>
+          <w:rFonts w:ascii="Times New Roman" w:hAnsi="Times New Roman"/>
+          <w:sz w:val="30"/>
+          <w:szCs w:val="30"/>
+        </w:rPr>
+      </w:pPr>
+      <w:r>
+        <w:rPr>
+          <w:rFonts w:ascii="Times New Roman" w:hAnsi="Times New Roman"/>
+          <w:sz w:val="30"/>
+          <w:szCs w:val="30"/>
+        </w:rPr>
+        <w:t>- Faster build time using caching</w:t>
+      </w:r>
+    </w:p>
+    <w:p>
+      <w:pPr>
+        <w:pStyle w:val="Normal"/>
+        <w:ind w:hanging="0" w:start="-540" w:end="-449"/>
+        <w:rPr>
+          <w:rFonts w:ascii="Times New Roman" w:hAnsi="Times New Roman"/>
+          <w:sz w:val="30"/>
+          <w:szCs w:val="30"/>
+        </w:rPr>
+      </w:pPr>
+      <w:r>
+        <w:rPr>
+          <w:rFonts w:ascii="Times New Roman" w:hAnsi="Times New Roman"/>
+          <w:sz w:val="30"/>
+          <w:szCs w:val="30"/>
+        </w:rPr>
+        <w:t>- Better security by using non-root user, distroless image, and dependency scanning</w:t>
+      </w:r>
+    </w:p>
+    <w:p>
+      <w:pPr>
+        <w:pStyle w:val="Normal"/>
+        <w:ind w:hanging="0" w:start="-540" w:end="-449"/>
+        <w:rPr>
+          <w:rFonts w:ascii="Times New Roman" w:hAnsi="Times New Roman"/>
+          <w:sz w:val="30"/>
+          <w:szCs w:val="30"/>
+        </w:rPr>
+      </w:pPr>
+      <w:r>
+        <w:rPr>
+          <w:rFonts w:ascii="Times New Roman" w:hAnsi="Times New Roman"/>
+          <w:sz w:val="30"/>
+          <w:szCs w:val="30"/>
+        </w:rPr>
+        <w:t>Through this process, I learned that Docker optimization is not only about making the image smaller, but also about performance and security in production environments.</w:t>
+      </w:r>
+    </w:p>
+    <w:p>
+      <w:pPr>
+        <w:pStyle w:val="Normal"/>
+        <w:ind w:hanging="0" w:start="-540" w:end="-449"/>
+        <w:rPr>
+          <w:rFonts w:ascii="Times New Roman" w:hAnsi="Times New Roman"/>
+          <w:sz w:val="30"/>
+          <w:szCs w:val="30"/>
+        </w:rPr>
+      </w:pPr>
+      <w:r>
+        <w:rPr>
+          <w:rFonts w:ascii="Times New Roman" w:hAnsi="Times New Roman"/>
+          <w:sz w:val="30"/>
+          <w:szCs w:val="30"/>
+        </w:rPr>
+      </w:r>
+    </w:p>
+    <w:p>
+      <w:pPr>
+        <w:pStyle w:val="Normal"/>
+        <w:ind w:hanging="0" w:start="-540" w:end="-449"/>
+        <w:rPr>
+          <w:rFonts w:ascii="Times New Roman" w:hAnsi="Times New Roman"/>
+          <w:sz w:val="30"/>
+          <w:szCs w:val="30"/>
+        </w:rPr>
+      </w:pPr>
+      <w:r>
+        <w:rPr>
+          <w:rFonts w:ascii="Times New Roman" w:hAnsi="Times New Roman"/>
+          <w:sz w:val="30"/>
+          <w:szCs w:val="30"/>
+        </w:rPr>
+        <w:t>[VN] Có, tôi có sử dụng Docker trong các dự án backend của mình để đóng gói và deploy service.</w:t>
+      </w:r>
+    </w:p>
+    <w:p>
+      <w:pPr>
+        <w:pStyle w:val="Normal"/>
+        <w:ind w:hanging="0" w:start="-540" w:end="-449"/>
+        <w:rPr>
+          <w:rFonts w:ascii="Times New Roman" w:hAnsi="Times New Roman"/>
+          <w:sz w:val="30"/>
+          <w:szCs w:val="30"/>
+        </w:rPr>
+      </w:pPr>
+      <w:r>
+        <w:rPr>
+          <w:rFonts w:ascii="Times New Roman" w:hAnsi="Times New Roman"/>
+          <w:sz w:val="30"/>
+          <w:szCs w:val="30"/>
+        </w:rPr>
+        <w:t>Ban đầu tôi dùng một Dockerfile khá đơn giản, kiểu single-stage build, dựa trên image Python chính thức và cài dependency trực tiếp bằng pip hoặc poetry. Nó chạy được, nhưng tôi nhận thấy image khá lớn và thời gian build hơi lâu, đặc biệt là khi build lại trong CI/CD.</w:t>
+      </w:r>
+    </w:p>
+    <w:p>
+      <w:pPr>
+        <w:pStyle w:val="Normal"/>
+        <w:ind w:hanging="0" w:start="-540" w:end="-449"/>
+        <w:rPr>
+          <w:rFonts w:ascii="Times New Roman" w:hAnsi="Times New Roman"/>
+          <w:sz w:val="30"/>
+          <w:szCs w:val="30"/>
+        </w:rPr>
+      </w:pPr>
+      <w:r>
+        <w:rPr>
+          <w:rFonts w:ascii="Times New Roman" w:hAnsi="Times New Roman"/>
+          <w:sz w:val="30"/>
+          <w:szCs w:val="30"/>
+        </w:rPr>
+        <w:t>Sau đó tôi bắt đầu tìm hiểu thêm cách tối ưu Docker image. Tôi đọc blog, GitHub, các diễn đàn DevOps để xem best practice. Từ đó tôi biết đến multi-stage build và các kỹ thuật hardening image.</w:t>
+      </w:r>
+    </w:p>
+    <w:p>
+      <w:pPr>
+        <w:pStyle w:val="Normal"/>
+        <w:ind w:hanging="0" w:start="-540" w:end="-449"/>
+        <w:rPr>
+          <w:rFonts w:ascii="Times New Roman" w:hAnsi="Times New Roman"/>
+          <w:sz w:val="30"/>
+          <w:szCs w:val="30"/>
+        </w:rPr>
+      </w:pPr>
+      <w:r>
+        <w:rPr>
+          <w:rFonts w:ascii="Times New Roman" w:hAnsi="Times New Roman"/>
+          <w:sz w:val="30"/>
+          <w:szCs w:val="30"/>
+        </w:rPr>
+        <w:t>Tôi đã refactor lại Dockerfile để dùng multi-stage build. Ở stage đầu tiên tôi cài và build toàn bộ dependency. Ở stage thứ hai, tôi chỉ copy những file cần thiết để chạy ứng dụng. Cách này giúp giảm kích thước image khá nhiều vì không mang theo tool build, cache hoặc package không cần thiết.</w:t>
+      </w:r>
+    </w:p>
+    <w:p>
+      <w:pPr>
+        <w:pStyle w:val="Normal"/>
+        <w:ind w:hanging="0" w:start="-540" w:end="-449"/>
+        <w:rPr>
+          <w:rFonts w:ascii="Times New Roman" w:hAnsi="Times New Roman"/>
+          <w:sz w:val="30"/>
+          <w:szCs w:val="30"/>
+        </w:rPr>
+      </w:pPr>
+      <w:r>
+        <w:rPr>
+          <w:rFonts w:ascii="Times New Roman" w:hAnsi="Times New Roman"/>
+          <w:sz w:val="30"/>
+          <w:szCs w:val="30"/>
+        </w:rPr>
+        <w:t>Sau đó tôi tối ưu thêm bằng cách dùng base image nhỏ và an toàn hơn, ví dụ như distroless thay vì dùng full Python Debian image. Distroless không có shell hay package manager nên giảm attack surface và an toàn hơn.</w:t>
+      </w:r>
+    </w:p>
+    <w:p>
+      <w:pPr>
+        <w:pStyle w:val="Normal"/>
+        <w:ind w:hanging="0" w:start="-540" w:end="-449"/>
+        <w:rPr>
+          <w:rFonts w:ascii="Times New Roman" w:hAnsi="Times New Roman"/>
+          <w:sz w:val="30"/>
+          <w:szCs w:val="30"/>
+        </w:rPr>
+      </w:pPr>
+      <w:r>
+        <w:rPr>
+          <w:rFonts w:ascii="Times New Roman" w:hAnsi="Times New Roman"/>
+          <w:sz w:val="30"/>
+          <w:szCs w:val="30"/>
+        </w:rPr>
+        <w:t>Tôi cũng cấu hình để container chạy bằng non-root user, vì đó là best practice về security.</w:t>
+      </w:r>
+    </w:p>
+    <w:p>
+      <w:pPr>
+        <w:pStyle w:val="Normal"/>
+        <w:ind w:hanging="0" w:start="-540" w:end="-449"/>
+        <w:rPr>
+          <w:rFonts w:ascii="Times New Roman" w:hAnsi="Times New Roman"/>
+          <w:sz w:val="30"/>
+          <w:szCs w:val="30"/>
+        </w:rPr>
+      </w:pPr>
+      <w:r>
+        <w:rPr>
+          <w:rFonts w:ascii="Times New Roman" w:hAnsi="Times New Roman"/>
+          <w:sz w:val="30"/>
+          <w:szCs w:val="30"/>
+        </w:rPr>
+        <w:t>Để tăng tốc build, tôi sử dụng Docker BuildKit cache mount cho phần cài dependency, giúp CI build nhanh hơn đáng kể.</w:t>
+      </w:r>
+    </w:p>
+    <w:p>
+      <w:pPr>
+        <w:pStyle w:val="Normal"/>
+        <w:ind w:hanging="0" w:start="-540" w:end="-449"/>
+        <w:rPr>
+          <w:rFonts w:ascii="Times New Roman" w:hAnsi="Times New Roman"/>
+          <w:sz w:val="30"/>
+          <w:szCs w:val="30"/>
+        </w:rPr>
+      </w:pPr>
+      <w:r>
+        <w:rPr>
+          <w:rFonts w:ascii="Times New Roman" w:hAnsi="Times New Roman"/>
+          <w:sz w:val="30"/>
+          <w:szCs w:val="30"/>
+        </w:rPr>
+        <w:t>Về bảo mật, tôi pin version image bằng SHA digest để tránh image bị thay đổi ngoài ý muốn, và tôi cũng kiểm tra lỗ hổng dependency để upgrade khi cần.</w:t>
+      </w:r>
+    </w:p>
+    <w:p>
+      <w:pPr>
+        <w:pStyle w:val="Normal"/>
+        <w:ind w:hanging="0" w:start="-540" w:end="-449"/>
+        <w:rPr>
+          <w:rFonts w:ascii="Times New Roman" w:hAnsi="Times New Roman"/>
+          <w:sz w:val="30"/>
+          <w:szCs w:val="30"/>
+        </w:rPr>
+      </w:pPr>
+      <w:r>
+        <w:rPr>
+          <w:rFonts w:ascii="Times New Roman" w:hAnsi="Times New Roman"/>
+          <w:sz w:val="30"/>
+          <w:szCs w:val="30"/>
+        </w:rPr>
+        <w:t>Tóm lại, tôi tối ưu Docker image theo 3 hướng chính:</w:t>
+      </w:r>
+    </w:p>
+    <w:p>
+      <w:pPr>
+        <w:pStyle w:val="Normal"/>
+        <w:ind w:hanging="0" w:start="-540" w:end="-449"/>
+        <w:rPr>
+          <w:rFonts w:ascii="Times New Roman" w:hAnsi="Times New Roman"/>
+          <w:sz w:val="30"/>
+          <w:szCs w:val="30"/>
+        </w:rPr>
+      </w:pPr>
+      <w:r>
+        <w:rPr>
+          <w:rFonts w:ascii="Times New Roman" w:hAnsi="Times New Roman"/>
+          <w:sz w:val="30"/>
+          <w:szCs w:val="30"/>
+        </w:rPr>
+        <w:t>- Giảm kích thước bằng multi-stage và base image tối giản</w:t>
+      </w:r>
+    </w:p>
+    <w:p>
+      <w:pPr>
+        <w:pStyle w:val="Normal"/>
+        <w:ind w:hanging="0" w:start="-540" w:end="-449"/>
+        <w:rPr>
+          <w:rFonts w:ascii="Times New Roman" w:hAnsi="Times New Roman"/>
+          <w:sz w:val="30"/>
+          <w:szCs w:val="30"/>
+        </w:rPr>
+      </w:pPr>
+      <w:r>
+        <w:rPr>
+          <w:rFonts w:ascii="Times New Roman" w:hAnsi="Times New Roman"/>
+          <w:sz w:val="30"/>
+          <w:szCs w:val="30"/>
+        </w:rPr>
+        <w:t>- Tăng tốc build bằng cache</w:t>
+      </w:r>
+    </w:p>
+    <w:p>
+      <w:pPr>
+        <w:pStyle w:val="Normal"/>
+        <w:ind w:hanging="0" w:start="-540" w:end="-449"/>
+        <w:rPr>
+          <w:rFonts w:ascii="Times New Roman" w:hAnsi="Times New Roman"/>
+          <w:sz w:val="30"/>
+          <w:szCs w:val="30"/>
+        </w:rPr>
+      </w:pPr>
+      <w:r>
+        <w:rPr>
+          <w:rFonts w:ascii="Times New Roman" w:hAnsi="Times New Roman"/>
+          <w:sz w:val="30"/>
+          <w:szCs w:val="30"/>
+        </w:rPr>
+        <w:t>- Tăng bảo mật bằng non-root user, distroless và kiểm soát dependency</w:t>
+      </w:r>
+    </w:p>
+    <w:p>
+      <w:pPr>
+        <w:pStyle w:val="Normal"/>
+        <w:ind w:hanging="0" w:start="-540" w:end="-449"/>
+        <w:rPr>
+          <w:rFonts w:ascii="Times New Roman" w:hAnsi="Times New Roman"/>
+          <w:sz w:val="30"/>
+          <w:szCs w:val="30"/>
+        </w:rPr>
+      </w:pPr>
+      <w:r>
+        <w:rPr>
+          <w:rFonts w:ascii="Times New Roman" w:hAnsi="Times New Roman"/>
+          <w:sz w:val="30"/>
+          <w:szCs w:val="30"/>
+        </w:rPr>
+        <w:t>Qua quá trình đó tôi hiểu rằng tối ưu Docker không chỉ là làm image nhỏ hơn, mà còn liên quan đến performance và security trong môi trường production.</w:t>
+      </w:r>
+    </w:p>
+    <w:p>
+      <w:pPr>
+        <w:pStyle w:val="Normal"/>
+        <w:ind w:hanging="0" w:start="-540" w:end="-449"/>
+        <w:rPr>
+          <w:rFonts w:ascii="Times New Roman" w:hAnsi="Times New Roman"/>
+          <w:sz w:val="30"/>
+          <w:szCs w:val="30"/>
+        </w:rPr>
+      </w:pPr>
+      <w:r>
+        <w:rPr>
+          <w:rFonts w:ascii="Times New Roman" w:hAnsi="Times New Roman"/>
+          <w:sz w:val="30"/>
+          <w:szCs w:val="30"/>
+        </w:rPr>
+      </w:r>
+    </w:p>
+    <w:p>
+      <w:pPr>
+        <w:pStyle w:val="Normal"/>
+        <w:ind w:hanging="0" w:start="-540" w:end="-449"/>
+        <w:rPr>
+          <w:rFonts w:ascii="Times New Roman" w:hAnsi="Times New Roman"/>
+          <w:b/>
+          <w:bCs/>
+          <w:color w:val="3465A4"/>
+          <w:sz w:val="30"/>
+          <w:szCs w:val="30"/>
+        </w:rPr>
+      </w:pPr>
+      <w:r>
+        <w:rPr>
+          <w:rFonts w:ascii="Times New Roman" w:hAnsi="Times New Roman"/>
+          <w:b/>
+          <w:bCs/>
+          <w:color w:val="3465A4"/>
+          <w:sz w:val="30"/>
+          <w:szCs w:val="30"/>
+        </w:rPr>
+        <w:t>Optimize Python Docker Image</w:t>
+      </w:r>
+    </w:p>
+    <w:p>
+      <w:pPr>
+        <w:pStyle w:val="Normal"/>
+        <w:ind w:hanging="0" w:start="-540" w:end="-449"/>
+        <w:rPr>
+          <w:rFonts w:ascii="Times New Roman" w:hAnsi="Times New Roman"/>
+          <w:sz w:val="30"/>
+          <w:szCs w:val="30"/>
+        </w:rPr>
+      </w:pPr>
+      <w:r>
+        <w:rPr>
+          <w:rFonts w:ascii="Times New Roman" w:hAnsi="Times New Roman"/>
+          <w:sz w:val="30"/>
+          <w:szCs w:val="30"/>
+        </w:rPr>
+        <w:t>[EN] Yes, I have experience optimizing Docker images for frontend applications, especially React projects.</w:t>
+      </w:r>
+    </w:p>
+    <w:p>
+      <w:pPr>
+        <w:pStyle w:val="Normal"/>
+        <w:ind w:hanging="0" w:start="-540" w:end="-449"/>
+        <w:rPr>
+          <w:rFonts w:ascii="Times New Roman" w:hAnsi="Times New Roman"/>
+          <w:sz w:val="30"/>
+          <w:szCs w:val="30"/>
+        </w:rPr>
+      </w:pPr>
+      <w:r>
+        <w:rPr>
+          <w:rFonts w:ascii="Times New Roman" w:hAnsi="Times New Roman"/>
+          <w:sz w:val="30"/>
+          <w:szCs w:val="30"/>
+        </w:rPr>
+        <w:t>At the beginning, I used a normal multi-stage build. In the first stage, I built the React app using Node. In the final stage, I used an nginx alpine image to serve the static files. This already reduced the image size compared to a single-stage build, and it worked well.</w:t>
+      </w:r>
+    </w:p>
+    <w:p>
+      <w:pPr>
+        <w:pStyle w:val="Normal"/>
+        <w:ind w:hanging="0" w:start="-540" w:end="-449"/>
+        <w:rPr>
+          <w:rFonts w:ascii="Times New Roman" w:hAnsi="Times New Roman"/>
+          <w:sz w:val="30"/>
+          <w:szCs w:val="30"/>
+        </w:rPr>
+      </w:pPr>
+      <w:r>
+        <w:rPr>
+          <w:rFonts w:ascii="Times New Roman" w:hAnsi="Times New Roman"/>
+          <w:sz w:val="30"/>
+          <w:szCs w:val="30"/>
+        </w:rPr>
+        <w:t>However, I wanted to optimize it further. I noticed that even nginx alpine still includes many packages that are not really needed for serving static files. So I started researching how to make the image even smaller, faster, and more secure.</w:t>
+      </w:r>
+    </w:p>
+    <w:p>
+      <w:pPr>
+        <w:pStyle w:val="Normal"/>
+        <w:ind w:hanging="0" w:start="-540" w:end="-449"/>
+        <w:rPr>
+          <w:rFonts w:ascii="Times New Roman" w:hAnsi="Times New Roman"/>
+          <w:sz w:val="30"/>
+          <w:szCs w:val="30"/>
+        </w:rPr>
+      </w:pPr>
+      <w:r>
+        <w:rPr>
+          <w:rFonts w:ascii="Times New Roman" w:hAnsi="Times New Roman"/>
+          <w:sz w:val="30"/>
+          <w:szCs w:val="30"/>
+        </w:rPr>
+        <w:t>After researching, I improved my Dockerfile in several ways.</w:t>
+      </w:r>
+    </w:p>
+    <w:p>
+      <w:pPr>
+        <w:pStyle w:val="Normal"/>
+        <w:ind w:hanging="0" w:start="-540" w:end="-449"/>
+        <w:rPr>
+          <w:rFonts w:ascii="Times New Roman" w:hAnsi="Times New Roman"/>
+          <w:sz w:val="30"/>
+          <w:szCs w:val="30"/>
+        </w:rPr>
+      </w:pPr>
+      <w:r>
+        <w:rPr>
+          <w:rFonts w:ascii="Times New Roman" w:hAnsi="Times New Roman"/>
+          <w:sz w:val="30"/>
+          <w:szCs w:val="30"/>
+        </w:rPr>
+        <w:t>First, I kept the multi-stage build but optimized dependency installation using pnpm with cache mount. By using Docker BuildKit cache, the dependency layer is reused between builds, so CI build time is much faster.</w:t>
+      </w:r>
+    </w:p>
+    <w:p>
+      <w:pPr>
+        <w:pStyle w:val="Normal"/>
+        <w:ind w:hanging="0" w:start="-540" w:end="-449"/>
+        <w:rPr>
+          <w:rFonts w:ascii="Times New Roman" w:hAnsi="Times New Roman"/>
+          <w:sz w:val="30"/>
+          <w:szCs w:val="30"/>
+        </w:rPr>
+      </w:pPr>
+      <w:r>
+        <w:rPr>
+          <w:rFonts w:ascii="Times New Roman" w:hAnsi="Times New Roman"/>
+          <w:sz w:val="30"/>
+          <w:szCs w:val="30"/>
+        </w:rPr>
+        <w:t>Second, instead of using the default nginx image, I built a fully static nginx binary from source. I enabled only the modules I needed, like SSL and HTTP/2, and disabled many unnecessary modules such as proxy, fastcgi, mail, and stream modules. This significantly reduced the binary size and attack surface.</w:t>
+      </w:r>
+    </w:p>
+    <w:p>
+      <w:pPr>
+        <w:pStyle w:val="Normal"/>
+        <w:ind w:hanging="0" w:start="-540" w:end="-449"/>
+        <w:rPr>
+          <w:rFonts w:ascii="Times New Roman" w:hAnsi="Times New Roman"/>
+          <w:sz w:val="30"/>
+          <w:szCs w:val="30"/>
+        </w:rPr>
+      </w:pPr>
+      <w:r>
+        <w:rPr>
+          <w:rFonts w:ascii="Times New Roman" w:hAnsi="Times New Roman"/>
+          <w:sz w:val="30"/>
+          <w:szCs w:val="30"/>
+        </w:rPr>
+        <w:t>Then I stripped debugging symbols and compressed the nginx binary using UPX to reduce the size even more.</w:t>
+      </w:r>
+    </w:p>
+    <w:p>
+      <w:pPr>
+        <w:pStyle w:val="Normal"/>
+        <w:ind w:hanging="0" w:start="-540" w:end="-449"/>
+        <w:rPr>
+          <w:rFonts w:ascii="Times New Roman" w:hAnsi="Times New Roman"/>
+          <w:sz w:val="30"/>
+          <w:szCs w:val="30"/>
+        </w:rPr>
+      </w:pPr>
+      <w:r>
+        <w:rPr>
+          <w:rFonts w:ascii="Times New Roman" w:hAnsi="Times New Roman"/>
+          <w:sz w:val="30"/>
+          <w:szCs w:val="30"/>
+        </w:rPr>
+        <w:t>Third, instead of using nginx alpine as the final image, I used FROM scratch. This means the final image contains only:</w:t>
+      </w:r>
+    </w:p>
+    <w:p>
+      <w:pPr>
+        <w:pStyle w:val="Normal"/>
+        <w:ind w:hanging="0" w:start="-540" w:end="-449"/>
+        <w:rPr>
+          <w:rFonts w:ascii="Times New Roman" w:hAnsi="Times New Roman"/>
+          <w:sz w:val="30"/>
+          <w:szCs w:val="30"/>
+        </w:rPr>
+      </w:pPr>
+      <w:r>
+        <w:rPr>
+          <w:rFonts w:ascii="Times New Roman" w:hAnsi="Times New Roman"/>
+          <w:sz w:val="30"/>
+          <w:szCs w:val="30"/>
+        </w:rPr>
+        <w:t>- The nginx binary</w:t>
+      </w:r>
+    </w:p>
+    <w:p>
+      <w:pPr>
+        <w:pStyle w:val="Normal"/>
+        <w:ind w:hanging="0" w:start="-540" w:end="-449"/>
+        <w:rPr>
+          <w:rFonts w:ascii="Times New Roman" w:hAnsi="Times New Roman"/>
+          <w:sz w:val="30"/>
+          <w:szCs w:val="30"/>
+        </w:rPr>
+      </w:pPr>
+      <w:r>
+        <w:rPr>
+          <w:rFonts w:ascii="Times New Roman" w:hAnsi="Times New Roman"/>
+          <w:sz w:val="30"/>
+          <w:szCs w:val="30"/>
+        </w:rPr>
+        <w:t>- The minimal filesystem</w:t>
+      </w:r>
+    </w:p>
+    <w:p>
+      <w:pPr>
+        <w:pStyle w:val="Normal"/>
+        <w:ind w:hanging="0" w:start="-540" w:end="-449"/>
+        <w:rPr>
+          <w:rFonts w:ascii="Times New Roman" w:hAnsi="Times New Roman"/>
+          <w:sz w:val="30"/>
+          <w:szCs w:val="30"/>
+        </w:rPr>
+      </w:pPr>
+      <w:r>
+        <w:rPr>
+          <w:rFonts w:ascii="Times New Roman" w:hAnsi="Times New Roman"/>
+          <w:sz w:val="30"/>
+          <w:szCs w:val="30"/>
+        </w:rPr>
+        <w:t>- The static React build files</w:t>
+      </w:r>
+    </w:p>
+    <w:p>
+      <w:pPr>
+        <w:pStyle w:val="Normal"/>
+        <w:ind w:hanging="0" w:start="-540" w:end="-449"/>
+        <w:rPr>
+          <w:rFonts w:ascii="Times New Roman" w:hAnsi="Times New Roman"/>
+          <w:sz w:val="30"/>
+          <w:szCs w:val="30"/>
+        </w:rPr>
+      </w:pPr>
+      <w:r>
+        <w:rPr>
+          <w:rFonts w:ascii="Times New Roman" w:hAnsi="Times New Roman"/>
+          <w:sz w:val="30"/>
+          <w:szCs w:val="30"/>
+        </w:rPr>
+        <w:t>There is no shell, no package manager, no OS utilities. This makes the image extremely small, less than 6MB, and very secure.</w:t>
+      </w:r>
+    </w:p>
+    <w:p>
+      <w:pPr>
+        <w:pStyle w:val="Normal"/>
+        <w:ind w:hanging="0" w:start="-540" w:end="-449"/>
+        <w:rPr>
+          <w:rFonts w:ascii="Times New Roman" w:hAnsi="Times New Roman"/>
+          <w:sz w:val="30"/>
+          <w:szCs w:val="30"/>
+        </w:rPr>
+      </w:pPr>
+      <w:r>
+        <w:rPr>
+          <w:rFonts w:ascii="Times New Roman" w:hAnsi="Times New Roman"/>
+          <w:sz w:val="30"/>
+          <w:szCs w:val="30"/>
+        </w:rPr>
+        <w:t>I also created a minimal user system manually and ran the container as a non-root user, which is important for security best practice.</w:t>
+      </w:r>
+    </w:p>
+    <w:p>
+      <w:pPr>
+        <w:pStyle w:val="Normal"/>
+        <w:ind w:hanging="0" w:start="-540" w:end="-449"/>
+        <w:rPr>
+          <w:rFonts w:ascii="Times New Roman" w:hAnsi="Times New Roman"/>
+          <w:sz w:val="30"/>
+          <w:szCs w:val="30"/>
+        </w:rPr>
+      </w:pPr>
+      <w:r>
+        <w:rPr>
+          <w:rFonts w:ascii="Times New Roman" w:hAnsi="Times New Roman"/>
+          <w:sz w:val="30"/>
+          <w:szCs w:val="30"/>
+        </w:rPr>
+        <w:t>In addition, I pre-compressed static assets using gzip and brotli during build time. So at runtime, nginx can directly serve pre-compressed files, improving performance and reducing CPU usage.</w:t>
+      </w:r>
+    </w:p>
+    <w:p>
+      <w:pPr>
+        <w:pStyle w:val="Normal"/>
+        <w:ind w:hanging="0" w:start="-540" w:end="-449"/>
+        <w:rPr>
+          <w:rFonts w:ascii="Times New Roman" w:hAnsi="Times New Roman"/>
+          <w:sz w:val="30"/>
+          <w:szCs w:val="30"/>
+        </w:rPr>
+      </w:pPr>
+      <w:r>
+        <w:rPr>
+          <w:rFonts w:ascii="Times New Roman" w:hAnsi="Times New Roman"/>
+          <w:sz w:val="30"/>
+          <w:szCs w:val="30"/>
+        </w:rPr>
+        <w:t>Finally, I pinned all base images using SHA256 digest to prevent supply chain attacks and ensure reproducible builds.</w:t>
+      </w:r>
+    </w:p>
+    <w:p>
+      <w:pPr>
+        <w:pStyle w:val="Normal"/>
+        <w:ind w:hanging="0" w:start="-540" w:end="-449"/>
+        <w:rPr>
+          <w:rFonts w:ascii="Times New Roman" w:hAnsi="Times New Roman"/>
+          <w:sz w:val="30"/>
+          <w:szCs w:val="30"/>
+        </w:rPr>
+      </w:pPr>
+      <w:r>
+        <w:rPr>
+          <w:rFonts w:ascii="Times New Roman" w:hAnsi="Times New Roman"/>
+          <w:sz w:val="30"/>
+          <w:szCs w:val="30"/>
+        </w:rPr>
+        <w:t>So overall, I improved the Docker image in three aspects:</w:t>
+      </w:r>
+    </w:p>
+    <w:p>
+      <w:pPr>
+        <w:pStyle w:val="Normal"/>
+        <w:ind w:hanging="0" w:start="-540" w:end="-449"/>
+        <w:rPr>
+          <w:rFonts w:ascii="Times New Roman" w:hAnsi="Times New Roman"/>
+          <w:sz w:val="30"/>
+          <w:szCs w:val="30"/>
+        </w:rPr>
+      </w:pPr>
+      <w:r>
+        <w:rPr>
+          <w:rFonts w:ascii="Times New Roman" w:hAnsi="Times New Roman"/>
+          <w:sz w:val="30"/>
+          <w:szCs w:val="30"/>
+        </w:rPr>
+        <w:t>- Smaller size by using scratch and static nginx</w:t>
+      </w:r>
+    </w:p>
+    <w:p>
+      <w:pPr>
+        <w:pStyle w:val="Normal"/>
+        <w:ind w:hanging="0" w:start="-540" w:end="-449"/>
+        <w:rPr>
+          <w:rFonts w:ascii="Times New Roman" w:hAnsi="Times New Roman"/>
+          <w:sz w:val="30"/>
+          <w:szCs w:val="30"/>
+        </w:rPr>
+      </w:pPr>
+      <w:r>
+        <w:rPr>
+          <w:rFonts w:ascii="Times New Roman" w:hAnsi="Times New Roman"/>
+          <w:sz w:val="30"/>
+          <w:szCs w:val="30"/>
+        </w:rPr>
+        <w:t>- Faster build using cache mount and optimized dependency layers</w:t>
+      </w:r>
+    </w:p>
+    <w:p>
+      <w:pPr>
+        <w:pStyle w:val="Normal"/>
+        <w:ind w:hanging="0" w:start="-540" w:end="-449"/>
+        <w:rPr>
+          <w:rFonts w:ascii="Times New Roman" w:hAnsi="Times New Roman"/>
+          <w:sz w:val="30"/>
+          <w:szCs w:val="30"/>
+        </w:rPr>
+      </w:pPr>
+      <w:r>
+        <w:rPr>
+          <w:rFonts w:ascii="Times New Roman" w:hAnsi="Times New Roman"/>
+          <w:sz w:val="30"/>
+          <w:szCs w:val="30"/>
+        </w:rPr>
+        <w:t>- Stronger security by removing unnecessary modules, running non-root, and reducing attack surface</w:t>
+      </w:r>
+    </w:p>
+    <w:p>
+      <w:pPr>
+        <w:pStyle w:val="Normal"/>
+        <w:ind w:hanging="0" w:start="-540" w:end="-449"/>
+        <w:rPr>
+          <w:rFonts w:ascii="Times New Roman" w:hAnsi="Times New Roman"/>
+          <w:sz w:val="30"/>
+          <w:szCs w:val="30"/>
+        </w:rPr>
+      </w:pPr>
+      <w:r>
+        <w:rPr>
+          <w:rFonts w:ascii="Times New Roman" w:hAnsi="Times New Roman"/>
+          <w:sz w:val="30"/>
+          <w:szCs w:val="30"/>
+        </w:rPr>
+        <w:t>Through this process, I learned that Docker optimization is not just about reducing megabytes, but also about performance, security, and production reliability.</w:t>
+      </w:r>
+    </w:p>
+    <w:p>
+      <w:pPr>
+        <w:pStyle w:val="Normal"/>
+        <w:ind w:hanging="0" w:start="-540" w:end="-449"/>
+        <w:rPr>
+          <w:rFonts w:ascii="Times New Roman" w:hAnsi="Times New Roman"/>
+          <w:sz w:val="30"/>
+          <w:szCs w:val="30"/>
+        </w:rPr>
+      </w:pPr>
+      <w:r>
+        <w:rPr>
+          <w:rFonts w:ascii="Times New Roman" w:hAnsi="Times New Roman"/>
+          <w:sz w:val="30"/>
+          <w:szCs w:val="30"/>
+        </w:rPr>
+      </w:r>
+    </w:p>
+    <w:p>
+      <w:pPr>
+        <w:pStyle w:val="Normal"/>
+        <w:ind w:hanging="0" w:start="-540" w:end="-449"/>
+        <w:rPr>
+          <w:rFonts w:ascii="Times New Roman" w:hAnsi="Times New Roman"/>
+          <w:sz w:val="30"/>
+          <w:szCs w:val="30"/>
+        </w:rPr>
+      </w:pPr>
+      <w:r>
+        <w:rPr>
+          <w:rFonts w:ascii="Times New Roman" w:hAnsi="Times New Roman"/>
+          <w:sz w:val="30"/>
+          <w:szCs w:val="30"/>
+        </w:rPr>
+        <w:t>[VN] Có, tôi có kinh nghiệm tối ưu Docker image cho frontend, đặc biệt là dự án React.</w:t>
+      </w:r>
+    </w:p>
+    <w:p>
+      <w:pPr>
+        <w:pStyle w:val="Normal"/>
+        <w:ind w:hanging="0" w:start="-540" w:end="-449"/>
+        <w:rPr>
+          <w:rFonts w:ascii="Times New Roman" w:hAnsi="Times New Roman"/>
+          <w:sz w:val="30"/>
+          <w:szCs w:val="30"/>
+        </w:rPr>
+      </w:pPr>
+      <w:r>
+        <w:rPr>
+          <w:rFonts w:ascii="Times New Roman" w:hAnsi="Times New Roman"/>
+          <w:sz w:val="30"/>
+          <w:szCs w:val="30"/>
+        </w:rPr>
+        <w:t>Ban đầu tôi dùng multi-stage build cơ bản. Stage đầu build React bằng Node, stage cuối dùng nginx alpine để serve static file. Cách này đã tốt hơn single-stage và giảm được size image.</w:t>
+      </w:r>
+    </w:p>
+    <w:p>
+      <w:pPr>
+        <w:pStyle w:val="Normal"/>
+        <w:ind w:hanging="0" w:start="-540" w:end="-449"/>
+        <w:rPr>
+          <w:rFonts w:ascii="Times New Roman" w:hAnsi="Times New Roman"/>
+          <w:sz w:val="30"/>
+          <w:szCs w:val="30"/>
+        </w:rPr>
+      </w:pPr>
+      <w:r>
+        <w:rPr>
+          <w:rFonts w:ascii="Times New Roman" w:hAnsi="Times New Roman"/>
+          <w:sz w:val="30"/>
+          <w:szCs w:val="30"/>
+        </w:rPr>
+        <w:t>Tuy nhiên tôi thấy nginx alpine vẫn còn khá nhiều thành phần không cần thiết cho việc chỉ serve static file. Vì vậy tôi bắt đầu research thêm cách làm image nhẹ hơn, build nhanh hơn và an toàn hơn.</w:t>
+      </w:r>
+    </w:p>
+    <w:p>
+      <w:pPr>
+        <w:pStyle w:val="Normal"/>
+        <w:ind w:hanging="0" w:start="-540" w:end="-449"/>
+        <w:rPr>
+          <w:rFonts w:ascii="Times New Roman" w:hAnsi="Times New Roman"/>
+          <w:sz w:val="30"/>
+          <w:szCs w:val="30"/>
+        </w:rPr>
+      </w:pPr>
+      <w:r>
+        <w:rPr>
+          <w:rFonts w:ascii="Times New Roman" w:hAnsi="Times New Roman"/>
+          <w:sz w:val="30"/>
+          <w:szCs w:val="30"/>
+        </w:rPr>
+        <w:t>Sau khi tìm hiểu, tôi cải tiến Dockerfile theo nhiều hướng.</w:t>
+      </w:r>
+    </w:p>
+    <w:p>
+      <w:pPr>
+        <w:pStyle w:val="Normal"/>
+        <w:ind w:hanging="0" w:start="-540" w:end="-449"/>
+        <w:rPr>
+          <w:rFonts w:ascii="Times New Roman" w:hAnsi="Times New Roman"/>
+          <w:sz w:val="30"/>
+          <w:szCs w:val="30"/>
+        </w:rPr>
+      </w:pPr>
+      <w:r>
+        <w:rPr>
+          <w:rFonts w:ascii="Times New Roman" w:hAnsi="Times New Roman"/>
+          <w:sz w:val="30"/>
+          <w:szCs w:val="30"/>
+        </w:rPr>
+        <w:t>Thứ nhất, tôi tối ưu phần cài dependency bằng pnpm và sử dụng cache mount của Docker BuildKit. Nhờ đó dependency được cache giữa các lần build, giúp CI build nhanh hơn đáng kể.</w:t>
+      </w:r>
+    </w:p>
+    <w:p>
+      <w:pPr>
+        <w:pStyle w:val="Normal"/>
+        <w:ind w:hanging="0" w:start="-540" w:end="-449"/>
+        <w:rPr>
+          <w:rFonts w:ascii="Times New Roman" w:hAnsi="Times New Roman"/>
+          <w:sz w:val="30"/>
+          <w:szCs w:val="30"/>
+        </w:rPr>
+      </w:pPr>
+      <w:r>
+        <w:rPr>
+          <w:rFonts w:ascii="Times New Roman" w:hAnsi="Times New Roman"/>
+          <w:sz w:val="30"/>
+          <w:szCs w:val="30"/>
+        </w:rPr>
+        <w:t>Thứ hai, thay vì dùng nginx image có sẵn, tôi tự build một nginx static binary từ source. Tôi chỉ bật những module cần thiết như SSL và HTTP/2, và tắt rất nhiều module không cần như proxy, fastcgi, mail… Điều này giúp giảm kích thước binary và giảm attack surface.</w:t>
+      </w:r>
+    </w:p>
+    <w:p>
+      <w:pPr>
+        <w:pStyle w:val="Normal"/>
+        <w:ind w:hanging="0" w:start="-540" w:end="-449"/>
+        <w:rPr>
+          <w:rFonts w:ascii="Times New Roman" w:hAnsi="Times New Roman"/>
+          <w:sz w:val="30"/>
+          <w:szCs w:val="30"/>
+        </w:rPr>
+      </w:pPr>
+      <w:r>
+        <w:rPr>
+          <w:rFonts w:ascii="Times New Roman" w:hAnsi="Times New Roman"/>
+          <w:sz w:val="30"/>
+          <w:szCs w:val="30"/>
+        </w:rPr>
+        <w:t>Sau đó tôi strip symbol debug và nén binary bằng UPX để giảm size thêm.</w:t>
+      </w:r>
+    </w:p>
+    <w:p>
+      <w:pPr>
+        <w:pStyle w:val="Normal"/>
+        <w:ind w:hanging="0" w:start="-540" w:end="-449"/>
+        <w:rPr>
+          <w:rFonts w:ascii="Times New Roman" w:hAnsi="Times New Roman"/>
+          <w:sz w:val="30"/>
+          <w:szCs w:val="30"/>
+        </w:rPr>
+      </w:pPr>
+      <w:r>
+        <w:rPr>
+          <w:rFonts w:ascii="Times New Roman" w:hAnsi="Times New Roman"/>
+          <w:sz w:val="30"/>
+          <w:szCs w:val="30"/>
+        </w:rPr>
+        <w:t>Thứ ba, thay vì dùng nginx alpine làm image cuối, tôi dùng FROM scratch. Nghĩa là image cuối cùng chỉ chứa:</w:t>
+      </w:r>
+    </w:p>
+    <w:p>
+      <w:pPr>
+        <w:pStyle w:val="Normal"/>
+        <w:ind w:hanging="0" w:start="-540" w:end="-449"/>
+        <w:rPr>
+          <w:rFonts w:ascii="Times New Roman" w:hAnsi="Times New Roman"/>
+          <w:sz w:val="30"/>
+          <w:szCs w:val="30"/>
+        </w:rPr>
+      </w:pPr>
+      <w:r>
+        <w:rPr>
+          <w:rFonts w:ascii="Times New Roman" w:hAnsi="Times New Roman"/>
+          <w:sz w:val="30"/>
+          <w:szCs w:val="30"/>
+        </w:rPr>
+        <w:t>- nginx binary</w:t>
+      </w:r>
+    </w:p>
+    <w:p>
+      <w:pPr>
+        <w:pStyle w:val="Normal"/>
+        <w:ind w:hanging="0" w:start="-540" w:end="-449"/>
+        <w:rPr>
+          <w:rFonts w:ascii="Times New Roman" w:hAnsi="Times New Roman"/>
+          <w:sz w:val="30"/>
+          <w:szCs w:val="30"/>
+        </w:rPr>
+      </w:pPr>
+      <w:r>
+        <w:rPr>
+          <w:rFonts w:ascii="Times New Roman" w:hAnsi="Times New Roman"/>
+          <w:sz w:val="30"/>
+          <w:szCs w:val="30"/>
+        </w:rPr>
+        <w:t>- filesystem tối thiểu</w:t>
+      </w:r>
+    </w:p>
+    <w:p>
+      <w:pPr>
+        <w:pStyle w:val="Normal"/>
+        <w:ind w:hanging="0" w:start="-540" w:end="-449"/>
+        <w:rPr>
+          <w:rFonts w:ascii="Times New Roman" w:hAnsi="Times New Roman"/>
+          <w:sz w:val="30"/>
+          <w:szCs w:val="30"/>
+        </w:rPr>
+      </w:pPr>
+      <w:r>
+        <w:rPr>
+          <w:rFonts w:ascii="Times New Roman" w:hAnsi="Times New Roman"/>
+          <w:sz w:val="30"/>
+          <w:szCs w:val="30"/>
+        </w:rPr>
+        <w:t>- static React build</w:t>
+      </w:r>
+    </w:p>
+    <w:p>
+      <w:pPr>
+        <w:pStyle w:val="Normal"/>
+        <w:ind w:hanging="0" w:start="-540" w:end="-449"/>
+        <w:rPr>
+          <w:rFonts w:ascii="Times New Roman" w:hAnsi="Times New Roman"/>
+          <w:sz w:val="30"/>
+          <w:szCs w:val="30"/>
+        </w:rPr>
+      </w:pPr>
+      <w:r>
+        <w:rPr>
+          <w:rFonts w:ascii="Times New Roman" w:hAnsi="Times New Roman"/>
+          <w:sz w:val="30"/>
+          <w:szCs w:val="30"/>
+        </w:rPr>
+        <w:t>Không có shell, không có package manager, không có OS utility. Image rất nhỏ, dưới 6MB, và rất an toàn.</w:t>
+      </w:r>
+    </w:p>
+    <w:p>
+      <w:pPr>
+        <w:pStyle w:val="Normal"/>
+        <w:ind w:hanging="0" w:start="-540" w:end="-449"/>
+        <w:rPr>
+          <w:rFonts w:ascii="Times New Roman" w:hAnsi="Times New Roman"/>
+          <w:sz w:val="30"/>
+          <w:szCs w:val="30"/>
+        </w:rPr>
+      </w:pPr>
+      <w:r>
+        <w:rPr>
+          <w:rFonts w:ascii="Times New Roman" w:hAnsi="Times New Roman"/>
+          <w:sz w:val="30"/>
+          <w:szCs w:val="30"/>
+        </w:rPr>
+        <w:t>Tôi cũng tạo user tối thiểu và chạy container bằng non-root user để đảm bảo security best practice.</w:t>
+      </w:r>
+    </w:p>
+    <w:p>
+      <w:pPr>
+        <w:pStyle w:val="Normal"/>
+        <w:ind w:hanging="0" w:start="-540" w:end="-449"/>
+        <w:rPr>
+          <w:rFonts w:ascii="Times New Roman" w:hAnsi="Times New Roman"/>
+          <w:sz w:val="30"/>
+          <w:szCs w:val="30"/>
+        </w:rPr>
+      </w:pPr>
+      <w:r>
+        <w:rPr>
+          <w:rFonts w:ascii="Times New Roman" w:hAnsi="Times New Roman"/>
+          <w:sz w:val="30"/>
+          <w:szCs w:val="30"/>
+        </w:rPr>
+        <w:t>Ngoài ra, tôi nén sẵn static asset bằng gzip và brotli trong quá trình build để nginx có thể serve trực tiếp file đã nén, giúp tăng performance và giảm CPU runtime.</w:t>
+      </w:r>
+    </w:p>
+    <w:p>
+      <w:pPr>
+        <w:pStyle w:val="Normal"/>
+        <w:ind w:hanging="0" w:start="-540" w:end="-449"/>
+        <w:rPr>
+          <w:rFonts w:ascii="Times New Roman" w:hAnsi="Times New Roman"/>
+          <w:sz w:val="30"/>
+          <w:szCs w:val="30"/>
+        </w:rPr>
+      </w:pPr>
+      <w:r>
+        <w:rPr>
+          <w:rFonts w:ascii="Times New Roman" w:hAnsi="Times New Roman"/>
+          <w:sz w:val="30"/>
+          <w:szCs w:val="30"/>
+        </w:rPr>
+        <w:t>Cuối cùng, tôi pin version image bằng SHA256 để tránh rủi ro supply chain và đảm bảo reproducible build.</w:t>
+      </w:r>
+    </w:p>
+    <w:p>
+      <w:pPr>
+        <w:pStyle w:val="Normal"/>
+        <w:ind w:hanging="0" w:start="-540" w:end="-449"/>
+        <w:rPr>
+          <w:rFonts w:ascii="Times New Roman" w:hAnsi="Times New Roman"/>
+          <w:sz w:val="30"/>
+          <w:szCs w:val="30"/>
+        </w:rPr>
+      </w:pPr>
+      <w:r>
+        <w:rPr>
+          <w:rFonts w:ascii="Times New Roman" w:hAnsi="Times New Roman"/>
+          <w:sz w:val="30"/>
+          <w:szCs w:val="30"/>
+        </w:rPr>
+        <w:t>Tổng lại, tôi tối ưu theo 3 hướng:</w:t>
+      </w:r>
+    </w:p>
+    <w:p>
+      <w:pPr>
+        <w:pStyle w:val="Normal"/>
+        <w:ind w:hanging="0" w:start="-540" w:end="-449"/>
+        <w:rPr>
+          <w:rFonts w:ascii="Times New Roman" w:hAnsi="Times New Roman"/>
+          <w:sz w:val="30"/>
+          <w:szCs w:val="30"/>
+        </w:rPr>
+      </w:pPr>
+      <w:r>
+        <w:rPr>
+          <w:rFonts w:ascii="Times New Roman" w:hAnsi="Times New Roman"/>
+          <w:sz w:val="30"/>
+          <w:szCs w:val="30"/>
+        </w:rPr>
+        <w:t>- Giảm kích thước bằng scratch và static nginx</w:t>
+      </w:r>
+    </w:p>
+    <w:p>
+      <w:pPr>
+        <w:pStyle w:val="Normal"/>
+        <w:ind w:hanging="0" w:start="-540" w:end="-449"/>
+        <w:rPr>
+          <w:rFonts w:ascii="Times New Roman" w:hAnsi="Times New Roman"/>
+          <w:sz w:val="30"/>
+          <w:szCs w:val="30"/>
+        </w:rPr>
+      </w:pPr>
+      <w:r>
+        <w:rPr>
+          <w:rFonts w:ascii="Times New Roman" w:hAnsi="Times New Roman"/>
+          <w:sz w:val="30"/>
+          <w:szCs w:val="30"/>
+        </w:rPr>
+        <w:t>- Tăng tốc build bằng cache mount</w:t>
+      </w:r>
+    </w:p>
+    <w:p>
+      <w:pPr>
+        <w:pStyle w:val="Normal"/>
+        <w:ind w:hanging="0" w:start="-540" w:end="-449"/>
+        <w:rPr>
+          <w:rFonts w:ascii="Times New Roman" w:hAnsi="Times New Roman"/>
+          <w:sz w:val="30"/>
+          <w:szCs w:val="30"/>
+        </w:rPr>
+      </w:pPr>
+      <w:r>
+        <w:rPr>
+          <w:rFonts w:ascii="Times New Roman" w:hAnsi="Times New Roman"/>
+          <w:sz w:val="30"/>
+          <w:szCs w:val="30"/>
+        </w:rPr>
+        <w:t>- Tăng bảo mật bằng giảm module, non-root và giảm attack surface</w:t>
+      </w:r>
+    </w:p>
+    <w:p>
+      <w:pPr>
+        <w:pStyle w:val="Normal"/>
+        <w:ind w:hanging="0" w:start="-540" w:end="-449"/>
+        <w:rPr>
+          <w:rFonts w:ascii="Times New Roman" w:hAnsi="Times New Roman"/>
+          <w:sz w:val="30"/>
+          <w:szCs w:val="30"/>
+        </w:rPr>
+      </w:pPr>
+      <w:r>
+        <w:rPr>
+          <w:rFonts w:ascii="Times New Roman" w:hAnsi="Times New Roman"/>
+          <w:sz w:val="30"/>
+          <w:szCs w:val="30"/>
+        </w:rPr>
+        <w:t>Qua đó tôi hiểu rằng tối ưu Docker không chỉ là làm image nhỏ, mà còn liên quan đến performance và security trong production.</w:t>
       </w:r>
     </w:p>
     <w:p>
@@ -1048,7 +2390,7 @@
     <w:pPr>
       <w:widowControl/>
       <w:suppressAutoHyphens w:val="true"/>
-      <w:overflowPunct w:val="true"/>
+      <w:overflowPunct w:val="false"/>
       <w:bidi w:val="0"/>
       <w:spacing w:before="0" w:after="0"/>
       <w:jc w:val="start"/>
@@ -1095,8 +2437,8 @@
       <w:iCs/>
     </w:rPr>
   </w:style>
-  <w:style w:type="character" w:styleId="Bullets">
-    <w:name w:val="Bullets"/>
+  <w:style w:type="character" w:styleId="Bulletsuser">
+    <w:name w:val="Bullets (user)"/>
     <w:qFormat/>
     <w:rPr>
       <w:rFonts w:ascii="OpenSymbol" w:hAnsi="OpenSymbol" w:eastAsia="OpenSymbol" w:cs="OpenSymbol"/>

--- a/documents/English-for-Interview.docx
+++ b/documents/English-for-Interview.docx
@@ -7,7 +7,7 @@
         <w:pStyle w:val="Normal"/>
         <w:widowControl/>
         <w:suppressAutoHyphens w:val="true"/>
-        <w:overflowPunct w:val="false"/>
+        <w:overflowPunct w:val="true"/>
         <w:bidi w:val="0"/>
         <w:spacing w:before="0" w:after="0"/>
         <w:ind w:hanging="0" w:start="-540" w:end="-449"/>
@@ -35,7 +35,7 @@
         <w:pStyle w:val="Normal"/>
         <w:widowControl/>
         <w:suppressAutoHyphens w:val="true"/>
-        <w:overflowPunct w:val="false"/>
+        <w:overflowPunct w:val="true"/>
         <w:bidi w:val="0"/>
         <w:spacing w:before="0" w:after="0"/>
         <w:ind w:hanging="0" w:start="-540" w:end="-449"/>
@@ -210,7 +210,7 @@
         <w:pStyle w:val="Normal"/>
         <w:widowControl/>
         <w:suppressAutoHyphens w:val="true"/>
-        <w:overflowPunct w:val="false"/>
+        <w:overflowPunct w:val="true"/>
         <w:bidi w:val="0"/>
         <w:spacing w:before="0" w:after="0"/>
         <w:ind w:hanging="0" w:start="-540" w:end="-449"/>
@@ -235,7 +235,7 @@
         <w:pStyle w:val="Normal"/>
         <w:widowControl/>
         <w:suppressAutoHyphens w:val="true"/>
-        <w:overflowPunct w:val="false"/>
+        <w:overflowPunct w:val="true"/>
         <w:bidi w:val="0"/>
         <w:spacing w:before="0" w:after="0"/>
         <w:ind w:hanging="0" w:start="-540" w:end="-449"/>
@@ -260,7 +260,7 @@
         <w:pStyle w:val="Normal"/>
         <w:widowControl/>
         <w:suppressAutoHyphens w:val="true"/>
-        <w:overflowPunct w:val="false"/>
+        <w:overflowPunct w:val="true"/>
         <w:bidi w:val="0"/>
         <w:spacing w:before="0" w:after="0"/>
         <w:ind w:hanging="0" w:start="-540" w:end="-449"/>
@@ -285,7 +285,7 @@
         <w:pStyle w:val="Normal"/>
         <w:widowControl/>
         <w:suppressAutoHyphens w:val="true"/>
-        <w:overflowPunct w:val="false"/>
+        <w:overflowPunct w:val="true"/>
         <w:bidi w:val="0"/>
         <w:spacing w:before="0" w:after="0"/>
         <w:ind w:hanging="0" w:start="-540" w:end="-449"/>
@@ -1554,7 +1554,29 @@
           <w:sz w:val="30"/>
           <w:szCs w:val="30"/>
         </w:rPr>
-        <w:t>Optimize Python Docker Image</w:t>
+        <w:t xml:space="preserve">Optimize </w:t>
+      </w:r>
+      <w:r>
+        <w:rPr>
+          <w:rFonts w:ascii="Times New Roman" w:hAnsi="Times New Roman"/>
+          <w:b/>
+          <w:bCs/>
+          <w:color w:val="3465A4"/>
+          <w:sz w:val="30"/>
+          <w:szCs w:val="30"/>
+        </w:rPr>
+        <w:t>React</w:t>
+      </w:r>
+      <w:r>
+        <w:rPr>
+          <w:rFonts w:ascii="Times New Roman" w:hAnsi="Times New Roman"/>
+          <w:b/>
+          <w:bCs/>
+          <w:color w:val="3465A4"/>
+          <w:sz w:val="30"/>
+          <w:szCs w:val="30"/>
+        </w:rPr>
+        <w:t xml:space="preserve"> Docker Image</w:t>
       </w:r>
     </w:p>
     <w:p>
@@ -2390,7 +2412,7 @@
     <w:pPr>
       <w:widowControl/>
       <w:suppressAutoHyphens w:val="true"/>
-      <w:overflowPunct w:val="false"/>
+      <w:overflowPunct w:val="true"/>
       <w:bidi w:val="0"/>
       <w:spacing w:before="0" w:after="0"/>
       <w:jc w:val="start"/>
@@ -2437,8 +2459,8 @@
       <w:iCs/>
     </w:rPr>
   </w:style>
-  <w:style w:type="character" w:styleId="Bulletsuser">
-    <w:name w:val="Bullets (user)"/>
+  <w:style w:type="character" w:styleId="Bullets">
+    <w:name w:val="Bullets"/>
     <w:qFormat/>
     <w:rPr>
       <w:rFonts w:ascii="OpenSymbol" w:hAnsi="OpenSymbol" w:eastAsia="OpenSymbol" w:cs="OpenSymbol"/>

--- a/documents/English-for-Interview.docx
+++ b/documents/English-for-Interview.docx
@@ -7,7 +7,7 @@
         <w:pStyle w:val="Normal"/>
         <w:widowControl/>
         <w:suppressAutoHyphens w:val="true"/>
-        <w:overflowPunct w:val="true"/>
+        <w:overflowPunct w:val="false"/>
         <w:bidi w:val="0"/>
         <w:spacing w:before="0" w:after="0"/>
         <w:ind w:hanging="0" w:start="-540" w:end="-449"/>
@@ -35,7 +35,7 @@
         <w:pStyle w:val="Normal"/>
         <w:widowControl/>
         <w:suppressAutoHyphens w:val="true"/>
-        <w:overflowPunct w:val="true"/>
+        <w:overflowPunct w:val="false"/>
         <w:bidi w:val="0"/>
         <w:spacing w:before="0" w:after="0"/>
         <w:ind w:hanging="0" w:start="-540" w:end="-449"/>
@@ -210,7 +210,7 @@
         <w:pStyle w:val="Normal"/>
         <w:widowControl/>
         <w:suppressAutoHyphens w:val="true"/>
-        <w:overflowPunct w:val="true"/>
+        <w:overflowPunct w:val="false"/>
         <w:bidi w:val="0"/>
         <w:spacing w:before="0" w:after="0"/>
         <w:ind w:hanging="0" w:start="-540" w:end="-449"/>
@@ -235,7 +235,7 @@
         <w:pStyle w:val="Normal"/>
         <w:widowControl/>
         <w:suppressAutoHyphens w:val="true"/>
-        <w:overflowPunct w:val="true"/>
+        <w:overflowPunct w:val="false"/>
         <w:bidi w:val="0"/>
         <w:spacing w:before="0" w:after="0"/>
         <w:ind w:hanging="0" w:start="-540" w:end="-449"/>
@@ -260,7 +260,7 @@
         <w:pStyle w:val="Normal"/>
         <w:widowControl/>
         <w:suppressAutoHyphens w:val="true"/>
-        <w:overflowPunct w:val="true"/>
+        <w:overflowPunct w:val="false"/>
         <w:bidi w:val="0"/>
         <w:spacing w:before="0" w:after="0"/>
         <w:ind w:hanging="0" w:start="-540" w:end="-449"/>
@@ -285,7 +285,7 @@
         <w:pStyle w:val="Normal"/>
         <w:widowControl/>
         <w:suppressAutoHyphens w:val="true"/>
-        <w:overflowPunct w:val="true"/>
+        <w:overflowPunct w:val="false"/>
         <w:bidi w:val="0"/>
         <w:spacing w:before="0" w:after="0"/>
         <w:ind w:hanging="0" w:start="-540" w:end="-449"/>
@@ -1554,9 +1554,809 @@
           <w:sz w:val="30"/>
           <w:szCs w:val="30"/>
         </w:rPr>
-        <w:t xml:space="preserve">Optimize </w:t>
-      </w:r>
-      <w:r>
+        <w:t>Optimize React Docker Image</w:t>
+      </w:r>
+    </w:p>
+    <w:p>
+      <w:pPr>
+        <w:pStyle w:val="Normal"/>
+        <w:ind w:hanging="0" w:start="-540" w:end="-449"/>
+        <w:rPr>
+          <w:rFonts w:ascii="Times New Roman" w:hAnsi="Times New Roman"/>
+          <w:sz w:val="30"/>
+          <w:szCs w:val="30"/>
+        </w:rPr>
+      </w:pPr>
+      <w:r>
+        <w:rPr>
+          <w:rFonts w:ascii="Times New Roman" w:hAnsi="Times New Roman"/>
+          <w:sz w:val="30"/>
+          <w:szCs w:val="30"/>
+        </w:rPr>
+        <w:t>[EN] Yes, I have experience optimizing Docker images for frontend applications, especially React projects.</w:t>
+      </w:r>
+    </w:p>
+    <w:p>
+      <w:pPr>
+        <w:pStyle w:val="Normal"/>
+        <w:ind w:hanging="0" w:start="-540" w:end="-449"/>
+        <w:rPr>
+          <w:rFonts w:ascii="Times New Roman" w:hAnsi="Times New Roman"/>
+          <w:sz w:val="30"/>
+          <w:szCs w:val="30"/>
+        </w:rPr>
+      </w:pPr>
+      <w:r>
+        <w:rPr>
+          <w:rFonts w:ascii="Times New Roman" w:hAnsi="Times New Roman"/>
+          <w:sz w:val="30"/>
+          <w:szCs w:val="30"/>
+        </w:rPr>
+        <w:t>At the beginning, I used a normal multi-stage build. In the first stage, I built the React app using Node. In the final stage, I used an nginx alpine image to serve the static files. This already reduced the image size compared to a single-stage build, and it worked well.</w:t>
+      </w:r>
+    </w:p>
+    <w:p>
+      <w:pPr>
+        <w:pStyle w:val="Normal"/>
+        <w:ind w:hanging="0" w:start="-540" w:end="-449"/>
+        <w:rPr>
+          <w:rFonts w:ascii="Times New Roman" w:hAnsi="Times New Roman"/>
+          <w:sz w:val="30"/>
+          <w:szCs w:val="30"/>
+        </w:rPr>
+      </w:pPr>
+      <w:r>
+        <w:rPr>
+          <w:rFonts w:ascii="Times New Roman" w:hAnsi="Times New Roman"/>
+          <w:sz w:val="30"/>
+          <w:szCs w:val="30"/>
+        </w:rPr>
+        <w:t>However, I wanted to optimize it further. I noticed that even nginx alpine still includes many packages that are not really needed for serving static files. So I started researching how to make the image even smaller, faster, and more secure.</w:t>
+      </w:r>
+    </w:p>
+    <w:p>
+      <w:pPr>
+        <w:pStyle w:val="Normal"/>
+        <w:ind w:hanging="0" w:start="-540" w:end="-449"/>
+        <w:rPr>
+          <w:rFonts w:ascii="Times New Roman" w:hAnsi="Times New Roman"/>
+          <w:sz w:val="30"/>
+          <w:szCs w:val="30"/>
+        </w:rPr>
+      </w:pPr>
+      <w:r>
+        <w:rPr>
+          <w:rFonts w:ascii="Times New Roman" w:hAnsi="Times New Roman"/>
+          <w:sz w:val="30"/>
+          <w:szCs w:val="30"/>
+        </w:rPr>
+        <w:t>After researching, I improved my Dockerfile in several ways.</w:t>
+      </w:r>
+    </w:p>
+    <w:p>
+      <w:pPr>
+        <w:pStyle w:val="Normal"/>
+        <w:ind w:hanging="0" w:start="-540" w:end="-449"/>
+        <w:rPr>
+          <w:rFonts w:ascii="Times New Roman" w:hAnsi="Times New Roman"/>
+          <w:sz w:val="30"/>
+          <w:szCs w:val="30"/>
+        </w:rPr>
+      </w:pPr>
+      <w:r>
+        <w:rPr>
+          <w:rFonts w:ascii="Times New Roman" w:hAnsi="Times New Roman"/>
+          <w:sz w:val="30"/>
+          <w:szCs w:val="30"/>
+        </w:rPr>
+        <w:t>First, I kept the multi-stage build but optimized dependency installation using pnpm with cache mount. By using Docker BuildKit cache, the dependency layer is reused between builds, so CI build time is much faster.</w:t>
+      </w:r>
+    </w:p>
+    <w:p>
+      <w:pPr>
+        <w:pStyle w:val="Normal"/>
+        <w:ind w:hanging="0" w:start="-540" w:end="-449"/>
+        <w:rPr>
+          <w:rFonts w:ascii="Times New Roman" w:hAnsi="Times New Roman"/>
+          <w:sz w:val="30"/>
+          <w:szCs w:val="30"/>
+        </w:rPr>
+      </w:pPr>
+      <w:r>
+        <w:rPr>
+          <w:rFonts w:ascii="Times New Roman" w:hAnsi="Times New Roman"/>
+          <w:sz w:val="30"/>
+          <w:szCs w:val="30"/>
+        </w:rPr>
+        <w:t>Second, instead of using the default nginx image, I built a fully static nginx binary from source. I enabled only the modules I needed, like SSL and HTTP/2, and disabled many unnecessary modules such as proxy, fastcgi, mail, and stream modules. This significantly reduced the binary size and attack surface.</w:t>
+      </w:r>
+    </w:p>
+    <w:p>
+      <w:pPr>
+        <w:pStyle w:val="Normal"/>
+        <w:ind w:hanging="0" w:start="-540" w:end="-449"/>
+        <w:rPr>
+          <w:rFonts w:ascii="Times New Roman" w:hAnsi="Times New Roman"/>
+          <w:sz w:val="30"/>
+          <w:szCs w:val="30"/>
+        </w:rPr>
+      </w:pPr>
+      <w:r>
+        <w:rPr>
+          <w:rFonts w:ascii="Times New Roman" w:hAnsi="Times New Roman"/>
+          <w:sz w:val="30"/>
+          <w:szCs w:val="30"/>
+        </w:rPr>
+        <w:t>Then I stripped debugging symbols and compressed the nginx binary using UPX to reduce the size even more.</w:t>
+      </w:r>
+    </w:p>
+    <w:p>
+      <w:pPr>
+        <w:pStyle w:val="Normal"/>
+        <w:ind w:hanging="0" w:start="-540" w:end="-449"/>
+        <w:rPr>
+          <w:rFonts w:ascii="Times New Roman" w:hAnsi="Times New Roman"/>
+          <w:sz w:val="30"/>
+          <w:szCs w:val="30"/>
+        </w:rPr>
+      </w:pPr>
+      <w:r>
+        <w:rPr>
+          <w:rFonts w:ascii="Times New Roman" w:hAnsi="Times New Roman"/>
+          <w:sz w:val="30"/>
+          <w:szCs w:val="30"/>
+        </w:rPr>
+        <w:t>Third, instead of using nginx alpine as the final image, I used FROM scratch. This means the final image contains only:</w:t>
+      </w:r>
+    </w:p>
+    <w:p>
+      <w:pPr>
+        <w:pStyle w:val="Normal"/>
+        <w:ind w:hanging="0" w:start="-540" w:end="-449"/>
+        <w:rPr>
+          <w:rFonts w:ascii="Times New Roman" w:hAnsi="Times New Roman"/>
+          <w:sz w:val="30"/>
+          <w:szCs w:val="30"/>
+        </w:rPr>
+      </w:pPr>
+      <w:r>
+        <w:rPr>
+          <w:rFonts w:ascii="Times New Roman" w:hAnsi="Times New Roman"/>
+          <w:sz w:val="30"/>
+          <w:szCs w:val="30"/>
+        </w:rPr>
+        <w:t>- The nginx binary</w:t>
+      </w:r>
+    </w:p>
+    <w:p>
+      <w:pPr>
+        <w:pStyle w:val="Normal"/>
+        <w:ind w:hanging="0" w:start="-540" w:end="-449"/>
+        <w:rPr>
+          <w:rFonts w:ascii="Times New Roman" w:hAnsi="Times New Roman"/>
+          <w:sz w:val="30"/>
+          <w:szCs w:val="30"/>
+        </w:rPr>
+      </w:pPr>
+      <w:r>
+        <w:rPr>
+          <w:rFonts w:ascii="Times New Roman" w:hAnsi="Times New Roman"/>
+          <w:sz w:val="30"/>
+          <w:szCs w:val="30"/>
+        </w:rPr>
+        <w:t>- The minimal filesystem</w:t>
+      </w:r>
+    </w:p>
+    <w:p>
+      <w:pPr>
+        <w:pStyle w:val="Normal"/>
+        <w:ind w:hanging="0" w:start="-540" w:end="-449"/>
+        <w:rPr>
+          <w:rFonts w:ascii="Times New Roman" w:hAnsi="Times New Roman"/>
+          <w:sz w:val="30"/>
+          <w:szCs w:val="30"/>
+        </w:rPr>
+      </w:pPr>
+      <w:r>
+        <w:rPr>
+          <w:rFonts w:ascii="Times New Roman" w:hAnsi="Times New Roman"/>
+          <w:sz w:val="30"/>
+          <w:szCs w:val="30"/>
+        </w:rPr>
+        <w:t>- The static React build files</w:t>
+      </w:r>
+    </w:p>
+    <w:p>
+      <w:pPr>
+        <w:pStyle w:val="Normal"/>
+        <w:ind w:hanging="0" w:start="-540" w:end="-449"/>
+        <w:rPr>
+          <w:rFonts w:ascii="Times New Roman" w:hAnsi="Times New Roman"/>
+          <w:sz w:val="30"/>
+          <w:szCs w:val="30"/>
+        </w:rPr>
+      </w:pPr>
+      <w:r>
+        <w:rPr>
+          <w:rFonts w:ascii="Times New Roman" w:hAnsi="Times New Roman"/>
+          <w:sz w:val="30"/>
+          <w:szCs w:val="30"/>
+        </w:rPr>
+        <w:t>There is no shell, no package manager, no OS utilities. This makes the image extremely small, less than 6MB, and very secure.</w:t>
+      </w:r>
+    </w:p>
+    <w:p>
+      <w:pPr>
+        <w:pStyle w:val="Normal"/>
+        <w:ind w:hanging="0" w:start="-540" w:end="-449"/>
+        <w:rPr>
+          <w:rFonts w:ascii="Times New Roman" w:hAnsi="Times New Roman"/>
+          <w:sz w:val="30"/>
+          <w:szCs w:val="30"/>
+        </w:rPr>
+      </w:pPr>
+      <w:r>
+        <w:rPr>
+          <w:rFonts w:ascii="Times New Roman" w:hAnsi="Times New Roman"/>
+          <w:sz w:val="30"/>
+          <w:szCs w:val="30"/>
+        </w:rPr>
+        <w:t>I also created a minimal user system manually and ran the container as a non-root user, which is important for security best practice.</w:t>
+      </w:r>
+    </w:p>
+    <w:p>
+      <w:pPr>
+        <w:pStyle w:val="Normal"/>
+        <w:ind w:hanging="0" w:start="-540" w:end="-449"/>
+        <w:rPr>
+          <w:rFonts w:ascii="Times New Roman" w:hAnsi="Times New Roman"/>
+          <w:sz w:val="30"/>
+          <w:szCs w:val="30"/>
+        </w:rPr>
+      </w:pPr>
+      <w:r>
+        <w:rPr>
+          <w:rFonts w:ascii="Times New Roman" w:hAnsi="Times New Roman"/>
+          <w:sz w:val="30"/>
+          <w:szCs w:val="30"/>
+        </w:rPr>
+        <w:t>In addition, I pre-compressed static assets using gzip and brotli during build time. So at runtime, nginx can directly serve pre-compressed files, improving performance and reducing CPU usage.</w:t>
+      </w:r>
+    </w:p>
+    <w:p>
+      <w:pPr>
+        <w:pStyle w:val="Normal"/>
+        <w:ind w:hanging="0" w:start="-540" w:end="-449"/>
+        <w:rPr>
+          <w:rFonts w:ascii="Times New Roman" w:hAnsi="Times New Roman"/>
+          <w:sz w:val="30"/>
+          <w:szCs w:val="30"/>
+        </w:rPr>
+      </w:pPr>
+      <w:r>
+        <w:rPr>
+          <w:rFonts w:ascii="Times New Roman" w:hAnsi="Times New Roman"/>
+          <w:sz w:val="30"/>
+          <w:szCs w:val="30"/>
+        </w:rPr>
+        <w:t>Finally, I pinned all base images using SHA256 digest to prevent supply chain attacks and ensure reproducible builds.</w:t>
+      </w:r>
+    </w:p>
+    <w:p>
+      <w:pPr>
+        <w:pStyle w:val="Normal"/>
+        <w:ind w:hanging="0" w:start="-540" w:end="-449"/>
+        <w:rPr>
+          <w:rFonts w:ascii="Times New Roman" w:hAnsi="Times New Roman"/>
+          <w:sz w:val="30"/>
+          <w:szCs w:val="30"/>
+        </w:rPr>
+      </w:pPr>
+      <w:r>
+        <w:rPr>
+          <w:rFonts w:ascii="Times New Roman" w:hAnsi="Times New Roman"/>
+          <w:sz w:val="30"/>
+          <w:szCs w:val="30"/>
+        </w:rPr>
+        <w:t>So overall, I improved the Docker image in three aspects:</w:t>
+      </w:r>
+    </w:p>
+    <w:p>
+      <w:pPr>
+        <w:pStyle w:val="Normal"/>
+        <w:ind w:hanging="0" w:start="-540" w:end="-449"/>
+        <w:rPr>
+          <w:rFonts w:ascii="Times New Roman" w:hAnsi="Times New Roman"/>
+          <w:sz w:val="30"/>
+          <w:szCs w:val="30"/>
+        </w:rPr>
+      </w:pPr>
+      <w:r>
+        <w:rPr>
+          <w:rFonts w:ascii="Times New Roman" w:hAnsi="Times New Roman"/>
+          <w:sz w:val="30"/>
+          <w:szCs w:val="30"/>
+        </w:rPr>
+        <w:t>- Smaller size by using scratch and static nginx</w:t>
+      </w:r>
+    </w:p>
+    <w:p>
+      <w:pPr>
+        <w:pStyle w:val="Normal"/>
+        <w:ind w:hanging="0" w:start="-540" w:end="-449"/>
+        <w:rPr>
+          <w:rFonts w:ascii="Times New Roman" w:hAnsi="Times New Roman"/>
+          <w:sz w:val="30"/>
+          <w:szCs w:val="30"/>
+        </w:rPr>
+      </w:pPr>
+      <w:r>
+        <w:rPr>
+          <w:rFonts w:ascii="Times New Roman" w:hAnsi="Times New Roman"/>
+          <w:sz w:val="30"/>
+          <w:szCs w:val="30"/>
+        </w:rPr>
+        <w:t>- Faster build using cache mount and optimized dependency layers</w:t>
+      </w:r>
+    </w:p>
+    <w:p>
+      <w:pPr>
+        <w:pStyle w:val="Normal"/>
+        <w:ind w:hanging="0" w:start="-540" w:end="-449"/>
+        <w:rPr>
+          <w:rFonts w:ascii="Times New Roman" w:hAnsi="Times New Roman"/>
+          <w:sz w:val="30"/>
+          <w:szCs w:val="30"/>
+        </w:rPr>
+      </w:pPr>
+      <w:r>
+        <w:rPr>
+          <w:rFonts w:ascii="Times New Roman" w:hAnsi="Times New Roman"/>
+          <w:sz w:val="30"/>
+          <w:szCs w:val="30"/>
+        </w:rPr>
+        <w:t>- Stronger security by removing unnecessary modules, running non-root, and reducing attack surface</w:t>
+      </w:r>
+    </w:p>
+    <w:p>
+      <w:pPr>
+        <w:pStyle w:val="Normal"/>
+        <w:ind w:hanging="0" w:start="-540" w:end="-449"/>
+        <w:rPr>
+          <w:rFonts w:ascii="Times New Roman" w:hAnsi="Times New Roman"/>
+          <w:sz w:val="30"/>
+          <w:szCs w:val="30"/>
+        </w:rPr>
+      </w:pPr>
+      <w:r>
+        <w:rPr>
+          <w:rFonts w:ascii="Times New Roman" w:hAnsi="Times New Roman"/>
+          <w:sz w:val="30"/>
+          <w:szCs w:val="30"/>
+        </w:rPr>
+        <w:t>Through this process, I learned that Docker optimization is not just about reducing megabytes, but also about performance, security, and production reliability.</w:t>
+      </w:r>
+    </w:p>
+    <w:p>
+      <w:pPr>
+        <w:pStyle w:val="Normal"/>
+        <w:ind w:hanging="0" w:start="-540" w:end="-449"/>
+        <w:rPr>
+          <w:rFonts w:ascii="Times New Roman" w:hAnsi="Times New Roman"/>
+          <w:sz w:val="30"/>
+          <w:szCs w:val="30"/>
+        </w:rPr>
+      </w:pPr>
+      <w:r>
+        <w:rPr>
+          <w:rFonts w:ascii="Times New Roman" w:hAnsi="Times New Roman"/>
+          <w:sz w:val="30"/>
+          <w:szCs w:val="30"/>
+        </w:rPr>
+      </w:r>
+    </w:p>
+    <w:p>
+      <w:pPr>
+        <w:pStyle w:val="Normal"/>
+        <w:ind w:hanging="0" w:start="-540" w:end="-449"/>
+        <w:rPr>
+          <w:rFonts w:ascii="Times New Roman" w:hAnsi="Times New Roman"/>
+          <w:sz w:val="30"/>
+          <w:szCs w:val="30"/>
+        </w:rPr>
+      </w:pPr>
+      <w:r>
+        <w:rPr>
+          <w:rFonts w:ascii="Times New Roman" w:hAnsi="Times New Roman"/>
+          <w:sz w:val="30"/>
+          <w:szCs w:val="30"/>
+        </w:rPr>
+        <w:t>[VN] Có, tôi có kinh nghiệm tối ưu Docker image cho frontend, đặc biệt là dự án React.</w:t>
+      </w:r>
+    </w:p>
+    <w:p>
+      <w:pPr>
+        <w:pStyle w:val="Normal"/>
+        <w:ind w:hanging="0" w:start="-540" w:end="-449"/>
+        <w:rPr>
+          <w:rFonts w:ascii="Times New Roman" w:hAnsi="Times New Roman"/>
+          <w:sz w:val="30"/>
+          <w:szCs w:val="30"/>
+        </w:rPr>
+      </w:pPr>
+      <w:r>
+        <w:rPr>
+          <w:rFonts w:ascii="Times New Roman" w:hAnsi="Times New Roman"/>
+          <w:sz w:val="30"/>
+          <w:szCs w:val="30"/>
+        </w:rPr>
+        <w:t>Ban đầu tôi dùng multi-stage build cơ bản. Stage đầu build React bằng Node, stage cuối dùng nginx alpine để serve static file. Cách này đã tốt hơn single-stage và giảm được size image.</w:t>
+      </w:r>
+    </w:p>
+    <w:p>
+      <w:pPr>
+        <w:pStyle w:val="Normal"/>
+        <w:ind w:hanging="0" w:start="-540" w:end="-449"/>
+        <w:rPr>
+          <w:rFonts w:ascii="Times New Roman" w:hAnsi="Times New Roman"/>
+          <w:sz w:val="30"/>
+          <w:szCs w:val="30"/>
+        </w:rPr>
+      </w:pPr>
+      <w:r>
+        <w:rPr>
+          <w:rFonts w:ascii="Times New Roman" w:hAnsi="Times New Roman"/>
+          <w:sz w:val="30"/>
+          <w:szCs w:val="30"/>
+        </w:rPr>
+        <w:t>Tuy nhiên tôi thấy nginx alpine vẫn còn khá nhiều thành phần không cần thiết cho việc chỉ serve static file. Vì vậy tôi bắt đầu research thêm cách làm image nhẹ hơn, build nhanh hơn và an toàn hơn.</w:t>
+      </w:r>
+    </w:p>
+    <w:p>
+      <w:pPr>
+        <w:pStyle w:val="Normal"/>
+        <w:ind w:hanging="0" w:start="-540" w:end="-449"/>
+        <w:rPr>
+          <w:rFonts w:ascii="Times New Roman" w:hAnsi="Times New Roman"/>
+          <w:sz w:val="30"/>
+          <w:szCs w:val="30"/>
+        </w:rPr>
+      </w:pPr>
+      <w:r>
+        <w:rPr>
+          <w:rFonts w:ascii="Times New Roman" w:hAnsi="Times New Roman"/>
+          <w:sz w:val="30"/>
+          <w:szCs w:val="30"/>
+        </w:rPr>
+        <w:t>Sau khi tìm hiểu, tôi cải tiến Dockerfile theo nhiều hướng.</w:t>
+      </w:r>
+    </w:p>
+    <w:p>
+      <w:pPr>
+        <w:pStyle w:val="Normal"/>
+        <w:ind w:hanging="0" w:start="-540" w:end="-449"/>
+        <w:rPr>
+          <w:rFonts w:ascii="Times New Roman" w:hAnsi="Times New Roman"/>
+          <w:sz w:val="30"/>
+          <w:szCs w:val="30"/>
+        </w:rPr>
+      </w:pPr>
+      <w:r>
+        <w:rPr>
+          <w:rFonts w:ascii="Times New Roman" w:hAnsi="Times New Roman"/>
+          <w:sz w:val="30"/>
+          <w:szCs w:val="30"/>
+        </w:rPr>
+        <w:t>Thứ nhất, tôi tối ưu phần cài dependency bằng pnpm và sử dụng cache mount của Docker BuildKit. Nhờ đó dependency được cache giữa các lần build, giúp CI build nhanh hơn đáng kể.</w:t>
+      </w:r>
+    </w:p>
+    <w:p>
+      <w:pPr>
+        <w:pStyle w:val="Normal"/>
+        <w:ind w:hanging="0" w:start="-540" w:end="-449"/>
+        <w:rPr>
+          <w:rFonts w:ascii="Times New Roman" w:hAnsi="Times New Roman"/>
+          <w:sz w:val="30"/>
+          <w:szCs w:val="30"/>
+        </w:rPr>
+      </w:pPr>
+      <w:r>
+        <w:rPr>
+          <w:rFonts w:ascii="Times New Roman" w:hAnsi="Times New Roman"/>
+          <w:sz w:val="30"/>
+          <w:szCs w:val="30"/>
+        </w:rPr>
+        <w:t>Thứ hai, thay vì dùng nginx image có sẵn, tôi tự build một nginx static binary từ source. Tôi chỉ bật những module cần thiết như SSL và HTTP/2, và tắt rất nhiều module không cần như proxy, fastcgi, mail… Điều này giúp giảm kích thước binary và giảm attack surface.</w:t>
+      </w:r>
+    </w:p>
+    <w:p>
+      <w:pPr>
+        <w:pStyle w:val="Normal"/>
+        <w:ind w:hanging="0" w:start="-540" w:end="-449"/>
+        <w:rPr>
+          <w:rFonts w:ascii="Times New Roman" w:hAnsi="Times New Roman"/>
+          <w:sz w:val="30"/>
+          <w:szCs w:val="30"/>
+        </w:rPr>
+      </w:pPr>
+      <w:r>
+        <w:rPr>
+          <w:rFonts w:ascii="Times New Roman" w:hAnsi="Times New Roman"/>
+          <w:sz w:val="30"/>
+          <w:szCs w:val="30"/>
+        </w:rPr>
+        <w:t>Sau đó tôi strip symbol debug và nén binary bằng UPX để giảm size thêm.</w:t>
+      </w:r>
+    </w:p>
+    <w:p>
+      <w:pPr>
+        <w:pStyle w:val="Normal"/>
+        <w:ind w:hanging="0" w:start="-540" w:end="-449"/>
+        <w:rPr>
+          <w:rFonts w:ascii="Times New Roman" w:hAnsi="Times New Roman"/>
+          <w:sz w:val="30"/>
+          <w:szCs w:val="30"/>
+        </w:rPr>
+      </w:pPr>
+      <w:r>
+        <w:rPr>
+          <w:rFonts w:ascii="Times New Roman" w:hAnsi="Times New Roman"/>
+          <w:sz w:val="30"/>
+          <w:szCs w:val="30"/>
+        </w:rPr>
+        <w:t>Thứ ba, thay vì dùng nginx alpine làm image cuối, tôi dùng FROM scratch. Nghĩa là image cuối cùng chỉ chứa:</w:t>
+      </w:r>
+    </w:p>
+    <w:p>
+      <w:pPr>
+        <w:pStyle w:val="Normal"/>
+        <w:ind w:hanging="0" w:start="-540" w:end="-449"/>
+        <w:rPr>
+          <w:rFonts w:ascii="Times New Roman" w:hAnsi="Times New Roman"/>
+          <w:sz w:val="30"/>
+          <w:szCs w:val="30"/>
+        </w:rPr>
+      </w:pPr>
+      <w:r>
+        <w:rPr>
+          <w:rFonts w:ascii="Times New Roman" w:hAnsi="Times New Roman"/>
+          <w:sz w:val="30"/>
+          <w:szCs w:val="30"/>
+        </w:rPr>
+        <w:t>- nginx binary</w:t>
+      </w:r>
+    </w:p>
+    <w:p>
+      <w:pPr>
+        <w:pStyle w:val="Normal"/>
+        <w:ind w:hanging="0" w:start="-540" w:end="-449"/>
+        <w:rPr>
+          <w:rFonts w:ascii="Times New Roman" w:hAnsi="Times New Roman"/>
+          <w:sz w:val="30"/>
+          <w:szCs w:val="30"/>
+        </w:rPr>
+      </w:pPr>
+      <w:r>
+        <w:rPr>
+          <w:rFonts w:ascii="Times New Roman" w:hAnsi="Times New Roman"/>
+          <w:sz w:val="30"/>
+          <w:szCs w:val="30"/>
+        </w:rPr>
+        <w:t>- filesystem tối thiểu</w:t>
+      </w:r>
+    </w:p>
+    <w:p>
+      <w:pPr>
+        <w:pStyle w:val="Normal"/>
+        <w:ind w:hanging="0" w:start="-540" w:end="-449"/>
+        <w:rPr>
+          <w:rFonts w:ascii="Times New Roman" w:hAnsi="Times New Roman"/>
+          <w:sz w:val="30"/>
+          <w:szCs w:val="30"/>
+        </w:rPr>
+      </w:pPr>
+      <w:r>
+        <w:rPr>
+          <w:rFonts w:ascii="Times New Roman" w:hAnsi="Times New Roman"/>
+          <w:sz w:val="30"/>
+          <w:szCs w:val="30"/>
+        </w:rPr>
+        <w:t>- static React build</w:t>
+      </w:r>
+    </w:p>
+    <w:p>
+      <w:pPr>
+        <w:pStyle w:val="Normal"/>
+        <w:ind w:hanging="0" w:start="-540" w:end="-449"/>
+        <w:rPr>
+          <w:rFonts w:ascii="Times New Roman" w:hAnsi="Times New Roman"/>
+          <w:sz w:val="30"/>
+          <w:szCs w:val="30"/>
+        </w:rPr>
+      </w:pPr>
+      <w:r>
+        <w:rPr>
+          <w:rFonts w:ascii="Times New Roman" w:hAnsi="Times New Roman"/>
+          <w:sz w:val="30"/>
+          <w:szCs w:val="30"/>
+        </w:rPr>
+        <w:t>Không có shell, không có package manager, không có OS utility. Image rất nhỏ, dưới 6MB, và rất an toàn.</w:t>
+      </w:r>
+    </w:p>
+    <w:p>
+      <w:pPr>
+        <w:pStyle w:val="Normal"/>
+        <w:ind w:hanging="0" w:start="-540" w:end="-449"/>
+        <w:rPr>
+          <w:rFonts w:ascii="Times New Roman" w:hAnsi="Times New Roman"/>
+          <w:sz w:val="30"/>
+          <w:szCs w:val="30"/>
+        </w:rPr>
+      </w:pPr>
+      <w:r>
+        <w:rPr>
+          <w:rFonts w:ascii="Times New Roman" w:hAnsi="Times New Roman"/>
+          <w:sz w:val="30"/>
+          <w:szCs w:val="30"/>
+        </w:rPr>
+        <w:t>Tôi cũng tạo user tối thiểu và chạy container bằng non-root user để đảm bảo security best practice.</w:t>
+      </w:r>
+    </w:p>
+    <w:p>
+      <w:pPr>
+        <w:pStyle w:val="Normal"/>
+        <w:ind w:hanging="0" w:start="-540" w:end="-449"/>
+        <w:rPr>
+          <w:rFonts w:ascii="Times New Roman" w:hAnsi="Times New Roman"/>
+          <w:sz w:val="30"/>
+          <w:szCs w:val="30"/>
+        </w:rPr>
+      </w:pPr>
+      <w:r>
+        <w:rPr>
+          <w:rFonts w:ascii="Times New Roman" w:hAnsi="Times New Roman"/>
+          <w:sz w:val="30"/>
+          <w:szCs w:val="30"/>
+        </w:rPr>
+        <w:t>Ngoài ra, tôi nén sẵn static asset bằng gzip và brotli trong quá trình build để nginx có thể serve trực tiếp file đã nén, giúp tăng performance và giảm CPU runtime.</w:t>
+      </w:r>
+    </w:p>
+    <w:p>
+      <w:pPr>
+        <w:pStyle w:val="Normal"/>
+        <w:ind w:hanging="0" w:start="-540" w:end="-449"/>
+        <w:rPr>
+          <w:rFonts w:ascii="Times New Roman" w:hAnsi="Times New Roman"/>
+          <w:sz w:val="30"/>
+          <w:szCs w:val="30"/>
+        </w:rPr>
+      </w:pPr>
+      <w:r>
+        <w:rPr>
+          <w:rFonts w:ascii="Times New Roman" w:hAnsi="Times New Roman"/>
+          <w:sz w:val="30"/>
+          <w:szCs w:val="30"/>
+        </w:rPr>
+        <w:t>Cuối cùng, tôi pin version image bằng SHA256 để tránh rủi ro supply chain và đảm bảo reproducible build.</w:t>
+      </w:r>
+    </w:p>
+    <w:p>
+      <w:pPr>
+        <w:pStyle w:val="Normal"/>
+        <w:ind w:hanging="0" w:start="-540" w:end="-449"/>
+        <w:rPr>
+          <w:rFonts w:ascii="Times New Roman" w:hAnsi="Times New Roman"/>
+          <w:sz w:val="30"/>
+          <w:szCs w:val="30"/>
+        </w:rPr>
+      </w:pPr>
+      <w:r>
+        <w:rPr>
+          <w:rFonts w:ascii="Times New Roman" w:hAnsi="Times New Roman"/>
+          <w:sz w:val="30"/>
+          <w:szCs w:val="30"/>
+        </w:rPr>
+        <w:t>Tổng lại, tôi tối ưu theo 3 hướng:</w:t>
+      </w:r>
+    </w:p>
+    <w:p>
+      <w:pPr>
+        <w:pStyle w:val="Normal"/>
+        <w:ind w:hanging="0" w:start="-540" w:end="-449"/>
+        <w:rPr>
+          <w:rFonts w:ascii="Times New Roman" w:hAnsi="Times New Roman"/>
+          <w:sz w:val="30"/>
+          <w:szCs w:val="30"/>
+        </w:rPr>
+      </w:pPr>
+      <w:r>
+        <w:rPr>
+          <w:rFonts w:ascii="Times New Roman" w:hAnsi="Times New Roman"/>
+          <w:sz w:val="30"/>
+          <w:szCs w:val="30"/>
+        </w:rPr>
+        <w:t>- Giảm kích thước bằng scratch và static nginx</w:t>
+      </w:r>
+    </w:p>
+    <w:p>
+      <w:pPr>
+        <w:pStyle w:val="Normal"/>
+        <w:ind w:hanging="0" w:start="-540" w:end="-449"/>
+        <w:rPr>
+          <w:rFonts w:ascii="Times New Roman" w:hAnsi="Times New Roman"/>
+          <w:sz w:val="30"/>
+          <w:szCs w:val="30"/>
+        </w:rPr>
+      </w:pPr>
+      <w:r>
+        <w:rPr>
+          <w:rFonts w:ascii="Times New Roman" w:hAnsi="Times New Roman"/>
+          <w:sz w:val="30"/>
+          <w:szCs w:val="30"/>
+        </w:rPr>
+        <w:t>- Tăng tốc build bằng cache mount</w:t>
+      </w:r>
+    </w:p>
+    <w:p>
+      <w:pPr>
+        <w:pStyle w:val="Normal"/>
+        <w:ind w:hanging="0" w:start="-540" w:end="-449"/>
+        <w:rPr>
+          <w:rFonts w:ascii="Times New Roman" w:hAnsi="Times New Roman"/>
+          <w:sz w:val="30"/>
+          <w:szCs w:val="30"/>
+        </w:rPr>
+      </w:pPr>
+      <w:r>
+        <w:rPr>
+          <w:rFonts w:ascii="Times New Roman" w:hAnsi="Times New Roman"/>
+          <w:sz w:val="30"/>
+          <w:szCs w:val="30"/>
+        </w:rPr>
+        <w:t>- Tăng bảo mật bằng giảm module, non-root và giảm attack surface</w:t>
+      </w:r>
+    </w:p>
+    <w:p>
+      <w:pPr>
+        <w:pStyle w:val="Normal"/>
+        <w:ind w:hanging="0" w:start="-540" w:end="-449"/>
+        <w:rPr>
+          <w:rFonts w:ascii="Times New Roman" w:hAnsi="Times New Roman"/>
+          <w:sz w:val="30"/>
+          <w:szCs w:val="30"/>
+        </w:rPr>
+      </w:pPr>
+      <w:r>
+        <w:rPr>
+          <w:rFonts w:ascii="Times New Roman" w:hAnsi="Times New Roman"/>
+          <w:sz w:val="30"/>
+          <w:szCs w:val="30"/>
+        </w:rPr>
+        <w:t>Qua đó tôi hiểu rằng tối ưu Docker không chỉ là làm image nhỏ, mà còn liên quan đến performance và security trong production.</w:t>
+      </w:r>
+    </w:p>
+    <w:p>
+      <w:pPr>
+        <w:pStyle w:val="Normal"/>
+        <w:ind w:hanging="0" w:start="-540" w:end="-449"/>
+        <w:rPr>
+          <w:rFonts w:ascii="Times New Roman" w:hAnsi="Times New Roman"/>
+          <w:sz w:val="30"/>
+          <w:szCs w:val="30"/>
+        </w:rPr>
+      </w:pPr>
+      <w:r>
+        <w:rPr>
+          <w:rFonts w:ascii="Times New Roman" w:hAnsi="Times New Roman"/>
+          <w:sz w:val="30"/>
+          <w:szCs w:val="30"/>
+        </w:rPr>
+      </w:r>
+    </w:p>
+    <w:p>
+      <w:pPr>
+        <w:pStyle w:val="Normal"/>
+        <w:ind w:hanging="0" w:start="-540" w:end="-449"/>
         <w:rPr>
           <w:rFonts w:ascii="Times New Roman" w:hAnsi="Times New Roman"/>
           <w:b/>
@@ -1565,8 +2365,7 @@
           <w:sz w:val="30"/>
           <w:szCs w:val="30"/>
         </w:rPr>
-        <w:t>React</w:t>
-      </w:r>
+      </w:pPr>
       <w:r>
         <w:rPr>
           <w:rFonts w:ascii="Times New Roman" w:hAnsi="Times New Roman"/>
@@ -1576,803 +2375,459 @@
           <w:sz w:val="30"/>
           <w:szCs w:val="30"/>
         </w:rPr>
-        <w:t xml:space="preserve"> Docker Image</w:t>
-      </w:r>
-    </w:p>
-    <w:p>
-      <w:pPr>
-        <w:pStyle w:val="Normal"/>
-        <w:ind w:hanging="0" w:start="-540" w:end="-449"/>
-        <w:rPr>
-          <w:rFonts w:ascii="Times New Roman" w:hAnsi="Times New Roman"/>
-          <w:sz w:val="30"/>
-          <w:szCs w:val="30"/>
-        </w:rPr>
-      </w:pPr>
-      <w:r>
-        <w:rPr>
-          <w:rFonts w:ascii="Times New Roman" w:hAnsi="Times New Roman"/>
-          <w:sz w:val="30"/>
-          <w:szCs w:val="30"/>
-        </w:rPr>
-        <w:t>[EN] Yes, I have experience optimizing Docker images for frontend applications, especially React projects.</w:t>
-      </w:r>
-    </w:p>
-    <w:p>
-      <w:pPr>
-        <w:pStyle w:val="Normal"/>
-        <w:ind w:hanging="0" w:start="-540" w:end="-449"/>
-        <w:rPr>
-          <w:rFonts w:ascii="Times New Roman" w:hAnsi="Times New Roman"/>
-          <w:sz w:val="30"/>
-          <w:szCs w:val="30"/>
-        </w:rPr>
-      </w:pPr>
-      <w:r>
-        <w:rPr>
-          <w:rFonts w:ascii="Times New Roman" w:hAnsi="Times New Roman"/>
-          <w:sz w:val="30"/>
-          <w:szCs w:val="30"/>
-        </w:rPr>
-        <w:t>At the beginning, I used a normal multi-stage build. In the first stage, I built the React app using Node. In the final stage, I used an nginx alpine image to serve the static files. This already reduced the image size compared to a single-stage build, and it worked well.</w:t>
-      </w:r>
-    </w:p>
-    <w:p>
-      <w:pPr>
-        <w:pStyle w:val="Normal"/>
-        <w:ind w:hanging="0" w:start="-540" w:end="-449"/>
-        <w:rPr>
-          <w:rFonts w:ascii="Times New Roman" w:hAnsi="Times New Roman"/>
-          <w:sz w:val="30"/>
-          <w:szCs w:val="30"/>
-        </w:rPr>
-      </w:pPr>
-      <w:r>
-        <w:rPr>
-          <w:rFonts w:ascii="Times New Roman" w:hAnsi="Times New Roman"/>
-          <w:sz w:val="30"/>
-          <w:szCs w:val="30"/>
-        </w:rPr>
-        <w:t>However, I wanted to optimize it further. I noticed that even nginx alpine still includes many packages that are not really needed for serving static files. So I started researching how to make the image even smaller, faster, and more secure.</w:t>
-      </w:r>
-    </w:p>
-    <w:p>
-      <w:pPr>
-        <w:pStyle w:val="Normal"/>
-        <w:ind w:hanging="0" w:start="-540" w:end="-449"/>
-        <w:rPr>
-          <w:rFonts w:ascii="Times New Roman" w:hAnsi="Times New Roman"/>
-          <w:sz w:val="30"/>
-          <w:szCs w:val="30"/>
-        </w:rPr>
-      </w:pPr>
-      <w:r>
-        <w:rPr>
-          <w:rFonts w:ascii="Times New Roman" w:hAnsi="Times New Roman"/>
-          <w:sz w:val="30"/>
-          <w:szCs w:val="30"/>
-        </w:rPr>
-        <w:t>After researching, I improved my Dockerfile in several ways.</w:t>
-      </w:r>
-    </w:p>
-    <w:p>
-      <w:pPr>
-        <w:pStyle w:val="Normal"/>
-        <w:ind w:hanging="0" w:start="-540" w:end="-449"/>
-        <w:rPr>
-          <w:rFonts w:ascii="Times New Roman" w:hAnsi="Times New Roman"/>
-          <w:sz w:val="30"/>
-          <w:szCs w:val="30"/>
-        </w:rPr>
-      </w:pPr>
-      <w:r>
-        <w:rPr>
-          <w:rFonts w:ascii="Times New Roman" w:hAnsi="Times New Roman"/>
-          <w:sz w:val="30"/>
-          <w:szCs w:val="30"/>
-        </w:rPr>
-        <w:t>First, I kept the multi-stage build but optimized dependency installation using pnpm with cache mount. By using Docker BuildKit cache, the dependency layer is reused between builds, so CI build time is much faster.</w:t>
-      </w:r>
-    </w:p>
-    <w:p>
-      <w:pPr>
-        <w:pStyle w:val="Normal"/>
-        <w:ind w:hanging="0" w:start="-540" w:end="-449"/>
-        <w:rPr>
-          <w:rFonts w:ascii="Times New Roman" w:hAnsi="Times New Roman"/>
-          <w:sz w:val="30"/>
-          <w:szCs w:val="30"/>
-        </w:rPr>
-      </w:pPr>
-      <w:r>
-        <w:rPr>
-          <w:rFonts w:ascii="Times New Roman" w:hAnsi="Times New Roman"/>
-          <w:sz w:val="30"/>
-          <w:szCs w:val="30"/>
-        </w:rPr>
-        <w:t>Second, instead of using the default nginx image, I built a fully static nginx binary from source. I enabled only the modules I needed, like SSL and HTTP/2, and disabled many unnecessary modules such as proxy, fastcgi, mail, and stream modules. This significantly reduced the binary size and attack surface.</w:t>
-      </w:r>
-    </w:p>
-    <w:p>
-      <w:pPr>
-        <w:pStyle w:val="Normal"/>
-        <w:ind w:hanging="0" w:start="-540" w:end="-449"/>
-        <w:rPr>
-          <w:rFonts w:ascii="Times New Roman" w:hAnsi="Times New Roman"/>
-          <w:sz w:val="30"/>
-          <w:szCs w:val="30"/>
-        </w:rPr>
-      </w:pPr>
-      <w:r>
-        <w:rPr>
-          <w:rFonts w:ascii="Times New Roman" w:hAnsi="Times New Roman"/>
-          <w:sz w:val="30"/>
-          <w:szCs w:val="30"/>
-        </w:rPr>
-        <w:t>Then I stripped debugging symbols and compressed the nginx binary using UPX to reduce the size even more.</w:t>
-      </w:r>
-    </w:p>
-    <w:p>
-      <w:pPr>
-        <w:pStyle w:val="Normal"/>
-        <w:ind w:hanging="0" w:start="-540" w:end="-449"/>
-        <w:rPr>
-          <w:rFonts w:ascii="Times New Roman" w:hAnsi="Times New Roman"/>
-          <w:sz w:val="30"/>
-          <w:szCs w:val="30"/>
-        </w:rPr>
-      </w:pPr>
-      <w:r>
-        <w:rPr>
-          <w:rFonts w:ascii="Times New Roman" w:hAnsi="Times New Roman"/>
-          <w:sz w:val="30"/>
-          <w:szCs w:val="30"/>
-        </w:rPr>
-        <w:t>Third, instead of using nginx alpine as the final image, I used FROM scratch. This means the final image contains only:</w:t>
-      </w:r>
-    </w:p>
-    <w:p>
-      <w:pPr>
-        <w:pStyle w:val="Normal"/>
-        <w:ind w:hanging="0" w:start="-540" w:end="-449"/>
-        <w:rPr>
-          <w:rFonts w:ascii="Times New Roman" w:hAnsi="Times New Roman"/>
-          <w:sz w:val="30"/>
-          <w:szCs w:val="30"/>
-        </w:rPr>
-      </w:pPr>
-      <w:r>
-        <w:rPr>
-          <w:rFonts w:ascii="Times New Roman" w:hAnsi="Times New Roman"/>
-          <w:sz w:val="30"/>
-          <w:szCs w:val="30"/>
-        </w:rPr>
-        <w:t>- The nginx binary</w:t>
-      </w:r>
-    </w:p>
-    <w:p>
-      <w:pPr>
-        <w:pStyle w:val="Normal"/>
-        <w:ind w:hanging="0" w:start="-540" w:end="-449"/>
-        <w:rPr>
-          <w:rFonts w:ascii="Times New Roman" w:hAnsi="Times New Roman"/>
-          <w:sz w:val="30"/>
-          <w:szCs w:val="30"/>
-        </w:rPr>
-      </w:pPr>
-      <w:r>
-        <w:rPr>
-          <w:rFonts w:ascii="Times New Roman" w:hAnsi="Times New Roman"/>
-          <w:sz w:val="30"/>
-          <w:szCs w:val="30"/>
-        </w:rPr>
-        <w:t>- The minimal filesystem</w:t>
-      </w:r>
-    </w:p>
-    <w:p>
-      <w:pPr>
-        <w:pStyle w:val="Normal"/>
-        <w:ind w:hanging="0" w:start="-540" w:end="-449"/>
-        <w:rPr>
-          <w:rFonts w:ascii="Times New Roman" w:hAnsi="Times New Roman"/>
-          <w:sz w:val="30"/>
-          <w:szCs w:val="30"/>
-        </w:rPr>
-      </w:pPr>
-      <w:r>
-        <w:rPr>
-          <w:rFonts w:ascii="Times New Roman" w:hAnsi="Times New Roman"/>
-          <w:sz w:val="30"/>
-          <w:szCs w:val="30"/>
-        </w:rPr>
-        <w:t>- The static React build files</w:t>
-      </w:r>
-    </w:p>
-    <w:p>
-      <w:pPr>
-        <w:pStyle w:val="Normal"/>
-        <w:ind w:hanging="0" w:start="-540" w:end="-449"/>
-        <w:rPr>
-          <w:rFonts w:ascii="Times New Roman" w:hAnsi="Times New Roman"/>
-          <w:sz w:val="30"/>
-          <w:szCs w:val="30"/>
-        </w:rPr>
-      </w:pPr>
-      <w:r>
-        <w:rPr>
-          <w:rFonts w:ascii="Times New Roman" w:hAnsi="Times New Roman"/>
-          <w:sz w:val="30"/>
-          <w:szCs w:val="30"/>
-        </w:rPr>
-        <w:t>There is no shell, no package manager, no OS utilities. This makes the image extremely small, less than 6MB, and very secure.</w:t>
-      </w:r>
-    </w:p>
-    <w:p>
-      <w:pPr>
-        <w:pStyle w:val="Normal"/>
-        <w:ind w:hanging="0" w:start="-540" w:end="-449"/>
-        <w:rPr>
-          <w:rFonts w:ascii="Times New Roman" w:hAnsi="Times New Roman"/>
-          <w:sz w:val="30"/>
-          <w:szCs w:val="30"/>
-        </w:rPr>
-      </w:pPr>
-      <w:r>
-        <w:rPr>
-          <w:rFonts w:ascii="Times New Roman" w:hAnsi="Times New Roman"/>
-          <w:sz w:val="30"/>
-          <w:szCs w:val="30"/>
-        </w:rPr>
-        <w:t>I also created a minimal user system manually and ran the container as a non-root user, which is important for security best practice.</w:t>
-      </w:r>
-    </w:p>
-    <w:p>
-      <w:pPr>
-        <w:pStyle w:val="Normal"/>
-        <w:ind w:hanging="0" w:start="-540" w:end="-449"/>
-        <w:rPr>
-          <w:rFonts w:ascii="Times New Roman" w:hAnsi="Times New Roman"/>
-          <w:sz w:val="30"/>
-          <w:szCs w:val="30"/>
-        </w:rPr>
-      </w:pPr>
-      <w:r>
-        <w:rPr>
-          <w:rFonts w:ascii="Times New Roman" w:hAnsi="Times New Roman"/>
-          <w:sz w:val="30"/>
-          <w:szCs w:val="30"/>
-        </w:rPr>
-        <w:t>In addition, I pre-compressed static assets using gzip and brotli during build time. So at runtime, nginx can directly serve pre-compressed files, improving performance and reducing CPU usage.</w:t>
-      </w:r>
-    </w:p>
-    <w:p>
-      <w:pPr>
-        <w:pStyle w:val="Normal"/>
-        <w:ind w:hanging="0" w:start="-540" w:end="-449"/>
-        <w:rPr>
-          <w:rFonts w:ascii="Times New Roman" w:hAnsi="Times New Roman"/>
-          <w:sz w:val="30"/>
-          <w:szCs w:val="30"/>
-        </w:rPr>
-      </w:pPr>
-      <w:r>
-        <w:rPr>
-          <w:rFonts w:ascii="Times New Roman" w:hAnsi="Times New Roman"/>
-          <w:sz w:val="30"/>
-          <w:szCs w:val="30"/>
-        </w:rPr>
-        <w:t>Finally, I pinned all base images using SHA256 digest to prevent supply chain attacks and ensure reproducible builds.</w:t>
-      </w:r>
-    </w:p>
-    <w:p>
-      <w:pPr>
-        <w:pStyle w:val="Normal"/>
-        <w:ind w:hanging="0" w:start="-540" w:end="-449"/>
-        <w:rPr>
-          <w:rFonts w:ascii="Times New Roman" w:hAnsi="Times New Roman"/>
-          <w:sz w:val="30"/>
-          <w:szCs w:val="30"/>
-        </w:rPr>
-      </w:pPr>
-      <w:r>
-        <w:rPr>
-          <w:rFonts w:ascii="Times New Roman" w:hAnsi="Times New Roman"/>
-          <w:sz w:val="30"/>
-          <w:szCs w:val="30"/>
-        </w:rPr>
-        <w:t>So overall, I improved the Docker image in three aspects:</w:t>
-      </w:r>
-    </w:p>
-    <w:p>
-      <w:pPr>
-        <w:pStyle w:val="Normal"/>
-        <w:ind w:hanging="0" w:start="-540" w:end="-449"/>
-        <w:rPr>
-          <w:rFonts w:ascii="Times New Roman" w:hAnsi="Times New Roman"/>
-          <w:sz w:val="30"/>
-          <w:szCs w:val="30"/>
-        </w:rPr>
-      </w:pPr>
-      <w:r>
-        <w:rPr>
-          <w:rFonts w:ascii="Times New Roman" w:hAnsi="Times New Roman"/>
-          <w:sz w:val="30"/>
-          <w:szCs w:val="30"/>
-        </w:rPr>
-        <w:t>- Smaller size by using scratch and static nginx</w:t>
-      </w:r>
-    </w:p>
-    <w:p>
-      <w:pPr>
-        <w:pStyle w:val="Normal"/>
-        <w:ind w:hanging="0" w:start="-540" w:end="-449"/>
-        <w:rPr>
-          <w:rFonts w:ascii="Times New Roman" w:hAnsi="Times New Roman"/>
-          <w:sz w:val="30"/>
-          <w:szCs w:val="30"/>
-        </w:rPr>
-      </w:pPr>
-      <w:r>
-        <w:rPr>
-          <w:rFonts w:ascii="Times New Roman" w:hAnsi="Times New Roman"/>
-          <w:sz w:val="30"/>
-          <w:szCs w:val="30"/>
-        </w:rPr>
-        <w:t>- Faster build using cache mount and optimized dependency layers</w:t>
-      </w:r>
-    </w:p>
-    <w:p>
-      <w:pPr>
-        <w:pStyle w:val="Normal"/>
-        <w:ind w:hanging="0" w:start="-540" w:end="-449"/>
-        <w:rPr>
-          <w:rFonts w:ascii="Times New Roman" w:hAnsi="Times New Roman"/>
-          <w:sz w:val="30"/>
-          <w:szCs w:val="30"/>
-        </w:rPr>
-      </w:pPr>
-      <w:r>
-        <w:rPr>
-          <w:rFonts w:ascii="Times New Roman" w:hAnsi="Times New Roman"/>
-          <w:sz w:val="30"/>
-          <w:szCs w:val="30"/>
-        </w:rPr>
-        <w:t>- Stronger security by removing unnecessary modules, running non-root, and reducing attack surface</w:t>
-      </w:r>
-    </w:p>
-    <w:p>
-      <w:pPr>
-        <w:pStyle w:val="Normal"/>
-        <w:ind w:hanging="0" w:start="-540" w:end="-449"/>
-        <w:rPr>
-          <w:rFonts w:ascii="Times New Roman" w:hAnsi="Times New Roman"/>
-          <w:sz w:val="30"/>
-          <w:szCs w:val="30"/>
-        </w:rPr>
-      </w:pPr>
-      <w:r>
-        <w:rPr>
-          <w:rFonts w:ascii="Times New Roman" w:hAnsi="Times New Roman"/>
-          <w:sz w:val="30"/>
-          <w:szCs w:val="30"/>
-        </w:rPr>
-        <w:t>Through this process, I learned that Docker optimization is not just about reducing megabytes, but also about performance, security, and production reliability.</w:t>
-      </w:r>
-    </w:p>
-    <w:p>
-      <w:pPr>
-        <w:pStyle w:val="Normal"/>
-        <w:ind w:hanging="0" w:start="-540" w:end="-449"/>
-        <w:rPr>
-          <w:rFonts w:ascii="Times New Roman" w:hAnsi="Times New Roman"/>
-          <w:sz w:val="30"/>
-          <w:szCs w:val="30"/>
-        </w:rPr>
-      </w:pPr>
-      <w:r>
-        <w:rPr>
-          <w:rFonts w:ascii="Times New Roman" w:hAnsi="Times New Roman"/>
-          <w:sz w:val="30"/>
-          <w:szCs w:val="30"/>
-        </w:rPr>
-      </w:r>
-    </w:p>
-    <w:p>
-      <w:pPr>
-        <w:pStyle w:val="Normal"/>
-        <w:ind w:hanging="0" w:start="-540" w:end="-449"/>
-        <w:rPr>
-          <w:rFonts w:ascii="Times New Roman" w:hAnsi="Times New Roman"/>
-          <w:sz w:val="30"/>
-          <w:szCs w:val="30"/>
-        </w:rPr>
-      </w:pPr>
-      <w:r>
-        <w:rPr>
-          <w:rFonts w:ascii="Times New Roman" w:hAnsi="Times New Roman"/>
-          <w:sz w:val="30"/>
-          <w:szCs w:val="30"/>
-        </w:rPr>
-        <w:t>[VN] Có, tôi có kinh nghiệm tối ưu Docker image cho frontend, đặc biệt là dự án React.</w:t>
-      </w:r>
-    </w:p>
-    <w:p>
-      <w:pPr>
-        <w:pStyle w:val="Normal"/>
-        <w:ind w:hanging="0" w:start="-540" w:end="-449"/>
-        <w:rPr>
-          <w:rFonts w:ascii="Times New Roman" w:hAnsi="Times New Roman"/>
-          <w:sz w:val="30"/>
-          <w:szCs w:val="30"/>
-        </w:rPr>
-      </w:pPr>
-      <w:r>
-        <w:rPr>
-          <w:rFonts w:ascii="Times New Roman" w:hAnsi="Times New Roman"/>
-          <w:sz w:val="30"/>
-          <w:szCs w:val="30"/>
-        </w:rPr>
-        <w:t>Ban đầu tôi dùng multi-stage build cơ bản. Stage đầu build React bằng Node, stage cuối dùng nginx alpine để serve static file. Cách này đã tốt hơn single-stage và giảm được size image.</w:t>
-      </w:r>
-    </w:p>
-    <w:p>
-      <w:pPr>
-        <w:pStyle w:val="Normal"/>
-        <w:ind w:hanging="0" w:start="-540" w:end="-449"/>
-        <w:rPr>
-          <w:rFonts w:ascii="Times New Roman" w:hAnsi="Times New Roman"/>
-          <w:sz w:val="30"/>
-          <w:szCs w:val="30"/>
-        </w:rPr>
-      </w:pPr>
-      <w:r>
-        <w:rPr>
-          <w:rFonts w:ascii="Times New Roman" w:hAnsi="Times New Roman"/>
-          <w:sz w:val="30"/>
-          <w:szCs w:val="30"/>
-        </w:rPr>
-        <w:t>Tuy nhiên tôi thấy nginx alpine vẫn còn khá nhiều thành phần không cần thiết cho việc chỉ serve static file. Vì vậy tôi bắt đầu research thêm cách làm image nhẹ hơn, build nhanh hơn và an toàn hơn.</w:t>
-      </w:r>
-    </w:p>
-    <w:p>
-      <w:pPr>
-        <w:pStyle w:val="Normal"/>
-        <w:ind w:hanging="0" w:start="-540" w:end="-449"/>
-        <w:rPr>
-          <w:rFonts w:ascii="Times New Roman" w:hAnsi="Times New Roman"/>
-          <w:sz w:val="30"/>
-          <w:szCs w:val="30"/>
-        </w:rPr>
-      </w:pPr>
-      <w:r>
-        <w:rPr>
-          <w:rFonts w:ascii="Times New Roman" w:hAnsi="Times New Roman"/>
-          <w:sz w:val="30"/>
-          <w:szCs w:val="30"/>
-        </w:rPr>
-        <w:t>Sau khi tìm hiểu, tôi cải tiến Dockerfile theo nhiều hướng.</w:t>
-      </w:r>
-    </w:p>
-    <w:p>
-      <w:pPr>
-        <w:pStyle w:val="Normal"/>
-        <w:ind w:hanging="0" w:start="-540" w:end="-449"/>
-        <w:rPr>
-          <w:rFonts w:ascii="Times New Roman" w:hAnsi="Times New Roman"/>
-          <w:sz w:val="30"/>
-          <w:szCs w:val="30"/>
-        </w:rPr>
-      </w:pPr>
-      <w:r>
-        <w:rPr>
-          <w:rFonts w:ascii="Times New Roman" w:hAnsi="Times New Roman"/>
-          <w:sz w:val="30"/>
-          <w:szCs w:val="30"/>
-        </w:rPr>
-        <w:t>Thứ nhất, tôi tối ưu phần cài dependency bằng pnpm và sử dụng cache mount của Docker BuildKit. Nhờ đó dependency được cache giữa các lần build, giúp CI build nhanh hơn đáng kể.</w:t>
-      </w:r>
-    </w:p>
-    <w:p>
-      <w:pPr>
-        <w:pStyle w:val="Normal"/>
-        <w:ind w:hanging="0" w:start="-540" w:end="-449"/>
-        <w:rPr>
-          <w:rFonts w:ascii="Times New Roman" w:hAnsi="Times New Roman"/>
-          <w:sz w:val="30"/>
-          <w:szCs w:val="30"/>
-        </w:rPr>
-      </w:pPr>
-      <w:r>
-        <w:rPr>
-          <w:rFonts w:ascii="Times New Roman" w:hAnsi="Times New Roman"/>
-          <w:sz w:val="30"/>
-          <w:szCs w:val="30"/>
-        </w:rPr>
-        <w:t>Thứ hai, thay vì dùng nginx image có sẵn, tôi tự build một nginx static binary từ source. Tôi chỉ bật những module cần thiết như SSL và HTTP/2, và tắt rất nhiều module không cần như proxy, fastcgi, mail… Điều này giúp giảm kích thước binary và giảm attack surface.</w:t>
-      </w:r>
-    </w:p>
-    <w:p>
-      <w:pPr>
-        <w:pStyle w:val="Normal"/>
-        <w:ind w:hanging="0" w:start="-540" w:end="-449"/>
-        <w:rPr>
-          <w:rFonts w:ascii="Times New Roman" w:hAnsi="Times New Roman"/>
-          <w:sz w:val="30"/>
-          <w:szCs w:val="30"/>
-        </w:rPr>
-      </w:pPr>
-      <w:r>
-        <w:rPr>
-          <w:rFonts w:ascii="Times New Roman" w:hAnsi="Times New Roman"/>
-          <w:sz w:val="30"/>
-          <w:szCs w:val="30"/>
-        </w:rPr>
-        <w:t>Sau đó tôi strip symbol debug và nén binary bằng UPX để giảm size thêm.</w:t>
-      </w:r>
-    </w:p>
-    <w:p>
-      <w:pPr>
-        <w:pStyle w:val="Normal"/>
-        <w:ind w:hanging="0" w:start="-540" w:end="-449"/>
-        <w:rPr>
-          <w:rFonts w:ascii="Times New Roman" w:hAnsi="Times New Roman"/>
-          <w:sz w:val="30"/>
-          <w:szCs w:val="30"/>
-        </w:rPr>
-      </w:pPr>
-      <w:r>
-        <w:rPr>
-          <w:rFonts w:ascii="Times New Roman" w:hAnsi="Times New Roman"/>
-          <w:sz w:val="30"/>
-          <w:szCs w:val="30"/>
-        </w:rPr>
-        <w:t>Thứ ba, thay vì dùng nginx alpine làm image cuối, tôi dùng FROM scratch. Nghĩa là image cuối cùng chỉ chứa:</w:t>
-      </w:r>
-    </w:p>
-    <w:p>
-      <w:pPr>
-        <w:pStyle w:val="Normal"/>
-        <w:ind w:hanging="0" w:start="-540" w:end="-449"/>
-        <w:rPr>
-          <w:rFonts w:ascii="Times New Roman" w:hAnsi="Times New Roman"/>
-          <w:sz w:val="30"/>
-          <w:szCs w:val="30"/>
-        </w:rPr>
-      </w:pPr>
-      <w:r>
-        <w:rPr>
-          <w:rFonts w:ascii="Times New Roman" w:hAnsi="Times New Roman"/>
-          <w:sz w:val="30"/>
-          <w:szCs w:val="30"/>
-        </w:rPr>
-        <w:t>- nginx binary</w:t>
-      </w:r>
-    </w:p>
-    <w:p>
-      <w:pPr>
-        <w:pStyle w:val="Normal"/>
-        <w:ind w:hanging="0" w:start="-540" w:end="-449"/>
-        <w:rPr>
-          <w:rFonts w:ascii="Times New Roman" w:hAnsi="Times New Roman"/>
-          <w:sz w:val="30"/>
-          <w:szCs w:val="30"/>
-        </w:rPr>
-      </w:pPr>
-      <w:r>
-        <w:rPr>
-          <w:rFonts w:ascii="Times New Roman" w:hAnsi="Times New Roman"/>
-          <w:sz w:val="30"/>
-          <w:szCs w:val="30"/>
-        </w:rPr>
-        <w:t>- filesystem tối thiểu</w:t>
-      </w:r>
-    </w:p>
-    <w:p>
-      <w:pPr>
-        <w:pStyle w:val="Normal"/>
-        <w:ind w:hanging="0" w:start="-540" w:end="-449"/>
-        <w:rPr>
-          <w:rFonts w:ascii="Times New Roman" w:hAnsi="Times New Roman"/>
-          <w:sz w:val="30"/>
-          <w:szCs w:val="30"/>
-        </w:rPr>
-      </w:pPr>
-      <w:r>
-        <w:rPr>
-          <w:rFonts w:ascii="Times New Roman" w:hAnsi="Times New Roman"/>
-          <w:sz w:val="30"/>
-          <w:szCs w:val="30"/>
-        </w:rPr>
-        <w:t>- static React build</w:t>
-      </w:r>
-    </w:p>
-    <w:p>
-      <w:pPr>
-        <w:pStyle w:val="Normal"/>
-        <w:ind w:hanging="0" w:start="-540" w:end="-449"/>
-        <w:rPr>
-          <w:rFonts w:ascii="Times New Roman" w:hAnsi="Times New Roman"/>
-          <w:sz w:val="30"/>
-          <w:szCs w:val="30"/>
-        </w:rPr>
-      </w:pPr>
-      <w:r>
-        <w:rPr>
-          <w:rFonts w:ascii="Times New Roman" w:hAnsi="Times New Roman"/>
-          <w:sz w:val="30"/>
-          <w:szCs w:val="30"/>
-        </w:rPr>
-        <w:t>Không có shell, không có package manager, không có OS utility. Image rất nhỏ, dưới 6MB, và rất an toàn.</w:t>
-      </w:r>
-    </w:p>
-    <w:p>
-      <w:pPr>
-        <w:pStyle w:val="Normal"/>
-        <w:ind w:hanging="0" w:start="-540" w:end="-449"/>
-        <w:rPr>
-          <w:rFonts w:ascii="Times New Roman" w:hAnsi="Times New Roman"/>
-          <w:sz w:val="30"/>
-          <w:szCs w:val="30"/>
-        </w:rPr>
-      </w:pPr>
-      <w:r>
-        <w:rPr>
-          <w:rFonts w:ascii="Times New Roman" w:hAnsi="Times New Roman"/>
-          <w:sz w:val="30"/>
-          <w:szCs w:val="30"/>
-        </w:rPr>
-        <w:t>Tôi cũng tạo user tối thiểu và chạy container bằng non-root user để đảm bảo security best practice.</w:t>
-      </w:r>
-    </w:p>
-    <w:p>
-      <w:pPr>
-        <w:pStyle w:val="Normal"/>
-        <w:ind w:hanging="0" w:start="-540" w:end="-449"/>
-        <w:rPr>
-          <w:rFonts w:ascii="Times New Roman" w:hAnsi="Times New Roman"/>
-          <w:sz w:val="30"/>
-          <w:szCs w:val="30"/>
-        </w:rPr>
-      </w:pPr>
-      <w:r>
-        <w:rPr>
-          <w:rFonts w:ascii="Times New Roman" w:hAnsi="Times New Roman"/>
-          <w:sz w:val="30"/>
-          <w:szCs w:val="30"/>
-        </w:rPr>
-        <w:t>Ngoài ra, tôi nén sẵn static asset bằng gzip và brotli trong quá trình build để nginx có thể serve trực tiếp file đã nén, giúp tăng performance và giảm CPU runtime.</w:t>
-      </w:r>
-    </w:p>
-    <w:p>
-      <w:pPr>
-        <w:pStyle w:val="Normal"/>
-        <w:ind w:hanging="0" w:start="-540" w:end="-449"/>
-        <w:rPr>
-          <w:rFonts w:ascii="Times New Roman" w:hAnsi="Times New Roman"/>
-          <w:sz w:val="30"/>
-          <w:szCs w:val="30"/>
-        </w:rPr>
-      </w:pPr>
-      <w:r>
-        <w:rPr>
-          <w:rFonts w:ascii="Times New Roman" w:hAnsi="Times New Roman"/>
-          <w:sz w:val="30"/>
-          <w:szCs w:val="30"/>
-        </w:rPr>
-        <w:t>Cuối cùng, tôi pin version image bằng SHA256 để tránh rủi ro supply chain và đảm bảo reproducible build.</w:t>
-      </w:r>
-    </w:p>
-    <w:p>
-      <w:pPr>
-        <w:pStyle w:val="Normal"/>
-        <w:ind w:hanging="0" w:start="-540" w:end="-449"/>
-        <w:rPr>
-          <w:rFonts w:ascii="Times New Roman" w:hAnsi="Times New Roman"/>
-          <w:sz w:val="30"/>
-          <w:szCs w:val="30"/>
-        </w:rPr>
-      </w:pPr>
-      <w:r>
-        <w:rPr>
-          <w:rFonts w:ascii="Times New Roman" w:hAnsi="Times New Roman"/>
-          <w:sz w:val="30"/>
-          <w:szCs w:val="30"/>
-        </w:rPr>
-        <w:t>Tổng lại, tôi tối ưu theo 3 hướng:</w:t>
-      </w:r>
-    </w:p>
-    <w:p>
-      <w:pPr>
-        <w:pStyle w:val="Normal"/>
-        <w:ind w:hanging="0" w:start="-540" w:end="-449"/>
-        <w:rPr>
-          <w:rFonts w:ascii="Times New Roman" w:hAnsi="Times New Roman"/>
-          <w:sz w:val="30"/>
-          <w:szCs w:val="30"/>
-        </w:rPr>
-      </w:pPr>
-      <w:r>
-        <w:rPr>
-          <w:rFonts w:ascii="Times New Roman" w:hAnsi="Times New Roman"/>
-          <w:sz w:val="30"/>
-          <w:szCs w:val="30"/>
-        </w:rPr>
-        <w:t>- Giảm kích thước bằng scratch và static nginx</w:t>
-      </w:r>
-    </w:p>
-    <w:p>
-      <w:pPr>
-        <w:pStyle w:val="Normal"/>
-        <w:ind w:hanging="0" w:start="-540" w:end="-449"/>
-        <w:rPr>
-          <w:rFonts w:ascii="Times New Roman" w:hAnsi="Times New Roman"/>
-          <w:sz w:val="30"/>
-          <w:szCs w:val="30"/>
-        </w:rPr>
-      </w:pPr>
-      <w:r>
-        <w:rPr>
-          <w:rFonts w:ascii="Times New Roman" w:hAnsi="Times New Roman"/>
-          <w:sz w:val="30"/>
-          <w:szCs w:val="30"/>
-        </w:rPr>
-        <w:t>- Tăng tốc build bằng cache mount</w:t>
-      </w:r>
-    </w:p>
-    <w:p>
-      <w:pPr>
-        <w:pStyle w:val="Normal"/>
-        <w:ind w:hanging="0" w:start="-540" w:end="-449"/>
-        <w:rPr>
-          <w:rFonts w:ascii="Times New Roman" w:hAnsi="Times New Roman"/>
-          <w:sz w:val="30"/>
-          <w:szCs w:val="30"/>
-        </w:rPr>
-      </w:pPr>
-      <w:r>
-        <w:rPr>
-          <w:rFonts w:ascii="Times New Roman" w:hAnsi="Times New Roman"/>
-          <w:sz w:val="30"/>
-          <w:szCs w:val="30"/>
-        </w:rPr>
-        <w:t>- Tăng bảo mật bằng giảm module, non-root và giảm attack surface</w:t>
-      </w:r>
-    </w:p>
-    <w:p>
-      <w:pPr>
-        <w:pStyle w:val="Normal"/>
-        <w:ind w:hanging="0" w:start="-540" w:end="-449"/>
-        <w:rPr>
-          <w:rFonts w:ascii="Times New Roman" w:hAnsi="Times New Roman"/>
-          <w:sz w:val="30"/>
-          <w:szCs w:val="30"/>
-        </w:rPr>
-      </w:pPr>
-      <w:r>
-        <w:rPr>
-          <w:rFonts w:ascii="Times New Roman" w:hAnsi="Times New Roman"/>
-          <w:sz w:val="30"/>
-          <w:szCs w:val="30"/>
-        </w:rPr>
-        <w:t>Qua đó tôi hiểu rằng tối ưu Docker không chỉ là làm image nhỏ, mà còn liên quan đến performance và security trong production.</w:t>
-      </w:r>
-    </w:p>
-    <w:p>
-      <w:pPr>
-        <w:pStyle w:val="Normal"/>
-        <w:ind w:hanging="0" w:start="-540" w:end="-449"/>
-        <w:rPr>
-          <w:rFonts w:ascii="Times New Roman" w:hAnsi="Times New Roman"/>
-          <w:sz w:val="30"/>
-          <w:szCs w:val="30"/>
-        </w:rPr>
-      </w:pPr>
-      <w:r>
-        <w:rPr>
-          <w:rFonts w:ascii="Times New Roman" w:hAnsi="Times New Roman"/>
-          <w:sz w:val="30"/>
-          <w:szCs w:val="30"/>
-        </w:rPr>
+        <w:t>Kubernetes</w:t>
+      </w:r>
+    </w:p>
+    <w:p>
+      <w:pPr>
+        <w:pStyle w:val="Normal"/>
+        <w:ind w:hanging="0" w:start="-540" w:end="-449"/>
+        <w:rPr>
+          <w:rFonts w:ascii="Times New Roman" w:hAnsi="Times New Roman"/>
+          <w:sz w:val="30"/>
+          <w:szCs w:val="30"/>
+        </w:rPr>
+      </w:pPr>
+      <w:r>
+        <w:rPr>
+          <w:rFonts w:ascii="Times New Roman" w:hAnsi="Times New Roman"/>
+          <w:sz w:val="30"/>
+          <w:szCs w:val="30"/>
+        </w:rPr>
+        <w:t>[</w:t>
+      </w:r>
+      <w:r>
+        <w:rPr>
+          <w:rFonts w:ascii="Times New Roman" w:hAnsi="Times New Roman"/>
+          <w:sz w:val="30"/>
+          <w:szCs w:val="30"/>
+        </w:rPr>
+        <w:t>EN</w:t>
+      </w:r>
+      <w:r>
+        <w:rPr>
+          <w:rFonts w:ascii="Times New Roman" w:hAnsi="Times New Roman"/>
+          <w:sz w:val="30"/>
+          <w:szCs w:val="30"/>
+        </w:rPr>
+        <w:t>] In my project, the Horizontal Scaling Gateway for Core Banking in Thailand, the customer was using Red Hat OpenShift, which is an enterprise version of Kubernetes. So, we were working on OpenShift, but the core concepts are the same as Kubernetes.</w:t>
+      </w:r>
+    </w:p>
+    <w:p>
+      <w:pPr>
+        <w:pStyle w:val="Normal"/>
+        <w:ind w:hanging="0" w:start="-540" w:end="-449"/>
+        <w:rPr>
+          <w:rFonts w:ascii="Times New Roman" w:hAnsi="Times New Roman"/>
+          <w:sz w:val="30"/>
+          <w:szCs w:val="30"/>
+        </w:rPr>
+      </w:pPr>
+      <w:r>
+        <w:rPr>
+          <w:rFonts w:ascii="Times New Roman" w:hAnsi="Times New Roman"/>
+          <w:sz w:val="30"/>
+          <w:szCs w:val="30"/>
+        </w:rPr>
+        <w:t>The DevOps team prepared everything very carefully. They gave us detailed documents and ready-made YAML files for all the services. My team just needed to review those YAML files, update the configurations based on the microservices we developed — like authentication, transaction routing, sync service, and data aggregation — and then push the updated files to GitLab.</w:t>
+      </w:r>
+    </w:p>
+    <w:p>
+      <w:pPr>
+        <w:pStyle w:val="Normal"/>
+        <w:ind w:hanging="0" w:start="-540" w:end="-449"/>
+        <w:rPr>
+          <w:rFonts w:ascii="Times New Roman" w:hAnsi="Times New Roman"/>
+          <w:sz w:val="30"/>
+          <w:szCs w:val="30"/>
+        </w:rPr>
+      </w:pPr>
+      <w:r>
+        <w:rPr>
+          <w:rFonts w:ascii="Times New Roman" w:hAnsi="Times New Roman"/>
+          <w:sz w:val="30"/>
+          <w:szCs w:val="30"/>
+        </w:rPr>
+        <w:t>After that, we triggered the deployment through Jenkins. Jenkins would run the pipeline, apply the YAML files to OpenShift, and deploy the services automatically. This way, everything was consistent, version-controlled in GitLab, and deployed safely without manual kubectl commands.</w:t>
+      </w:r>
+    </w:p>
+    <w:p>
+      <w:pPr>
+        <w:pStyle w:val="Normal"/>
+        <w:ind w:hanging="0" w:start="-540" w:end="-449"/>
+        <w:rPr>
+          <w:rFonts w:ascii="Times New Roman" w:hAnsi="Times New Roman"/>
+          <w:sz w:val="30"/>
+          <w:szCs w:val="30"/>
+        </w:rPr>
+      </w:pPr>
+      <w:r>
+        <w:rPr>
+          <w:rFonts w:ascii="Times New Roman" w:hAnsi="Times New Roman"/>
+          <w:sz w:val="30"/>
+          <w:szCs w:val="30"/>
+        </w:rPr>
+        <w:t>The main Kubernetes resources we used were:</w:t>
+      </w:r>
+    </w:p>
+    <w:p>
+      <w:pPr>
+        <w:pStyle w:val="Normal"/>
+        <w:ind w:hanging="0" w:start="-540" w:end="-449"/>
+        <w:rPr>
+          <w:rFonts w:ascii="Times New Roman" w:hAnsi="Times New Roman"/>
+          <w:sz w:val="30"/>
+          <w:szCs w:val="30"/>
+        </w:rPr>
+      </w:pPr>
+      <w:r>
+        <w:rPr>
+          <w:rFonts w:ascii="Times New Roman" w:hAnsi="Times New Roman"/>
+          <w:sz w:val="30"/>
+          <w:szCs w:val="30"/>
+        </w:rPr>
+        <w:t>- Deployment to manage our microservices pods, handle scaling, and do rolling updates without downtime.</w:t>
+      </w:r>
+    </w:p>
+    <w:p>
+      <w:pPr>
+        <w:pStyle w:val="Normal"/>
+        <w:ind w:hanging="0" w:start="-540" w:end="-449"/>
+        <w:rPr>
+          <w:rFonts w:ascii="Times New Roman" w:hAnsi="Times New Roman"/>
+          <w:sz w:val="30"/>
+          <w:szCs w:val="30"/>
+        </w:rPr>
+      </w:pPr>
+      <w:r>
+        <w:rPr>
+          <w:rFonts w:ascii="Times New Roman" w:hAnsi="Times New Roman"/>
+          <w:sz w:val="30"/>
+          <w:szCs w:val="30"/>
+        </w:rPr>
+        <w:t>- Service (mostly ClusterIP) for internal communication between services, so they could call each other reliably.</w:t>
+      </w:r>
+    </w:p>
+    <w:p>
+      <w:pPr>
+        <w:pStyle w:val="Normal"/>
+        <w:ind w:hanging="0" w:start="-540" w:end="-449"/>
+        <w:rPr>
+          <w:rFonts w:ascii="Times New Roman" w:hAnsi="Times New Roman"/>
+          <w:sz w:val="30"/>
+          <w:szCs w:val="30"/>
+        </w:rPr>
+      </w:pPr>
+      <w:r>
+        <w:rPr>
+          <w:rFonts w:ascii="Times New Roman" w:hAnsi="Times New Roman"/>
+          <w:sz w:val="30"/>
+          <w:szCs w:val="30"/>
+        </w:rPr>
+        <w:t>- Ingress as the entry point from outside, with path-based routing and HTTPS support.</w:t>
+      </w:r>
+    </w:p>
+    <w:p>
+      <w:pPr>
+        <w:pStyle w:val="Normal"/>
+        <w:ind w:hanging="0" w:start="-540" w:end="-449"/>
+        <w:rPr>
+          <w:rFonts w:ascii="Times New Roman" w:hAnsi="Times New Roman"/>
+          <w:sz w:val="30"/>
+          <w:szCs w:val="30"/>
+        </w:rPr>
+      </w:pPr>
+      <w:r>
+        <w:rPr>
+          <w:rFonts w:ascii="Times New Roman" w:hAnsi="Times New Roman"/>
+          <w:sz w:val="30"/>
+          <w:szCs w:val="30"/>
+        </w:rPr>
+        <w:t>- ConfigMap and Secret for configurations and sensitive data like database credentials or Kafka keys.</w:t>
+      </w:r>
+    </w:p>
+    <w:p>
+      <w:pPr>
+        <w:pStyle w:val="Normal"/>
+        <w:ind w:hanging="0" w:start="-540" w:end="-449"/>
+        <w:rPr>
+          <w:rFonts w:ascii="Times New Roman" w:hAnsi="Times New Roman"/>
+          <w:sz w:val="30"/>
+          <w:szCs w:val="30"/>
+        </w:rPr>
+      </w:pPr>
+      <w:r>
+        <w:rPr>
+          <w:rFonts w:ascii="Times New Roman" w:hAnsi="Times New Roman"/>
+          <w:sz w:val="30"/>
+          <w:szCs w:val="30"/>
+        </w:rPr>
+        <w:t>- Horizontal Pod Autoscaler (HPA) to automatically scale pods up or down based on CPU usage during high transaction loads.</w:t>
+      </w:r>
+    </w:p>
+    <w:p>
+      <w:pPr>
+        <w:pStyle w:val="Normal"/>
+        <w:ind w:hanging="0" w:start="-540" w:end="-449"/>
+        <w:rPr>
+          <w:rFonts w:ascii="Times New Roman" w:hAnsi="Times New Roman"/>
+          <w:sz w:val="30"/>
+          <w:szCs w:val="30"/>
+        </w:rPr>
+      </w:pPr>
+      <w:r>
+        <w:rPr>
+          <w:rFonts w:ascii="Times New Roman" w:hAnsi="Times New Roman"/>
+          <w:sz w:val="30"/>
+          <w:szCs w:val="30"/>
+        </w:rPr>
+        <w:t>- And sometimes PersistentVolumeClaim (PVC) with StorageClass if a service needed persistent storage, like for Redis.</w:t>
+      </w:r>
+    </w:p>
+    <w:p>
+      <w:pPr>
+        <w:pStyle w:val="Normal"/>
+        <w:ind w:hanging="0" w:start="-540" w:end="-449"/>
+        <w:rPr>
+          <w:rFonts w:ascii="Times New Roman" w:hAnsi="Times New Roman"/>
+          <w:sz w:val="30"/>
+          <w:szCs w:val="30"/>
+        </w:rPr>
+      </w:pPr>
+      <w:r>
+        <w:rPr>
+          <w:rFonts w:ascii="Times New Roman" w:hAnsi="Times New Roman"/>
+          <w:sz w:val="30"/>
+          <w:szCs w:val="30"/>
+        </w:rPr>
+        <w:t>Kubernetes — or OpenShift — helped us achieve automatic scaling, stable internal networking, secure configs, and reliable deployment through CI/CD. It was perfect for handling variable transaction volumes in a core banking system.</w:t>
+      </w:r>
+    </w:p>
+    <w:p>
+      <w:pPr>
+        <w:pStyle w:val="Normal"/>
+        <w:ind w:hanging="0" w:start="-540" w:end="-449"/>
+        <w:rPr>
+          <w:rFonts w:ascii="Times New Roman" w:hAnsi="Times New Roman"/>
+          <w:sz w:val="30"/>
+          <w:szCs w:val="30"/>
+        </w:rPr>
+      </w:pPr>
+      <w:r>
+        <w:rPr>
+          <w:rFonts w:ascii="Times New Roman" w:hAnsi="Times New Roman"/>
+          <w:sz w:val="30"/>
+          <w:szCs w:val="30"/>
+        </w:rPr>
+      </w:r>
+    </w:p>
+    <w:p>
+      <w:pPr>
+        <w:pStyle w:val="Normal"/>
+        <w:ind w:hanging="0" w:start="-540" w:end="-449"/>
+        <w:rPr>
+          <w:rFonts w:ascii="Times New Roman" w:hAnsi="Times New Roman"/>
+          <w:sz w:val="30"/>
+          <w:szCs w:val="30"/>
+        </w:rPr>
+      </w:pPr>
+      <w:r>
+        <w:rPr>
+          <w:rFonts w:ascii="Times New Roman" w:hAnsi="Times New Roman"/>
+          <w:sz w:val="30"/>
+          <w:szCs w:val="30"/>
+        </w:rPr>
+        <w:t>[VN] Trong dự án Horizontal Scaling Gateway cho Core Banking tại Thái Lan, khách hàng sử dụng Red Hat OpenShift — đây là phiên bản doanh nghiệp của Kubernetes. Nên em làm việc trên OpenShift, nhưng các khái niệm cốt lõi thì giống Kubernetes thông thường.</w:t>
+      </w:r>
+    </w:p>
+    <w:p>
+      <w:pPr>
+        <w:pStyle w:val="Normal"/>
+        <w:ind w:hanging="0" w:start="-540" w:end="-449"/>
+        <w:rPr>
+          <w:rFonts w:ascii="Times New Roman" w:hAnsi="Times New Roman"/>
+          <w:sz w:val="30"/>
+          <w:szCs w:val="30"/>
+        </w:rPr>
+      </w:pPr>
+      <w:r>
+        <w:rPr>
+          <w:rFonts w:ascii="Times New Roman" w:hAnsi="Times New Roman"/>
+          <w:sz w:val="30"/>
+          <w:szCs w:val="30"/>
+        </w:rPr>
+        <w:t>Đội DevOps chuẩn bị rất chi tiết: họ cung cấp đầy đủ tài liệu và các file YAML sẵn có cho tất cả các dịch vụ. Nhiệm vụ của team em là xem lại các file YAML đó, chỉnh sửa và config thông tin phù hợp với các microservice mà chúng em phát triển — như authentication, transaction routing, sync service, data aggregation — rồi push file lên GitLab.</w:t>
+      </w:r>
+    </w:p>
+    <w:p>
+      <w:pPr>
+        <w:pStyle w:val="Normal"/>
+        <w:ind w:hanging="0" w:start="-540" w:end="-449"/>
+        <w:rPr>
+          <w:rFonts w:ascii="Times New Roman" w:hAnsi="Times New Roman"/>
+          <w:sz w:val="30"/>
+          <w:szCs w:val="30"/>
+        </w:rPr>
+      </w:pPr>
+      <w:r>
+        <w:rPr>
+          <w:rFonts w:ascii="Times New Roman" w:hAnsi="Times New Roman"/>
+          <w:sz w:val="30"/>
+          <w:szCs w:val="30"/>
+        </w:rPr>
+        <w:t>Sau khi push, chúng em trigger pipeline trên Jenkins. Jenkins sẽ chạy tự động, apply các file YAML vào OpenShift và deploy dịch vụ. Quy trình này đảm bảo mọi thứ nhất quán, được version control trên GitLab, và deploy an toàn mà không cần chạy lệnh thủ công.</w:t>
+      </w:r>
+    </w:p>
+    <w:p>
+      <w:pPr>
+        <w:pStyle w:val="Normal"/>
+        <w:ind w:hanging="0" w:start="-540" w:end="-449"/>
+        <w:rPr>
+          <w:rFonts w:ascii="Times New Roman" w:hAnsi="Times New Roman"/>
+          <w:sz w:val="30"/>
+          <w:szCs w:val="30"/>
+        </w:rPr>
+      </w:pPr>
+      <w:r>
+        <w:rPr>
+          <w:rFonts w:ascii="Times New Roman" w:hAnsi="Times New Roman"/>
+          <w:sz w:val="30"/>
+          <w:szCs w:val="30"/>
+        </w:rPr>
+        <w:t>Các tài nguyên Kubernetes chính em sử dụng là:</w:t>
+      </w:r>
+    </w:p>
+    <w:p>
+      <w:pPr>
+        <w:pStyle w:val="Normal"/>
+        <w:ind w:hanging="0" w:start="-540" w:end="-449"/>
+        <w:rPr>
+          <w:rFonts w:ascii="Times New Roman" w:hAnsi="Times New Roman"/>
+          <w:sz w:val="30"/>
+          <w:szCs w:val="30"/>
+        </w:rPr>
+      </w:pPr>
+      <w:r>
+        <w:rPr>
+          <w:rFonts w:ascii="Times New Roman" w:hAnsi="Times New Roman"/>
+          <w:sz w:val="30"/>
+          <w:szCs w:val="30"/>
+        </w:rPr>
+        <w:t>- Deployment để quản lý pod của các microservice, scale theo chiều ngang và rolling update không downtime.</w:t>
+      </w:r>
+    </w:p>
+    <w:p>
+      <w:pPr>
+        <w:pStyle w:val="Normal"/>
+        <w:ind w:hanging="0" w:start="-540" w:end="-449"/>
+        <w:rPr>
+          <w:rFonts w:ascii="Times New Roman" w:hAnsi="Times New Roman"/>
+          <w:sz w:val="30"/>
+          <w:szCs w:val="30"/>
+        </w:rPr>
+      </w:pPr>
+      <w:r>
+        <w:rPr>
+          <w:rFonts w:ascii="Times New Roman" w:hAnsi="Times New Roman"/>
+          <w:sz w:val="30"/>
+          <w:szCs w:val="30"/>
+        </w:rPr>
+        <w:t>- Service (chủ yếu ClusterIP) để các service giao tiếp nội bộ ổn định qua DNS.</w:t>
+      </w:r>
+    </w:p>
+    <w:p>
+      <w:pPr>
+        <w:pStyle w:val="Normal"/>
+        <w:ind w:hanging="0" w:start="-540" w:end="-449"/>
+        <w:rPr>
+          <w:rFonts w:ascii="Times New Roman" w:hAnsi="Times New Roman"/>
+          <w:sz w:val="30"/>
+          <w:szCs w:val="30"/>
+        </w:rPr>
+      </w:pPr>
+      <w:r>
+        <w:rPr>
+          <w:rFonts w:ascii="Times New Roman" w:hAnsi="Times New Roman"/>
+          <w:sz w:val="30"/>
+          <w:szCs w:val="30"/>
+        </w:rPr>
+        <w:t>- Ingress làm điểm vào từ bên ngoài, với routing dựa trên path và hỗ trợ HTTPS.</w:t>
+      </w:r>
+    </w:p>
+    <w:p>
+      <w:pPr>
+        <w:pStyle w:val="Normal"/>
+        <w:ind w:hanging="0" w:start="-540" w:end="-449"/>
+        <w:rPr>
+          <w:rFonts w:ascii="Times New Roman" w:hAnsi="Times New Roman"/>
+          <w:sz w:val="30"/>
+          <w:szCs w:val="30"/>
+        </w:rPr>
+      </w:pPr>
+      <w:r>
+        <w:rPr>
+          <w:rFonts w:ascii="Times New Roman" w:hAnsi="Times New Roman"/>
+          <w:sz w:val="30"/>
+          <w:szCs w:val="30"/>
+        </w:rPr>
+        <w:t>- ConfigMap và Secret để lưu cấu hình không nhạy cảm và thông tin bí mật như password database hay credential Kafka.</w:t>
+      </w:r>
+    </w:p>
+    <w:p>
+      <w:pPr>
+        <w:pStyle w:val="Normal"/>
+        <w:ind w:hanging="0" w:start="-540" w:end="-449"/>
+        <w:rPr>
+          <w:rFonts w:ascii="Times New Roman" w:hAnsi="Times New Roman"/>
+          <w:sz w:val="30"/>
+          <w:szCs w:val="30"/>
+        </w:rPr>
+      </w:pPr>
+      <w:r>
+        <w:rPr>
+          <w:rFonts w:ascii="Times New Roman" w:hAnsi="Times New Roman"/>
+          <w:sz w:val="30"/>
+          <w:szCs w:val="30"/>
+        </w:rPr>
+        <w:t>- Horizontal Pod Autoscaler (HPA) để tự động tăng/giảm số pod dựa trên CPU khi tải transaction tăng cao.</w:t>
+      </w:r>
+    </w:p>
+    <w:p>
+      <w:pPr>
+        <w:pStyle w:val="Normal"/>
+        <w:ind w:hanging="0" w:start="-540" w:end="-449"/>
+        <w:rPr>
+          <w:rFonts w:ascii="Times New Roman" w:hAnsi="Times New Roman"/>
+          <w:sz w:val="30"/>
+          <w:szCs w:val="30"/>
+        </w:rPr>
+      </w:pPr>
+      <w:r>
+        <w:rPr>
+          <w:rFonts w:ascii="Times New Roman" w:hAnsi="Times New Roman"/>
+          <w:sz w:val="30"/>
+          <w:szCs w:val="30"/>
+        </w:rPr>
+        <w:t>- Và đôi khi PersistentVolumeClaim (PVC) với StorageClass nếu service cần lưu trữ bền vững, như Redis.</w:t>
+      </w:r>
+    </w:p>
+    <w:p>
+      <w:pPr>
+        <w:pStyle w:val="Normal"/>
+        <w:ind w:hanging="0" w:start="-540" w:end="-449"/>
+        <w:rPr>
+          <w:rFonts w:ascii="Times New Roman" w:hAnsi="Times New Roman"/>
+          <w:sz w:val="30"/>
+          <w:szCs w:val="30"/>
+        </w:rPr>
+      </w:pPr>
+      <w:r>
+        <w:rPr>
+          <w:rFonts w:ascii="Times New Roman" w:hAnsi="Times New Roman"/>
+          <w:sz w:val="30"/>
+          <w:szCs w:val="30"/>
+        </w:rPr>
+        <w:t>Kubernetes — hay OpenShift — giúp hệ thống tự động scale, giao tiếp nội bộ ổn định, cấu hình an toàn và deploy đáng tin cậy qua CI/CD. Rất phù hợp cho core banking cần high availability và xử lý tải transaction biến động.</w:t>
       </w:r>
     </w:p>
     <w:sectPr>
@@ -2412,7 +2867,7 @@
     <w:pPr>
       <w:widowControl/>
       <w:suppressAutoHyphens w:val="true"/>
-      <w:overflowPunct w:val="true"/>
+      <w:overflowPunct w:val="false"/>
       <w:bidi w:val="0"/>
       <w:spacing w:before="0" w:after="0"/>
       <w:jc w:val="start"/>
@@ -2459,8 +2914,8 @@
       <w:iCs/>
     </w:rPr>
   </w:style>
-  <w:style w:type="character" w:styleId="Bullets">
-    <w:name w:val="Bullets"/>
+  <w:style w:type="character" w:styleId="Bulletsuser">
+    <w:name w:val="Bullets (user)"/>
     <w:qFormat/>
     <w:rPr>
       <w:rFonts w:ascii="OpenSymbol" w:hAnsi="OpenSymbol" w:eastAsia="OpenSymbol" w:cs="OpenSymbol"/>

--- a/documents/English-for-Interview.docx
+++ b/documents/English-for-Interview.docx
@@ -15398,162 +15398,1251 @@
           <w:sz w:val="30"/>
           <w:szCs w:val="30"/>
         </w:rPr>
-        <w:t>Câu hỏi:</w:t>
-      </w:r>
-    </w:p>
-    <w:p>
-      <w:pPr>
-        <w:pStyle w:val="Normal"/>
-        <w:ind w:hanging="0" w:start="-540" w:end="-449"/>
-        <w:rPr>
-          <w:rFonts w:ascii="Times New Roman" w:hAnsi="Times New Roman"/>
-          <w:sz w:val="30"/>
-          <w:szCs w:val="30"/>
-        </w:rPr>
-      </w:pPr>
-      <w:r>
-        <w:rPr>
-          <w:rFonts w:ascii="Times New Roman" w:hAnsi="Times New Roman"/>
-          <w:sz w:val="30"/>
-          <w:szCs w:val="30"/>
-        </w:rPr>
-        <w:t xml:space="preserve">[VN] </w:t>
-      </w:r>
-    </w:p>
-    <w:p>
-      <w:pPr>
-        <w:pStyle w:val="Normal"/>
-        <w:ind w:hanging="0" w:start="-540" w:end="-449"/>
-        <w:rPr>
-          <w:rFonts w:ascii="Times New Roman" w:hAnsi="Times New Roman"/>
-          <w:sz w:val="30"/>
-          <w:szCs w:val="30"/>
-        </w:rPr>
-      </w:pPr>
-      <w:r>
-        <w:rPr>
-          <w:rFonts w:ascii="Times New Roman" w:hAnsi="Times New Roman"/>
-          <w:sz w:val="30"/>
-          <w:szCs w:val="30"/>
-        </w:rPr>
-      </w:r>
-    </w:p>
-    <w:p>
-      <w:pPr>
-        <w:pStyle w:val="Normal"/>
-        <w:ind w:hanging="0" w:start="-540" w:end="-449"/>
-        <w:rPr>
-          <w:rFonts w:ascii="Times New Roman" w:hAnsi="Times New Roman"/>
-          <w:sz w:val="30"/>
-          <w:szCs w:val="30"/>
-        </w:rPr>
-      </w:pPr>
-      <w:r>
-        <w:rPr>
-          <w:rFonts w:ascii="Times New Roman" w:hAnsi="Times New Roman"/>
-          <w:sz w:val="30"/>
-          <w:szCs w:val="30"/>
-        </w:rPr>
-        <w:t xml:space="preserve">[EN] </w:t>
-      </w:r>
-    </w:p>
-    <w:p>
-      <w:pPr>
-        <w:pStyle w:val="Normal"/>
-        <w:ind w:hanging="0" w:start="-540" w:end="-449"/>
-        <w:rPr>
-          <w:rFonts w:ascii="Times New Roman" w:hAnsi="Times New Roman"/>
-          <w:sz w:val="30"/>
-          <w:szCs w:val="30"/>
-        </w:rPr>
-      </w:pPr>
-      <w:r>
-        <w:rPr>
-          <w:rFonts w:ascii="Times New Roman" w:hAnsi="Times New Roman"/>
-          <w:sz w:val="30"/>
-          <w:szCs w:val="30"/>
-        </w:rPr>
-      </w:r>
-    </w:p>
-    <w:p>
-      <w:pPr>
-        <w:pStyle w:val="Normal"/>
-        <w:ind w:hanging="0" w:start="-540" w:end="-449"/>
-        <w:rPr>
-          <w:rFonts w:ascii="Times New Roman" w:hAnsi="Times New Roman"/>
-          <w:b/>
-          <w:bCs/>
-          <w:color w:val="3465A4"/>
-          <w:sz w:val="30"/>
-          <w:szCs w:val="30"/>
-        </w:rPr>
-      </w:pPr>
-      <w:r>
-        <w:rPr>
-          <w:rFonts w:ascii="Times New Roman" w:hAnsi="Times New Roman"/>
-          <w:b/>
-          <w:bCs/>
-          <w:color w:val="3465A4"/>
-          <w:sz w:val="30"/>
-          <w:szCs w:val="30"/>
-        </w:rPr>
-        <w:t>Câu hỏi:</w:t>
-      </w:r>
-    </w:p>
-    <w:p>
-      <w:pPr>
-        <w:pStyle w:val="Normal"/>
-        <w:ind w:hanging="0" w:start="-540" w:end="-449"/>
-        <w:rPr>
-          <w:rFonts w:ascii="Times New Roman" w:hAnsi="Times New Roman"/>
-          <w:sz w:val="30"/>
-          <w:szCs w:val="30"/>
-        </w:rPr>
-      </w:pPr>
-      <w:r>
-        <w:rPr>
-          <w:rFonts w:ascii="Times New Roman" w:hAnsi="Times New Roman"/>
-          <w:sz w:val="30"/>
-          <w:szCs w:val="30"/>
-        </w:rPr>
-        <w:t xml:space="preserve">[VN] </w:t>
-      </w:r>
-    </w:p>
-    <w:p>
-      <w:pPr>
-        <w:pStyle w:val="Normal"/>
-        <w:ind w:hanging="0" w:start="-540" w:end="-449"/>
-        <w:rPr>
-          <w:rFonts w:ascii="Times New Roman" w:hAnsi="Times New Roman"/>
-          <w:sz w:val="30"/>
-          <w:szCs w:val="30"/>
-        </w:rPr>
-      </w:pPr>
-      <w:r>
-        <w:rPr>
-          <w:rFonts w:ascii="Times New Roman" w:hAnsi="Times New Roman"/>
-          <w:sz w:val="30"/>
-          <w:szCs w:val="30"/>
-        </w:rPr>
-      </w:r>
-    </w:p>
-    <w:p>
-      <w:pPr>
-        <w:pStyle w:val="Normal"/>
-        <w:ind w:hanging="0" w:start="-540" w:end="-449"/>
-        <w:rPr>
-          <w:rFonts w:ascii="Times New Roman" w:hAnsi="Times New Roman"/>
-          <w:sz w:val="30"/>
-          <w:szCs w:val="30"/>
-        </w:rPr>
-      </w:pPr>
-      <w:r>
-        <w:rPr>
-          <w:rFonts w:ascii="Times New Roman" w:hAnsi="Times New Roman"/>
-          <w:sz w:val="30"/>
-          <w:szCs w:val="30"/>
-        </w:rPr>
-        <w:t xml:space="preserve">[EN] </w:t>
+        <w:t>Khi nào cần connection pool như PgBouncer?</w:t>
+      </w:r>
+    </w:p>
+    <w:p>
+      <w:pPr>
+        <w:pStyle w:val="Normal"/>
+        <w:ind w:hanging="0" w:start="-540" w:end="-449"/>
+        <w:rPr>
+          <w:rFonts w:ascii="Times New Roman" w:hAnsi="Times New Roman"/>
+          <w:sz w:val="30"/>
+          <w:szCs w:val="30"/>
+        </w:rPr>
+      </w:pPr>
+      <w:r>
+        <w:rPr>
+          <w:rFonts w:ascii="Times New Roman" w:hAnsi="Times New Roman"/>
+          <w:sz w:val="30"/>
+          <w:szCs w:val="30"/>
+        </w:rPr>
+        <w:t>[VN] Cần connection pool như PgBouncer khi ứng dụng có nhiều request đồng thời và mở quá nhiều connection đến PostgreSQL, gây tốn tài nguyên và làm giảm hiệu năng. Mỗi connection trong PostgreSQL tiêu tốn bộ nhớ và CPU, nên nếu số lượng connection tăng cao (ví dụ từ web app hoặc microservices), database có thể bị quá tải dù query không nặng. PgBouncer giúp tái sử dụng connection, giảm chi phí tạo và đóng connection liên tục, và giới hạn số connection thực sự đến database. Tóm lại, dùng connection pool khi hệ thống có nhiều client hoặc traffic cao để bảo vệ và ổn định database.</w:t>
+      </w:r>
+    </w:p>
+    <w:p>
+      <w:pPr>
+        <w:pStyle w:val="Normal"/>
+        <w:ind w:hanging="0" w:start="-540" w:end="-449"/>
+        <w:rPr>
+          <w:rFonts w:ascii="Times New Roman" w:hAnsi="Times New Roman"/>
+          <w:sz w:val="30"/>
+          <w:szCs w:val="30"/>
+        </w:rPr>
+      </w:pPr>
+      <w:r>
+        <w:rPr>
+          <w:rFonts w:ascii="Times New Roman" w:hAnsi="Times New Roman"/>
+          <w:sz w:val="30"/>
+          <w:szCs w:val="30"/>
+        </w:rPr>
+      </w:r>
+    </w:p>
+    <w:p>
+      <w:pPr>
+        <w:pStyle w:val="Normal"/>
+        <w:ind w:hanging="0" w:start="-540" w:end="-449"/>
+        <w:rPr>
+          <w:rFonts w:ascii="Times New Roman" w:hAnsi="Times New Roman"/>
+          <w:sz w:val="30"/>
+          <w:szCs w:val="30"/>
+        </w:rPr>
+      </w:pPr>
+      <w:r>
+        <w:rPr>
+          <w:rFonts w:ascii="Times New Roman" w:hAnsi="Times New Roman"/>
+          <w:sz w:val="30"/>
+          <w:szCs w:val="30"/>
+        </w:rPr>
+        <w:t>[EN] You need a connection pool like PgBouncer when your application has many concurrent requests and opens too many connections to PostgreSQL, which consumes resources and reduces performance. Each PostgreSQL connection uses memory and CPU, so a high number of connections (for example from a web app or microservices) can overload the database even if queries are not heavy. PgBouncer reuses connections, reduces the cost of creating and closing them repeatedly, and limits the actual number of connections to the database. In short, use a connection pool when your system has many clients or high traffic to keep the database stable and efficient.</w:t>
+      </w:r>
+    </w:p>
+    <w:p>
+      <w:pPr>
+        <w:pStyle w:val="Normal"/>
+        <w:ind w:hanging="0" w:start="-540" w:end="-449"/>
+        <w:rPr>
+          <w:rFonts w:ascii="Times New Roman" w:hAnsi="Times New Roman"/>
+          <w:sz w:val="30"/>
+          <w:szCs w:val="30"/>
+        </w:rPr>
+      </w:pPr>
+      <w:r>
+        <w:rPr>
+          <w:rFonts w:ascii="Times New Roman" w:hAnsi="Times New Roman"/>
+          <w:sz w:val="30"/>
+          <w:szCs w:val="30"/>
+        </w:rPr>
+      </w:r>
+    </w:p>
+    <w:p>
+      <w:pPr>
+        <w:pStyle w:val="Normal"/>
+        <w:ind w:hanging="0" w:start="-540" w:end="-449"/>
+        <w:rPr>
+          <w:rFonts w:ascii="Times New Roman" w:hAnsi="Times New Roman"/>
+          <w:b/>
+          <w:bCs/>
+          <w:color w:val="3465A4"/>
+          <w:sz w:val="30"/>
+          <w:szCs w:val="30"/>
+        </w:rPr>
+      </w:pPr>
+      <w:r>
+        <w:rPr>
+          <w:rFonts w:ascii="Times New Roman" w:hAnsi="Times New Roman"/>
+          <w:b/>
+          <w:bCs/>
+          <w:color w:val="3465A4"/>
+          <w:sz w:val="30"/>
+          <w:szCs w:val="30"/>
+        </w:rPr>
+        <w:t>Cách tối ưu connection cho workload cao?</w:t>
+      </w:r>
+    </w:p>
+    <w:p>
+      <w:pPr>
+        <w:pStyle w:val="Normal"/>
+        <w:ind w:hanging="0" w:start="-540" w:end="-449"/>
+        <w:rPr>
+          <w:rFonts w:ascii="Times New Roman" w:hAnsi="Times New Roman"/>
+          <w:sz w:val="30"/>
+          <w:szCs w:val="30"/>
+        </w:rPr>
+      </w:pPr>
+      <w:r>
+        <w:rPr>
+          <w:rFonts w:ascii="Times New Roman" w:hAnsi="Times New Roman"/>
+          <w:sz w:val="30"/>
+          <w:szCs w:val="30"/>
+        </w:rPr>
+        <w:t>[VN] Để tối ưu connection cho workload cao, nên dùng connection pool như PgBouncer để giới hạn và tái sử dụng connection thay vì mở quá nhiều connection trực tiếp đến database. Cấu hình số lượng connection tối đa phù hợp với CPU và RAM của server, tránh để quá cao gây quá tải. Ngoài ra, giữ transaction ngắn gọn để giải phóng connection nhanh, và tối ưu query để giảm thời gian giữ connection. Tóm lại, kiểm soát số lượng connection, dùng pool và đảm bảo mỗi connection được sử dụng hiệu quả là cách tối ưu cho workload cao.</w:t>
+      </w:r>
+    </w:p>
+    <w:p>
+      <w:pPr>
+        <w:pStyle w:val="Normal"/>
+        <w:ind w:hanging="0" w:start="-540" w:end="-449"/>
+        <w:rPr>
+          <w:rFonts w:ascii="Times New Roman" w:hAnsi="Times New Roman"/>
+          <w:sz w:val="30"/>
+          <w:szCs w:val="30"/>
+        </w:rPr>
+      </w:pPr>
+      <w:r>
+        <w:rPr>
+          <w:rFonts w:ascii="Times New Roman" w:hAnsi="Times New Roman"/>
+          <w:sz w:val="30"/>
+          <w:szCs w:val="30"/>
+        </w:rPr>
+      </w:r>
+    </w:p>
+    <w:p>
+      <w:pPr>
+        <w:pStyle w:val="Normal"/>
+        <w:ind w:hanging="0" w:start="-540" w:end="-449"/>
+        <w:rPr>
+          <w:rFonts w:ascii="Times New Roman" w:hAnsi="Times New Roman"/>
+          <w:sz w:val="30"/>
+          <w:szCs w:val="30"/>
+        </w:rPr>
+      </w:pPr>
+      <w:r>
+        <w:rPr>
+          <w:rFonts w:ascii="Times New Roman" w:hAnsi="Times New Roman"/>
+          <w:sz w:val="30"/>
+          <w:szCs w:val="30"/>
+        </w:rPr>
+        <w:t>[EN] To optimize connections for high workload, you should use a connection pool like PgBouncer to limit and reuse connections instead of opening too many direct connections to the database. Configure the maximum number of connections based on your server’s CPU and RAM to avoid overload. Also keep transactions short to release connections quickly, and optimize queries to reduce connection holding time. In short, control the number of connections, use pooling, and ensure each connection is used efficiently for high workloads.</w:t>
+      </w:r>
+    </w:p>
+    <w:p>
+      <w:pPr>
+        <w:pStyle w:val="Normal"/>
+        <w:ind w:hanging="0" w:start="-540" w:end="-449"/>
+        <w:rPr>
+          <w:rFonts w:ascii="Times New Roman" w:hAnsi="Times New Roman"/>
+          <w:sz w:val="30"/>
+          <w:szCs w:val="30"/>
+        </w:rPr>
+      </w:pPr>
+      <w:r>
+        <w:rPr>
+          <w:rFonts w:ascii="Times New Roman" w:hAnsi="Times New Roman"/>
+          <w:sz w:val="30"/>
+          <w:szCs w:val="30"/>
+        </w:rPr>
+      </w:r>
+    </w:p>
+    <w:p>
+      <w:pPr>
+        <w:pStyle w:val="Normal"/>
+        <w:ind w:hanging="0" w:start="-540" w:end="-449"/>
+        <w:rPr>
+          <w:rFonts w:ascii="Times New Roman" w:hAnsi="Times New Roman"/>
+          <w:b/>
+          <w:bCs/>
+          <w:color w:val="3465A4"/>
+          <w:sz w:val="30"/>
+          <w:szCs w:val="30"/>
+        </w:rPr>
+      </w:pPr>
+      <w:r>
+        <w:rPr>
+          <w:rFonts w:ascii="Times New Roman" w:hAnsi="Times New Roman"/>
+          <w:b/>
+          <w:bCs/>
+          <w:color w:val="3465A4"/>
+          <w:sz w:val="30"/>
+          <w:szCs w:val="30"/>
+        </w:rPr>
+        <w:t>Autovacuum hoạt động ra sao và khi nào cần tuning?</w:t>
+      </w:r>
+    </w:p>
+    <w:p>
+      <w:pPr>
+        <w:pStyle w:val="Normal"/>
+        <w:ind w:hanging="0" w:start="-540" w:end="-449"/>
+        <w:rPr>
+          <w:rFonts w:ascii="Times New Roman" w:hAnsi="Times New Roman"/>
+          <w:sz w:val="30"/>
+          <w:szCs w:val="30"/>
+        </w:rPr>
+      </w:pPr>
+      <w:r>
+        <w:rPr>
+          <w:rFonts w:ascii="Times New Roman" w:hAnsi="Times New Roman"/>
+          <w:sz w:val="30"/>
+          <w:szCs w:val="30"/>
+        </w:rPr>
+        <w:t>[VN] Autovacuum trong PostgreSQL tự động dọn dẹp các bản ghi đã bị xóa hoặc cập nhật (dead tuples) và cập nhật statistics để tránh table bị phình to và giữ cho query planner hoạt động chính xác. Nó chạy nền dựa trên ngưỡng số lượng thay đổi trong bảng. Nếu autovacuum chạy quá chậm, bảng có nhiều dead tuples, query chậm hoặc xảy ra bloat, thì cần tuning bằng cách điều chỉnh các tham số như autovacuum_vacuum_cost_limit, autovacuum_vacuum_scale_factor hoặc tăng tài nguyên cho nó. Tóm lại, autovacuum giúp duy trì hiệu năng và cần tuning khi workload lớn hoặc dữ liệu thay đổi nhiều.</w:t>
+      </w:r>
+    </w:p>
+    <w:p>
+      <w:pPr>
+        <w:pStyle w:val="Normal"/>
+        <w:ind w:hanging="0" w:start="-540" w:end="-449"/>
+        <w:rPr>
+          <w:rFonts w:ascii="Times New Roman" w:hAnsi="Times New Roman"/>
+          <w:sz w:val="30"/>
+          <w:szCs w:val="30"/>
+        </w:rPr>
+      </w:pPr>
+      <w:r>
+        <w:rPr>
+          <w:rFonts w:ascii="Times New Roman" w:hAnsi="Times New Roman"/>
+          <w:sz w:val="30"/>
+          <w:szCs w:val="30"/>
+        </w:rPr>
+      </w:r>
+    </w:p>
+    <w:p>
+      <w:pPr>
+        <w:pStyle w:val="Normal"/>
+        <w:ind w:hanging="0" w:start="-540" w:end="-449"/>
+        <w:rPr>
+          <w:rFonts w:ascii="Times New Roman" w:hAnsi="Times New Roman"/>
+          <w:sz w:val="30"/>
+          <w:szCs w:val="30"/>
+        </w:rPr>
+      </w:pPr>
+      <w:r>
+        <w:rPr>
+          <w:rFonts w:ascii="Times New Roman" w:hAnsi="Times New Roman"/>
+          <w:sz w:val="30"/>
+          <w:szCs w:val="30"/>
+        </w:rPr>
+        <w:t>[EN] Autovacuum in PostgreSQL automatically cleans up dead tuples (rows that were deleted or updated) and updates statistics to prevent table bloat and keep the query planner accurate. It runs in the background based on thresholds of data changes in a table. If autovacuum is too slow, tables have many dead tuples, queries become slower, or bloat appears, you may need tuning by adjusting parameters like autovacuum_vacuum_cost_limit, autovacuum_vacuum_scale_factor, or allocating more resources. In short, autovacuum maintains performance and needs tuning when workload is high or data changes frequently.</w:t>
+      </w:r>
+    </w:p>
+    <w:p>
+      <w:pPr>
+        <w:pStyle w:val="Normal"/>
+        <w:ind w:hanging="0" w:start="-540" w:end="-449"/>
+        <w:rPr>
+          <w:rFonts w:ascii="Times New Roman" w:hAnsi="Times New Roman"/>
+          <w:sz w:val="30"/>
+          <w:szCs w:val="30"/>
+        </w:rPr>
+      </w:pPr>
+      <w:r>
+        <w:rPr>
+          <w:rFonts w:ascii="Times New Roman" w:hAnsi="Times New Roman"/>
+          <w:sz w:val="30"/>
+          <w:szCs w:val="30"/>
+        </w:rPr>
+      </w:r>
+    </w:p>
+    <w:p>
+      <w:pPr>
+        <w:pStyle w:val="Normal"/>
+        <w:ind w:hanging="0" w:start="-540" w:end="-449"/>
+        <w:rPr>
+          <w:rFonts w:ascii="Times New Roman" w:hAnsi="Times New Roman"/>
+          <w:b/>
+          <w:bCs/>
+          <w:color w:val="3465A4"/>
+          <w:sz w:val="30"/>
+          <w:szCs w:val="30"/>
+        </w:rPr>
+      </w:pPr>
+      <w:r>
+        <w:rPr>
+          <w:rFonts w:ascii="Times New Roman" w:hAnsi="Times New Roman"/>
+          <w:b/>
+          <w:bCs/>
+          <w:color w:val="3465A4"/>
+          <w:sz w:val="30"/>
+          <w:szCs w:val="30"/>
+        </w:rPr>
+        <w:t>Khi nào cần VACUUM và VACUUM FULL?</w:t>
+      </w:r>
+    </w:p>
+    <w:p>
+      <w:pPr>
+        <w:pStyle w:val="Normal"/>
+        <w:ind w:hanging="0" w:start="-540" w:end="-449"/>
+        <w:rPr>
+          <w:rFonts w:ascii="Times New Roman" w:hAnsi="Times New Roman"/>
+          <w:sz w:val="30"/>
+          <w:szCs w:val="30"/>
+        </w:rPr>
+      </w:pPr>
+      <w:r>
+        <w:rPr>
+          <w:rFonts w:ascii="Times New Roman" w:hAnsi="Times New Roman"/>
+          <w:sz w:val="30"/>
+          <w:szCs w:val="30"/>
+        </w:rPr>
+        <w:t>[VN] Trong PostgreSQL, VACUUM dùng để dọn dẹp các dead tuples sau khi DELETE hoặc UPDATE, giúp tái sử dụng không gian và duy trì hiệu năng; thường thì autovacuum sẽ tự chạy nên ít khi cần chạy tay, trừ khi bảng thay đổi nhiều và cần dọn gấp. VACUUM FULL không chỉ dọn dẹp mà còn thu hồi lại toàn bộ không gian đĩa bằng cách ghi lại bảng, giúp giảm kích thước file, nhưng nó khóa bảng trong suốt quá trình nên gây downtime tạm thời. Vì vậy, chỉ nên dùng VACUUM FULL khi bảng bị bloat lớn và cần lấy lại dung lượng đĩa ngay. Tóm lại, VACUUM để bảo trì thường xuyên, còn VACUUM FULL dùng khi cần thu hồi không gian lớn và chấp nhận lock bảng.</w:t>
+      </w:r>
+    </w:p>
+    <w:p>
+      <w:pPr>
+        <w:pStyle w:val="Normal"/>
+        <w:ind w:hanging="0" w:start="-540" w:end="-449"/>
+        <w:rPr>
+          <w:rFonts w:ascii="Times New Roman" w:hAnsi="Times New Roman"/>
+          <w:sz w:val="30"/>
+          <w:szCs w:val="30"/>
+        </w:rPr>
+      </w:pPr>
+      <w:r>
+        <w:rPr>
+          <w:rFonts w:ascii="Times New Roman" w:hAnsi="Times New Roman"/>
+          <w:sz w:val="30"/>
+          <w:szCs w:val="30"/>
+        </w:rPr>
+      </w:r>
+    </w:p>
+    <w:p>
+      <w:pPr>
+        <w:pStyle w:val="Normal"/>
+        <w:ind w:hanging="0" w:start="-540" w:end="-449"/>
+        <w:rPr>
+          <w:rFonts w:ascii="Times New Roman" w:hAnsi="Times New Roman"/>
+          <w:sz w:val="30"/>
+          <w:szCs w:val="30"/>
+        </w:rPr>
+      </w:pPr>
+      <w:r>
+        <w:rPr>
+          <w:rFonts w:ascii="Times New Roman" w:hAnsi="Times New Roman"/>
+          <w:sz w:val="30"/>
+          <w:szCs w:val="30"/>
+        </w:rPr>
+        <w:t>[EN] In PostgreSQL, VACUUM cleans up dead tuples after DELETE or UPDATE, allowing space reuse and maintaining performance; normally autovacuum handles this automatically, so manual VACUUM is only needed when there are heavy changes and urgent cleanup is required. VACUUM FULL not only cleans but also reclaims disk space by rewriting the whole table, reducing file size, but it locks the table during the process and can cause temporary downtime. Therefore, VACUUM FULL should only be used when the table has significant bloat and you need to reclaim disk space immediately. In short, use VACUUM for regular maintenance and VACUUM FULL when you must recover large disk space and can accept table locking.</w:t>
+      </w:r>
+    </w:p>
+    <w:p>
+      <w:pPr>
+        <w:pStyle w:val="Normal"/>
+        <w:ind w:hanging="0" w:start="-540" w:end="-449"/>
+        <w:rPr>
+          <w:rFonts w:ascii="Times New Roman" w:hAnsi="Times New Roman"/>
+          <w:sz w:val="30"/>
+          <w:szCs w:val="30"/>
+        </w:rPr>
+      </w:pPr>
+      <w:r>
+        <w:rPr>
+          <w:rFonts w:ascii="Times New Roman" w:hAnsi="Times New Roman"/>
+          <w:sz w:val="30"/>
+          <w:szCs w:val="30"/>
+        </w:rPr>
+      </w:r>
+    </w:p>
+    <w:p>
+      <w:pPr>
+        <w:pStyle w:val="Normal"/>
+        <w:ind w:hanging="0" w:start="-540" w:end="-449"/>
+        <w:rPr>
+          <w:rFonts w:ascii="Times New Roman" w:hAnsi="Times New Roman"/>
+          <w:b/>
+          <w:bCs/>
+          <w:color w:val="3465A4"/>
+          <w:sz w:val="30"/>
+          <w:szCs w:val="30"/>
+        </w:rPr>
+      </w:pPr>
+      <w:r>
+        <w:rPr>
+          <w:rFonts w:ascii="Times New Roman" w:hAnsi="Times New Roman"/>
+          <w:b/>
+          <w:bCs/>
+          <w:color w:val="3465A4"/>
+          <w:sz w:val="30"/>
+          <w:szCs w:val="30"/>
+        </w:rPr>
+        <w:t>CTE (WITH) ảnh hưởng thế nào đến performance ở các version PostgreSQL mới?</w:t>
+      </w:r>
+    </w:p>
+    <w:p>
+      <w:pPr>
+        <w:pStyle w:val="Normal"/>
+        <w:ind w:hanging="0" w:start="-540" w:end="-449"/>
+        <w:rPr>
+          <w:rFonts w:ascii="Times New Roman" w:hAnsi="Times New Roman"/>
+          <w:sz w:val="30"/>
+          <w:szCs w:val="30"/>
+        </w:rPr>
+      </w:pPr>
+      <w:r>
+        <w:rPr>
+          <w:rFonts w:ascii="Times New Roman" w:hAnsi="Times New Roman"/>
+          <w:sz w:val="30"/>
+          <w:szCs w:val="30"/>
+        </w:rPr>
+        <w:t>[VN] Trong các version PostgreSQL cũ (trước 12), CTE (WITH) thường bị xem như “optimization fence”, nghĩa là luôn được materialize và thực thi độc lập trước, làm giảm khả năng tối ưu và có thể gây chậm. Tuy nhiên, từ PostgreSQL 12 trở đi, CTE không còn mặc định bị materialize nữa mà có thể được inline vào query chính nếu planner thấy có lợi, giúp tối ưu tốt hơn giống như subquery thông thường. Chỉ khi dùng từ khóa MATERIALIZED thì CTE mới bị ép materialize. Tóm lại, ở version mới, CTE linh hoạt và ít ảnh hưởng tiêu cực đến performance hơn, nhưng vẫn cần chú ý khi xử lý dữ liệu lớn.</w:t>
+      </w:r>
+    </w:p>
+    <w:p>
+      <w:pPr>
+        <w:pStyle w:val="Normal"/>
+        <w:ind w:hanging="0" w:start="-540" w:end="-449"/>
+        <w:rPr>
+          <w:rFonts w:ascii="Times New Roman" w:hAnsi="Times New Roman"/>
+          <w:sz w:val="30"/>
+          <w:szCs w:val="30"/>
+        </w:rPr>
+      </w:pPr>
+      <w:r>
+        <w:rPr>
+          <w:rFonts w:ascii="Times New Roman" w:hAnsi="Times New Roman"/>
+          <w:sz w:val="30"/>
+          <w:szCs w:val="30"/>
+        </w:rPr>
+      </w:r>
+    </w:p>
+    <w:p>
+      <w:pPr>
+        <w:pStyle w:val="Normal"/>
+        <w:ind w:hanging="0" w:start="-540" w:end="-449"/>
+        <w:rPr>
+          <w:rFonts w:ascii="Times New Roman" w:hAnsi="Times New Roman"/>
+          <w:sz w:val="30"/>
+          <w:szCs w:val="30"/>
+        </w:rPr>
+      </w:pPr>
+      <w:r>
+        <w:rPr>
+          <w:rFonts w:ascii="Times New Roman" w:hAnsi="Times New Roman"/>
+          <w:sz w:val="30"/>
+          <w:szCs w:val="30"/>
+        </w:rPr>
+        <w:t>[EN] In older PostgreSQL versions (before 12), CTE (WITH) was treated as an “optimization fence”, meaning it was always materialized and executed separately, which could reduce optimization and slow down queries. Starting from PostgreSQL 12, CTEs are no longer materialized by default and can be inlined into the main query if the planner decides it is beneficial, allowing better optimization similar to normal subqueries. Only when using the MATERIALIZED keyword will the CTE be forced to materialize. In short, in newer versions, CTEs are more flexible and usually have less negative impact on performance, but care is still needed with large datasets.</w:t>
+      </w:r>
+    </w:p>
+    <w:p>
+      <w:pPr>
+        <w:pStyle w:val="Normal"/>
+        <w:ind w:hanging="0" w:start="-540" w:end="-449"/>
+        <w:rPr>
+          <w:rFonts w:ascii="Times New Roman" w:hAnsi="Times New Roman"/>
+          <w:sz w:val="30"/>
+          <w:szCs w:val="30"/>
+        </w:rPr>
+      </w:pPr>
+      <w:r>
+        <w:rPr>
+          <w:rFonts w:ascii="Times New Roman" w:hAnsi="Times New Roman"/>
+          <w:sz w:val="30"/>
+          <w:szCs w:val="30"/>
+        </w:rPr>
+      </w:r>
+    </w:p>
+    <w:p>
+      <w:pPr>
+        <w:pStyle w:val="Normal"/>
+        <w:ind w:hanging="0" w:start="-540" w:end="-449"/>
+        <w:rPr>
+          <w:rFonts w:ascii="Times New Roman" w:hAnsi="Times New Roman"/>
+          <w:b/>
+          <w:bCs/>
+          <w:color w:val="3465A4"/>
+          <w:sz w:val="30"/>
+          <w:szCs w:val="30"/>
+        </w:rPr>
+      </w:pPr>
+      <w:r>
+        <w:rPr>
+          <w:rFonts w:ascii="Times New Roman" w:hAnsi="Times New Roman"/>
+          <w:b/>
+          <w:bCs/>
+          <w:color w:val="3465A4"/>
+          <w:sz w:val="30"/>
+          <w:szCs w:val="30"/>
+        </w:rPr>
+        <w:t>Khi nào nên dùng materialized view?</w:t>
+      </w:r>
+    </w:p>
+    <w:p>
+      <w:pPr>
+        <w:pStyle w:val="Normal"/>
+        <w:ind w:hanging="0" w:start="-540" w:end="-449"/>
+        <w:rPr>
+          <w:rFonts w:ascii="Times New Roman" w:hAnsi="Times New Roman"/>
+          <w:sz w:val="30"/>
+          <w:szCs w:val="30"/>
+        </w:rPr>
+      </w:pPr>
+      <w:r>
+        <w:rPr>
+          <w:rFonts w:ascii="Times New Roman" w:hAnsi="Times New Roman"/>
+          <w:sz w:val="30"/>
+          <w:szCs w:val="30"/>
+        </w:rPr>
+        <w:t>[VN] Nên dùng materialized view khi có query phức tạp, tốn nhiều thời gian tính toán (ví dụ join nhiều bảng, aggregation lớn) và dữ liệu không cần realtime tuyệt đối. Materialized view lưu sẵn kết quả truy vấn ra đĩa, giúp đọc nhanh hơn so với tính toán lại mỗi lần. Tuy nhiên, nó cần được REFRESH định kỳ để cập nhật dữ liệu mới, và trong thời gian chưa refresh thì dữ liệu có thể cũ. Tóm lại, dùng materialized view khi cần tăng tốc đọc dữ liệu nặng và chấp nhận độ trễ cập nhật.</w:t>
+      </w:r>
+    </w:p>
+    <w:p>
+      <w:pPr>
+        <w:pStyle w:val="Normal"/>
+        <w:ind w:hanging="0" w:start="-540" w:end="-449"/>
+        <w:rPr>
+          <w:rFonts w:ascii="Times New Roman" w:hAnsi="Times New Roman"/>
+          <w:sz w:val="30"/>
+          <w:szCs w:val="30"/>
+        </w:rPr>
+      </w:pPr>
+      <w:r>
+        <w:rPr>
+          <w:rFonts w:ascii="Times New Roman" w:hAnsi="Times New Roman"/>
+          <w:sz w:val="30"/>
+          <w:szCs w:val="30"/>
+        </w:rPr>
+      </w:r>
+    </w:p>
+    <w:p>
+      <w:pPr>
+        <w:pStyle w:val="Normal"/>
+        <w:ind w:hanging="0" w:start="-540" w:end="-449"/>
+        <w:rPr>
+          <w:rFonts w:ascii="Times New Roman" w:hAnsi="Times New Roman"/>
+          <w:sz w:val="30"/>
+          <w:szCs w:val="30"/>
+        </w:rPr>
+      </w:pPr>
+      <w:r>
+        <w:rPr>
+          <w:rFonts w:ascii="Times New Roman" w:hAnsi="Times New Roman"/>
+          <w:sz w:val="30"/>
+          <w:szCs w:val="30"/>
+        </w:rPr>
+        <w:t>[EN] You should use a materialized view when you have complex and expensive queries (for example many joins or large aggregations) and the data does not need to be fully real-time. A materialized view stores the query result on disk, so reading it is much faster than recalculating each time. However, it must be refreshed periodically to update new data, and before refresh the data can be outdated. In short, use a materialized view to speed up heavy read queries when you can accept some data delay.</w:t>
+      </w:r>
+    </w:p>
+    <w:p>
+      <w:pPr>
+        <w:pStyle w:val="Normal"/>
+        <w:ind w:hanging="0" w:start="-540" w:end="-449"/>
+        <w:rPr>
+          <w:rFonts w:ascii="Times New Roman" w:hAnsi="Times New Roman"/>
+          <w:sz w:val="30"/>
+          <w:szCs w:val="30"/>
+        </w:rPr>
+      </w:pPr>
+      <w:r>
+        <w:rPr>
+          <w:rFonts w:ascii="Times New Roman" w:hAnsi="Times New Roman"/>
+          <w:sz w:val="30"/>
+          <w:szCs w:val="30"/>
+        </w:rPr>
+      </w:r>
+    </w:p>
+    <w:p>
+      <w:pPr>
+        <w:pStyle w:val="Normal"/>
+        <w:ind w:hanging="0" w:start="-540" w:end="-449"/>
+        <w:rPr>
+          <w:rFonts w:ascii="Times New Roman" w:hAnsi="Times New Roman"/>
+          <w:b/>
+          <w:bCs/>
+          <w:color w:val="3465A4"/>
+          <w:sz w:val="30"/>
+          <w:szCs w:val="30"/>
+        </w:rPr>
+      </w:pPr>
+      <w:r>
+        <w:rPr>
+          <w:rFonts w:ascii="Times New Roman" w:hAnsi="Times New Roman"/>
+          <w:b/>
+          <w:bCs/>
+          <w:color w:val="3465A4"/>
+          <w:sz w:val="30"/>
+          <w:szCs w:val="30"/>
+        </w:rPr>
+        <w:t>Khi nào nên denormalize để tăng hiệu năng?</w:t>
+      </w:r>
+    </w:p>
+    <w:p>
+      <w:pPr>
+        <w:pStyle w:val="Normal"/>
+        <w:ind w:hanging="0" w:start="-540" w:end="-449"/>
+        <w:rPr>
+          <w:rFonts w:ascii="Times New Roman" w:hAnsi="Times New Roman"/>
+          <w:sz w:val="30"/>
+          <w:szCs w:val="30"/>
+        </w:rPr>
+      </w:pPr>
+      <w:r>
+        <w:rPr>
+          <w:rFonts w:ascii="Times New Roman" w:hAnsi="Times New Roman"/>
+          <w:sz w:val="30"/>
+          <w:szCs w:val="30"/>
+        </w:rPr>
+        <w:t>[VN] Nên denormalize khi hệ thống có workload đọc nhiều (read-heavy), query phức tạp với nhiều JOIN gây chậm, và hiệu năng quan trọng hơn tính chuẩn hóa tuyệt đối. Denormalize nghĩa là lưu trùng lặp một số dữ liệu để giảm số bảng cần JOIN, từ đó giảm I/O và CPU khi truy vấn. Tuy nhiên, cách này làm tăng rủi ro dữ liệu không đồng nhất và phức tạp hơn khi cập nhật (UPDATE/DELETE). Vì vậy, chỉ nên denormalize khi đã tối ưu index và query nhưng vẫn chưa đạt hiệu năng mong muốn. Tóm lại, denormalize để tăng tốc đọc dữ liệu khi chấp nhận đánh đổi về tính nhất quán và chi phí ghi.</w:t>
+      </w:r>
+    </w:p>
+    <w:p>
+      <w:pPr>
+        <w:pStyle w:val="Normal"/>
+        <w:ind w:hanging="0" w:start="-540" w:end="-449"/>
+        <w:rPr>
+          <w:rFonts w:ascii="Times New Roman" w:hAnsi="Times New Roman"/>
+          <w:sz w:val="30"/>
+          <w:szCs w:val="30"/>
+        </w:rPr>
+      </w:pPr>
+      <w:r>
+        <w:rPr>
+          <w:rFonts w:ascii="Times New Roman" w:hAnsi="Times New Roman"/>
+          <w:sz w:val="30"/>
+          <w:szCs w:val="30"/>
+        </w:rPr>
+      </w:r>
+    </w:p>
+    <w:p>
+      <w:pPr>
+        <w:pStyle w:val="Normal"/>
+        <w:ind w:hanging="0" w:start="-540" w:end="-449"/>
+        <w:rPr>
+          <w:rFonts w:ascii="Times New Roman" w:hAnsi="Times New Roman"/>
+          <w:sz w:val="30"/>
+          <w:szCs w:val="30"/>
+        </w:rPr>
+      </w:pPr>
+      <w:r>
+        <w:rPr>
+          <w:rFonts w:ascii="Times New Roman" w:hAnsi="Times New Roman"/>
+          <w:sz w:val="30"/>
+          <w:szCs w:val="30"/>
+        </w:rPr>
+        <w:t>[EN] You should denormalize when the system is read-heavy, queries are complex with many JOINs causing slow performance, and speed is more important than strict normalization. Denormalization means storing some duplicated data to reduce the number of JOINs, which lowers I/O and CPU usage during queries. However, it increases the risk of data inconsistency and makes updates (UPDATE/DELETE) more complex. Therefore, it should be used only after optimizing indexes and queries but still not meeting performance goals. In short, denormalize to improve read performance when you accept trade-offs in consistency and write complexity.</w:t>
+      </w:r>
+    </w:p>
+    <w:p>
+      <w:pPr>
+        <w:pStyle w:val="Normal"/>
+        <w:ind w:hanging="0" w:start="-540" w:end="-449"/>
+        <w:rPr>
+          <w:rFonts w:ascii="Times New Roman" w:hAnsi="Times New Roman"/>
+          <w:sz w:val="30"/>
+          <w:szCs w:val="30"/>
+        </w:rPr>
+      </w:pPr>
+      <w:r>
+        <w:rPr>
+          <w:rFonts w:ascii="Times New Roman" w:hAnsi="Times New Roman"/>
+          <w:sz w:val="30"/>
+          <w:szCs w:val="30"/>
+        </w:rPr>
+      </w:r>
+    </w:p>
+    <w:p>
+      <w:pPr>
+        <w:pStyle w:val="Normal"/>
+        <w:ind w:hanging="0" w:start="-540" w:end="-449"/>
+        <w:rPr>
+          <w:rFonts w:ascii="Times New Roman" w:hAnsi="Times New Roman"/>
+          <w:b/>
+          <w:bCs/>
+          <w:color w:val="3465A4"/>
+          <w:sz w:val="30"/>
+          <w:szCs w:val="30"/>
+        </w:rPr>
+      </w:pPr>
+      <w:r>
+        <w:rPr>
+          <w:rFonts w:ascii="Times New Roman" w:hAnsi="Times New Roman"/>
+          <w:b/>
+          <w:bCs/>
+          <w:color w:val="3465A4"/>
+          <w:sz w:val="30"/>
+          <w:szCs w:val="30"/>
+        </w:rPr>
+        <w:t>Khi nào cần full-text search với GIN index?</w:t>
+      </w:r>
+    </w:p>
+    <w:p>
+      <w:pPr>
+        <w:pStyle w:val="Normal"/>
+        <w:ind w:hanging="0" w:start="-540" w:end="-449"/>
+        <w:rPr>
+          <w:rFonts w:ascii="Times New Roman" w:hAnsi="Times New Roman"/>
+          <w:sz w:val="30"/>
+          <w:szCs w:val="30"/>
+        </w:rPr>
+      </w:pPr>
+      <w:r>
+        <w:rPr>
+          <w:rFonts w:ascii="Times New Roman" w:hAnsi="Times New Roman"/>
+          <w:sz w:val="30"/>
+          <w:szCs w:val="30"/>
+        </w:rPr>
+        <w:t>[VN] Nên dùng full-text search với GIN index khi cần tìm kiếm theo nội dung văn bản dài như bài viết, mô tả sản phẩm hoặc tài liệu, thay vì chỉ so sánh chính xác hoặc LIKE đơn giản. Full-text search cho phép tìm theo từ khóa, hỗ trợ stemming (biến thể của từ), và xếp hạng kết quả theo mức độ liên quan. GIN index giúp tăng tốc việc tìm kiếm trên tsvector bằng cách lập chỉ mục cho từng từ, rất hiệu quả khi dữ liệu lớn và truy vấn tìm kiếm thường xuyên. Tuy nhiên, GIN index tốn thêm dung lượng và chi phí ghi cao hơn khi INSERT hoặc UPDATE. Tóm lại, dùng full-text search với GIN khi cần tìm kiếm văn bản nhanh và thông minh trên dữ liệu lớn.</w:t>
+      </w:r>
+    </w:p>
+    <w:p>
+      <w:pPr>
+        <w:pStyle w:val="Normal"/>
+        <w:ind w:hanging="0" w:start="-540" w:end="-449"/>
+        <w:rPr>
+          <w:rFonts w:ascii="Times New Roman" w:hAnsi="Times New Roman"/>
+          <w:sz w:val="30"/>
+          <w:szCs w:val="30"/>
+        </w:rPr>
+      </w:pPr>
+      <w:r>
+        <w:rPr>
+          <w:rFonts w:ascii="Times New Roman" w:hAnsi="Times New Roman"/>
+          <w:sz w:val="30"/>
+          <w:szCs w:val="30"/>
+        </w:rPr>
+      </w:r>
+    </w:p>
+    <w:p>
+      <w:pPr>
+        <w:pStyle w:val="Normal"/>
+        <w:ind w:hanging="0" w:start="-540" w:end="-449"/>
+        <w:rPr>
+          <w:rFonts w:ascii="Times New Roman" w:hAnsi="Times New Roman"/>
+          <w:sz w:val="30"/>
+          <w:szCs w:val="30"/>
+        </w:rPr>
+      </w:pPr>
+      <w:r>
+        <w:rPr>
+          <w:rFonts w:ascii="Times New Roman" w:hAnsi="Times New Roman"/>
+          <w:sz w:val="30"/>
+          <w:szCs w:val="30"/>
+        </w:rPr>
+        <w:t>[EN] You should use full-text search with a GIN index when you need to search inside long text content such as articles, product descriptions, or documents, instead of simple exact match or basic LIKE queries. Full-text search allows keyword search, supports stemming (word variations), and ranks results by relevance. A GIN index speeds up searching on tsvector by indexing individual words, which is very efficient for large datasets and frequent search queries. However, GIN indexes use more storage and have higher write cost during INSERT or UPDATE. In short, use full-text search with GIN when you need fast and intelligent text searching on large data.</w:t>
+      </w:r>
+    </w:p>
+    <w:p>
+      <w:pPr>
+        <w:pStyle w:val="Normal"/>
+        <w:ind w:hanging="0" w:start="-540" w:end="-449"/>
+        <w:rPr>
+          <w:rFonts w:ascii="Times New Roman" w:hAnsi="Times New Roman"/>
+          <w:sz w:val="30"/>
+          <w:szCs w:val="30"/>
+        </w:rPr>
+      </w:pPr>
+      <w:r>
+        <w:rPr>
+          <w:rFonts w:ascii="Times New Roman" w:hAnsi="Times New Roman"/>
+          <w:sz w:val="30"/>
+          <w:szCs w:val="30"/>
+        </w:rPr>
+      </w:r>
+    </w:p>
+    <w:p>
+      <w:pPr>
+        <w:pStyle w:val="Normal"/>
+        <w:ind w:hanging="0" w:start="-540" w:end="-449"/>
+        <w:rPr>
+          <w:rFonts w:ascii="Times New Roman" w:hAnsi="Times New Roman"/>
+          <w:b/>
+          <w:bCs/>
+          <w:color w:val="3465A4"/>
+          <w:sz w:val="30"/>
+          <w:szCs w:val="30"/>
+        </w:rPr>
+      </w:pPr>
+      <w:r>
+        <w:rPr>
+          <w:rFonts w:ascii="Times New Roman" w:hAnsi="Times New Roman"/>
+          <w:b/>
+          <w:bCs/>
+          <w:color w:val="3465A4"/>
+          <w:sz w:val="30"/>
+          <w:szCs w:val="30"/>
+        </w:rPr>
+        <w:t>Làm sao tối ưu truy vấn có JOIN nhiều bảng lớn?</w:t>
+      </w:r>
+    </w:p>
+    <w:p>
+      <w:pPr>
+        <w:pStyle w:val="Normal"/>
+        <w:ind w:hanging="0" w:start="-540" w:end="-449"/>
+        <w:rPr>
+          <w:rFonts w:ascii="Times New Roman" w:hAnsi="Times New Roman"/>
+          <w:sz w:val="30"/>
+          <w:szCs w:val="30"/>
+        </w:rPr>
+      </w:pPr>
+      <w:r>
+        <w:rPr>
+          <w:rFonts w:ascii="Times New Roman" w:hAnsi="Times New Roman"/>
+          <w:sz w:val="30"/>
+          <w:szCs w:val="30"/>
+        </w:rPr>
+        <w:t>[VN] Để tối ưu truy vấn JOIN nhiều bảng lớn, trước hết cần đảm bảo có index phù hợp trên các cột dùng để JOIN và điều kiện WHERE để giảm số dòng phải xử lý. Chỉ chọn những cột cần thiết thay vì SELECT *, và cố gắng lọc dữ liệu sớm (filter trước khi JOIN nếu có thể). Kiểm tra execution plan để xem kiểu join (nested loop, hash join, merge join) có phù hợp không và statistics có chính xác không. Ngoài ra có thể cân nhắc partition, materialized view hoặc denormalize nếu workload đọc rất lớn. Tóm lại, giảm số dòng tham gia JOIN và đảm bảo planner có đủ thông tin để chọn kế hoạch tốt nhất.</w:t>
+      </w:r>
+    </w:p>
+    <w:p>
+      <w:pPr>
+        <w:pStyle w:val="Normal"/>
+        <w:ind w:hanging="0" w:start="-540" w:end="-449"/>
+        <w:rPr>
+          <w:rFonts w:ascii="Times New Roman" w:hAnsi="Times New Roman"/>
+          <w:sz w:val="30"/>
+          <w:szCs w:val="30"/>
+        </w:rPr>
+      </w:pPr>
+      <w:r>
+        <w:rPr>
+          <w:rFonts w:ascii="Times New Roman" w:hAnsi="Times New Roman"/>
+          <w:sz w:val="30"/>
+          <w:szCs w:val="30"/>
+        </w:rPr>
+      </w:r>
+    </w:p>
+    <w:p>
+      <w:pPr>
+        <w:pStyle w:val="Normal"/>
+        <w:ind w:hanging="0" w:start="-540" w:end="-449"/>
+        <w:rPr>
+          <w:rFonts w:ascii="Times New Roman" w:hAnsi="Times New Roman"/>
+          <w:sz w:val="30"/>
+          <w:szCs w:val="30"/>
+        </w:rPr>
+      </w:pPr>
+      <w:r>
+        <w:rPr>
+          <w:rFonts w:ascii="Times New Roman" w:hAnsi="Times New Roman"/>
+          <w:sz w:val="30"/>
+          <w:szCs w:val="30"/>
+        </w:rPr>
+        <w:t>[EN] To optimize queries that JOIN many large tables, first ensure proper indexes exist on JOIN columns and WHERE conditions to reduce the number of processed rows. Select only necessary columns instead of using SELECT *, and try to filter data as early as possible (filter before JOIN when possible). Check the execution plan to see if the join method (nested loop, hash join, merge join) is appropriate and whether statistics are accurate. You may also consider partitioning, materialized views, or denormalization for heavy read workloads. In short, reduce the number of rows involved in JOINs and make sure the planner has enough information to choose the best plan.</w:t>
+      </w:r>
+    </w:p>
+    <w:p>
+      <w:pPr>
+        <w:pStyle w:val="Normal"/>
+        <w:ind w:hanging="0" w:start="-540" w:end="-449"/>
+        <w:rPr>
+          <w:rFonts w:ascii="Times New Roman" w:hAnsi="Times New Roman"/>
+          <w:sz w:val="30"/>
+          <w:szCs w:val="30"/>
+        </w:rPr>
+      </w:pPr>
+      <w:r>
+        <w:rPr>
+          <w:rFonts w:ascii="Times New Roman" w:hAnsi="Times New Roman"/>
+          <w:sz w:val="30"/>
+          <w:szCs w:val="30"/>
+        </w:rPr>
+      </w:r>
+    </w:p>
+    <w:p>
+      <w:pPr>
+        <w:pStyle w:val="Normal"/>
+        <w:ind w:hanging="0" w:start="-540" w:end="-449"/>
+        <w:rPr>
+          <w:rFonts w:ascii="Times New Roman" w:hAnsi="Times New Roman"/>
+          <w:b/>
+          <w:bCs/>
+          <w:color w:val="3465A4"/>
+          <w:sz w:val="30"/>
+          <w:szCs w:val="30"/>
+        </w:rPr>
+      </w:pPr>
+      <w:r>
+        <w:rPr>
+          <w:rFonts w:ascii="Times New Roman" w:hAnsi="Times New Roman"/>
+          <w:b/>
+          <w:bCs/>
+          <w:color w:val="3465A4"/>
+          <w:sz w:val="30"/>
+          <w:szCs w:val="30"/>
+        </w:rPr>
+        <w:t>Khi nào nên dùng partitioning để tăng hiệu năng truy vấn?</w:t>
+      </w:r>
+    </w:p>
+    <w:p>
+      <w:pPr>
+        <w:pStyle w:val="Normal"/>
+        <w:ind w:hanging="0" w:start="-540" w:end="-449"/>
+        <w:rPr>
+          <w:rFonts w:ascii="Times New Roman" w:hAnsi="Times New Roman"/>
+          <w:sz w:val="30"/>
+          <w:szCs w:val="30"/>
+        </w:rPr>
+      </w:pPr>
+      <w:r>
+        <w:rPr>
+          <w:rFonts w:ascii="Times New Roman" w:hAnsi="Times New Roman"/>
+          <w:sz w:val="30"/>
+          <w:szCs w:val="30"/>
+        </w:rPr>
+        <w:t>[VN] Nên dùng partitioning khi bảng rất lớn (hàng chục triệu đến hàng tỷ dòng) và query thường lọc theo một cột cụ thể như ngày tháng, range hoặc key rõ ràng. Partitioning giúp PostgreSQL chỉ quét các partition liên quan (partition pruning) thay vì toàn bộ bảng, từ đó giảm I/O và tăng tốc truy vấn. Nó cũng hữu ích khi cần quản lý dữ liệu theo từng phần, ví dụ xóa hoặc archive dữ liệu cũ nhanh hơn. Tuy nhiên, nếu bảng nhỏ hoặc query không lọc theo cột partition, thì partitioning có thể không mang lại lợi ích và còn tăng độ phức tạp. Tóm lại, dùng partitioning khi dữ liệu rất lớn và có pattern truy vấn rõ ràng theo một cột cụ thể.</w:t>
+      </w:r>
+    </w:p>
+    <w:p>
+      <w:pPr>
+        <w:pStyle w:val="Normal"/>
+        <w:ind w:hanging="0" w:start="-540" w:end="-449"/>
+        <w:rPr>
+          <w:rFonts w:ascii="Times New Roman" w:hAnsi="Times New Roman"/>
+          <w:sz w:val="30"/>
+          <w:szCs w:val="30"/>
+        </w:rPr>
+      </w:pPr>
+      <w:r>
+        <w:rPr>
+          <w:rFonts w:ascii="Times New Roman" w:hAnsi="Times New Roman"/>
+          <w:sz w:val="30"/>
+          <w:szCs w:val="30"/>
+        </w:rPr>
+      </w:r>
+    </w:p>
+    <w:p>
+      <w:pPr>
+        <w:pStyle w:val="Normal"/>
+        <w:ind w:hanging="0" w:start="-540" w:end="-449"/>
+        <w:rPr>
+          <w:rFonts w:ascii="Times New Roman" w:hAnsi="Times New Roman"/>
+          <w:sz w:val="30"/>
+          <w:szCs w:val="30"/>
+        </w:rPr>
+      </w:pPr>
+      <w:r>
+        <w:rPr>
+          <w:rFonts w:ascii="Times New Roman" w:hAnsi="Times New Roman"/>
+          <w:sz w:val="30"/>
+          <w:szCs w:val="30"/>
+        </w:rPr>
+        <w:t>[EN] You should use partitioning when a table is very large (tens of millions to billions of rows) and queries often filter by a specific column such as date, range, or a clear key. Partitioning allows PostgreSQL to scan only relevant partitions (partition pruning) instead of the whole table, reducing I/O and improving query speed. It is also useful for data management, such as quickly deleting or archiving old data. However, if the table is small or queries do not filter by the partition key, partitioning may not bring benefits and can increase complexity. In short, use partitioning when data is very large and queries follow a clear filtering pattern on a specific column.</w:t>
+      </w:r>
+    </w:p>
+    <w:p>
+      <w:pPr>
+        <w:pStyle w:val="Normal"/>
+        <w:ind w:hanging="0" w:start="-540" w:end="-449"/>
+        <w:rPr>
+          <w:rFonts w:ascii="Times New Roman" w:hAnsi="Times New Roman"/>
+          <w:sz w:val="30"/>
+          <w:szCs w:val="30"/>
+        </w:rPr>
+      </w:pPr>
+      <w:r>
+        <w:rPr>
+          <w:rFonts w:ascii="Times New Roman" w:hAnsi="Times New Roman"/>
+          <w:sz w:val="30"/>
+          <w:szCs w:val="30"/>
+        </w:rPr>
+      </w:r>
+    </w:p>
+    <w:p>
+      <w:pPr>
+        <w:pStyle w:val="Normal"/>
+        <w:ind w:hanging="0" w:start="-540" w:end="-449"/>
+        <w:rPr>
+          <w:rFonts w:ascii="Times New Roman" w:hAnsi="Times New Roman"/>
+          <w:b/>
+          <w:bCs/>
+          <w:color w:val="3465A4"/>
+          <w:sz w:val="30"/>
+          <w:szCs w:val="30"/>
+        </w:rPr>
+      </w:pPr>
+      <w:r>
+        <w:rPr>
+          <w:rFonts w:ascii="Times New Roman" w:hAnsi="Times New Roman"/>
+          <w:b/>
+          <w:bCs/>
+          <w:color w:val="3465A4"/>
+          <w:sz w:val="30"/>
+          <w:szCs w:val="30"/>
+        </w:rPr>
+        <w:t>Partition pruning hoạt động thế nào?</w:t>
+      </w:r>
+    </w:p>
+    <w:p>
+      <w:pPr>
+        <w:pStyle w:val="Normal"/>
+        <w:ind w:hanging="0" w:start="-540" w:end="-449"/>
+        <w:rPr>
+          <w:rFonts w:ascii="Times New Roman" w:hAnsi="Times New Roman"/>
+          <w:sz w:val="30"/>
+          <w:szCs w:val="30"/>
+        </w:rPr>
+      </w:pPr>
+      <w:r>
+        <w:rPr>
+          <w:rFonts w:ascii="Times New Roman" w:hAnsi="Times New Roman"/>
+          <w:sz w:val="30"/>
+          <w:szCs w:val="30"/>
+        </w:rPr>
+        <w:t>[VN] Partition pruning là cơ chế trong PostgreSQL giúp chỉ quét các partition liên quan thay vì toàn bộ bảng partitioned. Khi query có điều kiện WHERE trên cột partition key (ví dụ date hoặc id theo range/list), query planner sẽ phân tích điều kiện này và loại bỏ những partition không thể chứa dữ liệu phù hợp. Việc này có thể diễn ra ở thời điểm lập kế hoạch (planning time) hoặc khi thực thi (execution time), đặc biệt với prepared statement. Nhờ đó giảm I/O và số dòng phải xử lý, giúp truy vấn nhanh hơn. Tóm lại, partition pruning hoạt động bằng cách dùng điều kiện lọc để bỏ qua các partition không cần thiết.</w:t>
+      </w:r>
+    </w:p>
+    <w:p>
+      <w:pPr>
+        <w:pStyle w:val="Normal"/>
+        <w:ind w:hanging="0" w:start="-540" w:end="-449"/>
+        <w:rPr>
+          <w:rFonts w:ascii="Times New Roman" w:hAnsi="Times New Roman"/>
+          <w:sz w:val="30"/>
+          <w:szCs w:val="30"/>
+        </w:rPr>
+      </w:pPr>
+      <w:r>
+        <w:rPr>
+          <w:rFonts w:ascii="Times New Roman" w:hAnsi="Times New Roman"/>
+          <w:sz w:val="30"/>
+          <w:szCs w:val="30"/>
+        </w:rPr>
+      </w:r>
+    </w:p>
+    <w:p>
+      <w:pPr>
+        <w:pStyle w:val="Normal"/>
+        <w:ind w:hanging="0" w:start="-540" w:end="-449"/>
+        <w:rPr>
+          <w:rFonts w:ascii="Times New Roman" w:hAnsi="Times New Roman"/>
+          <w:sz w:val="30"/>
+          <w:szCs w:val="30"/>
+        </w:rPr>
+      </w:pPr>
+      <w:r>
+        <w:rPr>
+          <w:rFonts w:ascii="Times New Roman" w:hAnsi="Times New Roman"/>
+          <w:sz w:val="30"/>
+          <w:szCs w:val="30"/>
+        </w:rPr>
+        <w:t>[EN] Partition pruning is a mechanism in PostgreSQL that scans only relevant partitions instead of the entire partitioned table. When a query has a WHERE condition on the partition key (for example a date or id range/list), the query planner analyzes the condition and excludes partitions that cannot contain matching data. This can happen at planning time or execution time, especially with prepared statements. As a result, it reduces I/O and the number of rows processed, making queries faster. In short, partition pruning works by using filter conditions to skip unnecessary partitions.</w:t>
+      </w:r>
+    </w:p>
+    <w:p>
+      <w:pPr>
+        <w:pStyle w:val="Normal"/>
+        <w:ind w:hanging="0" w:start="-540" w:end="-449"/>
+        <w:rPr>
+          <w:rFonts w:ascii="Times New Roman" w:hAnsi="Times New Roman"/>
+          <w:sz w:val="30"/>
+          <w:szCs w:val="30"/>
+        </w:rPr>
+      </w:pPr>
+      <w:r>
+        <w:rPr>
+          <w:rFonts w:ascii="Times New Roman" w:hAnsi="Times New Roman"/>
+          <w:sz w:val="30"/>
+          <w:szCs w:val="30"/>
+        </w:rPr>
+      </w:r>
+    </w:p>
+    <w:p>
+      <w:pPr>
+        <w:pStyle w:val="Normal"/>
+        <w:ind w:hanging="0" w:start="-540" w:end="-449"/>
+        <w:rPr>
+          <w:rFonts w:ascii="Times New Roman" w:hAnsi="Times New Roman"/>
+          <w:b/>
+          <w:bCs/>
+          <w:color w:val="3465A4"/>
+          <w:sz w:val="30"/>
+          <w:szCs w:val="30"/>
+        </w:rPr>
+      </w:pPr>
+      <w:r>
+        <w:rPr>
+          <w:rFonts w:ascii="Times New Roman" w:hAnsi="Times New Roman"/>
+          <w:b/>
+          <w:bCs/>
+          <w:color w:val="3465A4"/>
+          <w:sz w:val="30"/>
+          <w:szCs w:val="30"/>
+        </w:rPr>
+        <w:t>Parallel query trong PostgreSQL hoạt động ra sao?</w:t>
+      </w:r>
+    </w:p>
+    <w:p>
+      <w:pPr>
+        <w:pStyle w:val="Normal"/>
+        <w:ind w:hanging="0" w:start="-540" w:end="-449"/>
+        <w:rPr>
+          <w:rFonts w:ascii="Times New Roman" w:hAnsi="Times New Roman"/>
+          <w:sz w:val="30"/>
+          <w:szCs w:val="30"/>
+        </w:rPr>
+      </w:pPr>
+      <w:r>
+        <w:rPr>
+          <w:rFonts w:ascii="Times New Roman" w:hAnsi="Times New Roman"/>
+          <w:sz w:val="30"/>
+          <w:szCs w:val="30"/>
+        </w:rPr>
+        <w:t>[VN] Parallel query trong PostgreSQL cho phép một truy vấn được thực thi bởi nhiều worker process cùng lúc thay vì chỉ một process. Khi planner thấy bảng lớn và chi phí truy vấn cao, nó có thể tạo một leader process và nhiều worker để chia nhỏ công việc như parallel sequential scan, parallel hash join hoặc parallel aggregation. Các worker xử lý dữ liệu song song và gửi kết quả về cho leader để tổng hợp. Tính năng này giúp tận dụng nhiều CPU core và giảm thời gian thực thi, nhưng không phải mọi query đều dùng được (ví dụ query nhỏ hoặc có function không hỗ trợ song song). Tóm lại, parallel query chia công việc cho nhiều process để tăng tốc truy vấn lớn.</w:t>
+      </w:r>
+    </w:p>
+    <w:p>
+      <w:pPr>
+        <w:pStyle w:val="Normal"/>
+        <w:ind w:hanging="0" w:start="-540" w:end="-449"/>
+        <w:rPr>
+          <w:rFonts w:ascii="Times New Roman" w:hAnsi="Times New Roman"/>
+          <w:sz w:val="30"/>
+          <w:szCs w:val="30"/>
+        </w:rPr>
+      </w:pPr>
+      <w:r>
+        <w:rPr>
+          <w:rFonts w:ascii="Times New Roman" w:hAnsi="Times New Roman"/>
+          <w:sz w:val="30"/>
+          <w:szCs w:val="30"/>
+        </w:rPr>
+      </w:r>
+    </w:p>
+    <w:p>
+      <w:pPr>
+        <w:pStyle w:val="Normal"/>
+        <w:ind w:hanging="0" w:start="-540" w:end="-449"/>
+        <w:rPr>
+          <w:rFonts w:ascii="Times New Roman" w:hAnsi="Times New Roman"/>
+          <w:sz w:val="30"/>
+          <w:szCs w:val="30"/>
+        </w:rPr>
+      </w:pPr>
+      <w:r>
+        <w:rPr>
+          <w:rFonts w:ascii="Times New Roman" w:hAnsi="Times New Roman"/>
+          <w:sz w:val="30"/>
+          <w:szCs w:val="30"/>
+        </w:rPr>
+        <w:t>[EN] Parallel query in PostgreSQL allows a single query to be executed by multiple worker processes at the same time instead of just one process. When the planner detects a large table and high query cost, it can create a leader process and several workers to split tasks such as parallel sequential scan, parallel hash join, or parallel aggregation. The workers process data in parallel and send results back to the leader for final aggregation. This feature uses multiple CPU cores to reduce execution time, but not all queries can use it (for example small queries or functions that are not parallel-safe). In short, parallel query speeds up large queries by dividing the work among multiple processes.</w:t>
+      </w:r>
+    </w:p>
+    <w:p>
+      <w:pPr>
+        <w:pStyle w:val="Normal"/>
+        <w:ind w:hanging="0" w:start="-540" w:end="-449"/>
+        <w:rPr>
+          <w:rFonts w:ascii="Times New Roman" w:hAnsi="Times New Roman"/>
+          <w:sz w:val="30"/>
+          <w:szCs w:val="30"/>
+        </w:rPr>
+      </w:pPr>
+      <w:r>
+        <w:rPr>
+          <w:rFonts w:ascii="Times New Roman" w:hAnsi="Times New Roman"/>
+          <w:sz w:val="30"/>
+          <w:szCs w:val="30"/>
+        </w:rPr>
+      </w:r>
+    </w:p>
+    <w:p>
+      <w:pPr>
+        <w:pStyle w:val="Normal"/>
+        <w:ind w:hanging="0" w:start="-540" w:end="-449"/>
+        <w:rPr>
+          <w:rFonts w:ascii="Times New Roman" w:hAnsi="Times New Roman"/>
+          <w:b/>
+          <w:bCs/>
+          <w:color w:val="3465A4"/>
+          <w:sz w:val="30"/>
+          <w:szCs w:val="30"/>
+        </w:rPr>
+      </w:pPr>
+      <w:r>
+        <w:rPr>
+          <w:rFonts w:ascii="Times New Roman" w:hAnsi="Times New Roman"/>
+          <w:b/>
+          <w:bCs/>
+          <w:color w:val="3465A4"/>
+          <w:sz w:val="30"/>
+          <w:szCs w:val="30"/>
+        </w:rPr>
+        <w:t>Khi nào replication có thể ảnh hưởng read performance?</w:t>
+      </w:r>
+    </w:p>
+    <w:p>
+      <w:pPr>
+        <w:pStyle w:val="Normal"/>
+        <w:ind w:hanging="0" w:start="-540" w:end="-449"/>
+        <w:rPr>
+          <w:rFonts w:ascii="Times New Roman" w:hAnsi="Times New Roman"/>
+          <w:sz w:val="30"/>
+          <w:szCs w:val="30"/>
+        </w:rPr>
+      </w:pPr>
+      <w:r>
+        <w:rPr>
+          <w:rFonts w:ascii="Times New Roman" w:hAnsi="Times New Roman"/>
+          <w:sz w:val="30"/>
+          <w:szCs w:val="30"/>
+        </w:rPr>
+        <w:t>[VN] Replication có thể ảnh hưởng read performance khi replica bị lag do ghi (write) quá nhiều trên primary, khiến replica phải áp dụng WAL liên tục và tiêu tốn CPU, I/O. Nếu replica vừa apply WAL vừa phục vụ nhiều query đọc nặng, tài nguyên có thể bị tranh chấp và làm chậm truy vấn. Ngoài ra, khi dùng synchronous replication, primary có thể phải chờ replica xác nhận, gián tiếp ảnh hưởng hiệu năng toàn hệ thống. Tóm lại, replication ảnh hưởng read performance khi tài nguyên replica không đủ hoặc khi có độ trễ và tải cao.</w:t>
+      </w:r>
+    </w:p>
+    <w:p>
+      <w:pPr>
+        <w:pStyle w:val="Normal"/>
+        <w:ind w:hanging="0" w:start="-540" w:end="-449"/>
+        <w:rPr>
+          <w:rFonts w:ascii="Times New Roman" w:hAnsi="Times New Roman"/>
+          <w:sz w:val="30"/>
+          <w:szCs w:val="30"/>
+        </w:rPr>
+      </w:pPr>
+      <w:r>
+        <w:rPr>
+          <w:rFonts w:ascii="Times New Roman" w:hAnsi="Times New Roman"/>
+          <w:sz w:val="30"/>
+          <w:szCs w:val="30"/>
+        </w:rPr>
+      </w:r>
+    </w:p>
+    <w:p>
+      <w:pPr>
+        <w:pStyle w:val="Normal"/>
+        <w:ind w:hanging="0" w:start="-540" w:end="-449"/>
+        <w:rPr>
+          <w:rFonts w:ascii="Times New Roman" w:hAnsi="Times New Roman"/>
+          <w:sz w:val="30"/>
+          <w:szCs w:val="30"/>
+        </w:rPr>
+      </w:pPr>
+      <w:r>
+        <w:rPr>
+          <w:rFonts w:ascii="Times New Roman" w:hAnsi="Times New Roman"/>
+          <w:sz w:val="30"/>
+          <w:szCs w:val="30"/>
+        </w:rPr>
+        <w:t>[EN] Replication can affect read performance when the replica has lag due to heavy writes on the primary, forcing it to continuously apply WAL and consume CPU and I/O. If the replica is both applying WAL and serving many heavy read queries, resource contention can slow down queries. In synchronous replication, the primary may wait for replica acknowledgment, indirectly impacting overall system performance. In short, replication affects read performance when replica resources are limited or when there is high load and replication lag.</w:t>
       </w:r>
     </w:p>
     <w:p>

--- a/documents/English-for-Interview.docx
+++ b/documents/English-for-Interview.docx
@@ -7,7 +7,7 @@
         <w:pStyle w:val="Normal"/>
         <w:widowControl/>
         <w:suppressAutoHyphens w:val="true"/>
-        <w:overflowPunct w:val="false"/>
+        <w:overflowPunct w:val="true"/>
         <w:bidi w:val="0"/>
         <w:spacing w:before="0" w:after="0"/>
         <w:ind w:hanging="0" w:start="-540" w:end="-449"/>
@@ -35,7 +35,7 @@
         <w:pStyle w:val="Normal"/>
         <w:widowControl/>
         <w:suppressAutoHyphens w:val="true"/>
-        <w:overflowPunct w:val="false"/>
+        <w:overflowPunct w:val="true"/>
         <w:bidi w:val="0"/>
         <w:spacing w:before="0" w:after="0"/>
         <w:ind w:hanging="0" w:start="-540" w:end="-449"/>
@@ -212,7 +212,7 @@
         <w:pStyle w:val="Normal"/>
         <w:widowControl/>
         <w:suppressAutoHyphens w:val="true"/>
-        <w:overflowPunct w:val="false"/>
+        <w:overflowPunct w:val="true"/>
         <w:bidi w:val="0"/>
         <w:spacing w:before="0" w:after="0"/>
         <w:ind w:hanging="0" w:start="-540" w:end="-449"/>
@@ -237,7 +237,7 @@
         <w:pStyle w:val="Normal"/>
         <w:widowControl/>
         <w:suppressAutoHyphens w:val="true"/>
-        <w:overflowPunct w:val="false"/>
+        <w:overflowPunct w:val="true"/>
         <w:bidi w:val="0"/>
         <w:spacing w:before="0" w:after="0"/>
         <w:ind w:hanging="0" w:start="-540" w:end="-449"/>
@@ -262,7 +262,7 @@
         <w:pStyle w:val="Normal"/>
         <w:widowControl/>
         <w:suppressAutoHyphens w:val="true"/>
-        <w:overflowPunct w:val="false"/>
+        <w:overflowPunct w:val="true"/>
         <w:bidi w:val="0"/>
         <w:spacing w:before="0" w:after="0"/>
         <w:ind w:hanging="0" w:start="-540" w:end="-449"/>
@@ -287,7 +287,7 @@
         <w:pStyle w:val="Normal"/>
         <w:widowControl/>
         <w:suppressAutoHyphens w:val="true"/>
-        <w:overflowPunct w:val="false"/>
+        <w:overflowPunct w:val="true"/>
         <w:bidi w:val="0"/>
         <w:spacing w:before="0" w:after="0"/>
         <w:ind w:hanging="0" w:start="-540" w:end="-449"/>
@@ -16768,6 +16768,30 @@
         <w:ind w:hanging="0" w:start="-540" w:end="-449"/>
         <w:rPr>
           <w:rFonts w:ascii="Times New Roman" w:hAnsi="Times New Roman"/>
+          <w:sz w:val="30"/>
+          <w:szCs w:val="30"/>
+        </w:rPr>
+      </w:pPr>
+      <w:bookmarkStart w:id="5" w:name="CT_-_V._Distributed_Systems"/>
+      <w:r>
+        <w:rPr>
+          <w:rFonts w:ascii="Times New Roman" w:hAnsi="Times New Roman"/>
+          <w:b/>
+          <w:bCs/>
+          <w:color w:val="BF0041"/>
+          <w:sz w:val="30"/>
+          <w:szCs w:val="30"/>
+        </w:rPr>
+        <w:t>V. Distributed Systems</w:t>
+      </w:r>
+      <w:bookmarkEnd w:id="5"/>
+    </w:p>
+    <w:p>
+      <w:pPr>
+        <w:pStyle w:val="Normal"/>
+        <w:ind w:hanging="0" w:start="-540" w:end="-449"/>
+        <w:rPr>
+          <w:rFonts w:ascii="Times New Roman" w:hAnsi="Times New Roman"/>
           <w:b/>
           <w:bCs/>
           <w:color w:val="3465A4"/>
@@ -18055,6 +18079,30 @@
         <w:ind w:hanging="0" w:start="-540" w:end="-449"/>
         <w:rPr>
           <w:rFonts w:ascii="Times New Roman" w:hAnsi="Times New Roman"/>
+          <w:sz w:val="30"/>
+          <w:szCs w:val="30"/>
+        </w:rPr>
+      </w:pPr>
+      <w:bookmarkStart w:id="6" w:name="CT_-_VI._Docker"/>
+      <w:r>
+        <w:rPr>
+          <w:rFonts w:ascii="Times New Roman" w:hAnsi="Times New Roman"/>
+          <w:b/>
+          <w:bCs/>
+          <w:color w:val="BF0041"/>
+          <w:sz w:val="30"/>
+          <w:szCs w:val="30"/>
+        </w:rPr>
+        <w:t>VI. Docker</w:t>
+      </w:r>
+      <w:bookmarkEnd w:id="6"/>
+    </w:p>
+    <w:p>
+      <w:pPr>
+        <w:pStyle w:val="Normal"/>
+        <w:ind w:hanging="0" w:start="-540" w:end="-449"/>
+        <w:rPr>
+          <w:rFonts w:ascii="Times New Roman" w:hAnsi="Times New Roman"/>
           <w:b/>
           <w:bCs/>
           <w:color w:val="3465A4"/>
@@ -19045,6 +19093,30 @@
         <w:ind w:hanging="0" w:start="-540" w:end="-449"/>
         <w:rPr>
           <w:rFonts w:ascii="Times New Roman" w:hAnsi="Times New Roman"/>
+          <w:sz w:val="30"/>
+          <w:szCs w:val="30"/>
+        </w:rPr>
+      </w:pPr>
+      <w:bookmarkStart w:id="7" w:name="CT_-_VII._Kubernetes"/>
+      <w:r>
+        <w:rPr>
+          <w:rFonts w:ascii="Times New Roman" w:hAnsi="Times New Roman"/>
+          <w:b/>
+          <w:bCs/>
+          <w:color w:val="BF0041"/>
+          <w:sz w:val="30"/>
+          <w:szCs w:val="30"/>
+        </w:rPr>
+        <w:t>VII. Kubernetes</w:t>
+      </w:r>
+      <w:bookmarkEnd w:id="7"/>
+    </w:p>
+    <w:p>
+      <w:pPr>
+        <w:pStyle w:val="Normal"/>
+        <w:ind w:hanging="0" w:start="-540" w:end="-449"/>
+        <w:rPr>
+          <w:rFonts w:ascii="Times New Roman" w:hAnsi="Times New Roman"/>
           <w:b/>
           <w:bCs/>
           <w:color w:val="3465A4"/>
@@ -20523,6 +20595,30 @@
           <w:szCs w:val="30"/>
         </w:rPr>
       </w:r>
+    </w:p>
+    <w:p>
+      <w:pPr>
+        <w:pStyle w:val="Normal"/>
+        <w:ind w:hanging="0" w:start="-540" w:end="-449"/>
+        <w:rPr>
+          <w:rFonts w:ascii="Times New Roman" w:hAnsi="Times New Roman"/>
+          <w:sz w:val="30"/>
+          <w:szCs w:val="30"/>
+        </w:rPr>
+      </w:pPr>
+      <w:bookmarkStart w:id="8" w:name="CT_-_VIII._AWS_-_Cloud-native"/>
+      <w:r>
+        <w:rPr>
+          <w:rFonts w:ascii="Times New Roman" w:hAnsi="Times New Roman"/>
+          <w:b/>
+          <w:bCs/>
+          <w:color w:val="BF0041"/>
+          <w:sz w:val="30"/>
+          <w:szCs w:val="30"/>
+        </w:rPr>
+        <w:t>VIII. AWS - Cloud-native</w:t>
+      </w:r>
+      <w:bookmarkEnd w:id="8"/>
     </w:p>
     <w:p>
       <w:pPr>
@@ -22323,15 +22419,7 @@
           <w:sz w:val="30"/>
           <w:szCs w:val="30"/>
         </w:rPr>
-        <w:t>Làm sao viết AP</w:t>
-      </w:r>
-      <w:r>
-        <w:rPr>
-          <w:rFonts w:ascii="Times New Roman" w:hAnsi="Times New Roman"/>
-          <w:sz w:val="30"/>
-          <w:szCs w:val="30"/>
-        </w:rPr>
-        <w:t>I versioning?</w:t>
+        <w:t>Làm sao viết API versioning?</w:t>
       </w:r>
     </w:p>
     <w:p>
@@ -23585,23 +23673,7 @@
           <w:sz w:val="30"/>
           <w:szCs w:val="30"/>
         </w:rPr>
-        <w:t>Tra</w:t>
-      </w:r>
-      <w:r>
-        <w:rPr>
-          <w:rFonts w:ascii="Times New Roman" w:hAnsi="Times New Roman"/>
-          <w:sz w:val="30"/>
-          <w:szCs w:val="30"/>
-        </w:rPr>
-        <w:t>nsaction AC</w:t>
-      </w:r>
-      <w:r>
-        <w:rPr>
-          <w:rFonts w:ascii="Times New Roman" w:hAnsi="Times New Roman"/>
-          <w:sz w:val="30"/>
-          <w:szCs w:val="30"/>
-        </w:rPr>
-        <w:t>ID là gì?</w:t>
+        <w:t>Transaction ACID là gì?</w:t>
       </w:r>
     </w:p>
     <w:p>
@@ -23734,34 +23806,30 @@
           <w:sz w:val="30"/>
           <w:szCs w:val="30"/>
         </w:rPr>
-        <w:t>Khi nào dù</w:t>
-      </w:r>
-      <w:r>
-        <w:rPr>
-          <w:rFonts w:ascii="Times New Roman" w:hAnsi="Times New Roman"/>
-          <w:sz w:val="30"/>
-          <w:szCs w:val="30"/>
-        </w:rPr>
-        <w:t>ng NoSQL như DynamoDB?</w:t>
-      </w:r>
-    </w:p>
-    <w:p>
-      <w:pPr>
-        <w:pStyle w:val="Normal"/>
-        <w:ind w:hanging="0" w:start="-540" w:end="-449"/>
-        <w:rPr>
-          <w:rFonts w:ascii="Times New Roman" w:hAnsi="Times New Roman"/>
-          <w:sz w:val="30"/>
-          <w:szCs w:val="30"/>
-        </w:rPr>
-      </w:pPr>
-      <w:r>
-        <w:rPr>
-          <w:rFonts w:ascii="Times New Roman" w:hAnsi="Times New Roman"/>
-          <w:sz w:val="30"/>
-          <w:szCs w:val="30"/>
-        </w:rPr>
-        <w:t>Cách thiết kế schema cho multi-tenant.</w:t>
+        <w:t>Khi nào dùng NoSQL như DynamoDB?</w:t>
+      </w:r>
+    </w:p>
+    <w:p>
+      <w:pPr>
+        <w:pStyle w:val="Normal"/>
+        <w:ind w:hanging="0" w:start="-540" w:end="-449"/>
+        <w:rPr/>
+      </w:pPr>
+      <w:r>
+        <w:rPr>
+          <w:rFonts w:ascii="Times New Roman" w:hAnsi="Times New Roman"/>
+          <w:sz w:val="30"/>
+          <w:szCs w:val="30"/>
+        </w:rPr>
+        <w:t>Cách thiết kế schema cho mu</w:t>
+      </w:r>
+      <w:r>
+        <w:rPr>
+          <w:rFonts w:ascii="Times New Roman" w:hAnsi="Times New Roman"/>
+          <w:sz w:val="30"/>
+          <w:szCs w:val="30"/>
+        </w:rPr>
+        <w:t>lti-tenant.</w:t>
       </w:r>
     </w:p>
     <w:p>
@@ -23787,774 +23855,706 @@
       <w:pPr>
         <w:pStyle w:val="Normal"/>
         <w:ind w:hanging="0" w:start="-540" w:end="-449"/>
+        <w:rPr>
+          <w:rFonts w:ascii="Times New Roman" w:hAnsi="Times New Roman"/>
+          <w:sz w:val="30"/>
+          <w:szCs w:val="30"/>
+        </w:rPr>
+      </w:pPr>
+      <w:r>
+        <w:rPr>
+          <w:rFonts w:ascii="Times New Roman" w:hAnsi="Times New Roman"/>
+          <w:sz w:val="30"/>
+          <w:szCs w:val="30"/>
+        </w:rPr>
+        <w:t>Connection pool là gì? Tại sao quan trọng?</w:t>
+      </w:r>
+    </w:p>
+    <w:p>
+      <w:pPr>
+        <w:pStyle w:val="Normal"/>
+        <w:ind w:hanging="0" w:start="-540" w:end="-449"/>
+        <w:rPr>
+          <w:rFonts w:ascii="Times New Roman" w:hAnsi="Times New Roman"/>
+          <w:sz w:val="30"/>
+          <w:szCs w:val="30"/>
+        </w:rPr>
+      </w:pPr>
+      <w:r>
+        <w:rPr>
+          <w:rFonts w:ascii="Times New Roman" w:hAnsi="Times New Roman"/>
+          <w:sz w:val="30"/>
+          <w:szCs w:val="30"/>
+        </w:rPr>
+        <w:t>Seq Scan vs Index Scan khác nhau thế nào và khi nào Seq Scan lại nhanh hơn?</w:t>
+      </w:r>
+    </w:p>
+    <w:p>
+      <w:pPr>
+        <w:pStyle w:val="Normal"/>
+        <w:ind w:hanging="0" w:start="-540" w:end="-449"/>
+        <w:rPr>
+          <w:rFonts w:ascii="Times New Roman" w:hAnsi="Times New Roman"/>
+          <w:sz w:val="30"/>
+          <w:szCs w:val="30"/>
+        </w:rPr>
+      </w:pPr>
+      <w:r>
+        <w:rPr>
+          <w:rFonts w:ascii="Times New Roman" w:hAnsi="Times New Roman"/>
+          <w:sz w:val="30"/>
+          <w:szCs w:val="30"/>
+        </w:rPr>
+        <w:t>Index B-tree, Hash, GIN, GiST khác nhau thế nào và dùng khi nào?</w:t>
+      </w:r>
+    </w:p>
+    <w:p>
+      <w:pPr>
+        <w:pStyle w:val="Normal"/>
+        <w:ind w:hanging="0" w:start="-540" w:end="-449"/>
+        <w:rPr>
+          <w:rFonts w:ascii="Times New Roman" w:hAnsi="Times New Roman"/>
+          <w:sz w:val="30"/>
+          <w:szCs w:val="30"/>
+        </w:rPr>
+      </w:pPr>
+      <w:r>
+        <w:rPr>
+          <w:rFonts w:ascii="Times New Roman" w:hAnsi="Times New Roman"/>
+          <w:sz w:val="30"/>
+          <w:szCs w:val="30"/>
+        </w:rPr>
+        <w:t>Index có giúp cho LIKE hoặc ILIKE không?</w:t>
+      </w:r>
+    </w:p>
+    <w:p>
+      <w:pPr>
+        <w:pStyle w:val="Normal"/>
+        <w:ind w:hanging="0" w:start="-540" w:end="-449"/>
+        <w:rPr>
+          <w:rFonts w:ascii="Times New Roman" w:hAnsi="Times New Roman"/>
+          <w:sz w:val="30"/>
+          <w:szCs w:val="30"/>
+        </w:rPr>
+      </w:pPr>
+      <w:r>
+        <w:rPr>
+          <w:rFonts w:ascii="Times New Roman" w:hAnsi="Times New Roman"/>
+          <w:sz w:val="30"/>
+          <w:szCs w:val="30"/>
+        </w:rPr>
+        <w:t>Khi nào PostgreSQL không sử dụng index dù đã tạo?</w:t>
+      </w:r>
+    </w:p>
+    <w:p>
+      <w:pPr>
+        <w:pStyle w:val="Normal"/>
+        <w:ind w:hanging="0" w:start="-540" w:end="-449"/>
+        <w:rPr>
+          <w:rFonts w:ascii="Times New Roman" w:hAnsi="Times New Roman"/>
+          <w:sz w:val="30"/>
+          <w:szCs w:val="30"/>
+        </w:rPr>
+      </w:pPr>
+      <w:r>
+        <w:rPr>
+          <w:rFonts w:ascii="Times New Roman" w:hAnsi="Times New Roman"/>
+          <w:sz w:val="30"/>
+          <w:szCs w:val="30"/>
+        </w:rPr>
+        <w:t>Batch insert vs single insert khác nhau thế nào?</w:t>
+      </w:r>
+    </w:p>
+    <w:p>
+      <w:pPr>
+        <w:pStyle w:val="Normal"/>
+        <w:ind w:hanging="0" w:start="-540" w:end="-449"/>
+        <w:rPr>
+          <w:rFonts w:ascii="Times New Roman" w:hAnsi="Times New Roman"/>
+          <w:sz w:val="30"/>
+          <w:szCs w:val="30"/>
+        </w:rPr>
+      </w:pPr>
+      <w:r>
+        <w:rPr>
+          <w:rFonts w:ascii="Times New Roman" w:hAnsi="Times New Roman"/>
+          <w:sz w:val="30"/>
+          <w:szCs w:val="30"/>
+        </w:rPr>
+        <w:t>Làm sao tối ưu insert/update hàng loạt (bulk operation)?</w:t>
+      </w:r>
+    </w:p>
+    <w:p>
+      <w:pPr>
+        <w:pStyle w:val="Normal"/>
+        <w:ind w:hanging="0" w:start="-540" w:end="-449"/>
+        <w:rPr>
+          <w:rFonts w:ascii="Times New Roman" w:hAnsi="Times New Roman"/>
+          <w:sz w:val="30"/>
+          <w:szCs w:val="30"/>
+        </w:rPr>
+      </w:pPr>
+      <w:r>
+        <w:rPr>
+          <w:rFonts w:ascii="Times New Roman" w:hAnsi="Times New Roman"/>
+          <w:sz w:val="30"/>
+          <w:szCs w:val="30"/>
+        </w:rPr>
+        <w:t>Khi nào transaction quá dài gây vấn đề?</w:t>
+      </w:r>
+    </w:p>
+    <w:p>
+      <w:pPr>
+        <w:pStyle w:val="Normal"/>
+        <w:ind w:hanging="0" w:start="-540" w:end="-449"/>
+        <w:rPr>
+          <w:rFonts w:ascii="Times New Roman" w:hAnsi="Times New Roman"/>
+          <w:sz w:val="30"/>
+          <w:szCs w:val="30"/>
+        </w:rPr>
+      </w:pPr>
+      <w:r>
+        <w:rPr>
+          <w:rFonts w:ascii="Times New Roman" w:hAnsi="Times New Roman"/>
+          <w:sz w:val="30"/>
+          <w:szCs w:val="30"/>
+        </w:rPr>
+        <w:t>Lock và blocking ảnh hưởng performance ra sao?</w:t>
+      </w:r>
+    </w:p>
+    <w:p>
+      <w:pPr>
+        <w:pStyle w:val="Normal"/>
+        <w:ind w:hanging="0" w:start="-540" w:end="-449"/>
+        <w:rPr>
+          <w:rFonts w:ascii="Times New Roman" w:hAnsi="Times New Roman"/>
+          <w:sz w:val="30"/>
+          <w:szCs w:val="30"/>
+        </w:rPr>
+      </w:pPr>
+      <w:r>
+        <w:rPr>
+          <w:rFonts w:ascii="Times New Roman" w:hAnsi="Times New Roman"/>
+          <w:sz w:val="30"/>
+          <w:szCs w:val="30"/>
+        </w:rPr>
+        <w:t>Cách kiểm tra query đang bị lock?</w:t>
+      </w:r>
+    </w:p>
+    <w:p>
+      <w:pPr>
+        <w:pStyle w:val="Normal"/>
+        <w:ind w:hanging="0" w:start="-540" w:end="-449"/>
+        <w:rPr>
+          <w:rFonts w:ascii="Times New Roman" w:hAnsi="Times New Roman"/>
+          <w:sz w:val="30"/>
+          <w:szCs w:val="30"/>
+        </w:rPr>
+      </w:pPr>
+      <w:r>
+        <w:rPr>
+          <w:rFonts w:ascii="Times New Roman" w:hAnsi="Times New Roman"/>
+          <w:sz w:val="30"/>
+          <w:szCs w:val="30"/>
+        </w:rPr>
+        <w:t>Khi nào nên dùng composite index và thứ tự cột trong index quan trọng ra sao?</w:t>
+      </w:r>
+    </w:p>
+    <w:p>
+      <w:pPr>
+        <w:pStyle w:val="Normal"/>
+        <w:ind w:hanging="0" w:start="-540" w:end="-449"/>
+        <w:rPr>
+          <w:rFonts w:ascii="Times New Roman" w:hAnsi="Times New Roman"/>
+          <w:sz w:val="30"/>
+          <w:szCs w:val="30"/>
+        </w:rPr>
+      </w:pPr>
+      <w:r>
+        <w:rPr>
+          <w:rFonts w:ascii="Times New Roman" w:hAnsi="Times New Roman"/>
+          <w:sz w:val="30"/>
+          <w:szCs w:val="30"/>
+        </w:rPr>
+        <w:t>Covering index (index only scan) là gì?</w:t>
+      </w:r>
+    </w:p>
+    <w:p>
+      <w:pPr>
+        <w:pStyle w:val="Normal"/>
+        <w:ind w:hanging="0" w:start="-540" w:end="-449"/>
+        <w:rPr>
+          <w:rFonts w:ascii="Times New Roman" w:hAnsi="Times New Roman"/>
+          <w:sz w:val="30"/>
+          <w:szCs w:val="30"/>
+        </w:rPr>
+      </w:pPr>
+      <w:r>
+        <w:rPr>
+          <w:rFonts w:ascii="Times New Roman" w:hAnsi="Times New Roman"/>
+          <w:sz w:val="30"/>
+          <w:szCs w:val="30"/>
+        </w:rPr>
+        <w:t>Bitmap Index Scan dùng khi nào?</w:t>
+      </w:r>
+    </w:p>
+    <w:p>
+      <w:pPr>
+        <w:pStyle w:val="Normal"/>
+        <w:ind w:hanging="0" w:start="-540" w:end="-449"/>
+        <w:rPr>
+          <w:rFonts w:ascii="Times New Roman" w:hAnsi="Times New Roman"/>
+          <w:sz w:val="30"/>
+          <w:szCs w:val="30"/>
+        </w:rPr>
+      </w:pPr>
+      <w:r>
+        <w:rPr>
+          <w:rFonts w:ascii="Times New Roman" w:hAnsi="Times New Roman"/>
+          <w:sz w:val="30"/>
+          <w:szCs w:val="30"/>
+        </w:rPr>
+        <w:t>Subquery vs JOIN khác nhau về hiệu năng ra sao?</w:t>
+      </w:r>
+    </w:p>
+    <w:p>
+      <w:pPr>
+        <w:pStyle w:val="Normal"/>
+        <w:ind w:hanging="0" w:start="-540" w:end="-449"/>
+        <w:rPr>
+          <w:rFonts w:ascii="Times New Roman" w:hAnsi="Times New Roman"/>
+          <w:sz w:val="30"/>
+          <w:szCs w:val="30"/>
+        </w:rPr>
+      </w:pPr>
+      <w:r>
+        <w:rPr>
+          <w:rFonts w:ascii="Times New Roman" w:hAnsi="Times New Roman"/>
+          <w:sz w:val="30"/>
+          <w:szCs w:val="30"/>
+        </w:rPr>
+        <w:t>Làm sao tối ưu truy vấn có ORDER BY và LIMIT?</w:t>
+      </w:r>
+    </w:p>
+    <w:p>
+      <w:pPr>
+        <w:pStyle w:val="Normal"/>
+        <w:ind w:hanging="0" w:start="-540" w:end="-449"/>
+        <w:rPr>
+          <w:rFonts w:ascii="Times New Roman" w:hAnsi="Times New Roman"/>
+          <w:sz w:val="30"/>
+          <w:szCs w:val="30"/>
+        </w:rPr>
+      </w:pPr>
+      <w:r>
+        <w:rPr>
+          <w:rFonts w:ascii="Times New Roman" w:hAnsi="Times New Roman"/>
+          <w:sz w:val="30"/>
+          <w:szCs w:val="30"/>
+        </w:rPr>
+        <w:t>Làm sao tối ưu truy vấn có GROUP BY và aggregation lớn?</w:t>
+      </w:r>
+    </w:p>
+    <w:p>
+      <w:pPr>
+        <w:pStyle w:val="Normal"/>
+        <w:ind w:hanging="0" w:start="-540" w:end="-449"/>
+        <w:rPr>
+          <w:rFonts w:ascii="Times New Roman" w:hAnsi="Times New Roman"/>
+          <w:sz w:val="30"/>
+          <w:szCs w:val="30"/>
+        </w:rPr>
+      </w:pPr>
+      <w:r>
+        <w:rPr>
+          <w:rFonts w:ascii="Times New Roman" w:hAnsi="Times New Roman"/>
+          <w:sz w:val="30"/>
+          <w:szCs w:val="30"/>
+        </w:rPr>
+        <w:t>Window function ảnh hưởng hiệu năng thế nào?</w:t>
+      </w:r>
+    </w:p>
+    <w:p>
+      <w:pPr>
+        <w:pStyle w:val="Normal"/>
+        <w:ind w:hanging="0" w:start="-540" w:end="-449"/>
+        <w:rPr>
+          <w:rFonts w:ascii="Times New Roman" w:hAnsi="Times New Roman"/>
+          <w:sz w:val="30"/>
+          <w:szCs w:val="30"/>
+        </w:rPr>
+      </w:pPr>
+      <w:r>
+        <w:rPr>
+          <w:rFonts w:ascii="Times New Roman" w:hAnsi="Times New Roman"/>
+          <w:sz w:val="30"/>
+          <w:szCs w:val="30"/>
+        </w:rPr>
+        <w:t>Bạn hiểu thế nào về query planner và cost-based optimizer trong PostgreSQL?</w:t>
+      </w:r>
+    </w:p>
+    <w:p>
+      <w:pPr>
+        <w:pStyle w:val="Normal"/>
+        <w:ind w:hanging="0" w:start="-540" w:end="-449"/>
+        <w:rPr>
+          <w:rFonts w:ascii="Times New Roman" w:hAnsi="Times New Roman"/>
+          <w:sz w:val="30"/>
+          <w:szCs w:val="30"/>
+        </w:rPr>
+      </w:pPr>
+      <w:r>
+        <w:rPr>
+          <w:rFonts w:ascii="Times New Roman" w:hAnsi="Times New Roman"/>
+          <w:sz w:val="30"/>
+          <w:szCs w:val="30"/>
+        </w:rPr>
+        <w:t>Statistics (ANALYZE) ảnh hưởng thế nào đến execution plan?</w:t>
+      </w:r>
+    </w:p>
+    <w:p>
+      <w:pPr>
+        <w:pStyle w:val="Normal"/>
+        <w:ind w:hanging="0" w:start="-540" w:end="-449"/>
+        <w:rPr>
+          <w:rFonts w:ascii="Times New Roman" w:hAnsi="Times New Roman"/>
+          <w:sz w:val="30"/>
+          <w:szCs w:val="30"/>
+        </w:rPr>
+      </w:pPr>
+      <w:r>
+        <w:rPr>
+          <w:rFonts w:ascii="Times New Roman" w:hAnsi="Times New Roman"/>
+          <w:sz w:val="30"/>
+          <w:szCs w:val="30"/>
+        </w:rPr>
+        <w:t>Cách đọc execution plan để tìm bottleneck?</w:t>
+      </w:r>
+    </w:p>
+    <w:p>
+      <w:pPr>
+        <w:pStyle w:val="Normal"/>
+        <w:ind w:hanging="0" w:start="-540" w:end="-449"/>
+        <w:rPr>
+          <w:rFonts w:ascii="Times New Roman" w:hAnsi="Times New Roman"/>
+          <w:sz w:val="30"/>
+          <w:szCs w:val="30"/>
+        </w:rPr>
+      </w:pPr>
+      <w:r>
+        <w:rPr>
+          <w:rFonts w:ascii="Times New Roman" w:hAnsi="Times New Roman"/>
+          <w:sz w:val="30"/>
+          <w:szCs w:val="30"/>
+        </w:rPr>
+        <w:t>Làm sao phát hiện slow query trong production (pg_stat_statements, log_min_duration_statement)?</w:t>
+      </w:r>
+    </w:p>
+    <w:p>
+      <w:pPr>
+        <w:pStyle w:val="Normal"/>
+        <w:ind w:hanging="0" w:start="-540" w:end="-449"/>
+        <w:rPr>
+          <w:rFonts w:ascii="Times New Roman" w:hAnsi="Times New Roman"/>
+          <w:sz w:val="30"/>
+          <w:szCs w:val="30"/>
+        </w:rPr>
+      </w:pPr>
+      <w:r>
+        <w:rPr>
+          <w:rFonts w:ascii="Times New Roman" w:hAnsi="Times New Roman"/>
+          <w:sz w:val="30"/>
+          <w:szCs w:val="30"/>
+        </w:rPr>
+        <w:t>Tại sao thiếu index có thể gây high CPU?</w:t>
+      </w:r>
+    </w:p>
+    <w:p>
+      <w:pPr>
+        <w:pStyle w:val="Normal"/>
+        <w:ind w:hanging="0" w:start="-540" w:end="-449"/>
+        <w:rPr>
+          <w:rFonts w:ascii="Times New Roman" w:hAnsi="Times New Roman"/>
+          <w:sz w:val="30"/>
+          <w:szCs w:val="30"/>
+        </w:rPr>
+      </w:pPr>
+      <w:r>
+        <w:rPr>
+          <w:rFonts w:ascii="Times New Roman" w:hAnsi="Times New Roman"/>
+          <w:sz w:val="30"/>
+          <w:szCs w:val="30"/>
+        </w:rPr>
+        <w:t>Khi nào cần tăng work_mem hoặc shared_buffers?</w:t>
+      </w:r>
+    </w:p>
+    <w:p>
+      <w:pPr>
+        <w:pStyle w:val="Normal"/>
+        <w:ind w:hanging="0" w:start="-540" w:end="-449"/>
+        <w:rPr>
+          <w:rFonts w:ascii="Times New Roman" w:hAnsi="Times New Roman"/>
+          <w:sz w:val="30"/>
+          <w:szCs w:val="30"/>
+        </w:rPr>
+      </w:pPr>
+      <w:r>
+        <w:rPr>
+          <w:rFonts w:ascii="Times New Roman" w:hAnsi="Times New Roman"/>
+          <w:sz w:val="30"/>
+          <w:szCs w:val="30"/>
+        </w:rPr>
+        <w:t>Khi nào cần connection pool như PgBouncer?</w:t>
+      </w:r>
+    </w:p>
+    <w:p>
+      <w:pPr>
+        <w:pStyle w:val="Normal"/>
+        <w:ind w:hanging="0" w:start="-540" w:end="-449"/>
+        <w:rPr>
+          <w:rFonts w:ascii="Times New Roman" w:hAnsi="Times New Roman"/>
+          <w:sz w:val="30"/>
+          <w:szCs w:val="30"/>
+        </w:rPr>
+      </w:pPr>
+      <w:r>
+        <w:rPr>
+          <w:rFonts w:ascii="Times New Roman" w:hAnsi="Times New Roman"/>
+          <w:sz w:val="30"/>
+          <w:szCs w:val="30"/>
+        </w:rPr>
+        <w:t>Cách tối ưu connection cho workload cao?</w:t>
+      </w:r>
+    </w:p>
+    <w:p>
+      <w:pPr>
+        <w:pStyle w:val="Normal"/>
+        <w:ind w:hanging="0" w:start="-540" w:end="-449"/>
+        <w:rPr>
+          <w:rFonts w:ascii="Times New Roman" w:hAnsi="Times New Roman"/>
+          <w:sz w:val="30"/>
+          <w:szCs w:val="30"/>
+        </w:rPr>
+      </w:pPr>
+      <w:r>
+        <w:rPr>
+          <w:rFonts w:ascii="Times New Roman" w:hAnsi="Times New Roman"/>
+          <w:sz w:val="30"/>
+          <w:szCs w:val="30"/>
+        </w:rPr>
+        <w:t>Autovacuum hoạt động ra sao và khi nào cần tuning?</w:t>
+      </w:r>
+    </w:p>
+    <w:p>
+      <w:pPr>
+        <w:pStyle w:val="Normal"/>
+        <w:ind w:hanging="0" w:start="-540" w:end="-449"/>
+        <w:rPr>
+          <w:rFonts w:ascii="Times New Roman" w:hAnsi="Times New Roman"/>
+          <w:sz w:val="30"/>
+          <w:szCs w:val="30"/>
+        </w:rPr>
+      </w:pPr>
+      <w:r>
+        <w:rPr>
+          <w:rFonts w:ascii="Times New Roman" w:hAnsi="Times New Roman"/>
+          <w:sz w:val="30"/>
+          <w:szCs w:val="30"/>
+        </w:rPr>
+        <w:t>Khi nào cần VACUUM và VACUUM FULL?</w:t>
+      </w:r>
+    </w:p>
+    <w:p>
+      <w:pPr>
+        <w:pStyle w:val="Normal"/>
+        <w:ind w:hanging="0" w:start="-540" w:end="-449"/>
+        <w:rPr>
+          <w:rFonts w:ascii="Times New Roman" w:hAnsi="Times New Roman"/>
+          <w:sz w:val="30"/>
+          <w:szCs w:val="30"/>
+        </w:rPr>
+      </w:pPr>
+      <w:r>
+        <w:rPr>
+          <w:rFonts w:ascii="Times New Roman" w:hAnsi="Times New Roman"/>
+          <w:sz w:val="30"/>
+          <w:szCs w:val="30"/>
+        </w:rPr>
+        <w:t>CTE (WITH) ảnh hưởng thế nào đến performance ở các version PostgreSQL mới?</w:t>
+      </w:r>
+    </w:p>
+    <w:p>
+      <w:pPr>
+        <w:pStyle w:val="Normal"/>
+        <w:ind w:hanging="0" w:start="-540" w:end="-449"/>
+        <w:rPr>
+          <w:rFonts w:ascii="Times New Roman" w:hAnsi="Times New Roman"/>
+          <w:sz w:val="30"/>
+          <w:szCs w:val="30"/>
+        </w:rPr>
+      </w:pPr>
+      <w:r>
+        <w:rPr>
+          <w:rFonts w:ascii="Times New Roman" w:hAnsi="Times New Roman"/>
+          <w:sz w:val="30"/>
+          <w:szCs w:val="30"/>
+        </w:rPr>
+        <w:t>Khi nào nên dùng materialized view?</w:t>
+      </w:r>
+    </w:p>
+    <w:p>
+      <w:pPr>
+        <w:pStyle w:val="Normal"/>
+        <w:ind w:hanging="0" w:start="-540" w:end="-449"/>
+        <w:rPr>
+          <w:rFonts w:ascii="Times New Roman" w:hAnsi="Times New Roman"/>
+          <w:sz w:val="30"/>
+          <w:szCs w:val="30"/>
+        </w:rPr>
+      </w:pPr>
+      <w:r>
+        <w:rPr>
+          <w:rFonts w:ascii="Times New Roman" w:hAnsi="Times New Roman"/>
+          <w:sz w:val="30"/>
+          <w:szCs w:val="30"/>
+        </w:rPr>
+        <w:t>Khi nào nên denormalize để tăng hiệu năng?</w:t>
+      </w:r>
+    </w:p>
+    <w:p>
+      <w:pPr>
+        <w:pStyle w:val="Normal"/>
+        <w:ind w:hanging="0" w:start="-540" w:end="-449"/>
+        <w:rPr>
+          <w:rFonts w:ascii="Times New Roman" w:hAnsi="Times New Roman"/>
+          <w:sz w:val="30"/>
+          <w:szCs w:val="30"/>
+        </w:rPr>
+      </w:pPr>
+      <w:r>
+        <w:rPr>
+          <w:rFonts w:ascii="Times New Roman" w:hAnsi="Times New Roman"/>
+          <w:sz w:val="30"/>
+          <w:szCs w:val="30"/>
+        </w:rPr>
+        <w:t>Khi nào cần full-text search với GIN index?</w:t>
+      </w:r>
+    </w:p>
+    <w:p>
+      <w:pPr>
+        <w:pStyle w:val="Normal"/>
+        <w:ind w:hanging="0" w:start="-540" w:end="-449"/>
+        <w:rPr>
+          <w:rFonts w:ascii="Times New Roman" w:hAnsi="Times New Roman"/>
+          <w:sz w:val="30"/>
+          <w:szCs w:val="30"/>
+        </w:rPr>
+      </w:pPr>
+      <w:r>
+        <w:rPr>
+          <w:rFonts w:ascii="Times New Roman" w:hAnsi="Times New Roman"/>
+          <w:sz w:val="30"/>
+          <w:szCs w:val="30"/>
+        </w:rPr>
+        <w:t>Làm sao tối ưu truy vấn có JOIN nhiều bảng lớn?</w:t>
+      </w:r>
+    </w:p>
+    <w:p>
+      <w:pPr>
+        <w:pStyle w:val="Normal"/>
+        <w:ind w:hanging="0" w:start="-540" w:end="-449"/>
+        <w:rPr>
+          <w:rFonts w:ascii="Times New Roman" w:hAnsi="Times New Roman"/>
+          <w:sz w:val="30"/>
+          <w:szCs w:val="30"/>
+        </w:rPr>
+      </w:pPr>
+      <w:r>
+        <w:rPr>
+          <w:rFonts w:ascii="Times New Roman" w:hAnsi="Times New Roman"/>
+          <w:sz w:val="30"/>
+          <w:szCs w:val="30"/>
+        </w:rPr>
+        <w:t>Khi nào nên dùng partitioning để tăng hiệu năng truy vấn?</w:t>
+      </w:r>
+    </w:p>
+    <w:p>
+      <w:pPr>
+        <w:pStyle w:val="Normal"/>
+        <w:ind w:hanging="0" w:start="-540" w:end="-449"/>
+        <w:rPr>
+          <w:rFonts w:ascii="Times New Roman" w:hAnsi="Times New Roman"/>
+          <w:sz w:val="30"/>
+          <w:szCs w:val="30"/>
+        </w:rPr>
+      </w:pPr>
+      <w:r>
+        <w:rPr>
+          <w:rFonts w:ascii="Times New Roman" w:hAnsi="Times New Roman"/>
+          <w:sz w:val="30"/>
+          <w:szCs w:val="30"/>
+        </w:rPr>
+        <w:t>Partition pruning hoạt động thế nào?</w:t>
+      </w:r>
+    </w:p>
+    <w:p>
+      <w:pPr>
+        <w:pStyle w:val="Normal"/>
+        <w:ind w:hanging="0" w:start="-540" w:end="-449"/>
+        <w:rPr>
+          <w:rFonts w:ascii="Times New Roman" w:hAnsi="Times New Roman"/>
+          <w:sz w:val="30"/>
+          <w:szCs w:val="30"/>
+        </w:rPr>
+      </w:pPr>
+      <w:r>
+        <w:rPr>
+          <w:rFonts w:ascii="Times New Roman" w:hAnsi="Times New Roman"/>
+          <w:sz w:val="30"/>
+          <w:szCs w:val="30"/>
+        </w:rPr>
+        <w:t>Parallel query trong PostgreSQL hoạt động ra sao?</w:t>
+      </w:r>
+    </w:p>
+    <w:p>
+      <w:pPr>
+        <w:pStyle w:val="Normal"/>
+        <w:ind w:hanging="0" w:start="-540" w:end="-449"/>
+        <w:rPr>
+          <w:rFonts w:ascii="Times New Roman" w:hAnsi="Times New Roman"/>
+          <w:sz w:val="30"/>
+          <w:szCs w:val="30"/>
+        </w:rPr>
+      </w:pPr>
+      <w:r>
+        <w:rPr>
+          <w:rFonts w:ascii="Times New Roman" w:hAnsi="Times New Roman"/>
+          <w:sz w:val="30"/>
+          <w:szCs w:val="30"/>
+        </w:rPr>
+        <w:t>Khi nào replication có thể ảnh hưởng read performance?</w:t>
+      </w:r>
+    </w:p>
+    <w:p>
+      <w:pPr>
+        <w:pStyle w:val="Normal"/>
+        <w:ind w:hanging="0" w:start="-540" w:end="-449"/>
         <w:rPr/>
       </w:pPr>
-      <w:r>
-        <w:rPr>
-          <w:rFonts w:ascii="Times New Roman" w:hAnsi="Times New Roman"/>
-          <w:sz w:val="30"/>
-          <w:szCs w:val="30"/>
-        </w:rPr>
-        <w:t>Connection pool là gì? Tại sao quan trọng?</w:t>
-      </w:r>
-    </w:p>
-    <w:p>
-      <w:pPr>
-        <w:pStyle w:val="Normal"/>
-        <w:ind w:hanging="0" w:start="-540" w:end="-449"/>
-        <w:rPr>
-          <w:rFonts w:ascii="Times New Roman" w:hAnsi="Times New Roman"/>
-          <w:sz w:val="30"/>
-          <w:szCs w:val="30"/>
-        </w:rPr>
-      </w:pPr>
-      <w:r>
-        <w:rPr>
-          <w:rFonts w:ascii="Times New Roman" w:hAnsi="Times New Roman"/>
-          <w:sz w:val="30"/>
-          <w:szCs w:val="30"/>
-        </w:rPr>
-        <w:t>Seq Scan vs Index Scan khác nhau thế nào và khi nào Seq Scan lại nhanh hơn?</w:t>
-      </w:r>
-    </w:p>
-    <w:p>
-      <w:pPr>
-        <w:pStyle w:val="Normal"/>
-        <w:ind w:hanging="0" w:start="-540" w:end="-449"/>
-        <w:rPr>
-          <w:rFonts w:ascii="Times New Roman" w:hAnsi="Times New Roman"/>
-          <w:color w:val="383D3C"/>
-          <w:sz w:val="30"/>
-          <w:szCs w:val="30"/>
-        </w:rPr>
-      </w:pPr>
-      <w:r>
-        <w:rPr>
-          <w:rFonts w:ascii="Times New Roman" w:hAnsi="Times New Roman"/>
-          <w:color w:val="383D3C"/>
-          <w:sz w:val="30"/>
-          <w:szCs w:val="30"/>
-        </w:rPr>
-        <w:t>Index B-tree, Hash, GIN, GiST khác nhau thế nào và dùng khi nào?</w:t>
-      </w:r>
-    </w:p>
-    <w:p>
-      <w:pPr>
-        <w:pStyle w:val="Normal"/>
-        <w:ind w:hanging="0" w:start="-540" w:end="-449"/>
-        <w:rPr>
-          <w:rFonts w:ascii="Times New Roman" w:hAnsi="Times New Roman"/>
-          <w:color w:val="383D3C"/>
-          <w:sz w:val="30"/>
-          <w:szCs w:val="30"/>
-        </w:rPr>
-      </w:pPr>
-      <w:r>
-        <w:rPr>
-          <w:rFonts w:ascii="Times New Roman" w:hAnsi="Times New Roman"/>
-          <w:color w:val="383D3C"/>
-          <w:sz w:val="30"/>
-          <w:szCs w:val="30"/>
-        </w:rPr>
-        <w:t>Index có giúp cho LIKE hoặc ILIKE không?</w:t>
-      </w:r>
-    </w:p>
-    <w:p>
-      <w:pPr>
-        <w:pStyle w:val="Normal"/>
-        <w:ind w:hanging="0" w:start="-540" w:end="-449"/>
-        <w:rPr>
-          <w:rFonts w:ascii="Times New Roman" w:hAnsi="Times New Roman"/>
-          <w:color w:val="383D3C"/>
-          <w:sz w:val="30"/>
-          <w:szCs w:val="30"/>
-        </w:rPr>
-      </w:pPr>
-      <w:r>
-        <w:rPr>
-          <w:rFonts w:ascii="Times New Roman" w:hAnsi="Times New Roman"/>
-          <w:color w:val="383D3C"/>
-          <w:sz w:val="30"/>
-          <w:szCs w:val="30"/>
-        </w:rPr>
-        <w:t>Khi nào PostgreSQL không sử dụng index dù đã tạo?</w:t>
-      </w:r>
-    </w:p>
-    <w:p>
-      <w:pPr>
-        <w:pStyle w:val="Normal"/>
-        <w:ind w:hanging="0" w:start="-540" w:end="-449"/>
-        <w:rPr>
-          <w:rFonts w:ascii="Times New Roman" w:hAnsi="Times New Roman"/>
-          <w:color w:val="383D3C"/>
-          <w:sz w:val="30"/>
-          <w:szCs w:val="30"/>
-        </w:rPr>
-      </w:pPr>
-      <w:r>
-        <w:rPr>
-          <w:rFonts w:ascii="Times New Roman" w:hAnsi="Times New Roman"/>
-          <w:color w:val="383D3C"/>
-          <w:sz w:val="30"/>
-          <w:szCs w:val="30"/>
-        </w:rPr>
-        <w:t>Batch insert vs single insert khác nhau thế nào?</w:t>
-      </w:r>
-    </w:p>
-    <w:p>
-      <w:pPr>
-        <w:pStyle w:val="Normal"/>
-        <w:ind w:hanging="0" w:start="-540" w:end="-449"/>
-        <w:rPr>
-          <w:rFonts w:ascii="Times New Roman" w:hAnsi="Times New Roman"/>
-          <w:color w:val="383D3C"/>
-          <w:sz w:val="30"/>
-          <w:szCs w:val="30"/>
-        </w:rPr>
-      </w:pPr>
-      <w:r>
-        <w:rPr>
-          <w:rFonts w:ascii="Times New Roman" w:hAnsi="Times New Roman"/>
-          <w:color w:val="383D3C"/>
-          <w:sz w:val="30"/>
-          <w:szCs w:val="30"/>
-        </w:rPr>
-        <w:t>Làm sao tối ưu insert/update hàng loạt (bulk operation)?</w:t>
-      </w:r>
-    </w:p>
-    <w:p>
-      <w:pPr>
-        <w:pStyle w:val="Normal"/>
-        <w:ind w:hanging="0" w:start="-540" w:end="-449"/>
-        <w:rPr>
-          <w:rFonts w:ascii="Times New Roman" w:hAnsi="Times New Roman"/>
-          <w:color w:val="383D3C"/>
-          <w:sz w:val="30"/>
-          <w:szCs w:val="30"/>
-        </w:rPr>
-      </w:pPr>
-      <w:r>
-        <w:rPr>
-          <w:rFonts w:ascii="Times New Roman" w:hAnsi="Times New Roman"/>
-          <w:color w:val="383D3C"/>
-          <w:sz w:val="30"/>
-          <w:szCs w:val="30"/>
-        </w:rPr>
-        <w:t>Khi nào transaction quá dài gây vấn đề?</w:t>
-      </w:r>
-    </w:p>
-    <w:p>
-      <w:pPr>
-        <w:pStyle w:val="Normal"/>
-        <w:ind w:hanging="0" w:start="-540" w:end="-449"/>
-        <w:rPr>
-          <w:rFonts w:ascii="Times New Roman" w:hAnsi="Times New Roman"/>
-          <w:color w:val="383D3C"/>
-          <w:sz w:val="30"/>
-          <w:szCs w:val="30"/>
-        </w:rPr>
-      </w:pPr>
-      <w:r>
-        <w:rPr>
-          <w:rFonts w:ascii="Times New Roman" w:hAnsi="Times New Roman"/>
-          <w:color w:val="383D3C"/>
-          <w:sz w:val="30"/>
-          <w:szCs w:val="30"/>
-        </w:rPr>
-        <w:t>Lock và blocking ảnh hưởng performance ra sao?</w:t>
-      </w:r>
-    </w:p>
-    <w:p>
-      <w:pPr>
-        <w:pStyle w:val="Normal"/>
-        <w:ind w:hanging="0" w:start="-540" w:end="-449"/>
-        <w:rPr>
-          <w:rFonts w:ascii="Times New Roman" w:hAnsi="Times New Roman"/>
-          <w:color w:val="383D3C"/>
-          <w:sz w:val="30"/>
-          <w:szCs w:val="30"/>
-        </w:rPr>
-      </w:pPr>
-      <w:r>
-        <w:rPr>
-          <w:rFonts w:ascii="Times New Roman" w:hAnsi="Times New Roman"/>
-          <w:color w:val="383D3C"/>
-          <w:sz w:val="30"/>
-          <w:szCs w:val="30"/>
-        </w:rPr>
-        <w:t>Cách kiểm tra query đang bị lock?</w:t>
-      </w:r>
-    </w:p>
-    <w:p>
-      <w:pPr>
-        <w:pStyle w:val="Normal"/>
-        <w:ind w:hanging="0" w:start="-540" w:end="-449"/>
-        <w:rPr>
-          <w:rFonts w:ascii="Times New Roman" w:hAnsi="Times New Roman"/>
-          <w:color w:val="383D3C"/>
-          <w:sz w:val="30"/>
-          <w:szCs w:val="30"/>
-        </w:rPr>
-      </w:pPr>
-      <w:r>
-        <w:rPr>
-          <w:rFonts w:ascii="Times New Roman" w:hAnsi="Times New Roman"/>
-          <w:color w:val="383D3C"/>
-          <w:sz w:val="30"/>
-          <w:szCs w:val="30"/>
-        </w:rPr>
-        <w:t>Khi nào nên dùng composite index và thứ tự cột trong index quan trọng ra sao?</w:t>
-      </w:r>
-    </w:p>
-    <w:p>
-      <w:pPr>
-        <w:pStyle w:val="Normal"/>
-        <w:ind w:hanging="0" w:start="-540" w:end="-449"/>
-        <w:rPr>
-          <w:rFonts w:ascii="Times New Roman" w:hAnsi="Times New Roman"/>
-          <w:color w:val="383D3C"/>
-          <w:sz w:val="30"/>
-          <w:szCs w:val="30"/>
-        </w:rPr>
-      </w:pPr>
-      <w:r>
-        <w:rPr>
-          <w:rFonts w:ascii="Times New Roman" w:hAnsi="Times New Roman"/>
-          <w:color w:val="383D3C"/>
-          <w:sz w:val="30"/>
-          <w:szCs w:val="30"/>
-        </w:rPr>
-        <w:t>Covering index (index only scan) là gì?</w:t>
-      </w:r>
-    </w:p>
-    <w:p>
-      <w:pPr>
-        <w:pStyle w:val="Normal"/>
-        <w:ind w:hanging="0" w:start="-540" w:end="-449"/>
-        <w:rPr>
-          <w:rFonts w:ascii="Times New Roman" w:hAnsi="Times New Roman"/>
-          <w:color w:val="383D3C"/>
-          <w:sz w:val="30"/>
-          <w:szCs w:val="30"/>
-        </w:rPr>
-      </w:pPr>
-      <w:r>
-        <w:rPr>
-          <w:rFonts w:ascii="Times New Roman" w:hAnsi="Times New Roman"/>
-          <w:color w:val="383D3C"/>
-          <w:sz w:val="30"/>
-          <w:szCs w:val="30"/>
-        </w:rPr>
-        <w:t>Bitmap Index Scan dùng khi nào?</w:t>
-      </w:r>
-    </w:p>
-    <w:p>
-      <w:pPr>
-        <w:pStyle w:val="Normal"/>
-        <w:ind w:hanging="0" w:start="-540" w:end="-449"/>
-        <w:rPr>
-          <w:rFonts w:ascii="Times New Roman" w:hAnsi="Times New Roman"/>
-          <w:color w:val="383D3C"/>
-          <w:sz w:val="30"/>
-          <w:szCs w:val="30"/>
-        </w:rPr>
-      </w:pPr>
-      <w:r>
-        <w:rPr>
-          <w:rFonts w:ascii="Times New Roman" w:hAnsi="Times New Roman"/>
-          <w:color w:val="383D3C"/>
-          <w:sz w:val="30"/>
-          <w:szCs w:val="30"/>
-        </w:rPr>
-        <w:t>Subquery vs JOIN khác nhau về hiệu năng ra sao?</w:t>
-      </w:r>
-    </w:p>
-    <w:p>
-      <w:pPr>
-        <w:pStyle w:val="Normal"/>
-        <w:ind w:hanging="0" w:start="-540" w:end="-449"/>
-        <w:rPr>
-          <w:rFonts w:ascii="Times New Roman" w:hAnsi="Times New Roman"/>
-          <w:color w:val="383D3C"/>
-          <w:sz w:val="30"/>
-          <w:szCs w:val="30"/>
-        </w:rPr>
-      </w:pPr>
-      <w:r>
-        <w:rPr>
-          <w:rFonts w:ascii="Times New Roman" w:hAnsi="Times New Roman"/>
-          <w:color w:val="383D3C"/>
-          <w:sz w:val="30"/>
-          <w:szCs w:val="30"/>
-        </w:rPr>
-        <w:t>Làm sao tối ưu truy vấn có ORDER BY và LIMIT?</w:t>
-      </w:r>
-    </w:p>
-    <w:p>
-      <w:pPr>
-        <w:pStyle w:val="Normal"/>
-        <w:ind w:hanging="0" w:start="-540" w:end="-449"/>
-        <w:rPr>
-          <w:rFonts w:ascii="Times New Roman" w:hAnsi="Times New Roman"/>
-          <w:color w:val="383D3C"/>
-          <w:sz w:val="30"/>
-          <w:szCs w:val="30"/>
-        </w:rPr>
-      </w:pPr>
-      <w:r>
-        <w:rPr>
-          <w:rFonts w:ascii="Times New Roman" w:hAnsi="Times New Roman"/>
-          <w:color w:val="383D3C"/>
-          <w:sz w:val="30"/>
-          <w:szCs w:val="30"/>
-        </w:rPr>
-        <w:t>Làm sao tối ưu truy vấn có GROUP BY và aggregation lớn?</w:t>
-      </w:r>
-    </w:p>
-    <w:p>
-      <w:pPr>
-        <w:pStyle w:val="Normal"/>
-        <w:ind w:hanging="0" w:start="-540" w:end="-449"/>
-        <w:rPr>
-          <w:rFonts w:ascii="Times New Roman" w:hAnsi="Times New Roman"/>
-          <w:color w:val="383D3C"/>
-          <w:sz w:val="30"/>
-          <w:szCs w:val="30"/>
-        </w:rPr>
-      </w:pPr>
-      <w:r>
-        <w:rPr>
-          <w:rFonts w:ascii="Times New Roman" w:hAnsi="Times New Roman"/>
-          <w:color w:val="383D3C"/>
-          <w:sz w:val="30"/>
-          <w:szCs w:val="30"/>
-        </w:rPr>
-        <w:t>Window function ảnh hưởng hiệu năng thế nào?</w:t>
-      </w:r>
-    </w:p>
-    <w:p>
-      <w:pPr>
-        <w:pStyle w:val="Normal"/>
-        <w:ind w:hanging="0" w:start="-540" w:end="-449"/>
-        <w:rPr>
-          <w:rFonts w:ascii="Times New Roman" w:hAnsi="Times New Roman"/>
-          <w:color w:val="383D3C"/>
-          <w:sz w:val="30"/>
-          <w:szCs w:val="30"/>
-        </w:rPr>
-      </w:pPr>
-      <w:r>
-        <w:rPr>
-          <w:rFonts w:ascii="Times New Roman" w:hAnsi="Times New Roman"/>
-          <w:color w:val="383D3C"/>
-          <w:sz w:val="30"/>
-          <w:szCs w:val="30"/>
-        </w:rPr>
-        <w:t>Bạn hiểu thế nào về query planner và cost-based optimizer trong PostgreSQL?</w:t>
-      </w:r>
-    </w:p>
-    <w:p>
-      <w:pPr>
-        <w:pStyle w:val="Normal"/>
-        <w:ind w:hanging="0" w:start="-540" w:end="-449"/>
-        <w:rPr>
-          <w:rFonts w:ascii="Times New Roman" w:hAnsi="Times New Roman"/>
-          <w:color w:val="383D3C"/>
-          <w:sz w:val="30"/>
-          <w:szCs w:val="30"/>
-        </w:rPr>
-      </w:pPr>
-      <w:r>
-        <w:rPr>
-          <w:rFonts w:ascii="Times New Roman" w:hAnsi="Times New Roman"/>
-          <w:color w:val="383D3C"/>
-          <w:sz w:val="30"/>
-          <w:szCs w:val="30"/>
-        </w:rPr>
-        <w:t>Statistics (ANALYZE) ảnh hưởng thế nào đến execution plan?</w:t>
-      </w:r>
-    </w:p>
-    <w:p>
-      <w:pPr>
-        <w:pStyle w:val="Normal"/>
-        <w:ind w:hanging="0" w:start="-540" w:end="-449"/>
-        <w:rPr>
-          <w:rFonts w:ascii="Times New Roman" w:hAnsi="Times New Roman"/>
-          <w:color w:val="383D3C"/>
-          <w:sz w:val="30"/>
-          <w:szCs w:val="30"/>
-        </w:rPr>
-      </w:pPr>
-      <w:r>
-        <w:rPr>
-          <w:rFonts w:ascii="Times New Roman" w:hAnsi="Times New Roman"/>
-          <w:color w:val="383D3C"/>
-          <w:sz w:val="30"/>
-          <w:szCs w:val="30"/>
-        </w:rPr>
-        <w:t>Cách đọc execution plan để tìm bottleneck?</w:t>
-      </w:r>
-    </w:p>
-    <w:p>
-      <w:pPr>
-        <w:pStyle w:val="Normal"/>
-        <w:ind w:hanging="0" w:start="-540" w:end="-449"/>
-        <w:rPr>
-          <w:rFonts w:ascii="Times New Roman" w:hAnsi="Times New Roman"/>
-          <w:color w:val="383D3C"/>
-          <w:sz w:val="30"/>
-          <w:szCs w:val="30"/>
-        </w:rPr>
-      </w:pPr>
-      <w:r>
-        <w:rPr>
-          <w:rFonts w:ascii="Times New Roman" w:hAnsi="Times New Roman"/>
-          <w:color w:val="383D3C"/>
-          <w:sz w:val="30"/>
-          <w:szCs w:val="30"/>
-        </w:rPr>
-        <w:t>Làm sao phát hiện slow query trong production (pg_stat_statements, log_min_duration_statement)?</w:t>
-      </w:r>
-    </w:p>
-    <w:p>
-      <w:pPr>
-        <w:pStyle w:val="Normal"/>
-        <w:ind w:hanging="0" w:start="-540" w:end="-449"/>
-        <w:rPr>
-          <w:rFonts w:ascii="Times New Roman" w:hAnsi="Times New Roman"/>
-          <w:color w:val="383D3C"/>
-          <w:sz w:val="30"/>
-          <w:szCs w:val="30"/>
-        </w:rPr>
-      </w:pPr>
-      <w:r>
-        <w:rPr>
-          <w:rFonts w:ascii="Times New Roman" w:hAnsi="Times New Roman"/>
-          <w:color w:val="383D3C"/>
-          <w:sz w:val="30"/>
-          <w:szCs w:val="30"/>
-        </w:rPr>
-        <w:t>Tại sao thiếu index có thể gây high CPU?</w:t>
-      </w:r>
-    </w:p>
-    <w:p>
-      <w:pPr>
-        <w:pStyle w:val="Normal"/>
-        <w:ind w:hanging="0" w:start="-540" w:end="-449"/>
-        <w:rPr>
-          <w:rFonts w:ascii="Times New Roman" w:hAnsi="Times New Roman"/>
-          <w:color w:val="383D3C"/>
-          <w:sz w:val="30"/>
-          <w:szCs w:val="30"/>
-        </w:rPr>
-      </w:pPr>
-      <w:r>
-        <w:rPr>
-          <w:rFonts w:ascii="Times New Roman" w:hAnsi="Times New Roman"/>
-          <w:color w:val="383D3C"/>
-          <w:sz w:val="30"/>
-          <w:szCs w:val="30"/>
-        </w:rPr>
-        <w:t>Khi nào cần tăng work_mem hoặc shared_buffers?</w:t>
-      </w:r>
-    </w:p>
-    <w:p>
-      <w:pPr>
-        <w:pStyle w:val="Normal"/>
-        <w:ind w:hanging="0" w:start="-540" w:end="-449"/>
-        <w:rPr>
-          <w:rFonts w:ascii="Times New Roman" w:hAnsi="Times New Roman"/>
-          <w:color w:val="383D3C"/>
-          <w:sz w:val="30"/>
-          <w:szCs w:val="30"/>
-        </w:rPr>
-      </w:pPr>
-      <w:r>
-        <w:rPr>
-          <w:rFonts w:ascii="Times New Roman" w:hAnsi="Times New Roman"/>
-          <w:color w:val="383D3C"/>
-          <w:sz w:val="30"/>
-          <w:szCs w:val="30"/>
-        </w:rPr>
-        <w:t>Khi nào cần connection pool như PgBouncer?</w:t>
-      </w:r>
-    </w:p>
-    <w:p>
-      <w:pPr>
-        <w:pStyle w:val="Normal"/>
-        <w:ind w:hanging="0" w:start="-540" w:end="-449"/>
-        <w:rPr>
-          <w:rFonts w:ascii="Times New Roman" w:hAnsi="Times New Roman"/>
-          <w:color w:val="383D3C"/>
-          <w:sz w:val="30"/>
-          <w:szCs w:val="30"/>
-        </w:rPr>
-      </w:pPr>
-      <w:r>
-        <w:rPr>
-          <w:rFonts w:ascii="Times New Roman" w:hAnsi="Times New Roman"/>
-          <w:color w:val="383D3C"/>
-          <w:sz w:val="30"/>
-          <w:szCs w:val="30"/>
-        </w:rPr>
-        <w:t>Cách tối ưu connection cho workload cao?</w:t>
-      </w:r>
-    </w:p>
-    <w:p>
-      <w:pPr>
-        <w:pStyle w:val="Normal"/>
-        <w:ind w:hanging="0" w:start="-540" w:end="-449"/>
-        <w:rPr>
-          <w:rFonts w:ascii="Times New Roman" w:hAnsi="Times New Roman"/>
-          <w:color w:val="383D3C"/>
-          <w:sz w:val="30"/>
-          <w:szCs w:val="30"/>
-        </w:rPr>
-      </w:pPr>
-      <w:r>
-        <w:rPr>
-          <w:rFonts w:ascii="Times New Roman" w:hAnsi="Times New Roman"/>
-          <w:color w:val="383D3C"/>
-          <w:sz w:val="30"/>
-          <w:szCs w:val="30"/>
-        </w:rPr>
-        <w:t>Autovacuum hoạt động ra sao và khi nào cần tuning?</w:t>
-      </w:r>
-    </w:p>
-    <w:p>
-      <w:pPr>
-        <w:pStyle w:val="Normal"/>
-        <w:ind w:hanging="0" w:start="-540" w:end="-449"/>
-        <w:rPr>
-          <w:rFonts w:ascii="Times New Roman" w:hAnsi="Times New Roman"/>
-          <w:color w:val="383D3C"/>
-          <w:sz w:val="30"/>
-          <w:szCs w:val="30"/>
-        </w:rPr>
-      </w:pPr>
-      <w:r>
-        <w:rPr>
-          <w:rFonts w:ascii="Times New Roman" w:hAnsi="Times New Roman"/>
-          <w:color w:val="383D3C"/>
-          <w:sz w:val="30"/>
-          <w:szCs w:val="30"/>
-        </w:rPr>
-        <w:t>Khi nào cần VACUUM và VACUUM FULL?</w:t>
-      </w:r>
-    </w:p>
-    <w:p>
-      <w:pPr>
-        <w:pStyle w:val="Normal"/>
-        <w:ind w:hanging="0" w:start="-540" w:end="-449"/>
-        <w:rPr>
-          <w:rFonts w:ascii="Times New Roman" w:hAnsi="Times New Roman"/>
-          <w:color w:val="383D3C"/>
-          <w:sz w:val="30"/>
-          <w:szCs w:val="30"/>
-        </w:rPr>
-      </w:pPr>
-      <w:r>
-        <w:rPr>
-          <w:rFonts w:ascii="Times New Roman" w:hAnsi="Times New Roman"/>
-          <w:color w:val="383D3C"/>
-          <w:sz w:val="30"/>
-          <w:szCs w:val="30"/>
-        </w:rPr>
-        <w:t>CTE (WITH) ảnh hưởng thế nào đến performance ở các version PostgreSQL mới?</w:t>
-      </w:r>
-    </w:p>
-    <w:p>
-      <w:pPr>
-        <w:pStyle w:val="Normal"/>
-        <w:ind w:hanging="0" w:start="-540" w:end="-449"/>
-        <w:rPr>
-          <w:rFonts w:ascii="Times New Roman" w:hAnsi="Times New Roman"/>
-          <w:color w:val="383D3C"/>
-          <w:sz w:val="30"/>
-          <w:szCs w:val="30"/>
-        </w:rPr>
-      </w:pPr>
-      <w:r>
-        <w:rPr>
-          <w:rFonts w:ascii="Times New Roman" w:hAnsi="Times New Roman"/>
-          <w:color w:val="383D3C"/>
-          <w:sz w:val="30"/>
-          <w:szCs w:val="30"/>
-        </w:rPr>
-        <w:t>Khi nào nên dùng materialized view?</w:t>
-      </w:r>
-    </w:p>
-    <w:p>
-      <w:pPr>
-        <w:pStyle w:val="Normal"/>
-        <w:ind w:hanging="0" w:start="-540" w:end="-449"/>
-        <w:rPr>
-          <w:rFonts w:ascii="Times New Roman" w:hAnsi="Times New Roman"/>
-          <w:color w:val="383D3C"/>
-          <w:sz w:val="30"/>
-          <w:szCs w:val="30"/>
-        </w:rPr>
-      </w:pPr>
-      <w:r>
-        <w:rPr>
-          <w:rFonts w:ascii="Times New Roman" w:hAnsi="Times New Roman"/>
-          <w:color w:val="383D3C"/>
-          <w:sz w:val="30"/>
-          <w:szCs w:val="30"/>
-        </w:rPr>
-        <w:t>Khi nào nên denormalize để tăng hiệu năng?</w:t>
-      </w:r>
-    </w:p>
-    <w:p>
-      <w:pPr>
-        <w:pStyle w:val="Normal"/>
-        <w:ind w:hanging="0" w:start="-540" w:end="-449"/>
-        <w:rPr>
-          <w:rFonts w:ascii="Times New Roman" w:hAnsi="Times New Roman"/>
-          <w:color w:val="383D3C"/>
-          <w:sz w:val="30"/>
-          <w:szCs w:val="30"/>
-        </w:rPr>
-      </w:pPr>
-      <w:r>
-        <w:rPr>
-          <w:rFonts w:ascii="Times New Roman" w:hAnsi="Times New Roman"/>
-          <w:color w:val="383D3C"/>
-          <w:sz w:val="30"/>
-          <w:szCs w:val="30"/>
-        </w:rPr>
-        <w:t>Khi nào cần full-text search với GIN index?</w:t>
-      </w:r>
-    </w:p>
-    <w:p>
-      <w:pPr>
-        <w:pStyle w:val="Normal"/>
-        <w:ind w:hanging="0" w:start="-540" w:end="-449"/>
-        <w:rPr>
-          <w:rFonts w:ascii="Times New Roman" w:hAnsi="Times New Roman"/>
-          <w:color w:val="383D3C"/>
-          <w:sz w:val="30"/>
-          <w:szCs w:val="30"/>
-        </w:rPr>
-      </w:pPr>
-      <w:r>
-        <w:rPr>
-          <w:rFonts w:ascii="Times New Roman" w:hAnsi="Times New Roman"/>
-          <w:color w:val="383D3C"/>
-          <w:sz w:val="30"/>
-          <w:szCs w:val="30"/>
-        </w:rPr>
-        <w:t>Làm sao tối ưu truy vấn có JOIN nhiều bảng lớn?</w:t>
-      </w:r>
-    </w:p>
-    <w:p>
-      <w:pPr>
-        <w:pStyle w:val="Normal"/>
-        <w:ind w:hanging="0" w:start="-540" w:end="-449"/>
-        <w:rPr>
-          <w:rFonts w:ascii="Times New Roman" w:hAnsi="Times New Roman"/>
-          <w:color w:val="383D3C"/>
-          <w:sz w:val="30"/>
-          <w:szCs w:val="30"/>
-        </w:rPr>
-      </w:pPr>
-      <w:r>
-        <w:rPr>
-          <w:rFonts w:ascii="Times New Roman" w:hAnsi="Times New Roman"/>
-          <w:color w:val="383D3C"/>
-          <w:sz w:val="30"/>
-          <w:szCs w:val="30"/>
-        </w:rPr>
-        <w:t>Khi nào nên dùng partitioning để tăng hiệu năng truy vấn?</w:t>
-      </w:r>
-    </w:p>
-    <w:p>
-      <w:pPr>
-        <w:pStyle w:val="Normal"/>
-        <w:ind w:hanging="0" w:start="-540" w:end="-449"/>
-        <w:rPr>
-          <w:rFonts w:ascii="Times New Roman" w:hAnsi="Times New Roman"/>
-          <w:color w:val="383D3C"/>
-          <w:sz w:val="30"/>
-          <w:szCs w:val="30"/>
-        </w:rPr>
-      </w:pPr>
-      <w:r>
-        <w:rPr>
-          <w:rFonts w:ascii="Times New Roman" w:hAnsi="Times New Roman"/>
-          <w:color w:val="383D3C"/>
-          <w:sz w:val="30"/>
-          <w:szCs w:val="30"/>
-        </w:rPr>
-        <w:t>Partition pruning hoạt động thế nào?</w:t>
-      </w:r>
-    </w:p>
-    <w:p>
-      <w:pPr>
-        <w:pStyle w:val="Normal"/>
-        <w:ind w:hanging="0" w:start="-540" w:end="-449"/>
-        <w:rPr>
-          <w:rFonts w:ascii="Times New Roman" w:hAnsi="Times New Roman"/>
-          <w:color w:val="383D3C"/>
-          <w:sz w:val="30"/>
-          <w:szCs w:val="30"/>
-        </w:rPr>
-      </w:pPr>
-      <w:r>
-        <w:rPr>
-          <w:rFonts w:ascii="Times New Roman" w:hAnsi="Times New Roman"/>
-          <w:color w:val="383D3C"/>
-          <w:sz w:val="30"/>
-          <w:szCs w:val="30"/>
-        </w:rPr>
-        <w:t>Parallel query trong PostgreSQL hoạt động ra sao?</w:t>
-      </w:r>
-    </w:p>
-    <w:p>
-      <w:pPr>
-        <w:pStyle w:val="Normal"/>
-        <w:ind w:hanging="0" w:start="-540" w:end="-449"/>
-        <w:rPr>
-          <w:rFonts w:ascii="Times New Roman" w:hAnsi="Times New Roman"/>
-          <w:color w:val="383D3C"/>
-          <w:sz w:val="30"/>
-          <w:szCs w:val="30"/>
-        </w:rPr>
-      </w:pPr>
-      <w:r>
-        <w:rPr>
-          <w:rFonts w:ascii="Times New Roman" w:hAnsi="Times New Roman"/>
-          <w:color w:val="383D3C"/>
-          <w:sz w:val="30"/>
-          <w:szCs w:val="30"/>
-        </w:rPr>
-        <w:t>Khi nào replication có thể ảnh hưởng read performance?</w:t>
-      </w:r>
-    </w:p>
-    <w:p>
-      <w:pPr>
-        <w:pStyle w:val="Normal"/>
-        <w:ind w:hanging="0" w:start="-540" w:end="-449"/>
-        <w:rPr>
-          <w:rFonts w:ascii="Times New Roman" w:hAnsi="Times New Roman"/>
-          <w:b/>
-          <w:bCs/>
-          <w:color w:val="BF0041"/>
-          <w:sz w:val="30"/>
-          <w:szCs w:val="30"/>
-        </w:rPr>
-      </w:pPr>
-      <w:r>
-        <w:rPr>
-          <w:rFonts w:ascii="Times New Roman" w:hAnsi="Times New Roman"/>
-          <w:b/>
-          <w:bCs/>
-          <w:color w:val="BF0041"/>
-          <w:sz w:val="30"/>
-          <w:szCs w:val="30"/>
-        </w:rPr>
-        <w:t>V. Distributed Systems</w:t>
-      </w:r>
+      <w:hyperlink w:anchor="CT_-_V._Distributed_Systems">
+        <w:r>
+          <w:rPr>
+            <w:rStyle w:val="Hyperlink"/>
+            <w:rFonts w:ascii="Times New Roman" w:hAnsi="Times New Roman"/>
+            <w:b/>
+            <w:bCs/>
+            <w:color w:val="BF0041"/>
+            <w:sz w:val="30"/>
+            <w:szCs w:val="30"/>
+          </w:rPr>
+          <w:t>V. Distributed Systems</w:t>
+        </w:r>
+      </w:hyperlink>
     </w:p>
     <w:p>
       <w:pPr>
@@ -24784,26 +24784,22 @@
       <w:pPr>
         <w:pStyle w:val="Normal"/>
         <w:ind w:hanging="0" w:start="-540" w:end="-449"/>
-        <w:rPr>
-          <w:rFonts w:ascii="Times New Roman" w:hAnsi="Times New Roman"/>
-          <w:b/>
-          <w:bCs/>
-          <w:color w:val="BF0041"/>
-          <w:sz w:val="30"/>
-          <w:szCs w:val="30"/>
-        </w:rPr>
-      </w:pPr>
-      <w:r>
-        <w:rPr>
-          <w:rFonts w:ascii="Times New Roman" w:hAnsi="Times New Roman"/>
-          <w:b/>
-          <w:bCs/>
-          <w:color w:val="BF0041"/>
-          <w:sz w:val="30"/>
-          <w:szCs w:val="30"/>
-        </w:rPr>
-        <w:t>VI. Docker</w:t>
-      </w:r>
+        <w:rPr/>
+      </w:pPr>
+      <w:hyperlink w:anchor="CT_-_VI._Docker">
+        <w:r>
+          <w:rPr>
+            <w:rStyle w:val="Hyperlink"/>
+            <w:rFonts w:ascii="Times New Roman" w:hAnsi="Times New Roman"/>
+            <w:b/>
+            <w:bCs/>
+            <w:color w:val="BF0041"/>
+            <w:sz w:val="30"/>
+            <w:szCs w:val="30"/>
+          </w:rPr>
+          <w:t>VI. Docker</w:t>
+        </w:r>
+      </w:hyperlink>
     </w:p>
     <w:p>
       <w:pPr>
@@ -24999,26 +24995,22 @@
       <w:pPr>
         <w:pStyle w:val="Normal"/>
         <w:ind w:hanging="0" w:start="-540" w:end="-449"/>
-        <w:rPr>
-          <w:rFonts w:ascii="Times New Roman" w:hAnsi="Times New Roman"/>
-          <w:b/>
-          <w:bCs/>
-          <w:color w:val="BF0041"/>
-          <w:sz w:val="30"/>
-          <w:szCs w:val="30"/>
-        </w:rPr>
-      </w:pPr>
-      <w:r>
-        <w:rPr>
-          <w:rFonts w:ascii="Times New Roman" w:hAnsi="Times New Roman"/>
-          <w:b/>
-          <w:bCs/>
-          <w:color w:val="BF0041"/>
-          <w:sz w:val="30"/>
-          <w:szCs w:val="30"/>
-        </w:rPr>
-        <w:t>VII. Kubernetes</w:t>
-      </w:r>
+        <w:rPr/>
+      </w:pPr>
+      <w:hyperlink w:anchor="CT_-_VII._Kubernetes">
+        <w:r>
+          <w:rPr>
+            <w:rStyle w:val="Hyperlink"/>
+            <w:rFonts w:ascii="Times New Roman" w:hAnsi="Times New Roman"/>
+            <w:b/>
+            <w:bCs/>
+            <w:color w:val="BF0041"/>
+            <w:sz w:val="30"/>
+            <w:szCs w:val="30"/>
+          </w:rPr>
+          <w:t>VII. Kubernetes</w:t>
+        </w:r>
+      </w:hyperlink>
     </w:p>
     <w:p>
       <w:pPr>
@@ -25309,26 +25301,22 @@
       <w:pPr>
         <w:pStyle w:val="Normal"/>
         <w:ind w:hanging="0" w:start="-540" w:end="-449"/>
-        <w:rPr>
-          <w:rFonts w:ascii="Times New Roman" w:hAnsi="Times New Roman"/>
-          <w:b/>
-          <w:bCs/>
-          <w:color w:val="BF0041"/>
-          <w:sz w:val="30"/>
-          <w:szCs w:val="30"/>
-        </w:rPr>
-      </w:pPr>
-      <w:r>
-        <w:rPr>
-          <w:rFonts w:ascii="Times New Roman" w:hAnsi="Times New Roman"/>
-          <w:b/>
-          <w:bCs/>
-          <w:color w:val="BF0041"/>
-          <w:sz w:val="30"/>
-          <w:szCs w:val="30"/>
-        </w:rPr>
-        <w:t>VIII. AWS / Cloud-native</w:t>
-      </w:r>
+        <w:rPr/>
+      </w:pPr>
+      <w:hyperlink w:anchor="CT_-_VIII._AWS_-_Cloud-native">
+        <w:r>
+          <w:rPr>
+            <w:rStyle w:val="Hyperlink"/>
+            <w:rFonts w:ascii="Times New Roman" w:hAnsi="Times New Roman"/>
+            <w:b/>
+            <w:bCs/>
+            <w:color w:val="BF0041"/>
+            <w:sz w:val="30"/>
+            <w:szCs w:val="30"/>
+          </w:rPr>
+          <w:t>VIII. AWS - Cloud-native</w:t>
+        </w:r>
+      </w:hyperlink>
     </w:p>
     <w:p>
       <w:pPr>
@@ -25557,7 +25545,7 @@
     <w:pPr>
       <w:widowControl/>
       <w:suppressAutoHyphens w:val="true"/>
-      <w:overflowPunct w:val="false"/>
+      <w:overflowPunct w:val="true"/>
       <w:bidi w:val="0"/>
       <w:spacing w:before="0" w:after="0"/>
       <w:jc w:val="start"/>
@@ -25604,8 +25592,8 @@
       <w:iCs/>
     </w:rPr>
   </w:style>
-  <w:style w:type="character" w:styleId="Bulletsuser">
-    <w:name w:val="Bullets (user)"/>
+  <w:style w:type="character" w:styleId="Bullets">
+    <w:name w:val="Bullets"/>
     <w:qFormat/>
     <w:rPr>
       <w:rFonts w:ascii="OpenSymbol" w:hAnsi="OpenSymbol" w:eastAsia="OpenSymbol" w:cs="OpenSymbol"/>

--- a/documents/English-for-Interview.docx
+++ b/documents/English-for-Interview.docx
@@ -7,7 +7,7 @@
         <w:pStyle w:val="Normal"/>
         <w:widowControl/>
         <w:suppressAutoHyphens w:val="true"/>
-        <w:overflowPunct w:val="true"/>
+        <w:overflowPunct w:val="false"/>
         <w:bidi w:val="0"/>
         <w:spacing w:before="0" w:after="0"/>
         <w:ind w:hanging="0" w:start="-540" w:end="-449"/>
@@ -373,15 +373,7 @@
           <w:sz w:val="30"/>
           <w:szCs w:val="30"/>
         </w:rPr>
-        <w:t>Nếu một service downst</w:t>
-      </w:r>
-      <w:r>
-        <w:rPr>
-          <w:rFonts w:ascii="Times New Roman" w:hAnsi="Times New Roman"/>
-          <w:sz w:val="30"/>
-          <w:szCs w:val="30"/>
-        </w:rPr>
-        <w:t>ream bị chậm, hệ thống sẽ bị ảnh hưởng ra sao? Cách mitigate?</w:t>
+        <w:t>Nếu một service downstream bị chậm, hệ thống sẽ bị ảnh hưởng ra sao? Cách mitigate?</w:t>
       </w:r>
     </w:p>
     <w:p>
@@ -4621,9 +4613,37 @@
     <w:p>
       <w:pPr>
         <w:pStyle w:val="Normal"/>
+        <w:ind w:hanging="0" w:start="-540" w:end="-449"/>
+        <w:rPr>
+          <w:rFonts w:ascii="Times New Roman" w:hAnsi="Times New Roman"/>
+          <w:b/>
+          <w:bCs/>
+          <w:color w:val="BF0041"/>
+          <w:sz w:val="30"/>
+          <w:szCs w:val="30"/>
+        </w:rPr>
+      </w:pPr>
+      <w:hyperlink w:anchor="CT_-_VIX._React">
+        <w:r>
+          <w:rPr>
+            <w:rStyle w:val="Hyperlink"/>
+            <w:rFonts w:ascii="Times New Roman" w:hAnsi="Times New Roman"/>
+            <w:b/>
+            <w:bCs/>
+            <w:color w:val="BF0041"/>
+            <w:sz w:val="30"/>
+            <w:szCs w:val="30"/>
+          </w:rPr>
+          <w:t>VIX. React</w:t>
+        </w:r>
+      </w:hyperlink>
+    </w:p>
+    <w:p>
+      <w:pPr>
+        <w:pStyle w:val="Normal"/>
         <w:widowControl/>
         <w:suppressAutoHyphens w:val="true"/>
-        <w:overflowPunct w:val="true"/>
+        <w:overflowPunct w:val="false"/>
         <w:bidi w:val="0"/>
         <w:spacing w:before="0" w:after="0"/>
         <w:ind w:hanging="0" w:start="-540" w:end="-449"/>
@@ -4637,12 +4657,10 @@
       <w:r>
         <w:rPr>
           <w:rFonts w:ascii="Times New Roman" w:hAnsi="Times New Roman"/>
-          <w:b/>
-          <w:bCs/>
-          <w:color w:val="BF0041"/>
-          <w:sz w:val="30"/>
-          <w:szCs w:val="30"/>
-        </w:rPr>
+          <w:sz w:val="30"/>
+          <w:szCs w:val="30"/>
+        </w:rPr>
+        <w:t>Virtual DOM trong React là gì?</w:t>
       </w:r>
     </w:p>
     <w:p>
@@ -4650,7 +4668,7 @@
         <w:pStyle w:val="Normal"/>
         <w:widowControl/>
         <w:suppressAutoHyphens w:val="true"/>
-        <w:overflowPunct w:val="true"/>
+        <w:overflowPunct w:val="false"/>
         <w:bidi w:val="0"/>
         <w:spacing w:before="0" w:after="0"/>
         <w:ind w:hanging="0" w:start="-540" w:end="-449"/>
@@ -4664,13 +4682,10 @@
       <w:r>
         <w:rPr>
           <w:rFonts w:ascii="Times New Roman" w:hAnsi="Times New Roman"/>
-          <w:b/>
-          <w:bCs/>
-          <w:color w:val="BF0041"/>
-          <w:sz w:val="30"/>
-          <w:szCs w:val="30"/>
-        </w:rPr>
-        <w:t>INTERVIEW</w:t>
+          <w:sz w:val="30"/>
+          <w:szCs w:val="30"/>
+        </w:rPr>
+        <w:t>Cơ chế diffing (reconciliation) của React hoạt động như thế nào?</w:t>
       </w:r>
     </w:p>
     <w:p>
@@ -4678,7 +4693,7 @@
         <w:pStyle w:val="Normal"/>
         <w:widowControl/>
         <w:suppressAutoHyphens w:val="true"/>
-        <w:overflowPunct w:val="true"/>
+        <w:overflowPunct w:val="false"/>
         <w:bidi w:val="0"/>
         <w:spacing w:before="0" w:after="0"/>
         <w:ind w:hanging="0" w:start="-540" w:end="-449"/>
@@ -4689,165 +4704,13 @@
           <w:szCs w:val="30"/>
         </w:rPr>
       </w:pPr>
-      <w:bookmarkStart w:id="0" w:name="CT_-_Introduce"/>
-      <w:r>
-        <w:rPr>
-          <w:rFonts w:ascii="Times New Roman" w:hAnsi="Times New Roman"/>
-          <w:b/>
-          <w:bCs/>
-          <w:color w:val="3465A4"/>
-          <w:sz w:val="30"/>
-          <w:szCs w:val="30"/>
-        </w:rPr>
-        <w:t>Introduce</w:t>
-      </w:r>
-      <w:bookmarkEnd w:id="0"/>
-    </w:p>
-    <w:p>
-      <w:pPr>
-        <w:pStyle w:val="Normal"/>
-        <w:ind w:hanging="0" w:start="-540" w:end="-449"/>
-        <w:rPr>
-          <w:rFonts w:ascii="Times New Roman" w:hAnsi="Times New Roman"/>
-          <w:sz w:val="30"/>
-          <w:szCs w:val="30"/>
-        </w:rPr>
-      </w:pPr>
-      <w:r>
-        <w:rPr>
-          <w:rFonts w:ascii="Times New Roman" w:hAnsi="Times New Roman"/>
-          <w:sz w:val="30"/>
-          <w:szCs w:val="30"/>
-        </w:rPr>
-        <w:t>[EN] Hello, I’m Khoi Nguyen. I’m a Fullstack Developer with over five years of experience, and most of my work has focused on backend development.</w:t>
-      </w:r>
-    </w:p>
-    <w:p>
-      <w:pPr>
-        <w:pStyle w:val="Normal"/>
-        <w:ind w:hanging="0" w:start="-540" w:end="-449"/>
-        <w:rPr/>
-      </w:pPr>
-      <w:r>
-        <w:rPr>
-          <w:rFonts w:ascii="Times New Roman" w:hAnsi="Times New Roman"/>
-          <w:sz w:val="30"/>
-          <w:szCs w:val="30"/>
-        </w:rPr>
-        <w:t>I mainly work with Python and Golang. I’ve worked on both monolithic and microservices systems, including backend services that need to handle growing traffic. I also have experience with AWS services like EC2, Lambda, SNS, and SQS. I’m familiar with Docker and CI/CD, so I can support deployment and basic system operations when needed.</w:t>
-      </w:r>
-    </w:p>
-    <w:p>
-      <w:pPr>
-        <w:pStyle w:val="Normal"/>
-        <w:ind w:hanging="0" w:start="-540" w:end="-449"/>
-        <w:rPr>
-          <w:rFonts w:ascii="Times New Roman" w:hAnsi="Times New Roman"/>
-          <w:sz w:val="30"/>
-          <w:szCs w:val="30"/>
-        </w:rPr>
-      </w:pPr>
-      <w:r>
-        <w:rPr>
-          <w:rFonts w:ascii="Times New Roman" w:hAnsi="Times New Roman"/>
-          <w:sz w:val="30"/>
-          <w:szCs w:val="30"/>
-        </w:rPr>
-        <w:t>On the frontend side, I mainly use React. Even though frontend is not my main focus, working as a fullstack developer helps me understand how the whole system works and makes it easier to work with other team members.</w:t>
-      </w:r>
-    </w:p>
-    <w:p>
-      <w:pPr>
-        <w:pStyle w:val="Normal"/>
-        <w:ind w:hanging="0" w:start="-540" w:end="-449"/>
-        <w:rPr>
-          <w:rFonts w:ascii="Times New Roman" w:hAnsi="Times New Roman"/>
-          <w:sz w:val="30"/>
-          <w:szCs w:val="30"/>
-        </w:rPr>
-      </w:pPr>
-      <w:r>
-        <w:rPr>
-          <w:rFonts w:ascii="Times New Roman" w:hAnsi="Times New Roman"/>
-          <w:sz w:val="30"/>
-          <w:szCs w:val="30"/>
-        </w:rPr>
-        <w:t>In previous projects, I developed new features, improved and cleaned up APIs, optimized database queries, and worked with clients or third-party teams for integration tasks. I enjoy solving technical problems and improving system stability and performance step by step.</w:t>
-      </w:r>
-    </w:p>
-    <w:p>
-      <w:pPr>
-        <w:pStyle w:val="Normal"/>
-        <w:ind w:hanging="0" w:start="-540" w:end="-449"/>
-        <w:rPr>
-          <w:rFonts w:ascii="Times New Roman" w:hAnsi="Times New Roman"/>
-          <w:sz w:val="30"/>
-          <w:szCs w:val="30"/>
-        </w:rPr>
-      </w:pPr>
-      <w:r>
-        <w:rPr>
-          <w:rFonts w:ascii="Times New Roman" w:hAnsi="Times New Roman"/>
-          <w:sz w:val="30"/>
-          <w:szCs w:val="30"/>
-        </w:rPr>
-        <w:t>Currently, I’m looking for a new environment where I can continue learning and growing as a backend or fullstack engineer, especially in projects that build scalable systems and AI integration—one of the most powerful and defining technologies today.</w:t>
-      </w:r>
-    </w:p>
-    <w:p>
-      <w:pPr>
-        <w:pStyle w:val="Normal"/>
-        <w:ind w:hanging="0" w:start="-540" w:end="-449"/>
-        <w:rPr>
-          <w:rFonts w:ascii="Times New Roman" w:hAnsi="Times New Roman"/>
-          <w:sz w:val="30"/>
-          <w:szCs w:val="30"/>
-        </w:rPr>
-      </w:pPr>
-      <w:r>
-        <w:rPr>
-          <w:rFonts w:ascii="Times New Roman" w:hAnsi="Times New Roman"/>
-          <w:sz w:val="30"/>
-          <w:szCs w:val="30"/>
-        </w:rPr>
-      </w:r>
-    </w:p>
-    <w:p>
-      <w:pPr>
-        <w:pStyle w:val="Normal"/>
-        <w:ind w:hanging="0" w:start="-540" w:end="-449"/>
-        <w:rPr>
-          <w:rFonts w:ascii="Times New Roman" w:hAnsi="Times New Roman"/>
-          <w:sz w:val="30"/>
-          <w:szCs w:val="30"/>
-        </w:rPr>
-      </w:pPr>
-      <w:r>
-        <w:rPr>
-          <w:rFonts w:ascii="Times New Roman" w:hAnsi="Times New Roman"/>
-          <w:sz w:val="30"/>
-          <w:szCs w:val="30"/>
-        </w:rPr>
-        <w:t>[VN] Chào anh/chị, em là Khôi Nguyễn. Em là Fullstack Developer với hơn 5 năm kinh nghiệm, trong đó em làm backend nhiều hơn.</w:t>
-      </w:r>
-    </w:p>
-    <w:p>
-      <w:pPr>
-        <w:pStyle w:val="Normal"/>
-        <w:ind w:hanging="0" w:start="-540" w:end="-449"/>
-        <w:rPr>
-          <w:rFonts w:ascii="Times New Roman" w:hAnsi="Times New Roman"/>
-          <w:sz w:val="30"/>
-          <w:szCs w:val="30"/>
-        </w:rPr>
-      </w:pPr>
-      <w:r>
-        <w:rPr>
-          <w:rFonts w:ascii="Times New Roman" w:hAnsi="Times New Roman"/>
-          <w:sz w:val="30"/>
-          <w:szCs w:val="30"/>
-        </w:rPr>
-        <w:t>Em làm việc chủ yếu với Python và Golang. Em đã tham gia phát triển cả hệ thống monolith và microservices, trong đó có các hệ thống cần khả năng mở rộng. Em cũng có kinh nghiệm làm việc với các dịch vụ AWS như EC2, Lambda, SNS và SQS. Ngoài ra, em quen với Docker và quy trình CI/CD nên có thể tham gia vào việc triển khai và vận hành hệ thống khi cần.</w:t>
+      <w:r>
+        <w:rPr>
+          <w:rFonts w:ascii="Times New Roman" w:hAnsi="Times New Roman"/>
+          <w:sz w:val="30"/>
+          <w:szCs w:val="30"/>
+        </w:rPr>
+        <w:t>Sự khác biệt chính giữa Virtual DOM và DOM thật là gì?</w:t>
       </w:r>
     </w:p>
     <w:p>
@@ -4855,7 +4718,7 @@
         <w:pStyle w:val="Normal"/>
         <w:widowControl/>
         <w:suppressAutoHyphens w:val="true"/>
-        <w:overflowPunct w:val="true"/>
+        <w:overflowPunct w:val="false"/>
         <w:bidi w:val="0"/>
         <w:spacing w:before="0" w:after="0"/>
         <w:ind w:hanging="0" w:start="-540" w:end="-449"/>
@@ -4872,7 +4735,7 @@
           <w:sz w:val="30"/>
           <w:szCs w:val="30"/>
         </w:rPr>
-        <w:t>Về frontend, em sử dụng React là chính. Dù không tập trung hoàn toàn vào frontend, nhưng nhờ làm fullstack nên em hiểu được luồng xử lý tổng thể của hệ thống và phối hợp với các thành viên khác trong team thuận lợi hơn.</w:t>
+        <w:t>Tại sao key lại quan trọng khi render danh sách trong React?</w:t>
       </w:r>
     </w:p>
     <w:p>
@@ -4880,7 +4743,7 @@
         <w:pStyle w:val="Normal"/>
         <w:widowControl/>
         <w:suppressAutoHyphens w:val="true"/>
-        <w:overflowPunct w:val="true"/>
+        <w:overflowPunct w:val="false"/>
         <w:bidi w:val="0"/>
         <w:spacing w:before="0" w:after="0"/>
         <w:ind w:hanging="0" w:start="-540" w:end="-449"/>
@@ -4897,7 +4760,7 @@
           <w:sz w:val="30"/>
           <w:szCs w:val="30"/>
         </w:rPr>
-        <w:t>Trong các dự án trước, em tham gia phát triển tính năng mới, chỉnh sửa và cải thiện API, tối ưu truy vấn database, cũng như trao đổi với khách hàng hoặc bên thứ ba khi có yêu cầu tích hợp. Em thích xử lý các vấn đề kỹ thuật và cải thiện dần chất lượng hệ thống qua từng giai đoạn.</w:t>
+        <w:t>Nếu dùng index làm key trong list, sẽ gặp những vấn đề gì?</w:t>
       </w:r>
     </w:p>
     <w:p>
@@ -4905,7 +4768,7 @@
         <w:pStyle w:val="Normal"/>
         <w:widowControl/>
         <w:suppressAutoHyphens w:val="true"/>
-        <w:overflowPunct w:val="true"/>
+        <w:overflowPunct w:val="false"/>
         <w:bidi w:val="0"/>
         <w:spacing w:before="0" w:after="0"/>
         <w:ind w:hanging="0" w:start="-540" w:end="-449"/>
@@ -4922,7 +4785,7 @@
           <w:sz w:val="30"/>
           <w:szCs w:val="30"/>
         </w:rPr>
-        <w:t>Hiện tại, em đang tìm một môi trường mới để tiếp tục học hỏi và phát triển thêm theo hướng backend hoặc fullstack, đặc biệt là các hệ thống có định hướng mở rộng và tích hợp công nghệ AI — vốn đang là một trong những xu hướng công nghệ mạnh mẽ nhất hiện nay.</w:t>
+        <w:t>Ví dụ cụ thể về trường hợp key bị sai dẫn đến bug giao diện?</w:t>
       </w:r>
     </w:p>
     <w:p>
@@ -4930,7 +4793,7 @@
         <w:pStyle w:val="Normal"/>
         <w:widowControl/>
         <w:suppressAutoHyphens w:val="true"/>
-        <w:overflowPunct w:val="true"/>
+        <w:overflowPunct w:val="false"/>
         <w:bidi w:val="0"/>
         <w:spacing w:before="0" w:after="0"/>
         <w:ind w:hanging="0" w:start="-540" w:end="-449"/>
@@ -4947,6 +4810,1860 @@
           <w:sz w:val="30"/>
           <w:szCs w:val="30"/>
         </w:rPr>
+        <w:t>Controlled component trong React là gì?</w:t>
+      </w:r>
+    </w:p>
+    <w:p>
+      <w:pPr>
+        <w:pStyle w:val="Normal"/>
+        <w:widowControl/>
+        <w:suppressAutoHyphens w:val="true"/>
+        <w:overflowPunct w:val="false"/>
+        <w:bidi w:val="0"/>
+        <w:spacing w:before="0" w:after="0"/>
+        <w:ind w:hanging="0" w:start="-540" w:end="-449"/>
+        <w:jc w:val="start"/>
+        <w:rPr>
+          <w:rFonts w:ascii="Times New Roman" w:hAnsi="Times New Roman"/>
+          <w:sz w:val="30"/>
+          <w:szCs w:val="30"/>
+        </w:rPr>
+      </w:pPr>
+      <w:r>
+        <w:rPr>
+          <w:rFonts w:ascii="Times New Roman" w:hAnsi="Times New Roman"/>
+          <w:sz w:val="30"/>
+          <w:szCs w:val="30"/>
+        </w:rPr>
+        <w:t>Uncontrolled component là gì và cách sử dụng?</w:t>
+      </w:r>
+    </w:p>
+    <w:p>
+      <w:pPr>
+        <w:pStyle w:val="Normal"/>
+        <w:widowControl/>
+        <w:suppressAutoHyphens w:val="true"/>
+        <w:overflowPunct w:val="false"/>
+        <w:bidi w:val="0"/>
+        <w:spacing w:before="0" w:after="0"/>
+        <w:ind w:hanging="0" w:start="-540" w:end="-449"/>
+        <w:jc w:val="start"/>
+        <w:rPr>
+          <w:rFonts w:ascii="Times New Roman" w:hAnsi="Times New Roman"/>
+          <w:sz w:val="30"/>
+          <w:szCs w:val="30"/>
+        </w:rPr>
+      </w:pPr>
+      <w:r>
+        <w:rPr>
+          <w:rFonts w:ascii="Times New Roman" w:hAnsi="Times New Roman"/>
+          <w:sz w:val="30"/>
+          <w:szCs w:val="30"/>
+        </w:rPr>
+        <w:t>Khi nào nên dùng controlled component, khi nào nên dùng uncontrolled?</w:t>
+      </w:r>
+    </w:p>
+    <w:p>
+      <w:pPr>
+        <w:pStyle w:val="Normal"/>
+        <w:widowControl/>
+        <w:suppressAutoHyphens w:val="true"/>
+        <w:overflowPunct w:val="false"/>
+        <w:bidi w:val="0"/>
+        <w:spacing w:before="0" w:after="0"/>
+        <w:ind w:hanging="0" w:start="-540" w:end="-449"/>
+        <w:jc w:val="start"/>
+        <w:rPr>
+          <w:rFonts w:ascii="Times New Roman" w:hAnsi="Times New Roman"/>
+          <w:sz w:val="30"/>
+          <w:szCs w:val="30"/>
+        </w:rPr>
+      </w:pPr>
+      <w:r>
+        <w:rPr>
+          <w:rFonts w:ascii="Times New Roman" w:hAnsi="Times New Roman"/>
+          <w:sz w:val="30"/>
+          <w:szCs w:val="30"/>
+        </w:rPr>
+        <w:t>SyntheticEvent trong React là gì?</w:t>
+      </w:r>
+    </w:p>
+    <w:p>
+      <w:pPr>
+        <w:pStyle w:val="Normal"/>
+        <w:widowControl/>
+        <w:suppressAutoHyphens w:val="true"/>
+        <w:overflowPunct w:val="false"/>
+        <w:bidi w:val="0"/>
+        <w:spacing w:before="0" w:after="0"/>
+        <w:ind w:hanging="0" w:start="-540" w:end="-449"/>
+        <w:jc w:val="start"/>
+        <w:rPr>
+          <w:rFonts w:ascii="Times New Roman" w:hAnsi="Times New Roman"/>
+          <w:sz w:val="30"/>
+          <w:szCs w:val="30"/>
+        </w:rPr>
+      </w:pPr>
+      <w:r>
+        <w:rPr>
+          <w:rFonts w:ascii="Times New Roman" w:hAnsi="Times New Roman"/>
+          <w:sz w:val="30"/>
+          <w:szCs w:val="30"/>
+        </w:rPr>
+        <w:t>SyntheticEvent khác native DOM event ở những điểm nào?</w:t>
+      </w:r>
+    </w:p>
+    <w:p>
+      <w:pPr>
+        <w:pStyle w:val="Normal"/>
+        <w:widowControl/>
+        <w:suppressAutoHyphens w:val="true"/>
+        <w:overflowPunct w:val="false"/>
+        <w:bidi w:val="0"/>
+        <w:spacing w:before="0" w:after="0"/>
+        <w:ind w:hanging="0" w:start="-540" w:end="-449"/>
+        <w:jc w:val="start"/>
+        <w:rPr>
+          <w:rFonts w:ascii="Times New Roman" w:hAnsi="Times New Roman"/>
+          <w:sz w:val="30"/>
+          <w:szCs w:val="30"/>
+        </w:rPr>
+      </w:pPr>
+      <w:r>
+        <w:rPr>
+          <w:rFonts w:ascii="Times New Roman" w:hAnsi="Times New Roman"/>
+          <w:sz w:val="30"/>
+          <w:szCs w:val="30"/>
+        </w:rPr>
+        <w:t>Tại sao React cần dùng SyntheticEvent thay vì event native?</w:t>
+      </w:r>
+    </w:p>
+    <w:p>
+      <w:pPr>
+        <w:pStyle w:val="Normal"/>
+        <w:widowControl/>
+        <w:suppressAutoHyphens w:val="true"/>
+        <w:overflowPunct w:val="false"/>
+        <w:bidi w:val="0"/>
+        <w:spacing w:before="0" w:after="0"/>
+        <w:ind w:hanging="0" w:start="-540" w:end="-449"/>
+        <w:jc w:val="start"/>
+        <w:rPr>
+          <w:rFonts w:ascii="Times New Roman" w:hAnsi="Times New Roman"/>
+          <w:sz w:val="30"/>
+          <w:szCs w:val="30"/>
+        </w:rPr>
+      </w:pPr>
+      <w:r>
+        <w:rPr>
+          <w:rFonts w:ascii="Times New Roman" w:hAnsi="Times New Roman"/>
+          <w:sz w:val="30"/>
+          <w:szCs w:val="30"/>
+        </w:rPr>
+        <w:t>useEffect trong React hoạt động như thế nào?</w:t>
+      </w:r>
+    </w:p>
+    <w:p>
+      <w:pPr>
+        <w:pStyle w:val="Normal"/>
+        <w:widowControl/>
+        <w:suppressAutoHyphens w:val="true"/>
+        <w:overflowPunct w:val="false"/>
+        <w:bidi w:val="0"/>
+        <w:spacing w:before="0" w:after="0"/>
+        <w:ind w:hanging="0" w:start="-540" w:end="-449"/>
+        <w:jc w:val="start"/>
+        <w:rPr>
+          <w:rFonts w:ascii="Times New Roman" w:hAnsi="Times New Roman"/>
+          <w:sz w:val="30"/>
+          <w:szCs w:val="30"/>
+        </w:rPr>
+      </w:pPr>
+      <w:r>
+        <w:rPr>
+          <w:rFonts w:ascii="Times New Roman" w:hAnsi="Times New Roman"/>
+          <w:sz w:val="30"/>
+          <w:szCs w:val="30"/>
+        </w:rPr>
+        <w:t>Dependency array trong useEffect có vai trò gì?</w:t>
+      </w:r>
+    </w:p>
+    <w:p>
+      <w:pPr>
+        <w:pStyle w:val="Normal"/>
+        <w:widowControl/>
+        <w:suppressAutoHyphens w:val="true"/>
+        <w:overflowPunct w:val="false"/>
+        <w:bidi w:val="0"/>
+        <w:spacing w:before="0" w:after="0"/>
+        <w:ind w:hanging="0" w:start="-540" w:end="-449"/>
+        <w:jc w:val="start"/>
+        <w:rPr>
+          <w:rFonts w:ascii="Times New Roman" w:hAnsi="Times New Roman"/>
+          <w:sz w:val="30"/>
+          <w:szCs w:val="30"/>
+        </w:rPr>
+      </w:pPr>
+      <w:r>
+        <w:rPr>
+          <w:rFonts w:ascii="Times New Roman" w:hAnsi="Times New Roman"/>
+          <w:sz w:val="30"/>
+          <w:szCs w:val="30"/>
+        </w:rPr>
+        <w:t>Khi dependency array là [] thì useEffect chạy lúc nào?</w:t>
+      </w:r>
+    </w:p>
+    <w:p>
+      <w:pPr>
+        <w:pStyle w:val="Normal"/>
+        <w:widowControl/>
+        <w:suppressAutoHyphens w:val="true"/>
+        <w:overflowPunct w:val="false"/>
+        <w:bidi w:val="0"/>
+        <w:spacing w:before="0" w:after="0"/>
+        <w:ind w:hanging="0" w:start="-540" w:end="-449"/>
+        <w:jc w:val="start"/>
+        <w:rPr>
+          <w:rFonts w:ascii="Times New Roman" w:hAnsi="Times New Roman"/>
+          <w:sz w:val="30"/>
+          <w:szCs w:val="30"/>
+        </w:rPr>
+      </w:pPr>
+      <w:r>
+        <w:rPr>
+          <w:rFonts w:ascii="Times New Roman" w:hAnsi="Times New Roman"/>
+          <w:sz w:val="30"/>
+          <w:szCs w:val="30"/>
+        </w:rPr>
+        <w:t>Khi không truyền dependency array thì useEffect chạy ra sao?</w:t>
+      </w:r>
+    </w:p>
+    <w:p>
+      <w:pPr>
+        <w:pStyle w:val="Normal"/>
+        <w:widowControl/>
+        <w:suppressAutoHyphens w:val="true"/>
+        <w:overflowPunct w:val="false"/>
+        <w:bidi w:val="0"/>
+        <w:spacing w:before="0" w:after="0"/>
+        <w:ind w:hanging="0" w:start="-540" w:end="-449"/>
+        <w:jc w:val="start"/>
+        <w:rPr>
+          <w:rFonts w:ascii="Times New Roman" w:hAnsi="Times New Roman"/>
+          <w:sz w:val="30"/>
+          <w:szCs w:val="30"/>
+        </w:rPr>
+      </w:pPr>
+      <w:r>
+        <w:rPr>
+          <w:rFonts w:ascii="Times New Roman" w:hAnsi="Times New Roman"/>
+          <w:sz w:val="30"/>
+          <w:szCs w:val="30"/>
+        </w:rPr>
+        <w:t>Cleanup function trong useEffect dùng để làm gì?</w:t>
+      </w:r>
+    </w:p>
+    <w:p>
+      <w:pPr>
+        <w:pStyle w:val="Normal"/>
+        <w:widowControl/>
+        <w:suppressAutoHyphens w:val="true"/>
+        <w:overflowPunct w:val="false"/>
+        <w:bidi w:val="0"/>
+        <w:spacing w:before="0" w:after="0"/>
+        <w:ind w:hanging="0" w:start="-540" w:end="-449"/>
+        <w:jc w:val="start"/>
+        <w:rPr>
+          <w:rFonts w:ascii="Times New Roman" w:hAnsi="Times New Roman"/>
+          <w:sz w:val="30"/>
+          <w:szCs w:val="30"/>
+        </w:rPr>
+      </w:pPr>
+      <w:r>
+        <w:rPr>
+          <w:rFonts w:ascii="Times New Roman" w:hAnsi="Times New Roman"/>
+          <w:sz w:val="30"/>
+          <w:szCs w:val="30"/>
+        </w:rPr>
+        <w:t>Cho ví dụ thực tế về cleanup trong useEffect (subscription, timer…).</w:t>
+      </w:r>
+    </w:p>
+    <w:p>
+      <w:pPr>
+        <w:pStyle w:val="Normal"/>
+        <w:widowControl/>
+        <w:suppressAutoHyphens w:val="true"/>
+        <w:overflowPunct w:val="false"/>
+        <w:bidi w:val="0"/>
+        <w:spacing w:before="0" w:after="0"/>
+        <w:ind w:hanging="0" w:start="-540" w:end="-449"/>
+        <w:jc w:val="start"/>
+        <w:rPr>
+          <w:rFonts w:ascii="Times New Roman" w:hAnsi="Times New Roman"/>
+          <w:sz w:val="30"/>
+          <w:szCs w:val="30"/>
+        </w:rPr>
+      </w:pPr>
+      <w:r>
+        <w:rPr>
+          <w:rFonts w:ascii="Times New Roman" w:hAnsi="Times New Roman"/>
+          <w:sz w:val="30"/>
+          <w:szCs w:val="30"/>
+        </w:rPr>
+        <w:t>Tại sao cleanup chạy trước khi component unmount và trước khi effect chạy lại?</w:t>
+      </w:r>
+    </w:p>
+    <w:p>
+      <w:pPr>
+        <w:pStyle w:val="Normal"/>
+        <w:widowControl/>
+        <w:suppressAutoHyphens w:val="true"/>
+        <w:overflowPunct w:val="false"/>
+        <w:bidi w:val="0"/>
+        <w:spacing w:before="0" w:after="0"/>
+        <w:ind w:hanging="0" w:start="-540" w:end="-449"/>
+        <w:jc w:val="start"/>
+        <w:rPr>
+          <w:rFonts w:ascii="Times New Roman" w:hAnsi="Times New Roman"/>
+          <w:sz w:val="30"/>
+          <w:szCs w:val="30"/>
+        </w:rPr>
+      </w:pPr>
+      <w:r>
+        <w:rPr>
+          <w:rFonts w:ascii="Times New Roman" w:hAnsi="Times New Roman"/>
+          <w:sz w:val="30"/>
+          <w:szCs w:val="30"/>
+        </w:rPr>
+        <w:t>useMemo dùng để làm gì?</w:t>
+      </w:r>
+    </w:p>
+    <w:p>
+      <w:pPr>
+        <w:pStyle w:val="Normal"/>
+        <w:widowControl/>
+        <w:suppressAutoHyphens w:val="true"/>
+        <w:overflowPunct w:val="false"/>
+        <w:bidi w:val="0"/>
+        <w:spacing w:before="0" w:after="0"/>
+        <w:ind w:hanging="0" w:start="-540" w:end="-449"/>
+        <w:jc w:val="start"/>
+        <w:rPr>
+          <w:rFonts w:ascii="Times New Roman" w:hAnsi="Times New Roman"/>
+          <w:sz w:val="30"/>
+          <w:szCs w:val="30"/>
+        </w:rPr>
+      </w:pPr>
+      <w:r>
+        <w:rPr>
+          <w:rFonts w:ascii="Times New Roman" w:hAnsi="Times New Roman"/>
+          <w:sz w:val="30"/>
+          <w:szCs w:val="30"/>
+        </w:rPr>
+        <w:t>useCallback dùng để làm gì?</w:t>
+      </w:r>
+    </w:p>
+    <w:p>
+      <w:pPr>
+        <w:pStyle w:val="Normal"/>
+        <w:widowControl/>
+        <w:suppressAutoHyphens w:val="true"/>
+        <w:overflowPunct w:val="false"/>
+        <w:bidi w:val="0"/>
+        <w:spacing w:before="0" w:after="0"/>
+        <w:ind w:hanging="0" w:start="-540" w:end="-449"/>
+        <w:jc w:val="start"/>
+        <w:rPr>
+          <w:rFonts w:ascii="Times New Roman" w:hAnsi="Times New Roman"/>
+          <w:sz w:val="30"/>
+          <w:szCs w:val="30"/>
+        </w:rPr>
+      </w:pPr>
+      <w:r>
+        <w:rPr>
+          <w:rFonts w:ascii="Times New Roman" w:hAnsi="Times New Roman"/>
+          <w:sz w:val="30"/>
+          <w:szCs w:val="30"/>
+        </w:rPr>
+        <w:t>Điểm khác biệt chính giữa useMemo và useCallback?</w:t>
+      </w:r>
+    </w:p>
+    <w:p>
+      <w:pPr>
+        <w:pStyle w:val="Normal"/>
+        <w:widowControl/>
+        <w:suppressAutoHyphens w:val="true"/>
+        <w:overflowPunct w:val="false"/>
+        <w:bidi w:val="0"/>
+        <w:spacing w:before="0" w:after="0"/>
+        <w:ind w:hanging="0" w:start="-540" w:end="-449"/>
+        <w:jc w:val="start"/>
+        <w:rPr>
+          <w:rFonts w:ascii="Times New Roman" w:hAnsi="Times New Roman"/>
+          <w:sz w:val="30"/>
+          <w:szCs w:val="30"/>
+        </w:rPr>
+      </w:pPr>
+      <w:r>
+        <w:rPr>
+          <w:rFonts w:ascii="Times New Roman" w:hAnsi="Times New Roman"/>
+          <w:sz w:val="30"/>
+          <w:szCs w:val="30"/>
+        </w:rPr>
+        <w:t>Khi nào KHÔNG nên dùng useMemo hoặc useCallback?</w:t>
+      </w:r>
+    </w:p>
+    <w:p>
+      <w:pPr>
+        <w:pStyle w:val="Normal"/>
+        <w:widowControl/>
+        <w:suppressAutoHyphens w:val="true"/>
+        <w:overflowPunct w:val="false"/>
+        <w:bidi w:val="0"/>
+        <w:spacing w:before="0" w:after="0"/>
+        <w:ind w:hanging="0" w:start="-540" w:end="-449"/>
+        <w:jc w:val="start"/>
+        <w:rPr>
+          <w:rFonts w:ascii="Times New Roman" w:hAnsi="Times New Roman"/>
+          <w:sz w:val="30"/>
+          <w:szCs w:val="30"/>
+        </w:rPr>
+      </w:pPr>
+      <w:r>
+        <w:rPr>
+          <w:rFonts w:ascii="Times New Roman" w:hAnsi="Times New Roman"/>
+          <w:sz w:val="30"/>
+          <w:szCs w:val="30"/>
+        </w:rPr>
+        <w:t>React.memo là gì và hoạt động như thế nào?</w:t>
+      </w:r>
+    </w:p>
+    <w:p>
+      <w:pPr>
+        <w:pStyle w:val="Normal"/>
+        <w:widowControl/>
+        <w:suppressAutoHyphens w:val="true"/>
+        <w:overflowPunct w:val="false"/>
+        <w:bidi w:val="0"/>
+        <w:spacing w:before="0" w:after="0"/>
+        <w:ind w:hanging="0" w:start="-540" w:end="-449"/>
+        <w:jc w:val="start"/>
+        <w:rPr>
+          <w:rFonts w:ascii="Times New Roman" w:hAnsi="Times New Roman"/>
+          <w:sz w:val="30"/>
+          <w:szCs w:val="30"/>
+        </w:rPr>
+      </w:pPr>
+      <w:r>
+        <w:rPr>
+          <w:rFonts w:ascii="Times New Roman" w:hAnsi="Times New Roman"/>
+          <w:sz w:val="30"/>
+          <w:szCs w:val="30"/>
+        </w:rPr>
+        <w:t>React.memo khác useMemo ở điểm nào?</w:t>
+      </w:r>
+    </w:p>
+    <w:p>
+      <w:pPr>
+        <w:pStyle w:val="Normal"/>
+        <w:widowControl/>
+        <w:suppressAutoHyphens w:val="true"/>
+        <w:overflowPunct w:val="false"/>
+        <w:bidi w:val="0"/>
+        <w:spacing w:before="0" w:after="0"/>
+        <w:ind w:hanging="0" w:start="-540" w:end="-449"/>
+        <w:jc w:val="start"/>
+        <w:rPr>
+          <w:rFonts w:ascii="Times New Roman" w:hAnsi="Times New Roman"/>
+          <w:sz w:val="30"/>
+          <w:szCs w:val="30"/>
+        </w:rPr>
+      </w:pPr>
+      <w:r>
+        <w:rPr>
+          <w:rFonts w:ascii="Times New Roman" w:hAnsi="Times New Roman"/>
+          <w:sz w:val="30"/>
+          <w:szCs w:val="30"/>
+        </w:rPr>
+        <w:t>Khi nào nên dùng React.memo cho component?</w:t>
+      </w:r>
+    </w:p>
+    <w:p>
+      <w:pPr>
+        <w:pStyle w:val="Normal"/>
+        <w:widowControl/>
+        <w:suppressAutoHyphens w:val="true"/>
+        <w:overflowPunct w:val="false"/>
+        <w:bidi w:val="0"/>
+        <w:spacing w:before="0" w:after="0"/>
+        <w:ind w:hanging="0" w:start="-540" w:end="-449"/>
+        <w:jc w:val="start"/>
+        <w:rPr>
+          <w:rFonts w:ascii="Times New Roman" w:hAnsi="Times New Roman"/>
+          <w:sz w:val="30"/>
+          <w:szCs w:val="30"/>
+        </w:rPr>
+      </w:pPr>
+      <w:r>
+        <w:rPr>
+          <w:rFonts w:ascii="Times New Roman" w:hAnsi="Times New Roman"/>
+          <w:sz w:val="30"/>
+          <w:szCs w:val="30"/>
+        </w:rPr>
+        <w:t>Inline function hoặc object trong props gây re-render như thế nào?</w:t>
+      </w:r>
+    </w:p>
+    <w:p>
+      <w:pPr>
+        <w:pStyle w:val="Normal"/>
+        <w:widowControl/>
+        <w:suppressAutoHyphens w:val="true"/>
+        <w:overflowPunct w:val="false"/>
+        <w:bidi w:val="0"/>
+        <w:spacing w:before="0" w:after="0"/>
+        <w:ind w:hanging="0" w:start="-540" w:end="-449"/>
+        <w:jc w:val="start"/>
+        <w:rPr>
+          <w:rFonts w:ascii="Times New Roman" w:hAnsi="Times New Roman"/>
+          <w:sz w:val="30"/>
+          <w:szCs w:val="30"/>
+        </w:rPr>
+      </w:pPr>
+      <w:r>
+        <w:rPr>
+          <w:rFonts w:ascii="Times New Roman" w:hAnsi="Times New Roman"/>
+          <w:sz w:val="30"/>
+          <w:szCs w:val="30"/>
+        </w:rPr>
+        <w:t>Lifting state up là gì?</w:t>
+      </w:r>
+    </w:p>
+    <w:p>
+      <w:pPr>
+        <w:pStyle w:val="Normal"/>
+        <w:widowControl/>
+        <w:suppressAutoHyphens w:val="true"/>
+        <w:overflowPunct w:val="false"/>
+        <w:bidi w:val="0"/>
+        <w:spacing w:before="0" w:after="0"/>
+        <w:ind w:hanging="0" w:start="-540" w:end="-449"/>
+        <w:jc w:val="start"/>
+        <w:rPr>
+          <w:rFonts w:ascii="Times New Roman" w:hAnsi="Times New Roman"/>
+          <w:sz w:val="30"/>
+          <w:szCs w:val="30"/>
+        </w:rPr>
+      </w:pPr>
+      <w:r>
+        <w:rPr>
+          <w:rFonts w:ascii="Times New Roman" w:hAnsi="Times New Roman"/>
+          <w:sz w:val="30"/>
+          <w:szCs w:val="30"/>
+        </w:rPr>
+        <w:t>Props drilling là gì và tại sao nó gây khó chịu?</w:t>
+      </w:r>
+    </w:p>
+    <w:p>
+      <w:pPr>
+        <w:pStyle w:val="Normal"/>
+        <w:widowControl/>
+        <w:suppressAutoHyphens w:val="true"/>
+        <w:overflowPunct w:val="false"/>
+        <w:bidi w:val="0"/>
+        <w:spacing w:before="0" w:after="0"/>
+        <w:ind w:hanging="0" w:start="-540" w:end="-449"/>
+        <w:jc w:val="start"/>
+        <w:rPr>
+          <w:rFonts w:ascii="Times New Roman" w:hAnsi="Times New Roman"/>
+          <w:sz w:val="30"/>
+          <w:szCs w:val="30"/>
+        </w:rPr>
+      </w:pPr>
+      <w:r>
+        <w:rPr>
+          <w:rFonts w:ascii="Times New Roman" w:hAnsi="Times New Roman"/>
+          <w:sz w:val="30"/>
+          <w:szCs w:val="30"/>
+        </w:rPr>
+        <w:t>Khi nào nên dùng Context API thay vì chỉ truyền props?</w:t>
+      </w:r>
+    </w:p>
+    <w:p>
+      <w:pPr>
+        <w:pStyle w:val="Normal"/>
+        <w:widowControl/>
+        <w:suppressAutoHyphens w:val="true"/>
+        <w:overflowPunct w:val="false"/>
+        <w:bidi w:val="0"/>
+        <w:spacing w:before="0" w:after="0"/>
+        <w:ind w:hanging="0" w:start="-540" w:end="-449"/>
+        <w:jc w:val="start"/>
+        <w:rPr>
+          <w:rFonts w:ascii="Times New Roman" w:hAnsi="Times New Roman"/>
+          <w:sz w:val="30"/>
+          <w:szCs w:val="30"/>
+        </w:rPr>
+      </w:pPr>
+      <w:r>
+        <w:rPr>
+          <w:rFonts w:ascii="Times New Roman" w:hAnsi="Times New Roman"/>
+          <w:sz w:val="30"/>
+          <w:szCs w:val="30"/>
+        </w:rPr>
+        <w:t>useRef khác useState ở những điểm nào?</w:t>
+      </w:r>
+    </w:p>
+    <w:p>
+      <w:pPr>
+        <w:pStyle w:val="Normal"/>
+        <w:widowControl/>
+        <w:suppressAutoHyphens w:val="true"/>
+        <w:overflowPunct w:val="false"/>
+        <w:bidi w:val="0"/>
+        <w:spacing w:before="0" w:after="0"/>
+        <w:ind w:hanging="0" w:start="-540" w:end="-449"/>
+        <w:jc w:val="start"/>
+        <w:rPr>
+          <w:rFonts w:ascii="Times New Roman" w:hAnsi="Times New Roman"/>
+          <w:sz w:val="30"/>
+          <w:szCs w:val="30"/>
+        </w:rPr>
+      </w:pPr>
+      <w:r>
+        <w:rPr>
+          <w:rFonts w:ascii="Times New Roman" w:hAnsi="Times New Roman"/>
+          <w:sz w:val="30"/>
+          <w:szCs w:val="30"/>
+        </w:rPr>
+        <w:t>Khi nào nên dùng useRef thay vì useState để tránh re-render?</w:t>
+      </w:r>
+    </w:p>
+    <w:p>
+      <w:pPr>
+        <w:pStyle w:val="Normal"/>
+        <w:widowControl/>
+        <w:suppressAutoHyphens w:val="true"/>
+        <w:overflowPunct w:val="false"/>
+        <w:bidi w:val="0"/>
+        <w:spacing w:before="0" w:after="0"/>
+        <w:ind w:hanging="0" w:start="-540" w:end="-449"/>
+        <w:jc w:val="start"/>
+        <w:rPr>
+          <w:rFonts w:ascii="Times New Roman" w:hAnsi="Times New Roman"/>
+          <w:sz w:val="30"/>
+          <w:szCs w:val="30"/>
+        </w:rPr>
+      </w:pPr>
+      <w:r>
+        <w:rPr>
+          <w:rFonts w:ascii="Times New Roman" w:hAnsi="Times New Roman"/>
+          <w:sz w:val="30"/>
+          <w:szCs w:val="30"/>
+        </w:rPr>
+        <w:t>Batch update (automatic batching) trong React là gì?</w:t>
+      </w:r>
+    </w:p>
+    <w:p>
+      <w:pPr>
+        <w:pStyle w:val="Normal"/>
+        <w:widowControl/>
+        <w:suppressAutoHyphens w:val="true"/>
+        <w:overflowPunct w:val="false"/>
+        <w:bidi w:val="0"/>
+        <w:spacing w:before="0" w:after="0"/>
+        <w:ind w:hanging="0" w:start="-540" w:end="-449"/>
+        <w:jc w:val="start"/>
+        <w:rPr>
+          <w:rFonts w:ascii="Times New Roman" w:hAnsi="Times New Roman"/>
+          <w:sz w:val="30"/>
+          <w:szCs w:val="30"/>
+        </w:rPr>
+      </w:pPr>
+      <w:r>
+        <w:rPr>
+          <w:rFonts w:ascii="Times New Roman" w:hAnsi="Times New Roman"/>
+          <w:sz w:val="30"/>
+          <w:szCs w:val="30"/>
+        </w:rPr>
+        <w:t>React batch state updates khác nhau giữa event handler và async code như thế nào?</w:t>
+      </w:r>
+    </w:p>
+    <w:p>
+      <w:pPr>
+        <w:pStyle w:val="Normal"/>
+        <w:widowControl/>
+        <w:suppressAutoHyphens w:val="true"/>
+        <w:overflowPunct w:val="false"/>
+        <w:bidi w:val="0"/>
+        <w:spacing w:before="0" w:after="0"/>
+        <w:ind w:hanging="0" w:start="-540" w:end="-449"/>
+        <w:jc w:val="start"/>
+        <w:rPr>
+          <w:rFonts w:ascii="Times New Roman" w:hAnsi="Times New Roman"/>
+          <w:sz w:val="30"/>
+          <w:szCs w:val="30"/>
+        </w:rPr>
+      </w:pPr>
+      <w:r>
+        <w:rPr>
+          <w:rFonts w:ascii="Times New Roman" w:hAnsi="Times New Roman"/>
+          <w:sz w:val="30"/>
+          <w:szCs w:val="30"/>
+        </w:rPr>
+        <w:t>Concurrent Rendering trong React 18 là gì?</w:t>
+      </w:r>
+    </w:p>
+    <w:p>
+      <w:pPr>
+        <w:pStyle w:val="Normal"/>
+        <w:widowControl/>
+        <w:suppressAutoHyphens w:val="true"/>
+        <w:overflowPunct w:val="false"/>
+        <w:bidi w:val="0"/>
+        <w:spacing w:before="0" w:after="0"/>
+        <w:ind w:hanging="0" w:start="-540" w:end="-449"/>
+        <w:jc w:val="start"/>
+        <w:rPr>
+          <w:rFonts w:ascii="Times New Roman" w:hAnsi="Times New Roman"/>
+          <w:sz w:val="30"/>
+          <w:szCs w:val="30"/>
+        </w:rPr>
+      </w:pPr>
+      <w:r>
+        <w:rPr>
+          <w:rFonts w:ascii="Times New Roman" w:hAnsi="Times New Roman"/>
+          <w:sz w:val="30"/>
+          <w:szCs w:val="30"/>
+        </w:rPr>
+        <w:t>useTransition dùng để làm gì?</w:t>
+      </w:r>
+    </w:p>
+    <w:p>
+      <w:pPr>
+        <w:pStyle w:val="Normal"/>
+        <w:widowControl/>
+        <w:suppressAutoHyphens w:val="true"/>
+        <w:overflowPunct w:val="false"/>
+        <w:bidi w:val="0"/>
+        <w:spacing w:before="0" w:after="0"/>
+        <w:ind w:hanging="0" w:start="-540" w:end="-449"/>
+        <w:jc w:val="start"/>
+        <w:rPr>
+          <w:rFonts w:ascii="Times New Roman" w:hAnsi="Times New Roman"/>
+          <w:sz w:val="30"/>
+          <w:szCs w:val="30"/>
+        </w:rPr>
+      </w:pPr>
+      <w:r>
+        <w:rPr>
+          <w:rFonts w:ascii="Times New Roman" w:hAnsi="Times New Roman"/>
+          <w:sz w:val="30"/>
+          <w:szCs w:val="30"/>
+        </w:rPr>
+        <w:t>useTransition giúp cải thiện UX trong trường hợp nào?</w:t>
+      </w:r>
+    </w:p>
+    <w:p>
+      <w:pPr>
+        <w:pStyle w:val="Normal"/>
+        <w:widowControl/>
+        <w:suppressAutoHyphens w:val="true"/>
+        <w:overflowPunct w:val="false"/>
+        <w:bidi w:val="0"/>
+        <w:spacing w:before="0" w:after="0"/>
+        <w:ind w:hanging="0" w:start="-540" w:end="-449"/>
+        <w:jc w:val="start"/>
+        <w:rPr>
+          <w:rFonts w:ascii="Times New Roman" w:hAnsi="Times New Roman"/>
+          <w:sz w:val="30"/>
+          <w:szCs w:val="30"/>
+        </w:rPr>
+      </w:pPr>
+      <w:r>
+        <w:rPr>
+          <w:rFonts w:ascii="Times New Roman" w:hAnsi="Times New Roman"/>
+          <w:sz w:val="30"/>
+          <w:szCs w:val="30"/>
+        </w:rPr>
+        <w:t>StrictMode trong React dùng để làm gì?</w:t>
+      </w:r>
+    </w:p>
+    <w:p>
+      <w:pPr>
+        <w:pStyle w:val="Normal"/>
+        <w:widowControl/>
+        <w:suppressAutoHyphens w:val="true"/>
+        <w:overflowPunct w:val="false"/>
+        <w:bidi w:val="0"/>
+        <w:spacing w:before="0" w:after="0"/>
+        <w:ind w:hanging="0" w:start="-540" w:end="-449"/>
+        <w:jc w:val="start"/>
+        <w:rPr>
+          <w:rFonts w:ascii="Times New Roman" w:hAnsi="Times New Roman"/>
+          <w:sz w:val="30"/>
+          <w:szCs w:val="30"/>
+        </w:rPr>
+      </w:pPr>
+      <w:r>
+        <w:rPr>
+          <w:rFonts w:ascii="Times New Roman" w:hAnsi="Times New Roman"/>
+          <w:sz w:val="30"/>
+          <w:szCs w:val="30"/>
+        </w:rPr>
+        <w:t>Tại sao useEffect chạy 2 lần trong StrictMode (ở development)?</w:t>
+      </w:r>
+    </w:p>
+    <w:p>
+      <w:pPr>
+        <w:pStyle w:val="Normal"/>
+        <w:widowControl/>
+        <w:suppressAutoHyphens w:val="true"/>
+        <w:overflowPunct w:val="false"/>
+        <w:bidi w:val="0"/>
+        <w:spacing w:before="0" w:after="0"/>
+        <w:ind w:hanging="0" w:start="-540" w:end="-449"/>
+        <w:jc w:val="start"/>
+        <w:rPr>
+          <w:rFonts w:ascii="Times New Roman" w:hAnsi="Times New Roman"/>
+          <w:sz w:val="30"/>
+          <w:szCs w:val="30"/>
+        </w:rPr>
+      </w:pPr>
+      <w:r>
+        <w:rPr>
+          <w:rFonts w:ascii="Times New Roman" w:hAnsi="Times New Roman"/>
+          <w:sz w:val="30"/>
+          <w:szCs w:val="30"/>
+        </w:rPr>
+        <w:t>Suspense component hoạt động như thế nào?</w:t>
+      </w:r>
+    </w:p>
+    <w:p>
+      <w:pPr>
+        <w:pStyle w:val="Normal"/>
+        <w:widowControl/>
+        <w:suppressAutoHyphens w:val="true"/>
+        <w:overflowPunct w:val="false"/>
+        <w:bidi w:val="0"/>
+        <w:spacing w:before="0" w:after="0"/>
+        <w:ind w:hanging="0" w:start="-540" w:end="-449"/>
+        <w:jc w:val="start"/>
+        <w:rPr>
+          <w:rFonts w:ascii="Times New Roman" w:hAnsi="Times New Roman"/>
+          <w:sz w:val="30"/>
+          <w:szCs w:val="30"/>
+        </w:rPr>
+      </w:pPr>
+      <w:r>
+        <w:rPr>
+          <w:rFonts w:ascii="Times New Roman" w:hAnsi="Times New Roman"/>
+          <w:sz w:val="30"/>
+          <w:szCs w:val="30"/>
+        </w:rPr>
+        <w:t>Suspense có thể dùng cho data fetching không?</w:t>
+      </w:r>
+    </w:p>
+    <w:p>
+      <w:pPr>
+        <w:pStyle w:val="Normal"/>
+        <w:widowControl/>
+        <w:suppressAutoHyphens w:val="true"/>
+        <w:overflowPunct w:val="false"/>
+        <w:bidi w:val="0"/>
+        <w:spacing w:before="0" w:after="0"/>
+        <w:ind w:hanging="0" w:start="-540" w:end="-449"/>
+        <w:jc w:val="start"/>
+        <w:rPr>
+          <w:rFonts w:ascii="Times New Roman" w:hAnsi="Times New Roman"/>
+          <w:sz w:val="30"/>
+          <w:szCs w:val="30"/>
+        </w:rPr>
+      </w:pPr>
+      <w:r>
+        <w:rPr>
+          <w:rFonts w:ascii="Times New Roman" w:hAnsi="Times New Roman"/>
+          <w:sz w:val="30"/>
+          <w:szCs w:val="30"/>
+        </w:rPr>
+        <w:t>Error Boundary là gì và cách hoạt động?</w:t>
+      </w:r>
+    </w:p>
+    <w:p>
+      <w:pPr>
+        <w:pStyle w:val="Normal"/>
+        <w:widowControl/>
+        <w:suppressAutoHyphens w:val="true"/>
+        <w:overflowPunct w:val="false"/>
+        <w:bidi w:val="0"/>
+        <w:spacing w:before="0" w:after="0"/>
+        <w:ind w:hanging="0" w:start="-540" w:end="-449"/>
+        <w:jc w:val="start"/>
+        <w:rPr>
+          <w:rFonts w:ascii="Times New Roman" w:hAnsi="Times New Roman"/>
+          <w:sz w:val="30"/>
+          <w:szCs w:val="30"/>
+        </w:rPr>
+      </w:pPr>
+      <w:r>
+        <w:rPr>
+          <w:rFonts w:ascii="Times New Roman" w:hAnsi="Times New Roman"/>
+          <w:sz w:val="30"/>
+          <w:szCs w:val="30"/>
+        </w:rPr>
+        <w:t>Code splitting trong React làm như thế nào?</w:t>
+      </w:r>
+    </w:p>
+    <w:p>
+      <w:pPr>
+        <w:pStyle w:val="Normal"/>
+        <w:widowControl/>
+        <w:suppressAutoHyphens w:val="true"/>
+        <w:overflowPunct w:val="false"/>
+        <w:bidi w:val="0"/>
+        <w:spacing w:before="0" w:after="0"/>
+        <w:ind w:hanging="0" w:start="-540" w:end="-449"/>
+        <w:jc w:val="start"/>
+        <w:rPr>
+          <w:rFonts w:ascii="Times New Roman" w:hAnsi="Times New Roman"/>
+          <w:sz w:val="30"/>
+          <w:szCs w:val="30"/>
+        </w:rPr>
+      </w:pPr>
+      <w:r>
+        <w:rPr>
+          <w:rFonts w:ascii="Times New Roman" w:hAnsi="Times New Roman"/>
+          <w:sz w:val="30"/>
+          <w:szCs w:val="30"/>
+        </w:rPr>
+        <w:t>React.lazy và Suspense dùng để lazy-load component ra sao?</w:t>
+      </w:r>
+    </w:p>
+    <w:p>
+      <w:pPr>
+        <w:pStyle w:val="Normal"/>
+        <w:widowControl/>
+        <w:suppressAutoHyphens w:val="true"/>
+        <w:overflowPunct w:val="false"/>
+        <w:bidi w:val="0"/>
+        <w:spacing w:before="0" w:after="0"/>
+        <w:ind w:hanging="0" w:start="-540" w:end="-449"/>
+        <w:jc w:val="start"/>
+        <w:rPr>
+          <w:rFonts w:ascii="Times New Roman" w:hAnsi="Times New Roman"/>
+          <w:sz w:val="30"/>
+          <w:szCs w:val="30"/>
+        </w:rPr>
+      </w:pPr>
+      <w:r>
+        <w:rPr>
+          <w:rFonts w:ascii="Times New Roman" w:hAnsi="Times New Roman"/>
+          <w:sz w:val="30"/>
+          <w:szCs w:val="30"/>
+        </w:rPr>
+        <w:t>Portals trong React là gì?</w:t>
+      </w:r>
+    </w:p>
+    <w:p>
+      <w:pPr>
+        <w:pStyle w:val="Normal"/>
+        <w:widowControl/>
+        <w:suppressAutoHyphens w:val="true"/>
+        <w:overflowPunct w:val="false"/>
+        <w:bidi w:val="0"/>
+        <w:spacing w:before="0" w:after="0"/>
+        <w:ind w:hanging="0" w:start="-540" w:end="-449"/>
+        <w:jc w:val="start"/>
+        <w:rPr>
+          <w:rFonts w:ascii="Times New Roman" w:hAnsi="Times New Roman"/>
+          <w:sz w:val="30"/>
+          <w:szCs w:val="30"/>
+        </w:rPr>
+      </w:pPr>
+      <w:r>
+        <w:rPr>
+          <w:rFonts w:ascii="Times New Roman" w:hAnsi="Times New Roman"/>
+          <w:sz w:val="30"/>
+          <w:szCs w:val="30"/>
+        </w:rPr>
+        <w:t>Dùng Portal trong những trường hợp nào (ví dụ cụ thể)?</w:t>
+      </w:r>
+    </w:p>
+    <w:p>
+      <w:pPr>
+        <w:pStyle w:val="Normal"/>
+        <w:widowControl/>
+        <w:suppressAutoHyphens w:val="true"/>
+        <w:overflowPunct w:val="false"/>
+        <w:bidi w:val="0"/>
+        <w:spacing w:before="0" w:after="0"/>
+        <w:ind w:hanging="0" w:start="-540" w:end="-449"/>
+        <w:jc w:val="start"/>
+        <w:rPr>
+          <w:rFonts w:ascii="Times New Roman" w:hAnsi="Times New Roman"/>
+          <w:sz w:val="30"/>
+          <w:szCs w:val="30"/>
+        </w:rPr>
+      </w:pPr>
+      <w:r>
+        <w:rPr>
+          <w:rFonts w:ascii="Times New Roman" w:hAnsi="Times New Roman"/>
+          <w:sz w:val="30"/>
+          <w:szCs w:val="30"/>
+        </w:rPr>
+        <w:t>Tại sao Hooks không thể bắt error như Error Boundary trong class?</w:t>
+      </w:r>
+    </w:p>
+    <w:p>
+      <w:pPr>
+        <w:pStyle w:val="Normal"/>
+        <w:widowControl/>
+        <w:suppressAutoHyphens w:val="true"/>
+        <w:overflowPunct w:val="false"/>
+        <w:bidi w:val="0"/>
+        <w:spacing w:before="0" w:after="0"/>
+        <w:ind w:hanging="0" w:start="-540" w:end="-449"/>
+        <w:jc w:val="start"/>
+        <w:rPr>
+          <w:rFonts w:ascii="Times New Roman" w:hAnsi="Times New Roman"/>
+          <w:sz w:val="30"/>
+          <w:szCs w:val="30"/>
+        </w:rPr>
+      </w:pPr>
+      <w:r>
+        <w:rPr>
+          <w:rFonts w:ascii="Times New Roman" w:hAnsi="Times New Roman"/>
+          <w:sz w:val="30"/>
+          <w:szCs w:val="30"/>
+        </w:rPr>
+        <w:t>Higher-Order Component (HOC) là gì?</w:t>
+      </w:r>
+    </w:p>
+    <w:p>
+      <w:pPr>
+        <w:pStyle w:val="Normal"/>
+        <w:widowControl/>
+        <w:suppressAutoHyphens w:val="true"/>
+        <w:overflowPunct w:val="false"/>
+        <w:bidi w:val="0"/>
+        <w:spacing w:before="0" w:after="0"/>
+        <w:ind w:hanging="0" w:start="-540" w:end="-449"/>
+        <w:jc w:val="start"/>
+        <w:rPr>
+          <w:rFonts w:ascii="Times New Roman" w:hAnsi="Times New Roman"/>
+          <w:sz w:val="30"/>
+          <w:szCs w:val="30"/>
+        </w:rPr>
+      </w:pPr>
+      <w:r>
+        <w:rPr>
+          <w:rFonts w:ascii="Times New Roman" w:hAnsi="Times New Roman"/>
+          <w:sz w:val="30"/>
+          <w:szCs w:val="30"/>
+        </w:rPr>
+        <w:t>Render Props pattern là gì?</w:t>
+      </w:r>
+    </w:p>
+    <w:p>
+      <w:pPr>
+        <w:pStyle w:val="Normal"/>
+        <w:widowControl/>
+        <w:suppressAutoHyphens w:val="true"/>
+        <w:overflowPunct w:val="false"/>
+        <w:bidi w:val="0"/>
+        <w:spacing w:before="0" w:after="0"/>
+        <w:ind w:hanging="0" w:start="-540" w:end="-449"/>
+        <w:jc w:val="start"/>
+        <w:rPr>
+          <w:rFonts w:ascii="Times New Roman" w:hAnsi="Times New Roman"/>
+          <w:sz w:val="30"/>
+          <w:szCs w:val="30"/>
+        </w:rPr>
+      </w:pPr>
+      <w:r>
+        <w:rPr>
+          <w:rFonts w:ascii="Times New Roman" w:hAnsi="Times New Roman"/>
+          <w:sz w:val="30"/>
+          <w:szCs w:val="30"/>
+        </w:rPr>
+        <w:t>So sánh HOC vs Render Props vs Custom Hooks?</w:t>
+      </w:r>
+    </w:p>
+    <w:p>
+      <w:pPr>
+        <w:pStyle w:val="Normal"/>
+        <w:widowControl/>
+        <w:suppressAutoHyphens w:val="true"/>
+        <w:overflowPunct w:val="false"/>
+        <w:bidi w:val="0"/>
+        <w:spacing w:before="0" w:after="0"/>
+        <w:ind w:hanging="0" w:start="-540" w:end="-449"/>
+        <w:jc w:val="start"/>
+        <w:rPr>
+          <w:rFonts w:ascii="Times New Roman" w:hAnsi="Times New Roman"/>
+          <w:sz w:val="30"/>
+          <w:szCs w:val="30"/>
+        </w:rPr>
+      </w:pPr>
+      <w:r>
+        <w:rPr>
+          <w:rFonts w:ascii="Times New Roman" w:hAnsi="Times New Roman"/>
+          <w:sz w:val="30"/>
+          <w:szCs w:val="30"/>
+        </w:rPr>
+        <w:t>Ưu nhược điểm chính của Hooks so với HOC và Render Props?</w:t>
+      </w:r>
+    </w:p>
+    <w:p>
+      <w:pPr>
+        <w:pStyle w:val="Normal"/>
+        <w:widowControl/>
+        <w:suppressAutoHyphens w:val="true"/>
+        <w:overflowPunct w:val="false"/>
+        <w:bidi w:val="0"/>
+        <w:spacing w:before="0" w:after="0"/>
+        <w:ind w:hanging="0" w:start="-540" w:end="-449"/>
+        <w:jc w:val="start"/>
+        <w:rPr>
+          <w:rFonts w:ascii="Times New Roman" w:hAnsi="Times New Roman"/>
+          <w:sz w:val="30"/>
+          <w:szCs w:val="30"/>
+        </w:rPr>
+      </w:pPr>
+      <w:r>
+        <w:rPr>
+          <w:rFonts w:ascii="Times New Roman" w:hAnsi="Times New Roman"/>
+          <w:sz w:val="30"/>
+          <w:szCs w:val="30"/>
+        </w:rPr>
+        <w:t>Làm sao detect re-render không cần thiết trong React?</w:t>
+      </w:r>
+    </w:p>
+    <w:p>
+      <w:pPr>
+        <w:pStyle w:val="Normal"/>
+        <w:widowControl/>
+        <w:suppressAutoHyphens w:val="true"/>
+        <w:overflowPunct w:val="false"/>
+        <w:bidi w:val="0"/>
+        <w:spacing w:before="0" w:after="0"/>
+        <w:ind w:hanging="0" w:start="-540" w:end="-449"/>
+        <w:jc w:val="start"/>
+        <w:rPr>
+          <w:rFonts w:ascii="Times New Roman" w:hAnsi="Times New Roman"/>
+          <w:sz w:val="30"/>
+          <w:szCs w:val="30"/>
+        </w:rPr>
+      </w:pPr>
+      <w:r>
+        <w:rPr>
+          <w:rFonts w:ascii="Times New Roman" w:hAnsi="Times New Roman"/>
+          <w:sz w:val="30"/>
+          <w:szCs w:val="30"/>
+        </w:rPr>
+        <w:t>Tại sao component re-render dù props không đổi?</w:t>
+      </w:r>
+    </w:p>
+    <w:p>
+      <w:pPr>
+        <w:pStyle w:val="Normal"/>
+        <w:widowControl/>
+        <w:suppressAutoHyphens w:val="true"/>
+        <w:overflowPunct w:val="false"/>
+        <w:bidi w:val="0"/>
+        <w:spacing w:before="0" w:after="0"/>
+        <w:ind w:hanging="0" w:start="-540" w:end="-449"/>
+        <w:jc w:val="start"/>
+        <w:rPr>
+          <w:rFonts w:ascii="Times New Roman" w:hAnsi="Times New Roman"/>
+          <w:sz w:val="30"/>
+          <w:szCs w:val="30"/>
+        </w:rPr>
+      </w:pPr>
+      <w:r>
+        <w:rPr>
+          <w:rFonts w:ascii="Times New Roman" w:hAnsi="Times New Roman"/>
+          <w:sz w:val="30"/>
+          <w:szCs w:val="30"/>
+        </w:rPr>
+        <w:t>Khi nào nên memoize (useMemo, useCallback, memo)?</w:t>
+      </w:r>
+    </w:p>
+    <w:p>
+      <w:pPr>
+        <w:pStyle w:val="Normal"/>
+        <w:widowControl/>
+        <w:suppressAutoHyphens w:val="true"/>
+        <w:overflowPunct w:val="false"/>
+        <w:bidi w:val="0"/>
+        <w:spacing w:before="0" w:after="0"/>
+        <w:ind w:hanging="0" w:start="-540" w:end="-449"/>
+        <w:jc w:val="start"/>
+        <w:rPr>
+          <w:rFonts w:ascii="Times New Roman" w:hAnsi="Times New Roman"/>
+          <w:sz w:val="30"/>
+          <w:szCs w:val="30"/>
+        </w:rPr>
+      </w:pPr>
+      <w:r>
+        <w:rPr>
+          <w:rFonts w:ascii="Times New Roman" w:hAnsi="Times New Roman"/>
+          <w:sz w:val="30"/>
+          <w:szCs w:val="30"/>
+        </w:rPr>
+        <w:t>Khi nào memoization trở thành over-optimization?</w:t>
+      </w:r>
+    </w:p>
+    <w:p>
+      <w:pPr>
+        <w:pStyle w:val="Normal"/>
+        <w:widowControl/>
+        <w:suppressAutoHyphens w:val="true"/>
+        <w:overflowPunct w:val="false"/>
+        <w:bidi w:val="0"/>
+        <w:spacing w:before="0" w:after="0"/>
+        <w:ind w:hanging="0" w:start="-540" w:end="-449"/>
+        <w:jc w:val="start"/>
+        <w:rPr>
+          <w:rFonts w:ascii="Times New Roman" w:hAnsi="Times New Roman"/>
+          <w:sz w:val="30"/>
+          <w:szCs w:val="30"/>
+        </w:rPr>
+      </w:pPr>
+      <w:r>
+        <w:rPr>
+          <w:rFonts w:ascii="Times New Roman" w:hAnsi="Times New Roman"/>
+          <w:sz w:val="30"/>
+          <w:szCs w:val="30"/>
+        </w:rPr>
+        <w:t>Debounce và Throttle trong React dùng để làm gì?</w:t>
+      </w:r>
+    </w:p>
+    <w:p>
+      <w:pPr>
+        <w:pStyle w:val="Normal"/>
+        <w:widowControl/>
+        <w:suppressAutoHyphens w:val="true"/>
+        <w:overflowPunct w:val="false"/>
+        <w:bidi w:val="0"/>
+        <w:spacing w:before="0" w:after="0"/>
+        <w:ind w:hanging="0" w:start="-540" w:end="-449"/>
+        <w:jc w:val="start"/>
+        <w:rPr>
+          <w:rFonts w:ascii="Times New Roman" w:hAnsi="Times New Roman"/>
+          <w:sz w:val="30"/>
+          <w:szCs w:val="30"/>
+        </w:rPr>
+      </w:pPr>
+      <w:r>
+        <w:rPr>
+          <w:rFonts w:ascii="Times New Roman" w:hAnsi="Times New Roman"/>
+          <w:sz w:val="30"/>
+          <w:szCs w:val="30"/>
+        </w:rPr>
+        <w:t>Virtualization (windowing) là gì?</w:t>
+      </w:r>
+    </w:p>
+    <w:p>
+      <w:pPr>
+        <w:pStyle w:val="Normal"/>
+        <w:widowControl/>
+        <w:suppressAutoHyphens w:val="true"/>
+        <w:overflowPunct w:val="false"/>
+        <w:bidi w:val="0"/>
+        <w:spacing w:before="0" w:after="0"/>
+        <w:ind w:hanging="0" w:start="-540" w:end="-449"/>
+        <w:jc w:val="start"/>
+        <w:rPr>
+          <w:rFonts w:ascii="Times New Roman" w:hAnsi="Times New Roman"/>
+          <w:sz w:val="30"/>
+          <w:szCs w:val="30"/>
+        </w:rPr>
+      </w:pPr>
+      <w:r>
+        <w:rPr>
+          <w:rFonts w:ascii="Times New Roman" w:hAnsi="Times New Roman"/>
+          <w:sz w:val="30"/>
+          <w:szCs w:val="30"/>
+        </w:rPr>
+        <w:t>Khi nào cần dùng virtualization (ví dụ danh sách 10k items)?</w:t>
+      </w:r>
+    </w:p>
+    <w:p>
+      <w:pPr>
+        <w:pStyle w:val="Normal"/>
+        <w:widowControl/>
+        <w:suppressAutoHyphens w:val="true"/>
+        <w:overflowPunct w:val="false"/>
+        <w:bidi w:val="0"/>
+        <w:spacing w:before="0" w:after="0"/>
+        <w:ind w:hanging="0" w:start="-540" w:end="-449"/>
+        <w:jc w:val="start"/>
+        <w:rPr>
+          <w:rFonts w:ascii="Times New Roman" w:hAnsi="Times New Roman"/>
+          <w:sz w:val="30"/>
+          <w:szCs w:val="30"/>
+        </w:rPr>
+      </w:pPr>
+      <w:r>
+        <w:rPr>
+          <w:rFonts w:ascii="Times New Roman" w:hAnsi="Times New Roman"/>
+          <w:sz w:val="30"/>
+          <w:szCs w:val="30"/>
+        </w:rPr>
+        <w:t>Cách phổ biến để tối ưu bundle size trong React app?</w:t>
+      </w:r>
+    </w:p>
+    <w:p>
+      <w:pPr>
+        <w:pStyle w:val="Normal"/>
+        <w:widowControl/>
+        <w:suppressAutoHyphens w:val="true"/>
+        <w:overflowPunct w:val="false"/>
+        <w:bidi w:val="0"/>
+        <w:spacing w:before="0" w:after="0"/>
+        <w:ind w:hanging="0" w:start="-540" w:end="-449"/>
+        <w:jc w:val="start"/>
+        <w:rPr>
+          <w:rFonts w:ascii="Times New Roman" w:hAnsi="Times New Roman"/>
+          <w:sz w:val="30"/>
+          <w:szCs w:val="30"/>
+        </w:rPr>
+      </w:pPr>
+      <w:r>
+        <w:rPr>
+          <w:rFonts w:ascii="Times New Roman" w:hAnsi="Times New Roman"/>
+          <w:sz w:val="30"/>
+          <w:szCs w:val="30"/>
+        </w:rPr>
+        <w:t>Redux hoạt động theo ba nguyên lý chính nào?</w:t>
+      </w:r>
+    </w:p>
+    <w:p>
+      <w:pPr>
+        <w:pStyle w:val="Normal"/>
+        <w:widowControl/>
+        <w:suppressAutoHyphens w:val="true"/>
+        <w:overflowPunct w:val="false"/>
+        <w:bidi w:val="0"/>
+        <w:spacing w:before="0" w:after="0"/>
+        <w:ind w:hanging="0" w:start="-540" w:end="-449"/>
+        <w:jc w:val="start"/>
+        <w:rPr>
+          <w:rFonts w:ascii="Times New Roman" w:hAnsi="Times New Roman"/>
+          <w:sz w:val="30"/>
+          <w:szCs w:val="30"/>
+        </w:rPr>
+      </w:pPr>
+      <w:r>
+        <w:rPr>
+          <w:rFonts w:ascii="Times New Roman" w:hAnsi="Times New Roman"/>
+          <w:sz w:val="30"/>
+          <w:szCs w:val="30"/>
+        </w:rPr>
+        <w:t>Flow dữ liệu cơ bản trong Redux: dispatch → reducer → store?</w:t>
+      </w:r>
+    </w:p>
+    <w:p>
+      <w:pPr>
+        <w:pStyle w:val="Normal"/>
+        <w:widowControl/>
+        <w:suppressAutoHyphens w:val="true"/>
+        <w:overflowPunct w:val="false"/>
+        <w:bidi w:val="0"/>
+        <w:spacing w:before="0" w:after="0"/>
+        <w:ind w:hanging="0" w:start="-540" w:end="-449"/>
+        <w:jc w:val="start"/>
+        <w:rPr>
+          <w:rFonts w:ascii="Times New Roman" w:hAnsi="Times New Roman"/>
+          <w:sz w:val="30"/>
+          <w:szCs w:val="30"/>
+        </w:rPr>
+      </w:pPr>
+      <w:r>
+        <w:rPr>
+          <w:rFonts w:ascii="Times New Roman" w:hAnsi="Times New Roman"/>
+          <w:sz w:val="30"/>
+          <w:szCs w:val="30"/>
+        </w:rPr>
+        <w:t>Tại sao reducer phải là pure function?</w:t>
+      </w:r>
+    </w:p>
+    <w:p>
+      <w:pPr>
+        <w:pStyle w:val="Normal"/>
+        <w:widowControl/>
+        <w:suppressAutoHyphens w:val="true"/>
+        <w:overflowPunct w:val="false"/>
+        <w:bidi w:val="0"/>
+        <w:spacing w:before="0" w:after="0"/>
+        <w:ind w:hanging="0" w:start="-540" w:end="-449"/>
+        <w:jc w:val="start"/>
+        <w:rPr>
+          <w:rFonts w:ascii="Times New Roman" w:hAnsi="Times New Roman"/>
+          <w:sz w:val="30"/>
+          <w:szCs w:val="30"/>
+        </w:rPr>
+      </w:pPr>
+      <w:r>
+        <w:rPr>
+          <w:rFonts w:ascii="Times New Roman" w:hAnsi="Times New Roman"/>
+          <w:sz w:val="30"/>
+          <w:szCs w:val="30"/>
+        </w:rPr>
+        <w:t>Immutability quan trọng như thế nào trong Redux?</w:t>
+      </w:r>
+    </w:p>
+    <w:p>
+      <w:pPr>
+        <w:pStyle w:val="Normal"/>
+        <w:widowControl/>
+        <w:suppressAutoHyphens w:val="true"/>
+        <w:overflowPunct w:val="false"/>
+        <w:bidi w:val="0"/>
+        <w:spacing w:before="0" w:after="0"/>
+        <w:ind w:hanging="0" w:start="-540" w:end="-449"/>
+        <w:jc w:val="start"/>
+        <w:rPr>
+          <w:rFonts w:ascii="Times New Roman" w:hAnsi="Times New Roman"/>
+          <w:sz w:val="30"/>
+          <w:szCs w:val="30"/>
+        </w:rPr>
+      </w:pPr>
+      <w:r>
+        <w:rPr>
+          <w:rFonts w:ascii="Times New Roman" w:hAnsi="Times New Roman"/>
+          <w:sz w:val="30"/>
+          <w:szCs w:val="30"/>
+        </w:rPr>
+        <w:t>Single source of truth trong Redux mang lại lợi ích gì?</w:t>
+      </w:r>
+    </w:p>
+    <w:p>
+      <w:pPr>
+        <w:pStyle w:val="Normal"/>
+        <w:widowControl/>
+        <w:suppressAutoHyphens w:val="true"/>
+        <w:overflowPunct w:val="false"/>
+        <w:bidi w:val="0"/>
+        <w:spacing w:before="0" w:after="0"/>
+        <w:ind w:hanging="0" w:start="-540" w:end="-449"/>
+        <w:jc w:val="start"/>
+        <w:rPr>
+          <w:rFonts w:ascii="Times New Roman" w:hAnsi="Times New Roman"/>
+          <w:sz w:val="30"/>
+          <w:szCs w:val="30"/>
+        </w:rPr>
+      </w:pPr>
+      <w:r>
+        <w:rPr>
+          <w:rFonts w:ascii="Times New Roman" w:hAnsi="Times New Roman"/>
+          <w:sz w:val="30"/>
+          <w:szCs w:val="30"/>
+        </w:rPr>
+        <w:t>Tại sao không nên lưu derived state (state tính toán được) trong store?</w:t>
+      </w:r>
+    </w:p>
+    <w:p>
+      <w:pPr>
+        <w:pStyle w:val="Normal"/>
+        <w:widowControl/>
+        <w:suppressAutoHyphens w:val="true"/>
+        <w:overflowPunct w:val="false"/>
+        <w:bidi w:val="0"/>
+        <w:spacing w:before="0" w:after="0"/>
+        <w:ind w:hanging="0" w:start="-540" w:end="-449"/>
+        <w:jc w:val="start"/>
+        <w:rPr>
+          <w:rFonts w:ascii="Times New Roman" w:hAnsi="Times New Roman"/>
+          <w:sz w:val="30"/>
+          <w:szCs w:val="30"/>
+        </w:rPr>
+      </w:pPr>
+      <w:r>
+        <w:rPr>
+          <w:rFonts w:ascii="Times New Roman" w:hAnsi="Times New Roman"/>
+          <w:sz w:val="30"/>
+          <w:szCs w:val="30"/>
+        </w:rPr>
+        <w:t>Redux khác Context API ở những điểm chính nào?</w:t>
+      </w:r>
+    </w:p>
+    <w:p>
+      <w:pPr>
+        <w:pStyle w:val="Normal"/>
+        <w:widowControl/>
+        <w:suppressAutoHyphens w:val="true"/>
+        <w:overflowPunct w:val="false"/>
+        <w:bidi w:val="0"/>
+        <w:spacing w:before="0" w:after="0"/>
+        <w:ind w:hanging="0" w:start="-540" w:end="-449"/>
+        <w:jc w:val="start"/>
+        <w:rPr>
+          <w:rFonts w:ascii="Times New Roman" w:hAnsi="Times New Roman"/>
+          <w:sz w:val="30"/>
+          <w:szCs w:val="30"/>
+        </w:rPr>
+      </w:pPr>
+      <w:r>
+        <w:rPr>
+          <w:rFonts w:ascii="Times New Roman" w:hAnsi="Times New Roman"/>
+          <w:sz w:val="30"/>
+          <w:szCs w:val="30"/>
+        </w:rPr>
+        <w:t>Khi nào nên dùng Redux, khi nào chỉ cần Context + useReducer?</w:t>
+      </w:r>
+    </w:p>
+    <w:p>
+      <w:pPr>
+        <w:pStyle w:val="Normal"/>
+        <w:widowControl/>
+        <w:suppressAutoHyphens w:val="true"/>
+        <w:overflowPunct w:val="false"/>
+        <w:bidi w:val="0"/>
+        <w:spacing w:before="0" w:after="0"/>
+        <w:ind w:hanging="0" w:start="-540" w:end="-449"/>
+        <w:jc w:val="start"/>
+        <w:rPr>
+          <w:rFonts w:ascii="Times New Roman" w:hAnsi="Times New Roman"/>
+          <w:sz w:val="30"/>
+          <w:szCs w:val="30"/>
+        </w:rPr>
+      </w:pPr>
+      <w:r>
+        <w:rPr>
+          <w:rFonts w:ascii="Times New Roman" w:hAnsi="Times New Roman"/>
+          <w:sz w:val="30"/>
+          <w:szCs w:val="30"/>
+        </w:rPr>
+        <w:t>Redux Thunk và Redux Saga khác nhau cơ bản như thế nào?</w:t>
+      </w:r>
+    </w:p>
+    <w:p>
+      <w:pPr>
+        <w:pStyle w:val="Normal"/>
+        <w:widowControl/>
+        <w:suppressAutoHyphens w:val="true"/>
+        <w:overflowPunct w:val="false"/>
+        <w:bidi w:val="0"/>
+        <w:spacing w:before="0" w:after="0"/>
+        <w:ind w:hanging="0" w:start="-540" w:end="-449"/>
+        <w:jc w:val="start"/>
+        <w:rPr>
+          <w:rFonts w:ascii="Times New Roman" w:hAnsi="Times New Roman"/>
+          <w:sz w:val="30"/>
+          <w:szCs w:val="30"/>
+        </w:rPr>
+      </w:pPr>
+      <w:r>
+        <w:rPr>
+          <w:rFonts w:ascii="Times New Roman" w:hAnsi="Times New Roman"/>
+          <w:sz w:val="30"/>
+          <w:szCs w:val="30"/>
+        </w:rPr>
+      </w:r>
+    </w:p>
+    <w:p>
+      <w:pPr>
+        <w:pStyle w:val="Normal"/>
+        <w:widowControl/>
+        <w:suppressAutoHyphens w:val="true"/>
+        <w:overflowPunct w:val="false"/>
+        <w:bidi w:val="0"/>
+        <w:spacing w:before="0" w:after="0"/>
+        <w:ind w:hanging="0" w:start="-540" w:end="-449"/>
+        <w:jc w:val="start"/>
+        <w:rPr>
+          <w:rFonts w:ascii="Times New Roman" w:hAnsi="Times New Roman"/>
+          <w:sz w:val="30"/>
+          <w:szCs w:val="30"/>
+        </w:rPr>
+      </w:pPr>
+      <w:r>
+        <w:rPr>
+          <w:rFonts w:ascii="Times New Roman" w:hAnsi="Times New Roman"/>
+          <w:b/>
+          <w:bCs/>
+          <w:color w:val="BF0041"/>
+          <w:sz w:val="30"/>
+          <w:szCs w:val="30"/>
+        </w:rPr>
+        <w:t>INTERVIEW</w:t>
+      </w:r>
+    </w:p>
+    <w:p>
+      <w:pPr>
+        <w:pStyle w:val="Normal"/>
+        <w:widowControl/>
+        <w:suppressAutoHyphens w:val="true"/>
+        <w:overflowPunct w:val="false"/>
+        <w:bidi w:val="0"/>
+        <w:spacing w:before="0" w:after="0"/>
+        <w:ind w:hanging="0" w:start="-540" w:end="-449"/>
+        <w:jc w:val="start"/>
+        <w:rPr>
+          <w:rFonts w:ascii="Times New Roman" w:hAnsi="Times New Roman"/>
+          <w:sz w:val="30"/>
+          <w:szCs w:val="30"/>
+        </w:rPr>
+      </w:pPr>
+      <w:bookmarkStart w:id="0" w:name="CT_-_Introduce"/>
+      <w:r>
+        <w:rPr>
+          <w:rFonts w:ascii="Times New Roman" w:hAnsi="Times New Roman"/>
+          <w:b/>
+          <w:bCs/>
+          <w:color w:val="3465A4"/>
+          <w:sz w:val="30"/>
+          <w:szCs w:val="30"/>
+        </w:rPr>
+        <w:t>Introduce</w:t>
+      </w:r>
+      <w:bookmarkEnd w:id="0"/>
+    </w:p>
+    <w:p>
+      <w:pPr>
+        <w:pStyle w:val="Normal"/>
+        <w:ind w:hanging="0" w:start="-540" w:end="-449"/>
+        <w:rPr>
+          <w:rFonts w:ascii="Times New Roman" w:hAnsi="Times New Roman"/>
+          <w:sz w:val="30"/>
+          <w:szCs w:val="30"/>
+        </w:rPr>
+      </w:pPr>
+      <w:r>
+        <w:rPr>
+          <w:rFonts w:ascii="Times New Roman" w:hAnsi="Times New Roman"/>
+          <w:sz w:val="30"/>
+          <w:szCs w:val="30"/>
+        </w:rPr>
+        <w:t>[EN] Hello, I’m Khoi Nguyen. I’m a Fullstack Developer with over five years of experience, and most of my work has focused on backend development.</w:t>
+      </w:r>
+    </w:p>
+    <w:p>
+      <w:pPr>
+        <w:pStyle w:val="Normal"/>
+        <w:ind w:hanging="0" w:start="-540" w:end="-449"/>
+        <w:rPr/>
+      </w:pPr>
+      <w:r>
+        <w:rPr>
+          <w:rFonts w:ascii="Times New Roman" w:hAnsi="Times New Roman"/>
+          <w:sz w:val="30"/>
+          <w:szCs w:val="30"/>
+        </w:rPr>
+        <w:t>I mainly work with Python and Golang. I’ve worked on both monolithic and microservices systems, including backend services that need to handle growing traffic. I also have experience with AWS services like EC2, Lambda, SNS, and SQS. I’m familiar with Docker and CI/CD, so I can support deployment and basic system operations when needed.</w:t>
+      </w:r>
+    </w:p>
+    <w:p>
+      <w:pPr>
+        <w:pStyle w:val="Normal"/>
+        <w:ind w:hanging="0" w:start="-540" w:end="-449"/>
+        <w:rPr>
+          <w:rFonts w:ascii="Times New Roman" w:hAnsi="Times New Roman"/>
+          <w:sz w:val="30"/>
+          <w:szCs w:val="30"/>
+        </w:rPr>
+      </w:pPr>
+      <w:r>
+        <w:rPr>
+          <w:rFonts w:ascii="Times New Roman" w:hAnsi="Times New Roman"/>
+          <w:sz w:val="30"/>
+          <w:szCs w:val="30"/>
+        </w:rPr>
+        <w:t>On the frontend side, I mainly use React. Even though frontend is not my main focus, working as a fullstack developer helps me understand how the whole system works and makes it easier to work with other team members.</w:t>
+      </w:r>
+    </w:p>
+    <w:p>
+      <w:pPr>
+        <w:pStyle w:val="Normal"/>
+        <w:ind w:hanging="0" w:start="-540" w:end="-449"/>
+        <w:rPr>
+          <w:rFonts w:ascii="Times New Roman" w:hAnsi="Times New Roman"/>
+          <w:sz w:val="30"/>
+          <w:szCs w:val="30"/>
+        </w:rPr>
+      </w:pPr>
+      <w:r>
+        <w:rPr>
+          <w:rFonts w:ascii="Times New Roman" w:hAnsi="Times New Roman"/>
+          <w:sz w:val="30"/>
+          <w:szCs w:val="30"/>
+        </w:rPr>
+        <w:t>In previous projects, I developed new features, improved and cleaned up APIs, optimized database queries, and worked with clients or third-party teams for integration tasks. I enjoy solving technical problems and improving system stability and performance step by step.</w:t>
+      </w:r>
+    </w:p>
+    <w:p>
+      <w:pPr>
+        <w:pStyle w:val="Normal"/>
+        <w:ind w:hanging="0" w:start="-540" w:end="-449"/>
+        <w:rPr>
+          <w:rFonts w:ascii="Times New Roman" w:hAnsi="Times New Roman"/>
+          <w:sz w:val="30"/>
+          <w:szCs w:val="30"/>
+        </w:rPr>
+      </w:pPr>
+      <w:r>
+        <w:rPr>
+          <w:rFonts w:ascii="Times New Roman" w:hAnsi="Times New Roman"/>
+          <w:sz w:val="30"/>
+          <w:szCs w:val="30"/>
+        </w:rPr>
+        <w:t>Currently, I’m looking for a new environment where I can continue learning and growing as a backend or fullstack engineer, especially in projects that build scalable systems and AI integration—one of the most powerful and defining technologies today.</w:t>
+      </w:r>
+    </w:p>
+    <w:p>
+      <w:pPr>
+        <w:pStyle w:val="Normal"/>
+        <w:ind w:hanging="0" w:start="-540" w:end="-449"/>
+        <w:rPr>
+          <w:rFonts w:ascii="Times New Roman" w:hAnsi="Times New Roman"/>
+          <w:sz w:val="30"/>
+          <w:szCs w:val="30"/>
+        </w:rPr>
+      </w:pPr>
+      <w:r>
+        <w:rPr>
+          <w:rFonts w:ascii="Times New Roman" w:hAnsi="Times New Roman"/>
+          <w:sz w:val="30"/>
+          <w:szCs w:val="30"/>
+        </w:rPr>
+      </w:r>
+    </w:p>
+    <w:p>
+      <w:pPr>
+        <w:pStyle w:val="Normal"/>
+        <w:ind w:hanging="0" w:start="-540" w:end="-449"/>
+        <w:rPr>
+          <w:rFonts w:ascii="Times New Roman" w:hAnsi="Times New Roman"/>
+          <w:sz w:val="30"/>
+          <w:szCs w:val="30"/>
+        </w:rPr>
+      </w:pPr>
+      <w:r>
+        <w:rPr>
+          <w:rFonts w:ascii="Times New Roman" w:hAnsi="Times New Roman"/>
+          <w:sz w:val="30"/>
+          <w:szCs w:val="30"/>
+        </w:rPr>
+        <w:t>[VN] Chào anh/chị, em là Khôi Nguyễn. Em là Fullstack Developer với hơn 5 năm kinh nghiệm, trong đó em làm backend nhiều hơn.</w:t>
+      </w:r>
+    </w:p>
+    <w:p>
+      <w:pPr>
+        <w:pStyle w:val="Normal"/>
+        <w:ind w:hanging="0" w:start="-540" w:end="-449"/>
+        <w:rPr>
+          <w:rFonts w:ascii="Times New Roman" w:hAnsi="Times New Roman"/>
+          <w:sz w:val="30"/>
+          <w:szCs w:val="30"/>
+        </w:rPr>
+      </w:pPr>
+      <w:r>
+        <w:rPr>
+          <w:rFonts w:ascii="Times New Roman" w:hAnsi="Times New Roman"/>
+          <w:sz w:val="30"/>
+          <w:szCs w:val="30"/>
+        </w:rPr>
+        <w:t>Em làm việc chủ yếu với Python và Golang. Em đã tham gia phát triển cả hệ thống monolith và microservices, trong đó có các hệ thống cần khả năng mở rộng. Em cũng có kinh nghiệm làm việc với các dịch vụ AWS như EC2, Lambda, SNS và SQS. Ngoài ra, em quen với Docker và quy trình CI/CD nên có thể tham gia vào việc triển khai và vận hành hệ thống khi cần.</w:t>
+      </w:r>
+    </w:p>
+    <w:p>
+      <w:pPr>
+        <w:pStyle w:val="Normal"/>
+        <w:widowControl/>
+        <w:suppressAutoHyphens w:val="true"/>
+        <w:overflowPunct w:val="false"/>
+        <w:bidi w:val="0"/>
+        <w:spacing w:before="0" w:after="0"/>
+        <w:ind w:hanging="0" w:start="-540" w:end="-449"/>
+        <w:jc w:val="start"/>
+        <w:rPr>
+          <w:rFonts w:ascii="Times New Roman" w:hAnsi="Times New Roman"/>
+          <w:sz w:val="30"/>
+          <w:szCs w:val="30"/>
+        </w:rPr>
+      </w:pPr>
+      <w:r>
+        <w:rPr>
+          <w:rFonts w:ascii="Times New Roman" w:hAnsi="Times New Roman"/>
+          <w:sz w:val="30"/>
+          <w:szCs w:val="30"/>
+        </w:rPr>
+        <w:t>Về frontend, em sử dụng React là chính. Dù không tập trung hoàn toàn vào frontend, nhưng nhờ làm fullstack nên em hiểu được luồng xử lý tổng thể của hệ thống và phối hợp với các thành viên khác trong team thuận lợi hơn.</w:t>
+      </w:r>
+    </w:p>
+    <w:p>
+      <w:pPr>
+        <w:pStyle w:val="Normal"/>
+        <w:widowControl/>
+        <w:suppressAutoHyphens w:val="true"/>
+        <w:overflowPunct w:val="false"/>
+        <w:bidi w:val="0"/>
+        <w:spacing w:before="0" w:after="0"/>
+        <w:ind w:hanging="0" w:start="-540" w:end="-449"/>
+        <w:jc w:val="start"/>
+        <w:rPr>
+          <w:rFonts w:ascii="Times New Roman" w:hAnsi="Times New Roman"/>
+          <w:sz w:val="30"/>
+          <w:szCs w:val="30"/>
+        </w:rPr>
+      </w:pPr>
+      <w:r>
+        <w:rPr>
+          <w:rFonts w:ascii="Times New Roman" w:hAnsi="Times New Roman"/>
+          <w:sz w:val="30"/>
+          <w:szCs w:val="30"/>
+        </w:rPr>
+        <w:t>Trong các dự án trước, em tham gia phát triển tính năng mới, chỉnh sửa và cải thiện API, tối ưu truy vấn database, cũng như trao đổi với khách hàng hoặc bên thứ ba khi có yêu cầu tích hợp. Em thích xử lý các vấn đề kỹ thuật và cải thiện dần chất lượng hệ thống qua từng giai đoạn.</w:t>
+      </w:r>
+    </w:p>
+    <w:p>
+      <w:pPr>
+        <w:pStyle w:val="Normal"/>
+        <w:widowControl/>
+        <w:suppressAutoHyphens w:val="true"/>
+        <w:overflowPunct w:val="false"/>
+        <w:bidi w:val="0"/>
+        <w:spacing w:before="0" w:after="0"/>
+        <w:ind w:hanging="0" w:start="-540" w:end="-449"/>
+        <w:jc w:val="start"/>
+        <w:rPr>
+          <w:rFonts w:ascii="Times New Roman" w:hAnsi="Times New Roman"/>
+          <w:sz w:val="30"/>
+          <w:szCs w:val="30"/>
+        </w:rPr>
+      </w:pPr>
+      <w:r>
+        <w:rPr>
+          <w:rFonts w:ascii="Times New Roman" w:hAnsi="Times New Roman"/>
+          <w:sz w:val="30"/>
+          <w:szCs w:val="30"/>
+        </w:rPr>
+        <w:t>Hiện tại, em đang tìm một môi trường mới để tiếp tục học hỏi và phát triển thêm theo hướng backend hoặc fullstack, đặc biệt là các hệ thống có định hướng mở rộng và tích hợp công nghệ AI — vốn đang là một trong những xu hướng công nghệ mạnh mẽ nhất hiện nay.</w:t>
+      </w:r>
+    </w:p>
+    <w:p>
+      <w:pPr>
+        <w:pStyle w:val="Normal"/>
+        <w:widowControl/>
+        <w:suppressAutoHyphens w:val="true"/>
+        <w:overflowPunct w:val="false"/>
+        <w:bidi w:val="0"/>
+        <w:spacing w:before="0" w:after="0"/>
+        <w:ind w:hanging="0" w:start="-540" w:end="-449"/>
+        <w:jc w:val="start"/>
+        <w:rPr>
+          <w:rFonts w:ascii="Times New Roman" w:hAnsi="Times New Roman"/>
+          <w:sz w:val="30"/>
+          <w:szCs w:val="30"/>
+        </w:rPr>
+      </w:pPr>
+      <w:r>
+        <w:rPr>
+          <w:rFonts w:ascii="Times New Roman" w:hAnsi="Times New Roman"/>
+          <w:sz w:val="30"/>
+          <w:szCs w:val="30"/>
+        </w:rPr>
       </w:r>
     </w:p>
     <w:p>
@@ -9044,15 +10761,7 @@
           <w:sz w:val="30"/>
           <w:szCs w:val="30"/>
         </w:rPr>
-        <w:t>[EN] If a downstream service becomes slow, the calling services will experience higher latency, which can increase response time for the whole system. This may cause timeouts, exhaust threads or connection pools, and lead to cascading failures if many requests are blocked at the same time. In the worst case, the entire system can become overloaded or unresponsive. To mitigate this, I configure proper timeouts to avoid waiting indefinitely, use circuit breaker to stop calls when failures exceed a threshold, and apply controlled retries with backoff. In addition, I may use asynchronous communication to reduce synchronous dependency, cache data when possible, and limit requests using rate limiting or the bulk</w:t>
-      </w:r>
-      <w:r>
-        <w:rPr>
-          <w:rFonts w:ascii="Times New Roman" w:hAnsi="Times New Roman"/>
-          <w:sz w:val="30"/>
-          <w:szCs w:val="30"/>
-        </w:rPr>
-        <w:t>head pattern to isolate failures.</w:t>
+        <w:t>[EN] If a downstream service becomes slow, the calling services will experience higher latency, which can increase response time for the whole system. This may cause timeouts, exhaust threads or connection pools, and lead to cascading failures if many requests are blocked at the same time. In the worst case, the entire system can become overloaded or unresponsive. To mitigate this, I configure proper timeouts to avoid waiting indefinitely, use circuit breaker to stop calls when failures exceed a threshold, and apply controlled retries with backoff. In addition, I may use asynchronous communication to reduce synchronous dependency, cache data when possible, and limit requests using rate limiting or the bulkhead pattern to isolate failures.</w:t>
       </w:r>
     </w:p>
     <w:p>
@@ -30229,6 +31938,6765 @@
           <w:rFonts w:ascii="Times New Roman" w:hAnsi="Times New Roman"/>
           <w:b/>
           <w:bCs/>
+          <w:color w:val="BF0041"/>
+          <w:sz w:val="30"/>
+          <w:szCs w:val="30"/>
+        </w:rPr>
+      </w:pPr>
+      <w:bookmarkStart w:id="9" w:name="CT_-_VIX._React"/>
+      <w:r>
+        <w:rPr>
+          <w:rFonts w:ascii="Times New Roman" w:hAnsi="Times New Roman"/>
+          <w:b/>
+          <w:bCs/>
+          <w:color w:val="BF0041"/>
+          <w:sz w:val="30"/>
+          <w:szCs w:val="30"/>
+        </w:rPr>
+        <w:t>VIX. React</w:t>
+      </w:r>
+      <w:bookmarkEnd w:id="9"/>
+    </w:p>
+    <w:p>
+      <w:pPr>
+        <w:pStyle w:val="Normal"/>
+        <w:ind w:hanging="0" w:start="-540" w:end="-449"/>
+        <w:rPr>
+          <w:rFonts w:ascii="Times New Roman" w:hAnsi="Times New Roman"/>
+          <w:b/>
+          <w:bCs/>
+          <w:color w:val="3465A4"/>
+          <w:sz w:val="30"/>
+          <w:szCs w:val="30"/>
+        </w:rPr>
+      </w:pPr>
+      <w:r>
+        <w:rPr>
+          <w:rFonts w:ascii="Times New Roman" w:hAnsi="Times New Roman"/>
+          <w:b/>
+          <w:bCs/>
+          <w:color w:val="3465A4"/>
+          <w:sz w:val="30"/>
+          <w:szCs w:val="30"/>
+        </w:rPr>
+        <w:t>Virtual DOM trong React là gì?</w:t>
+      </w:r>
+    </w:p>
+    <w:p>
+      <w:pPr>
+        <w:pStyle w:val="Normal"/>
+        <w:ind w:hanging="0" w:start="-540" w:end="-449"/>
+        <w:rPr>
+          <w:rFonts w:ascii="Times New Roman" w:hAnsi="Times New Roman"/>
+          <w:sz w:val="30"/>
+          <w:szCs w:val="30"/>
+        </w:rPr>
+      </w:pPr>
+      <w:r>
+        <w:rPr>
+          <w:rFonts w:ascii="Times New Roman" w:hAnsi="Times New Roman"/>
+          <w:sz w:val="30"/>
+          <w:szCs w:val="30"/>
+        </w:rPr>
+        <w:t>[VN] Virtual DOM trong React là một bản sao của DOM thật được lưu trong bộ nhớ để giúp cập nhật giao diện nhanh hơn. Khi dữ liệu trong ứng dụng thay đổi, React sẽ tạo một Virtual DOM mới và so sánh nó với Virtual DOM cũ (quá trình này gọi là diffing). Sau đó React chỉ cập nhật những phần thật sự thay đổi lên DOM thật của trình duyệt thay vì render lại toàn bộ trang. Nhờ vậy, ứng dụng chạy nhanh hơn và hiệu quả hơn.</w:t>
+      </w:r>
+    </w:p>
+    <w:p>
+      <w:pPr>
+        <w:pStyle w:val="Normal"/>
+        <w:ind w:hanging="0" w:start="-540" w:end="-449"/>
+        <w:rPr>
+          <w:rFonts w:ascii="Times New Roman" w:hAnsi="Times New Roman"/>
+          <w:sz w:val="30"/>
+          <w:szCs w:val="30"/>
+        </w:rPr>
+      </w:pPr>
+      <w:r>
+        <w:rPr>
+          <w:rFonts w:ascii="Times New Roman" w:hAnsi="Times New Roman"/>
+          <w:sz w:val="30"/>
+          <w:szCs w:val="30"/>
+        </w:rPr>
+      </w:r>
+    </w:p>
+    <w:p>
+      <w:pPr>
+        <w:pStyle w:val="Normal"/>
+        <w:ind w:hanging="0" w:start="-540" w:end="-449"/>
+        <w:rPr>
+          <w:rFonts w:ascii="Times New Roman" w:hAnsi="Times New Roman"/>
+          <w:sz w:val="30"/>
+          <w:szCs w:val="30"/>
+        </w:rPr>
+      </w:pPr>
+      <w:r>
+        <w:rPr>
+          <w:rFonts w:ascii="Times New Roman" w:hAnsi="Times New Roman"/>
+          <w:sz w:val="30"/>
+          <w:szCs w:val="30"/>
+        </w:rPr>
+        <w:t>[EN] The Virtual DOM in React is a lightweight copy of the real DOM stored in memory to make UI updates faster. When the application data changes, React creates a new Virtual DOM and compares it with the previous one (this process is called diffing). React then updates only the parts that actually changed in the real browser DOM instead of re-rendering the whole page. Because of this, the application runs faster and more efficiently.</w:t>
+      </w:r>
+    </w:p>
+    <w:p>
+      <w:pPr>
+        <w:pStyle w:val="Normal"/>
+        <w:ind w:hanging="0" w:start="-540" w:end="-449"/>
+        <w:rPr>
+          <w:rFonts w:ascii="Times New Roman" w:hAnsi="Times New Roman"/>
+          <w:sz w:val="30"/>
+          <w:szCs w:val="30"/>
+        </w:rPr>
+      </w:pPr>
+      <w:r>
+        <w:rPr>
+          <w:rFonts w:ascii="Times New Roman" w:hAnsi="Times New Roman"/>
+          <w:sz w:val="30"/>
+          <w:szCs w:val="30"/>
+        </w:rPr>
+      </w:r>
+    </w:p>
+    <w:p>
+      <w:pPr>
+        <w:pStyle w:val="Normal"/>
+        <w:ind w:hanging="0" w:start="-540" w:end="-449"/>
+        <w:rPr>
+          <w:rFonts w:ascii="Times New Roman" w:hAnsi="Times New Roman"/>
+          <w:b/>
+          <w:bCs/>
+          <w:color w:val="3465A4"/>
+          <w:sz w:val="30"/>
+          <w:szCs w:val="30"/>
+        </w:rPr>
+      </w:pPr>
+      <w:r>
+        <w:rPr>
+          <w:rFonts w:ascii="Times New Roman" w:hAnsi="Times New Roman"/>
+          <w:b/>
+          <w:bCs/>
+          <w:color w:val="3465A4"/>
+          <w:sz w:val="30"/>
+          <w:szCs w:val="30"/>
+        </w:rPr>
+        <w:t>Cơ chế diffing (reconciliation) của React hoạt động như thế nào?</w:t>
+      </w:r>
+    </w:p>
+    <w:p>
+      <w:pPr>
+        <w:pStyle w:val="Normal"/>
+        <w:ind w:hanging="0" w:start="-540" w:end="-449"/>
+        <w:rPr>
+          <w:rFonts w:ascii="Times New Roman" w:hAnsi="Times New Roman"/>
+          <w:sz w:val="30"/>
+          <w:szCs w:val="30"/>
+        </w:rPr>
+      </w:pPr>
+      <w:r>
+        <w:rPr>
+          <w:rFonts w:ascii="Times New Roman" w:hAnsi="Times New Roman"/>
+          <w:sz w:val="30"/>
+          <w:szCs w:val="30"/>
+        </w:rPr>
+        <w:t>[VN] Cơ chế diffing (reconciliation) trong React là quá trình React so sánh Virtual DOM mới với Virtual DOM cũ để tìm ra những phần đã thay đổi. React sử dụng một thuật toán tối ưu với một số giả định, ví dụ: nếu hai element có type khác nhau thì React sẽ tạo lại toàn bộ node đó, còn nếu type giống nhau thì React chỉ cập nhật những thuộc tính thay đổi. Khi xử lý danh sách (list), React sử dụng key để xác định phần tử nào được thêm, xóa hoặc thay đổi vị trí. Sau khi tìm được sự khác biệt, React sẽ cập nhật những phần cần thiết lên DOM thật để giảm số lần thao tác với trình duyệt và giúp ứng dụng chạy nhanh hơn.</w:t>
+      </w:r>
+    </w:p>
+    <w:p>
+      <w:pPr>
+        <w:pStyle w:val="Normal"/>
+        <w:ind w:hanging="0" w:start="-540" w:end="-449"/>
+        <w:rPr>
+          <w:rFonts w:ascii="Times New Roman" w:hAnsi="Times New Roman"/>
+          <w:sz w:val="30"/>
+          <w:szCs w:val="30"/>
+        </w:rPr>
+      </w:pPr>
+      <w:r>
+        <w:rPr>
+          <w:rFonts w:ascii="Times New Roman" w:hAnsi="Times New Roman"/>
+          <w:sz w:val="30"/>
+          <w:szCs w:val="30"/>
+        </w:rPr>
+      </w:r>
+    </w:p>
+    <w:p>
+      <w:pPr>
+        <w:pStyle w:val="Normal"/>
+        <w:ind w:hanging="0" w:start="-540" w:end="-449"/>
+        <w:rPr>
+          <w:rFonts w:ascii="Times New Roman" w:hAnsi="Times New Roman"/>
+          <w:sz w:val="30"/>
+          <w:szCs w:val="30"/>
+        </w:rPr>
+      </w:pPr>
+      <w:r>
+        <w:rPr>
+          <w:rFonts w:ascii="Times New Roman" w:hAnsi="Times New Roman"/>
+          <w:sz w:val="30"/>
+          <w:szCs w:val="30"/>
+        </w:rPr>
+        <w:t>[EN] The diffing (reconciliation) mechanism in React is the process where React compares the new Virtual DOM with the previous Virtual DOM to find what has changed. React uses an optimized algorithm with some assumptions, for example: if two elements have different types, React will recreate that node completely, but if the type is the same, React only updates the changed attributes. When working with lists, React uses keys to identify which items are added, removed, or moved. After finding the differences, React updates only the necessary parts in the real DOM, which reduces browser operations and makes the application faster.</w:t>
+      </w:r>
+    </w:p>
+    <w:p>
+      <w:pPr>
+        <w:pStyle w:val="Normal"/>
+        <w:ind w:hanging="0" w:start="-540" w:end="-449"/>
+        <w:rPr>
+          <w:rFonts w:ascii="Times New Roman" w:hAnsi="Times New Roman"/>
+          <w:sz w:val="30"/>
+          <w:szCs w:val="30"/>
+        </w:rPr>
+      </w:pPr>
+      <w:r>
+        <w:rPr>
+          <w:rFonts w:ascii="Times New Roman" w:hAnsi="Times New Roman"/>
+          <w:sz w:val="30"/>
+          <w:szCs w:val="30"/>
+        </w:rPr>
+      </w:r>
+    </w:p>
+    <w:p>
+      <w:pPr>
+        <w:pStyle w:val="Normal"/>
+        <w:ind w:hanging="0" w:start="-540" w:end="-449"/>
+        <w:rPr>
+          <w:rFonts w:ascii="Times New Roman" w:hAnsi="Times New Roman"/>
+          <w:b/>
+          <w:bCs/>
+          <w:color w:val="3465A4"/>
+          <w:sz w:val="30"/>
+          <w:szCs w:val="30"/>
+        </w:rPr>
+      </w:pPr>
+      <w:r>
+        <w:rPr>
+          <w:rFonts w:ascii="Times New Roman" w:hAnsi="Times New Roman"/>
+          <w:b/>
+          <w:bCs/>
+          <w:color w:val="3465A4"/>
+          <w:sz w:val="30"/>
+          <w:szCs w:val="30"/>
+        </w:rPr>
+        <w:t>Sự khác biệt chính giữa Virtual DOM và DOM thật là gì?</w:t>
+      </w:r>
+    </w:p>
+    <w:p>
+      <w:pPr>
+        <w:pStyle w:val="Normal"/>
+        <w:ind w:hanging="0" w:start="-540" w:end="-449"/>
+        <w:rPr>
+          <w:rFonts w:ascii="Times New Roman" w:hAnsi="Times New Roman"/>
+          <w:sz w:val="30"/>
+          <w:szCs w:val="30"/>
+        </w:rPr>
+      </w:pPr>
+      <w:r>
+        <w:rPr>
+          <w:rFonts w:ascii="Times New Roman" w:hAnsi="Times New Roman"/>
+          <w:sz w:val="30"/>
+          <w:szCs w:val="30"/>
+        </w:rPr>
+        <w:t>[VN] Sự khác biệt chính giữa Virtual DOM và DOM thật trong React là cách chúng được sử dụng và hiệu suất cập nhật. DOM thật là cấu trúc cây mà trình duyệt dùng để hiển thị giao diện HTML, và mỗi lần thay đổi trực tiếp vào DOM thật thường tốn nhiều tài nguyên và chậm hơn. Virtual DOM là một bản sao nhẹ của DOM thật được lưu trong bộ nhớ. Khi dữ liệu thay đổi, React sẽ cập nhật Virtual DOM trước, sau đó so sánh với phiên bản cũ để tìm ra sự khác biệt và chỉ cập nhật những phần cần thiết lên DOM thật. Nhờ vậy, việc cập nhật giao diện trở nên nhanh và hiệu quả hơn.</w:t>
+      </w:r>
+    </w:p>
+    <w:p>
+      <w:pPr>
+        <w:pStyle w:val="Normal"/>
+        <w:ind w:hanging="0" w:start="-540" w:end="-449"/>
+        <w:rPr>
+          <w:rFonts w:ascii="Times New Roman" w:hAnsi="Times New Roman"/>
+          <w:sz w:val="30"/>
+          <w:szCs w:val="30"/>
+        </w:rPr>
+      </w:pPr>
+      <w:r>
+        <w:rPr>
+          <w:rFonts w:ascii="Times New Roman" w:hAnsi="Times New Roman"/>
+          <w:sz w:val="30"/>
+          <w:szCs w:val="30"/>
+        </w:rPr>
+      </w:r>
+    </w:p>
+    <w:p>
+      <w:pPr>
+        <w:pStyle w:val="Normal"/>
+        <w:ind w:hanging="0" w:start="-540" w:end="-449"/>
+        <w:rPr>
+          <w:rFonts w:ascii="Times New Roman" w:hAnsi="Times New Roman"/>
+          <w:sz w:val="30"/>
+          <w:szCs w:val="30"/>
+        </w:rPr>
+      </w:pPr>
+      <w:r>
+        <w:rPr>
+          <w:rFonts w:ascii="Times New Roman" w:hAnsi="Times New Roman"/>
+          <w:sz w:val="30"/>
+          <w:szCs w:val="30"/>
+        </w:rPr>
+        <w:t>[EN] The main difference between the Virtual DOM and the real DOM in React is how they are used and their update performance. The real DOM is the tree structure used by the browser to display HTML on the screen, and directly changing the real DOM can be slow and resource-intensive. The Virtual DOM is a lightweight copy of the real DOM stored in memory. When data changes, React updates the Virtual DOM first, then compares it with the previous version to find the differences and updates only the necessary parts in the real DOM. This makes UI updates faster and more efficient.</w:t>
+      </w:r>
+    </w:p>
+    <w:p>
+      <w:pPr>
+        <w:pStyle w:val="Normal"/>
+        <w:ind w:hanging="0" w:start="-540" w:end="-449"/>
+        <w:rPr>
+          <w:rFonts w:ascii="Times New Roman" w:hAnsi="Times New Roman"/>
+          <w:sz w:val="30"/>
+          <w:szCs w:val="30"/>
+        </w:rPr>
+      </w:pPr>
+      <w:r>
+        <w:rPr>
+          <w:rFonts w:ascii="Times New Roman" w:hAnsi="Times New Roman"/>
+          <w:sz w:val="30"/>
+          <w:szCs w:val="30"/>
+        </w:rPr>
+      </w:r>
+    </w:p>
+    <w:p>
+      <w:pPr>
+        <w:pStyle w:val="Normal"/>
+        <w:ind w:hanging="0" w:start="-540" w:end="-449"/>
+        <w:rPr>
+          <w:rFonts w:ascii="Times New Roman" w:hAnsi="Times New Roman"/>
+          <w:b/>
+          <w:bCs/>
+          <w:color w:val="3465A4"/>
+          <w:sz w:val="30"/>
+          <w:szCs w:val="30"/>
+        </w:rPr>
+      </w:pPr>
+      <w:r>
+        <w:rPr>
+          <w:rFonts w:ascii="Times New Roman" w:hAnsi="Times New Roman"/>
+          <w:b/>
+          <w:bCs/>
+          <w:color w:val="3465A4"/>
+          <w:sz w:val="30"/>
+          <w:szCs w:val="30"/>
+        </w:rPr>
+        <w:t>Tại sao key lại quan trọng khi render danh sách trong React?</w:t>
+      </w:r>
+    </w:p>
+    <w:p>
+      <w:pPr>
+        <w:pStyle w:val="Normal"/>
+        <w:ind w:hanging="0" w:start="-540" w:end="-449"/>
+        <w:rPr>
+          <w:rFonts w:ascii="Times New Roman" w:hAnsi="Times New Roman"/>
+          <w:sz w:val="30"/>
+          <w:szCs w:val="30"/>
+        </w:rPr>
+      </w:pPr>
+      <w:r>
+        <w:rPr>
+          <w:rFonts w:ascii="Times New Roman" w:hAnsi="Times New Roman"/>
+          <w:sz w:val="30"/>
+          <w:szCs w:val="30"/>
+        </w:rPr>
+        <w:t>[VN] Trong React, key rất quan trọng khi render danh sách vì nó giúp React xác định chính xác phần tử nào đã thay đổi, được thêm vào hoặc bị xóa. Khi React thực hiện quá trình diffing (reconciliation), key được dùng để nhận diện từng phần tử trong danh sách. Nếu không có key hoặc key không ổn định (ví dụ dùng index), React có thể cập nhật sai phần tử hoặc render lại nhiều phần không cần thiết, làm giảm hiệu suất và có thể gây lỗi giao diện. Vì vậy, nên dùng một giá trị unique và ổn định làm key, ví dụ như id của dữ liệu.</w:t>
+      </w:r>
+    </w:p>
+    <w:p>
+      <w:pPr>
+        <w:pStyle w:val="Normal"/>
+        <w:ind w:hanging="0" w:start="-540" w:end="-449"/>
+        <w:rPr>
+          <w:rFonts w:ascii="Times New Roman" w:hAnsi="Times New Roman"/>
+          <w:sz w:val="30"/>
+          <w:szCs w:val="30"/>
+        </w:rPr>
+      </w:pPr>
+      <w:r>
+        <w:rPr>
+          <w:rFonts w:ascii="Times New Roman" w:hAnsi="Times New Roman"/>
+          <w:sz w:val="30"/>
+          <w:szCs w:val="30"/>
+        </w:rPr>
+      </w:r>
+    </w:p>
+    <w:p>
+      <w:pPr>
+        <w:pStyle w:val="Normal"/>
+        <w:ind w:hanging="0" w:start="-540" w:end="-449"/>
+        <w:rPr>
+          <w:rFonts w:ascii="Times New Roman" w:hAnsi="Times New Roman"/>
+          <w:sz w:val="30"/>
+          <w:szCs w:val="30"/>
+        </w:rPr>
+      </w:pPr>
+      <w:r>
+        <w:rPr>
+          <w:rFonts w:ascii="Times New Roman" w:hAnsi="Times New Roman"/>
+          <w:sz w:val="30"/>
+          <w:szCs w:val="30"/>
+        </w:rPr>
+        <w:t>[EN] In React, keys are important when rendering lists because they help React identify which elements have changed, been added, or removed. During the diffing (reconciliation) process, keys are used to uniquely identify each element in the list. If keys are missing or unstable (for example using the index), React may update the wrong elements or re-render more parts than necessary, which can reduce performance and sometimes cause UI bugs. Therefore, it is best to use a unique and stable value as a key, such as the id of the data.</w:t>
+      </w:r>
+    </w:p>
+    <w:p>
+      <w:pPr>
+        <w:pStyle w:val="Normal"/>
+        <w:ind w:hanging="0" w:start="-540" w:end="-449"/>
+        <w:rPr>
+          <w:rFonts w:ascii="Times New Roman" w:hAnsi="Times New Roman"/>
+          <w:sz w:val="30"/>
+          <w:szCs w:val="30"/>
+        </w:rPr>
+      </w:pPr>
+      <w:r>
+        <w:rPr>
+          <w:rFonts w:ascii="Times New Roman" w:hAnsi="Times New Roman"/>
+          <w:sz w:val="30"/>
+          <w:szCs w:val="30"/>
+        </w:rPr>
+      </w:r>
+    </w:p>
+    <w:p>
+      <w:pPr>
+        <w:pStyle w:val="Normal"/>
+        <w:ind w:hanging="0" w:start="-540" w:end="-449"/>
+        <w:rPr>
+          <w:rFonts w:ascii="Times New Roman" w:hAnsi="Times New Roman"/>
+          <w:b/>
+          <w:bCs/>
+          <w:color w:val="3465A4"/>
+          <w:sz w:val="30"/>
+          <w:szCs w:val="30"/>
+        </w:rPr>
+      </w:pPr>
+      <w:r>
+        <w:rPr>
+          <w:rFonts w:ascii="Times New Roman" w:hAnsi="Times New Roman"/>
+          <w:b/>
+          <w:bCs/>
+          <w:color w:val="3465A4"/>
+          <w:sz w:val="30"/>
+          <w:szCs w:val="30"/>
+        </w:rPr>
+        <w:t>Nếu dùng index làm key trong list, sẽ gặp những vấn đề gì?</w:t>
+      </w:r>
+    </w:p>
+    <w:p>
+      <w:pPr>
+        <w:pStyle w:val="Normal"/>
+        <w:ind w:hanging="0" w:start="-540" w:end="-449"/>
+        <w:rPr>
+          <w:rFonts w:ascii="Times New Roman" w:hAnsi="Times New Roman"/>
+          <w:sz w:val="30"/>
+          <w:szCs w:val="30"/>
+        </w:rPr>
+      </w:pPr>
+      <w:r>
+        <w:rPr>
+          <w:rFonts w:ascii="Times New Roman" w:hAnsi="Times New Roman"/>
+          <w:sz w:val="30"/>
+          <w:szCs w:val="30"/>
+        </w:rPr>
+        <w:t>[VN] Trong React, nếu dùng index làm key khi render danh sách, có thể gây ra một số vấn đề khi danh sách thay đổi như thêm, xóa hoặc sắp xếp lại phần tử. Vì index phụ thuộc vào vị trí của phần tử trong mảng, khi vị trí thay đổi thì key cũng thay đổi, khiến React nghĩ rằng phần tử cũ đã bị thay thế bằng phần tử mới. Điều này có thể dẫn đến việc cập nhật sai dữ liệu, mất state của component, hoặc render lại nhiều phần không cần thiết. Vì vậy, nên dùng một key ổn định và duy nhất như id của dữ liệu thay vì dùng index.</w:t>
+      </w:r>
+    </w:p>
+    <w:p>
+      <w:pPr>
+        <w:pStyle w:val="Normal"/>
+        <w:ind w:hanging="0" w:start="-540" w:end="-449"/>
+        <w:rPr>
+          <w:rFonts w:ascii="Times New Roman" w:hAnsi="Times New Roman"/>
+          <w:sz w:val="30"/>
+          <w:szCs w:val="30"/>
+        </w:rPr>
+      </w:pPr>
+      <w:r>
+        <w:rPr>
+          <w:rFonts w:ascii="Times New Roman" w:hAnsi="Times New Roman"/>
+          <w:sz w:val="30"/>
+          <w:szCs w:val="30"/>
+        </w:rPr>
+      </w:r>
+    </w:p>
+    <w:p>
+      <w:pPr>
+        <w:pStyle w:val="Normal"/>
+        <w:ind w:hanging="0" w:start="-540" w:end="-449"/>
+        <w:rPr>
+          <w:rFonts w:ascii="Times New Roman" w:hAnsi="Times New Roman"/>
+          <w:sz w:val="30"/>
+          <w:szCs w:val="30"/>
+        </w:rPr>
+      </w:pPr>
+      <w:r>
+        <w:rPr>
+          <w:rFonts w:ascii="Times New Roman" w:hAnsi="Times New Roman"/>
+          <w:sz w:val="30"/>
+          <w:szCs w:val="30"/>
+        </w:rPr>
+        <w:t>[EN] In React, using the index as a key when rendering a list can cause problems when the list changes, such as when items are added, removed, or reordered. Since the index depends on the position of an item in the array, the key will change when the position changes. This can make React think the old element was replaced by a new one. As a result, it may update the wrong data, lose the component’s state, or re-render unnecessary parts. Therefore, it is better to use a stable and unique key, such as the id of the data, instead of the index.</w:t>
+      </w:r>
+    </w:p>
+    <w:p>
+      <w:pPr>
+        <w:pStyle w:val="Normal"/>
+        <w:ind w:hanging="0" w:start="-540" w:end="-449"/>
+        <w:rPr>
+          <w:rFonts w:ascii="Times New Roman" w:hAnsi="Times New Roman"/>
+          <w:sz w:val="30"/>
+          <w:szCs w:val="30"/>
+        </w:rPr>
+      </w:pPr>
+      <w:r>
+        <w:rPr>
+          <w:rFonts w:ascii="Times New Roman" w:hAnsi="Times New Roman"/>
+          <w:sz w:val="30"/>
+          <w:szCs w:val="30"/>
+        </w:rPr>
+      </w:r>
+    </w:p>
+    <w:p>
+      <w:pPr>
+        <w:pStyle w:val="Normal"/>
+        <w:ind w:hanging="0" w:start="-540" w:end="-449"/>
+        <w:rPr>
+          <w:rFonts w:ascii="Times New Roman" w:hAnsi="Times New Roman"/>
+          <w:b/>
+          <w:bCs/>
+          <w:color w:val="3465A4"/>
+          <w:sz w:val="30"/>
+          <w:szCs w:val="30"/>
+        </w:rPr>
+      </w:pPr>
+      <w:r>
+        <w:rPr>
+          <w:rFonts w:ascii="Times New Roman" w:hAnsi="Times New Roman"/>
+          <w:b/>
+          <w:bCs/>
+          <w:color w:val="3465A4"/>
+          <w:sz w:val="30"/>
+          <w:szCs w:val="30"/>
+        </w:rPr>
+        <w:t>Ví dụ cụ thể về trường hợp key bị sai dẫn đến bug giao diện?</w:t>
+      </w:r>
+    </w:p>
+    <w:p>
+      <w:pPr>
+        <w:pStyle w:val="Normal"/>
+        <w:ind w:hanging="0" w:start="-540" w:end="-449"/>
+        <w:rPr>
+          <w:rFonts w:ascii="Times New Roman" w:hAnsi="Times New Roman"/>
+          <w:sz w:val="30"/>
+          <w:szCs w:val="30"/>
+        </w:rPr>
+      </w:pPr>
+      <w:r>
+        <w:rPr>
+          <w:rFonts w:ascii="Times New Roman" w:hAnsi="Times New Roman"/>
+          <w:sz w:val="30"/>
+          <w:szCs w:val="30"/>
+        </w:rPr>
+        <w:t>[VN] Trong React, một ví dụ dễ hiểu về bug khi dùng index làm key là danh sách todo có nút xóa. Giả sử có 3 item: A, B, C và key lần lượt là 0, 1, 2. Nếu người dùng xóa item A, danh sách sẽ trở thành B, C và index mới sẽ là 0, 1. React có thể nghĩ rằng item B là item A cũ (vì cùng key 0), nên dữ liệu hoặc state của component có thể bị giữ sai. Kết quả là giao diện có thể hiển thị dữ liệu không đúng với item thực tế.</w:t>
+      </w:r>
+    </w:p>
+    <w:p>
+      <w:pPr>
+        <w:pStyle w:val="Normal"/>
+        <w:ind w:hanging="0" w:start="-540" w:end="-449"/>
+        <w:rPr>
+          <w:rFonts w:ascii="Times New Roman" w:hAnsi="Times New Roman"/>
+          <w:sz w:val="30"/>
+          <w:szCs w:val="30"/>
+        </w:rPr>
+      </w:pPr>
+      <w:r>
+        <w:rPr>
+          <w:rFonts w:ascii="Times New Roman" w:hAnsi="Times New Roman"/>
+          <w:sz w:val="30"/>
+          <w:szCs w:val="30"/>
+        </w:rPr>
+      </w:r>
+    </w:p>
+    <w:p>
+      <w:pPr>
+        <w:pStyle w:val="Normal"/>
+        <w:ind w:hanging="0" w:start="-540" w:end="-449"/>
+        <w:rPr>
+          <w:rFonts w:ascii="Times New Roman" w:hAnsi="Times New Roman"/>
+          <w:sz w:val="30"/>
+          <w:szCs w:val="30"/>
+        </w:rPr>
+      </w:pPr>
+      <w:r>
+        <w:rPr>
+          <w:rFonts w:ascii="Times New Roman" w:hAnsi="Times New Roman"/>
+          <w:sz w:val="30"/>
+          <w:szCs w:val="30"/>
+        </w:rPr>
+        <w:t>[EN] In React, an easy example of a bug when using the index as a key is a todo list with a delete button. Imagine there are 3 items: A, B, C with keys 0, 1, 2. If the user deletes item A, the list becomes B, C and the new indexes are 0, 1. React may think item B is the old item A (because they share the same key 0), so the component’s data or state can be reused incorrectly. As a result, the UI may display data that does not match the actual item.</w:t>
+      </w:r>
+    </w:p>
+    <w:p>
+      <w:pPr>
+        <w:pStyle w:val="Normal"/>
+        <w:ind w:hanging="0" w:start="-540" w:end="-449"/>
+        <w:rPr>
+          <w:rFonts w:ascii="Times New Roman" w:hAnsi="Times New Roman"/>
+          <w:sz w:val="30"/>
+          <w:szCs w:val="30"/>
+        </w:rPr>
+      </w:pPr>
+      <w:r>
+        <w:rPr>
+          <w:rFonts w:ascii="Times New Roman" w:hAnsi="Times New Roman"/>
+          <w:sz w:val="30"/>
+          <w:szCs w:val="30"/>
+        </w:rPr>
+      </w:r>
+    </w:p>
+    <w:p>
+      <w:pPr>
+        <w:pStyle w:val="Normal"/>
+        <w:ind w:hanging="0" w:start="-540" w:end="-449"/>
+        <w:rPr>
+          <w:rFonts w:ascii="Times New Roman" w:hAnsi="Times New Roman"/>
+          <w:b/>
+          <w:bCs/>
+          <w:color w:val="3465A4"/>
+          <w:sz w:val="30"/>
+          <w:szCs w:val="30"/>
+        </w:rPr>
+      </w:pPr>
+      <w:r>
+        <w:rPr>
+          <w:rFonts w:ascii="Times New Roman" w:hAnsi="Times New Roman"/>
+          <w:b/>
+          <w:bCs/>
+          <w:color w:val="3465A4"/>
+          <w:sz w:val="30"/>
+          <w:szCs w:val="30"/>
+        </w:rPr>
+        <w:t>Controlled component trong React là gì?</w:t>
+      </w:r>
+    </w:p>
+    <w:p>
+      <w:pPr>
+        <w:pStyle w:val="Normal"/>
+        <w:ind w:hanging="0" w:start="-540" w:end="-449"/>
+        <w:rPr>
+          <w:rFonts w:ascii="Times New Roman" w:hAnsi="Times New Roman"/>
+          <w:sz w:val="30"/>
+          <w:szCs w:val="30"/>
+        </w:rPr>
+      </w:pPr>
+      <w:r>
+        <w:rPr>
+          <w:rFonts w:ascii="Times New Roman" w:hAnsi="Times New Roman"/>
+          <w:sz w:val="30"/>
+          <w:szCs w:val="30"/>
+        </w:rPr>
+        <w:t>[VN] Trong React, controlled component là một component mà giá trị của input (như input, textarea, select) được quản lý bởi state của React thay vì do DOM tự quản lý. Điều này có nghĩa là mỗi khi người dùng nhập dữ liệu, sự kiện onChange sẽ cập nhật state, và state đó lại được dùng để hiển thị giá trị trong input thông qua thuộc tính value. Nhờ vậy, React luôn kiểm soát dữ liệu của form, giúp dễ kiểm tra dữ liệu, validate và xử lý logic trong ứng dụng.</w:t>
+      </w:r>
+    </w:p>
+    <w:p>
+      <w:pPr>
+        <w:pStyle w:val="Normal"/>
+        <w:ind w:hanging="0" w:start="-540" w:end="-449"/>
+        <w:rPr>
+          <w:rFonts w:ascii="Times New Roman" w:hAnsi="Times New Roman"/>
+          <w:sz w:val="30"/>
+          <w:szCs w:val="30"/>
+        </w:rPr>
+      </w:pPr>
+      <w:r>
+        <w:rPr>
+          <w:rFonts w:ascii="Times New Roman" w:hAnsi="Times New Roman"/>
+          <w:sz w:val="30"/>
+          <w:szCs w:val="30"/>
+        </w:rPr>
+      </w:r>
+    </w:p>
+    <w:p>
+      <w:pPr>
+        <w:pStyle w:val="Normal"/>
+        <w:ind w:hanging="0" w:start="-540" w:end="-449"/>
+        <w:rPr>
+          <w:rFonts w:ascii="Times New Roman" w:hAnsi="Times New Roman"/>
+          <w:sz w:val="30"/>
+          <w:szCs w:val="30"/>
+        </w:rPr>
+      </w:pPr>
+      <w:r>
+        <w:rPr>
+          <w:rFonts w:ascii="Times New Roman" w:hAnsi="Times New Roman"/>
+          <w:sz w:val="30"/>
+          <w:szCs w:val="30"/>
+        </w:rPr>
+        <w:t>[EN] In React, a controlled component is a component where the value of form inputs (such as input, textarea, or select) is controlled by the React state instead of the DOM itself. This means when the user types something, the onChange event updates the state, and that state is then used to display the value in the input through the value attribute. Because of this, React fully controls the form data, which makes it easier to validate data and handle application logic.</w:t>
+      </w:r>
+    </w:p>
+    <w:p>
+      <w:pPr>
+        <w:pStyle w:val="Normal"/>
+        <w:ind w:hanging="0" w:start="-540" w:end="-449"/>
+        <w:rPr>
+          <w:rFonts w:ascii="Times New Roman" w:hAnsi="Times New Roman"/>
+          <w:sz w:val="30"/>
+          <w:szCs w:val="30"/>
+        </w:rPr>
+      </w:pPr>
+      <w:r>
+        <w:rPr>
+          <w:rFonts w:ascii="Times New Roman" w:hAnsi="Times New Roman"/>
+          <w:sz w:val="30"/>
+          <w:szCs w:val="30"/>
+        </w:rPr>
+      </w:r>
+    </w:p>
+    <w:p>
+      <w:pPr>
+        <w:pStyle w:val="Normal"/>
+        <w:ind w:hanging="0" w:start="-540" w:end="-449"/>
+        <w:rPr>
+          <w:rFonts w:ascii="Times New Roman" w:hAnsi="Times New Roman"/>
+          <w:b/>
+          <w:bCs/>
+          <w:color w:val="3465A4"/>
+          <w:sz w:val="30"/>
+          <w:szCs w:val="30"/>
+        </w:rPr>
+      </w:pPr>
+      <w:r>
+        <w:rPr>
+          <w:rFonts w:ascii="Times New Roman" w:hAnsi="Times New Roman"/>
+          <w:b/>
+          <w:bCs/>
+          <w:color w:val="3465A4"/>
+          <w:sz w:val="30"/>
+          <w:szCs w:val="30"/>
+        </w:rPr>
+        <w:t>Uncontrolled component là gì và cách sử dụng?</w:t>
+      </w:r>
+    </w:p>
+    <w:p>
+      <w:pPr>
+        <w:pStyle w:val="Normal"/>
+        <w:ind w:hanging="0" w:start="-540" w:end="-449"/>
+        <w:rPr>
+          <w:rFonts w:ascii="Times New Roman" w:hAnsi="Times New Roman"/>
+          <w:sz w:val="30"/>
+          <w:szCs w:val="30"/>
+        </w:rPr>
+      </w:pPr>
+      <w:r>
+        <w:rPr>
+          <w:rFonts w:ascii="Times New Roman" w:hAnsi="Times New Roman"/>
+          <w:sz w:val="30"/>
+          <w:szCs w:val="30"/>
+        </w:rPr>
+        <w:t>[VN] Trong React, uncontrolled component là component mà giá trị của input được quản lý trực tiếp bởi DOM thay vì bởi state của React. Điều này có nghĩa là React không lưu giá trị input trong state, mà khi cần lấy dữ liệu thì ta truy cập trực tiếp từ DOM bằng ref. Cách sử dụng thường là tạo một ref bằng useRef, gắn ref đó vào input, và khi cần xử lý (ví dụ khi submit form) thì đọc giá trị từ ref.current.value. Cách này đơn giản hơn trong một số trường hợp, nhưng React sẽ ít kiểm soát dữ liệu hơn so với controlled component.</w:t>
+      </w:r>
+    </w:p>
+    <w:p>
+      <w:pPr>
+        <w:pStyle w:val="Normal"/>
+        <w:ind w:hanging="0" w:start="-540" w:end="-449"/>
+        <w:rPr>
+          <w:rFonts w:ascii="Times New Roman" w:hAnsi="Times New Roman"/>
+          <w:sz w:val="30"/>
+          <w:szCs w:val="30"/>
+        </w:rPr>
+      </w:pPr>
+      <w:r>
+        <w:rPr>
+          <w:rFonts w:ascii="Times New Roman" w:hAnsi="Times New Roman"/>
+          <w:sz w:val="30"/>
+          <w:szCs w:val="30"/>
+        </w:rPr>
+      </w:r>
+    </w:p>
+    <w:p>
+      <w:pPr>
+        <w:pStyle w:val="Normal"/>
+        <w:ind w:hanging="0" w:start="-540" w:end="-449"/>
+        <w:rPr>
+          <w:rFonts w:ascii="Times New Roman" w:hAnsi="Times New Roman"/>
+          <w:sz w:val="30"/>
+          <w:szCs w:val="30"/>
+        </w:rPr>
+      </w:pPr>
+      <w:r>
+        <w:rPr>
+          <w:rFonts w:ascii="Times New Roman" w:hAnsi="Times New Roman"/>
+          <w:sz w:val="30"/>
+          <w:szCs w:val="30"/>
+        </w:rPr>
+        <w:t>[EN] In React, an uncontrolled component is a component where the value of an input is managed directly by the DOM instead of React state. This means React does not store the input value in its state, and when the value is needed, it is accessed directly from the DOM using a ref. The common way to use it is to create a ref with useRef, attach it to the input element, and read the value from ref.current.value when needed, such as when submitting a form. This approach is simpler in some cases, but React has less control over the form data compared to controlled components.</w:t>
+      </w:r>
+    </w:p>
+    <w:p>
+      <w:pPr>
+        <w:pStyle w:val="Normal"/>
+        <w:ind w:hanging="0" w:start="-540" w:end="-449"/>
+        <w:rPr>
+          <w:rFonts w:ascii="Times New Roman" w:hAnsi="Times New Roman"/>
+          <w:sz w:val="30"/>
+          <w:szCs w:val="30"/>
+        </w:rPr>
+      </w:pPr>
+      <w:r>
+        <w:rPr>
+          <w:rFonts w:ascii="Times New Roman" w:hAnsi="Times New Roman"/>
+          <w:sz w:val="30"/>
+          <w:szCs w:val="30"/>
+        </w:rPr>
+      </w:r>
+    </w:p>
+    <w:p>
+      <w:pPr>
+        <w:pStyle w:val="Normal"/>
+        <w:ind w:hanging="0" w:start="-540" w:end="-449"/>
+        <w:rPr>
+          <w:rFonts w:ascii="Times New Roman" w:hAnsi="Times New Roman"/>
+          <w:b/>
+          <w:bCs/>
+          <w:color w:val="3465A4"/>
+          <w:sz w:val="30"/>
+          <w:szCs w:val="30"/>
+        </w:rPr>
+      </w:pPr>
+      <w:r>
+        <w:rPr>
+          <w:rFonts w:ascii="Times New Roman" w:hAnsi="Times New Roman"/>
+          <w:b/>
+          <w:bCs/>
+          <w:color w:val="3465A4"/>
+          <w:sz w:val="30"/>
+          <w:szCs w:val="30"/>
+        </w:rPr>
+        <w:t>Khi nào nên dùng controlled component, khi nào nên dùng uncontrolled?</w:t>
+      </w:r>
+    </w:p>
+    <w:p>
+      <w:pPr>
+        <w:pStyle w:val="Normal"/>
+        <w:ind w:hanging="0" w:start="-540" w:end="-449"/>
+        <w:rPr>
+          <w:rFonts w:ascii="Times New Roman" w:hAnsi="Times New Roman"/>
+          <w:sz w:val="30"/>
+          <w:szCs w:val="30"/>
+        </w:rPr>
+      </w:pPr>
+      <w:r>
+        <w:rPr>
+          <w:rFonts w:ascii="Times New Roman" w:hAnsi="Times New Roman"/>
+          <w:sz w:val="30"/>
+          <w:szCs w:val="30"/>
+        </w:rPr>
+        <w:t>[VN] Trong React, nên dùng controlled component khi cần React kiểm soát dữ liệu của form, ví dụ như khi cần validate dữ liệu, kiểm tra input theo thời gian thực, hoặc xử lý logic dựa trên giá trị người dùng nhập. Vì giá trị được lưu trong state nên React có thể dễ dàng quản lý và cập nhật giao diện. Ngược lại, uncontrolled component nên dùng khi form đơn giản và chỉ cần lấy dữ liệu khi submit, vì nó cho phép DOM tự quản lý giá trị input và chỉ lấy dữ liệu bằng ref khi cần. Cách này thường viết code nhanh và đơn giản hơn nhưng React sẽ ít kiểm soát dữ liệu hơn.</w:t>
+      </w:r>
+    </w:p>
+    <w:p>
+      <w:pPr>
+        <w:pStyle w:val="Normal"/>
+        <w:ind w:hanging="0" w:start="-540" w:end="-449"/>
+        <w:rPr>
+          <w:rFonts w:ascii="Times New Roman" w:hAnsi="Times New Roman"/>
+          <w:sz w:val="30"/>
+          <w:szCs w:val="30"/>
+        </w:rPr>
+      </w:pPr>
+      <w:r>
+        <w:rPr>
+          <w:rFonts w:ascii="Times New Roman" w:hAnsi="Times New Roman"/>
+          <w:sz w:val="30"/>
+          <w:szCs w:val="30"/>
+        </w:rPr>
+      </w:r>
+    </w:p>
+    <w:p>
+      <w:pPr>
+        <w:pStyle w:val="Normal"/>
+        <w:ind w:hanging="0" w:start="-540" w:end="-449"/>
+        <w:rPr>
+          <w:rFonts w:ascii="Times New Roman" w:hAnsi="Times New Roman"/>
+          <w:sz w:val="30"/>
+          <w:szCs w:val="30"/>
+        </w:rPr>
+      </w:pPr>
+      <w:r>
+        <w:rPr>
+          <w:rFonts w:ascii="Times New Roman" w:hAnsi="Times New Roman"/>
+          <w:sz w:val="30"/>
+          <w:szCs w:val="30"/>
+        </w:rPr>
+        <w:t>[EN] In React, controlled components should be used when React needs to control the form data, for example when you need validation, real-time input checking, or logic based on user input. Because the value is stored in React state, it is easier for React to manage and update the UI. On the other hand, uncontrolled components are useful for simple forms where you only need the data when submitting the form. In this case, the DOM manages the input value and the data is accessed using a ref when needed. This approach can make the code simpler, but React has less control over the data.</w:t>
+      </w:r>
+    </w:p>
+    <w:p>
+      <w:pPr>
+        <w:pStyle w:val="Normal"/>
+        <w:ind w:hanging="0" w:start="-540" w:end="-449"/>
+        <w:rPr>
+          <w:rFonts w:ascii="Times New Roman" w:hAnsi="Times New Roman"/>
+          <w:sz w:val="30"/>
+          <w:szCs w:val="30"/>
+        </w:rPr>
+      </w:pPr>
+      <w:r>
+        <w:rPr>
+          <w:rFonts w:ascii="Times New Roman" w:hAnsi="Times New Roman"/>
+          <w:sz w:val="30"/>
+          <w:szCs w:val="30"/>
+        </w:rPr>
+      </w:r>
+    </w:p>
+    <w:p>
+      <w:pPr>
+        <w:pStyle w:val="Normal"/>
+        <w:ind w:hanging="0" w:start="-540" w:end="-449"/>
+        <w:rPr>
+          <w:rFonts w:ascii="Times New Roman" w:hAnsi="Times New Roman"/>
+          <w:b/>
+          <w:bCs/>
+          <w:color w:val="3465A4"/>
+          <w:sz w:val="30"/>
+          <w:szCs w:val="30"/>
+        </w:rPr>
+      </w:pPr>
+      <w:r>
+        <w:rPr>
+          <w:rFonts w:ascii="Times New Roman" w:hAnsi="Times New Roman"/>
+          <w:b/>
+          <w:bCs/>
+          <w:color w:val="3465A4"/>
+          <w:sz w:val="30"/>
+          <w:szCs w:val="30"/>
+        </w:rPr>
+        <w:t>SyntheticEvent trong React là gì?</w:t>
+      </w:r>
+    </w:p>
+    <w:p>
+      <w:pPr>
+        <w:pStyle w:val="Normal"/>
+        <w:ind w:hanging="0" w:start="-540" w:end="-449"/>
+        <w:rPr>
+          <w:rFonts w:ascii="Times New Roman" w:hAnsi="Times New Roman"/>
+          <w:sz w:val="30"/>
+          <w:szCs w:val="30"/>
+        </w:rPr>
+      </w:pPr>
+      <w:r>
+        <w:rPr>
+          <w:rFonts w:ascii="Times New Roman" w:hAnsi="Times New Roman"/>
+          <w:sz w:val="30"/>
+          <w:szCs w:val="30"/>
+        </w:rPr>
+        <w:t>[VN] Trong React, SyntheticEvent là một đối tượng sự kiện được React tạo ra để xử lý các sự kiện như click, change hoặc submit theo cách giống nhau trên mọi trình duyệt. Thay vì dùng trực tiếp sự kiện gốc của trình duyệt (native DOM event), React bọc nó trong SyntheticEvent để cung cấp một API thống nhất và dễ sử dụng hơn. SyntheticEvent có các thuộc tính và phương thức giống với sự kiện thật, ví dụ preventDefault() hoặc stopPropagation(), giúp lập trình viên xử lý sự kiện một cách nhất quán và hiệu quả.</w:t>
+      </w:r>
+    </w:p>
+    <w:p>
+      <w:pPr>
+        <w:pStyle w:val="Normal"/>
+        <w:ind w:hanging="0" w:start="-540" w:end="-449"/>
+        <w:rPr>
+          <w:rFonts w:ascii="Times New Roman" w:hAnsi="Times New Roman"/>
+          <w:sz w:val="30"/>
+          <w:szCs w:val="30"/>
+        </w:rPr>
+      </w:pPr>
+      <w:r>
+        <w:rPr>
+          <w:rFonts w:ascii="Times New Roman" w:hAnsi="Times New Roman"/>
+          <w:sz w:val="30"/>
+          <w:szCs w:val="30"/>
+        </w:rPr>
+      </w:r>
+    </w:p>
+    <w:p>
+      <w:pPr>
+        <w:pStyle w:val="Normal"/>
+        <w:ind w:hanging="0" w:start="-540" w:end="-449"/>
+        <w:rPr>
+          <w:rFonts w:ascii="Times New Roman" w:hAnsi="Times New Roman"/>
+          <w:sz w:val="30"/>
+          <w:szCs w:val="30"/>
+        </w:rPr>
+      </w:pPr>
+      <w:r>
+        <w:rPr>
+          <w:rFonts w:ascii="Times New Roman" w:hAnsi="Times New Roman"/>
+          <w:sz w:val="30"/>
+          <w:szCs w:val="30"/>
+        </w:rPr>
+        <w:t>[EN] In React, SyntheticEvent is an event object created by React to handle events such as click, change, or submit in a consistent way across all browsers. Instead of using the browser’s native DOM event directly, React wraps it inside a SyntheticEvent to provide a unified and easier-to-use API. SyntheticEvent has properties and methods similar to the real event, such as preventDefault() or stopPropagation(), which help developers handle events in a consistent and efficient way.</w:t>
+      </w:r>
+    </w:p>
+    <w:p>
+      <w:pPr>
+        <w:pStyle w:val="Normal"/>
+        <w:ind w:hanging="0" w:start="-540" w:end="-449"/>
+        <w:rPr>
+          <w:rFonts w:ascii="Times New Roman" w:hAnsi="Times New Roman"/>
+          <w:sz w:val="30"/>
+          <w:szCs w:val="30"/>
+        </w:rPr>
+      </w:pPr>
+      <w:r>
+        <w:rPr>
+          <w:rFonts w:ascii="Times New Roman" w:hAnsi="Times New Roman"/>
+          <w:sz w:val="30"/>
+          <w:szCs w:val="30"/>
+        </w:rPr>
+      </w:r>
+    </w:p>
+    <w:p>
+      <w:pPr>
+        <w:pStyle w:val="Normal"/>
+        <w:ind w:hanging="0" w:start="-540" w:end="-449"/>
+        <w:rPr>
+          <w:rFonts w:ascii="Times New Roman" w:hAnsi="Times New Roman"/>
+          <w:b/>
+          <w:bCs/>
+          <w:color w:val="3465A4"/>
+          <w:sz w:val="30"/>
+          <w:szCs w:val="30"/>
+        </w:rPr>
+      </w:pPr>
+      <w:r>
+        <w:rPr>
+          <w:rFonts w:ascii="Times New Roman" w:hAnsi="Times New Roman"/>
+          <w:b/>
+          <w:bCs/>
+          <w:color w:val="3465A4"/>
+          <w:sz w:val="30"/>
+          <w:szCs w:val="30"/>
+        </w:rPr>
+        <w:t>SyntheticEvent khác native DOM event ở những điểm nào?</w:t>
+      </w:r>
+    </w:p>
+    <w:p>
+      <w:pPr>
+        <w:pStyle w:val="Normal"/>
+        <w:ind w:hanging="0" w:start="-540" w:end="-449"/>
+        <w:rPr>
+          <w:rFonts w:ascii="Times New Roman" w:hAnsi="Times New Roman"/>
+          <w:sz w:val="30"/>
+          <w:szCs w:val="30"/>
+        </w:rPr>
+      </w:pPr>
+      <w:r>
+        <w:rPr>
+          <w:rFonts w:ascii="Times New Roman" w:hAnsi="Times New Roman"/>
+          <w:sz w:val="30"/>
+          <w:szCs w:val="30"/>
+        </w:rPr>
+        <w:t>[VN] Trong React, SyntheticEvent khác native DOM event ở một vài điểm chính. SyntheticEvent là một lớp wrapper do React tạo ra để cung cấp API sự kiện giống nhau trên mọi trình duyệt, giúp code dễ viết và dễ bảo trì hơn. Ngoài ra, React quản lý các sự kiện này thông qua event delegation, nghĩa là React lắng nghe sự kiện ở cấp cao hơn thay vì gắn listener vào từng phần tử. Trước đây SyntheticEvent còn dùng cơ chế event pooling để tái sử dụng object nhằm tối ưu hiệu năng, trong khi native DOM event là sự kiện thật do trình duyệt tạo ra và hoạt động trực tiếp trên DOM.</w:t>
+      </w:r>
+    </w:p>
+    <w:p>
+      <w:pPr>
+        <w:pStyle w:val="Normal"/>
+        <w:ind w:hanging="0" w:start="-540" w:end="-449"/>
+        <w:rPr>
+          <w:rFonts w:ascii="Times New Roman" w:hAnsi="Times New Roman"/>
+          <w:sz w:val="30"/>
+          <w:szCs w:val="30"/>
+        </w:rPr>
+      </w:pPr>
+      <w:r>
+        <w:rPr>
+          <w:rFonts w:ascii="Times New Roman" w:hAnsi="Times New Roman"/>
+          <w:sz w:val="30"/>
+          <w:szCs w:val="30"/>
+        </w:rPr>
+      </w:r>
+    </w:p>
+    <w:p>
+      <w:pPr>
+        <w:pStyle w:val="Normal"/>
+        <w:ind w:hanging="0" w:start="-540" w:end="-449"/>
+        <w:rPr>
+          <w:rFonts w:ascii="Times New Roman" w:hAnsi="Times New Roman"/>
+          <w:sz w:val="30"/>
+          <w:szCs w:val="30"/>
+        </w:rPr>
+      </w:pPr>
+      <w:r>
+        <w:rPr>
+          <w:rFonts w:ascii="Times New Roman" w:hAnsi="Times New Roman"/>
+          <w:sz w:val="30"/>
+          <w:szCs w:val="30"/>
+        </w:rPr>
+        <w:t>[EN] In React, SyntheticEvent is different from a native DOM event in several ways. SyntheticEvent is a wrapper created by React to provide a consistent event API across different browsers, which makes the code easier to write and maintain. React also manages these events using event delegation, meaning it listens for events at a higher level instead of attaching listeners to every element. In the past, SyntheticEvent also used event pooling to reuse objects for better performance, while a native DOM event is the real event created directly by the browser and works directly with the DOM.</w:t>
+      </w:r>
+    </w:p>
+    <w:p>
+      <w:pPr>
+        <w:pStyle w:val="Normal"/>
+        <w:ind w:hanging="0" w:start="-540" w:end="-449"/>
+        <w:rPr>
+          <w:rFonts w:ascii="Times New Roman" w:hAnsi="Times New Roman"/>
+          <w:sz w:val="30"/>
+          <w:szCs w:val="30"/>
+        </w:rPr>
+      </w:pPr>
+      <w:r>
+        <w:rPr>
+          <w:rFonts w:ascii="Times New Roman" w:hAnsi="Times New Roman"/>
+          <w:sz w:val="30"/>
+          <w:szCs w:val="30"/>
+        </w:rPr>
+      </w:r>
+    </w:p>
+    <w:p>
+      <w:pPr>
+        <w:pStyle w:val="Normal"/>
+        <w:ind w:hanging="0" w:start="-540" w:end="-449"/>
+        <w:rPr>
+          <w:rFonts w:ascii="Times New Roman" w:hAnsi="Times New Roman"/>
+          <w:b/>
+          <w:bCs/>
+          <w:color w:val="3465A4"/>
+          <w:sz w:val="30"/>
+          <w:szCs w:val="30"/>
+        </w:rPr>
+      </w:pPr>
+      <w:r>
+        <w:rPr>
+          <w:rFonts w:ascii="Times New Roman" w:hAnsi="Times New Roman"/>
+          <w:b/>
+          <w:bCs/>
+          <w:color w:val="3465A4"/>
+          <w:sz w:val="30"/>
+          <w:szCs w:val="30"/>
+        </w:rPr>
+        <w:t>Tại sao React cần dùng SyntheticEvent thay vì event native?</w:t>
+      </w:r>
+    </w:p>
+    <w:p>
+      <w:pPr>
+        <w:pStyle w:val="Normal"/>
+        <w:ind w:hanging="0" w:start="-540" w:end="-449"/>
+        <w:rPr>
+          <w:rFonts w:ascii="Times New Roman" w:hAnsi="Times New Roman"/>
+          <w:sz w:val="30"/>
+          <w:szCs w:val="30"/>
+        </w:rPr>
+      </w:pPr>
+      <w:r>
+        <w:rPr>
+          <w:rFonts w:ascii="Times New Roman" w:hAnsi="Times New Roman"/>
+          <w:sz w:val="30"/>
+          <w:szCs w:val="30"/>
+        </w:rPr>
+        <w:t>[VN] Trong React, React sử dụng SyntheticEvent thay vì native event để đảm bảo cách xử lý sự kiện giống nhau trên mọi trình duyệt. Các trình duyệt có thể có sự khác biệt nhỏ trong cách hoạt động của event, nên React tạo ra SyntheticEvent như một lớp wrapper để cung cấp API thống nhất. Ngoài ra, React còn dùng cơ chế event delegation, nghĩa là React lắng nghe sự kiện ở cấp cao hơn thay vì gắn listener vào từng phần tử, giúp giảm số lượng event listener và cải thiện hiệu năng của ứng dụng.</w:t>
+      </w:r>
+    </w:p>
+    <w:p>
+      <w:pPr>
+        <w:pStyle w:val="Normal"/>
+        <w:ind w:hanging="0" w:start="-540" w:end="-449"/>
+        <w:rPr>
+          <w:rFonts w:ascii="Times New Roman" w:hAnsi="Times New Roman"/>
+          <w:sz w:val="30"/>
+          <w:szCs w:val="30"/>
+        </w:rPr>
+      </w:pPr>
+      <w:r>
+        <w:rPr>
+          <w:rFonts w:ascii="Times New Roman" w:hAnsi="Times New Roman"/>
+          <w:sz w:val="30"/>
+          <w:szCs w:val="30"/>
+        </w:rPr>
+      </w:r>
+    </w:p>
+    <w:p>
+      <w:pPr>
+        <w:pStyle w:val="Normal"/>
+        <w:ind w:hanging="0" w:start="-540" w:end="-449"/>
+        <w:rPr>
+          <w:rFonts w:ascii="Times New Roman" w:hAnsi="Times New Roman"/>
+          <w:sz w:val="30"/>
+          <w:szCs w:val="30"/>
+        </w:rPr>
+      </w:pPr>
+      <w:r>
+        <w:rPr>
+          <w:rFonts w:ascii="Times New Roman" w:hAnsi="Times New Roman"/>
+          <w:sz w:val="30"/>
+          <w:szCs w:val="30"/>
+        </w:rPr>
+        <w:t>[EN] In React, React uses SyntheticEvent instead of native events to ensure consistent event handling across all browsers. Different browsers can have small differences in how events work, so React creates SyntheticEvent as a wrapper to provide a unified API. In addition, React uses event delegation, meaning it listens for events at a higher level instead of attaching listeners to every element. This reduces the number of event listeners and helps improve application performance.</w:t>
+      </w:r>
+    </w:p>
+    <w:p>
+      <w:pPr>
+        <w:pStyle w:val="Normal"/>
+        <w:ind w:hanging="0" w:start="-540" w:end="-449"/>
+        <w:rPr>
+          <w:rFonts w:ascii="Times New Roman" w:hAnsi="Times New Roman"/>
+          <w:sz w:val="30"/>
+          <w:szCs w:val="30"/>
+        </w:rPr>
+      </w:pPr>
+      <w:r>
+        <w:rPr>
+          <w:rFonts w:ascii="Times New Roman" w:hAnsi="Times New Roman"/>
+          <w:sz w:val="30"/>
+          <w:szCs w:val="30"/>
+        </w:rPr>
+      </w:r>
+    </w:p>
+    <w:p>
+      <w:pPr>
+        <w:pStyle w:val="Normal"/>
+        <w:ind w:hanging="0" w:start="-540" w:end="-449"/>
+        <w:rPr>
+          <w:rFonts w:ascii="Times New Roman" w:hAnsi="Times New Roman"/>
+          <w:b/>
+          <w:bCs/>
+          <w:color w:val="3465A4"/>
+          <w:sz w:val="30"/>
+          <w:szCs w:val="30"/>
+        </w:rPr>
+      </w:pPr>
+      <w:r>
+        <w:rPr>
+          <w:rFonts w:ascii="Times New Roman" w:hAnsi="Times New Roman"/>
+          <w:b/>
+          <w:bCs/>
+          <w:color w:val="3465A4"/>
+          <w:sz w:val="30"/>
+          <w:szCs w:val="30"/>
+        </w:rPr>
+        <w:t>useEffect trong React hoạt động như thế nào?</w:t>
+      </w:r>
+    </w:p>
+    <w:p>
+      <w:pPr>
+        <w:pStyle w:val="Normal"/>
+        <w:ind w:hanging="0" w:start="-540" w:end="-449"/>
+        <w:rPr>
+          <w:rFonts w:ascii="Times New Roman" w:hAnsi="Times New Roman"/>
+          <w:sz w:val="30"/>
+          <w:szCs w:val="30"/>
+        </w:rPr>
+      </w:pPr>
+      <w:r>
+        <w:rPr>
+          <w:rFonts w:ascii="Times New Roman" w:hAnsi="Times New Roman"/>
+          <w:sz w:val="30"/>
+          <w:szCs w:val="30"/>
+        </w:rPr>
+        <w:t>[VN] Trong React, useEffect là một hook được dùng để thực hiện side effects trong function component, ví dụ như gọi API, cập nhật DOM, hoặc đăng ký event listener. useEffect sẽ chạy sau khi component được render. Nó nhận hai tham số: một function chứa logic cần thực hiện và một dependency array. Nếu dependency array rỗng ([]), effect chỉ chạy một lần khi component mount. Nếu có các giá trị trong mảng, effect sẽ chạy lại khi những giá trị đó thay đổi. useEffect cũng có thể trả về một function để cleanup khi component unmount hoặc trước khi effect chạy lại.</w:t>
+      </w:r>
+    </w:p>
+    <w:p>
+      <w:pPr>
+        <w:pStyle w:val="Normal"/>
+        <w:ind w:hanging="0" w:start="-540" w:end="-449"/>
+        <w:rPr>
+          <w:rFonts w:ascii="Times New Roman" w:hAnsi="Times New Roman"/>
+          <w:sz w:val="30"/>
+          <w:szCs w:val="30"/>
+        </w:rPr>
+      </w:pPr>
+      <w:r>
+        <w:rPr>
+          <w:rFonts w:ascii="Times New Roman" w:hAnsi="Times New Roman"/>
+          <w:sz w:val="30"/>
+          <w:szCs w:val="30"/>
+        </w:rPr>
+      </w:r>
+    </w:p>
+    <w:p>
+      <w:pPr>
+        <w:pStyle w:val="Normal"/>
+        <w:ind w:hanging="0" w:start="-540" w:end="-449"/>
+        <w:rPr>
+          <w:rFonts w:ascii="Times New Roman" w:hAnsi="Times New Roman"/>
+          <w:sz w:val="30"/>
+          <w:szCs w:val="30"/>
+        </w:rPr>
+      </w:pPr>
+      <w:r>
+        <w:rPr>
+          <w:rFonts w:ascii="Times New Roman" w:hAnsi="Times New Roman"/>
+          <w:sz w:val="30"/>
+          <w:szCs w:val="30"/>
+        </w:rPr>
+        <w:t>[EN] In React, useEffect is a hook used to perform side effects in function components, such as calling APIs, updating the DOM, or adding event listeners. useEffect runs after the component has been rendered. It takes two parameters: a function that contains the logic and a dependency array. If the dependency array is empty ([]), the effect runs only once when the component mounts. If the array contains values, the effect runs again whenever those values change. useEffect can also return a function used for cleanup when the component unmounts or before the effect runs again.</w:t>
+      </w:r>
+    </w:p>
+    <w:p>
+      <w:pPr>
+        <w:pStyle w:val="Normal"/>
+        <w:ind w:hanging="0" w:start="-540" w:end="-449"/>
+        <w:rPr>
+          <w:rFonts w:ascii="Times New Roman" w:hAnsi="Times New Roman"/>
+          <w:sz w:val="30"/>
+          <w:szCs w:val="30"/>
+        </w:rPr>
+      </w:pPr>
+      <w:r>
+        <w:rPr>
+          <w:rFonts w:ascii="Times New Roman" w:hAnsi="Times New Roman"/>
+          <w:sz w:val="30"/>
+          <w:szCs w:val="30"/>
+        </w:rPr>
+      </w:r>
+    </w:p>
+    <w:p>
+      <w:pPr>
+        <w:pStyle w:val="Normal"/>
+        <w:ind w:hanging="0" w:start="-540" w:end="-449"/>
+        <w:rPr>
+          <w:rFonts w:ascii="Times New Roman" w:hAnsi="Times New Roman"/>
+          <w:b/>
+          <w:bCs/>
+          <w:color w:val="3465A4"/>
+          <w:sz w:val="30"/>
+          <w:szCs w:val="30"/>
+        </w:rPr>
+      </w:pPr>
+      <w:r>
+        <w:rPr>
+          <w:rFonts w:ascii="Times New Roman" w:hAnsi="Times New Roman"/>
+          <w:b/>
+          <w:bCs/>
+          <w:color w:val="3465A4"/>
+          <w:sz w:val="30"/>
+          <w:szCs w:val="30"/>
+        </w:rPr>
+        <w:t>Dependency array trong useEffect có vai trò gì?</w:t>
+      </w:r>
+    </w:p>
+    <w:p>
+      <w:pPr>
+        <w:pStyle w:val="Normal"/>
+        <w:ind w:hanging="0" w:start="-540" w:end="-449"/>
+        <w:rPr>
+          <w:rFonts w:ascii="Times New Roman" w:hAnsi="Times New Roman"/>
+          <w:sz w:val="30"/>
+          <w:szCs w:val="30"/>
+        </w:rPr>
+      </w:pPr>
+      <w:r>
+        <w:rPr>
+          <w:rFonts w:ascii="Times New Roman" w:hAnsi="Times New Roman"/>
+          <w:sz w:val="30"/>
+          <w:szCs w:val="30"/>
+        </w:rPr>
+        <w:t>[VN] Trong React, dependency array trong useEffect dùng để xác định khi nào effect cần chạy lại. Đây là một mảng chứa các biến hoặc state mà effect phụ thuộc vào. Khi giá trị trong mảng này thay đổi sau mỗi lần render, React sẽ chạy lại useEffect. Nếu dependency array rỗng ([]), effect chỉ chạy một lần khi component được mount. Nếu không truyền dependency array, useEffect sẽ chạy sau mọi lần render. Vì vậy dependency array giúp React kiểm soát khi nào cần thực hiện side effect và tránh chạy lại không cần thiết.</w:t>
+      </w:r>
+    </w:p>
+    <w:p>
+      <w:pPr>
+        <w:pStyle w:val="Normal"/>
+        <w:ind w:hanging="0" w:start="-540" w:end="-449"/>
+        <w:rPr>
+          <w:rFonts w:ascii="Times New Roman" w:hAnsi="Times New Roman"/>
+          <w:sz w:val="30"/>
+          <w:szCs w:val="30"/>
+        </w:rPr>
+      </w:pPr>
+      <w:r>
+        <w:rPr>
+          <w:rFonts w:ascii="Times New Roman" w:hAnsi="Times New Roman"/>
+          <w:sz w:val="30"/>
+          <w:szCs w:val="30"/>
+        </w:rPr>
+      </w:r>
+    </w:p>
+    <w:p>
+      <w:pPr>
+        <w:pStyle w:val="Normal"/>
+        <w:ind w:hanging="0" w:start="-540" w:end="-449"/>
+        <w:rPr>
+          <w:rFonts w:ascii="Times New Roman" w:hAnsi="Times New Roman"/>
+          <w:sz w:val="30"/>
+          <w:szCs w:val="30"/>
+        </w:rPr>
+      </w:pPr>
+      <w:r>
+        <w:rPr>
+          <w:rFonts w:ascii="Times New Roman" w:hAnsi="Times New Roman"/>
+          <w:sz w:val="30"/>
+          <w:szCs w:val="30"/>
+        </w:rPr>
+        <w:t>[EN] In React, the dependency array in useEffect is used to determine when the effect should run again. It is an array that contains variables or state values that the effect depends on. When any value in this array changes after a render, React will run the useEffect again. If the dependency array is empty ([]), the effect runs only once when the component mounts. If no dependency array is provided, useEffect runs after every render. Therefore, the dependency array helps React control when side effects should run and avoids unnecessary executions.</w:t>
+      </w:r>
+    </w:p>
+    <w:p>
+      <w:pPr>
+        <w:pStyle w:val="Normal"/>
+        <w:ind w:hanging="0" w:start="-540" w:end="-449"/>
+        <w:rPr>
+          <w:rFonts w:ascii="Times New Roman" w:hAnsi="Times New Roman"/>
+          <w:sz w:val="30"/>
+          <w:szCs w:val="30"/>
+        </w:rPr>
+      </w:pPr>
+      <w:r>
+        <w:rPr>
+          <w:rFonts w:ascii="Times New Roman" w:hAnsi="Times New Roman"/>
+          <w:sz w:val="30"/>
+          <w:szCs w:val="30"/>
+        </w:rPr>
+      </w:r>
+    </w:p>
+    <w:p>
+      <w:pPr>
+        <w:pStyle w:val="Normal"/>
+        <w:ind w:hanging="0" w:start="-540" w:end="-449"/>
+        <w:rPr>
+          <w:rFonts w:ascii="Times New Roman" w:hAnsi="Times New Roman"/>
+          <w:b/>
+          <w:bCs/>
+          <w:color w:val="3465A4"/>
+          <w:sz w:val="30"/>
+          <w:szCs w:val="30"/>
+        </w:rPr>
+      </w:pPr>
+      <w:r>
+        <w:rPr>
+          <w:rFonts w:ascii="Times New Roman" w:hAnsi="Times New Roman"/>
+          <w:b/>
+          <w:bCs/>
+          <w:color w:val="3465A4"/>
+          <w:sz w:val="30"/>
+          <w:szCs w:val="30"/>
+        </w:rPr>
+        <w:t>Khi dependency array là [] thì useEffect chạy lúc nào?</w:t>
+      </w:r>
+    </w:p>
+    <w:p>
+      <w:pPr>
+        <w:pStyle w:val="Normal"/>
+        <w:ind w:hanging="0" w:start="-540" w:end="-449"/>
+        <w:rPr>
+          <w:rFonts w:ascii="Times New Roman" w:hAnsi="Times New Roman"/>
+          <w:sz w:val="30"/>
+          <w:szCs w:val="30"/>
+        </w:rPr>
+      </w:pPr>
+      <w:r>
+        <w:rPr>
+          <w:rFonts w:ascii="Times New Roman" w:hAnsi="Times New Roman"/>
+          <w:sz w:val="30"/>
+          <w:szCs w:val="30"/>
+        </w:rPr>
+        <w:t>[VN] Trong React, khi dependency array là [], useEffect sẽ chỉ chạy một lần sau khi component được render lần đầu (mount). Điều này có nghĩa là effect sẽ không chạy lại khi component re-render vì không có dependency nào thay đổi. Cách này thường được dùng cho các tác vụ chỉ cần thực hiện một lần, ví dụ như gọi API lần đầu, khởi tạo dữ liệu hoặc đăng ký event listener.</w:t>
+      </w:r>
+    </w:p>
+    <w:p>
+      <w:pPr>
+        <w:pStyle w:val="Normal"/>
+        <w:ind w:hanging="0" w:start="-540" w:end="-449"/>
+        <w:rPr>
+          <w:rFonts w:ascii="Times New Roman" w:hAnsi="Times New Roman"/>
+          <w:sz w:val="30"/>
+          <w:szCs w:val="30"/>
+        </w:rPr>
+      </w:pPr>
+      <w:r>
+        <w:rPr>
+          <w:rFonts w:ascii="Times New Roman" w:hAnsi="Times New Roman"/>
+          <w:sz w:val="30"/>
+          <w:szCs w:val="30"/>
+        </w:rPr>
+      </w:r>
+    </w:p>
+    <w:p>
+      <w:pPr>
+        <w:pStyle w:val="Normal"/>
+        <w:ind w:hanging="0" w:start="-540" w:end="-449"/>
+        <w:rPr>
+          <w:rFonts w:ascii="Times New Roman" w:hAnsi="Times New Roman"/>
+          <w:sz w:val="30"/>
+          <w:szCs w:val="30"/>
+        </w:rPr>
+      </w:pPr>
+      <w:r>
+        <w:rPr>
+          <w:rFonts w:ascii="Times New Roman" w:hAnsi="Times New Roman"/>
+          <w:sz w:val="30"/>
+          <w:szCs w:val="30"/>
+        </w:rPr>
+        <w:t>[EN] In React, when the dependency array is [], useEffect will run only once after the component is rendered for the first time (mount). This means the effect will not run again on re-renders because there are no dependencies to track. This pattern is commonly used for tasks that should run only once, such as calling an API when the page loads, initializing data, or adding an event listener.</w:t>
+      </w:r>
+    </w:p>
+    <w:p>
+      <w:pPr>
+        <w:pStyle w:val="Normal"/>
+        <w:ind w:hanging="0" w:start="-540" w:end="-449"/>
+        <w:rPr>
+          <w:rFonts w:ascii="Times New Roman" w:hAnsi="Times New Roman"/>
+          <w:sz w:val="30"/>
+          <w:szCs w:val="30"/>
+        </w:rPr>
+      </w:pPr>
+      <w:r>
+        <w:rPr>
+          <w:rFonts w:ascii="Times New Roman" w:hAnsi="Times New Roman"/>
+          <w:sz w:val="30"/>
+          <w:szCs w:val="30"/>
+        </w:rPr>
+      </w:r>
+    </w:p>
+    <w:p>
+      <w:pPr>
+        <w:pStyle w:val="Normal"/>
+        <w:ind w:hanging="0" w:start="-540" w:end="-449"/>
+        <w:rPr>
+          <w:rFonts w:ascii="Times New Roman" w:hAnsi="Times New Roman"/>
+          <w:b/>
+          <w:bCs/>
+          <w:color w:val="3465A4"/>
+          <w:sz w:val="30"/>
+          <w:szCs w:val="30"/>
+        </w:rPr>
+      </w:pPr>
+      <w:r>
+        <w:rPr>
+          <w:rFonts w:ascii="Times New Roman" w:hAnsi="Times New Roman"/>
+          <w:b/>
+          <w:bCs/>
+          <w:color w:val="3465A4"/>
+          <w:sz w:val="30"/>
+          <w:szCs w:val="30"/>
+        </w:rPr>
+        <w:t>Khi không truyền dependency array thì useEffect chạy ra sao?</w:t>
+      </w:r>
+    </w:p>
+    <w:p>
+      <w:pPr>
+        <w:pStyle w:val="Normal"/>
+        <w:ind w:hanging="0" w:start="-540" w:end="-449"/>
+        <w:rPr>
+          <w:rFonts w:ascii="Times New Roman" w:hAnsi="Times New Roman"/>
+          <w:sz w:val="30"/>
+          <w:szCs w:val="30"/>
+        </w:rPr>
+      </w:pPr>
+      <w:r>
+        <w:rPr>
+          <w:rFonts w:ascii="Times New Roman" w:hAnsi="Times New Roman"/>
+          <w:sz w:val="30"/>
+          <w:szCs w:val="30"/>
+        </w:rPr>
+        <w:t>[VN] Trong React, nếu không truyền dependency array cho useEffect, thì effect sẽ chạy sau mỗi lần component render. Điều này có nghĩa là mỗi khi state hoặc props thay đổi và component re-render, useEffect sẽ được thực thi lại. Cách này có thể hữu ích trong một số trường hợp, nhưng nếu không cẩn thận có thể gây chạy effect quá nhiều lần hoặc thậm chí tạo vòng lặp render nếu bên trong effect có cập nhật state.</w:t>
+      </w:r>
+    </w:p>
+    <w:p>
+      <w:pPr>
+        <w:pStyle w:val="Normal"/>
+        <w:ind w:hanging="0" w:start="-540" w:end="-449"/>
+        <w:rPr>
+          <w:rFonts w:ascii="Times New Roman" w:hAnsi="Times New Roman"/>
+          <w:sz w:val="30"/>
+          <w:szCs w:val="30"/>
+        </w:rPr>
+      </w:pPr>
+      <w:r>
+        <w:rPr>
+          <w:rFonts w:ascii="Times New Roman" w:hAnsi="Times New Roman"/>
+          <w:sz w:val="30"/>
+          <w:szCs w:val="30"/>
+        </w:rPr>
+      </w:r>
+    </w:p>
+    <w:p>
+      <w:pPr>
+        <w:pStyle w:val="Normal"/>
+        <w:ind w:hanging="0" w:start="-540" w:end="-449"/>
+        <w:rPr>
+          <w:rFonts w:ascii="Times New Roman" w:hAnsi="Times New Roman"/>
+          <w:sz w:val="30"/>
+          <w:szCs w:val="30"/>
+        </w:rPr>
+      </w:pPr>
+      <w:r>
+        <w:rPr>
+          <w:rFonts w:ascii="Times New Roman" w:hAnsi="Times New Roman"/>
+          <w:sz w:val="30"/>
+          <w:szCs w:val="30"/>
+        </w:rPr>
+        <w:t>[EN] In React, if you do not provide a dependency array to useEffect, the effect will run after every render of the component. This means whenever state or props change and the component re-renders, useEffect will run again. This can be useful in some cases, but if not used carefully it may cause the effect to run too many times or even create a render loop if the effect updates the state.</w:t>
+      </w:r>
+    </w:p>
+    <w:p>
+      <w:pPr>
+        <w:pStyle w:val="Normal"/>
+        <w:ind w:hanging="0" w:start="-540" w:end="-449"/>
+        <w:rPr>
+          <w:rFonts w:ascii="Times New Roman" w:hAnsi="Times New Roman"/>
+          <w:sz w:val="30"/>
+          <w:szCs w:val="30"/>
+        </w:rPr>
+      </w:pPr>
+      <w:r>
+        <w:rPr>
+          <w:rFonts w:ascii="Times New Roman" w:hAnsi="Times New Roman"/>
+          <w:sz w:val="30"/>
+          <w:szCs w:val="30"/>
+        </w:rPr>
+      </w:r>
+    </w:p>
+    <w:p>
+      <w:pPr>
+        <w:pStyle w:val="Normal"/>
+        <w:ind w:hanging="0" w:start="-540" w:end="-449"/>
+        <w:rPr>
+          <w:rFonts w:ascii="Times New Roman" w:hAnsi="Times New Roman"/>
+          <w:b/>
+          <w:bCs/>
+          <w:color w:val="3465A4"/>
+          <w:sz w:val="30"/>
+          <w:szCs w:val="30"/>
+        </w:rPr>
+      </w:pPr>
+      <w:r>
+        <w:rPr>
+          <w:rFonts w:ascii="Times New Roman" w:hAnsi="Times New Roman"/>
+          <w:b/>
+          <w:bCs/>
+          <w:color w:val="3465A4"/>
+          <w:sz w:val="30"/>
+          <w:szCs w:val="30"/>
+        </w:rPr>
+        <w:t>Cleanup function trong useEffect dùng để làm gì?</w:t>
+      </w:r>
+    </w:p>
+    <w:p>
+      <w:pPr>
+        <w:pStyle w:val="Normal"/>
+        <w:ind w:hanging="0" w:start="-540" w:end="-449"/>
+        <w:rPr>
+          <w:rFonts w:ascii="Times New Roman" w:hAnsi="Times New Roman"/>
+          <w:sz w:val="30"/>
+          <w:szCs w:val="30"/>
+        </w:rPr>
+      </w:pPr>
+      <w:r>
+        <w:rPr>
+          <w:rFonts w:ascii="Times New Roman" w:hAnsi="Times New Roman"/>
+          <w:sz w:val="30"/>
+          <w:szCs w:val="30"/>
+        </w:rPr>
+        <w:t>[VN] Trong React, cleanup function trong useEffect được dùng để dọn dẹp hoặc hủy các tác vụ đã tạo trước đó nhằm tránh lỗi hoặc rò rỉ bộ nhớ. Cleanup function được trả về từ useEffect và sẽ chạy khi component unmount hoặc trước khi effect chạy lại khi dependency thay đổi. Ví dụ phổ biến là hủy event listener, clear interval/timer, hoặc hủy subscription. Nhờ vậy ứng dụng hoạt động ổn định và không giữ lại các tài nguyên không cần thiết.</w:t>
+      </w:r>
+    </w:p>
+    <w:p>
+      <w:pPr>
+        <w:pStyle w:val="Normal"/>
+        <w:ind w:hanging="0" w:start="-540" w:end="-449"/>
+        <w:rPr>
+          <w:rFonts w:ascii="Times New Roman" w:hAnsi="Times New Roman"/>
+          <w:sz w:val="30"/>
+          <w:szCs w:val="30"/>
+        </w:rPr>
+      </w:pPr>
+      <w:r>
+        <w:rPr>
+          <w:rFonts w:ascii="Times New Roman" w:hAnsi="Times New Roman"/>
+          <w:sz w:val="30"/>
+          <w:szCs w:val="30"/>
+        </w:rPr>
+      </w:r>
+    </w:p>
+    <w:p>
+      <w:pPr>
+        <w:pStyle w:val="Normal"/>
+        <w:ind w:hanging="0" w:start="-540" w:end="-449"/>
+        <w:rPr>
+          <w:rFonts w:ascii="Times New Roman" w:hAnsi="Times New Roman"/>
+          <w:sz w:val="30"/>
+          <w:szCs w:val="30"/>
+        </w:rPr>
+      </w:pPr>
+      <w:r>
+        <w:rPr>
+          <w:rFonts w:ascii="Times New Roman" w:hAnsi="Times New Roman"/>
+          <w:sz w:val="30"/>
+          <w:szCs w:val="30"/>
+        </w:rPr>
+        <w:t>[EN] In React, the cleanup function in useEffect is used to clean up or cancel previously created side effects to avoid errors or memory leaks. The cleanup function is returned from useEffect, and it runs when the component unmounts or before the effect runs again when dependencies change. Common examples include removing event listeners, clearing intervals or timers, or canceling subscriptions. This helps keep the application stable and prevents unnecessary resource usage.</w:t>
+      </w:r>
+    </w:p>
+    <w:p>
+      <w:pPr>
+        <w:pStyle w:val="Normal"/>
+        <w:ind w:hanging="0" w:start="-540" w:end="-449"/>
+        <w:rPr>
+          <w:rFonts w:ascii="Times New Roman" w:hAnsi="Times New Roman"/>
+          <w:sz w:val="30"/>
+          <w:szCs w:val="30"/>
+        </w:rPr>
+      </w:pPr>
+      <w:r>
+        <w:rPr>
+          <w:rFonts w:ascii="Times New Roman" w:hAnsi="Times New Roman"/>
+          <w:sz w:val="30"/>
+          <w:szCs w:val="30"/>
+        </w:rPr>
+      </w:r>
+    </w:p>
+    <w:p>
+      <w:pPr>
+        <w:pStyle w:val="Normal"/>
+        <w:ind w:hanging="0" w:start="-540" w:end="-449"/>
+        <w:rPr>
+          <w:rFonts w:ascii="Times New Roman" w:hAnsi="Times New Roman"/>
+          <w:b/>
+          <w:bCs/>
+          <w:color w:val="3465A4"/>
+          <w:sz w:val="30"/>
+          <w:szCs w:val="30"/>
+        </w:rPr>
+      </w:pPr>
+      <w:r>
+        <w:rPr>
+          <w:rFonts w:ascii="Times New Roman" w:hAnsi="Times New Roman"/>
+          <w:b/>
+          <w:bCs/>
+          <w:color w:val="3465A4"/>
+          <w:sz w:val="30"/>
+          <w:szCs w:val="30"/>
+        </w:rPr>
+        <w:t>Cho ví dụ thực tế về cleanup trong useEffect (subscription, timer…).</w:t>
+      </w:r>
+    </w:p>
+    <w:p>
+      <w:pPr>
+        <w:pStyle w:val="Normal"/>
+        <w:ind w:hanging="0" w:start="-540" w:end="-449"/>
+        <w:rPr>
+          <w:rFonts w:ascii="Times New Roman" w:hAnsi="Times New Roman"/>
+          <w:sz w:val="30"/>
+          <w:szCs w:val="30"/>
+        </w:rPr>
+      </w:pPr>
+      <w:r>
+        <w:rPr>
+          <w:rFonts w:ascii="Times New Roman" w:hAnsi="Times New Roman"/>
+          <w:sz w:val="30"/>
+          <w:szCs w:val="30"/>
+        </w:rPr>
+        <w:t>[VN] Trong React, một ví dụ thực tế về cleanup trong useEffect là khi sử dụng timer hoặc subscription. Ví dụ, nếu component tạo một setInterval để cập nhật dữ liệu mỗi vài giây, thì khi component bị unmount hoặc effect chạy lại, ta cần dùng cleanup function để gọi clearInterval. Nếu không làm vậy, timer vẫn tiếp tục chạy dù component đã bị xóa, có thể gây lỗi hoặc rò rỉ bộ nhớ. Vì vậy cleanup giúp dọn dẹp các tài nguyên không còn cần thiết.</w:t>
+      </w:r>
+    </w:p>
+    <w:p>
+      <w:pPr>
+        <w:pStyle w:val="Normal"/>
+        <w:ind w:hanging="0" w:start="-540" w:end="-449"/>
+        <w:rPr>
+          <w:rFonts w:ascii="Times New Roman" w:hAnsi="Times New Roman"/>
+          <w:sz w:val="30"/>
+          <w:szCs w:val="30"/>
+        </w:rPr>
+      </w:pPr>
+      <w:r>
+        <w:rPr>
+          <w:rFonts w:ascii="Times New Roman" w:hAnsi="Times New Roman"/>
+          <w:sz w:val="30"/>
+          <w:szCs w:val="30"/>
+        </w:rPr>
+      </w:r>
+    </w:p>
+    <w:p>
+      <w:pPr>
+        <w:pStyle w:val="Normal"/>
+        <w:ind w:hanging="0" w:start="-540" w:end="-449"/>
+        <w:rPr>
+          <w:rFonts w:ascii="Times New Roman" w:hAnsi="Times New Roman"/>
+          <w:sz w:val="30"/>
+          <w:szCs w:val="30"/>
+        </w:rPr>
+      </w:pPr>
+      <w:r>
+        <w:rPr>
+          <w:rFonts w:ascii="Times New Roman" w:hAnsi="Times New Roman"/>
+          <w:sz w:val="30"/>
+          <w:szCs w:val="30"/>
+        </w:rPr>
+        <w:t>[EN] In React, a common real example of cleanup in useEffect is when using a timer or subscription. For example, if a component creates a setInterval to update data every few seconds, when the component unmounts or the effect runs again, we should use a cleanup function to call clearInterval. If we do not do this, the timer will continue running even after the component is removed, which may cause errors or memory leaks. Therefore, cleanup helps remove resources that are no longer needed.</w:t>
+      </w:r>
+    </w:p>
+    <w:p>
+      <w:pPr>
+        <w:pStyle w:val="Normal"/>
+        <w:ind w:hanging="0" w:start="-540" w:end="-449"/>
+        <w:rPr>
+          <w:rFonts w:ascii="Times New Roman" w:hAnsi="Times New Roman"/>
+          <w:sz w:val="30"/>
+          <w:szCs w:val="30"/>
+        </w:rPr>
+      </w:pPr>
+      <w:r>
+        <w:rPr>
+          <w:rFonts w:ascii="Times New Roman" w:hAnsi="Times New Roman"/>
+          <w:sz w:val="30"/>
+          <w:szCs w:val="30"/>
+        </w:rPr>
+      </w:r>
+    </w:p>
+    <w:p>
+      <w:pPr>
+        <w:pStyle w:val="Normal"/>
+        <w:ind w:hanging="0" w:start="-540" w:end="-449"/>
+        <w:rPr>
+          <w:rFonts w:ascii="Times New Roman" w:hAnsi="Times New Roman"/>
+          <w:b/>
+          <w:bCs/>
+          <w:color w:val="3465A4"/>
+          <w:sz w:val="30"/>
+          <w:szCs w:val="30"/>
+        </w:rPr>
+      </w:pPr>
+      <w:r>
+        <w:rPr>
+          <w:rFonts w:ascii="Times New Roman" w:hAnsi="Times New Roman"/>
+          <w:b/>
+          <w:bCs/>
+          <w:color w:val="3465A4"/>
+          <w:sz w:val="30"/>
+          <w:szCs w:val="30"/>
+        </w:rPr>
+        <w:t>Tại sao cleanup chạy trước khi component unmount và trước khi effect chạy lại?</w:t>
+      </w:r>
+    </w:p>
+    <w:p>
+      <w:pPr>
+        <w:pStyle w:val="Normal"/>
+        <w:ind w:hanging="0" w:start="-540" w:end="-449"/>
+        <w:rPr>
+          <w:rFonts w:ascii="Times New Roman" w:hAnsi="Times New Roman"/>
+          <w:sz w:val="30"/>
+          <w:szCs w:val="30"/>
+        </w:rPr>
+      </w:pPr>
+      <w:r>
+        <w:rPr>
+          <w:rFonts w:ascii="Times New Roman" w:hAnsi="Times New Roman"/>
+          <w:sz w:val="30"/>
+          <w:szCs w:val="30"/>
+        </w:rPr>
+        <w:t>[VN] Trong React, cleanup function chạy trước khi component unmount và trước khi useEffect chạy lại để dọn dẹp các side effect cũ trước khi tạo side effect mới. Điều này giúp tránh việc nhiều effect cùng tồn tại và gây lỗi, ví dụ như nhiều event listener, nhiều timer hoặc nhiều subscription hoạt động cùng lúc. Khi component unmount, cleanup giúp giải phóng tài nguyên và tránh rò rỉ bộ nhớ. Khi dependency thay đổi và effect chạy lại, cleanup đảm bảo effect cũ được hủy trước khi effect mới được tạo.</w:t>
+      </w:r>
+    </w:p>
+    <w:p>
+      <w:pPr>
+        <w:pStyle w:val="Normal"/>
+        <w:ind w:hanging="0" w:start="-540" w:end="-449"/>
+        <w:rPr>
+          <w:rFonts w:ascii="Times New Roman" w:hAnsi="Times New Roman"/>
+          <w:sz w:val="30"/>
+          <w:szCs w:val="30"/>
+        </w:rPr>
+      </w:pPr>
+      <w:r>
+        <w:rPr>
+          <w:rFonts w:ascii="Times New Roman" w:hAnsi="Times New Roman"/>
+          <w:sz w:val="30"/>
+          <w:szCs w:val="30"/>
+        </w:rPr>
+      </w:r>
+    </w:p>
+    <w:p>
+      <w:pPr>
+        <w:pStyle w:val="Normal"/>
+        <w:ind w:hanging="0" w:start="-540" w:end="-449"/>
+        <w:rPr>
+          <w:rFonts w:ascii="Times New Roman" w:hAnsi="Times New Roman"/>
+          <w:sz w:val="30"/>
+          <w:szCs w:val="30"/>
+        </w:rPr>
+      </w:pPr>
+      <w:r>
+        <w:rPr>
+          <w:rFonts w:ascii="Times New Roman" w:hAnsi="Times New Roman"/>
+          <w:sz w:val="30"/>
+          <w:szCs w:val="30"/>
+        </w:rPr>
+        <w:t>[EN] In React, the cleanup function runs before a component unmounts and before useEffect runs again to remove old side effects before creating new ones. This helps prevent multiple effects from existing at the same time, such as multiple event listeners, timers, or subscriptions running together. When the component unmounts, cleanup releases resources and prevents memory leaks. When dependencies change and the effect runs again, cleanup ensures the previous effect is removed before the new one is created.</w:t>
+      </w:r>
+    </w:p>
+    <w:p>
+      <w:pPr>
+        <w:pStyle w:val="Normal"/>
+        <w:ind w:hanging="0" w:start="-540" w:end="-449"/>
+        <w:rPr>
+          <w:rFonts w:ascii="Times New Roman" w:hAnsi="Times New Roman"/>
+          <w:sz w:val="30"/>
+          <w:szCs w:val="30"/>
+        </w:rPr>
+      </w:pPr>
+      <w:r>
+        <w:rPr>
+          <w:rFonts w:ascii="Times New Roman" w:hAnsi="Times New Roman"/>
+          <w:sz w:val="30"/>
+          <w:szCs w:val="30"/>
+        </w:rPr>
+      </w:r>
+    </w:p>
+    <w:p>
+      <w:pPr>
+        <w:pStyle w:val="Normal"/>
+        <w:ind w:hanging="0" w:start="-540" w:end="-449"/>
+        <w:rPr>
+          <w:rFonts w:ascii="Times New Roman" w:hAnsi="Times New Roman"/>
+          <w:b/>
+          <w:bCs/>
+          <w:color w:val="3465A4"/>
+          <w:sz w:val="30"/>
+          <w:szCs w:val="30"/>
+        </w:rPr>
+      </w:pPr>
+      <w:r>
+        <w:rPr>
+          <w:rFonts w:ascii="Times New Roman" w:hAnsi="Times New Roman"/>
+          <w:b/>
+          <w:bCs/>
+          <w:color w:val="3465A4"/>
+          <w:sz w:val="30"/>
+          <w:szCs w:val="30"/>
+        </w:rPr>
+        <w:t>useMemo dùng để làm gì?</w:t>
+      </w:r>
+    </w:p>
+    <w:p>
+      <w:pPr>
+        <w:pStyle w:val="Normal"/>
+        <w:ind w:hanging="0" w:start="-540" w:end="-449"/>
+        <w:rPr>
+          <w:rFonts w:ascii="Times New Roman" w:hAnsi="Times New Roman"/>
+          <w:sz w:val="30"/>
+          <w:szCs w:val="30"/>
+        </w:rPr>
+      </w:pPr>
+      <w:r>
+        <w:rPr>
+          <w:rFonts w:ascii="Times New Roman" w:hAnsi="Times New Roman"/>
+          <w:sz w:val="30"/>
+          <w:szCs w:val="30"/>
+        </w:rPr>
+        <w:t>[VN] Trong React, useMemo là một hook dùng để ghi nhớ (memoize) kết quả của một phép tính để tránh phải tính toán lại không cần thiết mỗi lần component render. Khi component render lại, React sẽ chỉ tính lại giá trị bên trong useMemo nếu dependency trong mảng dependency thay đổi. Nếu không thay đổi, React sẽ dùng lại kết quả đã được lưu trước đó. Điều này giúp tối ưu hiệu năng, đặc biệt khi có các phép tính phức tạp hoặc tốn nhiều tài nguyên.</w:t>
+      </w:r>
+    </w:p>
+    <w:p>
+      <w:pPr>
+        <w:pStyle w:val="Normal"/>
+        <w:ind w:hanging="0" w:start="-540" w:end="-449"/>
+        <w:rPr>
+          <w:rFonts w:ascii="Times New Roman" w:hAnsi="Times New Roman"/>
+          <w:sz w:val="30"/>
+          <w:szCs w:val="30"/>
+        </w:rPr>
+      </w:pPr>
+      <w:r>
+        <w:rPr>
+          <w:rFonts w:ascii="Times New Roman" w:hAnsi="Times New Roman"/>
+          <w:sz w:val="30"/>
+          <w:szCs w:val="30"/>
+        </w:rPr>
+      </w:r>
+    </w:p>
+    <w:p>
+      <w:pPr>
+        <w:pStyle w:val="Normal"/>
+        <w:ind w:hanging="0" w:start="-540" w:end="-449"/>
+        <w:rPr>
+          <w:rFonts w:ascii="Times New Roman" w:hAnsi="Times New Roman"/>
+          <w:sz w:val="30"/>
+          <w:szCs w:val="30"/>
+        </w:rPr>
+      </w:pPr>
+      <w:r>
+        <w:rPr>
+          <w:rFonts w:ascii="Times New Roman" w:hAnsi="Times New Roman"/>
+          <w:sz w:val="30"/>
+          <w:szCs w:val="30"/>
+        </w:rPr>
+        <w:t>[EN] In React, useMemo is a hook used to memoize (remember) the result of a calculation so that it does not need to be recalculated on every component render. When the component re-renders, React will only recompute the value inside useMemo if the dependencies in the dependency array change. If they do not change, React will reuse the previously stored result. This helps improve performance, especially when the calculation is complex or expensive.</w:t>
+      </w:r>
+    </w:p>
+    <w:p>
+      <w:pPr>
+        <w:pStyle w:val="Normal"/>
+        <w:ind w:hanging="0" w:start="-540" w:end="-449"/>
+        <w:rPr>
+          <w:rFonts w:ascii="Times New Roman" w:hAnsi="Times New Roman"/>
+          <w:sz w:val="30"/>
+          <w:szCs w:val="30"/>
+        </w:rPr>
+      </w:pPr>
+      <w:r>
+        <w:rPr>
+          <w:rFonts w:ascii="Times New Roman" w:hAnsi="Times New Roman"/>
+          <w:sz w:val="30"/>
+          <w:szCs w:val="30"/>
+        </w:rPr>
+      </w:r>
+    </w:p>
+    <w:p>
+      <w:pPr>
+        <w:pStyle w:val="Normal"/>
+        <w:ind w:hanging="0" w:start="-540" w:end="-449"/>
+        <w:rPr>
+          <w:rFonts w:ascii="Times New Roman" w:hAnsi="Times New Roman"/>
+          <w:b/>
+          <w:bCs/>
+          <w:color w:val="3465A4"/>
+          <w:sz w:val="30"/>
+          <w:szCs w:val="30"/>
+        </w:rPr>
+      </w:pPr>
+      <w:r>
+        <w:rPr>
+          <w:rFonts w:ascii="Times New Roman" w:hAnsi="Times New Roman"/>
+          <w:b/>
+          <w:bCs/>
+          <w:color w:val="3465A4"/>
+          <w:sz w:val="30"/>
+          <w:szCs w:val="30"/>
+        </w:rPr>
+        <w:t>useCallback dùng để làm gì?</w:t>
+      </w:r>
+    </w:p>
+    <w:p>
+      <w:pPr>
+        <w:pStyle w:val="Normal"/>
+        <w:ind w:hanging="0" w:start="-540" w:end="-449"/>
+        <w:rPr>
+          <w:rFonts w:ascii="Times New Roman" w:hAnsi="Times New Roman"/>
+          <w:sz w:val="30"/>
+          <w:szCs w:val="30"/>
+        </w:rPr>
+      </w:pPr>
+      <w:r>
+        <w:rPr>
+          <w:rFonts w:ascii="Times New Roman" w:hAnsi="Times New Roman"/>
+          <w:sz w:val="30"/>
+          <w:szCs w:val="30"/>
+        </w:rPr>
+        <w:t>[VN] Trong React, useCallback là một hook dùng để ghi nhớ (memoize) một function để React không tạo lại function đó mỗi lần component render. Khi component render lại, React chỉ tạo function mới nếu giá trị trong dependency array thay đổi. Nếu dependency không thay đổi, React sẽ dùng lại function cũ. Điều này giúp tránh re-render không cần thiết, đặc biệt khi truyền function xuống các component con.</w:t>
+      </w:r>
+    </w:p>
+    <w:p>
+      <w:pPr>
+        <w:pStyle w:val="Normal"/>
+        <w:ind w:hanging="0" w:start="-540" w:end="-449"/>
+        <w:rPr>
+          <w:rFonts w:ascii="Times New Roman" w:hAnsi="Times New Roman"/>
+          <w:sz w:val="30"/>
+          <w:szCs w:val="30"/>
+        </w:rPr>
+      </w:pPr>
+      <w:r>
+        <w:rPr>
+          <w:rFonts w:ascii="Times New Roman" w:hAnsi="Times New Roman"/>
+          <w:sz w:val="30"/>
+          <w:szCs w:val="30"/>
+        </w:rPr>
+      </w:r>
+    </w:p>
+    <w:p>
+      <w:pPr>
+        <w:pStyle w:val="Normal"/>
+        <w:ind w:hanging="0" w:start="-540" w:end="-449"/>
+        <w:rPr>
+          <w:rFonts w:ascii="Times New Roman" w:hAnsi="Times New Roman"/>
+          <w:sz w:val="30"/>
+          <w:szCs w:val="30"/>
+        </w:rPr>
+      </w:pPr>
+      <w:r>
+        <w:rPr>
+          <w:rFonts w:ascii="Times New Roman" w:hAnsi="Times New Roman"/>
+          <w:sz w:val="30"/>
+          <w:szCs w:val="30"/>
+        </w:rPr>
+        <w:t>[EN] In React, useCallback is a hook used to memoize a function so that React does not recreate the function on every component render. When the component re-renders, React will only create a new function if the values in the dependency array change. If the dependencies stay the same, React reuses the previous function. This helps avoid unnecessary re-renders, especially when passing functions to child components.</w:t>
+      </w:r>
+    </w:p>
+    <w:p>
+      <w:pPr>
+        <w:pStyle w:val="Normal"/>
+        <w:ind w:hanging="0" w:start="-540" w:end="-449"/>
+        <w:rPr>
+          <w:rFonts w:ascii="Times New Roman" w:hAnsi="Times New Roman"/>
+          <w:sz w:val="30"/>
+          <w:szCs w:val="30"/>
+        </w:rPr>
+      </w:pPr>
+      <w:r>
+        <w:rPr>
+          <w:rFonts w:ascii="Times New Roman" w:hAnsi="Times New Roman"/>
+          <w:sz w:val="30"/>
+          <w:szCs w:val="30"/>
+        </w:rPr>
+      </w:r>
+    </w:p>
+    <w:p>
+      <w:pPr>
+        <w:pStyle w:val="Normal"/>
+        <w:ind w:hanging="0" w:start="-540" w:end="-449"/>
+        <w:rPr>
+          <w:rFonts w:ascii="Times New Roman" w:hAnsi="Times New Roman"/>
+          <w:b/>
+          <w:bCs/>
+          <w:color w:val="3465A4"/>
+          <w:sz w:val="30"/>
+          <w:szCs w:val="30"/>
+        </w:rPr>
+      </w:pPr>
+      <w:r>
+        <w:rPr>
+          <w:rFonts w:ascii="Times New Roman" w:hAnsi="Times New Roman"/>
+          <w:b/>
+          <w:bCs/>
+          <w:color w:val="3465A4"/>
+          <w:sz w:val="30"/>
+          <w:szCs w:val="30"/>
+        </w:rPr>
+        <w:t>Điểm khác biệt chính giữa useMemo và useCallback?</w:t>
+      </w:r>
+    </w:p>
+    <w:p>
+      <w:pPr>
+        <w:pStyle w:val="Normal"/>
+        <w:ind w:hanging="0" w:start="-540" w:end="-449"/>
+        <w:rPr>
+          <w:rFonts w:ascii="Times New Roman" w:hAnsi="Times New Roman"/>
+          <w:sz w:val="30"/>
+          <w:szCs w:val="30"/>
+        </w:rPr>
+      </w:pPr>
+      <w:r>
+        <w:rPr>
+          <w:rFonts w:ascii="Times New Roman" w:hAnsi="Times New Roman"/>
+          <w:sz w:val="30"/>
+          <w:szCs w:val="30"/>
+        </w:rPr>
+        <w:t>[VN] Trong React, điểm khác biệt chính giữa useMemo và useCallback là giá trị mà chúng ghi nhớ. useMemo dùng để ghi nhớ kết quả của một phép tính hoặc một giá trị, giúp tránh phải tính lại khi component render nếu dependency không thay đổi. Trong khi đó, useCallback dùng để ghi nhớ một function, giúp React không tạo lại function đó mỗi lần render. Nói đơn giản, useMemo trả về một giá trị, còn useCallback trả về một function.</w:t>
+      </w:r>
+    </w:p>
+    <w:p>
+      <w:pPr>
+        <w:pStyle w:val="Normal"/>
+        <w:ind w:hanging="0" w:start="-540" w:end="-449"/>
+        <w:rPr>
+          <w:rFonts w:ascii="Times New Roman" w:hAnsi="Times New Roman"/>
+          <w:sz w:val="30"/>
+          <w:szCs w:val="30"/>
+        </w:rPr>
+      </w:pPr>
+      <w:r>
+        <w:rPr>
+          <w:rFonts w:ascii="Times New Roman" w:hAnsi="Times New Roman"/>
+          <w:sz w:val="30"/>
+          <w:szCs w:val="30"/>
+        </w:rPr>
+      </w:r>
+    </w:p>
+    <w:p>
+      <w:pPr>
+        <w:pStyle w:val="Normal"/>
+        <w:ind w:hanging="0" w:start="-540" w:end="-449"/>
+        <w:rPr>
+          <w:rFonts w:ascii="Times New Roman" w:hAnsi="Times New Roman"/>
+          <w:sz w:val="30"/>
+          <w:szCs w:val="30"/>
+        </w:rPr>
+      </w:pPr>
+      <w:r>
+        <w:rPr>
+          <w:rFonts w:ascii="Times New Roman" w:hAnsi="Times New Roman"/>
+          <w:sz w:val="30"/>
+          <w:szCs w:val="30"/>
+        </w:rPr>
+        <w:t>[EN] In React, the main difference between useMemo and useCallback is what they memoize. useMemo is used to memoize the result of a calculation or a value, so React does not need to recompute it if the dependencies do not change. On the other hand, useCallback is used to memoize a function, so React does not recreate that function on every render. In simple terms, useMemo returns a value, while useCallback returns a function.</w:t>
+      </w:r>
+    </w:p>
+    <w:p>
+      <w:pPr>
+        <w:pStyle w:val="Normal"/>
+        <w:ind w:hanging="0" w:start="-540" w:end="-449"/>
+        <w:rPr>
+          <w:rFonts w:ascii="Times New Roman" w:hAnsi="Times New Roman"/>
+          <w:sz w:val="30"/>
+          <w:szCs w:val="30"/>
+        </w:rPr>
+      </w:pPr>
+      <w:r>
+        <w:rPr>
+          <w:rFonts w:ascii="Times New Roman" w:hAnsi="Times New Roman"/>
+          <w:sz w:val="30"/>
+          <w:szCs w:val="30"/>
+        </w:rPr>
+      </w:r>
+    </w:p>
+    <w:p>
+      <w:pPr>
+        <w:pStyle w:val="Normal"/>
+        <w:ind w:hanging="0" w:start="-540" w:end="-449"/>
+        <w:rPr>
+          <w:rFonts w:ascii="Times New Roman" w:hAnsi="Times New Roman"/>
+          <w:b/>
+          <w:bCs/>
+          <w:color w:val="3465A4"/>
+          <w:sz w:val="30"/>
+          <w:szCs w:val="30"/>
+        </w:rPr>
+      </w:pPr>
+      <w:r>
+        <w:rPr>
+          <w:rFonts w:ascii="Times New Roman" w:hAnsi="Times New Roman"/>
+          <w:b/>
+          <w:bCs/>
+          <w:color w:val="3465A4"/>
+          <w:sz w:val="30"/>
+          <w:szCs w:val="30"/>
+        </w:rPr>
+        <w:t>Khi nào KHÔNG nên dùng useMemo hoặc useCallback?</w:t>
+      </w:r>
+    </w:p>
+    <w:p>
+      <w:pPr>
+        <w:pStyle w:val="Normal"/>
+        <w:ind w:hanging="0" w:start="-540" w:end="-449"/>
+        <w:rPr>
+          <w:rFonts w:ascii="Times New Roman" w:hAnsi="Times New Roman"/>
+          <w:sz w:val="30"/>
+          <w:szCs w:val="30"/>
+        </w:rPr>
+      </w:pPr>
+      <w:r>
+        <w:rPr>
+          <w:rFonts w:ascii="Times New Roman" w:hAnsi="Times New Roman"/>
+          <w:sz w:val="30"/>
+          <w:szCs w:val="30"/>
+        </w:rPr>
+        <w:t>[VN] Trong React, không nên dùng useMemo hoặc useCallback khi phép tính hoặc function rất đơn giản và không tốn nhiều tài nguyên. Việc sử dụng các hook này cũng có chi phí vì React phải lưu và so sánh dependency, nên nếu dùng quá nhiều có thể làm code phức tạp hơn mà không cải thiện hiệu năng. Ngoài ra, nếu component không gặp vấn đề re-render hoặc không có phép tính nặng, thì việc dùng useMemo hoặc useCallback thường không cần thiết.</w:t>
+      </w:r>
+    </w:p>
+    <w:p>
+      <w:pPr>
+        <w:pStyle w:val="Normal"/>
+        <w:ind w:hanging="0" w:start="-540" w:end="-449"/>
+        <w:rPr>
+          <w:rFonts w:ascii="Times New Roman" w:hAnsi="Times New Roman"/>
+          <w:sz w:val="30"/>
+          <w:szCs w:val="30"/>
+        </w:rPr>
+      </w:pPr>
+      <w:r>
+        <w:rPr>
+          <w:rFonts w:ascii="Times New Roman" w:hAnsi="Times New Roman"/>
+          <w:sz w:val="30"/>
+          <w:szCs w:val="30"/>
+        </w:rPr>
+      </w:r>
+    </w:p>
+    <w:p>
+      <w:pPr>
+        <w:pStyle w:val="Normal"/>
+        <w:ind w:hanging="0" w:start="-540" w:end="-449"/>
+        <w:rPr>
+          <w:rFonts w:ascii="Times New Roman" w:hAnsi="Times New Roman"/>
+          <w:sz w:val="30"/>
+          <w:szCs w:val="30"/>
+        </w:rPr>
+      </w:pPr>
+      <w:r>
+        <w:rPr>
+          <w:rFonts w:ascii="Times New Roman" w:hAnsi="Times New Roman"/>
+          <w:sz w:val="30"/>
+          <w:szCs w:val="30"/>
+        </w:rPr>
+        <w:t>[EN] In React, you should not use useMemo or useCallback when the calculation or function is simple and not expensive. These hooks also have a cost because React needs to store the value and compare dependencies, so overusing them can make the code more complex without improving performance. Also, if the component does not have re-render issues or heavy computations, using useMemo or useCallback is usually not necessary.</w:t>
+      </w:r>
+    </w:p>
+    <w:p>
+      <w:pPr>
+        <w:pStyle w:val="Normal"/>
+        <w:ind w:hanging="0" w:start="-540" w:end="-449"/>
+        <w:rPr>
+          <w:rFonts w:ascii="Times New Roman" w:hAnsi="Times New Roman"/>
+          <w:sz w:val="30"/>
+          <w:szCs w:val="30"/>
+        </w:rPr>
+      </w:pPr>
+      <w:r>
+        <w:rPr>
+          <w:rFonts w:ascii="Times New Roman" w:hAnsi="Times New Roman"/>
+          <w:sz w:val="30"/>
+          <w:szCs w:val="30"/>
+        </w:rPr>
+      </w:r>
+    </w:p>
+    <w:p>
+      <w:pPr>
+        <w:pStyle w:val="Normal"/>
+        <w:ind w:hanging="0" w:start="-540" w:end="-449"/>
+        <w:rPr>
+          <w:rFonts w:ascii="Times New Roman" w:hAnsi="Times New Roman"/>
+          <w:b/>
+          <w:bCs/>
+          <w:color w:val="3465A4"/>
+          <w:sz w:val="30"/>
+          <w:szCs w:val="30"/>
+        </w:rPr>
+      </w:pPr>
+      <w:r>
+        <w:rPr>
+          <w:rFonts w:ascii="Times New Roman" w:hAnsi="Times New Roman"/>
+          <w:b/>
+          <w:bCs/>
+          <w:color w:val="3465A4"/>
+          <w:sz w:val="30"/>
+          <w:szCs w:val="30"/>
+        </w:rPr>
+        <w:t>React.memo là gì và hoạt động như thế nào?</w:t>
+      </w:r>
+    </w:p>
+    <w:p>
+      <w:pPr>
+        <w:pStyle w:val="Normal"/>
+        <w:ind w:hanging="0" w:start="-540" w:end="-449"/>
+        <w:rPr>
+          <w:rFonts w:ascii="Times New Roman" w:hAnsi="Times New Roman"/>
+          <w:sz w:val="30"/>
+          <w:szCs w:val="30"/>
+        </w:rPr>
+      </w:pPr>
+      <w:r>
+        <w:rPr>
+          <w:rFonts w:ascii="Times New Roman" w:hAnsi="Times New Roman"/>
+          <w:sz w:val="30"/>
+          <w:szCs w:val="30"/>
+        </w:rPr>
+        <w:t>[VN] Trong React, React.memo là một kỹ thuật tối ưu hiệu năng dùng cho function component để tránh render lại không cần thiết. Khi một component được bọc bởi React.memo, React sẽ so sánh props mới với props cũ. Nếu props không thay đổi, React sẽ bỏ qua việc render lại component đó và dùng lại kết quả render trước đó. Nhờ vậy, React.memo giúp giảm số lần render và cải thiện hiệu năng, đặc biệt khi component con nhận props giống nhau nhiều lần.</w:t>
+      </w:r>
+    </w:p>
+    <w:p>
+      <w:pPr>
+        <w:pStyle w:val="Normal"/>
+        <w:ind w:hanging="0" w:start="-540" w:end="-449"/>
+        <w:rPr>
+          <w:rFonts w:ascii="Times New Roman" w:hAnsi="Times New Roman"/>
+          <w:sz w:val="30"/>
+          <w:szCs w:val="30"/>
+        </w:rPr>
+      </w:pPr>
+      <w:r>
+        <w:rPr>
+          <w:rFonts w:ascii="Times New Roman" w:hAnsi="Times New Roman"/>
+          <w:sz w:val="30"/>
+          <w:szCs w:val="30"/>
+        </w:rPr>
+      </w:r>
+    </w:p>
+    <w:p>
+      <w:pPr>
+        <w:pStyle w:val="Normal"/>
+        <w:ind w:hanging="0" w:start="-540" w:end="-449"/>
+        <w:rPr>
+          <w:rFonts w:ascii="Times New Roman" w:hAnsi="Times New Roman"/>
+          <w:sz w:val="30"/>
+          <w:szCs w:val="30"/>
+        </w:rPr>
+      </w:pPr>
+      <w:r>
+        <w:rPr>
+          <w:rFonts w:ascii="Times New Roman" w:hAnsi="Times New Roman"/>
+          <w:sz w:val="30"/>
+          <w:szCs w:val="30"/>
+        </w:rPr>
+        <w:t>[EN] In React, React.memo is a performance optimization used for function components to prevent unnecessary re-renders. When a component is wrapped with React.memo, React will compare the new props with the previous props. If the props have not changed, React will skip re-rendering the component and reuse the previous render result. This helps reduce the number of renders and improve performance, especially when a child component receives the same props many times.</w:t>
+      </w:r>
+    </w:p>
+    <w:p>
+      <w:pPr>
+        <w:pStyle w:val="Normal"/>
+        <w:ind w:hanging="0" w:start="-540" w:end="-449"/>
+        <w:rPr>
+          <w:rFonts w:ascii="Times New Roman" w:hAnsi="Times New Roman"/>
+          <w:sz w:val="30"/>
+          <w:szCs w:val="30"/>
+        </w:rPr>
+      </w:pPr>
+      <w:r>
+        <w:rPr>
+          <w:rFonts w:ascii="Times New Roman" w:hAnsi="Times New Roman"/>
+          <w:sz w:val="30"/>
+          <w:szCs w:val="30"/>
+        </w:rPr>
+      </w:r>
+    </w:p>
+    <w:p>
+      <w:pPr>
+        <w:pStyle w:val="Normal"/>
+        <w:ind w:hanging="0" w:start="-540" w:end="-449"/>
+        <w:rPr>
+          <w:rFonts w:ascii="Times New Roman" w:hAnsi="Times New Roman"/>
+          <w:b/>
+          <w:bCs/>
+          <w:color w:val="3465A4"/>
+          <w:sz w:val="30"/>
+          <w:szCs w:val="30"/>
+        </w:rPr>
+      </w:pPr>
+      <w:r>
+        <w:rPr>
+          <w:rFonts w:ascii="Times New Roman" w:hAnsi="Times New Roman"/>
+          <w:b/>
+          <w:bCs/>
+          <w:color w:val="3465A4"/>
+          <w:sz w:val="30"/>
+          <w:szCs w:val="30"/>
+        </w:rPr>
+        <w:t>React.memo khác useMemo ở điểm nào?</w:t>
+      </w:r>
+    </w:p>
+    <w:p>
+      <w:pPr>
+        <w:pStyle w:val="Normal"/>
+        <w:ind w:hanging="0" w:start="-540" w:end="-449"/>
+        <w:rPr>
+          <w:rFonts w:ascii="Times New Roman" w:hAnsi="Times New Roman"/>
+          <w:sz w:val="30"/>
+          <w:szCs w:val="30"/>
+        </w:rPr>
+      </w:pPr>
+      <w:r>
+        <w:rPr>
+          <w:rFonts w:ascii="Times New Roman" w:hAnsi="Times New Roman"/>
+          <w:sz w:val="30"/>
+          <w:szCs w:val="30"/>
+        </w:rPr>
+        <w:t>[VN] Trong React, React.memo và useMemo đều dùng để tối ưu hiệu năng nhưng chúng hoạt động ở mức khác nhau. React.memo được dùng để ghi nhớ kết quả render của một component, và React sẽ bỏ qua việc render lại nếu props không thay đổi. Trong khi đó, useMemo được dùng bên trong component để ghi nhớ một giá trị hoặc kết quả của phép tính, giúp tránh tính toán lại khi component render nếu dependency không thay đổi. Nói đơn giản, React.memo tối ưu việc render component, còn useMemo tối ưu việc tính toán giá trị.</w:t>
+      </w:r>
+    </w:p>
+    <w:p>
+      <w:pPr>
+        <w:pStyle w:val="Normal"/>
+        <w:ind w:hanging="0" w:start="-540" w:end="-449"/>
+        <w:rPr>
+          <w:rFonts w:ascii="Times New Roman" w:hAnsi="Times New Roman"/>
+          <w:sz w:val="30"/>
+          <w:szCs w:val="30"/>
+        </w:rPr>
+      </w:pPr>
+      <w:r>
+        <w:rPr>
+          <w:rFonts w:ascii="Times New Roman" w:hAnsi="Times New Roman"/>
+          <w:sz w:val="30"/>
+          <w:szCs w:val="30"/>
+        </w:rPr>
+      </w:r>
+    </w:p>
+    <w:p>
+      <w:pPr>
+        <w:pStyle w:val="Normal"/>
+        <w:ind w:hanging="0" w:start="-540" w:end="-449"/>
+        <w:rPr>
+          <w:rFonts w:ascii="Times New Roman" w:hAnsi="Times New Roman"/>
+          <w:sz w:val="30"/>
+          <w:szCs w:val="30"/>
+        </w:rPr>
+      </w:pPr>
+      <w:r>
+        <w:rPr>
+          <w:rFonts w:ascii="Times New Roman" w:hAnsi="Times New Roman"/>
+          <w:sz w:val="30"/>
+          <w:szCs w:val="30"/>
+        </w:rPr>
+        <w:t>[EN] In React, React.memo and useMemo are both used for performance optimization but they work at different levels. React.memo is used to memoize the render result of a component, and React will skip re-rendering the component if the props have not changed. On the other hand, useMemo is used inside a component to memoize a value or the result of a calculation, so React does not recompute it when the component re-renders if the dependencies stay the same. In simple terms, React.memo optimizes component rendering, while useMemo optimizes value computation.</w:t>
+      </w:r>
+    </w:p>
+    <w:p>
+      <w:pPr>
+        <w:pStyle w:val="Normal"/>
+        <w:ind w:hanging="0" w:start="-540" w:end="-449"/>
+        <w:rPr>
+          <w:rFonts w:ascii="Times New Roman" w:hAnsi="Times New Roman"/>
+          <w:sz w:val="30"/>
+          <w:szCs w:val="30"/>
+        </w:rPr>
+      </w:pPr>
+      <w:r>
+        <w:rPr>
+          <w:rFonts w:ascii="Times New Roman" w:hAnsi="Times New Roman"/>
+          <w:sz w:val="30"/>
+          <w:szCs w:val="30"/>
+        </w:rPr>
+      </w:r>
+    </w:p>
+    <w:p>
+      <w:pPr>
+        <w:pStyle w:val="Normal"/>
+        <w:ind w:hanging="0" w:start="-540" w:end="-449"/>
+        <w:rPr>
+          <w:rFonts w:ascii="Times New Roman" w:hAnsi="Times New Roman"/>
+          <w:b/>
+          <w:bCs/>
+          <w:color w:val="3465A4"/>
+          <w:sz w:val="30"/>
+          <w:szCs w:val="30"/>
+        </w:rPr>
+      </w:pPr>
+      <w:r>
+        <w:rPr>
+          <w:rFonts w:ascii="Times New Roman" w:hAnsi="Times New Roman"/>
+          <w:b/>
+          <w:bCs/>
+          <w:color w:val="3465A4"/>
+          <w:sz w:val="30"/>
+          <w:szCs w:val="30"/>
+        </w:rPr>
+        <w:t>Khi nào nên dùng React.memo cho component?</w:t>
+      </w:r>
+    </w:p>
+    <w:p>
+      <w:pPr>
+        <w:pStyle w:val="Normal"/>
+        <w:ind w:hanging="0" w:start="-540" w:end="-449"/>
+        <w:rPr>
+          <w:rFonts w:ascii="Times New Roman" w:hAnsi="Times New Roman"/>
+          <w:sz w:val="30"/>
+          <w:szCs w:val="30"/>
+        </w:rPr>
+      </w:pPr>
+      <w:r>
+        <w:rPr>
+          <w:rFonts w:ascii="Times New Roman" w:hAnsi="Times New Roman"/>
+          <w:sz w:val="30"/>
+          <w:szCs w:val="30"/>
+        </w:rPr>
+        <w:t>[VN] Trong React, nên dùng React.memo khi một component thường xuyên bị render lại nhưng props của nó ít khi thay đổi. Trong trường hợp này, React.memo sẽ giúp React so sánh props cũ và mới, và nếu props không thay đổi thì React sẽ bỏ qua việc render lại component đó. Điều này giúp giảm số lần render không cần thiết và cải thiện hiệu năng, đặc biệt khi component có logic phức tạp hoặc render tốn nhiều tài nguyên.</w:t>
+      </w:r>
+    </w:p>
+    <w:p>
+      <w:pPr>
+        <w:pStyle w:val="Normal"/>
+        <w:ind w:hanging="0" w:start="-540" w:end="-449"/>
+        <w:rPr>
+          <w:rFonts w:ascii="Times New Roman" w:hAnsi="Times New Roman"/>
+          <w:sz w:val="30"/>
+          <w:szCs w:val="30"/>
+        </w:rPr>
+      </w:pPr>
+      <w:r>
+        <w:rPr>
+          <w:rFonts w:ascii="Times New Roman" w:hAnsi="Times New Roman"/>
+          <w:sz w:val="30"/>
+          <w:szCs w:val="30"/>
+        </w:rPr>
+      </w:r>
+    </w:p>
+    <w:p>
+      <w:pPr>
+        <w:pStyle w:val="Normal"/>
+        <w:ind w:hanging="0" w:start="-540" w:end="-449"/>
+        <w:rPr>
+          <w:rFonts w:ascii="Times New Roman" w:hAnsi="Times New Roman"/>
+          <w:sz w:val="30"/>
+          <w:szCs w:val="30"/>
+        </w:rPr>
+      </w:pPr>
+      <w:r>
+        <w:rPr>
+          <w:rFonts w:ascii="Times New Roman" w:hAnsi="Times New Roman"/>
+          <w:sz w:val="30"/>
+          <w:szCs w:val="30"/>
+        </w:rPr>
+        <w:t>[EN] In React, you should use React.memo when a component re-renders frequently but its props rarely change. In this case, React.memo allows React to compare the previous and new props, and if they are the same, React will skip re-rendering that component. This helps reduce unnecessary renders and improve performance, especially when the component has complex logic or expensive rendering.</w:t>
+      </w:r>
+    </w:p>
+    <w:p>
+      <w:pPr>
+        <w:pStyle w:val="Normal"/>
+        <w:ind w:hanging="0" w:start="-540" w:end="-449"/>
+        <w:rPr>
+          <w:rFonts w:ascii="Times New Roman" w:hAnsi="Times New Roman"/>
+          <w:sz w:val="30"/>
+          <w:szCs w:val="30"/>
+        </w:rPr>
+      </w:pPr>
+      <w:r>
+        <w:rPr>
+          <w:rFonts w:ascii="Times New Roman" w:hAnsi="Times New Roman"/>
+          <w:sz w:val="30"/>
+          <w:szCs w:val="30"/>
+        </w:rPr>
+      </w:r>
+    </w:p>
+    <w:p>
+      <w:pPr>
+        <w:pStyle w:val="Normal"/>
+        <w:ind w:hanging="0" w:start="-540" w:end="-449"/>
+        <w:rPr>
+          <w:rFonts w:ascii="Times New Roman" w:hAnsi="Times New Roman"/>
+          <w:b/>
+          <w:bCs/>
+          <w:color w:val="3465A4"/>
+          <w:sz w:val="30"/>
+          <w:szCs w:val="30"/>
+        </w:rPr>
+      </w:pPr>
+      <w:r>
+        <w:rPr>
+          <w:rFonts w:ascii="Times New Roman" w:hAnsi="Times New Roman"/>
+          <w:b/>
+          <w:bCs/>
+          <w:color w:val="3465A4"/>
+          <w:sz w:val="30"/>
+          <w:szCs w:val="30"/>
+        </w:rPr>
+        <w:t>Inline function hoặc object trong props gây re-render như thế nào?</w:t>
+      </w:r>
+    </w:p>
+    <w:p>
+      <w:pPr>
+        <w:pStyle w:val="Normal"/>
+        <w:ind w:hanging="0" w:start="-540" w:end="-449"/>
+        <w:rPr>
+          <w:rFonts w:ascii="Times New Roman" w:hAnsi="Times New Roman"/>
+          <w:sz w:val="30"/>
+          <w:szCs w:val="30"/>
+        </w:rPr>
+      </w:pPr>
+      <w:r>
+        <w:rPr>
+          <w:rFonts w:ascii="Times New Roman" w:hAnsi="Times New Roman"/>
+          <w:sz w:val="30"/>
+          <w:szCs w:val="30"/>
+        </w:rPr>
+        <w:t>[VN] Trong React, khi truyền inline function hoặc object trong props, mỗi lần component cha render lại thì một function hoặc object mới sẽ được tạo ra. Mặc dù nội dung có thể giống nhau, nhưng vì reference của chúng khác nhau nên React sẽ coi props đã thay đổi. Điều này khiến component con bị render lại, đặc biệt khi dùng React.memo vì React chỉ so sánh props theo reference. Vì vậy trong một số trường hợp người ta dùng useCallback hoặc useMemo để giữ reference ổn định và tránh re-render không cần thiết.</w:t>
+      </w:r>
+    </w:p>
+    <w:p>
+      <w:pPr>
+        <w:pStyle w:val="Normal"/>
+        <w:ind w:hanging="0" w:start="-540" w:end="-449"/>
+        <w:rPr>
+          <w:rFonts w:ascii="Times New Roman" w:hAnsi="Times New Roman"/>
+          <w:sz w:val="30"/>
+          <w:szCs w:val="30"/>
+        </w:rPr>
+      </w:pPr>
+      <w:r>
+        <w:rPr>
+          <w:rFonts w:ascii="Times New Roman" w:hAnsi="Times New Roman"/>
+          <w:sz w:val="30"/>
+          <w:szCs w:val="30"/>
+        </w:rPr>
+      </w:r>
+    </w:p>
+    <w:p>
+      <w:pPr>
+        <w:pStyle w:val="Normal"/>
+        <w:ind w:hanging="0" w:start="-540" w:end="-449"/>
+        <w:rPr>
+          <w:rFonts w:ascii="Times New Roman" w:hAnsi="Times New Roman"/>
+          <w:sz w:val="30"/>
+          <w:szCs w:val="30"/>
+        </w:rPr>
+      </w:pPr>
+      <w:r>
+        <w:rPr>
+          <w:rFonts w:ascii="Times New Roman" w:hAnsi="Times New Roman"/>
+          <w:sz w:val="30"/>
+          <w:szCs w:val="30"/>
+        </w:rPr>
+        <w:t>[EN] In React, when passing inline functions or objects as props, a new function or object is created every time the parent component re-renders. Even if the content is the same, the reference is different, so React considers the props as changed. This causes the child component to re-render, especially when using React.memo because React compares props by reference. In some cases, developers use useCallback or useMemo to keep the reference stable and avoid unnecessary re-renders.</w:t>
+      </w:r>
+    </w:p>
+    <w:p>
+      <w:pPr>
+        <w:pStyle w:val="Normal"/>
+        <w:ind w:hanging="0" w:start="-540" w:end="-449"/>
+        <w:rPr>
+          <w:rFonts w:ascii="Times New Roman" w:hAnsi="Times New Roman"/>
+          <w:sz w:val="30"/>
+          <w:szCs w:val="30"/>
+        </w:rPr>
+      </w:pPr>
+      <w:r>
+        <w:rPr>
+          <w:rFonts w:ascii="Times New Roman" w:hAnsi="Times New Roman"/>
+          <w:sz w:val="30"/>
+          <w:szCs w:val="30"/>
+        </w:rPr>
+      </w:r>
+    </w:p>
+    <w:p>
+      <w:pPr>
+        <w:pStyle w:val="Normal"/>
+        <w:ind w:hanging="0" w:start="-540" w:end="-449"/>
+        <w:rPr>
+          <w:rFonts w:ascii="Times New Roman" w:hAnsi="Times New Roman"/>
+          <w:b/>
+          <w:bCs/>
+          <w:color w:val="3465A4"/>
+          <w:sz w:val="30"/>
+          <w:szCs w:val="30"/>
+        </w:rPr>
+      </w:pPr>
+      <w:r>
+        <w:rPr>
+          <w:rFonts w:ascii="Times New Roman" w:hAnsi="Times New Roman"/>
+          <w:b/>
+          <w:bCs/>
+          <w:color w:val="3465A4"/>
+          <w:sz w:val="30"/>
+          <w:szCs w:val="30"/>
+        </w:rPr>
+        <w:t>Lifting state up là gì?</w:t>
+      </w:r>
+    </w:p>
+    <w:p>
+      <w:pPr>
+        <w:pStyle w:val="Normal"/>
+        <w:ind w:hanging="0" w:start="-540" w:end="-449"/>
+        <w:rPr>
+          <w:rFonts w:ascii="Times New Roman" w:hAnsi="Times New Roman"/>
+          <w:sz w:val="30"/>
+          <w:szCs w:val="30"/>
+        </w:rPr>
+      </w:pPr>
+      <w:r>
+        <w:rPr>
+          <w:rFonts w:ascii="Times New Roman" w:hAnsi="Times New Roman"/>
+          <w:sz w:val="30"/>
+          <w:szCs w:val="30"/>
+        </w:rPr>
+        <w:t>[VN] Trong React, lifting state up là kỹ thuật di chuyển state từ component con lên component cha để nhiều component có thể chia sẻ và sử dụng cùng một dữ liệu. Thay vì mỗi component con tự quản lý state riêng, state sẽ được đặt ở component cha và truyền xuống các component con thông qua props. Cách này giúp dữ liệu được đồng bộ và dễ quản lý hơn, đặc biệt khi nhiều component cần cùng một trạng thái.</w:t>
+      </w:r>
+    </w:p>
+    <w:p>
+      <w:pPr>
+        <w:pStyle w:val="Normal"/>
+        <w:ind w:hanging="0" w:start="-540" w:end="-449"/>
+        <w:rPr>
+          <w:rFonts w:ascii="Times New Roman" w:hAnsi="Times New Roman"/>
+          <w:sz w:val="30"/>
+          <w:szCs w:val="30"/>
+        </w:rPr>
+      </w:pPr>
+      <w:r>
+        <w:rPr>
+          <w:rFonts w:ascii="Times New Roman" w:hAnsi="Times New Roman"/>
+          <w:sz w:val="30"/>
+          <w:szCs w:val="30"/>
+        </w:rPr>
+      </w:r>
+    </w:p>
+    <w:p>
+      <w:pPr>
+        <w:pStyle w:val="Normal"/>
+        <w:ind w:hanging="0" w:start="-540" w:end="-449"/>
+        <w:rPr>
+          <w:rFonts w:ascii="Times New Roman" w:hAnsi="Times New Roman"/>
+          <w:sz w:val="30"/>
+          <w:szCs w:val="30"/>
+        </w:rPr>
+      </w:pPr>
+      <w:r>
+        <w:rPr>
+          <w:rFonts w:ascii="Times New Roman" w:hAnsi="Times New Roman"/>
+          <w:sz w:val="30"/>
+          <w:szCs w:val="30"/>
+        </w:rPr>
+        <w:t>[EN] In React, lifting state up is a technique where state is moved from a child component to a parent component so that multiple components can share and use the same data. Instead of each child component managing its own state, the state is placed in the parent component and passed down to child components through props. This approach helps keep the data synchronized and easier to manage, especially when multiple components need the same state.</w:t>
+      </w:r>
+    </w:p>
+    <w:p>
+      <w:pPr>
+        <w:pStyle w:val="Normal"/>
+        <w:ind w:hanging="0" w:start="-540" w:end="-449"/>
+        <w:rPr>
+          <w:rFonts w:ascii="Times New Roman" w:hAnsi="Times New Roman"/>
+          <w:sz w:val="30"/>
+          <w:szCs w:val="30"/>
+        </w:rPr>
+      </w:pPr>
+      <w:r>
+        <w:rPr>
+          <w:rFonts w:ascii="Times New Roman" w:hAnsi="Times New Roman"/>
+          <w:sz w:val="30"/>
+          <w:szCs w:val="30"/>
+        </w:rPr>
+      </w:r>
+    </w:p>
+    <w:p>
+      <w:pPr>
+        <w:pStyle w:val="Normal"/>
+        <w:ind w:hanging="0" w:start="-540" w:end="-449"/>
+        <w:rPr>
+          <w:rFonts w:ascii="Times New Roman" w:hAnsi="Times New Roman"/>
+          <w:b/>
+          <w:bCs/>
+          <w:color w:val="3465A4"/>
+          <w:sz w:val="30"/>
+          <w:szCs w:val="30"/>
+        </w:rPr>
+      </w:pPr>
+      <w:r>
+        <w:rPr>
+          <w:rFonts w:ascii="Times New Roman" w:hAnsi="Times New Roman"/>
+          <w:b/>
+          <w:bCs/>
+          <w:color w:val="3465A4"/>
+          <w:sz w:val="30"/>
+          <w:szCs w:val="30"/>
+        </w:rPr>
+        <w:t>Props drilling là gì và tại sao nó gây khó chịu?</w:t>
+      </w:r>
+    </w:p>
+    <w:p>
+      <w:pPr>
+        <w:pStyle w:val="Normal"/>
+        <w:ind w:hanging="0" w:start="-540" w:end="-449"/>
+        <w:rPr>
+          <w:rFonts w:ascii="Times New Roman" w:hAnsi="Times New Roman"/>
+          <w:sz w:val="30"/>
+          <w:szCs w:val="30"/>
+        </w:rPr>
+      </w:pPr>
+      <w:r>
+        <w:rPr>
+          <w:rFonts w:ascii="Times New Roman" w:hAnsi="Times New Roman"/>
+          <w:sz w:val="30"/>
+          <w:szCs w:val="30"/>
+        </w:rPr>
+        <w:t>[VN] Trong React, props drilling là tình huống khi một giá trị props phải được truyền qua nhiều component trung gian chỉ để đến được component con cần sử dụng nó. Những component trung gian này thực ra không dùng dữ liệu đó, nhưng vẫn phải nhận và truyền tiếp xuống. Điều này làm code dài hơn, khó đọc và khó bảo trì, đặc biệt khi cây component lớn. Vì vậy props drilling thường gây khó chịu cho lập trình viên.</w:t>
+      </w:r>
+    </w:p>
+    <w:p>
+      <w:pPr>
+        <w:pStyle w:val="Normal"/>
+        <w:ind w:hanging="0" w:start="-540" w:end="-449"/>
+        <w:rPr>
+          <w:rFonts w:ascii="Times New Roman" w:hAnsi="Times New Roman"/>
+          <w:sz w:val="30"/>
+          <w:szCs w:val="30"/>
+        </w:rPr>
+      </w:pPr>
+      <w:r>
+        <w:rPr>
+          <w:rFonts w:ascii="Times New Roman" w:hAnsi="Times New Roman"/>
+          <w:sz w:val="30"/>
+          <w:szCs w:val="30"/>
+        </w:rPr>
+      </w:r>
+    </w:p>
+    <w:p>
+      <w:pPr>
+        <w:pStyle w:val="Normal"/>
+        <w:ind w:hanging="0" w:start="-540" w:end="-449"/>
+        <w:rPr>
+          <w:rFonts w:ascii="Times New Roman" w:hAnsi="Times New Roman"/>
+          <w:sz w:val="30"/>
+          <w:szCs w:val="30"/>
+        </w:rPr>
+      </w:pPr>
+      <w:r>
+        <w:rPr>
+          <w:rFonts w:ascii="Times New Roman" w:hAnsi="Times New Roman"/>
+          <w:sz w:val="30"/>
+          <w:szCs w:val="30"/>
+        </w:rPr>
+        <w:t>[EN] In React, props drilling happens when a prop needs to be passed through multiple intermediate components just to reach the child component that actually needs it. These intermediate components do not use the data, but they still have to receive and pass it down. This makes the code longer, harder to read, and harder to maintain, especially when the component tree becomes large. That is why props drilling is often frustrating for developers.</w:t>
+      </w:r>
+    </w:p>
+    <w:p>
+      <w:pPr>
+        <w:pStyle w:val="Normal"/>
+        <w:ind w:hanging="0" w:start="-540" w:end="-449"/>
+        <w:rPr>
+          <w:rFonts w:ascii="Times New Roman" w:hAnsi="Times New Roman"/>
+          <w:sz w:val="30"/>
+          <w:szCs w:val="30"/>
+        </w:rPr>
+      </w:pPr>
+      <w:r>
+        <w:rPr>
+          <w:rFonts w:ascii="Times New Roman" w:hAnsi="Times New Roman"/>
+          <w:sz w:val="30"/>
+          <w:szCs w:val="30"/>
+        </w:rPr>
+      </w:r>
+    </w:p>
+    <w:p>
+      <w:pPr>
+        <w:pStyle w:val="Normal"/>
+        <w:ind w:hanging="0" w:start="-540" w:end="-449"/>
+        <w:rPr>
+          <w:rFonts w:ascii="Times New Roman" w:hAnsi="Times New Roman"/>
+          <w:b/>
+          <w:bCs/>
+          <w:color w:val="3465A4"/>
+          <w:sz w:val="30"/>
+          <w:szCs w:val="30"/>
+        </w:rPr>
+      </w:pPr>
+      <w:r>
+        <w:rPr>
+          <w:rFonts w:ascii="Times New Roman" w:hAnsi="Times New Roman"/>
+          <w:b/>
+          <w:bCs/>
+          <w:color w:val="3465A4"/>
+          <w:sz w:val="30"/>
+          <w:szCs w:val="30"/>
+        </w:rPr>
+        <w:t>Khi nào nên dùng Context API thay vì chỉ truyền props?</w:t>
+      </w:r>
+    </w:p>
+    <w:p>
+      <w:pPr>
+        <w:pStyle w:val="Normal"/>
+        <w:ind w:hanging="0" w:start="-540" w:end="-449"/>
+        <w:rPr>
+          <w:rFonts w:ascii="Times New Roman" w:hAnsi="Times New Roman"/>
+          <w:sz w:val="30"/>
+          <w:szCs w:val="30"/>
+        </w:rPr>
+      </w:pPr>
+      <w:r>
+        <w:rPr>
+          <w:rFonts w:ascii="Times New Roman" w:hAnsi="Times New Roman"/>
+          <w:sz w:val="30"/>
+          <w:szCs w:val="30"/>
+        </w:rPr>
+        <w:t>[VN] Trong React, nên dùng Context API khi một dữ liệu cần được chia sẻ cho nhiều component ở nhiều cấp khác nhau trong cây component, ví dụ như theme, thông tin người dùng hoặc ngôn ngữ. Nếu chỉ truyền props qua nhiều component trung gian (props drilling) thì code sẽ khó đọc và khó bảo trì. Context API cho phép component con truy cập trực tiếp dữ liệu từ context mà không cần truyền props qua từng cấp.</w:t>
+      </w:r>
+    </w:p>
+    <w:p>
+      <w:pPr>
+        <w:pStyle w:val="Normal"/>
+        <w:ind w:hanging="0" w:start="-540" w:end="-449"/>
+        <w:rPr>
+          <w:rFonts w:ascii="Times New Roman" w:hAnsi="Times New Roman"/>
+          <w:sz w:val="30"/>
+          <w:szCs w:val="30"/>
+        </w:rPr>
+      </w:pPr>
+      <w:r>
+        <w:rPr>
+          <w:rFonts w:ascii="Times New Roman" w:hAnsi="Times New Roman"/>
+          <w:sz w:val="30"/>
+          <w:szCs w:val="30"/>
+        </w:rPr>
+      </w:r>
+    </w:p>
+    <w:p>
+      <w:pPr>
+        <w:pStyle w:val="Normal"/>
+        <w:ind w:hanging="0" w:start="-540" w:end="-449"/>
+        <w:rPr>
+          <w:rFonts w:ascii="Times New Roman" w:hAnsi="Times New Roman"/>
+          <w:sz w:val="30"/>
+          <w:szCs w:val="30"/>
+        </w:rPr>
+      </w:pPr>
+      <w:r>
+        <w:rPr>
+          <w:rFonts w:ascii="Times New Roman" w:hAnsi="Times New Roman"/>
+          <w:sz w:val="30"/>
+          <w:szCs w:val="30"/>
+        </w:rPr>
+        <w:t>[EN] In React, you should use the Context API when some data needs to be shared by many components at different levels in the component tree, such as theme, user information, or language settings. If you pass props through many intermediate components (props drilling), the code can become hard to read and maintain. The Context API allows child components to access the shared data directly from the context without passing props through every level.</w:t>
+      </w:r>
+    </w:p>
+    <w:p>
+      <w:pPr>
+        <w:pStyle w:val="Normal"/>
+        <w:ind w:hanging="0" w:start="-540" w:end="-449"/>
+        <w:rPr>
+          <w:rFonts w:ascii="Times New Roman" w:hAnsi="Times New Roman"/>
+          <w:sz w:val="30"/>
+          <w:szCs w:val="30"/>
+        </w:rPr>
+      </w:pPr>
+      <w:r>
+        <w:rPr>
+          <w:rFonts w:ascii="Times New Roman" w:hAnsi="Times New Roman"/>
+          <w:sz w:val="30"/>
+          <w:szCs w:val="30"/>
+        </w:rPr>
+      </w:r>
+    </w:p>
+    <w:p>
+      <w:pPr>
+        <w:pStyle w:val="Normal"/>
+        <w:ind w:hanging="0" w:start="-540" w:end="-449"/>
+        <w:rPr>
+          <w:rFonts w:ascii="Times New Roman" w:hAnsi="Times New Roman"/>
+          <w:b/>
+          <w:bCs/>
+          <w:color w:val="3465A4"/>
+          <w:sz w:val="30"/>
+          <w:szCs w:val="30"/>
+        </w:rPr>
+      </w:pPr>
+      <w:r>
+        <w:rPr>
+          <w:rFonts w:ascii="Times New Roman" w:hAnsi="Times New Roman"/>
+          <w:b/>
+          <w:bCs/>
+          <w:color w:val="3465A4"/>
+          <w:sz w:val="30"/>
+          <w:szCs w:val="30"/>
+        </w:rPr>
+        <w:t>useRef khác useState ở những điểm nào?</w:t>
+      </w:r>
+    </w:p>
+    <w:p>
+      <w:pPr>
+        <w:pStyle w:val="Normal"/>
+        <w:ind w:hanging="0" w:start="-540" w:end="-449"/>
+        <w:rPr>
+          <w:rFonts w:ascii="Times New Roman" w:hAnsi="Times New Roman"/>
+          <w:sz w:val="30"/>
+          <w:szCs w:val="30"/>
+        </w:rPr>
+      </w:pPr>
+      <w:r>
+        <w:rPr>
+          <w:rFonts w:ascii="Times New Roman" w:hAnsi="Times New Roman"/>
+          <w:sz w:val="30"/>
+          <w:szCs w:val="30"/>
+        </w:rPr>
+        <w:t>[VN] Trong React, useRef và useState khác nhau chủ yếu ở cách chúng ảnh hưởng đến việc render của component. useState dùng để lưu state và khi state thay đổi thì component sẽ re-render để cập nhật giao diện. Trong khi đó, useRef dùng để lưu một giá trị có thể thay đổi nhưng không làm component re-render khi giá trị đó thay đổi. useRef thường được dùng để truy cập trực tiếp DOM hoặc lưu giá trị giữa các lần render, còn useState thường dùng để quản lý dữ liệu ảnh hưởng đến UI.</w:t>
+      </w:r>
+    </w:p>
+    <w:p>
+      <w:pPr>
+        <w:pStyle w:val="Normal"/>
+        <w:ind w:hanging="0" w:start="-540" w:end="-449"/>
+        <w:rPr>
+          <w:rFonts w:ascii="Times New Roman" w:hAnsi="Times New Roman"/>
+          <w:sz w:val="30"/>
+          <w:szCs w:val="30"/>
+        </w:rPr>
+      </w:pPr>
+      <w:r>
+        <w:rPr>
+          <w:rFonts w:ascii="Times New Roman" w:hAnsi="Times New Roman"/>
+          <w:sz w:val="30"/>
+          <w:szCs w:val="30"/>
+        </w:rPr>
+      </w:r>
+    </w:p>
+    <w:p>
+      <w:pPr>
+        <w:pStyle w:val="Normal"/>
+        <w:ind w:hanging="0" w:start="-540" w:end="-449"/>
+        <w:rPr>
+          <w:rFonts w:ascii="Times New Roman" w:hAnsi="Times New Roman"/>
+          <w:sz w:val="30"/>
+          <w:szCs w:val="30"/>
+        </w:rPr>
+      </w:pPr>
+      <w:r>
+        <w:rPr>
+          <w:rFonts w:ascii="Times New Roman" w:hAnsi="Times New Roman"/>
+          <w:sz w:val="30"/>
+          <w:szCs w:val="30"/>
+        </w:rPr>
+        <w:t>[EN] In React, the main difference between useRef and useState is how they affect component rendering. useState is used to store state, and when the state changes, the component re-renders to update the UI. On the other hand, useRef is used to store a mutable value that does not cause a re-render when it changes. useRef is commonly used to access the DOM directly or keep values between renders, while useState is usually used to manage data that affects the UI.</w:t>
+      </w:r>
+    </w:p>
+    <w:p>
+      <w:pPr>
+        <w:pStyle w:val="Normal"/>
+        <w:ind w:hanging="0" w:start="-540" w:end="-449"/>
+        <w:rPr>
+          <w:rFonts w:ascii="Times New Roman" w:hAnsi="Times New Roman"/>
+          <w:sz w:val="30"/>
+          <w:szCs w:val="30"/>
+        </w:rPr>
+      </w:pPr>
+      <w:r>
+        <w:rPr>
+          <w:rFonts w:ascii="Times New Roman" w:hAnsi="Times New Roman"/>
+          <w:sz w:val="30"/>
+          <w:szCs w:val="30"/>
+        </w:rPr>
+      </w:r>
+    </w:p>
+    <w:p>
+      <w:pPr>
+        <w:pStyle w:val="Normal"/>
+        <w:ind w:hanging="0" w:start="-540" w:end="-449"/>
+        <w:rPr>
+          <w:rFonts w:ascii="Times New Roman" w:hAnsi="Times New Roman"/>
+          <w:b/>
+          <w:bCs/>
+          <w:color w:val="3465A4"/>
+          <w:sz w:val="30"/>
+          <w:szCs w:val="30"/>
+        </w:rPr>
+      </w:pPr>
+      <w:r>
+        <w:rPr>
+          <w:rFonts w:ascii="Times New Roman" w:hAnsi="Times New Roman"/>
+          <w:b/>
+          <w:bCs/>
+          <w:color w:val="3465A4"/>
+          <w:sz w:val="30"/>
+          <w:szCs w:val="30"/>
+        </w:rPr>
+        <w:t>Khi nào nên dùng useRef thay vì useState để tránh re-render?</w:t>
+      </w:r>
+    </w:p>
+    <w:p>
+      <w:pPr>
+        <w:pStyle w:val="Normal"/>
+        <w:ind w:hanging="0" w:start="-540" w:end="-449"/>
+        <w:rPr>
+          <w:rFonts w:ascii="Times New Roman" w:hAnsi="Times New Roman"/>
+          <w:sz w:val="30"/>
+          <w:szCs w:val="30"/>
+        </w:rPr>
+      </w:pPr>
+      <w:r>
+        <w:rPr>
+          <w:rFonts w:ascii="Times New Roman" w:hAnsi="Times New Roman"/>
+          <w:sz w:val="30"/>
+          <w:szCs w:val="30"/>
+        </w:rPr>
+        <w:t>[VN] Trong React, nên dùng useRef thay vì useState khi cần lưu một giá trị thay đổi nhưng không ảnh hưởng đến giao diện và không muốn component bị re-render. Ví dụ như lưu ID của timer, lưu giá trị trước đó, hoặc tham chiếu đến DOM element. Khi giá trị trong useRef thay đổi, React sẽ không render lại component, vì vậy nó giúp tránh các lần render không cần thiết.</w:t>
+      </w:r>
+    </w:p>
+    <w:p>
+      <w:pPr>
+        <w:pStyle w:val="Normal"/>
+        <w:ind w:hanging="0" w:start="-540" w:end="-449"/>
+        <w:rPr>
+          <w:rFonts w:ascii="Times New Roman" w:hAnsi="Times New Roman"/>
+          <w:sz w:val="30"/>
+          <w:szCs w:val="30"/>
+        </w:rPr>
+      </w:pPr>
+      <w:r>
+        <w:rPr>
+          <w:rFonts w:ascii="Times New Roman" w:hAnsi="Times New Roman"/>
+          <w:sz w:val="30"/>
+          <w:szCs w:val="30"/>
+        </w:rPr>
+      </w:r>
+    </w:p>
+    <w:p>
+      <w:pPr>
+        <w:pStyle w:val="Normal"/>
+        <w:ind w:hanging="0" w:start="-540" w:end="-449"/>
+        <w:rPr>
+          <w:rFonts w:ascii="Times New Roman" w:hAnsi="Times New Roman"/>
+          <w:sz w:val="30"/>
+          <w:szCs w:val="30"/>
+        </w:rPr>
+      </w:pPr>
+      <w:r>
+        <w:rPr>
+          <w:rFonts w:ascii="Times New Roman" w:hAnsi="Times New Roman"/>
+          <w:sz w:val="30"/>
+          <w:szCs w:val="30"/>
+        </w:rPr>
+        <w:t>[EN] In React, you should use useRef instead of useState when you need to store a value that changes but does not affect the UI and you want to avoid re-rendering the component. For example, it is commonly used to store a timer ID, keep a previous value, or reference a DOM element. When the value inside useRef changes, React does not trigger a re-render, which helps avoid unnecessary renders.</w:t>
+      </w:r>
+    </w:p>
+    <w:p>
+      <w:pPr>
+        <w:pStyle w:val="Normal"/>
+        <w:ind w:hanging="0" w:start="-540" w:end="-449"/>
+        <w:rPr>
+          <w:rFonts w:ascii="Times New Roman" w:hAnsi="Times New Roman"/>
+          <w:sz w:val="30"/>
+          <w:szCs w:val="30"/>
+        </w:rPr>
+      </w:pPr>
+      <w:r>
+        <w:rPr>
+          <w:rFonts w:ascii="Times New Roman" w:hAnsi="Times New Roman"/>
+          <w:sz w:val="30"/>
+          <w:szCs w:val="30"/>
+        </w:rPr>
+      </w:r>
+    </w:p>
+    <w:p>
+      <w:pPr>
+        <w:pStyle w:val="Normal"/>
+        <w:ind w:hanging="0" w:start="-540" w:end="-449"/>
+        <w:rPr>
+          <w:rFonts w:ascii="Times New Roman" w:hAnsi="Times New Roman"/>
+          <w:b/>
+          <w:bCs/>
+          <w:color w:val="3465A4"/>
+          <w:sz w:val="30"/>
+          <w:szCs w:val="30"/>
+        </w:rPr>
+      </w:pPr>
+      <w:r>
+        <w:rPr>
+          <w:rFonts w:ascii="Times New Roman" w:hAnsi="Times New Roman"/>
+          <w:b/>
+          <w:bCs/>
+          <w:color w:val="3465A4"/>
+          <w:sz w:val="30"/>
+          <w:szCs w:val="30"/>
+        </w:rPr>
+        <w:t>Batch update (automatic batching) trong React là gì?</w:t>
+      </w:r>
+    </w:p>
+    <w:p>
+      <w:pPr>
+        <w:pStyle w:val="Normal"/>
+        <w:ind w:hanging="0" w:start="-540" w:end="-449"/>
+        <w:rPr>
+          <w:rFonts w:ascii="Times New Roman" w:hAnsi="Times New Roman"/>
+          <w:sz w:val="30"/>
+          <w:szCs w:val="30"/>
+        </w:rPr>
+      </w:pPr>
+      <w:r>
+        <w:rPr>
+          <w:rFonts w:ascii="Times New Roman" w:hAnsi="Times New Roman"/>
+          <w:sz w:val="30"/>
+          <w:szCs w:val="30"/>
+        </w:rPr>
+        <w:t>[VN] Trong React, automatic batching là cơ chế mà React gom nhiều lần cập nhật state lại và xử lý chúng trong một lần render duy nhất. Điều này giúp giảm số lần render của component và cải thiện hiệu năng. Ví dụ, nếu nhiều setState được gọi gần nhau trong cùng một sự kiện hoặc logic bất đồng bộ, React sẽ batch các cập nhật đó lại và chỉ render một lần sau khi tất cả cập nhật hoàn thành.</w:t>
+      </w:r>
+    </w:p>
+    <w:p>
+      <w:pPr>
+        <w:pStyle w:val="Normal"/>
+        <w:ind w:hanging="0" w:start="-540" w:end="-449"/>
+        <w:rPr>
+          <w:rFonts w:ascii="Times New Roman" w:hAnsi="Times New Roman"/>
+          <w:sz w:val="30"/>
+          <w:szCs w:val="30"/>
+        </w:rPr>
+      </w:pPr>
+      <w:r>
+        <w:rPr>
+          <w:rFonts w:ascii="Times New Roman" w:hAnsi="Times New Roman"/>
+          <w:sz w:val="30"/>
+          <w:szCs w:val="30"/>
+        </w:rPr>
+      </w:r>
+    </w:p>
+    <w:p>
+      <w:pPr>
+        <w:pStyle w:val="Normal"/>
+        <w:ind w:hanging="0" w:start="-540" w:end="-449"/>
+        <w:rPr>
+          <w:rFonts w:ascii="Times New Roman" w:hAnsi="Times New Roman"/>
+          <w:sz w:val="30"/>
+          <w:szCs w:val="30"/>
+        </w:rPr>
+      </w:pPr>
+      <w:r>
+        <w:rPr>
+          <w:rFonts w:ascii="Times New Roman" w:hAnsi="Times New Roman"/>
+          <w:sz w:val="30"/>
+          <w:szCs w:val="30"/>
+        </w:rPr>
+        <w:t>[EN] In React, automatic batching is a mechanism where React groups multiple state updates together and processes them in a single render. This helps reduce the number of component renders and improves performance. For example, if multiple setState calls happen close together in the same event or asynchronous logic, React will batch those updates and perform only one render after all updates are processed.</w:t>
+      </w:r>
+    </w:p>
+    <w:p>
+      <w:pPr>
+        <w:pStyle w:val="Normal"/>
+        <w:ind w:hanging="0" w:start="-540" w:end="-449"/>
+        <w:rPr>
+          <w:rFonts w:ascii="Times New Roman" w:hAnsi="Times New Roman"/>
+          <w:sz w:val="30"/>
+          <w:szCs w:val="30"/>
+        </w:rPr>
+      </w:pPr>
+      <w:r>
+        <w:rPr>
+          <w:rFonts w:ascii="Times New Roman" w:hAnsi="Times New Roman"/>
+          <w:sz w:val="30"/>
+          <w:szCs w:val="30"/>
+        </w:rPr>
+      </w:r>
+    </w:p>
+    <w:p>
+      <w:pPr>
+        <w:pStyle w:val="Normal"/>
+        <w:ind w:hanging="0" w:start="-540" w:end="-449"/>
+        <w:rPr>
+          <w:rFonts w:ascii="Times New Roman" w:hAnsi="Times New Roman"/>
+          <w:b/>
+          <w:bCs/>
+          <w:color w:val="3465A4"/>
+          <w:sz w:val="30"/>
+          <w:szCs w:val="30"/>
+        </w:rPr>
+      </w:pPr>
+      <w:r>
+        <w:rPr>
+          <w:rFonts w:ascii="Times New Roman" w:hAnsi="Times New Roman"/>
+          <w:b/>
+          <w:bCs/>
+          <w:color w:val="3465A4"/>
+          <w:sz w:val="30"/>
+          <w:szCs w:val="30"/>
+        </w:rPr>
+        <w:t>React batch state updates khác nhau giữa event handler và async code như thế nào?</w:t>
+      </w:r>
+    </w:p>
+    <w:p>
+      <w:pPr>
+        <w:pStyle w:val="Normal"/>
+        <w:ind w:hanging="0" w:start="-540" w:end="-449"/>
+        <w:rPr>
+          <w:rFonts w:ascii="Times New Roman" w:hAnsi="Times New Roman"/>
+          <w:sz w:val="30"/>
+          <w:szCs w:val="30"/>
+        </w:rPr>
+      </w:pPr>
+      <w:r>
+        <w:rPr>
+          <w:rFonts w:ascii="Times New Roman" w:hAnsi="Times New Roman"/>
+          <w:sz w:val="30"/>
+          <w:szCs w:val="30"/>
+        </w:rPr>
+        <w:t>[VN] Trong React, batch state updates có sự khác nhau giữa event handler và async code (đặc biệt trong các phiên bản React cũ). Trong event handler như onClick, React sẽ tự động gom nhiều lần setState lại và chỉ render một lần. Tuy nhiên trong async code như setTimeout, Promise hoặc gọi API, trước đây React không tự batch, nên mỗi setState có thể gây ra một lần render riêng. Từ React 18 trở đi, React đã hỗ trợ automatic batching cho cả async code, giúp giảm số lần render và cải thiện hiệu năng.</w:t>
+      </w:r>
+    </w:p>
+    <w:p>
+      <w:pPr>
+        <w:pStyle w:val="Normal"/>
+        <w:ind w:hanging="0" w:start="-540" w:end="-449"/>
+        <w:rPr>
+          <w:rFonts w:ascii="Times New Roman" w:hAnsi="Times New Roman"/>
+          <w:sz w:val="30"/>
+          <w:szCs w:val="30"/>
+        </w:rPr>
+      </w:pPr>
+      <w:r>
+        <w:rPr>
+          <w:rFonts w:ascii="Times New Roman" w:hAnsi="Times New Roman"/>
+          <w:sz w:val="30"/>
+          <w:szCs w:val="30"/>
+        </w:rPr>
+      </w:r>
+    </w:p>
+    <w:p>
+      <w:pPr>
+        <w:pStyle w:val="Normal"/>
+        <w:ind w:hanging="0" w:start="-540" w:end="-449"/>
+        <w:rPr>
+          <w:rFonts w:ascii="Times New Roman" w:hAnsi="Times New Roman"/>
+          <w:sz w:val="30"/>
+          <w:szCs w:val="30"/>
+        </w:rPr>
+      </w:pPr>
+      <w:r>
+        <w:rPr>
+          <w:rFonts w:ascii="Times New Roman" w:hAnsi="Times New Roman"/>
+          <w:sz w:val="30"/>
+          <w:szCs w:val="30"/>
+        </w:rPr>
+        <w:t>[EN] In React, batch state updates behave differently between event handlers and async code (especially in older React versions). In event handlers like onClick, React automatically groups multiple setState calls and performs only one render. However, in async code such as setTimeout, Promise, or API calls, React previously did not batch updates, so each setState could trigger a separate render. Starting from React 18, React introduced automatic batching for async code as well, which reduces the number of renders and improves performance.</w:t>
+      </w:r>
+    </w:p>
+    <w:p>
+      <w:pPr>
+        <w:pStyle w:val="Normal"/>
+        <w:ind w:hanging="0" w:start="-540" w:end="-449"/>
+        <w:rPr>
+          <w:rFonts w:ascii="Times New Roman" w:hAnsi="Times New Roman"/>
+          <w:sz w:val="30"/>
+          <w:szCs w:val="30"/>
+        </w:rPr>
+      </w:pPr>
+      <w:r>
+        <w:rPr>
+          <w:rFonts w:ascii="Times New Roman" w:hAnsi="Times New Roman"/>
+          <w:sz w:val="30"/>
+          <w:szCs w:val="30"/>
+        </w:rPr>
+      </w:r>
+    </w:p>
+    <w:p>
+      <w:pPr>
+        <w:pStyle w:val="Normal"/>
+        <w:ind w:hanging="0" w:start="-540" w:end="-449"/>
+        <w:rPr>
+          <w:rFonts w:ascii="Times New Roman" w:hAnsi="Times New Roman"/>
+          <w:b/>
+          <w:bCs/>
+          <w:color w:val="3465A4"/>
+          <w:sz w:val="30"/>
+          <w:szCs w:val="30"/>
+        </w:rPr>
+      </w:pPr>
+      <w:r>
+        <w:rPr>
+          <w:rFonts w:ascii="Times New Roman" w:hAnsi="Times New Roman"/>
+          <w:b/>
+          <w:bCs/>
+          <w:color w:val="3465A4"/>
+          <w:sz w:val="30"/>
+          <w:szCs w:val="30"/>
+        </w:rPr>
+        <w:t>Concurrent Rendering trong React 18 là gì?</w:t>
+      </w:r>
+    </w:p>
+    <w:p>
+      <w:pPr>
+        <w:pStyle w:val="Normal"/>
+        <w:ind w:hanging="0" w:start="-540" w:end="-449"/>
+        <w:rPr>
+          <w:rFonts w:ascii="Times New Roman" w:hAnsi="Times New Roman"/>
+          <w:sz w:val="30"/>
+          <w:szCs w:val="30"/>
+        </w:rPr>
+      </w:pPr>
+      <w:r>
+        <w:rPr>
+          <w:rFonts w:ascii="Times New Roman" w:hAnsi="Times New Roman"/>
+          <w:sz w:val="30"/>
+          <w:szCs w:val="30"/>
+        </w:rPr>
+        <w:t>[VN] Trong React phiên bản 18, Concurrent Rendering là cơ chế cho phép React chuẩn bị việc render theo cách linh hoạt và có thể tạm dừng, tiếp tục hoặc ưu tiên các tác vụ khác. Điều này giúp React xử lý các cập nhật giao diện mượt hơn, đặc biệt khi có nhiều tác vụ nặng xảy ra cùng lúc. Ví dụ, React có thể ưu tiên các tương tác quan trọng của người dùng trước, trong khi các cập nhật ít quan trọng hơn có thể được xử lý sau.</w:t>
+      </w:r>
+    </w:p>
+    <w:p>
+      <w:pPr>
+        <w:pStyle w:val="Normal"/>
+        <w:ind w:hanging="0" w:start="-540" w:end="-449"/>
+        <w:rPr>
+          <w:rFonts w:ascii="Times New Roman" w:hAnsi="Times New Roman"/>
+          <w:sz w:val="30"/>
+          <w:szCs w:val="30"/>
+        </w:rPr>
+      </w:pPr>
+      <w:r>
+        <w:rPr>
+          <w:rFonts w:ascii="Times New Roman" w:hAnsi="Times New Roman"/>
+          <w:sz w:val="30"/>
+          <w:szCs w:val="30"/>
+        </w:rPr>
+      </w:r>
+    </w:p>
+    <w:p>
+      <w:pPr>
+        <w:pStyle w:val="Normal"/>
+        <w:ind w:hanging="0" w:start="-540" w:end="-449"/>
+        <w:rPr>
+          <w:rFonts w:ascii="Times New Roman" w:hAnsi="Times New Roman"/>
+          <w:sz w:val="30"/>
+          <w:szCs w:val="30"/>
+        </w:rPr>
+      </w:pPr>
+      <w:r>
+        <w:rPr>
+          <w:rFonts w:ascii="Times New Roman" w:hAnsi="Times New Roman"/>
+          <w:sz w:val="30"/>
+          <w:szCs w:val="30"/>
+        </w:rPr>
+        <w:t>[EN] In React version 18, Concurrent Rendering is a mechanism that allows React to prepare rendering in a flexible way, where it can pause, resume, or prioritize different tasks. This helps React keep the UI responsive, especially when multiple heavy updates happen at the same time. For example, React can prioritize important user interactions first, while less important updates can be processed later.</w:t>
+      </w:r>
+    </w:p>
+    <w:p>
+      <w:pPr>
+        <w:pStyle w:val="Normal"/>
+        <w:ind w:hanging="0" w:start="-540" w:end="-449"/>
+        <w:rPr>
+          <w:rFonts w:ascii="Times New Roman" w:hAnsi="Times New Roman"/>
+          <w:sz w:val="30"/>
+          <w:szCs w:val="30"/>
+        </w:rPr>
+      </w:pPr>
+      <w:r>
+        <w:rPr>
+          <w:rFonts w:ascii="Times New Roman" w:hAnsi="Times New Roman"/>
+          <w:sz w:val="30"/>
+          <w:szCs w:val="30"/>
+        </w:rPr>
+      </w:r>
+    </w:p>
+    <w:p>
+      <w:pPr>
+        <w:pStyle w:val="Normal"/>
+        <w:ind w:hanging="0" w:start="-540" w:end="-449"/>
+        <w:rPr>
+          <w:rFonts w:ascii="Times New Roman" w:hAnsi="Times New Roman"/>
+          <w:b/>
+          <w:bCs/>
+          <w:color w:val="3465A4"/>
+          <w:sz w:val="30"/>
+          <w:szCs w:val="30"/>
+        </w:rPr>
+      </w:pPr>
+      <w:r>
+        <w:rPr>
+          <w:rFonts w:ascii="Times New Roman" w:hAnsi="Times New Roman"/>
+          <w:b/>
+          <w:bCs/>
+          <w:color w:val="3465A4"/>
+          <w:sz w:val="30"/>
+          <w:szCs w:val="30"/>
+        </w:rPr>
+        <w:t>useTransition dùng để làm gì?</w:t>
+      </w:r>
+    </w:p>
+    <w:p>
+      <w:pPr>
+        <w:pStyle w:val="Normal"/>
+        <w:ind w:hanging="0" w:start="-540" w:end="-449"/>
+        <w:rPr>
+          <w:rFonts w:ascii="Times New Roman" w:hAnsi="Times New Roman"/>
+          <w:sz w:val="30"/>
+          <w:szCs w:val="30"/>
+        </w:rPr>
+      </w:pPr>
+      <w:r>
+        <w:rPr>
+          <w:rFonts w:ascii="Times New Roman" w:hAnsi="Times New Roman"/>
+          <w:sz w:val="30"/>
+          <w:szCs w:val="30"/>
+        </w:rPr>
+        <w:t>[VN] Trong React, useTransition là một hook dùng để đánh dấu một số cập nhật state là không khẩn cấp (non-urgent). Điều này cho phép React ưu tiên các tương tác quan trọng của người dùng, như nhập dữ liệu hoặc click, trước khi xử lý các cập nhật nặng hơn. Khi dùng useTransition, React có thể giữ giao diện phản hồi nhanh trong khi các cập nhật ít quan trọng hơn được xử lý ở nền.</w:t>
+      </w:r>
+    </w:p>
+    <w:p>
+      <w:pPr>
+        <w:pStyle w:val="Normal"/>
+        <w:ind w:hanging="0" w:start="-540" w:end="-449"/>
+        <w:rPr>
+          <w:rFonts w:ascii="Times New Roman" w:hAnsi="Times New Roman"/>
+          <w:sz w:val="30"/>
+          <w:szCs w:val="30"/>
+        </w:rPr>
+      </w:pPr>
+      <w:r>
+        <w:rPr>
+          <w:rFonts w:ascii="Times New Roman" w:hAnsi="Times New Roman"/>
+          <w:sz w:val="30"/>
+          <w:szCs w:val="30"/>
+        </w:rPr>
+      </w:r>
+    </w:p>
+    <w:p>
+      <w:pPr>
+        <w:pStyle w:val="Normal"/>
+        <w:ind w:hanging="0" w:start="-540" w:end="-449"/>
+        <w:rPr>
+          <w:rFonts w:ascii="Times New Roman" w:hAnsi="Times New Roman"/>
+          <w:sz w:val="30"/>
+          <w:szCs w:val="30"/>
+        </w:rPr>
+      </w:pPr>
+      <w:r>
+        <w:rPr>
+          <w:rFonts w:ascii="Times New Roman" w:hAnsi="Times New Roman"/>
+          <w:sz w:val="30"/>
+          <w:szCs w:val="30"/>
+        </w:rPr>
+        <w:t>[EN] In React, useTransition is a hook used to mark some state updates as non-urgent. This allows React to prioritize important user interactions, such as typing or clicking, before processing heavier updates. With useTransition, React can keep the UI responsive while less important updates are handled in the background.</w:t>
+      </w:r>
+    </w:p>
+    <w:p>
+      <w:pPr>
+        <w:pStyle w:val="Normal"/>
+        <w:ind w:hanging="0" w:start="-540" w:end="-449"/>
+        <w:rPr>
+          <w:rFonts w:ascii="Times New Roman" w:hAnsi="Times New Roman"/>
+          <w:sz w:val="30"/>
+          <w:szCs w:val="30"/>
+        </w:rPr>
+      </w:pPr>
+      <w:r>
+        <w:rPr>
+          <w:rFonts w:ascii="Times New Roman" w:hAnsi="Times New Roman"/>
+          <w:sz w:val="30"/>
+          <w:szCs w:val="30"/>
+        </w:rPr>
+      </w:r>
+    </w:p>
+    <w:p>
+      <w:pPr>
+        <w:pStyle w:val="Normal"/>
+        <w:ind w:hanging="0" w:start="-540" w:end="-449"/>
+        <w:rPr>
+          <w:rFonts w:ascii="Times New Roman" w:hAnsi="Times New Roman"/>
+          <w:b/>
+          <w:bCs/>
+          <w:color w:val="3465A4"/>
+          <w:sz w:val="30"/>
+          <w:szCs w:val="30"/>
+        </w:rPr>
+      </w:pPr>
+      <w:r>
+        <w:rPr>
+          <w:rFonts w:ascii="Times New Roman" w:hAnsi="Times New Roman"/>
+          <w:b/>
+          <w:bCs/>
+          <w:color w:val="3465A4"/>
+          <w:sz w:val="30"/>
+          <w:szCs w:val="30"/>
+        </w:rPr>
+        <w:t>useTransition giúp cải thiện UX trong trường hợp nào?</w:t>
+      </w:r>
+    </w:p>
+    <w:p>
+      <w:pPr>
+        <w:pStyle w:val="Normal"/>
+        <w:ind w:hanging="0" w:start="-540" w:end="-449"/>
+        <w:rPr>
+          <w:rFonts w:ascii="Times New Roman" w:hAnsi="Times New Roman"/>
+          <w:sz w:val="30"/>
+          <w:szCs w:val="30"/>
+        </w:rPr>
+      </w:pPr>
+      <w:r>
+        <w:rPr>
+          <w:rFonts w:ascii="Times New Roman" w:hAnsi="Times New Roman"/>
+          <w:sz w:val="30"/>
+          <w:szCs w:val="30"/>
+        </w:rPr>
+        <w:t>[VN] Trong React, useTransition giúp cải thiện trải nghiệm người dùng (UX) khi có các cập nhật giao diện nặng hoặc tốn thời gian, ví dụ như lọc danh sách lớn, tìm kiếm dữ liệu, hoặc render nhiều component cùng lúc. Trong những trường hợp này, useTransition cho phép React ưu tiên các tương tác quan trọng như nhập dữ liệu hoặc click, trong khi các cập nhật ít quan trọng hơn được xử lý sau. Nhờ vậy giao diện vẫn mượt và phản hồi nhanh, thay vì bị chậm hoặc bị “đơ”.</w:t>
+      </w:r>
+    </w:p>
+    <w:p>
+      <w:pPr>
+        <w:pStyle w:val="Normal"/>
+        <w:ind w:hanging="0" w:start="-540" w:end="-449"/>
+        <w:rPr>
+          <w:rFonts w:ascii="Times New Roman" w:hAnsi="Times New Roman"/>
+          <w:sz w:val="30"/>
+          <w:szCs w:val="30"/>
+        </w:rPr>
+      </w:pPr>
+      <w:r>
+        <w:rPr>
+          <w:rFonts w:ascii="Times New Roman" w:hAnsi="Times New Roman"/>
+          <w:sz w:val="30"/>
+          <w:szCs w:val="30"/>
+        </w:rPr>
+      </w:r>
+    </w:p>
+    <w:p>
+      <w:pPr>
+        <w:pStyle w:val="Normal"/>
+        <w:ind w:hanging="0" w:start="-540" w:end="-449"/>
+        <w:rPr>
+          <w:rFonts w:ascii="Times New Roman" w:hAnsi="Times New Roman"/>
+          <w:sz w:val="30"/>
+          <w:szCs w:val="30"/>
+        </w:rPr>
+      </w:pPr>
+      <w:r>
+        <w:rPr>
+          <w:rFonts w:ascii="Times New Roman" w:hAnsi="Times New Roman"/>
+          <w:sz w:val="30"/>
+          <w:szCs w:val="30"/>
+        </w:rPr>
+        <w:t>[EN] In React, useTransition improves user experience (UX) when the UI has heavy or time-consuming updates, such as filtering a large list, searching data, or rendering many components at once. In these situations, useTransition allows React to prioritize important user interactions like typing or clicking, while less important updates are processed later. This keeps the interface smooth and responsive instead of feeling slow or frozen.</w:t>
+      </w:r>
+    </w:p>
+    <w:p>
+      <w:pPr>
+        <w:pStyle w:val="Normal"/>
+        <w:ind w:hanging="0" w:start="-540" w:end="-449"/>
+        <w:rPr>
+          <w:rFonts w:ascii="Times New Roman" w:hAnsi="Times New Roman"/>
+          <w:sz w:val="30"/>
+          <w:szCs w:val="30"/>
+        </w:rPr>
+      </w:pPr>
+      <w:r>
+        <w:rPr>
+          <w:rFonts w:ascii="Times New Roman" w:hAnsi="Times New Roman"/>
+          <w:sz w:val="30"/>
+          <w:szCs w:val="30"/>
+        </w:rPr>
+      </w:r>
+    </w:p>
+    <w:p>
+      <w:pPr>
+        <w:pStyle w:val="Normal"/>
+        <w:ind w:hanging="0" w:start="-540" w:end="-449"/>
+        <w:rPr>
+          <w:rFonts w:ascii="Times New Roman" w:hAnsi="Times New Roman"/>
+          <w:b/>
+          <w:bCs/>
+          <w:color w:val="3465A4"/>
+          <w:sz w:val="30"/>
+          <w:szCs w:val="30"/>
+        </w:rPr>
+      </w:pPr>
+      <w:r>
+        <w:rPr>
+          <w:rFonts w:ascii="Times New Roman" w:hAnsi="Times New Roman"/>
+          <w:b/>
+          <w:bCs/>
+          <w:color w:val="3465A4"/>
+          <w:sz w:val="30"/>
+          <w:szCs w:val="30"/>
+        </w:rPr>
+        <w:t>StrictMode trong React dùng để làm gì?</w:t>
+      </w:r>
+    </w:p>
+    <w:p>
+      <w:pPr>
+        <w:pStyle w:val="Normal"/>
+        <w:ind w:hanging="0" w:start="-540" w:end="-449"/>
+        <w:rPr>
+          <w:rFonts w:ascii="Times New Roman" w:hAnsi="Times New Roman"/>
+          <w:sz w:val="30"/>
+          <w:szCs w:val="30"/>
+        </w:rPr>
+      </w:pPr>
+      <w:r>
+        <w:rPr>
+          <w:rFonts w:ascii="Times New Roman" w:hAnsi="Times New Roman"/>
+          <w:sz w:val="30"/>
+          <w:szCs w:val="30"/>
+        </w:rPr>
+        <w:t>[VN] StrictMode trong React là một công cụ dành cho môi trường phát triển (development) giúp lập trình viên phát hiện các vấn đề tiềm ẩn trong ứng dụng. Khi bật StrictMode, React sẽ kiểm tra và cảnh báo về các cách dùng không an toàn, API đã lỗi thời, hoặc các side effects có thể gây lỗi trong tương lai. Nó cũng có thể chạy một số hàm hai lần trong development để giúp phát hiện bug liên quan đến state hoặc side effects. StrictMode không ảnh hưởng đến code khi chạy ở môi trường production.</w:t>
+      </w:r>
+    </w:p>
+    <w:p>
+      <w:pPr>
+        <w:pStyle w:val="Normal"/>
+        <w:ind w:hanging="0" w:start="-540" w:end="-449"/>
+        <w:rPr>
+          <w:rFonts w:ascii="Times New Roman" w:hAnsi="Times New Roman"/>
+          <w:sz w:val="30"/>
+          <w:szCs w:val="30"/>
+        </w:rPr>
+      </w:pPr>
+      <w:r>
+        <w:rPr>
+          <w:rFonts w:ascii="Times New Roman" w:hAnsi="Times New Roman"/>
+          <w:sz w:val="30"/>
+          <w:szCs w:val="30"/>
+        </w:rPr>
+      </w:r>
+    </w:p>
+    <w:p>
+      <w:pPr>
+        <w:pStyle w:val="Normal"/>
+        <w:ind w:hanging="0" w:start="-540" w:end="-449"/>
+        <w:rPr>
+          <w:rFonts w:ascii="Times New Roman" w:hAnsi="Times New Roman"/>
+          <w:sz w:val="30"/>
+          <w:szCs w:val="30"/>
+        </w:rPr>
+      </w:pPr>
+      <w:r>
+        <w:rPr>
+          <w:rFonts w:ascii="Times New Roman" w:hAnsi="Times New Roman"/>
+          <w:sz w:val="30"/>
+          <w:szCs w:val="30"/>
+        </w:rPr>
+        <w:t>[EN] StrictMode in React is a development tool that helps developers find potential problems in an application. When StrictMode is enabled, React checks and warns about unsafe practices, deprecated APIs, or side effects that may cause issues in the future. It may also run some functions twice in development to help detect bugs related to state or side effects. StrictMode does not affect the behavior of the application in production.</w:t>
+      </w:r>
+    </w:p>
+    <w:p>
+      <w:pPr>
+        <w:pStyle w:val="Normal"/>
+        <w:ind w:hanging="0" w:start="-540" w:end="-449"/>
+        <w:rPr>
+          <w:rFonts w:ascii="Times New Roman" w:hAnsi="Times New Roman"/>
+          <w:sz w:val="30"/>
+          <w:szCs w:val="30"/>
+        </w:rPr>
+      </w:pPr>
+      <w:r>
+        <w:rPr>
+          <w:rFonts w:ascii="Times New Roman" w:hAnsi="Times New Roman"/>
+          <w:sz w:val="30"/>
+          <w:szCs w:val="30"/>
+        </w:rPr>
+      </w:r>
+    </w:p>
+    <w:p>
+      <w:pPr>
+        <w:pStyle w:val="Normal"/>
+        <w:ind w:hanging="0" w:start="-540" w:end="-449"/>
+        <w:rPr>
+          <w:rFonts w:ascii="Times New Roman" w:hAnsi="Times New Roman"/>
+          <w:b/>
+          <w:bCs/>
+          <w:color w:val="3465A4"/>
+          <w:sz w:val="30"/>
+          <w:szCs w:val="30"/>
+        </w:rPr>
+      </w:pPr>
+      <w:r>
+        <w:rPr>
+          <w:rFonts w:ascii="Times New Roman" w:hAnsi="Times New Roman"/>
+          <w:b/>
+          <w:bCs/>
+          <w:color w:val="3465A4"/>
+          <w:sz w:val="30"/>
+          <w:szCs w:val="30"/>
+        </w:rPr>
+        <w:t>Tại sao useEffect chạy 2 lần trong StrictMode (ở development)?</w:t>
+      </w:r>
+    </w:p>
+    <w:p>
+      <w:pPr>
+        <w:pStyle w:val="Normal"/>
+        <w:ind w:hanging="0" w:start="-540" w:end="-449"/>
+        <w:rPr>
+          <w:rFonts w:ascii="Times New Roman" w:hAnsi="Times New Roman"/>
+          <w:sz w:val="30"/>
+          <w:szCs w:val="30"/>
+        </w:rPr>
+      </w:pPr>
+      <w:r>
+        <w:rPr>
+          <w:rFonts w:ascii="Times New Roman" w:hAnsi="Times New Roman"/>
+          <w:sz w:val="30"/>
+          <w:szCs w:val="30"/>
+        </w:rPr>
+        <w:t>[VN] Trong React, useEffect có thể chạy 2 lần khi dùng StrictMode ở môi trường development vì React cố tình mount, unmount và mount lại component một lần nữa để kiểm tra các side effects có an toàn hay không. Cách này giúp phát hiện các lỗi như side effects không được cleanup đúng cách, gọi API nhiều lần không mong muốn, hoặc logic phụ thuộc vào việc component chỉ chạy một lần. Điều này chỉ xảy ra trong development để giúp lập trình viên phát hiện bug sớm, và sẽ không xảy ra trong môi trường production.</w:t>
+      </w:r>
+    </w:p>
+    <w:p>
+      <w:pPr>
+        <w:pStyle w:val="Normal"/>
+        <w:ind w:hanging="0" w:start="-540" w:end="-449"/>
+        <w:rPr>
+          <w:rFonts w:ascii="Times New Roman" w:hAnsi="Times New Roman"/>
+          <w:sz w:val="30"/>
+          <w:szCs w:val="30"/>
+        </w:rPr>
+      </w:pPr>
+      <w:r>
+        <w:rPr>
+          <w:rFonts w:ascii="Times New Roman" w:hAnsi="Times New Roman"/>
+          <w:sz w:val="30"/>
+          <w:szCs w:val="30"/>
+        </w:rPr>
+      </w:r>
+    </w:p>
+    <w:p>
+      <w:pPr>
+        <w:pStyle w:val="Normal"/>
+        <w:ind w:hanging="0" w:start="-540" w:end="-449"/>
+        <w:rPr>
+          <w:rFonts w:ascii="Times New Roman" w:hAnsi="Times New Roman"/>
+          <w:sz w:val="30"/>
+          <w:szCs w:val="30"/>
+        </w:rPr>
+      </w:pPr>
+      <w:r>
+        <w:rPr>
+          <w:rFonts w:ascii="Times New Roman" w:hAnsi="Times New Roman"/>
+          <w:sz w:val="30"/>
+          <w:szCs w:val="30"/>
+        </w:rPr>
+        <w:t>[EN] In React, useEffect may run twice when using StrictMode in development because React intentionally mounts, unmounts, and mounts the component again to check if side effects are safe. This helps detect problems such as missing cleanup, unintended multiple API calls, or logic that incorrectly assumes the component runs only once. This behavior only happens in development to help developers find bugs early and does not occur in production.</w:t>
+      </w:r>
+    </w:p>
+    <w:p>
+      <w:pPr>
+        <w:pStyle w:val="Normal"/>
+        <w:ind w:hanging="0" w:start="-540" w:end="-449"/>
+        <w:rPr>
+          <w:rFonts w:ascii="Times New Roman" w:hAnsi="Times New Roman"/>
+          <w:sz w:val="30"/>
+          <w:szCs w:val="30"/>
+        </w:rPr>
+      </w:pPr>
+      <w:r>
+        <w:rPr>
+          <w:rFonts w:ascii="Times New Roman" w:hAnsi="Times New Roman"/>
+          <w:sz w:val="30"/>
+          <w:szCs w:val="30"/>
+        </w:rPr>
+      </w:r>
+    </w:p>
+    <w:p>
+      <w:pPr>
+        <w:pStyle w:val="Normal"/>
+        <w:ind w:hanging="0" w:start="-540" w:end="-449"/>
+        <w:rPr>
+          <w:rFonts w:ascii="Times New Roman" w:hAnsi="Times New Roman"/>
+          <w:b/>
+          <w:bCs/>
+          <w:color w:val="3465A4"/>
+          <w:sz w:val="30"/>
+          <w:szCs w:val="30"/>
+        </w:rPr>
+      </w:pPr>
+      <w:r>
+        <w:rPr>
+          <w:rFonts w:ascii="Times New Roman" w:hAnsi="Times New Roman"/>
+          <w:b/>
+          <w:bCs/>
+          <w:color w:val="3465A4"/>
+          <w:sz w:val="30"/>
+          <w:szCs w:val="30"/>
+        </w:rPr>
+        <w:t>Suspense component hoạt động như thế nào?</w:t>
+      </w:r>
+    </w:p>
+    <w:p>
+      <w:pPr>
+        <w:pStyle w:val="Normal"/>
+        <w:ind w:hanging="0" w:start="-540" w:end="-449"/>
+        <w:rPr>
+          <w:rFonts w:ascii="Times New Roman" w:hAnsi="Times New Roman"/>
+          <w:sz w:val="30"/>
+          <w:szCs w:val="30"/>
+        </w:rPr>
+      </w:pPr>
+      <w:r>
+        <w:rPr>
+          <w:rFonts w:ascii="Times New Roman" w:hAnsi="Times New Roman"/>
+          <w:sz w:val="30"/>
+          <w:szCs w:val="30"/>
+        </w:rPr>
+        <w:t>[VN] Trong React, Suspense là một component dùng để xử lý các tác vụ bất đồng bộ (như lazy loading component hoặc tải dữ liệu). Khi một component con chưa sẵn sàng (ví dụ đang tải), Suspense sẽ tạm thời hiển thị nội dung dự phòng được truyền qua prop fallback (ví dụ: loading spinner). Khi dữ liệu hoặc component đã tải xong, React sẽ tự động render lại và hiển thị nội dung thật. Cách này giúp giao diện không bị đứng và mang lại trải nghiệm người dùng mượt hơn.</w:t>
+      </w:r>
+    </w:p>
+    <w:p>
+      <w:pPr>
+        <w:pStyle w:val="Normal"/>
+        <w:ind w:hanging="0" w:start="-540" w:end="-449"/>
+        <w:rPr>
+          <w:rFonts w:ascii="Times New Roman" w:hAnsi="Times New Roman"/>
+          <w:sz w:val="30"/>
+          <w:szCs w:val="30"/>
+        </w:rPr>
+      </w:pPr>
+      <w:r>
+        <w:rPr>
+          <w:rFonts w:ascii="Times New Roman" w:hAnsi="Times New Roman"/>
+          <w:sz w:val="30"/>
+          <w:szCs w:val="30"/>
+        </w:rPr>
+      </w:r>
+    </w:p>
+    <w:p>
+      <w:pPr>
+        <w:pStyle w:val="Normal"/>
+        <w:ind w:hanging="0" w:start="-540" w:end="-449"/>
+        <w:rPr>
+          <w:rFonts w:ascii="Times New Roman" w:hAnsi="Times New Roman"/>
+          <w:sz w:val="30"/>
+          <w:szCs w:val="30"/>
+        </w:rPr>
+      </w:pPr>
+      <w:r>
+        <w:rPr>
+          <w:rFonts w:ascii="Times New Roman" w:hAnsi="Times New Roman"/>
+          <w:sz w:val="30"/>
+          <w:szCs w:val="30"/>
+        </w:rPr>
+        <w:t>[EN] In React, Suspense is a component used to handle asynchronous tasks such as lazy loading components or fetching data. When a child component is not ready yet (for example, still loading), Suspense temporarily shows a fallback UI provided through the fallback prop (such as a loading spinner). Once the data or component is ready, React automatically re-renders and displays the real content. This helps keep the UI responsive and improves user experience.</w:t>
+      </w:r>
+    </w:p>
+    <w:p>
+      <w:pPr>
+        <w:pStyle w:val="Normal"/>
+        <w:ind w:hanging="0" w:start="-540" w:end="-449"/>
+        <w:rPr>
+          <w:rFonts w:ascii="Times New Roman" w:hAnsi="Times New Roman"/>
+          <w:sz w:val="30"/>
+          <w:szCs w:val="30"/>
+        </w:rPr>
+      </w:pPr>
+      <w:r>
+        <w:rPr>
+          <w:rFonts w:ascii="Times New Roman" w:hAnsi="Times New Roman"/>
+          <w:sz w:val="30"/>
+          <w:szCs w:val="30"/>
+        </w:rPr>
+      </w:r>
+    </w:p>
+    <w:p>
+      <w:pPr>
+        <w:pStyle w:val="Normal"/>
+        <w:ind w:hanging="0" w:start="-540" w:end="-449"/>
+        <w:rPr>
+          <w:rFonts w:ascii="Times New Roman" w:hAnsi="Times New Roman"/>
+          <w:b/>
+          <w:bCs/>
+          <w:color w:val="3465A4"/>
+          <w:sz w:val="30"/>
+          <w:szCs w:val="30"/>
+        </w:rPr>
+      </w:pPr>
+      <w:r>
+        <w:rPr>
+          <w:rFonts w:ascii="Times New Roman" w:hAnsi="Times New Roman"/>
+          <w:b/>
+          <w:bCs/>
+          <w:color w:val="3465A4"/>
+          <w:sz w:val="30"/>
+          <w:szCs w:val="30"/>
+        </w:rPr>
+        <w:t>Suspense có thể dùng cho data fetching không?</w:t>
+      </w:r>
+    </w:p>
+    <w:p>
+      <w:pPr>
+        <w:pStyle w:val="Normal"/>
+        <w:ind w:hanging="0" w:start="-540" w:end="-449"/>
+        <w:rPr>
+          <w:rFonts w:ascii="Times New Roman" w:hAnsi="Times New Roman"/>
+          <w:sz w:val="30"/>
+          <w:szCs w:val="30"/>
+        </w:rPr>
+      </w:pPr>
+      <w:r>
+        <w:rPr>
+          <w:rFonts w:ascii="Times New Roman" w:hAnsi="Times New Roman"/>
+          <w:sz w:val="30"/>
+          <w:szCs w:val="30"/>
+        </w:rPr>
+        <w:t>[VN] Trong React, Suspense có thể dùng cho data fetching, nhưng nó không hoạt động trực tiếp với mọi cách gọi API thông thường. Suspense hoạt động khi một component “tạm dừng” việc render cho đến khi dữ liệu sẵn sàng, và trong thời gian đó React sẽ hiển thị UI dự phòng thông qua fallback. Tuy nhiên, để dùng Suspense cho data fetching, chúng ta thường cần các thư viện hoặc framework hỗ trợ như React Query, Relay, hoặc Next.js, vì chúng được thiết kế để tích hợp tốt với cơ chế Suspense.</w:t>
+      </w:r>
+    </w:p>
+    <w:p>
+      <w:pPr>
+        <w:pStyle w:val="Normal"/>
+        <w:ind w:hanging="0" w:start="-540" w:end="-449"/>
+        <w:rPr>
+          <w:rFonts w:ascii="Times New Roman" w:hAnsi="Times New Roman"/>
+          <w:sz w:val="30"/>
+          <w:szCs w:val="30"/>
+        </w:rPr>
+      </w:pPr>
+      <w:r>
+        <w:rPr>
+          <w:rFonts w:ascii="Times New Roman" w:hAnsi="Times New Roman"/>
+          <w:sz w:val="30"/>
+          <w:szCs w:val="30"/>
+        </w:rPr>
+      </w:r>
+    </w:p>
+    <w:p>
+      <w:pPr>
+        <w:pStyle w:val="Normal"/>
+        <w:ind w:hanging="0" w:start="-540" w:end="-449"/>
+        <w:rPr>
+          <w:rFonts w:ascii="Times New Roman" w:hAnsi="Times New Roman"/>
+          <w:sz w:val="30"/>
+          <w:szCs w:val="30"/>
+        </w:rPr>
+      </w:pPr>
+      <w:r>
+        <w:rPr>
+          <w:rFonts w:ascii="Times New Roman" w:hAnsi="Times New Roman"/>
+          <w:sz w:val="30"/>
+          <w:szCs w:val="30"/>
+        </w:rPr>
+        <w:t>[EN] In React, Suspense can be used for data fetching, but it does not work directly with normal API calls by default. Suspense works by letting a component “pause” rendering until the data is ready, and during that time React shows a fallback UI through the fallback prop. However, to use Suspense for data fetching, developers usually use libraries or frameworks that support it, such as React Query, Relay, or Next.js, because they are designed to integrate well with Suspense.</w:t>
+      </w:r>
+    </w:p>
+    <w:p>
+      <w:pPr>
+        <w:pStyle w:val="Normal"/>
+        <w:ind w:hanging="0" w:start="-540" w:end="-449"/>
+        <w:rPr>
+          <w:rFonts w:ascii="Times New Roman" w:hAnsi="Times New Roman"/>
+          <w:sz w:val="30"/>
+          <w:szCs w:val="30"/>
+        </w:rPr>
+      </w:pPr>
+      <w:r>
+        <w:rPr>
+          <w:rFonts w:ascii="Times New Roman" w:hAnsi="Times New Roman"/>
+          <w:sz w:val="30"/>
+          <w:szCs w:val="30"/>
+        </w:rPr>
+      </w:r>
+    </w:p>
+    <w:p>
+      <w:pPr>
+        <w:pStyle w:val="Normal"/>
+        <w:ind w:hanging="0" w:start="-540" w:end="-449"/>
+        <w:rPr>
+          <w:rFonts w:ascii="Times New Roman" w:hAnsi="Times New Roman"/>
+          <w:b/>
+          <w:bCs/>
+          <w:color w:val="3465A4"/>
+          <w:sz w:val="30"/>
+          <w:szCs w:val="30"/>
+        </w:rPr>
+      </w:pPr>
+      <w:r>
+        <w:rPr>
+          <w:rFonts w:ascii="Times New Roman" w:hAnsi="Times New Roman"/>
+          <w:b/>
+          <w:bCs/>
+          <w:color w:val="3465A4"/>
+          <w:sz w:val="30"/>
+          <w:szCs w:val="30"/>
+        </w:rPr>
+        <w:t>Error Boundary là gì và cách hoạt động?</w:t>
+      </w:r>
+    </w:p>
+    <w:p>
+      <w:pPr>
+        <w:pStyle w:val="Normal"/>
+        <w:ind w:hanging="0" w:start="-540" w:end="-449"/>
+        <w:rPr>
+          <w:rFonts w:ascii="Times New Roman" w:hAnsi="Times New Roman"/>
+          <w:sz w:val="30"/>
+          <w:szCs w:val="30"/>
+        </w:rPr>
+      </w:pPr>
+      <w:r>
+        <w:rPr>
+          <w:rFonts w:ascii="Times New Roman" w:hAnsi="Times New Roman"/>
+          <w:sz w:val="30"/>
+          <w:szCs w:val="30"/>
+        </w:rPr>
+        <w:t>[VN] Trong React, Error Boundary là một component đặc biệt dùng để bắt lỗi JavaScript xảy ra trong quá trình render, lifecycle hoặc constructor của các component con, giúp ứng dụng không bị crash toàn bộ. Khi một lỗi xảy ra, Error Boundary sẽ chặn lỗi đó, ghi log nếu cần và hiển thị một UI dự phòng (fallback UI) thay vì để ứng dụng bị dừng. Nó thường được tạo bằng class component với các method như componentDidCatch hoặc getDerivedStateFromError, và được đặt bao quanh các component có khả năng xảy ra lỗi để tăng độ ổn định cho ứng dụng.</w:t>
+      </w:r>
+    </w:p>
+    <w:p>
+      <w:pPr>
+        <w:pStyle w:val="Normal"/>
+        <w:ind w:hanging="0" w:start="-540" w:end="-449"/>
+        <w:rPr>
+          <w:rFonts w:ascii="Times New Roman" w:hAnsi="Times New Roman"/>
+          <w:sz w:val="30"/>
+          <w:szCs w:val="30"/>
+        </w:rPr>
+      </w:pPr>
+      <w:r>
+        <w:rPr>
+          <w:rFonts w:ascii="Times New Roman" w:hAnsi="Times New Roman"/>
+          <w:sz w:val="30"/>
+          <w:szCs w:val="30"/>
+        </w:rPr>
+      </w:r>
+    </w:p>
+    <w:p>
+      <w:pPr>
+        <w:pStyle w:val="Normal"/>
+        <w:ind w:hanging="0" w:start="-540" w:end="-449"/>
+        <w:rPr>
+          <w:rFonts w:ascii="Times New Roman" w:hAnsi="Times New Roman"/>
+          <w:sz w:val="30"/>
+          <w:szCs w:val="30"/>
+        </w:rPr>
+      </w:pPr>
+      <w:r>
+        <w:rPr>
+          <w:rFonts w:ascii="Times New Roman" w:hAnsi="Times New Roman"/>
+          <w:sz w:val="30"/>
+          <w:szCs w:val="30"/>
+        </w:rPr>
+        <w:t>[EN] In React, an Error Boundary is a special component used to catch JavaScript errors that happen during rendering, lifecycle methods, or constructors of child components, so the whole application does not crash. When an error occurs, the Error Boundary catches it, can log the error if needed, and shows a fallback UI instead of breaking the entire app. It is usually implemented using a class component with methods like componentDidCatch or getDerivedStateFromError, and it is placed around components that may fail to make the application more stable.</w:t>
+      </w:r>
+    </w:p>
+    <w:p>
+      <w:pPr>
+        <w:pStyle w:val="Normal"/>
+        <w:ind w:hanging="0" w:start="-540" w:end="-449"/>
+        <w:rPr>
+          <w:rFonts w:ascii="Times New Roman" w:hAnsi="Times New Roman"/>
+          <w:sz w:val="30"/>
+          <w:szCs w:val="30"/>
+        </w:rPr>
+      </w:pPr>
+      <w:r>
+        <w:rPr>
+          <w:rFonts w:ascii="Times New Roman" w:hAnsi="Times New Roman"/>
+          <w:sz w:val="30"/>
+          <w:szCs w:val="30"/>
+        </w:rPr>
+      </w:r>
+    </w:p>
+    <w:p>
+      <w:pPr>
+        <w:pStyle w:val="Normal"/>
+        <w:ind w:hanging="0" w:start="-540" w:end="-449"/>
+        <w:rPr>
+          <w:rFonts w:ascii="Times New Roman" w:hAnsi="Times New Roman"/>
+          <w:b/>
+          <w:bCs/>
+          <w:color w:val="3465A4"/>
+          <w:sz w:val="30"/>
+          <w:szCs w:val="30"/>
+        </w:rPr>
+      </w:pPr>
+      <w:r>
+        <w:rPr>
+          <w:rFonts w:ascii="Times New Roman" w:hAnsi="Times New Roman"/>
+          <w:b/>
+          <w:bCs/>
+          <w:color w:val="3465A4"/>
+          <w:sz w:val="30"/>
+          <w:szCs w:val="30"/>
+        </w:rPr>
+        <w:t>Code splitting trong React làm như thế nào?</w:t>
+      </w:r>
+    </w:p>
+    <w:p>
+      <w:pPr>
+        <w:pStyle w:val="Normal"/>
+        <w:ind w:hanging="0" w:start="-540" w:end="-449"/>
+        <w:rPr>
+          <w:rFonts w:ascii="Times New Roman" w:hAnsi="Times New Roman"/>
+          <w:sz w:val="30"/>
+          <w:szCs w:val="30"/>
+        </w:rPr>
+      </w:pPr>
+      <w:r>
+        <w:rPr>
+          <w:rFonts w:ascii="Times New Roman" w:hAnsi="Times New Roman"/>
+          <w:sz w:val="30"/>
+          <w:szCs w:val="30"/>
+        </w:rPr>
+        <w:t>[VN] Trong React, code splitting là kỹ thuật chia nhỏ bundle JavaScript thành nhiều phần để chỉ tải khi cần, giúp giảm thời gian tải trang ban đầu. Cách phổ biến là dùng React.lazy() để load component động và bọc nó bằng Suspense để hiển thị UI tạm thời (fallback) trong lúc component đang được tải. Khi người dùng truy cập vào phần cần component đó, React mới tải file tương ứng thay vì tải toàn bộ ứng dụng ngay từ đầu.</w:t>
+      </w:r>
+    </w:p>
+    <w:p>
+      <w:pPr>
+        <w:pStyle w:val="Normal"/>
+        <w:ind w:hanging="0" w:start="-540" w:end="-449"/>
+        <w:rPr>
+          <w:rFonts w:ascii="Times New Roman" w:hAnsi="Times New Roman"/>
+          <w:sz w:val="30"/>
+          <w:szCs w:val="30"/>
+        </w:rPr>
+      </w:pPr>
+      <w:r>
+        <w:rPr>
+          <w:rFonts w:ascii="Times New Roman" w:hAnsi="Times New Roman"/>
+          <w:sz w:val="30"/>
+          <w:szCs w:val="30"/>
+        </w:rPr>
+      </w:r>
+    </w:p>
+    <w:p>
+      <w:pPr>
+        <w:pStyle w:val="Normal"/>
+        <w:ind w:hanging="0" w:start="-540" w:end="-449"/>
+        <w:rPr>
+          <w:rFonts w:ascii="Times New Roman" w:hAnsi="Times New Roman"/>
+          <w:sz w:val="30"/>
+          <w:szCs w:val="30"/>
+        </w:rPr>
+      </w:pPr>
+      <w:r>
+        <w:rPr>
+          <w:rFonts w:ascii="Times New Roman" w:hAnsi="Times New Roman"/>
+          <w:sz w:val="30"/>
+          <w:szCs w:val="30"/>
+        </w:rPr>
+        <w:t>[EN] In React, code splitting is a technique that splits a large JavaScript bundle into smaller pieces so they are loaded only when needed, which reduces the initial page load time. A common way is to use React.lazy() to load components dynamically and wrap them with Suspense to show a fallback UI while the component is loading. This means the component’s code is downloaded only when the user navigates to the part of the app that needs it, instead of loading the entire application at once.</w:t>
+      </w:r>
+    </w:p>
+    <w:p>
+      <w:pPr>
+        <w:pStyle w:val="Normal"/>
+        <w:ind w:hanging="0" w:start="-540" w:end="-449"/>
+        <w:rPr>
+          <w:rFonts w:ascii="Times New Roman" w:hAnsi="Times New Roman"/>
+          <w:sz w:val="30"/>
+          <w:szCs w:val="30"/>
+        </w:rPr>
+      </w:pPr>
+      <w:r>
+        <w:rPr>
+          <w:rFonts w:ascii="Times New Roman" w:hAnsi="Times New Roman"/>
+          <w:sz w:val="30"/>
+          <w:szCs w:val="30"/>
+        </w:rPr>
+      </w:r>
+    </w:p>
+    <w:p>
+      <w:pPr>
+        <w:pStyle w:val="Normal"/>
+        <w:ind w:hanging="0" w:start="-540" w:end="-449"/>
+        <w:rPr>
+          <w:rFonts w:ascii="Times New Roman" w:hAnsi="Times New Roman"/>
+          <w:b/>
+          <w:bCs/>
+          <w:color w:val="3465A4"/>
+          <w:sz w:val="30"/>
+          <w:szCs w:val="30"/>
+        </w:rPr>
+      </w:pPr>
+      <w:r>
+        <w:rPr>
+          <w:rFonts w:ascii="Times New Roman" w:hAnsi="Times New Roman"/>
+          <w:b/>
+          <w:bCs/>
+          <w:color w:val="3465A4"/>
+          <w:sz w:val="30"/>
+          <w:szCs w:val="30"/>
+        </w:rPr>
+        <w:t>React.lazy và Suspense dùng để lazy-load component ra sao?</w:t>
+      </w:r>
+    </w:p>
+    <w:p>
+      <w:pPr>
+        <w:pStyle w:val="Normal"/>
+        <w:ind w:hanging="0" w:start="-540" w:end="-449"/>
+        <w:rPr>
+          <w:rFonts w:ascii="Times New Roman" w:hAnsi="Times New Roman"/>
+          <w:sz w:val="30"/>
+          <w:szCs w:val="30"/>
+        </w:rPr>
+      </w:pPr>
+      <w:r>
+        <w:rPr>
+          <w:rFonts w:ascii="Times New Roman" w:hAnsi="Times New Roman"/>
+          <w:sz w:val="30"/>
+          <w:szCs w:val="30"/>
+        </w:rPr>
+        <w:t>[VN] Trong React, React.lazy và Suspense được dùng để lazy-load component, nghĩa là chỉ tải component khi thật sự cần. React.lazy() cho phép import component một cách động (dynamic import), nên file JavaScript của component đó chỉ được tải khi nó được render. Suspense được dùng để bao quanh component lazy và hiển thị một giao diện tạm thời (fallback), ví dụ như “Loading…”, trong lúc component đang được tải. Khi file component tải xong, React sẽ render component thật thay cho fallback.</w:t>
+      </w:r>
+    </w:p>
+    <w:p>
+      <w:pPr>
+        <w:pStyle w:val="Normal"/>
+        <w:ind w:hanging="0" w:start="-540" w:end="-449"/>
+        <w:rPr>
+          <w:rFonts w:ascii="Times New Roman" w:hAnsi="Times New Roman"/>
+          <w:sz w:val="30"/>
+          <w:szCs w:val="30"/>
+        </w:rPr>
+      </w:pPr>
+      <w:r>
+        <w:rPr>
+          <w:rFonts w:ascii="Times New Roman" w:hAnsi="Times New Roman"/>
+          <w:sz w:val="30"/>
+          <w:szCs w:val="30"/>
+        </w:rPr>
+      </w:r>
+    </w:p>
+    <w:p>
+      <w:pPr>
+        <w:pStyle w:val="Normal"/>
+        <w:ind w:hanging="0" w:start="-540" w:end="-449"/>
+        <w:rPr>
+          <w:rFonts w:ascii="Times New Roman" w:hAnsi="Times New Roman"/>
+          <w:sz w:val="30"/>
+          <w:szCs w:val="30"/>
+        </w:rPr>
+      </w:pPr>
+      <w:r>
+        <w:rPr>
+          <w:rFonts w:ascii="Times New Roman" w:hAnsi="Times New Roman"/>
+          <w:sz w:val="30"/>
+          <w:szCs w:val="30"/>
+        </w:rPr>
+        <w:t>[EN] In React, React.lazy and Suspense are used to lazy-load components, meaning the component code is loaded only when it is needed. React.lazy() allows dynamic import of a component, so its JavaScript file is downloaded only when the component is rendered. Suspense wraps the lazy component and shows a temporary UI (fallback), such as “Loading…”, while the component is being loaded. Once the file finishes loading, React renders the real component instead of the fallback.</w:t>
+      </w:r>
+    </w:p>
+    <w:p>
+      <w:pPr>
+        <w:pStyle w:val="Normal"/>
+        <w:ind w:hanging="0" w:start="-540" w:end="-449"/>
+        <w:rPr>
+          <w:rFonts w:ascii="Times New Roman" w:hAnsi="Times New Roman"/>
+          <w:sz w:val="30"/>
+          <w:szCs w:val="30"/>
+        </w:rPr>
+      </w:pPr>
+      <w:r>
+        <w:rPr>
+          <w:rFonts w:ascii="Times New Roman" w:hAnsi="Times New Roman"/>
+          <w:sz w:val="30"/>
+          <w:szCs w:val="30"/>
+        </w:rPr>
+      </w:r>
+    </w:p>
+    <w:p>
+      <w:pPr>
+        <w:pStyle w:val="Normal"/>
+        <w:ind w:hanging="0" w:start="-540" w:end="-449"/>
+        <w:rPr>
+          <w:rFonts w:ascii="Times New Roman" w:hAnsi="Times New Roman"/>
+          <w:b/>
+          <w:bCs/>
+          <w:color w:val="3465A4"/>
+          <w:sz w:val="30"/>
+          <w:szCs w:val="30"/>
+        </w:rPr>
+      </w:pPr>
+      <w:r>
+        <w:rPr>
+          <w:rFonts w:ascii="Times New Roman" w:hAnsi="Times New Roman"/>
+          <w:b/>
+          <w:bCs/>
+          <w:color w:val="3465A4"/>
+          <w:sz w:val="30"/>
+          <w:szCs w:val="30"/>
+        </w:rPr>
+        <w:t>Portals trong React là gì?</w:t>
+      </w:r>
+    </w:p>
+    <w:p>
+      <w:pPr>
+        <w:pStyle w:val="Normal"/>
+        <w:ind w:hanging="0" w:start="-540" w:end="-449"/>
+        <w:rPr>
+          <w:rFonts w:ascii="Times New Roman" w:hAnsi="Times New Roman"/>
+          <w:sz w:val="30"/>
+          <w:szCs w:val="30"/>
+        </w:rPr>
+      </w:pPr>
+      <w:r>
+        <w:rPr>
+          <w:rFonts w:ascii="Times New Roman" w:hAnsi="Times New Roman"/>
+          <w:sz w:val="30"/>
+          <w:szCs w:val="30"/>
+        </w:rPr>
+        <w:t>[VN] Trong React, Portals là cách cho phép một component render nội dung của nó vào một vị trí khác trong DOM, bên ngoài cây DOM chính của component cha. Điều này thường được dùng cho các UI như modal, tooltip hoặc popup, nơi mà phần tử cần hiển thị ở một vị trí khác trong HTML để tránh vấn đề về CSS hoặc layout. Dù được render ở vị trí khác trong DOM, component vẫn thuộc cùng cây React nên vẫn có thể sử dụng props, state và event như bình thường.</w:t>
+      </w:r>
+    </w:p>
+    <w:p>
+      <w:pPr>
+        <w:pStyle w:val="Normal"/>
+        <w:ind w:hanging="0" w:start="-540" w:end="-449"/>
+        <w:rPr>
+          <w:rFonts w:ascii="Times New Roman" w:hAnsi="Times New Roman"/>
+          <w:sz w:val="30"/>
+          <w:szCs w:val="30"/>
+        </w:rPr>
+      </w:pPr>
+      <w:r>
+        <w:rPr>
+          <w:rFonts w:ascii="Times New Roman" w:hAnsi="Times New Roman"/>
+          <w:sz w:val="30"/>
+          <w:szCs w:val="30"/>
+        </w:rPr>
+      </w:r>
+    </w:p>
+    <w:p>
+      <w:pPr>
+        <w:pStyle w:val="Normal"/>
+        <w:ind w:hanging="0" w:start="-540" w:end="-449"/>
+        <w:rPr>
+          <w:rFonts w:ascii="Times New Roman" w:hAnsi="Times New Roman"/>
+          <w:sz w:val="30"/>
+          <w:szCs w:val="30"/>
+        </w:rPr>
+      </w:pPr>
+      <w:r>
+        <w:rPr>
+          <w:rFonts w:ascii="Times New Roman" w:hAnsi="Times New Roman"/>
+          <w:sz w:val="30"/>
+          <w:szCs w:val="30"/>
+        </w:rPr>
+        <w:t>[EN] In React, Portals allow a component to render its content into a different place in the DOM, outside the main DOM tree of its parent component. This is commonly used for UI elements like modals, tooltips, or popups, where the element needs to appear in another place in the HTML to avoid CSS or layout issues. Even though it is rendered in a different DOM location, the component is still part of the same React tree, so it can still use props, state, and events normally.</w:t>
+      </w:r>
+    </w:p>
+    <w:p>
+      <w:pPr>
+        <w:pStyle w:val="Normal"/>
+        <w:ind w:hanging="0" w:start="-540" w:end="-449"/>
+        <w:rPr>
+          <w:rFonts w:ascii="Times New Roman" w:hAnsi="Times New Roman"/>
+          <w:sz w:val="30"/>
+          <w:szCs w:val="30"/>
+        </w:rPr>
+      </w:pPr>
+      <w:r>
+        <w:rPr>
+          <w:rFonts w:ascii="Times New Roman" w:hAnsi="Times New Roman"/>
+          <w:sz w:val="30"/>
+          <w:szCs w:val="30"/>
+        </w:rPr>
+      </w:r>
+    </w:p>
+    <w:p>
+      <w:pPr>
+        <w:pStyle w:val="Normal"/>
+        <w:ind w:hanging="0" w:start="-540" w:end="-449"/>
+        <w:rPr>
+          <w:rFonts w:ascii="Times New Roman" w:hAnsi="Times New Roman"/>
+          <w:b/>
+          <w:bCs/>
+          <w:color w:val="3465A4"/>
+          <w:sz w:val="30"/>
+          <w:szCs w:val="30"/>
+        </w:rPr>
+      </w:pPr>
+      <w:r>
+        <w:rPr>
+          <w:rFonts w:ascii="Times New Roman" w:hAnsi="Times New Roman"/>
+          <w:b/>
+          <w:bCs/>
+          <w:color w:val="3465A4"/>
+          <w:sz w:val="30"/>
+          <w:szCs w:val="30"/>
+        </w:rPr>
+        <w:t>Dùng Portal trong những trường hợp nào (ví dụ cụ thể)?</w:t>
+      </w:r>
+    </w:p>
+    <w:p>
+      <w:pPr>
+        <w:pStyle w:val="Normal"/>
+        <w:ind w:hanging="0" w:start="-540" w:end="-449"/>
+        <w:rPr>
+          <w:rFonts w:ascii="Times New Roman" w:hAnsi="Times New Roman"/>
+          <w:sz w:val="30"/>
+          <w:szCs w:val="30"/>
+        </w:rPr>
+      </w:pPr>
+      <w:r>
+        <w:rPr>
+          <w:rFonts w:ascii="Times New Roman" w:hAnsi="Times New Roman"/>
+          <w:sz w:val="30"/>
+          <w:szCs w:val="30"/>
+        </w:rPr>
+        <w:t>[VN] Trong React, Portal thường được dùng khi một component cần hiển thị bên ngoài cấu trúc DOM của component cha nhưng vẫn giữ logic trong cây React. Ví dụ phổ biến là modal dialog, tooltip, dropdown menu, hoặc notification popup. Những thành phần này thường cần hiển thị trên cùng của trang (overlay) và không bị ảnh hưởng bởi CSS như overflow, z-index, hoặc layout của component cha. Vì vậy, Portal cho phép render chúng vào một node khác trong DOM (ví dụ document.body) để đảm bảo hiển thị đúng và dễ quản lý.</w:t>
+      </w:r>
+    </w:p>
+    <w:p>
+      <w:pPr>
+        <w:pStyle w:val="Normal"/>
+        <w:ind w:hanging="0" w:start="-540" w:end="-449"/>
+        <w:rPr>
+          <w:rFonts w:ascii="Times New Roman" w:hAnsi="Times New Roman"/>
+          <w:sz w:val="30"/>
+          <w:szCs w:val="30"/>
+        </w:rPr>
+      </w:pPr>
+      <w:r>
+        <w:rPr>
+          <w:rFonts w:ascii="Times New Roman" w:hAnsi="Times New Roman"/>
+          <w:sz w:val="30"/>
+          <w:szCs w:val="30"/>
+        </w:rPr>
+      </w:r>
+    </w:p>
+    <w:p>
+      <w:pPr>
+        <w:pStyle w:val="Normal"/>
+        <w:ind w:hanging="0" w:start="-540" w:end="-449"/>
+        <w:rPr>
+          <w:rFonts w:ascii="Times New Roman" w:hAnsi="Times New Roman"/>
+          <w:sz w:val="30"/>
+          <w:szCs w:val="30"/>
+        </w:rPr>
+      </w:pPr>
+      <w:r>
+        <w:rPr>
+          <w:rFonts w:ascii="Times New Roman" w:hAnsi="Times New Roman"/>
+          <w:sz w:val="30"/>
+          <w:szCs w:val="30"/>
+        </w:rPr>
+        <w:t>[EN] In React, Portal is used when a component needs to render outside the DOM structure of its parent component but still stay in the same React tree. Common examples include modal dialogs, tooltips, dropdown menus, and notification popups. These UI elements often need to appear on top of the page and should not be affected by CSS rules like overflow, z-index, or layout from the parent component. Portals allow them to render into another DOM node (such as document.body) so they display correctly and remain easy to manage.</w:t>
+      </w:r>
+    </w:p>
+    <w:p>
+      <w:pPr>
+        <w:pStyle w:val="Normal"/>
+        <w:ind w:hanging="0" w:start="-540" w:end="-449"/>
+        <w:rPr>
+          <w:rFonts w:ascii="Times New Roman" w:hAnsi="Times New Roman"/>
+          <w:sz w:val="30"/>
+          <w:szCs w:val="30"/>
+        </w:rPr>
+      </w:pPr>
+      <w:r>
+        <w:rPr>
+          <w:rFonts w:ascii="Times New Roman" w:hAnsi="Times New Roman"/>
+          <w:sz w:val="30"/>
+          <w:szCs w:val="30"/>
+        </w:rPr>
+      </w:r>
+    </w:p>
+    <w:p>
+      <w:pPr>
+        <w:pStyle w:val="Normal"/>
+        <w:ind w:hanging="0" w:start="-540" w:end="-449"/>
+        <w:rPr>
+          <w:rFonts w:ascii="Times New Roman" w:hAnsi="Times New Roman"/>
+          <w:b/>
+          <w:bCs/>
+          <w:color w:val="3465A4"/>
+          <w:sz w:val="30"/>
+          <w:szCs w:val="30"/>
+        </w:rPr>
+      </w:pPr>
+      <w:r>
+        <w:rPr>
+          <w:rFonts w:ascii="Times New Roman" w:hAnsi="Times New Roman"/>
+          <w:b/>
+          <w:bCs/>
+          <w:color w:val="3465A4"/>
+          <w:sz w:val="30"/>
+          <w:szCs w:val="30"/>
+        </w:rPr>
+        <w:t>Tại sao Hooks không thể bắt error như Error Boundary trong class?</w:t>
+      </w:r>
+    </w:p>
+    <w:p>
+      <w:pPr>
+        <w:pStyle w:val="Normal"/>
+        <w:ind w:hanging="0" w:start="-540" w:end="-449"/>
+        <w:rPr>
+          <w:rFonts w:ascii="Times New Roman" w:hAnsi="Times New Roman"/>
+          <w:sz w:val="30"/>
+          <w:szCs w:val="30"/>
+        </w:rPr>
+      </w:pPr>
+      <w:r>
+        <w:rPr>
+          <w:rFonts w:ascii="Times New Roman" w:hAnsi="Times New Roman"/>
+          <w:sz w:val="30"/>
+          <w:szCs w:val="30"/>
+        </w:rPr>
+        <w:t>[VN] Trong React, Hooks không thể bắt lỗi giống Error Boundary vì Hooks chỉ chạy trong function component và dùng để quản lý state hoặc side effects. Khi một lỗi xảy ra trong quá trình render, lifecycle, hoặc constructor của component con, React cần một cơ chế đặc biệt để chặn lỗi và hiển thị UI dự phòng (fallback UI). Cơ chế này chỉ được hỗ trợ trong class component thông qua các method như componentDidCatch và getDerivedStateFromError. Hooks không có quyền can thiệp vào quá trình render ở mức đó, nên chúng không thể hoạt động như Error Boundary.</w:t>
+      </w:r>
+    </w:p>
+    <w:p>
+      <w:pPr>
+        <w:pStyle w:val="Normal"/>
+        <w:ind w:hanging="0" w:start="-540" w:end="-449"/>
+        <w:rPr>
+          <w:rFonts w:ascii="Times New Roman" w:hAnsi="Times New Roman"/>
+          <w:sz w:val="30"/>
+          <w:szCs w:val="30"/>
+        </w:rPr>
+      </w:pPr>
+      <w:r>
+        <w:rPr>
+          <w:rFonts w:ascii="Times New Roman" w:hAnsi="Times New Roman"/>
+          <w:sz w:val="30"/>
+          <w:szCs w:val="30"/>
+        </w:rPr>
+      </w:r>
+    </w:p>
+    <w:p>
+      <w:pPr>
+        <w:pStyle w:val="Normal"/>
+        <w:ind w:hanging="0" w:start="-540" w:end="-449"/>
+        <w:rPr>
+          <w:rFonts w:ascii="Times New Roman" w:hAnsi="Times New Roman"/>
+          <w:sz w:val="30"/>
+          <w:szCs w:val="30"/>
+        </w:rPr>
+      </w:pPr>
+      <w:r>
+        <w:rPr>
+          <w:rFonts w:ascii="Times New Roman" w:hAnsi="Times New Roman"/>
+          <w:sz w:val="30"/>
+          <w:szCs w:val="30"/>
+        </w:rPr>
+        <w:t>[EN] In React, Hooks cannot catch errors like Error Boundaries because Hooks only run inside function components and are designed to manage state and side effects. When an error happens during rendering, lifecycle, or constructor of child components, React needs a special mechanism to stop the error and show a fallback UI. This mechanism is only supported in class components through methods like componentDidCatch and getDerivedStateFromError. Hooks do not have control over the rendering process at that level, so they cannot work as an Error Boundary.</w:t>
+      </w:r>
+    </w:p>
+    <w:p>
+      <w:pPr>
+        <w:pStyle w:val="Normal"/>
+        <w:ind w:hanging="0" w:start="-540" w:end="-449"/>
+        <w:rPr>
+          <w:rFonts w:ascii="Times New Roman" w:hAnsi="Times New Roman"/>
+          <w:sz w:val="30"/>
+          <w:szCs w:val="30"/>
+        </w:rPr>
+      </w:pPr>
+      <w:r>
+        <w:rPr>
+          <w:rFonts w:ascii="Times New Roman" w:hAnsi="Times New Roman"/>
+          <w:sz w:val="30"/>
+          <w:szCs w:val="30"/>
+        </w:rPr>
+      </w:r>
+    </w:p>
+    <w:p>
+      <w:pPr>
+        <w:pStyle w:val="Normal"/>
+        <w:ind w:hanging="0" w:start="-540" w:end="-449"/>
+        <w:rPr>
+          <w:rFonts w:ascii="Times New Roman" w:hAnsi="Times New Roman"/>
+          <w:b/>
+          <w:bCs/>
+          <w:color w:val="3465A4"/>
+          <w:sz w:val="30"/>
+          <w:szCs w:val="30"/>
+        </w:rPr>
+      </w:pPr>
+      <w:r>
+        <w:rPr>
+          <w:rFonts w:ascii="Times New Roman" w:hAnsi="Times New Roman"/>
+          <w:b/>
+          <w:bCs/>
+          <w:color w:val="3465A4"/>
+          <w:sz w:val="30"/>
+          <w:szCs w:val="30"/>
+        </w:rPr>
+        <w:t>Higher-Order Component (HOC) là gì?</w:t>
+      </w:r>
+    </w:p>
+    <w:p>
+      <w:pPr>
+        <w:pStyle w:val="Normal"/>
+        <w:ind w:hanging="0" w:start="-540" w:end="-449"/>
+        <w:rPr>
+          <w:rFonts w:ascii="Times New Roman" w:hAnsi="Times New Roman"/>
+          <w:sz w:val="30"/>
+          <w:szCs w:val="30"/>
+        </w:rPr>
+      </w:pPr>
+      <w:r>
+        <w:rPr>
+          <w:rFonts w:ascii="Times New Roman" w:hAnsi="Times New Roman"/>
+          <w:sz w:val="30"/>
+          <w:szCs w:val="30"/>
+        </w:rPr>
+        <w:t>[VN] Trong React, Higher-Order Component (HOC) là một pattern trong đó một function nhận vào một component và trả về một component mới. Component mới này sẽ bao bọc component gốc và có thể thêm logic chung như kiểm tra quyền truy cập, xử lý dữ liệu, hoặc logging. Mục đích của HOC là tái sử dụng logic giữa nhiều component mà không cần lặp lại code. Ví dụ, một HOC có thể thêm chức năng kiểm tra người dùng đã đăng nhập trước khi cho phép component hiển thị.</w:t>
+      </w:r>
+    </w:p>
+    <w:p>
+      <w:pPr>
+        <w:pStyle w:val="Normal"/>
+        <w:ind w:hanging="0" w:start="-540" w:end="-449"/>
+        <w:rPr>
+          <w:rFonts w:ascii="Times New Roman" w:hAnsi="Times New Roman"/>
+          <w:sz w:val="30"/>
+          <w:szCs w:val="30"/>
+        </w:rPr>
+      </w:pPr>
+      <w:r>
+        <w:rPr>
+          <w:rFonts w:ascii="Times New Roman" w:hAnsi="Times New Roman"/>
+          <w:sz w:val="30"/>
+          <w:szCs w:val="30"/>
+        </w:rPr>
+      </w:r>
+    </w:p>
+    <w:p>
+      <w:pPr>
+        <w:pStyle w:val="Normal"/>
+        <w:ind w:hanging="0" w:start="-540" w:end="-449"/>
+        <w:rPr>
+          <w:rFonts w:ascii="Times New Roman" w:hAnsi="Times New Roman"/>
+          <w:sz w:val="30"/>
+          <w:szCs w:val="30"/>
+        </w:rPr>
+      </w:pPr>
+      <w:r>
+        <w:rPr>
+          <w:rFonts w:ascii="Times New Roman" w:hAnsi="Times New Roman"/>
+          <w:sz w:val="30"/>
+          <w:szCs w:val="30"/>
+        </w:rPr>
+        <w:t>[EN] In React, a Higher-Order Component (HOC) is a pattern where a function takes a component as input and returns a new component. The new component wraps the original component and can add shared logic such as authentication checks, data handling, or logging. The main goal of HOC is to reuse logic across multiple components without repeating code. For example, a HOC can add a feature that checks if a user is logged in before allowing the component to render.</w:t>
+      </w:r>
+    </w:p>
+    <w:p>
+      <w:pPr>
+        <w:pStyle w:val="Normal"/>
+        <w:ind w:hanging="0" w:start="-540" w:end="-449"/>
+        <w:rPr>
+          <w:rFonts w:ascii="Times New Roman" w:hAnsi="Times New Roman"/>
+          <w:sz w:val="30"/>
+          <w:szCs w:val="30"/>
+        </w:rPr>
+      </w:pPr>
+      <w:r>
+        <w:rPr>
+          <w:rFonts w:ascii="Times New Roman" w:hAnsi="Times New Roman"/>
+          <w:sz w:val="30"/>
+          <w:szCs w:val="30"/>
+        </w:rPr>
+      </w:r>
+    </w:p>
+    <w:p>
+      <w:pPr>
+        <w:pStyle w:val="Normal"/>
+        <w:ind w:hanging="0" w:start="-540" w:end="-449"/>
+        <w:rPr>
+          <w:rFonts w:ascii="Times New Roman" w:hAnsi="Times New Roman"/>
+          <w:b/>
+          <w:bCs/>
+          <w:color w:val="3465A4"/>
+          <w:sz w:val="30"/>
+          <w:szCs w:val="30"/>
+        </w:rPr>
+      </w:pPr>
+      <w:r>
+        <w:rPr>
+          <w:rFonts w:ascii="Times New Roman" w:hAnsi="Times New Roman"/>
+          <w:b/>
+          <w:bCs/>
+          <w:color w:val="3465A4"/>
+          <w:sz w:val="30"/>
+          <w:szCs w:val="30"/>
+        </w:rPr>
+        <w:t>Render Props pattern là gì?</w:t>
+      </w:r>
+    </w:p>
+    <w:p>
+      <w:pPr>
+        <w:pStyle w:val="Normal"/>
+        <w:ind w:hanging="0" w:start="-540" w:end="-449"/>
+        <w:rPr>
+          <w:rFonts w:ascii="Times New Roman" w:hAnsi="Times New Roman"/>
+          <w:sz w:val="30"/>
+          <w:szCs w:val="30"/>
+        </w:rPr>
+      </w:pPr>
+      <w:r>
+        <w:rPr>
+          <w:rFonts w:ascii="Times New Roman" w:hAnsi="Times New Roman"/>
+          <w:sz w:val="30"/>
+          <w:szCs w:val="30"/>
+        </w:rPr>
+        <w:t>[VN] Trong React, Render Props là một pattern trong đó một component nhận vào một prop là một function, và component đó sẽ gọi function này để quyết định nội dung cần render. Function này thường nhận dữ liệu từ component cha và trả về JSX để hiển thị. Mục đích của Render Props là chia sẻ logic giữa nhiều component mà không cần lặp lại code, ví dụ một component có thể xử lý logic lấy dữ liệu hoặc theo dõi trạng thái chuột, rồi truyền dữ liệu đó cho function để render UI khác nhau.</w:t>
+      </w:r>
+    </w:p>
+    <w:p>
+      <w:pPr>
+        <w:pStyle w:val="Normal"/>
+        <w:ind w:hanging="0" w:start="-540" w:end="-449"/>
+        <w:rPr>
+          <w:rFonts w:ascii="Times New Roman" w:hAnsi="Times New Roman"/>
+          <w:sz w:val="30"/>
+          <w:szCs w:val="30"/>
+        </w:rPr>
+      </w:pPr>
+      <w:r>
+        <w:rPr>
+          <w:rFonts w:ascii="Times New Roman" w:hAnsi="Times New Roman"/>
+          <w:sz w:val="30"/>
+          <w:szCs w:val="30"/>
+        </w:rPr>
+      </w:r>
+    </w:p>
+    <w:p>
+      <w:pPr>
+        <w:pStyle w:val="Normal"/>
+        <w:ind w:hanging="0" w:start="-540" w:end="-449"/>
+        <w:rPr>
+          <w:rFonts w:ascii="Times New Roman" w:hAnsi="Times New Roman"/>
+          <w:sz w:val="30"/>
+          <w:szCs w:val="30"/>
+        </w:rPr>
+      </w:pPr>
+      <w:r>
+        <w:rPr>
+          <w:rFonts w:ascii="Times New Roman" w:hAnsi="Times New Roman"/>
+          <w:sz w:val="30"/>
+          <w:szCs w:val="30"/>
+        </w:rPr>
+        <w:t>[EN] In React, Render Props is a pattern where a component receives a prop that is a function, and the component calls this function to decide what UI to render. This function usually receives data from the component and returns JSX to display. The goal of Render Props is to share logic between multiple components without repeating code. For example, a component can handle logic like fetching data or tracking mouse position, then pass that data to the function so different UIs can be rendered.</w:t>
+      </w:r>
+    </w:p>
+    <w:p>
+      <w:pPr>
+        <w:pStyle w:val="Normal"/>
+        <w:ind w:hanging="0" w:start="-540" w:end="-449"/>
+        <w:rPr>
+          <w:rFonts w:ascii="Times New Roman" w:hAnsi="Times New Roman"/>
+          <w:sz w:val="30"/>
+          <w:szCs w:val="30"/>
+        </w:rPr>
+      </w:pPr>
+      <w:r>
+        <w:rPr>
+          <w:rFonts w:ascii="Times New Roman" w:hAnsi="Times New Roman"/>
+          <w:sz w:val="30"/>
+          <w:szCs w:val="30"/>
+        </w:rPr>
+      </w:r>
+    </w:p>
+    <w:p>
+      <w:pPr>
+        <w:pStyle w:val="Normal"/>
+        <w:ind w:hanging="0" w:start="-540" w:end="-449"/>
+        <w:rPr>
+          <w:rFonts w:ascii="Times New Roman" w:hAnsi="Times New Roman"/>
+          <w:b/>
+          <w:bCs/>
+          <w:color w:val="3465A4"/>
+          <w:sz w:val="30"/>
+          <w:szCs w:val="30"/>
+        </w:rPr>
+      </w:pPr>
+      <w:r>
+        <w:rPr>
+          <w:rFonts w:ascii="Times New Roman" w:hAnsi="Times New Roman"/>
+          <w:b/>
+          <w:bCs/>
+          <w:color w:val="3465A4"/>
+          <w:sz w:val="30"/>
+          <w:szCs w:val="30"/>
+        </w:rPr>
+        <w:t>So sánh HOC vs Render Props vs Custom Hooks?</w:t>
+      </w:r>
+    </w:p>
+    <w:p>
+      <w:pPr>
+        <w:pStyle w:val="Normal"/>
+        <w:ind w:hanging="0" w:start="-540" w:end="-449"/>
+        <w:rPr>
+          <w:rFonts w:ascii="Times New Roman" w:hAnsi="Times New Roman"/>
+          <w:sz w:val="30"/>
+          <w:szCs w:val="30"/>
+        </w:rPr>
+      </w:pPr>
+      <w:r>
+        <w:rPr>
+          <w:rFonts w:ascii="Times New Roman" w:hAnsi="Times New Roman"/>
+          <w:sz w:val="30"/>
+          <w:szCs w:val="30"/>
+        </w:rPr>
+        <w:t>[VN] Trong React, HOC (Higher-Order Component), Render Props, và Custom Hooks đều là các cách để tái sử dụng logic giữa nhiều component. HOC là một function nhận vào một component và trả về một component mới có thêm logic. Render Props là pattern trong đó một component nhận một prop là function và gọi function đó để render UI dựa trên dữ liệu bên trong. Custom Hooks là cách hiện đại hơn, cho phép tách logic vào một hook riêng và sử dụng lại trong nhiều function component một cách đơn giản. Hiện nay, Custom Hooks thường được ưu tiên hơn vì code dễ đọc, ít lồng component, và dễ bảo trì.</w:t>
+      </w:r>
+    </w:p>
+    <w:p>
+      <w:pPr>
+        <w:pStyle w:val="Normal"/>
+        <w:ind w:hanging="0" w:start="-540" w:end="-449"/>
+        <w:rPr>
+          <w:rFonts w:ascii="Times New Roman" w:hAnsi="Times New Roman"/>
+          <w:sz w:val="30"/>
+          <w:szCs w:val="30"/>
+        </w:rPr>
+      </w:pPr>
+      <w:r>
+        <w:rPr>
+          <w:rFonts w:ascii="Times New Roman" w:hAnsi="Times New Roman"/>
+          <w:sz w:val="30"/>
+          <w:szCs w:val="30"/>
+        </w:rPr>
+      </w:r>
+    </w:p>
+    <w:p>
+      <w:pPr>
+        <w:pStyle w:val="Normal"/>
+        <w:ind w:hanging="0" w:start="-540" w:end="-449"/>
+        <w:rPr>
+          <w:rFonts w:ascii="Times New Roman" w:hAnsi="Times New Roman"/>
+          <w:sz w:val="30"/>
+          <w:szCs w:val="30"/>
+        </w:rPr>
+      </w:pPr>
+      <w:r>
+        <w:rPr>
+          <w:rFonts w:ascii="Times New Roman" w:hAnsi="Times New Roman"/>
+          <w:sz w:val="30"/>
+          <w:szCs w:val="30"/>
+        </w:rPr>
+        <w:t>[EN] In React, HOC (Higher-Order Component), Render Props, and Custom Hooks are all ways to reuse logic across multiple components. HOC is a function that takes a component and returns a new component with additional logic. Render Props is a pattern where a component receives a function as a prop and calls that function to render UI using its internal data. Custom Hooks are a newer approach that lets developers extract logic into a reusable hook and use it in many function components easily. Today, Custom Hooks are usually preferred because the code is cleaner, has less component nesting, and is easier to maintain.</w:t>
+      </w:r>
+    </w:p>
+    <w:p>
+      <w:pPr>
+        <w:pStyle w:val="Normal"/>
+        <w:ind w:hanging="0" w:start="-540" w:end="-449"/>
+        <w:rPr>
+          <w:rFonts w:ascii="Times New Roman" w:hAnsi="Times New Roman"/>
+          <w:sz w:val="30"/>
+          <w:szCs w:val="30"/>
+        </w:rPr>
+      </w:pPr>
+      <w:r>
+        <w:rPr>
+          <w:rFonts w:ascii="Times New Roman" w:hAnsi="Times New Roman"/>
+          <w:sz w:val="30"/>
+          <w:szCs w:val="30"/>
+        </w:rPr>
+      </w:r>
+    </w:p>
+    <w:p>
+      <w:pPr>
+        <w:pStyle w:val="Normal"/>
+        <w:ind w:hanging="0" w:start="-540" w:end="-449"/>
+        <w:rPr>
+          <w:rFonts w:ascii="Times New Roman" w:hAnsi="Times New Roman"/>
+          <w:b/>
+          <w:bCs/>
+          <w:color w:val="3465A4"/>
+          <w:sz w:val="30"/>
+          <w:szCs w:val="30"/>
+        </w:rPr>
+      </w:pPr>
+      <w:r>
+        <w:rPr>
+          <w:rFonts w:ascii="Times New Roman" w:hAnsi="Times New Roman"/>
+          <w:b/>
+          <w:bCs/>
+          <w:color w:val="3465A4"/>
+          <w:sz w:val="30"/>
+          <w:szCs w:val="30"/>
+        </w:rPr>
+        <w:t>Ưu nhược điểm chính của Hooks so với HOC và Render Props?</w:t>
+      </w:r>
+    </w:p>
+    <w:p>
+      <w:pPr>
+        <w:pStyle w:val="Normal"/>
+        <w:ind w:hanging="0" w:start="-540" w:end="-449"/>
+        <w:rPr>
+          <w:rFonts w:ascii="Times New Roman" w:hAnsi="Times New Roman"/>
+          <w:sz w:val="30"/>
+          <w:szCs w:val="30"/>
+        </w:rPr>
+      </w:pPr>
+      <w:r>
+        <w:rPr>
+          <w:rFonts w:ascii="Times New Roman" w:hAnsi="Times New Roman"/>
+          <w:sz w:val="30"/>
+          <w:szCs w:val="30"/>
+        </w:rPr>
+        <w:t>[VN] Trong React, Hooks được dùng để tái sử dụng logic giữa các component và thường được xem là cách hiện đại hơn so với HOC và Render Props. Ưu điểm của Hooks là code ngắn gọn hơn, dễ đọc, ít lồng component, và logic có thể tách ra thành custom hooks để dùng lại nhiều nơi. Tuy nhiên, Hooks cũng có nhược điểm như chỉ dùng được trong function component, phải tuân theo Rules of Hooks (không gọi trong vòng lặp hay điều kiện), và đôi khi việc quản lý dependency trong các hook như useEffect có thể gây bug nếu không cẩn thận.</w:t>
+      </w:r>
+    </w:p>
+    <w:p>
+      <w:pPr>
+        <w:pStyle w:val="Normal"/>
+        <w:ind w:hanging="0" w:start="-540" w:end="-449"/>
+        <w:rPr>
+          <w:rFonts w:ascii="Times New Roman" w:hAnsi="Times New Roman"/>
+          <w:sz w:val="30"/>
+          <w:szCs w:val="30"/>
+        </w:rPr>
+      </w:pPr>
+      <w:r>
+        <w:rPr>
+          <w:rFonts w:ascii="Times New Roman" w:hAnsi="Times New Roman"/>
+          <w:sz w:val="30"/>
+          <w:szCs w:val="30"/>
+        </w:rPr>
+      </w:r>
+    </w:p>
+    <w:p>
+      <w:pPr>
+        <w:pStyle w:val="Normal"/>
+        <w:ind w:hanging="0" w:start="-540" w:end="-449"/>
+        <w:rPr>
+          <w:rFonts w:ascii="Times New Roman" w:hAnsi="Times New Roman"/>
+          <w:sz w:val="30"/>
+          <w:szCs w:val="30"/>
+        </w:rPr>
+      </w:pPr>
+      <w:r>
+        <w:rPr>
+          <w:rFonts w:ascii="Times New Roman" w:hAnsi="Times New Roman"/>
+          <w:sz w:val="30"/>
+          <w:szCs w:val="30"/>
+        </w:rPr>
+        <w:t>[EN] In React, Hooks are used to reuse logic across components and are often considered a more modern approach compared to HOC and Render Props. The advantages of Hooks are that the code is simpler, easier to read, and avoids deep component nesting, and logic can be extracted into custom hooks for reuse. However, Hooks also have some disadvantages: they only work in function components, must follow the Rules of Hooks (cannot be called inside loops or conditions), and managing dependencies in hooks like useEffect can sometimes cause bugs if not handled carefully.</w:t>
+      </w:r>
+    </w:p>
+    <w:p>
+      <w:pPr>
+        <w:pStyle w:val="Normal"/>
+        <w:ind w:hanging="0" w:start="-540" w:end="-449"/>
+        <w:rPr>
+          <w:rFonts w:ascii="Times New Roman" w:hAnsi="Times New Roman"/>
+          <w:sz w:val="30"/>
+          <w:szCs w:val="30"/>
+        </w:rPr>
+      </w:pPr>
+      <w:r>
+        <w:rPr>
+          <w:rFonts w:ascii="Times New Roman" w:hAnsi="Times New Roman"/>
+          <w:sz w:val="30"/>
+          <w:szCs w:val="30"/>
+        </w:rPr>
+      </w:r>
+    </w:p>
+    <w:p>
+      <w:pPr>
+        <w:pStyle w:val="Normal"/>
+        <w:ind w:hanging="0" w:start="-540" w:end="-449"/>
+        <w:rPr>
+          <w:rFonts w:ascii="Times New Roman" w:hAnsi="Times New Roman"/>
+          <w:b/>
+          <w:bCs/>
+          <w:color w:val="3465A4"/>
+          <w:sz w:val="30"/>
+          <w:szCs w:val="30"/>
+        </w:rPr>
+      </w:pPr>
+      <w:r>
+        <w:rPr>
+          <w:rFonts w:ascii="Times New Roman" w:hAnsi="Times New Roman"/>
+          <w:b/>
+          <w:bCs/>
+          <w:color w:val="3465A4"/>
+          <w:sz w:val="30"/>
+          <w:szCs w:val="30"/>
+        </w:rPr>
+        <w:t>Làm sao detect re-render không cần thiết trong React?</w:t>
+      </w:r>
+    </w:p>
+    <w:p>
+      <w:pPr>
+        <w:pStyle w:val="Normal"/>
+        <w:ind w:hanging="0" w:start="-540" w:end="-449"/>
+        <w:rPr>
+          <w:rFonts w:ascii="Times New Roman" w:hAnsi="Times New Roman"/>
+          <w:sz w:val="30"/>
+          <w:szCs w:val="30"/>
+        </w:rPr>
+      </w:pPr>
+      <w:r>
+        <w:rPr>
+          <w:rFonts w:ascii="Times New Roman" w:hAnsi="Times New Roman"/>
+          <w:sz w:val="30"/>
+          <w:szCs w:val="30"/>
+        </w:rPr>
+        <w:t>[VN] Trong React, để phát hiện re-render không cần thiết, lập trình viên thường dùng các công cụ debug như React Developer Tools với tính năng Profiler để xem component nào render lại và mất bao nhiêu thời gian. Ngoài ra, có thể thêm console.log trong component để kiểm tra khi nào nó render. Một cách khác là dùng thư viện như why-did-you-render, thư viện này sẽ cảnh báo khi một component re-render dù props hoặc state không thay đổi.</w:t>
+      </w:r>
+    </w:p>
+    <w:p>
+      <w:pPr>
+        <w:pStyle w:val="Normal"/>
+        <w:ind w:hanging="0" w:start="-540" w:end="-449"/>
+        <w:rPr>
+          <w:rFonts w:ascii="Times New Roman" w:hAnsi="Times New Roman"/>
+          <w:sz w:val="30"/>
+          <w:szCs w:val="30"/>
+        </w:rPr>
+      </w:pPr>
+      <w:r>
+        <w:rPr>
+          <w:rFonts w:ascii="Times New Roman" w:hAnsi="Times New Roman"/>
+          <w:sz w:val="30"/>
+          <w:szCs w:val="30"/>
+        </w:rPr>
+      </w:r>
+    </w:p>
+    <w:p>
+      <w:pPr>
+        <w:pStyle w:val="Normal"/>
+        <w:ind w:hanging="0" w:start="-540" w:end="-449"/>
+        <w:rPr>
+          <w:rFonts w:ascii="Times New Roman" w:hAnsi="Times New Roman"/>
+          <w:sz w:val="30"/>
+          <w:szCs w:val="30"/>
+        </w:rPr>
+      </w:pPr>
+      <w:r>
+        <w:rPr>
+          <w:rFonts w:ascii="Times New Roman" w:hAnsi="Times New Roman"/>
+          <w:sz w:val="30"/>
+          <w:szCs w:val="30"/>
+        </w:rPr>
+        <w:t>[EN] In React, developers can detect unnecessary re-renders by using debugging tools such as React Developer Tools, especially the Profiler feature, which shows which components re-render and how long they take. Another simple way is to add console.log inside a component to see when it renders. Developers can also use libraries like why-did-you-render, which warns when a component re-renders even though its props or state have not changed.</w:t>
+      </w:r>
+    </w:p>
+    <w:p>
+      <w:pPr>
+        <w:pStyle w:val="Normal"/>
+        <w:ind w:hanging="0" w:start="-540" w:end="-449"/>
+        <w:rPr>
+          <w:rFonts w:ascii="Times New Roman" w:hAnsi="Times New Roman"/>
+          <w:sz w:val="30"/>
+          <w:szCs w:val="30"/>
+        </w:rPr>
+      </w:pPr>
+      <w:r>
+        <w:rPr>
+          <w:rFonts w:ascii="Times New Roman" w:hAnsi="Times New Roman"/>
+          <w:sz w:val="30"/>
+          <w:szCs w:val="30"/>
+        </w:rPr>
+      </w:r>
+    </w:p>
+    <w:p>
+      <w:pPr>
+        <w:pStyle w:val="Normal"/>
+        <w:ind w:hanging="0" w:start="-540" w:end="-449"/>
+        <w:rPr>
+          <w:rFonts w:ascii="Times New Roman" w:hAnsi="Times New Roman"/>
+          <w:b/>
+          <w:bCs/>
+          <w:color w:val="3465A4"/>
+          <w:sz w:val="30"/>
+          <w:szCs w:val="30"/>
+        </w:rPr>
+      </w:pPr>
+      <w:r>
+        <w:rPr>
+          <w:rFonts w:ascii="Times New Roman" w:hAnsi="Times New Roman"/>
+          <w:b/>
+          <w:bCs/>
+          <w:color w:val="3465A4"/>
+          <w:sz w:val="30"/>
+          <w:szCs w:val="30"/>
+        </w:rPr>
+        <w:t>Tại sao component re-render dù props không đổi?</w:t>
+      </w:r>
+    </w:p>
+    <w:p>
+      <w:pPr>
+        <w:pStyle w:val="Normal"/>
+        <w:ind w:hanging="0" w:start="-540" w:end="-449"/>
+        <w:rPr>
+          <w:rFonts w:ascii="Times New Roman" w:hAnsi="Times New Roman"/>
+          <w:sz w:val="30"/>
+          <w:szCs w:val="30"/>
+        </w:rPr>
+      </w:pPr>
+      <w:r>
+        <w:rPr>
+          <w:rFonts w:ascii="Times New Roman" w:hAnsi="Times New Roman"/>
+          <w:sz w:val="30"/>
+          <w:szCs w:val="30"/>
+        </w:rPr>
+        <w:t>[VN] Trong React, một component vẫn có thể re-render dù props không đổi vì nhiều lý do. Ví dụ, khi component cha re-render, các component con cũng sẽ render lại theo mặc định. Ngoài ra, nếu props là object, array hoặc function được tạo lại mỗi lần render (ví dụ inline function hoặc object mới), React sẽ coi đó là giá trị mới vì so sánh theo reference. Bên cạnh đó, khi state của chính component thay đổi hoặc context thay đổi, component cũng sẽ render lại dù props không thay đổi.</w:t>
+      </w:r>
+    </w:p>
+    <w:p>
+      <w:pPr>
+        <w:pStyle w:val="Normal"/>
+        <w:ind w:hanging="0" w:start="-540" w:end="-449"/>
+        <w:rPr>
+          <w:rFonts w:ascii="Times New Roman" w:hAnsi="Times New Roman"/>
+          <w:sz w:val="30"/>
+          <w:szCs w:val="30"/>
+        </w:rPr>
+      </w:pPr>
+      <w:r>
+        <w:rPr>
+          <w:rFonts w:ascii="Times New Roman" w:hAnsi="Times New Roman"/>
+          <w:sz w:val="30"/>
+          <w:szCs w:val="30"/>
+        </w:rPr>
+      </w:r>
+    </w:p>
+    <w:p>
+      <w:pPr>
+        <w:pStyle w:val="Normal"/>
+        <w:ind w:hanging="0" w:start="-540" w:end="-449"/>
+        <w:rPr>
+          <w:rFonts w:ascii="Times New Roman" w:hAnsi="Times New Roman"/>
+          <w:sz w:val="30"/>
+          <w:szCs w:val="30"/>
+        </w:rPr>
+      </w:pPr>
+      <w:r>
+        <w:rPr>
+          <w:rFonts w:ascii="Times New Roman" w:hAnsi="Times New Roman"/>
+          <w:sz w:val="30"/>
+          <w:szCs w:val="30"/>
+        </w:rPr>
+        <w:t>[EN] In React, a component can still re-render even if its props have not changed for several reasons. For example, when the parent component re-renders, child components also re-render by default. Also, if props are objects, arrays, or functions created again on every render (such as inline functions or new objects), React treats them as new values because it compares by reference. In addition, if the component’s own state changes or the context value changes, the component will re-render even though its props remain the same.</w:t>
+      </w:r>
+    </w:p>
+    <w:p>
+      <w:pPr>
+        <w:pStyle w:val="Normal"/>
+        <w:ind w:hanging="0" w:start="-540" w:end="-449"/>
+        <w:rPr>
+          <w:rFonts w:ascii="Times New Roman" w:hAnsi="Times New Roman"/>
+          <w:sz w:val="30"/>
+          <w:szCs w:val="30"/>
+        </w:rPr>
+      </w:pPr>
+      <w:r>
+        <w:rPr>
+          <w:rFonts w:ascii="Times New Roman" w:hAnsi="Times New Roman"/>
+          <w:sz w:val="30"/>
+          <w:szCs w:val="30"/>
+        </w:rPr>
+      </w:r>
+    </w:p>
+    <w:p>
+      <w:pPr>
+        <w:pStyle w:val="Normal"/>
+        <w:ind w:hanging="0" w:start="-540" w:end="-449"/>
+        <w:rPr>
+          <w:rFonts w:ascii="Times New Roman" w:hAnsi="Times New Roman"/>
+          <w:b/>
+          <w:bCs/>
+          <w:color w:val="3465A4"/>
+          <w:sz w:val="30"/>
+          <w:szCs w:val="30"/>
+        </w:rPr>
+      </w:pPr>
+      <w:r>
+        <w:rPr>
+          <w:rFonts w:ascii="Times New Roman" w:hAnsi="Times New Roman"/>
+          <w:b/>
+          <w:bCs/>
+          <w:color w:val="3465A4"/>
+          <w:sz w:val="30"/>
+          <w:szCs w:val="30"/>
+        </w:rPr>
+        <w:t>Khi nào nên memoize (useMemo, useCallback, memo)?</w:t>
+      </w:r>
+    </w:p>
+    <w:p>
+      <w:pPr>
+        <w:pStyle w:val="Normal"/>
+        <w:ind w:hanging="0" w:start="-540" w:end="-449"/>
+        <w:rPr>
+          <w:rFonts w:ascii="Times New Roman" w:hAnsi="Times New Roman"/>
+          <w:sz w:val="30"/>
+          <w:szCs w:val="30"/>
+        </w:rPr>
+      </w:pPr>
+      <w:r>
+        <w:rPr>
+          <w:rFonts w:ascii="Times New Roman" w:hAnsi="Times New Roman"/>
+          <w:sz w:val="30"/>
+          <w:szCs w:val="30"/>
+        </w:rPr>
+        <w:t>[VN] Trong React, nên dùng memoization như useMemo, useCallback hoặc memo khi component hoặc phép tính tốn nhiều tài nguyên và bị render lại nhiều lần không cần thiết. Ví dụ, useMemo dùng để lưu kết quả của một phép tính nặng để tránh tính lại mỗi lần render, useCallback dùng để giữ cùng một reference của function khi truyền xuống component con, và memo giúp component con không render lại nếu props không thay đổi. Tuy nhiên, chỉ nên dùng khi thật sự cần tối ưu hiệu năng, vì nếu lạm dụng có thể làm code phức tạp hơn mà không mang lại lợi ích rõ ràng.</w:t>
+      </w:r>
+    </w:p>
+    <w:p>
+      <w:pPr>
+        <w:pStyle w:val="Normal"/>
+        <w:ind w:hanging="0" w:start="-540" w:end="-449"/>
+        <w:rPr>
+          <w:rFonts w:ascii="Times New Roman" w:hAnsi="Times New Roman"/>
+          <w:sz w:val="30"/>
+          <w:szCs w:val="30"/>
+        </w:rPr>
+      </w:pPr>
+      <w:r>
+        <w:rPr>
+          <w:rFonts w:ascii="Times New Roman" w:hAnsi="Times New Roman"/>
+          <w:sz w:val="30"/>
+          <w:szCs w:val="30"/>
+        </w:rPr>
+      </w:r>
+    </w:p>
+    <w:p>
+      <w:pPr>
+        <w:pStyle w:val="Normal"/>
+        <w:ind w:hanging="0" w:start="-540" w:end="-449"/>
+        <w:rPr>
+          <w:rFonts w:ascii="Times New Roman" w:hAnsi="Times New Roman"/>
+          <w:sz w:val="30"/>
+          <w:szCs w:val="30"/>
+        </w:rPr>
+      </w:pPr>
+      <w:r>
+        <w:rPr>
+          <w:rFonts w:ascii="Times New Roman" w:hAnsi="Times New Roman"/>
+          <w:sz w:val="30"/>
+          <w:szCs w:val="30"/>
+        </w:rPr>
+        <w:t>[EN] In React, memoization such as useMemo, useCallback, or memo should be used when a component or computation is expensive and may re-render many times unnecessarily. For example, useMemo stores the result of a heavy calculation so it is not recomputed on every render, useCallback keeps the same function reference when passing it to child components, and memo prevents a child component from re-rendering if its props have not changed. However, these optimizations should only be used when needed, because overusing them can make the code more complex without giving clear performance benefits.</w:t>
+      </w:r>
+    </w:p>
+    <w:p>
+      <w:pPr>
+        <w:pStyle w:val="Normal"/>
+        <w:ind w:hanging="0" w:start="-540" w:end="-449"/>
+        <w:rPr>
+          <w:rFonts w:ascii="Times New Roman" w:hAnsi="Times New Roman"/>
+          <w:sz w:val="30"/>
+          <w:szCs w:val="30"/>
+        </w:rPr>
+      </w:pPr>
+      <w:r>
+        <w:rPr>
+          <w:rFonts w:ascii="Times New Roman" w:hAnsi="Times New Roman"/>
+          <w:sz w:val="30"/>
+          <w:szCs w:val="30"/>
+        </w:rPr>
+      </w:r>
+    </w:p>
+    <w:p>
+      <w:pPr>
+        <w:pStyle w:val="Normal"/>
+        <w:ind w:hanging="0" w:start="-540" w:end="-449"/>
+        <w:rPr>
+          <w:rFonts w:ascii="Times New Roman" w:hAnsi="Times New Roman"/>
+          <w:b/>
+          <w:bCs/>
+          <w:color w:val="3465A4"/>
+          <w:sz w:val="30"/>
+          <w:szCs w:val="30"/>
+        </w:rPr>
+      </w:pPr>
+      <w:r>
+        <w:rPr>
+          <w:rFonts w:ascii="Times New Roman" w:hAnsi="Times New Roman"/>
+          <w:b/>
+          <w:bCs/>
+          <w:color w:val="3465A4"/>
+          <w:sz w:val="30"/>
+          <w:szCs w:val="30"/>
+        </w:rPr>
+        <w:t>Khi nào memoization trở thành over-optimization?</w:t>
+      </w:r>
+    </w:p>
+    <w:p>
+      <w:pPr>
+        <w:pStyle w:val="Normal"/>
+        <w:ind w:hanging="0" w:start="-540" w:end="-449"/>
+        <w:rPr>
+          <w:rFonts w:ascii="Times New Roman" w:hAnsi="Times New Roman"/>
+          <w:sz w:val="30"/>
+          <w:szCs w:val="30"/>
+        </w:rPr>
+      </w:pPr>
+      <w:r>
+        <w:rPr>
+          <w:rFonts w:ascii="Times New Roman" w:hAnsi="Times New Roman"/>
+          <w:sz w:val="30"/>
+          <w:szCs w:val="30"/>
+        </w:rPr>
+        <w:t>[VN] Trong React, memoization trở thành over-optimization khi lập trình viên dùng useMemo, useCallback hoặc memo cho những phép tính đơn giản hoặc component rất nhỏ, nơi mà việc render lại gần như không tốn chi phí. Trong những trường hợp này, chi phí để React kiểm tra dependency hoặc so sánh props đôi khi còn tốn tài nguyên hơn việc render lại. Điều này làm code phức tạp hơn, khó đọc và khó bảo trì mà không mang lại lợi ích về hiệu năng.</w:t>
+      </w:r>
+    </w:p>
+    <w:p>
+      <w:pPr>
+        <w:pStyle w:val="Normal"/>
+        <w:ind w:hanging="0" w:start="-540" w:end="-449"/>
+        <w:rPr>
+          <w:rFonts w:ascii="Times New Roman" w:hAnsi="Times New Roman"/>
+          <w:sz w:val="30"/>
+          <w:szCs w:val="30"/>
+        </w:rPr>
+      </w:pPr>
+      <w:r>
+        <w:rPr>
+          <w:rFonts w:ascii="Times New Roman" w:hAnsi="Times New Roman"/>
+          <w:sz w:val="30"/>
+          <w:szCs w:val="30"/>
+        </w:rPr>
+      </w:r>
+    </w:p>
+    <w:p>
+      <w:pPr>
+        <w:pStyle w:val="Normal"/>
+        <w:ind w:hanging="0" w:start="-540" w:end="-449"/>
+        <w:rPr>
+          <w:rFonts w:ascii="Times New Roman" w:hAnsi="Times New Roman"/>
+          <w:sz w:val="30"/>
+          <w:szCs w:val="30"/>
+        </w:rPr>
+      </w:pPr>
+      <w:r>
+        <w:rPr>
+          <w:rFonts w:ascii="Times New Roman" w:hAnsi="Times New Roman"/>
+          <w:sz w:val="30"/>
+          <w:szCs w:val="30"/>
+        </w:rPr>
+        <w:t>[EN] In React, memoization becomes over-optimization when developers use useMemo, useCallback, or memo for very simple calculations or small components where re-rendering has almost no cost. In these cases, the overhead of checking dependencies or comparing props can sometimes cost more than simply re-rendering the component. This makes the code more complex and harder to maintain without providing real performance benefits.</w:t>
+      </w:r>
+    </w:p>
+    <w:p>
+      <w:pPr>
+        <w:pStyle w:val="Normal"/>
+        <w:ind w:hanging="0" w:start="-540" w:end="-449"/>
+        <w:rPr>
+          <w:rFonts w:ascii="Times New Roman" w:hAnsi="Times New Roman"/>
+          <w:sz w:val="30"/>
+          <w:szCs w:val="30"/>
+        </w:rPr>
+      </w:pPr>
+      <w:r>
+        <w:rPr>
+          <w:rFonts w:ascii="Times New Roman" w:hAnsi="Times New Roman"/>
+          <w:sz w:val="30"/>
+          <w:szCs w:val="30"/>
+        </w:rPr>
+      </w:r>
+    </w:p>
+    <w:p>
+      <w:pPr>
+        <w:pStyle w:val="Normal"/>
+        <w:ind w:hanging="0" w:start="-540" w:end="-449"/>
+        <w:rPr>
+          <w:rFonts w:ascii="Times New Roman" w:hAnsi="Times New Roman"/>
+          <w:b/>
+          <w:bCs/>
+          <w:color w:val="3465A4"/>
+          <w:sz w:val="30"/>
+          <w:szCs w:val="30"/>
+        </w:rPr>
+      </w:pPr>
+      <w:r>
+        <w:rPr>
+          <w:rFonts w:ascii="Times New Roman" w:hAnsi="Times New Roman"/>
+          <w:b/>
+          <w:bCs/>
+          <w:color w:val="3465A4"/>
+          <w:sz w:val="30"/>
+          <w:szCs w:val="30"/>
+        </w:rPr>
+        <w:t>Debounce và Throttle trong React dùng để làm gì?</w:t>
+      </w:r>
+    </w:p>
+    <w:p>
+      <w:pPr>
+        <w:pStyle w:val="Normal"/>
+        <w:ind w:hanging="0" w:start="-540" w:end="-449"/>
+        <w:rPr>
+          <w:rFonts w:ascii="Times New Roman" w:hAnsi="Times New Roman"/>
+          <w:sz w:val="30"/>
+          <w:szCs w:val="30"/>
+        </w:rPr>
+      </w:pPr>
+      <w:r>
+        <w:rPr>
+          <w:rFonts w:ascii="Times New Roman" w:hAnsi="Times New Roman"/>
+          <w:sz w:val="30"/>
+          <w:szCs w:val="30"/>
+        </w:rPr>
+        <w:t>[VN] Trong React, Debounce và Throttle là các kỹ thuật dùng để giảm số lần một function được gọi khi có nhiều sự kiện xảy ra liên tục, giúp cải thiện hiệu năng. Debounce sẽ trì hoãn việc gọi function cho đến khi người dùng ngừng thực hiện hành động trong một khoảng thời gian, ví dụ khi tìm kiếm trong ô input thì chỉ gửi request sau khi người dùng ngừng gõ. Throttle thì giới hạn việc gọi function chỉ xảy ra tối đa một lần trong một khoảng thời gian nhất định, ví dụ khi xử lý sự kiện scroll hoặc resize. Hai kỹ thuật này giúp tránh việc gọi API hoặc re-render quá nhiều lần không cần thiết.</w:t>
+      </w:r>
+    </w:p>
+    <w:p>
+      <w:pPr>
+        <w:pStyle w:val="Normal"/>
+        <w:ind w:hanging="0" w:start="-540" w:end="-449"/>
+        <w:rPr>
+          <w:rFonts w:ascii="Times New Roman" w:hAnsi="Times New Roman"/>
+          <w:sz w:val="30"/>
+          <w:szCs w:val="30"/>
+        </w:rPr>
+      </w:pPr>
+      <w:r>
+        <w:rPr>
+          <w:rFonts w:ascii="Times New Roman" w:hAnsi="Times New Roman"/>
+          <w:sz w:val="30"/>
+          <w:szCs w:val="30"/>
+        </w:rPr>
+      </w:r>
+    </w:p>
+    <w:p>
+      <w:pPr>
+        <w:pStyle w:val="Normal"/>
+        <w:ind w:hanging="0" w:start="-540" w:end="-449"/>
+        <w:rPr>
+          <w:rFonts w:ascii="Times New Roman" w:hAnsi="Times New Roman"/>
+          <w:sz w:val="30"/>
+          <w:szCs w:val="30"/>
+        </w:rPr>
+      </w:pPr>
+      <w:r>
+        <w:rPr>
+          <w:rFonts w:ascii="Times New Roman" w:hAnsi="Times New Roman"/>
+          <w:sz w:val="30"/>
+          <w:szCs w:val="30"/>
+        </w:rPr>
+        <w:t>[EN] In React, Debounce and Throttle are techniques used to limit how often a function is executed when many events happen quickly, which helps improve performance. Debounce delays the function call until the user stops performing an action for a short time, for example sending a search request only after the user stops typing in an input field. Throttle limits the function so it can run at most once within a certain time interval, which is useful for events like scrolling or resizing. Both techniques help prevent too many API calls or unnecessary re-renders.</w:t>
+      </w:r>
+    </w:p>
+    <w:p>
+      <w:pPr>
+        <w:pStyle w:val="Normal"/>
+        <w:ind w:hanging="0" w:start="-540" w:end="-449"/>
+        <w:rPr>
+          <w:rFonts w:ascii="Times New Roman" w:hAnsi="Times New Roman"/>
+          <w:sz w:val="30"/>
+          <w:szCs w:val="30"/>
+        </w:rPr>
+      </w:pPr>
+      <w:r>
+        <w:rPr>
+          <w:rFonts w:ascii="Times New Roman" w:hAnsi="Times New Roman"/>
+          <w:sz w:val="30"/>
+          <w:szCs w:val="30"/>
+        </w:rPr>
+      </w:r>
+    </w:p>
+    <w:p>
+      <w:pPr>
+        <w:pStyle w:val="Normal"/>
+        <w:ind w:hanging="0" w:start="-540" w:end="-449"/>
+        <w:rPr>
+          <w:rFonts w:ascii="Times New Roman" w:hAnsi="Times New Roman"/>
+          <w:b/>
+          <w:bCs/>
+          <w:color w:val="3465A4"/>
+          <w:sz w:val="30"/>
+          <w:szCs w:val="30"/>
+        </w:rPr>
+      </w:pPr>
+      <w:r>
+        <w:rPr>
+          <w:rFonts w:ascii="Times New Roman" w:hAnsi="Times New Roman"/>
+          <w:b/>
+          <w:bCs/>
+          <w:color w:val="3465A4"/>
+          <w:sz w:val="30"/>
+          <w:szCs w:val="30"/>
+        </w:rPr>
+        <w:t>Virtualization (windowing) là gì?</w:t>
+      </w:r>
+    </w:p>
+    <w:p>
+      <w:pPr>
+        <w:pStyle w:val="Normal"/>
+        <w:ind w:hanging="0" w:start="-540" w:end="-449"/>
+        <w:rPr>
+          <w:rFonts w:ascii="Times New Roman" w:hAnsi="Times New Roman"/>
+          <w:sz w:val="30"/>
+          <w:szCs w:val="30"/>
+        </w:rPr>
+      </w:pPr>
+      <w:r>
+        <w:rPr>
+          <w:rFonts w:ascii="Times New Roman" w:hAnsi="Times New Roman"/>
+          <w:sz w:val="30"/>
+          <w:szCs w:val="30"/>
+        </w:rPr>
+        <w:t>[VN] Trong React, Virtualization (hay còn gọi là windowing) là kỹ thuật chỉ render những phần tử đang hiển thị trên màn hình thay vì render toàn bộ danh sách lớn. Ví dụ, nếu có một danh sách hàng nghìn item, React chỉ render những item nằm trong vùng nhìn thấy của người dùng và sẽ cập nhật khi người dùng scroll. Cách này giúp giảm số lượng DOM elements, cải thiện hiệu năng và làm ứng dụng chạy mượt hơn, đặc biệt khi làm việc với danh sách rất lớn.</w:t>
+      </w:r>
+    </w:p>
+    <w:p>
+      <w:pPr>
+        <w:pStyle w:val="Normal"/>
+        <w:ind w:hanging="0" w:start="-540" w:end="-449"/>
+        <w:rPr>
+          <w:rFonts w:ascii="Times New Roman" w:hAnsi="Times New Roman"/>
+          <w:sz w:val="30"/>
+          <w:szCs w:val="30"/>
+        </w:rPr>
+      </w:pPr>
+      <w:r>
+        <w:rPr>
+          <w:rFonts w:ascii="Times New Roman" w:hAnsi="Times New Roman"/>
+          <w:sz w:val="30"/>
+          <w:szCs w:val="30"/>
+        </w:rPr>
+      </w:r>
+    </w:p>
+    <w:p>
+      <w:pPr>
+        <w:pStyle w:val="Normal"/>
+        <w:ind w:hanging="0" w:start="-540" w:end="-449"/>
+        <w:rPr>
+          <w:rFonts w:ascii="Times New Roman" w:hAnsi="Times New Roman"/>
+          <w:sz w:val="30"/>
+          <w:szCs w:val="30"/>
+        </w:rPr>
+      </w:pPr>
+      <w:r>
+        <w:rPr>
+          <w:rFonts w:ascii="Times New Roman" w:hAnsi="Times New Roman"/>
+          <w:sz w:val="30"/>
+          <w:szCs w:val="30"/>
+        </w:rPr>
+        <w:t>[EN] In React, Virtualization (also called windowing) is a technique where only the items currently visible on the screen are rendered instead of rendering the entire large list. For example, if there are thousands of items in a list, React only renders the items within the visible area and updates them when the user scrolls. This approach reduces the number of DOM elements, improves performance, and makes the application smoother, especially when working with very large lists.</w:t>
+      </w:r>
+    </w:p>
+    <w:p>
+      <w:pPr>
+        <w:pStyle w:val="Normal"/>
+        <w:ind w:hanging="0" w:start="-540" w:end="-449"/>
+        <w:rPr>
+          <w:rFonts w:ascii="Times New Roman" w:hAnsi="Times New Roman"/>
+          <w:sz w:val="30"/>
+          <w:szCs w:val="30"/>
+        </w:rPr>
+      </w:pPr>
+      <w:r>
+        <w:rPr>
+          <w:rFonts w:ascii="Times New Roman" w:hAnsi="Times New Roman"/>
+          <w:sz w:val="30"/>
+          <w:szCs w:val="30"/>
+        </w:rPr>
+      </w:r>
+    </w:p>
+    <w:p>
+      <w:pPr>
+        <w:pStyle w:val="Normal"/>
+        <w:ind w:hanging="0" w:start="-540" w:end="-449"/>
+        <w:rPr>
+          <w:rFonts w:ascii="Times New Roman" w:hAnsi="Times New Roman"/>
+          <w:b/>
+          <w:bCs/>
+          <w:color w:val="3465A4"/>
+          <w:sz w:val="30"/>
+          <w:szCs w:val="30"/>
+        </w:rPr>
+      </w:pPr>
+      <w:r>
+        <w:rPr>
+          <w:rFonts w:ascii="Times New Roman" w:hAnsi="Times New Roman"/>
+          <w:b/>
+          <w:bCs/>
+          <w:color w:val="3465A4"/>
+          <w:sz w:val="30"/>
+          <w:szCs w:val="30"/>
+        </w:rPr>
+        <w:t>Khi nào cần dùng virtualization (ví dụ danh sách 10k items)?</w:t>
+      </w:r>
+    </w:p>
+    <w:p>
+      <w:pPr>
+        <w:pStyle w:val="Normal"/>
+        <w:ind w:hanging="0" w:start="-540" w:end="-449"/>
+        <w:rPr>
+          <w:rFonts w:ascii="Times New Roman" w:hAnsi="Times New Roman"/>
+          <w:sz w:val="30"/>
+          <w:szCs w:val="30"/>
+        </w:rPr>
+      </w:pPr>
+      <w:r>
+        <w:rPr>
+          <w:rFonts w:ascii="Times New Roman" w:hAnsi="Times New Roman"/>
+          <w:sz w:val="30"/>
+          <w:szCs w:val="30"/>
+        </w:rPr>
+        <w:t>[VN] Trong React, virtualization nên được sử dụng khi ứng dụng cần hiển thị danh sách rất lớn, ví dụ hàng nghìn hoặc hàng chục nghìn items (như 10,000 items). Nếu render toàn bộ danh sách cùng lúc, trình duyệt phải tạo rất nhiều DOM elements, điều này có thể làm ứng dụng chậm, lag hoặc tốn nhiều bộ nhớ. Virtualization giúp chỉ render các item đang hiển thị trên màn hình và cập nhật khi người dùng scroll, vì vậy hiệu năng sẽ tốt hơn và trải nghiệm người dùng mượt hơn.</w:t>
+      </w:r>
+    </w:p>
+    <w:p>
+      <w:pPr>
+        <w:pStyle w:val="Normal"/>
+        <w:ind w:hanging="0" w:start="-540" w:end="-449"/>
+        <w:rPr>
+          <w:rFonts w:ascii="Times New Roman" w:hAnsi="Times New Roman"/>
+          <w:sz w:val="30"/>
+          <w:szCs w:val="30"/>
+        </w:rPr>
+      </w:pPr>
+      <w:r>
+        <w:rPr>
+          <w:rFonts w:ascii="Times New Roman" w:hAnsi="Times New Roman"/>
+          <w:sz w:val="30"/>
+          <w:szCs w:val="30"/>
+        </w:rPr>
+      </w:r>
+    </w:p>
+    <w:p>
+      <w:pPr>
+        <w:pStyle w:val="Normal"/>
+        <w:ind w:hanging="0" w:start="-540" w:end="-449"/>
+        <w:rPr>
+          <w:rFonts w:ascii="Times New Roman" w:hAnsi="Times New Roman"/>
+          <w:sz w:val="30"/>
+          <w:szCs w:val="30"/>
+        </w:rPr>
+      </w:pPr>
+      <w:r>
+        <w:rPr>
+          <w:rFonts w:ascii="Times New Roman" w:hAnsi="Times New Roman"/>
+          <w:sz w:val="30"/>
+          <w:szCs w:val="30"/>
+        </w:rPr>
+        <w:t>[EN] In React, virtualization should be used when an application needs to display very large lists, such as thousands or tens of thousands of items (for example, 10,000 items). If the entire list is rendered at once, the browser has to create many DOM elements, which can make the application slow, laggy, and use more memory. Virtualization solves this by rendering only the items visible on the screen and updating them when the user scrolls, which improves performance and provides a smoother user experience.</w:t>
+      </w:r>
+    </w:p>
+    <w:p>
+      <w:pPr>
+        <w:pStyle w:val="Normal"/>
+        <w:ind w:hanging="0" w:start="-540" w:end="-449"/>
+        <w:rPr>
+          <w:rFonts w:ascii="Times New Roman" w:hAnsi="Times New Roman"/>
+          <w:sz w:val="30"/>
+          <w:szCs w:val="30"/>
+        </w:rPr>
+      </w:pPr>
+      <w:r>
+        <w:rPr>
+          <w:rFonts w:ascii="Times New Roman" w:hAnsi="Times New Roman"/>
+          <w:sz w:val="30"/>
+          <w:szCs w:val="30"/>
+        </w:rPr>
+      </w:r>
+    </w:p>
+    <w:p>
+      <w:pPr>
+        <w:pStyle w:val="Normal"/>
+        <w:ind w:hanging="0" w:start="-540" w:end="-449"/>
+        <w:rPr>
+          <w:rFonts w:ascii="Times New Roman" w:hAnsi="Times New Roman"/>
+          <w:b/>
+          <w:bCs/>
+          <w:color w:val="3465A4"/>
+          <w:sz w:val="30"/>
+          <w:szCs w:val="30"/>
+        </w:rPr>
+      </w:pPr>
+      <w:r>
+        <w:rPr>
+          <w:rFonts w:ascii="Times New Roman" w:hAnsi="Times New Roman"/>
+          <w:b/>
+          <w:bCs/>
+          <w:color w:val="3465A4"/>
+          <w:sz w:val="30"/>
+          <w:szCs w:val="30"/>
+        </w:rPr>
+        <w:t>Cách phổ biến để tối ưu bundle size trong React app?</w:t>
+      </w:r>
+    </w:p>
+    <w:p>
+      <w:pPr>
+        <w:pStyle w:val="Normal"/>
+        <w:ind w:hanging="0" w:start="-540" w:end="-449"/>
+        <w:rPr>
+          <w:rFonts w:ascii="Times New Roman" w:hAnsi="Times New Roman"/>
+          <w:sz w:val="30"/>
+          <w:szCs w:val="30"/>
+        </w:rPr>
+      </w:pPr>
+      <w:r>
+        <w:rPr>
+          <w:rFonts w:ascii="Times New Roman" w:hAnsi="Times New Roman"/>
+          <w:sz w:val="30"/>
+          <w:szCs w:val="30"/>
+        </w:rPr>
+        <w:t>[VN] Trong React, để tối ưu bundle size, lập trình viên thường dùng các kỹ thuật như code splitting để chia code thành nhiều phần nhỏ và chỉ tải khi cần. Một cách phổ biến là sử dụng React.lazy kết hợp với Suspense để lazy-load component. Ngoài ra, có thể giảm bundle size bằng cách loại bỏ thư viện không cần thiết, dùng tree shaking, và nén code bằng các công cụ build. Những cách này giúp ứng dụng tải nhanh hơn và cải thiện trải nghiệm người dùng.</w:t>
+      </w:r>
+    </w:p>
+    <w:p>
+      <w:pPr>
+        <w:pStyle w:val="Normal"/>
+        <w:ind w:hanging="0" w:start="-540" w:end="-449"/>
+        <w:rPr>
+          <w:rFonts w:ascii="Times New Roman" w:hAnsi="Times New Roman"/>
+          <w:sz w:val="30"/>
+          <w:szCs w:val="30"/>
+        </w:rPr>
+      </w:pPr>
+      <w:r>
+        <w:rPr>
+          <w:rFonts w:ascii="Times New Roman" w:hAnsi="Times New Roman"/>
+          <w:sz w:val="30"/>
+          <w:szCs w:val="30"/>
+        </w:rPr>
+      </w:r>
+    </w:p>
+    <w:p>
+      <w:pPr>
+        <w:pStyle w:val="Normal"/>
+        <w:ind w:hanging="0" w:start="-540" w:end="-449"/>
+        <w:rPr>
+          <w:rFonts w:ascii="Times New Roman" w:hAnsi="Times New Roman"/>
+          <w:sz w:val="30"/>
+          <w:szCs w:val="30"/>
+        </w:rPr>
+      </w:pPr>
+      <w:r>
+        <w:rPr>
+          <w:rFonts w:ascii="Times New Roman" w:hAnsi="Times New Roman"/>
+          <w:sz w:val="30"/>
+          <w:szCs w:val="30"/>
+        </w:rPr>
+        <w:t>[EN] In React, developers often optimize bundle size using techniques such as code splitting, which divides the code into smaller chunks that are loaded only when needed. A common method is using React.lazy together with Suspense to lazy-load components. Developers can also reduce bundle size by removing unnecessary libraries, using tree shaking, and minifying code with build tools. These methods help the application load faster and improve the user experience.</w:t>
+      </w:r>
+    </w:p>
+    <w:p>
+      <w:pPr>
+        <w:pStyle w:val="Normal"/>
+        <w:ind w:hanging="0" w:start="-540" w:end="-449"/>
+        <w:rPr>
+          <w:rFonts w:ascii="Times New Roman" w:hAnsi="Times New Roman"/>
+          <w:sz w:val="30"/>
+          <w:szCs w:val="30"/>
+        </w:rPr>
+      </w:pPr>
+      <w:r>
+        <w:rPr>
+          <w:rFonts w:ascii="Times New Roman" w:hAnsi="Times New Roman"/>
+          <w:sz w:val="30"/>
+          <w:szCs w:val="30"/>
+        </w:rPr>
+      </w:r>
+    </w:p>
+    <w:p>
+      <w:pPr>
+        <w:pStyle w:val="Normal"/>
+        <w:ind w:hanging="0" w:start="-540" w:end="-449"/>
+        <w:rPr>
+          <w:rFonts w:ascii="Times New Roman" w:hAnsi="Times New Roman"/>
+          <w:b/>
+          <w:bCs/>
+          <w:color w:val="3465A4"/>
+          <w:sz w:val="30"/>
+          <w:szCs w:val="30"/>
+        </w:rPr>
+      </w:pPr>
+      <w:r>
+        <w:rPr>
+          <w:rFonts w:ascii="Times New Roman" w:hAnsi="Times New Roman"/>
+          <w:b/>
+          <w:bCs/>
+          <w:color w:val="3465A4"/>
+          <w:sz w:val="30"/>
+          <w:szCs w:val="30"/>
+        </w:rPr>
+        <w:t>Redux hoạt động theo ba nguyên lý chính nào?</w:t>
+      </w:r>
+    </w:p>
+    <w:p>
+      <w:pPr>
+        <w:pStyle w:val="Normal"/>
+        <w:ind w:hanging="0" w:start="-540" w:end="-449"/>
+        <w:rPr>
+          <w:rFonts w:ascii="Times New Roman" w:hAnsi="Times New Roman"/>
+          <w:sz w:val="30"/>
+          <w:szCs w:val="30"/>
+        </w:rPr>
+      </w:pPr>
+      <w:r>
+        <w:rPr>
+          <w:rFonts w:ascii="Times New Roman" w:hAnsi="Times New Roman"/>
+          <w:sz w:val="30"/>
+          <w:szCs w:val="30"/>
+        </w:rPr>
+        <w:t>[VN] Trong Redux, có ba nguyên lý chính. Thứ nhất là Single source of truth, nghĩa là toàn bộ state của ứng dụng được lưu trong một store duy nhất. Thứ hai là State là read-only, nghĩa là state không được thay đổi trực tiếp mà chỉ có thể thay đổi bằng cách gửi action. Thứ ba là Changes are made with pure functions, nghĩa là state mới được tạo ra bằng reducer, một hàm thuần (pure function) nhận state cũ và action để trả về state mới. Ba nguyên lý này giúp state dễ quản lý, dễ dự đoán và dễ debug.</w:t>
+      </w:r>
+    </w:p>
+    <w:p>
+      <w:pPr>
+        <w:pStyle w:val="Normal"/>
+        <w:ind w:hanging="0" w:start="-540" w:end="-449"/>
+        <w:rPr>
+          <w:rFonts w:ascii="Times New Roman" w:hAnsi="Times New Roman"/>
+          <w:sz w:val="30"/>
+          <w:szCs w:val="30"/>
+        </w:rPr>
+      </w:pPr>
+      <w:r>
+        <w:rPr>
+          <w:rFonts w:ascii="Times New Roman" w:hAnsi="Times New Roman"/>
+          <w:sz w:val="30"/>
+          <w:szCs w:val="30"/>
+        </w:rPr>
+      </w:r>
+    </w:p>
+    <w:p>
+      <w:pPr>
+        <w:pStyle w:val="Normal"/>
+        <w:ind w:hanging="0" w:start="-540" w:end="-449"/>
+        <w:rPr>
+          <w:rFonts w:ascii="Times New Roman" w:hAnsi="Times New Roman"/>
+          <w:sz w:val="30"/>
+          <w:szCs w:val="30"/>
+        </w:rPr>
+      </w:pPr>
+      <w:r>
+        <w:rPr>
+          <w:rFonts w:ascii="Times New Roman" w:hAnsi="Times New Roman"/>
+          <w:sz w:val="30"/>
+          <w:szCs w:val="30"/>
+        </w:rPr>
+        <w:t>[EN] In Redux, there are three main principles. The first is Single source of truth, meaning the entire application state is stored in a single store. The second is State is read-only, meaning the state cannot be changed directly and can only be updated by sending an action. The third is Changes are made with pure functions, meaning a new state is created by a reducer, which is a pure function that takes the previous state and an action to return the new state. These principles make the state easier to manage, predictable, and easier to debug.</w:t>
+      </w:r>
+    </w:p>
+    <w:p>
+      <w:pPr>
+        <w:pStyle w:val="Normal"/>
+        <w:ind w:hanging="0" w:start="-540" w:end="-449"/>
+        <w:rPr>
+          <w:rFonts w:ascii="Times New Roman" w:hAnsi="Times New Roman"/>
+          <w:sz w:val="30"/>
+          <w:szCs w:val="30"/>
+        </w:rPr>
+      </w:pPr>
+      <w:r>
+        <w:rPr>
+          <w:rFonts w:ascii="Times New Roman" w:hAnsi="Times New Roman"/>
+          <w:sz w:val="30"/>
+          <w:szCs w:val="30"/>
+        </w:rPr>
+      </w:r>
+    </w:p>
+    <w:p>
+      <w:pPr>
+        <w:pStyle w:val="Normal"/>
+        <w:ind w:hanging="0" w:start="-540" w:end="-449"/>
+        <w:rPr>
+          <w:rFonts w:ascii="Times New Roman" w:hAnsi="Times New Roman"/>
+          <w:b/>
+          <w:bCs/>
+          <w:color w:val="3465A4"/>
+          <w:sz w:val="30"/>
+          <w:szCs w:val="30"/>
+        </w:rPr>
+      </w:pPr>
+      <w:r>
+        <w:rPr>
+          <w:rFonts w:ascii="Times New Roman" w:hAnsi="Times New Roman"/>
+          <w:b/>
+          <w:bCs/>
+          <w:color w:val="3465A4"/>
+          <w:sz w:val="30"/>
+          <w:szCs w:val="30"/>
+        </w:rPr>
+        <w:t>Flow dữ liệu cơ bản trong Redux: dispatch → reducer → store?</w:t>
+      </w:r>
+    </w:p>
+    <w:p>
+      <w:pPr>
+        <w:pStyle w:val="Normal"/>
+        <w:ind w:hanging="0" w:start="-540" w:end="-449"/>
+        <w:rPr>
+          <w:rFonts w:ascii="Times New Roman" w:hAnsi="Times New Roman"/>
+          <w:sz w:val="30"/>
+          <w:szCs w:val="30"/>
+        </w:rPr>
+      </w:pPr>
+      <w:r>
+        <w:rPr>
+          <w:rFonts w:ascii="Times New Roman" w:hAnsi="Times New Roman"/>
+          <w:sz w:val="30"/>
+          <w:szCs w:val="30"/>
+        </w:rPr>
+        <w:t>[VN] Trong Redux, flow dữ liệu cơ bản diễn ra theo các bước dispatch → reducer → store. Đầu tiên, component gửi một action bằng cách gọi dispatch. Sau đó reducer nhận action này cùng với state hiện tại và tạo ra state mới dựa trên logic đã định nghĩa. Cuối cùng, store được cập nhật với state mới và các component đang subscribe sẽ render lại để hiển thị dữ liệu mới. Flow này luôn đi theo một chiều, giúp dữ liệu dễ theo dõi và dự đoán.</w:t>
+      </w:r>
+    </w:p>
+    <w:p>
+      <w:pPr>
+        <w:pStyle w:val="Normal"/>
+        <w:ind w:hanging="0" w:start="-540" w:end="-449"/>
+        <w:rPr>
+          <w:rFonts w:ascii="Times New Roman" w:hAnsi="Times New Roman"/>
+          <w:sz w:val="30"/>
+          <w:szCs w:val="30"/>
+        </w:rPr>
+      </w:pPr>
+      <w:r>
+        <w:rPr>
+          <w:rFonts w:ascii="Times New Roman" w:hAnsi="Times New Roman"/>
+          <w:sz w:val="30"/>
+          <w:szCs w:val="30"/>
+        </w:rPr>
+      </w:r>
+    </w:p>
+    <w:p>
+      <w:pPr>
+        <w:pStyle w:val="Normal"/>
+        <w:ind w:hanging="0" w:start="-540" w:end="-449"/>
+        <w:rPr>
+          <w:rFonts w:ascii="Times New Roman" w:hAnsi="Times New Roman"/>
+          <w:sz w:val="30"/>
+          <w:szCs w:val="30"/>
+        </w:rPr>
+      </w:pPr>
+      <w:r>
+        <w:rPr>
+          <w:rFonts w:ascii="Times New Roman" w:hAnsi="Times New Roman"/>
+          <w:sz w:val="30"/>
+          <w:szCs w:val="30"/>
+        </w:rPr>
+        <w:t>[EN] In Redux, the basic data flow follows dispatch → reducer → store. First, a component sends an action by calling dispatch. Then the reducer receives this action along with the current state and returns a new state based on the defined logic. Finally, the store is updated with the new state, and components that subscribe to the store will re-render to display the updated data. This flow always moves in one direction, making the data easier to track and predict.</w:t>
+      </w:r>
+    </w:p>
+    <w:p>
+      <w:pPr>
+        <w:pStyle w:val="Normal"/>
+        <w:ind w:hanging="0" w:start="-540" w:end="-449"/>
+        <w:rPr>
+          <w:rFonts w:ascii="Times New Roman" w:hAnsi="Times New Roman"/>
+          <w:sz w:val="30"/>
+          <w:szCs w:val="30"/>
+        </w:rPr>
+      </w:pPr>
+      <w:r>
+        <w:rPr>
+          <w:rFonts w:ascii="Times New Roman" w:hAnsi="Times New Roman"/>
+          <w:sz w:val="30"/>
+          <w:szCs w:val="30"/>
+        </w:rPr>
+      </w:r>
+    </w:p>
+    <w:p>
+      <w:pPr>
+        <w:pStyle w:val="Normal"/>
+        <w:ind w:hanging="0" w:start="-540" w:end="-449"/>
+        <w:rPr>
+          <w:rFonts w:ascii="Times New Roman" w:hAnsi="Times New Roman"/>
+          <w:b/>
+          <w:bCs/>
+          <w:color w:val="3465A4"/>
+          <w:sz w:val="30"/>
+          <w:szCs w:val="30"/>
+        </w:rPr>
+      </w:pPr>
+      <w:r>
+        <w:rPr>
+          <w:rFonts w:ascii="Times New Roman" w:hAnsi="Times New Roman"/>
+          <w:b/>
+          <w:bCs/>
+          <w:color w:val="3465A4"/>
+          <w:sz w:val="30"/>
+          <w:szCs w:val="30"/>
+        </w:rPr>
+        <w:t>Tại sao reducer phải là pure function?</w:t>
+      </w:r>
+    </w:p>
+    <w:p>
+      <w:pPr>
+        <w:pStyle w:val="Normal"/>
+        <w:ind w:hanging="0" w:start="-540" w:end="-449"/>
+        <w:rPr>
+          <w:rFonts w:ascii="Times New Roman" w:hAnsi="Times New Roman"/>
+          <w:sz w:val="30"/>
+          <w:szCs w:val="30"/>
+        </w:rPr>
+      </w:pPr>
+      <w:r>
+        <w:rPr>
+          <w:rFonts w:ascii="Times New Roman" w:hAnsi="Times New Roman"/>
+          <w:sz w:val="30"/>
+          <w:szCs w:val="30"/>
+        </w:rPr>
+        <w:t>[VN] Trong Redux, reducer phải là pure function vì nó giúp việc quản lý state dễ dự đoán và dễ debug. Pure function nghĩa là với cùng input (state và action) thì reducer luôn trả về cùng một kết quả, và nó không thay đổi state cũ, không gọi API, không tạo side effects. Nhờ vậy, Redux có thể dễ dàng theo dõi sự thay đổi của state, hỗ trợ các tính năng như time-travel debugging và giúp ứng dụng hoạt động ổn định hơn.</w:t>
+      </w:r>
+    </w:p>
+    <w:p>
+      <w:pPr>
+        <w:pStyle w:val="Normal"/>
+        <w:ind w:hanging="0" w:start="-540" w:end="-449"/>
+        <w:rPr>
+          <w:rFonts w:ascii="Times New Roman" w:hAnsi="Times New Roman"/>
+          <w:sz w:val="30"/>
+          <w:szCs w:val="30"/>
+        </w:rPr>
+      </w:pPr>
+      <w:r>
+        <w:rPr>
+          <w:rFonts w:ascii="Times New Roman" w:hAnsi="Times New Roman"/>
+          <w:sz w:val="30"/>
+          <w:szCs w:val="30"/>
+        </w:rPr>
+      </w:r>
+    </w:p>
+    <w:p>
+      <w:pPr>
+        <w:pStyle w:val="Normal"/>
+        <w:ind w:hanging="0" w:start="-540" w:end="-449"/>
+        <w:rPr>
+          <w:rFonts w:ascii="Times New Roman" w:hAnsi="Times New Roman"/>
+          <w:sz w:val="30"/>
+          <w:szCs w:val="30"/>
+        </w:rPr>
+      </w:pPr>
+      <w:r>
+        <w:rPr>
+          <w:rFonts w:ascii="Times New Roman" w:hAnsi="Times New Roman"/>
+          <w:sz w:val="30"/>
+          <w:szCs w:val="30"/>
+        </w:rPr>
+        <w:t>[EN] In Redux, a reducer must be a pure function because it makes state management predictable and easier to debug. A pure function means that with the same input (state and action) it always returns the same result, and it does not modify the old state, call APIs, or cause side effects. Because of this, Redux can easily track state changes, support features like time-travel debugging, and make the application more stable.</w:t>
+      </w:r>
+    </w:p>
+    <w:p>
+      <w:pPr>
+        <w:pStyle w:val="Normal"/>
+        <w:ind w:hanging="0" w:start="-540" w:end="-449"/>
+        <w:rPr>
+          <w:rFonts w:ascii="Times New Roman" w:hAnsi="Times New Roman"/>
+          <w:sz w:val="30"/>
+          <w:szCs w:val="30"/>
+        </w:rPr>
+      </w:pPr>
+      <w:r>
+        <w:rPr>
+          <w:rFonts w:ascii="Times New Roman" w:hAnsi="Times New Roman"/>
+          <w:sz w:val="30"/>
+          <w:szCs w:val="30"/>
+        </w:rPr>
+      </w:r>
+    </w:p>
+    <w:p>
+      <w:pPr>
+        <w:pStyle w:val="Normal"/>
+        <w:ind w:hanging="0" w:start="-540" w:end="-449"/>
+        <w:rPr>
+          <w:rFonts w:ascii="Times New Roman" w:hAnsi="Times New Roman"/>
+          <w:b/>
+          <w:bCs/>
+          <w:color w:val="3465A4"/>
+          <w:sz w:val="30"/>
+          <w:szCs w:val="30"/>
+        </w:rPr>
+      </w:pPr>
+      <w:r>
+        <w:rPr>
+          <w:rFonts w:ascii="Times New Roman" w:hAnsi="Times New Roman"/>
+          <w:b/>
+          <w:bCs/>
+          <w:color w:val="3465A4"/>
+          <w:sz w:val="30"/>
+          <w:szCs w:val="30"/>
+        </w:rPr>
+        <w:t>Immutability quan trọng như thế nào trong Redux?</w:t>
+      </w:r>
+    </w:p>
+    <w:p>
+      <w:pPr>
+        <w:pStyle w:val="Normal"/>
+        <w:ind w:hanging="0" w:start="-540" w:end="-449"/>
+        <w:rPr>
+          <w:rFonts w:ascii="Times New Roman" w:hAnsi="Times New Roman"/>
+          <w:sz w:val="30"/>
+          <w:szCs w:val="30"/>
+        </w:rPr>
+      </w:pPr>
+      <w:r>
+        <w:rPr>
+          <w:rFonts w:ascii="Times New Roman" w:hAnsi="Times New Roman"/>
+          <w:sz w:val="30"/>
+          <w:szCs w:val="30"/>
+        </w:rPr>
+        <w:t>[VN] Trong Redux, immutability (tính bất biến) rất quan trọng vì state không được thay đổi trực tiếp, mà phải tạo ra một state mới mỗi khi có thay đổi. Điều này giúp Redux dễ dàng so sánh state cũ và state mới, từ đó phát hiện thay đổi và cập nhật UI chính xác. Ngoài ra, immutability còn giúp việc debug, theo dõi lịch sử state và sử dụng time-travel debugging trở nên dễ dàng hơn.</w:t>
+      </w:r>
+    </w:p>
+    <w:p>
+      <w:pPr>
+        <w:pStyle w:val="Normal"/>
+        <w:ind w:hanging="0" w:start="-540" w:end="-449"/>
+        <w:rPr>
+          <w:rFonts w:ascii="Times New Roman" w:hAnsi="Times New Roman"/>
+          <w:sz w:val="30"/>
+          <w:szCs w:val="30"/>
+        </w:rPr>
+      </w:pPr>
+      <w:r>
+        <w:rPr>
+          <w:rFonts w:ascii="Times New Roman" w:hAnsi="Times New Roman"/>
+          <w:sz w:val="30"/>
+          <w:szCs w:val="30"/>
+        </w:rPr>
+      </w:r>
+    </w:p>
+    <w:p>
+      <w:pPr>
+        <w:pStyle w:val="Normal"/>
+        <w:ind w:hanging="0" w:start="-540" w:end="-449"/>
+        <w:rPr>
+          <w:rFonts w:ascii="Times New Roman" w:hAnsi="Times New Roman"/>
+          <w:sz w:val="30"/>
+          <w:szCs w:val="30"/>
+        </w:rPr>
+      </w:pPr>
+      <w:r>
+        <w:rPr>
+          <w:rFonts w:ascii="Times New Roman" w:hAnsi="Times New Roman"/>
+          <w:sz w:val="30"/>
+          <w:szCs w:val="30"/>
+        </w:rPr>
+        <w:t>[EN] In Redux, immutability is very important because the state should not be modified directly, and a new state object must be created whenever changes happen. This allows Redux to easily compare the previous state and the new state to detect updates and refresh the UI correctly. Immutability also makes debugging, tracking state history, and using time-travel debugging much easier.</w:t>
+      </w:r>
+    </w:p>
+    <w:p>
+      <w:pPr>
+        <w:pStyle w:val="Normal"/>
+        <w:ind w:hanging="0" w:start="-540" w:end="-449"/>
+        <w:rPr>
+          <w:rFonts w:ascii="Times New Roman" w:hAnsi="Times New Roman"/>
+          <w:sz w:val="30"/>
+          <w:szCs w:val="30"/>
+        </w:rPr>
+      </w:pPr>
+      <w:r>
+        <w:rPr>
+          <w:rFonts w:ascii="Times New Roman" w:hAnsi="Times New Roman"/>
+          <w:sz w:val="30"/>
+          <w:szCs w:val="30"/>
+        </w:rPr>
+      </w:r>
+    </w:p>
+    <w:p>
+      <w:pPr>
+        <w:pStyle w:val="Normal"/>
+        <w:ind w:hanging="0" w:start="-540" w:end="-449"/>
+        <w:rPr>
+          <w:rFonts w:ascii="Times New Roman" w:hAnsi="Times New Roman"/>
+          <w:b/>
+          <w:bCs/>
+          <w:color w:val="3465A4"/>
+          <w:sz w:val="30"/>
+          <w:szCs w:val="30"/>
+        </w:rPr>
+      </w:pPr>
+      <w:r>
+        <w:rPr>
+          <w:rFonts w:ascii="Times New Roman" w:hAnsi="Times New Roman"/>
+          <w:b/>
+          <w:bCs/>
+          <w:color w:val="3465A4"/>
+          <w:sz w:val="30"/>
+          <w:szCs w:val="30"/>
+        </w:rPr>
+        <w:t>Single source of truth trong Redux mang lại lợi ích gì?</w:t>
+      </w:r>
+    </w:p>
+    <w:p>
+      <w:pPr>
+        <w:pStyle w:val="Normal"/>
+        <w:ind w:hanging="0" w:start="-540" w:end="-449"/>
+        <w:rPr>
+          <w:rFonts w:ascii="Times New Roman" w:hAnsi="Times New Roman"/>
+          <w:sz w:val="30"/>
+          <w:szCs w:val="30"/>
+        </w:rPr>
+      </w:pPr>
+      <w:r>
+        <w:rPr>
+          <w:rFonts w:ascii="Times New Roman" w:hAnsi="Times New Roman"/>
+          <w:sz w:val="30"/>
+          <w:szCs w:val="30"/>
+        </w:rPr>
+        <w:t>[VN] Trong Redux, Single source of truth nghĩa là toàn bộ state của ứng dụng được lưu trong một store duy nhất. Điều này giúp dữ liệu nhất quán, dễ quản lý và dễ theo dõi vì mọi thay đổi đều đi qua cùng một nơi. Nhờ vậy, lập trình viên có thể debug dễ hơn, theo dõi lịch sử thay đổi của state, và tránh tình trạng dữ liệu bị lệch giữa nhiều component.</w:t>
+      </w:r>
+    </w:p>
+    <w:p>
+      <w:pPr>
+        <w:pStyle w:val="Normal"/>
+        <w:ind w:hanging="0" w:start="-540" w:end="-449"/>
+        <w:rPr>
+          <w:rFonts w:ascii="Times New Roman" w:hAnsi="Times New Roman"/>
+          <w:sz w:val="30"/>
+          <w:szCs w:val="30"/>
+        </w:rPr>
+      </w:pPr>
+      <w:r>
+        <w:rPr>
+          <w:rFonts w:ascii="Times New Roman" w:hAnsi="Times New Roman"/>
+          <w:sz w:val="30"/>
+          <w:szCs w:val="30"/>
+        </w:rPr>
+      </w:r>
+    </w:p>
+    <w:p>
+      <w:pPr>
+        <w:pStyle w:val="Normal"/>
+        <w:ind w:hanging="0" w:start="-540" w:end="-449"/>
+        <w:rPr>
+          <w:rFonts w:ascii="Times New Roman" w:hAnsi="Times New Roman"/>
+          <w:sz w:val="30"/>
+          <w:szCs w:val="30"/>
+        </w:rPr>
+      </w:pPr>
+      <w:r>
+        <w:rPr>
+          <w:rFonts w:ascii="Times New Roman" w:hAnsi="Times New Roman"/>
+          <w:sz w:val="30"/>
+          <w:szCs w:val="30"/>
+        </w:rPr>
+        <w:t>[EN] In Redux, Single source of truth means that the entire application state is stored in one single store. This makes the data consistent, easier to manage, and easier to track, because all changes go through the same place. As a result, developers can debug more easily, track state history, and avoid situations where data becomes inconsistent across multiple components.</w:t>
+      </w:r>
+    </w:p>
+    <w:p>
+      <w:pPr>
+        <w:pStyle w:val="Normal"/>
+        <w:ind w:hanging="0" w:start="-540" w:end="-449"/>
+        <w:rPr>
+          <w:rFonts w:ascii="Times New Roman" w:hAnsi="Times New Roman"/>
+          <w:sz w:val="30"/>
+          <w:szCs w:val="30"/>
+        </w:rPr>
+      </w:pPr>
+      <w:r>
+        <w:rPr>
+          <w:rFonts w:ascii="Times New Roman" w:hAnsi="Times New Roman"/>
+          <w:sz w:val="30"/>
+          <w:szCs w:val="30"/>
+        </w:rPr>
+      </w:r>
+    </w:p>
+    <w:p>
+      <w:pPr>
+        <w:pStyle w:val="Normal"/>
+        <w:ind w:hanging="0" w:start="-540" w:end="-449"/>
+        <w:rPr>
+          <w:rFonts w:ascii="Times New Roman" w:hAnsi="Times New Roman"/>
+          <w:b/>
+          <w:bCs/>
+          <w:color w:val="3465A4"/>
+          <w:sz w:val="30"/>
+          <w:szCs w:val="30"/>
+        </w:rPr>
+      </w:pPr>
+      <w:r>
+        <w:rPr>
+          <w:rFonts w:ascii="Times New Roman" w:hAnsi="Times New Roman"/>
+          <w:b/>
+          <w:bCs/>
+          <w:color w:val="3465A4"/>
+          <w:sz w:val="30"/>
+          <w:szCs w:val="30"/>
+        </w:rPr>
+        <w:t>Tại sao không nên lưu derived state (state tính toán được) trong store?</w:t>
+      </w:r>
+    </w:p>
+    <w:p>
+      <w:pPr>
+        <w:pStyle w:val="Normal"/>
+        <w:ind w:hanging="0" w:start="-540" w:end="-449"/>
+        <w:rPr>
+          <w:rFonts w:ascii="Times New Roman" w:hAnsi="Times New Roman"/>
+          <w:sz w:val="30"/>
+          <w:szCs w:val="30"/>
+        </w:rPr>
+      </w:pPr>
+      <w:r>
+        <w:rPr>
+          <w:rFonts w:ascii="Times New Roman" w:hAnsi="Times New Roman"/>
+          <w:sz w:val="30"/>
+          <w:szCs w:val="30"/>
+        </w:rPr>
+        <w:t>[VN] Trong Redux, không nên lưu derived state (state có thể tính toán từ state khác) trong store vì nó có thể gây trùng lặp dữ liệu và khó đồng bộ. Nếu dữ liệu gốc thay đổi nhưng derived state không được cập nhật đúng cách, ứng dụng có thể hiển thị dữ liệu sai hoặc không nhất quán. Thay vào đó, nên lưu state gốc (source data) trong store và tính toán derived state khi cần, thường bằng selector.</w:t>
+      </w:r>
+    </w:p>
+    <w:p>
+      <w:pPr>
+        <w:pStyle w:val="Normal"/>
+        <w:ind w:hanging="0" w:start="-540" w:end="-449"/>
+        <w:rPr>
+          <w:rFonts w:ascii="Times New Roman" w:hAnsi="Times New Roman"/>
+          <w:sz w:val="30"/>
+          <w:szCs w:val="30"/>
+        </w:rPr>
+      </w:pPr>
+      <w:r>
+        <w:rPr>
+          <w:rFonts w:ascii="Times New Roman" w:hAnsi="Times New Roman"/>
+          <w:sz w:val="30"/>
+          <w:szCs w:val="30"/>
+        </w:rPr>
+      </w:r>
+    </w:p>
+    <w:p>
+      <w:pPr>
+        <w:pStyle w:val="Normal"/>
+        <w:ind w:hanging="0" w:start="-540" w:end="-449"/>
+        <w:rPr>
+          <w:rFonts w:ascii="Times New Roman" w:hAnsi="Times New Roman"/>
+          <w:sz w:val="30"/>
+          <w:szCs w:val="30"/>
+        </w:rPr>
+      </w:pPr>
+      <w:r>
+        <w:rPr>
+          <w:rFonts w:ascii="Times New Roman" w:hAnsi="Times New Roman"/>
+          <w:sz w:val="30"/>
+          <w:szCs w:val="30"/>
+        </w:rPr>
+        <w:t>[EN] In Redux, it is not recommended to store derived state (state that can be calculated from other state) in the store because it can cause duplicate data and synchronization problems. If the original data changes but the derived state is not updated correctly, the application may show incorrect or inconsistent data. Instead, developers should store the source data in the store and calculate the derived state when needed, usually using selectors.</w:t>
+      </w:r>
+    </w:p>
+    <w:p>
+      <w:pPr>
+        <w:pStyle w:val="Normal"/>
+        <w:ind w:hanging="0" w:start="-540" w:end="-449"/>
+        <w:rPr>
+          <w:rFonts w:ascii="Times New Roman" w:hAnsi="Times New Roman"/>
+          <w:sz w:val="30"/>
+          <w:szCs w:val="30"/>
+        </w:rPr>
+      </w:pPr>
+      <w:r>
+        <w:rPr>
+          <w:rFonts w:ascii="Times New Roman" w:hAnsi="Times New Roman"/>
+          <w:sz w:val="30"/>
+          <w:szCs w:val="30"/>
+        </w:rPr>
+      </w:r>
+    </w:p>
+    <w:p>
+      <w:pPr>
+        <w:pStyle w:val="Normal"/>
+        <w:ind w:hanging="0" w:start="-540" w:end="-449"/>
+        <w:rPr>
+          <w:rFonts w:ascii="Times New Roman" w:hAnsi="Times New Roman"/>
+          <w:b/>
+          <w:bCs/>
+          <w:color w:val="3465A4"/>
+          <w:sz w:val="30"/>
+          <w:szCs w:val="30"/>
+        </w:rPr>
+      </w:pPr>
+      <w:r>
+        <w:rPr>
+          <w:rFonts w:ascii="Times New Roman" w:hAnsi="Times New Roman"/>
+          <w:b/>
+          <w:bCs/>
+          <w:color w:val="3465A4"/>
+          <w:sz w:val="30"/>
+          <w:szCs w:val="30"/>
+        </w:rPr>
+        <w:t>Redux khác Context API ở những điểm chính nào?</w:t>
+      </w:r>
+    </w:p>
+    <w:p>
+      <w:pPr>
+        <w:pStyle w:val="Normal"/>
+        <w:ind w:hanging="0" w:start="-540" w:end="-449"/>
+        <w:rPr>
+          <w:rFonts w:ascii="Times New Roman" w:hAnsi="Times New Roman"/>
+          <w:sz w:val="30"/>
+          <w:szCs w:val="30"/>
+        </w:rPr>
+      </w:pPr>
+      <w:r>
+        <w:rPr>
+          <w:rFonts w:ascii="Times New Roman" w:hAnsi="Times New Roman"/>
+          <w:sz w:val="30"/>
+          <w:szCs w:val="30"/>
+        </w:rPr>
+        <w:t>[VN] Trong Redux và React Context API, cả hai đều dùng để chia sẻ state giữa nhiều component, nhưng mục đích và cách sử dụng khác nhau. Redux là một thư viện quản lý state mạnh mẽ với cấu trúc rõ ràng như store, action, reducer, phù hợp cho ứng dụng lớn và phức tạp. Nó cũng có các công cụ hỗ trợ như middleware và devtools để debug. Trong khi đó, Context API là tính năng có sẵn trong React, đơn giản hơn và thường dùng để chia sẻ dữ liệu toàn cục nhỏ như theme, language hoặc user info. Tuy nhiên, nếu dùng Context cho state phức tạp hoặc thay đổi thường xuyên, có thể gây nhiều re-render và khó quản lý hơn.</w:t>
+      </w:r>
+    </w:p>
+    <w:p>
+      <w:pPr>
+        <w:pStyle w:val="Normal"/>
+        <w:ind w:hanging="0" w:start="-540" w:end="-449"/>
+        <w:rPr>
+          <w:rFonts w:ascii="Times New Roman" w:hAnsi="Times New Roman"/>
+          <w:sz w:val="30"/>
+          <w:szCs w:val="30"/>
+        </w:rPr>
+      </w:pPr>
+      <w:r>
+        <w:rPr>
+          <w:rFonts w:ascii="Times New Roman" w:hAnsi="Times New Roman"/>
+          <w:sz w:val="30"/>
+          <w:szCs w:val="30"/>
+        </w:rPr>
+      </w:r>
+    </w:p>
+    <w:p>
+      <w:pPr>
+        <w:pStyle w:val="Normal"/>
+        <w:ind w:hanging="0" w:start="-540" w:end="-449"/>
+        <w:rPr>
+          <w:rFonts w:ascii="Times New Roman" w:hAnsi="Times New Roman"/>
+          <w:sz w:val="30"/>
+          <w:szCs w:val="30"/>
+        </w:rPr>
+      </w:pPr>
+      <w:r>
+        <w:rPr>
+          <w:rFonts w:ascii="Times New Roman" w:hAnsi="Times New Roman"/>
+          <w:sz w:val="30"/>
+          <w:szCs w:val="30"/>
+        </w:rPr>
+        <w:t>[EN] Both Redux and the React Context API are used to share state between multiple components, but they serve different purposes and have different structures. Redux is a powerful state management library with a clear architecture such as store, action, and reducer, which makes it suitable for large and complex applications. It also provides tools like middleware and devtools for debugging. In contrast, Context API is a built-in feature of React, simpler and commonly used for sharing small global data such as theme, language, or user information. However, using Context for complex or frequently changing state may cause many re-renders and become harder to manage.</w:t>
+      </w:r>
+    </w:p>
+    <w:p>
+      <w:pPr>
+        <w:pStyle w:val="Normal"/>
+        <w:ind w:hanging="0" w:start="-540" w:end="-449"/>
+        <w:rPr>
+          <w:rFonts w:ascii="Times New Roman" w:hAnsi="Times New Roman"/>
+          <w:sz w:val="30"/>
+          <w:szCs w:val="30"/>
+        </w:rPr>
+      </w:pPr>
+      <w:r>
+        <w:rPr>
+          <w:rFonts w:ascii="Times New Roman" w:hAnsi="Times New Roman"/>
+          <w:sz w:val="30"/>
+          <w:szCs w:val="30"/>
+        </w:rPr>
+      </w:r>
+    </w:p>
+    <w:p>
+      <w:pPr>
+        <w:pStyle w:val="Normal"/>
+        <w:ind w:hanging="0" w:start="-540" w:end="-449"/>
+        <w:rPr>
+          <w:rFonts w:ascii="Times New Roman" w:hAnsi="Times New Roman"/>
+          <w:b/>
+          <w:bCs/>
+          <w:color w:val="3465A4"/>
+          <w:sz w:val="30"/>
+          <w:szCs w:val="30"/>
+        </w:rPr>
+      </w:pPr>
+      <w:r>
+        <w:rPr>
+          <w:rFonts w:ascii="Times New Roman" w:hAnsi="Times New Roman"/>
+          <w:b/>
+          <w:bCs/>
+          <w:color w:val="3465A4"/>
+          <w:sz w:val="30"/>
+          <w:szCs w:val="30"/>
+        </w:rPr>
+        <w:t>Khi nào nên dùng Redux, khi nào chỉ cần Context + useReducer?</w:t>
+      </w:r>
+    </w:p>
+    <w:p>
+      <w:pPr>
+        <w:pStyle w:val="Normal"/>
+        <w:ind w:hanging="0" w:start="-540" w:end="-449"/>
+        <w:rPr>
+          <w:rFonts w:ascii="Times New Roman" w:hAnsi="Times New Roman"/>
+          <w:sz w:val="30"/>
+          <w:szCs w:val="30"/>
+        </w:rPr>
+      </w:pPr>
+      <w:r>
+        <w:rPr>
+          <w:rFonts w:ascii="Times New Roman" w:hAnsi="Times New Roman"/>
+          <w:sz w:val="30"/>
+          <w:szCs w:val="30"/>
+        </w:rPr>
+        <w:t>[VN] Trong React, nên dùng Redux khi ứng dụng lớn, có nhiều state phức tạp, nhiều component cần chia sẻ dữ liệu và cần công cụ quản lý, debug tốt. Redux cung cấp cấu trúc rõ ràng, middleware và devtools để theo dõi state. Ngược lại, nếu ứng dụng nhỏ hoặc trung bình, state không quá phức tạp và chỉ cần chia sẻ dữ liệu giữa một số component, thì React Context API kết hợp với useReducer thường đơn giản hơn và đủ dùng mà không cần thêm thư viện bên ngoài.</w:t>
+      </w:r>
+    </w:p>
+    <w:p>
+      <w:pPr>
+        <w:pStyle w:val="Normal"/>
+        <w:ind w:hanging="0" w:start="-540" w:end="-449"/>
+        <w:rPr>
+          <w:rFonts w:ascii="Times New Roman" w:hAnsi="Times New Roman"/>
+          <w:sz w:val="30"/>
+          <w:szCs w:val="30"/>
+        </w:rPr>
+      </w:pPr>
+      <w:r>
+        <w:rPr>
+          <w:rFonts w:ascii="Times New Roman" w:hAnsi="Times New Roman"/>
+          <w:sz w:val="30"/>
+          <w:szCs w:val="30"/>
+        </w:rPr>
+      </w:r>
+    </w:p>
+    <w:p>
+      <w:pPr>
+        <w:pStyle w:val="Normal"/>
+        <w:ind w:hanging="0" w:start="-540" w:end="-449"/>
+        <w:rPr>
+          <w:rFonts w:ascii="Times New Roman" w:hAnsi="Times New Roman"/>
+          <w:sz w:val="30"/>
+          <w:szCs w:val="30"/>
+        </w:rPr>
+      </w:pPr>
+      <w:r>
+        <w:rPr>
+          <w:rFonts w:ascii="Times New Roman" w:hAnsi="Times New Roman"/>
+          <w:sz w:val="30"/>
+          <w:szCs w:val="30"/>
+        </w:rPr>
+        <w:t>[EN] In React, you should use Redux when the application is large, has complex state, many components need shared data, and better state management and debugging tools are required. Redux provides a clear structure, middleware, and devtools for tracking state changes. On the other hand, if the application is small or medium-sized, the state is not very complex, and only a few components need shared data, then React Context API with useReducer is usually simpler and sufficient without adding an external library.</w:t>
+      </w:r>
+    </w:p>
+    <w:p>
+      <w:pPr>
+        <w:pStyle w:val="Normal"/>
+        <w:ind w:hanging="0" w:start="-540" w:end="-449"/>
+        <w:rPr>
+          <w:rFonts w:ascii="Times New Roman" w:hAnsi="Times New Roman"/>
+          <w:sz w:val="30"/>
+          <w:szCs w:val="30"/>
+        </w:rPr>
+      </w:pPr>
+      <w:r>
+        <w:rPr>
+          <w:rFonts w:ascii="Times New Roman" w:hAnsi="Times New Roman"/>
+          <w:sz w:val="30"/>
+          <w:szCs w:val="30"/>
+        </w:rPr>
+      </w:r>
+    </w:p>
+    <w:p>
+      <w:pPr>
+        <w:pStyle w:val="Normal"/>
+        <w:ind w:hanging="0" w:start="-540" w:end="-449"/>
+        <w:rPr>
+          <w:rFonts w:ascii="Times New Roman" w:hAnsi="Times New Roman"/>
+          <w:b/>
+          <w:bCs/>
+          <w:color w:val="3465A4"/>
+          <w:sz w:val="30"/>
+          <w:szCs w:val="30"/>
+        </w:rPr>
+      </w:pPr>
+      <w:r>
+        <w:rPr>
+          <w:rFonts w:ascii="Times New Roman" w:hAnsi="Times New Roman"/>
+          <w:b/>
+          <w:bCs/>
+          <w:color w:val="3465A4"/>
+          <w:sz w:val="30"/>
+          <w:szCs w:val="30"/>
+        </w:rPr>
+        <w:t>Redux Thunk và Redux Saga khác nhau cơ bản như thế nào?</w:t>
+      </w:r>
+    </w:p>
+    <w:p>
+      <w:pPr>
+        <w:pStyle w:val="Normal"/>
+        <w:ind w:hanging="0" w:start="-540" w:end="-449"/>
+        <w:rPr>
+          <w:rFonts w:ascii="Times New Roman" w:hAnsi="Times New Roman"/>
+          <w:sz w:val="30"/>
+          <w:szCs w:val="30"/>
+        </w:rPr>
+      </w:pPr>
+      <w:r>
+        <w:rPr>
+          <w:rFonts w:ascii="Times New Roman" w:hAnsi="Times New Roman"/>
+          <w:sz w:val="30"/>
+          <w:szCs w:val="30"/>
+        </w:rPr>
+        <w:t>[VN] Trong Redux, Redux Thunk và Redux-Saga đều là middleware dùng để xử lý logic bất đồng bộ (async) như gọi API. Redux Thunk cho phép action trả về một function thay vì object, và function này có thể thực hiện async rồi dispatch action khác; cách này đơn giản và dễ học. Trong khi đó, Redux Saga sử dụng generator function để quản lý các luồng async phức tạp, giúp code rõ ràng hơn khi có nhiều bước như retry, delay hoặc xử lý song song, nhưng cũng phức tạp và khó học hơn.</w:t>
+      </w:r>
+    </w:p>
+    <w:p>
+      <w:pPr>
+        <w:pStyle w:val="Normal"/>
+        <w:ind w:hanging="0" w:start="-540" w:end="-449"/>
+        <w:rPr>
+          <w:rFonts w:ascii="Times New Roman" w:hAnsi="Times New Roman"/>
+          <w:sz w:val="30"/>
+          <w:szCs w:val="30"/>
+        </w:rPr>
+      </w:pPr>
+      <w:r>
+        <w:rPr>
+          <w:rFonts w:ascii="Times New Roman" w:hAnsi="Times New Roman"/>
+          <w:sz w:val="30"/>
+          <w:szCs w:val="30"/>
+        </w:rPr>
+      </w:r>
+    </w:p>
+    <w:p>
+      <w:pPr>
+        <w:pStyle w:val="Normal"/>
+        <w:ind w:hanging="0" w:start="-540" w:end="-449"/>
+        <w:rPr>
+          <w:rFonts w:ascii="Times New Roman" w:hAnsi="Times New Roman"/>
+          <w:sz w:val="30"/>
+          <w:szCs w:val="30"/>
+        </w:rPr>
+      </w:pPr>
+      <w:r>
+        <w:rPr>
+          <w:rFonts w:ascii="Times New Roman" w:hAnsi="Times New Roman"/>
+          <w:sz w:val="30"/>
+          <w:szCs w:val="30"/>
+        </w:rPr>
+        <w:t>[EN] In Redux, Redux Thunk and Redux-Saga are middleware used to handle asynchronous logic such as API calls. Redux Thunk allows an action to return a function instead of an object, and this function can perform async tasks and then dispatch other actions; it is simple and easy to learn. In contrast, Redux Saga uses generator functions to manage complex async flows, making code clearer when handling cases like retry, delay, or parallel tasks, but it is more complex and harder to learn.</w:t>
+      </w:r>
+    </w:p>
+    <w:p>
+      <w:pPr>
+        <w:pStyle w:val="Normal"/>
+        <w:ind w:hanging="0" w:start="-540" w:end="-449"/>
+        <w:rPr>
+          <w:rFonts w:ascii="Times New Roman" w:hAnsi="Times New Roman"/>
+          <w:sz w:val="30"/>
+          <w:szCs w:val="30"/>
+        </w:rPr>
+      </w:pPr>
+      <w:r>
+        <w:rPr>
+          <w:rFonts w:ascii="Times New Roman" w:hAnsi="Times New Roman"/>
+          <w:sz w:val="30"/>
+          <w:szCs w:val="30"/>
+        </w:rPr>
+      </w:r>
+    </w:p>
+    <w:p>
+      <w:pPr>
+        <w:pStyle w:val="Normal"/>
+        <w:ind w:hanging="0" w:start="-540" w:end="-449"/>
+        <w:rPr>
+          <w:rFonts w:ascii="Times New Roman" w:hAnsi="Times New Roman"/>
+          <w:b/>
+          <w:bCs/>
           <w:color w:val="3465A4"/>
           <w:sz w:val="30"/>
           <w:szCs w:val="30"/>
@@ -30336,7 +38804,23 @@
           <w:sz w:val="30"/>
           <w:szCs w:val="30"/>
         </w:rPr>
-        <w:t xml:space="preserve">Hãy cho tôi câu trả lời bằng tiếng việt lẫn tiếng anh (dùng từ đơn giản) ngắn gọn nhưng đầy đủ, chỉ được viết thành đoạn văn bản cho câu hỏi sau: </w:t>
+        <w:t xml:space="preserve">Hãy cho tôi câu trả lời bằng tiếng việt lẫn tiếng anh (dùng từ đơn giản) ngắn gọn nhưng đầy đủ </w:t>
+      </w:r>
+      <w:r>
+        <w:rPr>
+          <w:rFonts w:ascii="Times New Roman" w:hAnsi="Times New Roman"/>
+          <w:sz w:val="30"/>
+          <w:szCs w:val="30"/>
+        </w:rPr>
+        <w:t>và dễ hiểu</w:t>
+      </w:r>
+      <w:r>
+        <w:rPr>
+          <w:rFonts w:ascii="Times New Roman" w:hAnsi="Times New Roman"/>
+          <w:sz w:val="30"/>
+          <w:szCs w:val="30"/>
+        </w:rPr>
+        <w:t xml:space="preserve">, chỉ được viết thành đoạn văn bản cho câu hỏi sau: </w:t>
       </w:r>
     </w:p>
     <w:p>
@@ -30412,7 +38896,7 @@
     <w:pPr>
       <w:widowControl/>
       <w:suppressAutoHyphens w:val="true"/>
-      <w:overflowPunct w:val="true"/>
+      <w:overflowPunct w:val="false"/>
       <w:bidi w:val="0"/>
       <w:spacing w:before="0" w:after="0"/>
       <w:jc w:val="start"/>
@@ -30459,8 +38943,8 @@
       <w:iCs/>
     </w:rPr>
   </w:style>
-  <w:style w:type="character" w:styleId="Bullets">
-    <w:name w:val="Bullets"/>
+  <w:style w:type="character" w:styleId="Bulletsuser">
+    <w:name w:val="Bullets (user)"/>
     <w:qFormat/>
     <w:rPr>
       <w:rFonts w:ascii="OpenSymbol" w:hAnsi="OpenSymbol" w:eastAsia="OpenSymbol" w:cs="OpenSymbol"/>

--- a/documents/English-for-Interview.docx
+++ b/documents/English-for-Interview.docx
@@ -7,7 +7,7 @@
         <w:pStyle w:val="Normal"/>
         <w:widowControl/>
         <w:suppressAutoHyphens w:val="true"/>
-        <w:overflowPunct w:val="false"/>
+        <w:overflowPunct w:val="true"/>
         <w:bidi w:val="0"/>
         <w:spacing w:before="0" w:after="0"/>
         <w:ind w:hanging="0" w:start="-540" w:end="-449"/>
@@ -392,25 +392,32 @@
           <w:sz w:val="30"/>
           <w:szCs w:val="30"/>
         </w:rPr>
-        <w:t>Idempotency Key vs Trace ID</w:t>
-      </w:r>
-    </w:p>
-    <w:p>
-      <w:pPr>
-        <w:pStyle w:val="Normal"/>
-        <w:ind w:hanging="0" w:start="-540" w:end="-449"/>
-        <w:rPr>
-          <w:rFonts w:ascii="Times New Roman" w:hAnsi="Times New Roman"/>
-          <w:sz w:val="30"/>
-          <w:szCs w:val="30"/>
-        </w:rPr>
-      </w:pPr>
-      <w:r>
-        <w:rPr>
-          <w:rFonts w:ascii="Times New Roman" w:hAnsi="Times New Roman"/>
-          <w:sz w:val="30"/>
-          <w:szCs w:val="30"/>
-          <w:shd w:fill="DEE6EF" w:val="clear"/>
+        <w:t>Idem</w:t>
+      </w:r>
+      <w:r>
+        <w:rPr>
+          <w:rFonts w:ascii="Times New Roman" w:hAnsi="Times New Roman"/>
+          <w:sz w:val="30"/>
+          <w:szCs w:val="30"/>
+        </w:rPr>
+        <w:t>potency Key vs Trace ID</w:t>
+      </w:r>
+    </w:p>
+    <w:p>
+      <w:pPr>
+        <w:pStyle w:val="Normal"/>
+        <w:ind w:hanging="0" w:start="-540" w:end="-449"/>
+        <w:rPr>
+          <w:rFonts w:ascii="Times New Roman" w:hAnsi="Times New Roman"/>
+          <w:sz w:val="30"/>
+          <w:szCs w:val="30"/>
+        </w:rPr>
+      </w:pPr>
+      <w:r>
+        <w:rPr>
+          <w:rFonts w:ascii="Times New Roman" w:hAnsi="Times New Roman"/>
+          <w:sz w:val="30"/>
+          <w:szCs w:val="30"/>
         </w:rPr>
         <w:t>SOLID là gì và tại sao nó quan trọng trong thiết kế phần mềm?</w:t>
       </w:r>
@@ -423,16 +430,13 @@
           <w:rFonts w:ascii="Times New Roman" w:hAnsi="Times New Roman"/>
           <w:sz w:val="30"/>
           <w:szCs w:val="30"/>
-          <w:highlight w:val="none"/>
-          <w:shd w:fill="DEE6EF" w:val="clear"/>
-        </w:rPr>
-      </w:pPr>
-      <w:r>
-        <w:rPr>
-          <w:rFonts w:ascii="Times New Roman" w:hAnsi="Times New Roman"/>
-          <w:sz w:val="30"/>
-          <w:szCs w:val="30"/>
-          <w:shd w:fill="DEE6EF" w:val="clear"/>
+        </w:rPr>
+      </w:pPr>
+      <w:r>
+        <w:rPr>
+          <w:rFonts w:ascii="Times New Roman" w:hAnsi="Times New Roman"/>
+          <w:sz w:val="30"/>
+          <w:szCs w:val="30"/>
         </w:rPr>
         <w:t>Single Responsibility Principle (SRP) là gì? Cho ví dụ trong service design.</w:t>
       </w:r>
@@ -445,16 +449,13 @@
           <w:rFonts w:ascii="Times New Roman" w:hAnsi="Times New Roman"/>
           <w:sz w:val="30"/>
           <w:szCs w:val="30"/>
-          <w:highlight w:val="none"/>
-          <w:shd w:fill="DEE6EF" w:val="clear"/>
-        </w:rPr>
-      </w:pPr>
-      <w:r>
-        <w:rPr>
-          <w:rFonts w:ascii="Times New Roman" w:hAnsi="Times New Roman"/>
-          <w:sz w:val="30"/>
-          <w:szCs w:val="30"/>
-          <w:shd w:fill="DEE6EF" w:val="clear"/>
+        </w:rPr>
+      </w:pPr>
+      <w:r>
+        <w:rPr>
+          <w:rFonts w:ascii="Times New Roman" w:hAnsi="Times New Roman"/>
+          <w:sz w:val="30"/>
+          <w:szCs w:val="30"/>
         </w:rPr>
         <w:t>Open/Closed Principle (OCP) là gì? Làm sao để mở rộng code mà không sửa code cũ?</w:t>
       </w:r>
@@ -467,16 +468,13 @@
           <w:rFonts w:ascii="Times New Roman" w:hAnsi="Times New Roman"/>
           <w:sz w:val="30"/>
           <w:szCs w:val="30"/>
-          <w:highlight w:val="none"/>
-          <w:shd w:fill="DEE6EF" w:val="clear"/>
-        </w:rPr>
-      </w:pPr>
-      <w:r>
-        <w:rPr>
-          <w:rFonts w:ascii="Times New Roman" w:hAnsi="Times New Roman"/>
-          <w:sz w:val="30"/>
-          <w:szCs w:val="30"/>
-          <w:shd w:fill="DEE6EF" w:val="clear"/>
+        </w:rPr>
+      </w:pPr>
+      <w:r>
+        <w:rPr>
+          <w:rFonts w:ascii="Times New Roman" w:hAnsi="Times New Roman"/>
+          <w:sz w:val="30"/>
+          <w:szCs w:val="30"/>
         </w:rPr>
         <w:t>Liskov Substitution Principle (LSP) nghĩa là gì? Khi nào subclass có thể gây bug?</w:t>
       </w:r>
@@ -489,16 +487,13 @@
           <w:rFonts w:ascii="Times New Roman" w:hAnsi="Times New Roman"/>
           <w:sz w:val="30"/>
           <w:szCs w:val="30"/>
-          <w:highlight w:val="none"/>
-          <w:shd w:fill="DEE6EF" w:val="clear"/>
-        </w:rPr>
-      </w:pPr>
-      <w:r>
-        <w:rPr>
-          <w:rFonts w:ascii="Times New Roman" w:hAnsi="Times New Roman"/>
-          <w:sz w:val="30"/>
-          <w:szCs w:val="30"/>
-          <w:shd w:fill="DEE6EF" w:val="clear"/>
+        </w:rPr>
+      </w:pPr>
+      <w:r>
+        <w:rPr>
+          <w:rFonts w:ascii="Times New Roman" w:hAnsi="Times New Roman"/>
+          <w:sz w:val="30"/>
+          <w:szCs w:val="30"/>
         </w:rPr>
         <w:t>Interface Segregation Principle (ISP) giải quyết vấn đề gì trong thiết kế API?</w:t>
       </w:r>
@@ -511,16 +506,13 @@
           <w:rFonts w:ascii="Times New Roman" w:hAnsi="Times New Roman"/>
           <w:sz w:val="30"/>
           <w:szCs w:val="30"/>
-          <w:highlight w:val="none"/>
-          <w:shd w:fill="DEE6EF" w:val="clear"/>
-        </w:rPr>
-      </w:pPr>
-      <w:r>
-        <w:rPr>
-          <w:rFonts w:ascii="Times New Roman" w:hAnsi="Times New Roman"/>
-          <w:sz w:val="30"/>
-          <w:szCs w:val="30"/>
-          <w:shd w:fill="DEE6EF" w:val="clear"/>
+        </w:rPr>
+      </w:pPr>
+      <w:r>
+        <w:rPr>
+          <w:rFonts w:ascii="Times New Roman" w:hAnsi="Times New Roman"/>
+          <w:sz w:val="30"/>
+          <w:szCs w:val="30"/>
         </w:rPr>
         <w:t>Dependency Inversion Principle (DIP) khác gì dependency injection?</w:t>
       </w:r>
@@ -533,16 +525,13 @@
           <w:rFonts w:ascii="Times New Roman" w:hAnsi="Times New Roman"/>
           <w:sz w:val="30"/>
           <w:szCs w:val="30"/>
-          <w:highlight w:val="none"/>
-          <w:shd w:fill="DEE6EF" w:val="clear"/>
-        </w:rPr>
-      </w:pPr>
-      <w:r>
-        <w:rPr>
-          <w:rFonts w:ascii="Times New Roman" w:hAnsi="Times New Roman"/>
-          <w:sz w:val="30"/>
-          <w:szCs w:val="30"/>
-          <w:shd w:fill="DEE6EF" w:val="clear"/>
+        </w:rPr>
+      </w:pPr>
+      <w:r>
+        <w:rPr>
+          <w:rFonts w:ascii="Times New Roman" w:hAnsi="Times New Roman"/>
+          <w:sz w:val="30"/>
+          <w:szCs w:val="30"/>
         </w:rPr>
         <w:t>Làm sao áp dụng SOLID khi thiết kế microservice?</w:t>
       </w:r>
@@ -555,16 +544,13 @@
           <w:rFonts w:ascii="Times New Roman" w:hAnsi="Times New Roman"/>
           <w:sz w:val="30"/>
           <w:szCs w:val="30"/>
-          <w:highlight w:val="none"/>
-          <w:shd w:fill="DEE6EF" w:val="clear"/>
-        </w:rPr>
-      </w:pPr>
-      <w:r>
-        <w:rPr>
-          <w:rFonts w:ascii="Times New Roman" w:hAnsi="Times New Roman"/>
-          <w:sz w:val="30"/>
-          <w:szCs w:val="30"/>
-          <w:shd w:fill="DEE6EF" w:val="clear"/>
+        </w:rPr>
+      </w:pPr>
+      <w:r>
+        <w:rPr>
+          <w:rFonts w:ascii="Times New Roman" w:hAnsi="Times New Roman"/>
+          <w:sz w:val="30"/>
+          <w:szCs w:val="30"/>
         </w:rPr>
         <w:t>SRP ảnh hưởng thế nào đến việc chia service trong microservices?</w:t>
       </w:r>
@@ -577,16 +563,13 @@
           <w:rFonts w:ascii="Times New Roman" w:hAnsi="Times New Roman"/>
           <w:sz w:val="30"/>
           <w:szCs w:val="30"/>
-          <w:highlight w:val="none"/>
-          <w:shd w:fill="DEE6EF" w:val="clear"/>
-        </w:rPr>
-      </w:pPr>
-      <w:r>
-        <w:rPr>
-          <w:rFonts w:ascii="Times New Roman" w:hAnsi="Times New Roman"/>
-          <w:sz w:val="30"/>
-          <w:szCs w:val="30"/>
-          <w:shd w:fill="DEE6EF" w:val="clear"/>
+        </w:rPr>
+      </w:pPr>
+      <w:r>
+        <w:rPr>
+          <w:rFonts w:ascii="Times New Roman" w:hAnsi="Times New Roman"/>
+          <w:sz w:val="30"/>
+          <w:szCs w:val="30"/>
         </w:rPr>
         <w:t>DIP giúp test hệ thống dễ hơn như thế nào?</w:t>
       </w:r>
@@ -599,16 +582,13 @@
           <w:rFonts w:ascii="Times New Roman" w:hAnsi="Times New Roman"/>
           <w:sz w:val="30"/>
           <w:szCs w:val="30"/>
-          <w:highlight w:val="none"/>
-          <w:shd w:fill="DEE6EF" w:val="clear"/>
-        </w:rPr>
-      </w:pPr>
-      <w:r>
-        <w:rPr>
-          <w:rFonts w:ascii="Times New Roman" w:hAnsi="Times New Roman"/>
-          <w:sz w:val="30"/>
-          <w:szCs w:val="30"/>
-          <w:shd w:fill="DEE6EF" w:val="clear"/>
+        </w:rPr>
+      </w:pPr>
+      <w:r>
+        <w:rPr>
+          <w:rFonts w:ascii="Times New Roman" w:hAnsi="Times New Roman"/>
+          <w:sz w:val="30"/>
+          <w:szCs w:val="30"/>
         </w:rPr>
         <w:t>ISP giúp thiết kế API client tốt hơn ra sao?</w:t>
       </w:r>
@@ -621,16 +601,13 @@
           <w:rFonts w:ascii="Times New Roman" w:hAnsi="Times New Roman"/>
           <w:sz w:val="30"/>
           <w:szCs w:val="30"/>
-          <w:highlight w:val="none"/>
-          <w:shd w:fill="DEE6EF" w:val="clear"/>
-        </w:rPr>
-      </w:pPr>
-      <w:r>
-        <w:rPr>
-          <w:rFonts w:ascii="Times New Roman" w:hAnsi="Times New Roman"/>
-          <w:sz w:val="30"/>
-          <w:szCs w:val="30"/>
-          <w:shd w:fill="DEE6EF" w:val="clear"/>
+        </w:rPr>
+      </w:pPr>
+      <w:r>
+        <w:rPr>
+          <w:rFonts w:ascii="Times New Roman" w:hAnsi="Times New Roman"/>
+          <w:sz w:val="30"/>
+          <w:szCs w:val="30"/>
         </w:rPr>
         <w:t>Khi nào việc áp dụng SOLID quá mức gây over-engineering?</w:t>
       </w:r>
@@ -643,16 +620,13 @@
           <w:rFonts w:ascii="Times New Roman" w:hAnsi="Times New Roman"/>
           <w:sz w:val="30"/>
           <w:szCs w:val="30"/>
-          <w:highlight w:val="none"/>
-          <w:shd w:fill="DEE6EF" w:val="clear"/>
-        </w:rPr>
-      </w:pPr>
-      <w:r>
-        <w:rPr>
-          <w:rFonts w:ascii="Times New Roman" w:hAnsi="Times New Roman"/>
-          <w:sz w:val="30"/>
-          <w:szCs w:val="30"/>
-          <w:shd w:fill="DEE6EF" w:val="clear"/>
+        </w:rPr>
+      </w:pPr>
+      <w:r>
+        <w:rPr>
+          <w:rFonts w:ascii="Times New Roman" w:hAnsi="Times New Roman"/>
+          <w:sz w:val="30"/>
+          <w:szCs w:val="30"/>
         </w:rPr>
         <w:t>Trong hệ thống lớn, làm sao giữ codebase vẫn tuân theo SOLID?</w:t>
       </w:r>
@@ -665,16 +639,13 @@
           <w:rFonts w:ascii="Times New Roman" w:hAnsi="Times New Roman"/>
           <w:sz w:val="30"/>
           <w:szCs w:val="30"/>
-          <w:highlight w:val="none"/>
-          <w:shd w:fill="DEE6EF" w:val="clear"/>
-        </w:rPr>
-      </w:pPr>
-      <w:r>
-        <w:rPr>
-          <w:rFonts w:ascii="Times New Roman" w:hAnsi="Times New Roman"/>
-          <w:sz w:val="30"/>
-          <w:szCs w:val="30"/>
-          <w:shd w:fill="DEE6EF" w:val="clear"/>
+        </w:rPr>
+      </w:pPr>
+      <w:r>
+        <w:rPr>
+          <w:rFonts w:ascii="Times New Roman" w:hAnsi="Times New Roman"/>
+          <w:sz w:val="30"/>
+          <w:szCs w:val="30"/>
         </w:rPr>
         <w:t>SOLID có áp dụng được cho distributed system không? Nếu có thì như thế nào?</w:t>
       </w:r>
@@ -687,16 +658,13 @@
           <w:rFonts w:ascii="Times New Roman" w:hAnsi="Times New Roman"/>
           <w:sz w:val="30"/>
           <w:szCs w:val="30"/>
-          <w:highlight w:val="none"/>
-          <w:shd w:fill="DEE6EF" w:val="clear"/>
-        </w:rPr>
-      </w:pPr>
-      <w:r>
-        <w:rPr>
-          <w:rFonts w:ascii="Times New Roman" w:hAnsi="Times New Roman"/>
-          <w:sz w:val="30"/>
-          <w:szCs w:val="30"/>
-          <w:shd w:fill="DEE6EF" w:val="clear"/>
+        </w:rPr>
+      </w:pPr>
+      <w:r>
+        <w:rPr>
+          <w:rFonts w:ascii="Times New Roman" w:hAnsi="Times New Roman"/>
+          <w:sz w:val="30"/>
+          <w:szCs w:val="30"/>
         </w:rPr>
         <w:t>Khi thiết kế domain service lớn, làm sao tránh vi phạm SRP?</w:t>
       </w:r>
@@ -709,16 +677,13 @@
           <w:rFonts w:ascii="Times New Roman" w:hAnsi="Times New Roman"/>
           <w:sz w:val="30"/>
           <w:szCs w:val="30"/>
-          <w:highlight w:val="none"/>
-          <w:shd w:fill="DEE6EF" w:val="clear"/>
-        </w:rPr>
-      </w:pPr>
-      <w:r>
-        <w:rPr>
-          <w:rFonts w:ascii="Times New Roman" w:hAnsi="Times New Roman"/>
-          <w:sz w:val="30"/>
-          <w:szCs w:val="30"/>
-          <w:shd w:fill="DEE6EF" w:val="clear"/>
+        </w:rPr>
+      </w:pPr>
+      <w:r>
+        <w:rPr>
+          <w:rFonts w:ascii="Times New Roman" w:hAnsi="Times New Roman"/>
+          <w:sz w:val="30"/>
+          <w:szCs w:val="30"/>
         </w:rPr>
         <w:t>Trong microservices architecture, DIP có thể áp dụng ở level service communication như thế nào?</w:t>
       </w:r>
@@ -731,16 +696,13 @@
           <w:rFonts w:ascii="Times New Roman" w:hAnsi="Times New Roman"/>
           <w:sz w:val="30"/>
           <w:szCs w:val="30"/>
-          <w:highlight w:val="none"/>
-          <w:shd w:fill="DEE6EF" w:val="clear"/>
-        </w:rPr>
-      </w:pPr>
-      <w:r>
-        <w:rPr>
-          <w:rFonts w:ascii="Times New Roman" w:hAnsi="Times New Roman"/>
-          <w:sz w:val="30"/>
-          <w:szCs w:val="30"/>
-          <w:shd w:fill="DEE6EF" w:val="clear"/>
+        </w:rPr>
+      </w:pPr>
+      <w:r>
+        <w:rPr>
+          <w:rFonts w:ascii="Times New Roman" w:hAnsi="Times New Roman"/>
+          <w:sz w:val="30"/>
+          <w:szCs w:val="30"/>
         </w:rPr>
         <w:t>Design pattern là gì và tại sao nó quan trọng trong system design?</w:t>
       </w:r>
@@ -753,16 +715,13 @@
           <w:rFonts w:ascii="Times New Roman" w:hAnsi="Times New Roman"/>
           <w:sz w:val="30"/>
           <w:szCs w:val="30"/>
-          <w:highlight w:val="none"/>
-          <w:shd w:fill="DEE6EF" w:val="clear"/>
-        </w:rPr>
-      </w:pPr>
-      <w:r>
-        <w:rPr>
-          <w:rFonts w:ascii="Times New Roman" w:hAnsi="Times New Roman"/>
-          <w:sz w:val="30"/>
-          <w:szCs w:val="30"/>
-          <w:shd w:fill="DEE6EF" w:val="clear"/>
+        </w:rPr>
+      </w:pPr>
+      <w:r>
+        <w:rPr>
+          <w:rFonts w:ascii="Times New Roman" w:hAnsi="Times New Roman"/>
+          <w:sz w:val="30"/>
+          <w:szCs w:val="30"/>
         </w:rPr>
         <w:t>Singleton pattern dùng khi nào? Khi nào không nên dùng?</w:t>
       </w:r>
@@ -775,16 +734,13 @@
           <w:rFonts w:ascii="Times New Roman" w:hAnsi="Times New Roman"/>
           <w:sz w:val="30"/>
           <w:szCs w:val="30"/>
-          <w:highlight w:val="none"/>
-          <w:shd w:fill="DEE6EF" w:val="clear"/>
-        </w:rPr>
-      </w:pPr>
-      <w:r>
-        <w:rPr>
-          <w:rFonts w:ascii="Times New Roman" w:hAnsi="Times New Roman"/>
-          <w:sz w:val="30"/>
-          <w:szCs w:val="30"/>
-          <w:shd w:fill="DEE6EF" w:val="clear"/>
+        </w:rPr>
+      </w:pPr>
+      <w:r>
+        <w:rPr>
+          <w:rFonts w:ascii="Times New Roman" w:hAnsi="Times New Roman"/>
+          <w:sz w:val="30"/>
+          <w:szCs w:val="30"/>
         </w:rPr>
         <w:t>Factory pattern giúp giải quyết vấn đề gì?</w:t>
       </w:r>
@@ -797,16 +753,13 @@
           <w:rFonts w:ascii="Times New Roman" w:hAnsi="Times New Roman"/>
           <w:sz w:val="30"/>
           <w:szCs w:val="30"/>
-          <w:highlight w:val="none"/>
-          <w:shd w:fill="DEE6EF" w:val="clear"/>
-        </w:rPr>
-      </w:pPr>
-      <w:r>
-        <w:rPr>
-          <w:rFonts w:ascii="Times New Roman" w:hAnsi="Times New Roman"/>
-          <w:sz w:val="30"/>
-          <w:szCs w:val="30"/>
-          <w:shd w:fill="DEE6EF" w:val="clear"/>
+        </w:rPr>
+      </w:pPr>
+      <w:r>
+        <w:rPr>
+          <w:rFonts w:ascii="Times New Roman" w:hAnsi="Times New Roman"/>
+          <w:sz w:val="30"/>
+          <w:szCs w:val="30"/>
         </w:rPr>
         <w:t>Builder pattern khác gì constructor truyền nhiều tham số?</w:t>
       </w:r>
@@ -819,16 +772,13 @@
           <w:rFonts w:ascii="Times New Roman" w:hAnsi="Times New Roman"/>
           <w:sz w:val="30"/>
           <w:szCs w:val="30"/>
-          <w:highlight w:val="none"/>
-          <w:shd w:fill="DEE6EF" w:val="clear"/>
-        </w:rPr>
-      </w:pPr>
-      <w:r>
-        <w:rPr>
-          <w:rFonts w:ascii="Times New Roman" w:hAnsi="Times New Roman"/>
-          <w:sz w:val="30"/>
-          <w:szCs w:val="30"/>
-          <w:shd w:fill="DEE6EF" w:val="clear"/>
+        </w:rPr>
+      </w:pPr>
+      <w:r>
+        <w:rPr>
+          <w:rFonts w:ascii="Times New Roman" w:hAnsi="Times New Roman"/>
+          <w:sz w:val="30"/>
+          <w:szCs w:val="30"/>
         </w:rPr>
         <w:t>Strategy pattern dùng khi nào trong business logic?</w:t>
       </w:r>
@@ -841,16 +791,13 @@
           <w:rFonts w:ascii="Times New Roman" w:hAnsi="Times New Roman"/>
           <w:sz w:val="30"/>
           <w:szCs w:val="30"/>
-          <w:highlight w:val="none"/>
-          <w:shd w:fill="DEE6EF" w:val="clear"/>
-        </w:rPr>
-      </w:pPr>
-      <w:r>
-        <w:rPr>
-          <w:rFonts w:ascii="Times New Roman" w:hAnsi="Times New Roman"/>
-          <w:sz w:val="30"/>
-          <w:szCs w:val="30"/>
-          <w:shd w:fill="DEE6EF" w:val="clear"/>
+        </w:rPr>
+      </w:pPr>
+      <w:r>
+        <w:rPr>
+          <w:rFonts w:ascii="Times New Roman" w:hAnsi="Times New Roman"/>
+          <w:sz w:val="30"/>
+          <w:szCs w:val="30"/>
         </w:rPr>
         <w:t>Observer pattern hoạt động thế nào trong event-driven system?</w:t>
       </w:r>
@@ -863,16 +810,13 @@
           <w:rFonts w:ascii="Times New Roman" w:hAnsi="Times New Roman"/>
           <w:sz w:val="30"/>
           <w:szCs w:val="30"/>
-          <w:highlight w:val="none"/>
-          <w:shd w:fill="DEE6EF" w:val="clear"/>
-        </w:rPr>
-      </w:pPr>
-      <w:r>
-        <w:rPr>
-          <w:rFonts w:ascii="Times New Roman" w:hAnsi="Times New Roman"/>
-          <w:sz w:val="30"/>
-          <w:szCs w:val="30"/>
-          <w:shd w:fill="DEE6EF" w:val="clear"/>
+        </w:rPr>
+      </w:pPr>
+      <w:r>
+        <w:rPr>
+          <w:rFonts w:ascii="Times New Roman" w:hAnsi="Times New Roman"/>
+          <w:sz w:val="30"/>
+          <w:szCs w:val="30"/>
         </w:rPr>
         <w:t>Dependency Injection pattern giúp code dễ test như thế nào?</w:t>
       </w:r>
@@ -885,16 +829,13 @@
           <w:rFonts w:ascii="Times New Roman" w:hAnsi="Times New Roman"/>
           <w:sz w:val="30"/>
           <w:szCs w:val="30"/>
-          <w:highlight w:val="none"/>
-          <w:shd w:fill="DEE6EF" w:val="clear"/>
-        </w:rPr>
-      </w:pPr>
-      <w:r>
-        <w:rPr>
-          <w:rFonts w:ascii="Times New Roman" w:hAnsi="Times New Roman"/>
-          <w:sz w:val="30"/>
-          <w:szCs w:val="30"/>
-          <w:shd w:fill="DEE6EF" w:val="clear"/>
+        </w:rPr>
+      </w:pPr>
+      <w:r>
+        <w:rPr>
+          <w:rFonts w:ascii="Times New Roman" w:hAnsi="Times New Roman"/>
+          <w:sz w:val="30"/>
+          <w:szCs w:val="30"/>
         </w:rPr>
         <w:t>Adapter pattern dùng khi tích hợp hệ thống legacy như thế nào?</w:t>
       </w:r>
@@ -907,16 +848,13 @@
           <w:rFonts w:ascii="Times New Roman" w:hAnsi="Times New Roman"/>
           <w:sz w:val="30"/>
           <w:szCs w:val="30"/>
-          <w:highlight w:val="none"/>
-          <w:shd w:fill="DEE6EF" w:val="clear"/>
-        </w:rPr>
-      </w:pPr>
-      <w:r>
-        <w:rPr>
-          <w:rFonts w:ascii="Times New Roman" w:hAnsi="Times New Roman"/>
-          <w:sz w:val="30"/>
-          <w:szCs w:val="30"/>
-          <w:shd w:fill="DEE6EF" w:val="clear"/>
+        </w:rPr>
+      </w:pPr>
+      <w:r>
+        <w:rPr>
+          <w:rFonts w:ascii="Times New Roman" w:hAnsi="Times New Roman"/>
+          <w:sz w:val="30"/>
+          <w:szCs w:val="30"/>
         </w:rPr>
         <w:t>Facade pattern giúp đơn giản hóa hệ thống lớn ra sao?</w:t>
       </w:r>
@@ -929,16 +867,13 @@
           <w:rFonts w:ascii="Times New Roman" w:hAnsi="Times New Roman"/>
           <w:sz w:val="30"/>
           <w:szCs w:val="30"/>
-          <w:highlight w:val="none"/>
-          <w:shd w:fill="DEE6EF" w:val="clear"/>
-        </w:rPr>
-      </w:pPr>
-      <w:r>
-        <w:rPr>
-          <w:rFonts w:ascii="Times New Roman" w:hAnsi="Times New Roman"/>
-          <w:sz w:val="30"/>
-          <w:szCs w:val="30"/>
-          <w:shd w:fill="DEE6EF" w:val="clear"/>
+        </w:rPr>
+      </w:pPr>
+      <w:r>
+        <w:rPr>
+          <w:rFonts w:ascii="Times New Roman" w:hAnsi="Times New Roman"/>
+          <w:sz w:val="30"/>
+          <w:szCs w:val="30"/>
         </w:rPr>
         <w:t>Repository pattern có vai trò gì trong clean architecture?</w:t>
       </w:r>
@@ -951,16 +886,13 @@
           <w:rFonts w:ascii="Times New Roman" w:hAnsi="Times New Roman"/>
           <w:sz w:val="30"/>
           <w:szCs w:val="30"/>
-          <w:highlight w:val="none"/>
-          <w:shd w:fill="DEE6EF" w:val="clear"/>
-        </w:rPr>
-      </w:pPr>
-      <w:r>
-        <w:rPr>
-          <w:rFonts w:ascii="Times New Roman" w:hAnsi="Times New Roman"/>
-          <w:sz w:val="30"/>
-          <w:szCs w:val="30"/>
-          <w:shd w:fill="DEE6EF" w:val="clear"/>
+        </w:rPr>
+      </w:pPr>
+      <w:r>
+        <w:rPr>
+          <w:rFonts w:ascii="Times New Roman" w:hAnsi="Times New Roman"/>
+          <w:sz w:val="30"/>
+          <w:szCs w:val="30"/>
         </w:rPr>
         <w:t>Unit of Work pattern giải quyết vấn đề gì trong transaction?</w:t>
       </w:r>
@@ -973,16 +905,13 @@
           <w:rFonts w:ascii="Times New Roman" w:hAnsi="Times New Roman"/>
           <w:sz w:val="30"/>
           <w:szCs w:val="30"/>
-          <w:highlight w:val="none"/>
-          <w:shd w:fill="DEE6EF" w:val="clear"/>
-        </w:rPr>
-      </w:pPr>
-      <w:r>
-        <w:rPr>
-          <w:rFonts w:ascii="Times New Roman" w:hAnsi="Times New Roman"/>
-          <w:sz w:val="30"/>
-          <w:szCs w:val="30"/>
-          <w:shd w:fill="DEE6EF" w:val="clear"/>
+        </w:rPr>
+      </w:pPr>
+      <w:r>
+        <w:rPr>
+          <w:rFonts w:ascii="Times New Roman" w:hAnsi="Times New Roman"/>
+          <w:sz w:val="30"/>
+          <w:szCs w:val="30"/>
         </w:rPr>
         <w:t>CQRS pattern là gì và khi nào nên dùng?</w:t>
       </w:r>
@@ -995,16 +924,13 @@
           <w:rFonts w:ascii="Times New Roman" w:hAnsi="Times New Roman"/>
           <w:sz w:val="30"/>
           <w:szCs w:val="30"/>
-          <w:highlight w:val="none"/>
-          <w:shd w:fill="DEE6EF" w:val="clear"/>
-        </w:rPr>
-      </w:pPr>
-      <w:r>
-        <w:rPr>
-          <w:rFonts w:ascii="Times New Roman" w:hAnsi="Times New Roman"/>
-          <w:sz w:val="30"/>
-          <w:szCs w:val="30"/>
-          <w:shd w:fill="DEE6EF" w:val="clear"/>
+        </w:rPr>
+      </w:pPr>
+      <w:r>
+        <w:rPr>
+          <w:rFonts w:ascii="Times New Roman" w:hAnsi="Times New Roman"/>
+          <w:sz w:val="30"/>
+          <w:szCs w:val="30"/>
         </w:rPr>
         <w:t>Saga pattern giúp quản lý distributed transaction như thế nào?</w:t>
       </w:r>
@@ -1017,16 +943,13 @@
           <w:rFonts w:ascii="Times New Roman" w:hAnsi="Times New Roman"/>
           <w:sz w:val="30"/>
           <w:szCs w:val="30"/>
-          <w:highlight w:val="none"/>
-          <w:shd w:fill="DEE6EF" w:val="clear"/>
-        </w:rPr>
-      </w:pPr>
-      <w:r>
-        <w:rPr>
-          <w:rFonts w:ascii="Times New Roman" w:hAnsi="Times New Roman"/>
-          <w:sz w:val="30"/>
-          <w:szCs w:val="30"/>
-          <w:shd w:fill="DEE6EF" w:val="clear"/>
+        </w:rPr>
+      </w:pPr>
+      <w:r>
+        <w:rPr>
+          <w:rFonts w:ascii="Times New Roman" w:hAnsi="Times New Roman"/>
+          <w:sz w:val="30"/>
+          <w:szCs w:val="30"/>
         </w:rPr>
         <w:t>Mức nâng cao (Microservices &amp; Distributed Systems)</w:t>
       </w:r>
@@ -1039,16 +962,13 @@
           <w:rFonts w:ascii="Times New Roman" w:hAnsi="Times New Roman"/>
           <w:sz w:val="30"/>
           <w:szCs w:val="30"/>
-          <w:highlight w:val="none"/>
-          <w:shd w:fill="DEE6EF" w:val="clear"/>
-        </w:rPr>
-      </w:pPr>
-      <w:r>
-        <w:rPr>
-          <w:rFonts w:ascii="Times New Roman" w:hAnsi="Times New Roman"/>
-          <w:sz w:val="30"/>
-          <w:szCs w:val="30"/>
-          <w:shd w:fill="DEE6EF" w:val="clear"/>
+        </w:rPr>
+      </w:pPr>
+      <w:r>
+        <w:rPr>
+          <w:rFonts w:ascii="Times New Roman" w:hAnsi="Times New Roman"/>
+          <w:sz w:val="30"/>
+          <w:szCs w:val="30"/>
         </w:rPr>
         <w:t>Circuit Breaker pattern là gì và giúp hệ thống resilient ra sao?</w:t>
       </w:r>
@@ -1061,16 +981,13 @@
           <w:rFonts w:ascii="Times New Roman" w:hAnsi="Times New Roman"/>
           <w:sz w:val="30"/>
           <w:szCs w:val="30"/>
-          <w:highlight w:val="none"/>
-          <w:shd w:fill="DEE6EF" w:val="clear"/>
-        </w:rPr>
-      </w:pPr>
-      <w:r>
-        <w:rPr>
-          <w:rFonts w:ascii="Times New Roman" w:hAnsi="Times New Roman"/>
-          <w:sz w:val="30"/>
-          <w:szCs w:val="30"/>
-          <w:shd w:fill="DEE6EF" w:val="clear"/>
+        </w:rPr>
+      </w:pPr>
+      <w:r>
+        <w:rPr>
+          <w:rFonts w:ascii="Times New Roman" w:hAnsi="Times New Roman"/>
+          <w:sz w:val="30"/>
+          <w:szCs w:val="30"/>
         </w:rPr>
         <w:t>Retry pattern nên dùng khi nào và có rủi ro gì?</w:t>
       </w:r>
@@ -1083,16 +1000,13 @@
           <w:rFonts w:ascii="Times New Roman" w:hAnsi="Times New Roman"/>
           <w:sz w:val="30"/>
           <w:szCs w:val="30"/>
-          <w:highlight w:val="none"/>
-          <w:shd w:fill="DEE6EF" w:val="clear"/>
-        </w:rPr>
-      </w:pPr>
-      <w:r>
-        <w:rPr>
-          <w:rFonts w:ascii="Times New Roman" w:hAnsi="Times New Roman"/>
-          <w:sz w:val="30"/>
-          <w:szCs w:val="30"/>
-          <w:shd w:fill="DEE6EF" w:val="clear"/>
+        </w:rPr>
+      </w:pPr>
+      <w:r>
+        <w:rPr>
+          <w:rFonts w:ascii="Times New Roman" w:hAnsi="Times New Roman"/>
+          <w:sz w:val="30"/>
+          <w:szCs w:val="30"/>
         </w:rPr>
         <w:t>Bulkhead pattern giúp tránh cascading failure như thế nào?</w:t>
       </w:r>
@@ -1105,16 +1019,13 @@
           <w:rFonts w:ascii="Times New Roman" w:hAnsi="Times New Roman"/>
           <w:sz w:val="30"/>
           <w:szCs w:val="30"/>
-          <w:highlight w:val="none"/>
-          <w:shd w:fill="DEE6EF" w:val="clear"/>
-        </w:rPr>
-      </w:pPr>
-      <w:r>
-        <w:rPr>
-          <w:rFonts w:ascii="Times New Roman" w:hAnsi="Times New Roman"/>
-          <w:sz w:val="30"/>
-          <w:szCs w:val="30"/>
-          <w:shd w:fill="DEE6EF" w:val="clear"/>
+        </w:rPr>
+      </w:pPr>
+      <w:r>
+        <w:rPr>
+          <w:rFonts w:ascii="Times New Roman" w:hAnsi="Times New Roman"/>
+          <w:sz w:val="30"/>
+          <w:szCs w:val="30"/>
         </w:rPr>
         <w:t>API Gateway pattern giải quyết vấn đề gì trong microservices?</w:t>
       </w:r>
@@ -1127,16 +1038,13 @@
           <w:rFonts w:ascii="Times New Roman" w:hAnsi="Times New Roman"/>
           <w:sz w:val="30"/>
           <w:szCs w:val="30"/>
-          <w:highlight w:val="none"/>
-          <w:shd w:fill="DEE6EF" w:val="clear"/>
-        </w:rPr>
-      </w:pPr>
-      <w:r>
-        <w:rPr>
-          <w:rFonts w:ascii="Times New Roman" w:hAnsi="Times New Roman"/>
-          <w:sz w:val="30"/>
-          <w:szCs w:val="30"/>
-          <w:shd w:fill="DEE6EF" w:val="clear"/>
+        </w:rPr>
+      </w:pPr>
+      <w:r>
+        <w:rPr>
+          <w:rFonts w:ascii="Times New Roman" w:hAnsi="Times New Roman"/>
+          <w:sz w:val="30"/>
+          <w:szCs w:val="30"/>
         </w:rPr>
         <w:t>Backend-for-Frontend (BFF) pattern dùng khi nào?</w:t>
       </w:r>
@@ -1149,16 +1057,13 @@
           <w:rFonts w:ascii="Times New Roman" w:hAnsi="Times New Roman"/>
           <w:sz w:val="30"/>
           <w:szCs w:val="30"/>
-          <w:highlight w:val="none"/>
-          <w:shd w:fill="DEE6EF" w:val="clear"/>
-        </w:rPr>
-      </w:pPr>
-      <w:r>
-        <w:rPr>
-          <w:rFonts w:ascii="Times New Roman" w:hAnsi="Times New Roman"/>
-          <w:sz w:val="30"/>
-          <w:szCs w:val="30"/>
-          <w:shd w:fill="DEE6EF" w:val="clear"/>
+        </w:rPr>
+      </w:pPr>
+      <w:r>
+        <w:rPr>
+          <w:rFonts w:ascii="Times New Roman" w:hAnsi="Times New Roman"/>
+          <w:sz w:val="30"/>
+          <w:szCs w:val="30"/>
         </w:rPr>
         <w:t>Event Sourcing pattern là gì?</w:t>
       </w:r>
@@ -1171,16 +1076,13 @@
           <w:rFonts w:ascii="Times New Roman" w:hAnsi="Times New Roman"/>
           <w:sz w:val="30"/>
           <w:szCs w:val="30"/>
-          <w:highlight w:val="none"/>
-          <w:shd w:fill="DEE6EF" w:val="clear"/>
-        </w:rPr>
-      </w:pPr>
-      <w:r>
-        <w:rPr>
-          <w:rFonts w:ascii="Times New Roman" w:hAnsi="Times New Roman"/>
-          <w:sz w:val="30"/>
-          <w:szCs w:val="30"/>
-          <w:shd w:fill="DEE6EF" w:val="clear"/>
+        </w:rPr>
+      </w:pPr>
+      <w:r>
+        <w:rPr>
+          <w:rFonts w:ascii="Times New Roman" w:hAnsi="Times New Roman"/>
+          <w:sz w:val="30"/>
+          <w:szCs w:val="30"/>
         </w:rPr>
         <w:t>Outbox pattern giúp đảm bảo consistency giữa database và message queue như thế nào?</w:t>
       </w:r>
@@ -1193,16 +1095,13 @@
           <w:rFonts w:ascii="Times New Roman" w:hAnsi="Times New Roman"/>
           <w:sz w:val="30"/>
           <w:szCs w:val="30"/>
-          <w:highlight w:val="none"/>
-          <w:shd w:fill="DEE6EF" w:val="clear"/>
-        </w:rPr>
-      </w:pPr>
-      <w:r>
-        <w:rPr>
-          <w:rFonts w:ascii="Times New Roman" w:hAnsi="Times New Roman"/>
-          <w:sz w:val="30"/>
-          <w:szCs w:val="30"/>
-          <w:shd w:fill="DEE6EF" w:val="clear"/>
+        </w:rPr>
+      </w:pPr>
+      <w:r>
+        <w:rPr>
+          <w:rFonts w:ascii="Times New Roman" w:hAnsi="Times New Roman"/>
+          <w:sz w:val="30"/>
+          <w:szCs w:val="30"/>
         </w:rPr>
         <w:t>Strangler Fig pattern dùng khi migrate từ monolith sang microservices ra sao?</w:t>
       </w:r>
@@ -4643,7 +4542,7 @@
         <w:pStyle w:val="Normal"/>
         <w:widowControl/>
         <w:suppressAutoHyphens w:val="true"/>
-        <w:overflowPunct w:val="false"/>
+        <w:overflowPunct w:val="true"/>
         <w:bidi w:val="0"/>
         <w:spacing w:before="0" w:after="0"/>
         <w:ind w:hanging="0" w:start="-540" w:end="-449"/>
@@ -4668,7 +4567,7 @@
         <w:pStyle w:val="Normal"/>
         <w:widowControl/>
         <w:suppressAutoHyphens w:val="true"/>
-        <w:overflowPunct w:val="false"/>
+        <w:overflowPunct w:val="true"/>
         <w:bidi w:val="0"/>
         <w:spacing w:before="0" w:after="0"/>
         <w:ind w:hanging="0" w:start="-540" w:end="-449"/>
@@ -4693,7 +4592,7 @@
         <w:pStyle w:val="Normal"/>
         <w:widowControl/>
         <w:suppressAutoHyphens w:val="true"/>
-        <w:overflowPunct w:val="false"/>
+        <w:overflowPunct w:val="true"/>
         <w:bidi w:val="0"/>
         <w:spacing w:before="0" w:after="0"/>
         <w:ind w:hanging="0" w:start="-540" w:end="-449"/>
@@ -4718,7 +4617,7 @@
         <w:pStyle w:val="Normal"/>
         <w:widowControl/>
         <w:suppressAutoHyphens w:val="true"/>
-        <w:overflowPunct w:val="false"/>
+        <w:overflowPunct w:val="true"/>
         <w:bidi w:val="0"/>
         <w:spacing w:before="0" w:after="0"/>
         <w:ind w:hanging="0" w:start="-540" w:end="-449"/>
@@ -4743,7 +4642,7 @@
         <w:pStyle w:val="Normal"/>
         <w:widowControl/>
         <w:suppressAutoHyphens w:val="true"/>
-        <w:overflowPunct w:val="false"/>
+        <w:overflowPunct w:val="true"/>
         <w:bidi w:val="0"/>
         <w:spacing w:before="0" w:after="0"/>
         <w:ind w:hanging="0" w:start="-540" w:end="-449"/>
@@ -4768,7 +4667,7 @@
         <w:pStyle w:val="Normal"/>
         <w:widowControl/>
         <w:suppressAutoHyphens w:val="true"/>
-        <w:overflowPunct w:val="false"/>
+        <w:overflowPunct w:val="true"/>
         <w:bidi w:val="0"/>
         <w:spacing w:before="0" w:after="0"/>
         <w:ind w:hanging="0" w:start="-540" w:end="-449"/>
@@ -4793,7 +4692,7 @@
         <w:pStyle w:val="Normal"/>
         <w:widowControl/>
         <w:suppressAutoHyphens w:val="true"/>
-        <w:overflowPunct w:val="false"/>
+        <w:overflowPunct w:val="true"/>
         <w:bidi w:val="0"/>
         <w:spacing w:before="0" w:after="0"/>
         <w:ind w:hanging="0" w:start="-540" w:end="-449"/>
@@ -4818,7 +4717,7 @@
         <w:pStyle w:val="Normal"/>
         <w:widowControl/>
         <w:suppressAutoHyphens w:val="true"/>
-        <w:overflowPunct w:val="false"/>
+        <w:overflowPunct w:val="true"/>
         <w:bidi w:val="0"/>
         <w:spacing w:before="0" w:after="0"/>
         <w:ind w:hanging="0" w:start="-540" w:end="-449"/>
@@ -4843,7 +4742,7 @@
         <w:pStyle w:val="Normal"/>
         <w:widowControl/>
         <w:suppressAutoHyphens w:val="true"/>
-        <w:overflowPunct w:val="false"/>
+        <w:overflowPunct w:val="true"/>
         <w:bidi w:val="0"/>
         <w:spacing w:before="0" w:after="0"/>
         <w:ind w:hanging="0" w:start="-540" w:end="-449"/>
@@ -4868,7 +4767,7 @@
         <w:pStyle w:val="Normal"/>
         <w:widowControl/>
         <w:suppressAutoHyphens w:val="true"/>
-        <w:overflowPunct w:val="false"/>
+        <w:overflowPunct w:val="true"/>
         <w:bidi w:val="0"/>
         <w:spacing w:before="0" w:after="0"/>
         <w:ind w:hanging="0" w:start="-540" w:end="-449"/>
@@ -4893,7 +4792,7 @@
         <w:pStyle w:val="Normal"/>
         <w:widowControl/>
         <w:suppressAutoHyphens w:val="true"/>
-        <w:overflowPunct w:val="false"/>
+        <w:overflowPunct w:val="true"/>
         <w:bidi w:val="0"/>
         <w:spacing w:before="0" w:after="0"/>
         <w:ind w:hanging="0" w:start="-540" w:end="-449"/>
@@ -4918,7 +4817,7 @@
         <w:pStyle w:val="Normal"/>
         <w:widowControl/>
         <w:suppressAutoHyphens w:val="true"/>
-        <w:overflowPunct w:val="false"/>
+        <w:overflowPunct w:val="true"/>
         <w:bidi w:val="0"/>
         <w:spacing w:before="0" w:after="0"/>
         <w:ind w:hanging="0" w:start="-540" w:end="-449"/>
@@ -4943,7 +4842,7 @@
         <w:pStyle w:val="Normal"/>
         <w:widowControl/>
         <w:suppressAutoHyphens w:val="true"/>
-        <w:overflowPunct w:val="false"/>
+        <w:overflowPunct w:val="true"/>
         <w:bidi w:val="0"/>
         <w:spacing w:before="0" w:after="0"/>
         <w:ind w:hanging="0" w:start="-540" w:end="-449"/>
@@ -4968,7 +4867,7 @@
         <w:pStyle w:val="Normal"/>
         <w:widowControl/>
         <w:suppressAutoHyphens w:val="true"/>
-        <w:overflowPunct w:val="false"/>
+        <w:overflowPunct w:val="true"/>
         <w:bidi w:val="0"/>
         <w:spacing w:before="0" w:after="0"/>
         <w:ind w:hanging="0" w:start="-540" w:end="-449"/>
@@ -4993,7 +4892,7 @@
         <w:pStyle w:val="Normal"/>
         <w:widowControl/>
         <w:suppressAutoHyphens w:val="true"/>
-        <w:overflowPunct w:val="false"/>
+        <w:overflowPunct w:val="true"/>
         <w:bidi w:val="0"/>
         <w:spacing w:before="0" w:after="0"/>
         <w:ind w:hanging="0" w:start="-540" w:end="-449"/>
@@ -5018,7 +4917,7 @@
         <w:pStyle w:val="Normal"/>
         <w:widowControl/>
         <w:suppressAutoHyphens w:val="true"/>
-        <w:overflowPunct w:val="false"/>
+        <w:overflowPunct w:val="true"/>
         <w:bidi w:val="0"/>
         <w:spacing w:before="0" w:after="0"/>
         <w:ind w:hanging="0" w:start="-540" w:end="-449"/>
@@ -5043,7 +4942,7 @@
         <w:pStyle w:val="Normal"/>
         <w:widowControl/>
         <w:suppressAutoHyphens w:val="true"/>
-        <w:overflowPunct w:val="false"/>
+        <w:overflowPunct w:val="true"/>
         <w:bidi w:val="0"/>
         <w:spacing w:before="0" w:after="0"/>
         <w:ind w:hanging="0" w:start="-540" w:end="-449"/>
@@ -5068,7 +4967,7 @@
         <w:pStyle w:val="Normal"/>
         <w:widowControl/>
         <w:suppressAutoHyphens w:val="true"/>
-        <w:overflowPunct w:val="false"/>
+        <w:overflowPunct w:val="true"/>
         <w:bidi w:val="0"/>
         <w:spacing w:before="0" w:after="0"/>
         <w:ind w:hanging="0" w:start="-540" w:end="-449"/>
@@ -5093,7 +4992,7 @@
         <w:pStyle w:val="Normal"/>
         <w:widowControl/>
         <w:suppressAutoHyphens w:val="true"/>
-        <w:overflowPunct w:val="false"/>
+        <w:overflowPunct w:val="true"/>
         <w:bidi w:val="0"/>
         <w:spacing w:before="0" w:after="0"/>
         <w:ind w:hanging="0" w:start="-540" w:end="-449"/>
@@ -5118,7 +5017,7 @@
         <w:pStyle w:val="Normal"/>
         <w:widowControl/>
         <w:suppressAutoHyphens w:val="true"/>
-        <w:overflowPunct w:val="false"/>
+        <w:overflowPunct w:val="true"/>
         <w:bidi w:val="0"/>
         <w:spacing w:before="0" w:after="0"/>
         <w:ind w:hanging="0" w:start="-540" w:end="-449"/>
@@ -5143,7 +5042,7 @@
         <w:pStyle w:val="Normal"/>
         <w:widowControl/>
         <w:suppressAutoHyphens w:val="true"/>
-        <w:overflowPunct w:val="false"/>
+        <w:overflowPunct w:val="true"/>
         <w:bidi w:val="0"/>
         <w:spacing w:before="0" w:after="0"/>
         <w:ind w:hanging="0" w:start="-540" w:end="-449"/>
@@ -5168,7 +5067,7 @@
         <w:pStyle w:val="Normal"/>
         <w:widowControl/>
         <w:suppressAutoHyphens w:val="true"/>
-        <w:overflowPunct w:val="false"/>
+        <w:overflowPunct w:val="true"/>
         <w:bidi w:val="0"/>
         <w:spacing w:before="0" w:after="0"/>
         <w:ind w:hanging="0" w:start="-540" w:end="-449"/>
@@ -5193,7 +5092,7 @@
         <w:pStyle w:val="Normal"/>
         <w:widowControl/>
         <w:suppressAutoHyphens w:val="true"/>
-        <w:overflowPunct w:val="false"/>
+        <w:overflowPunct w:val="true"/>
         <w:bidi w:val="0"/>
         <w:spacing w:before="0" w:after="0"/>
         <w:ind w:hanging="0" w:start="-540" w:end="-449"/>
@@ -5218,7 +5117,7 @@
         <w:pStyle w:val="Normal"/>
         <w:widowControl/>
         <w:suppressAutoHyphens w:val="true"/>
-        <w:overflowPunct w:val="false"/>
+        <w:overflowPunct w:val="true"/>
         <w:bidi w:val="0"/>
         <w:spacing w:before="0" w:after="0"/>
         <w:ind w:hanging="0" w:start="-540" w:end="-449"/>
@@ -5243,7 +5142,7 @@
         <w:pStyle w:val="Normal"/>
         <w:widowControl/>
         <w:suppressAutoHyphens w:val="true"/>
-        <w:overflowPunct w:val="false"/>
+        <w:overflowPunct w:val="true"/>
         <w:bidi w:val="0"/>
         <w:spacing w:before="0" w:after="0"/>
         <w:ind w:hanging="0" w:start="-540" w:end="-449"/>
@@ -5268,7 +5167,7 @@
         <w:pStyle w:val="Normal"/>
         <w:widowControl/>
         <w:suppressAutoHyphens w:val="true"/>
-        <w:overflowPunct w:val="false"/>
+        <w:overflowPunct w:val="true"/>
         <w:bidi w:val="0"/>
         <w:spacing w:before="0" w:after="0"/>
         <w:ind w:hanging="0" w:start="-540" w:end="-449"/>
@@ -5293,7 +5192,7 @@
         <w:pStyle w:val="Normal"/>
         <w:widowControl/>
         <w:suppressAutoHyphens w:val="true"/>
-        <w:overflowPunct w:val="false"/>
+        <w:overflowPunct w:val="true"/>
         <w:bidi w:val="0"/>
         <w:spacing w:before="0" w:after="0"/>
         <w:ind w:hanging="0" w:start="-540" w:end="-449"/>
@@ -5318,7 +5217,7 @@
         <w:pStyle w:val="Normal"/>
         <w:widowControl/>
         <w:suppressAutoHyphens w:val="true"/>
-        <w:overflowPunct w:val="false"/>
+        <w:overflowPunct w:val="true"/>
         <w:bidi w:val="0"/>
         <w:spacing w:before="0" w:after="0"/>
         <w:ind w:hanging="0" w:start="-540" w:end="-449"/>
@@ -5343,7 +5242,7 @@
         <w:pStyle w:val="Normal"/>
         <w:widowControl/>
         <w:suppressAutoHyphens w:val="true"/>
-        <w:overflowPunct w:val="false"/>
+        <w:overflowPunct w:val="true"/>
         <w:bidi w:val="0"/>
         <w:spacing w:before="0" w:after="0"/>
         <w:ind w:hanging="0" w:start="-540" w:end="-449"/>
@@ -5368,7 +5267,7 @@
         <w:pStyle w:val="Normal"/>
         <w:widowControl/>
         <w:suppressAutoHyphens w:val="true"/>
-        <w:overflowPunct w:val="false"/>
+        <w:overflowPunct w:val="true"/>
         <w:bidi w:val="0"/>
         <w:spacing w:before="0" w:after="0"/>
         <w:ind w:hanging="0" w:start="-540" w:end="-449"/>
@@ -5393,7 +5292,7 @@
         <w:pStyle w:val="Normal"/>
         <w:widowControl/>
         <w:suppressAutoHyphens w:val="true"/>
-        <w:overflowPunct w:val="false"/>
+        <w:overflowPunct w:val="true"/>
         <w:bidi w:val="0"/>
         <w:spacing w:before="0" w:after="0"/>
         <w:ind w:hanging="0" w:start="-540" w:end="-449"/>
@@ -5418,7 +5317,7 @@
         <w:pStyle w:val="Normal"/>
         <w:widowControl/>
         <w:suppressAutoHyphens w:val="true"/>
-        <w:overflowPunct w:val="false"/>
+        <w:overflowPunct w:val="true"/>
         <w:bidi w:val="0"/>
         <w:spacing w:before="0" w:after="0"/>
         <w:ind w:hanging="0" w:start="-540" w:end="-449"/>
@@ -5443,7 +5342,7 @@
         <w:pStyle w:val="Normal"/>
         <w:widowControl/>
         <w:suppressAutoHyphens w:val="true"/>
-        <w:overflowPunct w:val="false"/>
+        <w:overflowPunct w:val="true"/>
         <w:bidi w:val="0"/>
         <w:spacing w:before="0" w:after="0"/>
         <w:ind w:hanging="0" w:start="-540" w:end="-449"/>
@@ -5468,7 +5367,7 @@
         <w:pStyle w:val="Normal"/>
         <w:widowControl/>
         <w:suppressAutoHyphens w:val="true"/>
-        <w:overflowPunct w:val="false"/>
+        <w:overflowPunct w:val="true"/>
         <w:bidi w:val="0"/>
         <w:spacing w:before="0" w:after="0"/>
         <w:ind w:hanging="0" w:start="-540" w:end="-449"/>
@@ -5493,7 +5392,7 @@
         <w:pStyle w:val="Normal"/>
         <w:widowControl/>
         <w:suppressAutoHyphens w:val="true"/>
-        <w:overflowPunct w:val="false"/>
+        <w:overflowPunct w:val="true"/>
         <w:bidi w:val="0"/>
         <w:spacing w:before="0" w:after="0"/>
         <w:ind w:hanging="0" w:start="-540" w:end="-449"/>
@@ -5518,7 +5417,7 @@
         <w:pStyle w:val="Normal"/>
         <w:widowControl/>
         <w:suppressAutoHyphens w:val="true"/>
-        <w:overflowPunct w:val="false"/>
+        <w:overflowPunct w:val="true"/>
         <w:bidi w:val="0"/>
         <w:spacing w:before="0" w:after="0"/>
         <w:ind w:hanging="0" w:start="-540" w:end="-449"/>
@@ -5543,7 +5442,7 @@
         <w:pStyle w:val="Normal"/>
         <w:widowControl/>
         <w:suppressAutoHyphens w:val="true"/>
-        <w:overflowPunct w:val="false"/>
+        <w:overflowPunct w:val="true"/>
         <w:bidi w:val="0"/>
         <w:spacing w:before="0" w:after="0"/>
         <w:ind w:hanging="0" w:start="-540" w:end="-449"/>
@@ -5568,7 +5467,7 @@
         <w:pStyle w:val="Normal"/>
         <w:widowControl/>
         <w:suppressAutoHyphens w:val="true"/>
-        <w:overflowPunct w:val="false"/>
+        <w:overflowPunct w:val="true"/>
         <w:bidi w:val="0"/>
         <w:spacing w:before="0" w:after="0"/>
         <w:ind w:hanging="0" w:start="-540" w:end="-449"/>
@@ -5593,7 +5492,7 @@
         <w:pStyle w:val="Normal"/>
         <w:widowControl/>
         <w:suppressAutoHyphens w:val="true"/>
-        <w:overflowPunct w:val="false"/>
+        <w:overflowPunct w:val="true"/>
         <w:bidi w:val="0"/>
         <w:spacing w:before="0" w:after="0"/>
         <w:ind w:hanging="0" w:start="-540" w:end="-449"/>
@@ -5618,7 +5517,7 @@
         <w:pStyle w:val="Normal"/>
         <w:widowControl/>
         <w:suppressAutoHyphens w:val="true"/>
-        <w:overflowPunct w:val="false"/>
+        <w:overflowPunct w:val="true"/>
         <w:bidi w:val="0"/>
         <w:spacing w:before="0" w:after="0"/>
         <w:ind w:hanging="0" w:start="-540" w:end="-449"/>
@@ -5643,7 +5542,7 @@
         <w:pStyle w:val="Normal"/>
         <w:widowControl/>
         <w:suppressAutoHyphens w:val="true"/>
-        <w:overflowPunct w:val="false"/>
+        <w:overflowPunct w:val="true"/>
         <w:bidi w:val="0"/>
         <w:spacing w:before="0" w:after="0"/>
         <w:ind w:hanging="0" w:start="-540" w:end="-449"/>
@@ -5668,7 +5567,7 @@
         <w:pStyle w:val="Normal"/>
         <w:widowControl/>
         <w:suppressAutoHyphens w:val="true"/>
-        <w:overflowPunct w:val="false"/>
+        <w:overflowPunct w:val="true"/>
         <w:bidi w:val="0"/>
         <w:spacing w:before="0" w:after="0"/>
         <w:ind w:hanging="0" w:start="-540" w:end="-449"/>
@@ -5693,7 +5592,7 @@
         <w:pStyle w:val="Normal"/>
         <w:widowControl/>
         <w:suppressAutoHyphens w:val="true"/>
-        <w:overflowPunct w:val="false"/>
+        <w:overflowPunct w:val="true"/>
         <w:bidi w:val="0"/>
         <w:spacing w:before="0" w:after="0"/>
         <w:ind w:hanging="0" w:start="-540" w:end="-449"/>
@@ -5718,7 +5617,7 @@
         <w:pStyle w:val="Normal"/>
         <w:widowControl/>
         <w:suppressAutoHyphens w:val="true"/>
-        <w:overflowPunct w:val="false"/>
+        <w:overflowPunct w:val="true"/>
         <w:bidi w:val="0"/>
         <w:spacing w:before="0" w:after="0"/>
         <w:ind w:hanging="0" w:start="-540" w:end="-449"/>
@@ -5743,7 +5642,7 @@
         <w:pStyle w:val="Normal"/>
         <w:widowControl/>
         <w:suppressAutoHyphens w:val="true"/>
-        <w:overflowPunct w:val="false"/>
+        <w:overflowPunct w:val="true"/>
         <w:bidi w:val="0"/>
         <w:spacing w:before="0" w:after="0"/>
         <w:ind w:hanging="0" w:start="-540" w:end="-449"/>
@@ -5768,7 +5667,7 @@
         <w:pStyle w:val="Normal"/>
         <w:widowControl/>
         <w:suppressAutoHyphens w:val="true"/>
-        <w:overflowPunct w:val="false"/>
+        <w:overflowPunct w:val="true"/>
         <w:bidi w:val="0"/>
         <w:spacing w:before="0" w:after="0"/>
         <w:ind w:hanging="0" w:start="-540" w:end="-449"/>
@@ -5793,7 +5692,7 @@
         <w:pStyle w:val="Normal"/>
         <w:widowControl/>
         <w:suppressAutoHyphens w:val="true"/>
-        <w:overflowPunct w:val="false"/>
+        <w:overflowPunct w:val="true"/>
         <w:bidi w:val="0"/>
         <w:spacing w:before="0" w:after="0"/>
         <w:ind w:hanging="0" w:start="-540" w:end="-449"/>
@@ -5818,7 +5717,7 @@
         <w:pStyle w:val="Normal"/>
         <w:widowControl/>
         <w:suppressAutoHyphens w:val="true"/>
-        <w:overflowPunct w:val="false"/>
+        <w:overflowPunct w:val="true"/>
         <w:bidi w:val="0"/>
         <w:spacing w:before="0" w:after="0"/>
         <w:ind w:hanging="0" w:start="-540" w:end="-449"/>
@@ -5843,7 +5742,7 @@
         <w:pStyle w:val="Normal"/>
         <w:widowControl/>
         <w:suppressAutoHyphens w:val="true"/>
-        <w:overflowPunct w:val="false"/>
+        <w:overflowPunct w:val="true"/>
         <w:bidi w:val="0"/>
         <w:spacing w:before="0" w:after="0"/>
         <w:ind w:hanging="0" w:start="-540" w:end="-449"/>
@@ -5868,7 +5767,7 @@
         <w:pStyle w:val="Normal"/>
         <w:widowControl/>
         <w:suppressAutoHyphens w:val="true"/>
-        <w:overflowPunct w:val="false"/>
+        <w:overflowPunct w:val="true"/>
         <w:bidi w:val="0"/>
         <w:spacing w:before="0" w:after="0"/>
         <w:ind w:hanging="0" w:start="-540" w:end="-449"/>
@@ -5893,7 +5792,7 @@
         <w:pStyle w:val="Normal"/>
         <w:widowControl/>
         <w:suppressAutoHyphens w:val="true"/>
-        <w:overflowPunct w:val="false"/>
+        <w:overflowPunct w:val="true"/>
         <w:bidi w:val="0"/>
         <w:spacing w:before="0" w:after="0"/>
         <w:ind w:hanging="0" w:start="-540" w:end="-449"/>
@@ -5918,7 +5817,7 @@
         <w:pStyle w:val="Normal"/>
         <w:widowControl/>
         <w:suppressAutoHyphens w:val="true"/>
-        <w:overflowPunct w:val="false"/>
+        <w:overflowPunct w:val="true"/>
         <w:bidi w:val="0"/>
         <w:spacing w:before="0" w:after="0"/>
         <w:ind w:hanging="0" w:start="-540" w:end="-449"/>
@@ -5943,7 +5842,7 @@
         <w:pStyle w:val="Normal"/>
         <w:widowControl/>
         <w:suppressAutoHyphens w:val="true"/>
-        <w:overflowPunct w:val="false"/>
+        <w:overflowPunct w:val="true"/>
         <w:bidi w:val="0"/>
         <w:spacing w:before="0" w:after="0"/>
         <w:ind w:hanging="0" w:start="-540" w:end="-449"/>
@@ -5968,7 +5867,7 @@
         <w:pStyle w:val="Normal"/>
         <w:widowControl/>
         <w:suppressAutoHyphens w:val="true"/>
-        <w:overflowPunct w:val="false"/>
+        <w:overflowPunct w:val="true"/>
         <w:bidi w:val="0"/>
         <w:spacing w:before="0" w:after="0"/>
         <w:ind w:hanging="0" w:start="-540" w:end="-449"/>
@@ -5993,7 +5892,7 @@
         <w:pStyle w:val="Normal"/>
         <w:widowControl/>
         <w:suppressAutoHyphens w:val="true"/>
-        <w:overflowPunct w:val="false"/>
+        <w:overflowPunct w:val="true"/>
         <w:bidi w:val="0"/>
         <w:spacing w:before="0" w:after="0"/>
         <w:ind w:hanging="0" w:start="-540" w:end="-449"/>
@@ -6018,7 +5917,7 @@
         <w:pStyle w:val="Normal"/>
         <w:widowControl/>
         <w:suppressAutoHyphens w:val="true"/>
-        <w:overflowPunct w:val="false"/>
+        <w:overflowPunct w:val="true"/>
         <w:bidi w:val="0"/>
         <w:spacing w:before="0" w:after="0"/>
         <w:ind w:hanging="0" w:start="-540" w:end="-449"/>
@@ -6043,7 +5942,7 @@
         <w:pStyle w:val="Normal"/>
         <w:widowControl/>
         <w:suppressAutoHyphens w:val="true"/>
-        <w:overflowPunct w:val="false"/>
+        <w:overflowPunct w:val="true"/>
         <w:bidi w:val="0"/>
         <w:spacing w:before="0" w:after="0"/>
         <w:ind w:hanging="0" w:start="-540" w:end="-449"/>
@@ -6068,7 +5967,7 @@
         <w:pStyle w:val="Normal"/>
         <w:widowControl/>
         <w:suppressAutoHyphens w:val="true"/>
-        <w:overflowPunct w:val="false"/>
+        <w:overflowPunct w:val="true"/>
         <w:bidi w:val="0"/>
         <w:spacing w:before="0" w:after="0"/>
         <w:ind w:hanging="0" w:start="-540" w:end="-449"/>
@@ -6093,7 +5992,7 @@
         <w:pStyle w:val="Normal"/>
         <w:widowControl/>
         <w:suppressAutoHyphens w:val="true"/>
-        <w:overflowPunct w:val="false"/>
+        <w:overflowPunct w:val="true"/>
         <w:bidi w:val="0"/>
         <w:spacing w:before="0" w:after="0"/>
         <w:ind w:hanging="0" w:start="-540" w:end="-449"/>
@@ -6118,7 +6017,7 @@
         <w:pStyle w:val="Normal"/>
         <w:widowControl/>
         <w:suppressAutoHyphens w:val="true"/>
-        <w:overflowPunct w:val="false"/>
+        <w:overflowPunct w:val="true"/>
         <w:bidi w:val="0"/>
         <w:spacing w:before="0" w:after="0"/>
         <w:ind w:hanging="0" w:start="-540" w:end="-449"/>
@@ -6143,7 +6042,7 @@
         <w:pStyle w:val="Normal"/>
         <w:widowControl/>
         <w:suppressAutoHyphens w:val="true"/>
-        <w:overflowPunct w:val="false"/>
+        <w:overflowPunct w:val="true"/>
         <w:bidi w:val="0"/>
         <w:spacing w:before="0" w:after="0"/>
         <w:ind w:hanging="0" w:start="-540" w:end="-449"/>
@@ -6168,7 +6067,7 @@
         <w:pStyle w:val="Normal"/>
         <w:widowControl/>
         <w:suppressAutoHyphens w:val="true"/>
-        <w:overflowPunct w:val="false"/>
+        <w:overflowPunct w:val="true"/>
         <w:bidi w:val="0"/>
         <w:spacing w:before="0" w:after="0"/>
         <w:ind w:hanging="0" w:start="-540" w:end="-449"/>
@@ -6193,7 +6092,7 @@
         <w:pStyle w:val="Normal"/>
         <w:widowControl/>
         <w:suppressAutoHyphens w:val="true"/>
-        <w:overflowPunct w:val="false"/>
+        <w:overflowPunct w:val="true"/>
         <w:bidi w:val="0"/>
         <w:spacing w:before="0" w:after="0"/>
         <w:ind w:hanging="0" w:start="-540" w:end="-449"/>
@@ -6218,7 +6117,7 @@
         <w:pStyle w:val="Normal"/>
         <w:widowControl/>
         <w:suppressAutoHyphens w:val="true"/>
-        <w:overflowPunct w:val="false"/>
+        <w:overflowPunct w:val="true"/>
         <w:bidi w:val="0"/>
         <w:spacing w:before="0" w:after="0"/>
         <w:ind w:hanging="0" w:start="-540" w:end="-449"/>
@@ -6243,7 +6142,7 @@
         <w:pStyle w:val="Normal"/>
         <w:widowControl/>
         <w:suppressAutoHyphens w:val="true"/>
-        <w:overflowPunct w:val="false"/>
+        <w:overflowPunct w:val="true"/>
         <w:bidi w:val="0"/>
         <w:spacing w:before="0" w:after="0"/>
         <w:ind w:hanging="0" w:start="-540" w:end="-449"/>
@@ -6268,7 +6167,7 @@
         <w:pStyle w:val="Normal"/>
         <w:widowControl/>
         <w:suppressAutoHyphens w:val="true"/>
-        <w:overflowPunct w:val="false"/>
+        <w:overflowPunct w:val="true"/>
         <w:bidi w:val="0"/>
         <w:spacing w:before="0" w:after="0"/>
         <w:ind w:hanging="0" w:start="-540" w:end="-449"/>
@@ -6291,9 +6190,888 @@
     <w:p>
       <w:pPr>
         <w:pStyle w:val="Normal"/>
+        <w:ind w:hanging="0" w:start="-540" w:end="-449"/>
+        <w:rPr>
+          <w:rFonts w:ascii="Times New Roman" w:hAnsi="Times New Roman"/>
+          <w:sz w:val="30"/>
+          <w:szCs w:val="30"/>
+        </w:rPr>
+      </w:pPr>
+      <w:r>
+        <w:rPr>
+          <w:rFonts w:ascii="Times New Roman" w:hAnsi="Times New Roman"/>
+          <w:sz w:val="30"/>
+          <w:szCs w:val="30"/>
+        </w:rPr>
+        <w:t>Khi nào nên dùng Redux, khi nào chỉ cần Context + useReducer?</w:t>
+      </w:r>
+    </w:p>
+    <w:p>
+      <w:pPr>
+        <w:pStyle w:val="Normal"/>
+        <w:ind w:hanging="0" w:start="-540" w:end="-449"/>
+        <w:rPr>
+          <w:rFonts w:ascii="Times New Roman" w:hAnsi="Times New Roman"/>
+          <w:sz w:val="30"/>
+          <w:szCs w:val="30"/>
+        </w:rPr>
+      </w:pPr>
+      <w:r>
+        <w:rPr>
+          <w:rFonts w:ascii="Times New Roman" w:hAnsi="Times New Roman"/>
+          <w:sz w:val="30"/>
+          <w:szCs w:val="30"/>
+        </w:rPr>
+        <w:t>Redux Thunk và Redux Saga khác nhau cơ bản như thế nào?</w:t>
+      </w:r>
+    </w:p>
+    <w:p>
+      <w:pPr>
+        <w:pStyle w:val="Normal"/>
+        <w:ind w:hanging="0" w:start="-540" w:end="-449"/>
+        <w:rPr>
+          <w:rFonts w:ascii="Times New Roman" w:hAnsi="Times New Roman"/>
+          <w:b/>
+          <w:bCs/>
+          <w:color w:val="BF0041"/>
+          <w:sz w:val="30"/>
+          <w:szCs w:val="30"/>
+        </w:rPr>
+      </w:pPr>
+      <w:r>
+        <w:rPr>
+          <w:rFonts w:ascii="Times New Roman" w:hAnsi="Times New Roman"/>
+          <w:b/>
+          <w:bCs/>
+          <w:color w:val="BF0041"/>
+          <w:sz w:val="30"/>
+          <w:szCs w:val="30"/>
+        </w:rPr>
+        <w:t>X. Security</w:t>
+      </w:r>
+    </w:p>
+    <w:p>
+      <w:pPr>
+        <w:pStyle w:val="Normal"/>
+        <w:ind w:hanging="0" w:start="-540" w:end="-449"/>
+        <w:rPr>
+          <w:rFonts w:ascii="Times New Roman" w:hAnsi="Times New Roman"/>
+          <w:sz w:val="30"/>
+          <w:szCs w:val="30"/>
+        </w:rPr>
+      </w:pPr>
+      <w:r>
+        <w:rPr>
+          <w:rFonts w:ascii="Times New Roman" w:hAnsi="Times New Roman"/>
+          <w:sz w:val="30"/>
+          <w:szCs w:val="30"/>
+        </w:rPr>
+        <w:t>Authentication và Authorization khác nhau thế nào?</w:t>
+      </w:r>
+    </w:p>
+    <w:p>
+      <w:pPr>
+        <w:pStyle w:val="Normal"/>
+        <w:ind w:hanging="0" w:start="-540" w:end="-449"/>
+        <w:rPr>
+          <w:rFonts w:ascii="Times New Roman" w:hAnsi="Times New Roman"/>
+          <w:sz w:val="30"/>
+          <w:szCs w:val="30"/>
+        </w:rPr>
+      </w:pPr>
+      <w:r>
+        <w:rPr>
+          <w:rFonts w:ascii="Times New Roman" w:hAnsi="Times New Roman"/>
+          <w:sz w:val="30"/>
+          <w:szCs w:val="30"/>
+        </w:rPr>
+        <w:t>JWT là gì và nó hoạt động ra sao?</w:t>
+      </w:r>
+    </w:p>
+    <w:p>
+      <w:pPr>
+        <w:pStyle w:val="Normal"/>
+        <w:ind w:hanging="0" w:start="-540" w:end="-449"/>
+        <w:rPr>
+          <w:rFonts w:ascii="Times New Roman" w:hAnsi="Times New Roman"/>
+          <w:sz w:val="30"/>
+          <w:szCs w:val="30"/>
+        </w:rPr>
+      </w:pPr>
+      <w:r>
+        <w:rPr>
+          <w:rFonts w:ascii="Times New Roman" w:hAnsi="Times New Roman"/>
+          <w:sz w:val="30"/>
+          <w:szCs w:val="30"/>
+        </w:rPr>
+        <w:t>JWT gồm những phần nào (header, payload, signature)?</w:t>
+      </w:r>
+    </w:p>
+    <w:p>
+      <w:pPr>
+        <w:pStyle w:val="Normal"/>
+        <w:ind w:hanging="0" w:start="-540" w:end="-449"/>
+        <w:rPr>
+          <w:rFonts w:ascii="Times New Roman" w:hAnsi="Times New Roman"/>
+          <w:sz w:val="30"/>
+          <w:szCs w:val="30"/>
+        </w:rPr>
+      </w:pPr>
+      <w:r>
+        <w:rPr>
+          <w:rFonts w:ascii="Times New Roman" w:hAnsi="Times New Roman"/>
+          <w:sz w:val="30"/>
+          <w:szCs w:val="30"/>
+        </w:rPr>
+        <w:t>JWT có những rủi ro bảo mật nào?</w:t>
+      </w:r>
+    </w:p>
+    <w:p>
+      <w:pPr>
+        <w:pStyle w:val="Normal"/>
+        <w:ind w:hanging="0" w:start="-540" w:end="-449"/>
+        <w:rPr>
+          <w:rFonts w:ascii="Times New Roman" w:hAnsi="Times New Roman"/>
+          <w:sz w:val="30"/>
+          <w:szCs w:val="30"/>
+        </w:rPr>
+      </w:pPr>
+      <w:r>
+        <w:rPr>
+          <w:rFonts w:ascii="Times New Roman" w:hAnsi="Times New Roman"/>
+          <w:sz w:val="30"/>
+          <w:szCs w:val="30"/>
+        </w:rPr>
+        <w:t>Khi nào nên dùng JWT vs session-based authentication?</w:t>
+      </w:r>
+    </w:p>
+    <w:p>
+      <w:pPr>
+        <w:pStyle w:val="Normal"/>
+        <w:ind w:hanging="0" w:start="-540" w:end="-449"/>
+        <w:rPr>
+          <w:rFonts w:ascii="Times New Roman" w:hAnsi="Times New Roman"/>
+          <w:sz w:val="30"/>
+          <w:szCs w:val="30"/>
+        </w:rPr>
+      </w:pPr>
+      <w:r>
+        <w:rPr>
+          <w:rFonts w:ascii="Times New Roman" w:hAnsi="Times New Roman"/>
+          <w:sz w:val="30"/>
+          <w:szCs w:val="30"/>
+        </w:rPr>
+        <w:t>Access token và Refresh token khác nhau thế nào?</w:t>
+      </w:r>
+    </w:p>
+    <w:p>
+      <w:pPr>
+        <w:pStyle w:val="Normal"/>
+        <w:ind w:hanging="0" w:start="-540" w:end="-449"/>
+        <w:rPr>
+          <w:rFonts w:ascii="Times New Roman" w:hAnsi="Times New Roman"/>
+          <w:sz w:val="30"/>
+          <w:szCs w:val="30"/>
+        </w:rPr>
+      </w:pPr>
+      <w:r>
+        <w:rPr>
+          <w:rFonts w:ascii="Times New Roman" w:hAnsi="Times New Roman"/>
+          <w:sz w:val="30"/>
+          <w:szCs w:val="30"/>
+        </w:rPr>
+        <w:t>Tại sao access token nên có expiration time ngắn?</w:t>
+      </w:r>
+    </w:p>
+    <w:p>
+      <w:pPr>
+        <w:pStyle w:val="Normal"/>
+        <w:ind w:hanging="0" w:start="-540" w:end="-449"/>
+        <w:rPr>
+          <w:rFonts w:ascii="Times New Roman" w:hAnsi="Times New Roman"/>
+          <w:sz w:val="30"/>
+          <w:szCs w:val="30"/>
+        </w:rPr>
+      </w:pPr>
+      <w:r>
+        <w:rPr>
+          <w:rFonts w:ascii="Times New Roman" w:hAnsi="Times New Roman"/>
+          <w:sz w:val="30"/>
+          <w:szCs w:val="30"/>
+        </w:rPr>
+        <w:t>Làm sao revoke JWT khi user logout?</w:t>
+      </w:r>
+    </w:p>
+    <w:p>
+      <w:pPr>
+        <w:pStyle w:val="Normal"/>
+        <w:ind w:hanging="0" w:start="-540" w:end="-449"/>
+        <w:rPr>
+          <w:rFonts w:ascii="Times New Roman" w:hAnsi="Times New Roman"/>
+          <w:sz w:val="30"/>
+          <w:szCs w:val="30"/>
+        </w:rPr>
+      </w:pPr>
+      <w:r>
+        <w:rPr>
+          <w:rFonts w:ascii="Times New Roman" w:hAnsi="Times New Roman"/>
+          <w:sz w:val="30"/>
+          <w:szCs w:val="30"/>
+        </w:rPr>
+        <w:t>OAuth 2.0 là gì? Nó giải quyết vấn đề gì?</w:t>
+      </w:r>
+    </w:p>
+    <w:p>
+      <w:pPr>
+        <w:pStyle w:val="Normal"/>
+        <w:ind w:hanging="0" w:start="-540" w:end="-449"/>
+        <w:rPr>
+          <w:rFonts w:ascii="Times New Roman" w:hAnsi="Times New Roman"/>
+          <w:sz w:val="30"/>
+          <w:szCs w:val="30"/>
+        </w:rPr>
+      </w:pPr>
+      <w:r>
+        <w:rPr>
+          <w:rFonts w:ascii="Times New Roman" w:hAnsi="Times New Roman"/>
+          <w:sz w:val="30"/>
+          <w:szCs w:val="30"/>
+        </w:rPr>
+        <w:t>Các flow phổ biến của OAuth2 là gì?</w:t>
+      </w:r>
+    </w:p>
+    <w:p>
+      <w:pPr>
+        <w:pStyle w:val="Normal"/>
+        <w:ind w:hanging="0" w:start="-540" w:end="-449"/>
+        <w:rPr>
+          <w:rFonts w:ascii="Times New Roman" w:hAnsi="Times New Roman"/>
+          <w:sz w:val="30"/>
+          <w:szCs w:val="30"/>
+        </w:rPr>
+      </w:pPr>
+      <w:r>
+        <w:rPr>
+          <w:rFonts w:ascii="Times New Roman" w:hAnsi="Times New Roman"/>
+          <w:sz w:val="30"/>
+          <w:szCs w:val="30"/>
+        </w:rPr>
+        <w:t>OAuth2 vs OpenID Connect khác nhau thế nào?</w:t>
+      </w:r>
+    </w:p>
+    <w:p>
+      <w:pPr>
+        <w:pStyle w:val="Normal"/>
+        <w:ind w:hanging="0" w:start="-540" w:end="-449"/>
+        <w:rPr>
+          <w:rFonts w:ascii="Times New Roman" w:hAnsi="Times New Roman"/>
+          <w:sz w:val="30"/>
+          <w:szCs w:val="30"/>
+        </w:rPr>
+      </w:pPr>
+      <w:r>
+        <w:rPr>
+          <w:rFonts w:ascii="Times New Roman" w:hAnsi="Times New Roman"/>
+          <w:sz w:val="30"/>
+          <w:szCs w:val="30"/>
+        </w:rPr>
+        <w:t>Khi nào nên dùng API key authentication?</w:t>
+      </w:r>
+    </w:p>
+    <w:p>
+      <w:pPr>
+        <w:pStyle w:val="Normal"/>
+        <w:ind w:hanging="0" w:start="-540" w:end="-449"/>
+        <w:rPr>
+          <w:rFonts w:ascii="Times New Roman" w:hAnsi="Times New Roman"/>
+          <w:sz w:val="30"/>
+          <w:szCs w:val="30"/>
+        </w:rPr>
+      </w:pPr>
+      <w:r>
+        <w:rPr>
+          <w:rFonts w:ascii="Times New Roman" w:hAnsi="Times New Roman"/>
+          <w:sz w:val="30"/>
+          <w:szCs w:val="30"/>
+        </w:rPr>
+        <w:t>Rate limiting là gì và tại sao cần nó?</w:t>
+      </w:r>
+    </w:p>
+    <w:p>
+      <w:pPr>
+        <w:pStyle w:val="Normal"/>
+        <w:ind w:hanging="0" w:start="-540" w:end="-449"/>
+        <w:rPr>
+          <w:rFonts w:ascii="Times New Roman" w:hAnsi="Times New Roman"/>
+          <w:sz w:val="30"/>
+          <w:szCs w:val="30"/>
+        </w:rPr>
+      </w:pPr>
+      <w:r>
+        <w:rPr>
+          <w:rFonts w:ascii="Times New Roman" w:hAnsi="Times New Roman"/>
+          <w:sz w:val="30"/>
+          <w:szCs w:val="30"/>
+        </w:rPr>
+        <w:t>Các thuật toán rate limiting phổ biến là gì?</w:t>
+      </w:r>
+    </w:p>
+    <w:p>
+      <w:pPr>
+        <w:pStyle w:val="Normal"/>
+        <w:ind w:hanging="0" w:start="-540" w:end="-449"/>
+        <w:rPr>
+          <w:rFonts w:ascii="Times New Roman" w:hAnsi="Times New Roman"/>
+          <w:sz w:val="30"/>
+          <w:szCs w:val="30"/>
+        </w:rPr>
+      </w:pPr>
+      <w:r>
+        <w:rPr>
+          <w:rFonts w:ascii="Times New Roman" w:hAnsi="Times New Roman"/>
+          <w:sz w:val="30"/>
+          <w:szCs w:val="30"/>
+        </w:rPr>
+        <w:t>Rate limiting nên đặt ở API Gateway hay service level?</w:t>
+      </w:r>
+    </w:p>
+    <w:p>
+      <w:pPr>
+        <w:pStyle w:val="Normal"/>
+        <w:ind w:hanging="0" w:start="-540" w:end="-449"/>
+        <w:rPr>
+          <w:rFonts w:ascii="Times New Roman" w:hAnsi="Times New Roman"/>
+          <w:sz w:val="30"/>
+          <w:szCs w:val="30"/>
+        </w:rPr>
+      </w:pPr>
+      <w:r>
+        <w:rPr>
+          <w:rFonts w:ascii="Times New Roman" w:hAnsi="Times New Roman"/>
+          <w:sz w:val="30"/>
+          <w:szCs w:val="30"/>
+        </w:rPr>
+        <w:t>Throttling vs rate limiting khác nhau thế nào?</w:t>
+      </w:r>
+    </w:p>
+    <w:p>
+      <w:pPr>
+        <w:pStyle w:val="Normal"/>
+        <w:ind w:hanging="0" w:start="-540" w:end="-449"/>
+        <w:rPr>
+          <w:rFonts w:ascii="Times New Roman" w:hAnsi="Times New Roman"/>
+          <w:sz w:val="30"/>
+          <w:szCs w:val="30"/>
+        </w:rPr>
+      </w:pPr>
+      <w:r>
+        <w:rPr>
+          <w:rFonts w:ascii="Times New Roman" w:hAnsi="Times New Roman"/>
+          <w:sz w:val="30"/>
+          <w:szCs w:val="30"/>
+        </w:rPr>
+        <w:t>Blacklist và Whitelist là gì?</w:t>
+      </w:r>
+    </w:p>
+    <w:p>
+      <w:pPr>
+        <w:pStyle w:val="Normal"/>
+        <w:ind w:hanging="0" w:start="-540" w:end="-449"/>
+        <w:rPr>
+          <w:rFonts w:ascii="Times New Roman" w:hAnsi="Times New Roman"/>
+          <w:sz w:val="30"/>
+          <w:szCs w:val="30"/>
+        </w:rPr>
+      </w:pPr>
+      <w:r>
+        <w:rPr>
+          <w:rFonts w:ascii="Times New Roman" w:hAnsi="Times New Roman"/>
+          <w:sz w:val="30"/>
+          <w:szCs w:val="30"/>
+        </w:rPr>
+        <w:t>Khi nào nên dùng IP whitelist?</w:t>
+      </w:r>
+    </w:p>
+    <w:p>
+      <w:pPr>
+        <w:pStyle w:val="Normal"/>
+        <w:ind w:hanging="0" w:start="-540" w:end="-449"/>
+        <w:rPr>
+          <w:rFonts w:ascii="Times New Roman" w:hAnsi="Times New Roman"/>
+          <w:sz w:val="30"/>
+          <w:szCs w:val="30"/>
+        </w:rPr>
+      </w:pPr>
+      <w:r>
+        <w:rPr>
+          <w:rFonts w:ascii="Times New Roman" w:hAnsi="Times New Roman"/>
+          <w:sz w:val="30"/>
+          <w:szCs w:val="30"/>
+        </w:rPr>
+        <w:t>Làm sao bảo vệ API khỏi brute-force attack?</w:t>
+      </w:r>
+    </w:p>
+    <w:p>
+      <w:pPr>
+        <w:pStyle w:val="Normal"/>
+        <w:ind w:hanging="0" w:start="-540" w:end="-449"/>
+        <w:rPr>
+          <w:rFonts w:ascii="Times New Roman" w:hAnsi="Times New Roman"/>
+          <w:sz w:val="30"/>
+          <w:szCs w:val="30"/>
+        </w:rPr>
+      </w:pPr>
+      <w:r>
+        <w:rPr>
+          <w:rFonts w:ascii="Times New Roman" w:hAnsi="Times New Roman"/>
+          <w:sz w:val="30"/>
+          <w:szCs w:val="30"/>
+        </w:rPr>
+        <w:t>Làm sao bảo vệ API khỏi credential stuffing?</w:t>
+      </w:r>
+    </w:p>
+    <w:p>
+      <w:pPr>
+        <w:pStyle w:val="Normal"/>
+        <w:ind w:hanging="0" w:start="-540" w:end="-449"/>
+        <w:rPr>
+          <w:rFonts w:ascii="Times New Roman" w:hAnsi="Times New Roman"/>
+          <w:sz w:val="30"/>
+          <w:szCs w:val="30"/>
+        </w:rPr>
+      </w:pPr>
+      <w:r>
+        <w:rPr>
+          <w:rFonts w:ascii="Times New Roman" w:hAnsi="Times New Roman"/>
+          <w:sz w:val="30"/>
+          <w:szCs w:val="30"/>
+        </w:rPr>
+        <w:t>SQL Injection là gì và cách phòng tránh?</w:t>
+      </w:r>
+    </w:p>
+    <w:p>
+      <w:pPr>
+        <w:pStyle w:val="Normal"/>
+        <w:ind w:hanging="0" w:start="-540" w:end="-449"/>
+        <w:rPr>
+          <w:rFonts w:ascii="Times New Roman" w:hAnsi="Times New Roman"/>
+          <w:sz w:val="30"/>
+          <w:szCs w:val="30"/>
+        </w:rPr>
+      </w:pPr>
+      <w:r>
+        <w:rPr>
+          <w:rFonts w:ascii="Times New Roman" w:hAnsi="Times New Roman"/>
+          <w:sz w:val="30"/>
+          <w:szCs w:val="30"/>
+        </w:rPr>
+        <w:t>XSS (Cross-site scripting) là gì?</w:t>
+      </w:r>
+    </w:p>
+    <w:p>
+      <w:pPr>
+        <w:pStyle w:val="Normal"/>
+        <w:ind w:hanging="0" w:start="-540" w:end="-449"/>
+        <w:rPr>
+          <w:rFonts w:ascii="Times New Roman" w:hAnsi="Times New Roman"/>
+          <w:sz w:val="30"/>
+          <w:szCs w:val="30"/>
+        </w:rPr>
+      </w:pPr>
+      <w:r>
+        <w:rPr>
+          <w:rFonts w:ascii="Times New Roman" w:hAnsi="Times New Roman"/>
+          <w:sz w:val="30"/>
+          <w:szCs w:val="30"/>
+        </w:rPr>
+        <w:t>CSRF attack là gì và cách phòng tránh?</w:t>
+      </w:r>
+    </w:p>
+    <w:p>
+      <w:pPr>
+        <w:pStyle w:val="Normal"/>
+        <w:ind w:hanging="0" w:start="-540" w:end="-449"/>
+        <w:rPr>
+          <w:rFonts w:ascii="Times New Roman" w:hAnsi="Times New Roman"/>
+          <w:sz w:val="30"/>
+          <w:szCs w:val="30"/>
+        </w:rPr>
+      </w:pPr>
+      <w:r>
+        <w:rPr>
+          <w:rFonts w:ascii="Times New Roman" w:hAnsi="Times New Roman"/>
+          <w:sz w:val="30"/>
+          <w:szCs w:val="30"/>
+        </w:rPr>
+        <w:t>Tại sao cần HTTPS / TLS cho API?</w:t>
+      </w:r>
+    </w:p>
+    <w:p>
+      <w:pPr>
+        <w:pStyle w:val="Normal"/>
+        <w:ind w:hanging="0" w:start="-540" w:end="-449"/>
+        <w:rPr>
+          <w:rFonts w:ascii="Times New Roman" w:hAnsi="Times New Roman"/>
+          <w:sz w:val="30"/>
+          <w:szCs w:val="30"/>
+        </w:rPr>
+      </w:pPr>
+      <w:r>
+        <w:rPr>
+          <w:rFonts w:ascii="Times New Roman" w:hAnsi="Times New Roman"/>
+          <w:sz w:val="30"/>
+          <w:szCs w:val="30"/>
+        </w:rPr>
+        <w:t>CORS là gì và tại sao cần nó?</w:t>
+      </w:r>
+    </w:p>
+    <w:p>
+      <w:pPr>
+        <w:pStyle w:val="Normal"/>
+        <w:ind w:hanging="0" w:start="-540" w:end="-449"/>
+        <w:rPr>
+          <w:rFonts w:ascii="Times New Roman" w:hAnsi="Times New Roman"/>
+          <w:sz w:val="30"/>
+          <w:szCs w:val="30"/>
+        </w:rPr>
+      </w:pPr>
+      <w:r>
+        <w:rPr>
+          <w:rFonts w:ascii="Times New Roman" w:hAnsi="Times New Roman"/>
+          <w:sz w:val="30"/>
+          <w:szCs w:val="30"/>
+        </w:rPr>
+        <w:t>SameSite cookie giúp chống CSRF như thế nào?</w:t>
+      </w:r>
+    </w:p>
+    <w:p>
+      <w:pPr>
+        <w:pStyle w:val="Normal"/>
+        <w:ind w:hanging="0" w:start="-540" w:end="-449"/>
+        <w:rPr>
+          <w:rFonts w:ascii="Times New Roman" w:hAnsi="Times New Roman"/>
+          <w:sz w:val="30"/>
+          <w:szCs w:val="30"/>
+        </w:rPr>
+      </w:pPr>
+      <w:r>
+        <w:rPr>
+          <w:rFonts w:ascii="Times New Roman" w:hAnsi="Times New Roman"/>
+          <w:sz w:val="30"/>
+          <w:szCs w:val="30"/>
+        </w:rPr>
+        <w:t>Tại sao JWT không nên chứa dữ liệu nhạy cảm?</w:t>
+      </w:r>
+    </w:p>
+    <w:p>
+      <w:pPr>
+        <w:pStyle w:val="Normal"/>
+        <w:ind w:hanging="0" w:start="-540" w:end="-449"/>
+        <w:rPr>
+          <w:rFonts w:ascii="Times New Roman" w:hAnsi="Times New Roman"/>
+          <w:sz w:val="30"/>
+          <w:szCs w:val="30"/>
+        </w:rPr>
+      </w:pPr>
+      <w:r>
+        <w:rPr>
+          <w:rFonts w:ascii="Times New Roman" w:hAnsi="Times New Roman"/>
+          <w:sz w:val="30"/>
+          <w:szCs w:val="30"/>
+        </w:rPr>
+        <w:t>JWT nên lưu ở đâu? Cookie vs LocalStorage</w:t>
+      </w:r>
+    </w:p>
+    <w:p>
+      <w:pPr>
+        <w:pStyle w:val="Normal"/>
+        <w:ind w:hanging="0" w:start="-540" w:end="-449"/>
+        <w:rPr>
+          <w:rFonts w:ascii="Times New Roman" w:hAnsi="Times New Roman"/>
+          <w:sz w:val="30"/>
+          <w:szCs w:val="30"/>
+        </w:rPr>
+      </w:pPr>
+      <w:r>
+        <w:rPr>
+          <w:rFonts w:ascii="Times New Roman" w:hAnsi="Times New Roman"/>
+          <w:sz w:val="30"/>
+          <w:szCs w:val="30"/>
+        </w:rPr>
+        <w:t>Tại sao refresh token nên lưu an toàn hơn access token?</w:t>
+      </w:r>
+    </w:p>
+    <w:p>
+      <w:pPr>
+        <w:pStyle w:val="Normal"/>
+        <w:ind w:hanging="0" w:start="-540" w:end="-449"/>
+        <w:rPr>
+          <w:rFonts w:ascii="Times New Roman" w:hAnsi="Times New Roman"/>
+          <w:sz w:val="30"/>
+          <w:szCs w:val="30"/>
+        </w:rPr>
+      </w:pPr>
+      <w:r>
+        <w:rPr>
+          <w:rFonts w:ascii="Times New Roman" w:hAnsi="Times New Roman"/>
+          <w:sz w:val="30"/>
+          <w:szCs w:val="30"/>
+        </w:rPr>
+        <w:t>Token rotation là gì?</w:t>
+      </w:r>
+    </w:p>
+    <w:p>
+      <w:pPr>
+        <w:pStyle w:val="Normal"/>
+        <w:ind w:hanging="0" w:start="-540" w:end="-449"/>
+        <w:rPr>
+          <w:rFonts w:ascii="Times New Roman" w:hAnsi="Times New Roman"/>
+          <w:sz w:val="30"/>
+          <w:szCs w:val="30"/>
+        </w:rPr>
+      </w:pPr>
+      <w:r>
+        <w:rPr>
+          <w:rFonts w:ascii="Times New Roman" w:hAnsi="Times New Roman"/>
+          <w:sz w:val="30"/>
+          <w:szCs w:val="30"/>
+        </w:rPr>
+        <w:t>Làm sao phát hiện token replay attack?</w:t>
+      </w:r>
+    </w:p>
+    <w:p>
+      <w:pPr>
+        <w:pStyle w:val="Normal"/>
+        <w:ind w:hanging="0" w:start="-540" w:end="-449"/>
+        <w:rPr>
+          <w:rFonts w:ascii="Times New Roman" w:hAnsi="Times New Roman"/>
+          <w:sz w:val="30"/>
+          <w:szCs w:val="30"/>
+        </w:rPr>
+      </w:pPr>
+      <w:r>
+        <w:rPr>
+          <w:rFonts w:ascii="Times New Roman" w:hAnsi="Times New Roman"/>
+          <w:sz w:val="30"/>
+          <w:szCs w:val="30"/>
+        </w:rPr>
+        <w:t>Làm sao authenticate giữa các microservices?</w:t>
+      </w:r>
+    </w:p>
+    <w:p>
+      <w:pPr>
+        <w:pStyle w:val="Normal"/>
+        <w:ind w:hanging="0" w:start="-540" w:end="-449"/>
+        <w:rPr>
+          <w:rFonts w:ascii="Times New Roman" w:hAnsi="Times New Roman"/>
+          <w:sz w:val="30"/>
+          <w:szCs w:val="30"/>
+        </w:rPr>
+      </w:pPr>
+      <w:r>
+        <w:rPr>
+          <w:rFonts w:ascii="Times New Roman" w:hAnsi="Times New Roman"/>
+          <w:sz w:val="30"/>
+          <w:szCs w:val="30"/>
+        </w:rPr>
+        <w:t>mTLS (mutual TLS) là gì?</w:t>
+      </w:r>
+    </w:p>
+    <w:p>
+      <w:pPr>
+        <w:pStyle w:val="Normal"/>
+        <w:ind w:hanging="0" w:start="-540" w:end="-449"/>
+        <w:rPr>
+          <w:rFonts w:ascii="Times New Roman" w:hAnsi="Times New Roman"/>
+          <w:sz w:val="30"/>
+          <w:szCs w:val="30"/>
+        </w:rPr>
+      </w:pPr>
+      <w:r>
+        <w:rPr>
+          <w:rFonts w:ascii="Times New Roman" w:hAnsi="Times New Roman"/>
+          <w:sz w:val="30"/>
+          <w:szCs w:val="30"/>
+        </w:rPr>
+        <w:t>Service mesh giúp bảo mật microservices như thế nào?</w:t>
+      </w:r>
+    </w:p>
+    <w:p>
+      <w:pPr>
+        <w:pStyle w:val="Normal"/>
+        <w:ind w:hanging="0" w:start="-540" w:end="-449"/>
+        <w:rPr>
+          <w:rFonts w:ascii="Times New Roman" w:hAnsi="Times New Roman"/>
+          <w:sz w:val="30"/>
+          <w:szCs w:val="30"/>
+        </w:rPr>
+      </w:pPr>
+      <w:r>
+        <w:rPr>
+          <w:rFonts w:ascii="Times New Roman" w:hAnsi="Times New Roman"/>
+          <w:sz w:val="30"/>
+          <w:szCs w:val="30"/>
+        </w:rPr>
+        <w:t>Secret management nên làm thế nào trong production?</w:t>
+      </w:r>
+    </w:p>
+    <w:p>
+      <w:pPr>
+        <w:pStyle w:val="Normal"/>
+        <w:ind w:hanging="0" w:start="-540" w:end="-449"/>
+        <w:rPr>
+          <w:rFonts w:ascii="Times New Roman" w:hAnsi="Times New Roman"/>
+          <w:sz w:val="30"/>
+          <w:szCs w:val="30"/>
+        </w:rPr>
+      </w:pPr>
+      <w:r>
+        <w:rPr>
+          <w:rFonts w:ascii="Times New Roman" w:hAnsi="Times New Roman"/>
+          <w:sz w:val="30"/>
+          <w:szCs w:val="30"/>
+        </w:rPr>
+        <w:t>Tại sao không nên lưu secret trong source code?</w:t>
+      </w:r>
+    </w:p>
+    <w:p>
+      <w:pPr>
+        <w:pStyle w:val="Normal"/>
+        <w:ind w:hanging="0" w:start="-540" w:end="-449"/>
+        <w:rPr>
+          <w:rFonts w:ascii="Times New Roman" w:hAnsi="Times New Roman"/>
+          <w:sz w:val="30"/>
+          <w:szCs w:val="30"/>
+        </w:rPr>
+      </w:pPr>
+      <w:r>
+        <w:rPr>
+          <w:rFonts w:ascii="Times New Roman" w:hAnsi="Times New Roman"/>
+          <w:sz w:val="30"/>
+          <w:szCs w:val="30"/>
+        </w:rPr>
+        <w:t>IAM role vs IAM user trong AWS khác nhau thế nào?</w:t>
+      </w:r>
+    </w:p>
+    <w:p>
+      <w:pPr>
+        <w:pStyle w:val="Normal"/>
+        <w:ind w:hanging="0" w:start="-540" w:end="-449"/>
+        <w:rPr>
+          <w:rFonts w:ascii="Times New Roman" w:hAnsi="Times New Roman"/>
+          <w:sz w:val="30"/>
+          <w:szCs w:val="30"/>
+        </w:rPr>
+      </w:pPr>
+      <w:r>
+        <w:rPr>
+          <w:rFonts w:ascii="Times New Roman" w:hAnsi="Times New Roman"/>
+          <w:sz w:val="30"/>
+          <w:szCs w:val="30"/>
+        </w:rPr>
+        <w:t>Principle of least privilege là gì?</w:t>
+      </w:r>
+    </w:p>
+    <w:p>
+      <w:pPr>
+        <w:pStyle w:val="Normal"/>
+        <w:ind w:hanging="0" w:start="-540" w:end="-449"/>
+        <w:rPr>
+          <w:rFonts w:ascii="Times New Roman" w:hAnsi="Times New Roman"/>
+          <w:sz w:val="30"/>
+          <w:szCs w:val="30"/>
+        </w:rPr>
+      </w:pPr>
+      <w:r>
+        <w:rPr>
+          <w:rFonts w:ascii="Times New Roman" w:hAnsi="Times New Roman"/>
+          <w:sz w:val="30"/>
+          <w:szCs w:val="30"/>
+        </w:rPr>
+        <w:t>Làm sao quản lý secrets trong Kubernetes?</w:t>
+      </w:r>
+    </w:p>
+    <w:p>
+      <w:pPr>
+        <w:pStyle w:val="Normal"/>
+        <w:ind w:hanging="0" w:start="-540" w:end="-449"/>
+        <w:rPr>
+          <w:rFonts w:ascii="Times New Roman" w:hAnsi="Times New Roman"/>
+          <w:sz w:val="30"/>
+          <w:szCs w:val="30"/>
+        </w:rPr>
+      </w:pPr>
+      <w:r>
+        <w:rPr>
+          <w:rFonts w:ascii="Times New Roman" w:hAnsi="Times New Roman"/>
+          <w:sz w:val="30"/>
+          <w:szCs w:val="30"/>
+        </w:rPr>
+        <w:t>Tại sao cần network policies trong Kubernetes?</w:t>
+      </w:r>
+    </w:p>
+    <w:p>
+      <w:pPr>
+        <w:pStyle w:val="Normal"/>
+        <w:ind w:hanging="0" w:start="-540" w:end="-449"/>
+        <w:rPr>
+          <w:rFonts w:ascii="Times New Roman" w:hAnsi="Times New Roman"/>
+          <w:sz w:val="30"/>
+          <w:szCs w:val="30"/>
+        </w:rPr>
+      </w:pPr>
+      <w:r>
+        <w:rPr>
+          <w:rFonts w:ascii="Times New Roman" w:hAnsi="Times New Roman"/>
+          <w:sz w:val="30"/>
+          <w:szCs w:val="30"/>
+        </w:rPr>
+        <w:t>AWS Security Group vs NACL khác nhau thế nào?</w:t>
+      </w:r>
+    </w:p>
+    <w:p>
+      <w:pPr>
+        <w:pStyle w:val="Normal"/>
+        <w:ind w:hanging="0" w:start="-540" w:end="-449"/>
+        <w:rPr>
+          <w:rFonts w:ascii="Times New Roman" w:hAnsi="Times New Roman"/>
+          <w:sz w:val="30"/>
+          <w:szCs w:val="30"/>
+        </w:rPr>
+      </w:pPr>
+      <w:r>
+        <w:rPr>
+          <w:rFonts w:ascii="Times New Roman" w:hAnsi="Times New Roman"/>
+          <w:sz w:val="30"/>
+          <w:szCs w:val="30"/>
+        </w:rPr>
+        <w:t>Làm sao bảo vệ S3 bucket khỏi public access?</w:t>
+      </w:r>
+    </w:p>
+    <w:p>
+      <w:pPr>
+        <w:pStyle w:val="Normal"/>
+        <w:ind w:hanging="0" w:start="-540" w:end="-449"/>
+        <w:rPr>
+          <w:rFonts w:ascii="Times New Roman" w:hAnsi="Times New Roman"/>
+          <w:sz w:val="30"/>
+          <w:szCs w:val="30"/>
+        </w:rPr>
+      </w:pPr>
+      <w:r>
+        <w:rPr>
+          <w:rFonts w:ascii="Times New Roman" w:hAnsi="Times New Roman"/>
+          <w:sz w:val="30"/>
+          <w:szCs w:val="30"/>
+        </w:rPr>
+      </w:r>
+    </w:p>
+    <w:p>
+      <w:pPr>
+        <w:pStyle w:val="Normal"/>
         <w:widowControl/>
         <w:suppressAutoHyphens w:val="true"/>
-        <w:overflowPunct w:val="false"/>
+        <w:overflowPunct w:val="true"/>
         <w:bidi w:val="0"/>
         <w:spacing w:before="0" w:after="0"/>
         <w:ind w:hanging="0" w:start="-540" w:end="-449"/>
@@ -6307,10 +7085,13 @@
       <w:r>
         <w:rPr>
           <w:rFonts w:ascii="Times New Roman" w:hAnsi="Times New Roman"/>
-          <w:sz w:val="30"/>
-          <w:szCs w:val="30"/>
-        </w:rPr>
-        <w:t>Khi nào nên dùng Redux, khi nào chỉ cần Context + useReducer?</w:t>
+          <w:b/>
+          <w:bCs/>
+          <w:color w:val="BF0041"/>
+          <w:sz w:val="30"/>
+          <w:szCs w:val="30"/>
+        </w:rPr>
+        <w:t>INTERVIEW</w:t>
       </w:r>
     </w:p>
     <w:p>
@@ -6318,7 +7099,7 @@
         <w:pStyle w:val="Normal"/>
         <w:widowControl/>
         <w:suppressAutoHyphens w:val="true"/>
-        <w:overflowPunct w:val="false"/>
+        <w:overflowPunct w:val="true"/>
         <w:bidi w:val="0"/>
         <w:spacing w:before="0" w:after="0"/>
         <w:ind w:hanging="0" w:start="-540" w:end="-449"/>
@@ -6329,13 +7110,165 @@
           <w:szCs w:val="30"/>
         </w:rPr>
       </w:pPr>
-      <w:r>
-        <w:rPr>
-          <w:rFonts w:ascii="Times New Roman" w:hAnsi="Times New Roman"/>
-          <w:sz w:val="30"/>
-          <w:szCs w:val="30"/>
-        </w:rPr>
-        <w:t>Redux Thunk và Redux Saga khác nhau cơ bản như thế nào?</w:t>
+      <w:bookmarkStart w:id="0" w:name="CT_-_Introduce"/>
+      <w:r>
+        <w:rPr>
+          <w:rFonts w:ascii="Times New Roman" w:hAnsi="Times New Roman"/>
+          <w:b/>
+          <w:bCs/>
+          <w:color w:val="3465A4"/>
+          <w:sz w:val="30"/>
+          <w:szCs w:val="30"/>
+        </w:rPr>
+        <w:t>Introduce</w:t>
+      </w:r>
+      <w:bookmarkEnd w:id="0"/>
+    </w:p>
+    <w:p>
+      <w:pPr>
+        <w:pStyle w:val="Normal"/>
+        <w:ind w:hanging="0" w:start="-540" w:end="-449"/>
+        <w:rPr>
+          <w:rFonts w:ascii="Times New Roman" w:hAnsi="Times New Roman"/>
+          <w:sz w:val="30"/>
+          <w:szCs w:val="30"/>
+        </w:rPr>
+      </w:pPr>
+      <w:r>
+        <w:rPr>
+          <w:rFonts w:ascii="Times New Roman" w:hAnsi="Times New Roman"/>
+          <w:sz w:val="30"/>
+          <w:szCs w:val="30"/>
+        </w:rPr>
+        <w:t>[EN] Hello, I’m Khoi Nguyen. I’m a Fullstack Developer with over five years of experience, and most of my work has focused on backend development.</w:t>
+      </w:r>
+    </w:p>
+    <w:p>
+      <w:pPr>
+        <w:pStyle w:val="Normal"/>
+        <w:ind w:hanging="0" w:start="-540" w:end="-449"/>
+        <w:rPr/>
+      </w:pPr>
+      <w:r>
+        <w:rPr>
+          <w:rFonts w:ascii="Times New Roman" w:hAnsi="Times New Roman"/>
+          <w:sz w:val="30"/>
+          <w:szCs w:val="30"/>
+        </w:rPr>
+        <w:t>I mainly work with Python and Golang. I’ve worked on both monolithic and microservices systems, including backend services that need to handle growing traffic. I also have experience with AWS services like EC2, Lambda, SNS, and SQS. I’m familiar with Docker and CI/CD, so I can support deployment and basic system operations when needed.</w:t>
+      </w:r>
+    </w:p>
+    <w:p>
+      <w:pPr>
+        <w:pStyle w:val="Normal"/>
+        <w:ind w:hanging="0" w:start="-540" w:end="-449"/>
+        <w:rPr>
+          <w:rFonts w:ascii="Times New Roman" w:hAnsi="Times New Roman"/>
+          <w:sz w:val="30"/>
+          <w:szCs w:val="30"/>
+        </w:rPr>
+      </w:pPr>
+      <w:r>
+        <w:rPr>
+          <w:rFonts w:ascii="Times New Roman" w:hAnsi="Times New Roman"/>
+          <w:sz w:val="30"/>
+          <w:szCs w:val="30"/>
+        </w:rPr>
+        <w:t>On the frontend side, I mainly use React. Even though frontend is not my main focus, working as a fullstack developer helps me understand how the whole system works and makes it easier to work with other team members.</w:t>
+      </w:r>
+    </w:p>
+    <w:p>
+      <w:pPr>
+        <w:pStyle w:val="Normal"/>
+        <w:ind w:hanging="0" w:start="-540" w:end="-449"/>
+        <w:rPr>
+          <w:rFonts w:ascii="Times New Roman" w:hAnsi="Times New Roman"/>
+          <w:sz w:val="30"/>
+          <w:szCs w:val="30"/>
+        </w:rPr>
+      </w:pPr>
+      <w:r>
+        <w:rPr>
+          <w:rFonts w:ascii="Times New Roman" w:hAnsi="Times New Roman"/>
+          <w:sz w:val="30"/>
+          <w:szCs w:val="30"/>
+        </w:rPr>
+        <w:t>In previous projects, I developed new features, improved and cleaned up APIs, optimized database queries, and worked with clients or third-party teams for integration tasks. I enjoy solving technical problems and improving system stability and performance step by step.</w:t>
+      </w:r>
+    </w:p>
+    <w:p>
+      <w:pPr>
+        <w:pStyle w:val="Normal"/>
+        <w:ind w:hanging="0" w:start="-540" w:end="-449"/>
+        <w:rPr>
+          <w:rFonts w:ascii="Times New Roman" w:hAnsi="Times New Roman"/>
+          <w:sz w:val="30"/>
+          <w:szCs w:val="30"/>
+        </w:rPr>
+      </w:pPr>
+      <w:r>
+        <w:rPr>
+          <w:rFonts w:ascii="Times New Roman" w:hAnsi="Times New Roman"/>
+          <w:sz w:val="30"/>
+          <w:szCs w:val="30"/>
+        </w:rPr>
+        <w:t>Currently, I’m looking for a new environment where I can continue learning and growing as a backend or fullstack engineer, especially in projects that build scalable systems and AI integration—one of the most powerful and defining technologies today.</w:t>
+      </w:r>
+    </w:p>
+    <w:p>
+      <w:pPr>
+        <w:pStyle w:val="Normal"/>
+        <w:ind w:hanging="0" w:start="-540" w:end="-449"/>
+        <w:rPr>
+          <w:rFonts w:ascii="Times New Roman" w:hAnsi="Times New Roman"/>
+          <w:sz w:val="30"/>
+          <w:szCs w:val="30"/>
+        </w:rPr>
+      </w:pPr>
+      <w:r>
+        <w:rPr>
+          <w:rFonts w:ascii="Times New Roman" w:hAnsi="Times New Roman"/>
+          <w:sz w:val="30"/>
+          <w:szCs w:val="30"/>
+        </w:rPr>
+      </w:r>
+    </w:p>
+    <w:p>
+      <w:pPr>
+        <w:pStyle w:val="Normal"/>
+        <w:ind w:hanging="0" w:start="-540" w:end="-449"/>
+        <w:rPr>
+          <w:rFonts w:ascii="Times New Roman" w:hAnsi="Times New Roman"/>
+          <w:sz w:val="30"/>
+          <w:szCs w:val="30"/>
+        </w:rPr>
+      </w:pPr>
+      <w:r>
+        <w:rPr>
+          <w:rFonts w:ascii="Times New Roman" w:hAnsi="Times New Roman"/>
+          <w:sz w:val="30"/>
+          <w:szCs w:val="30"/>
+        </w:rPr>
+        <w:t>[VN] Chào anh/chị, em là Khôi Nguyễn. Em là Fullstack Developer với hơn 5 năm kinh nghiệm, trong đó em làm backend nhiều hơn.</w:t>
+      </w:r>
+    </w:p>
+    <w:p>
+      <w:pPr>
+        <w:pStyle w:val="Normal"/>
+        <w:ind w:hanging="0" w:start="-540" w:end="-449"/>
+        <w:rPr>
+          <w:rFonts w:ascii="Times New Roman" w:hAnsi="Times New Roman"/>
+          <w:sz w:val="30"/>
+          <w:szCs w:val="30"/>
+        </w:rPr>
+      </w:pPr>
+      <w:r>
+        <w:rPr>
+          <w:rFonts w:ascii="Times New Roman" w:hAnsi="Times New Roman"/>
+          <w:sz w:val="30"/>
+          <w:szCs w:val="30"/>
+        </w:rPr>
+        <w:t>Em làm việc chủ yếu với Python và Golang. Em đã tham gia phát triển cả hệ thống monolith và microservices, trong đó có các hệ thống cần khả năng mở rộng. Em cũng có kinh nghiệm làm việc với các dịch vụ AWS như EC2, Lambda, SNS và SQS. Ngoài ra, em quen với Docker và quy trình CI/CD nên có thể tham gia vào việc triển khai và vận hành hệ thống khi cần.</w:t>
       </w:r>
     </w:p>
     <w:p>
@@ -6343,7 +7276,7 @@
         <w:pStyle w:val="Normal"/>
         <w:widowControl/>
         <w:suppressAutoHyphens w:val="true"/>
-        <w:overflowPunct w:val="false"/>
+        <w:overflowPunct w:val="true"/>
         <w:bidi w:val="0"/>
         <w:spacing w:before="0" w:after="0"/>
         <w:ind w:hanging="0" w:start="-540" w:end="-449"/>
@@ -6360,6 +7293,7 @@
           <w:sz w:val="30"/>
           <w:szCs w:val="30"/>
         </w:rPr>
+        <w:t>Về frontend, em sử dụng React là chính. Dù không tập trung hoàn toàn vào frontend, nhưng nhờ làm fullstack nên em hiểu được luồng xử lý tổng thể của hệ thống và phối hợp với các thành viên khác trong team thuận lợi hơn.</w:t>
       </w:r>
     </w:p>
     <w:p>
@@ -6367,7 +7301,7 @@
         <w:pStyle w:val="Normal"/>
         <w:widowControl/>
         <w:suppressAutoHyphens w:val="true"/>
-        <w:overflowPunct w:val="false"/>
+        <w:overflowPunct w:val="true"/>
         <w:bidi w:val="0"/>
         <w:spacing w:before="0" w:after="0"/>
         <w:ind w:hanging="0" w:start="-540" w:end="-449"/>
@@ -6381,13 +7315,10 @@
       <w:r>
         <w:rPr>
           <w:rFonts w:ascii="Times New Roman" w:hAnsi="Times New Roman"/>
-          <w:b/>
-          <w:bCs/>
-          <w:color w:val="BF0041"/>
-          <w:sz w:val="30"/>
-          <w:szCs w:val="30"/>
-        </w:rPr>
-        <w:t>INTERVIEW</w:t>
+          <w:sz w:val="30"/>
+          <w:szCs w:val="30"/>
+        </w:rPr>
+        <w:t>Trong các dự án trước, em tham gia phát triển tính năng mới, chỉnh sửa và cải thiện API, tối ưu truy vấn database, cũng như trao đổi với khách hàng hoặc bên thứ ba khi có yêu cầu tích hợp. Em thích xử lý các vấn đề kỹ thuật và cải thiện dần chất lượng hệ thống qua từng giai đoạn.</w:t>
       </w:r>
     </w:p>
     <w:p>
@@ -6395,7 +7326,7 @@
         <w:pStyle w:val="Normal"/>
         <w:widowControl/>
         <w:suppressAutoHyphens w:val="true"/>
-        <w:overflowPunct w:val="false"/>
+        <w:overflowPunct w:val="true"/>
         <w:bidi w:val="0"/>
         <w:spacing w:before="0" w:after="0"/>
         <w:ind w:hanging="0" w:start="-540" w:end="-449"/>
@@ -6406,165 +7337,13 @@
           <w:szCs w:val="30"/>
         </w:rPr>
       </w:pPr>
-      <w:bookmarkStart w:id="0" w:name="CT_-_Introduce"/>
-      <w:r>
-        <w:rPr>
-          <w:rFonts w:ascii="Times New Roman" w:hAnsi="Times New Roman"/>
-          <w:b/>
-          <w:bCs/>
-          <w:color w:val="3465A4"/>
-          <w:sz w:val="30"/>
-          <w:szCs w:val="30"/>
-        </w:rPr>
-        <w:t>Introduce</w:t>
-      </w:r>
-      <w:bookmarkEnd w:id="0"/>
-    </w:p>
-    <w:p>
-      <w:pPr>
-        <w:pStyle w:val="Normal"/>
-        <w:ind w:hanging="0" w:start="-540" w:end="-449"/>
-        <w:rPr>
-          <w:rFonts w:ascii="Times New Roman" w:hAnsi="Times New Roman"/>
-          <w:sz w:val="30"/>
-          <w:szCs w:val="30"/>
-        </w:rPr>
-      </w:pPr>
-      <w:r>
-        <w:rPr>
-          <w:rFonts w:ascii="Times New Roman" w:hAnsi="Times New Roman"/>
-          <w:sz w:val="30"/>
-          <w:szCs w:val="30"/>
-        </w:rPr>
-        <w:t>[EN] Hello, I’m Khoi Nguyen. I’m a Fullstack Developer with over five years of experience, and most of my work has focused on backend development.</w:t>
-      </w:r>
-    </w:p>
-    <w:p>
-      <w:pPr>
-        <w:pStyle w:val="Normal"/>
-        <w:ind w:hanging="0" w:start="-540" w:end="-449"/>
-        <w:rPr/>
-      </w:pPr>
-      <w:r>
-        <w:rPr>
-          <w:rFonts w:ascii="Times New Roman" w:hAnsi="Times New Roman"/>
-          <w:sz w:val="30"/>
-          <w:szCs w:val="30"/>
-        </w:rPr>
-        <w:t>I mainly work with Python and Golang. I’ve worked on both monolithic and microservices systems, including backend services that need to handle growing traffic. I also have experience with AWS services like EC2, Lambda, SNS, and SQS. I’m familiar with Docker and CI/CD, so I can support deployment and basic system operations when needed.</w:t>
-      </w:r>
-    </w:p>
-    <w:p>
-      <w:pPr>
-        <w:pStyle w:val="Normal"/>
-        <w:ind w:hanging="0" w:start="-540" w:end="-449"/>
-        <w:rPr>
-          <w:rFonts w:ascii="Times New Roman" w:hAnsi="Times New Roman"/>
-          <w:sz w:val="30"/>
-          <w:szCs w:val="30"/>
-        </w:rPr>
-      </w:pPr>
-      <w:r>
-        <w:rPr>
-          <w:rFonts w:ascii="Times New Roman" w:hAnsi="Times New Roman"/>
-          <w:sz w:val="30"/>
-          <w:szCs w:val="30"/>
-        </w:rPr>
-        <w:t>On the frontend side, I mainly use React. Even though frontend is not my main focus, working as a fullstack developer helps me understand how the whole system works and makes it easier to work with other team members.</w:t>
-      </w:r>
-    </w:p>
-    <w:p>
-      <w:pPr>
-        <w:pStyle w:val="Normal"/>
-        <w:ind w:hanging="0" w:start="-540" w:end="-449"/>
-        <w:rPr>
-          <w:rFonts w:ascii="Times New Roman" w:hAnsi="Times New Roman"/>
-          <w:sz w:val="30"/>
-          <w:szCs w:val="30"/>
-        </w:rPr>
-      </w:pPr>
-      <w:r>
-        <w:rPr>
-          <w:rFonts w:ascii="Times New Roman" w:hAnsi="Times New Roman"/>
-          <w:sz w:val="30"/>
-          <w:szCs w:val="30"/>
-        </w:rPr>
-        <w:t>In previous projects, I developed new features, improved and cleaned up APIs, optimized database queries, and worked with clients or third-party teams for integration tasks. I enjoy solving technical problems and improving system stability and performance step by step.</w:t>
-      </w:r>
-    </w:p>
-    <w:p>
-      <w:pPr>
-        <w:pStyle w:val="Normal"/>
-        <w:ind w:hanging="0" w:start="-540" w:end="-449"/>
-        <w:rPr>
-          <w:rFonts w:ascii="Times New Roman" w:hAnsi="Times New Roman"/>
-          <w:sz w:val="30"/>
-          <w:szCs w:val="30"/>
-        </w:rPr>
-      </w:pPr>
-      <w:r>
-        <w:rPr>
-          <w:rFonts w:ascii="Times New Roman" w:hAnsi="Times New Roman"/>
-          <w:sz w:val="30"/>
-          <w:szCs w:val="30"/>
-        </w:rPr>
-        <w:t>Currently, I’m looking for a new environment where I can continue learning and growing as a backend or fullstack engineer, especially in projects that build scalable systems and AI integration—one of the most powerful and defining technologies today.</w:t>
-      </w:r>
-    </w:p>
-    <w:p>
-      <w:pPr>
-        <w:pStyle w:val="Normal"/>
-        <w:ind w:hanging="0" w:start="-540" w:end="-449"/>
-        <w:rPr>
-          <w:rFonts w:ascii="Times New Roman" w:hAnsi="Times New Roman"/>
-          <w:sz w:val="30"/>
-          <w:szCs w:val="30"/>
-        </w:rPr>
-      </w:pPr>
-      <w:r>
-        <w:rPr>
-          <w:rFonts w:ascii="Times New Roman" w:hAnsi="Times New Roman"/>
-          <w:sz w:val="30"/>
-          <w:szCs w:val="30"/>
-        </w:rPr>
-      </w:r>
-    </w:p>
-    <w:p>
-      <w:pPr>
-        <w:pStyle w:val="Normal"/>
-        <w:ind w:hanging="0" w:start="-540" w:end="-449"/>
-        <w:rPr>
-          <w:rFonts w:ascii="Times New Roman" w:hAnsi="Times New Roman"/>
-          <w:sz w:val="30"/>
-          <w:szCs w:val="30"/>
-        </w:rPr>
-      </w:pPr>
-      <w:r>
-        <w:rPr>
-          <w:rFonts w:ascii="Times New Roman" w:hAnsi="Times New Roman"/>
-          <w:sz w:val="30"/>
-          <w:szCs w:val="30"/>
-        </w:rPr>
-        <w:t>[VN] Chào anh/chị, em là Khôi Nguyễn. Em là Fullstack Developer với hơn 5 năm kinh nghiệm, trong đó em làm backend nhiều hơn.</w:t>
-      </w:r>
-    </w:p>
-    <w:p>
-      <w:pPr>
-        <w:pStyle w:val="Normal"/>
-        <w:ind w:hanging="0" w:start="-540" w:end="-449"/>
-        <w:rPr>
-          <w:rFonts w:ascii="Times New Roman" w:hAnsi="Times New Roman"/>
-          <w:sz w:val="30"/>
-          <w:szCs w:val="30"/>
-        </w:rPr>
-      </w:pPr>
-      <w:r>
-        <w:rPr>
-          <w:rFonts w:ascii="Times New Roman" w:hAnsi="Times New Roman"/>
-          <w:sz w:val="30"/>
-          <w:szCs w:val="30"/>
-        </w:rPr>
-        <w:t>Em làm việc chủ yếu với Python và Golang. Em đã tham gia phát triển cả hệ thống monolith và microservices, trong đó có các hệ thống cần khả năng mở rộng. Em cũng có kinh nghiệm làm việc với các dịch vụ AWS như EC2, Lambda, SNS và SQS. Ngoài ra, em quen với Docker và quy trình CI/CD nên có thể tham gia vào việc triển khai và vận hành hệ thống khi cần.</w:t>
+      <w:r>
+        <w:rPr>
+          <w:rFonts w:ascii="Times New Roman" w:hAnsi="Times New Roman"/>
+          <w:sz w:val="30"/>
+          <w:szCs w:val="30"/>
+        </w:rPr>
+        <w:t>Hiện tại, em đang tìm một môi trường mới để tiếp tục học hỏi và phát triển thêm theo hướng backend hoặc fullstack, đặc biệt là các hệ thống có định hướng mở rộng và tích hợp công nghệ AI — vốn đang là một trong những xu hướng công nghệ mạnh mẽ nhất hiện nay.</w:t>
       </w:r>
     </w:p>
     <w:p>
@@ -6572,7 +7351,7 @@
         <w:pStyle w:val="Normal"/>
         <w:widowControl/>
         <w:suppressAutoHyphens w:val="true"/>
-        <w:overflowPunct w:val="false"/>
+        <w:overflowPunct w:val="true"/>
         <w:bidi w:val="0"/>
         <w:spacing w:before="0" w:after="0"/>
         <w:ind w:hanging="0" w:start="-540" w:end="-449"/>
@@ -6589,81 +7368,6 @@
           <w:sz w:val="30"/>
           <w:szCs w:val="30"/>
         </w:rPr>
-        <w:t>Về frontend, em sử dụng React là chính. Dù không tập trung hoàn toàn vào frontend, nhưng nhờ làm fullstack nên em hiểu được luồng xử lý tổng thể của hệ thống và phối hợp với các thành viên khác trong team thuận lợi hơn.</w:t>
-      </w:r>
-    </w:p>
-    <w:p>
-      <w:pPr>
-        <w:pStyle w:val="Normal"/>
-        <w:widowControl/>
-        <w:suppressAutoHyphens w:val="true"/>
-        <w:overflowPunct w:val="false"/>
-        <w:bidi w:val="0"/>
-        <w:spacing w:before="0" w:after="0"/>
-        <w:ind w:hanging="0" w:start="-540" w:end="-449"/>
-        <w:jc w:val="start"/>
-        <w:rPr>
-          <w:rFonts w:ascii="Times New Roman" w:hAnsi="Times New Roman"/>
-          <w:sz w:val="30"/>
-          <w:szCs w:val="30"/>
-        </w:rPr>
-      </w:pPr>
-      <w:r>
-        <w:rPr>
-          <w:rFonts w:ascii="Times New Roman" w:hAnsi="Times New Roman"/>
-          <w:sz w:val="30"/>
-          <w:szCs w:val="30"/>
-        </w:rPr>
-        <w:t>Trong các dự án trước, em tham gia phát triển tính năng mới, chỉnh sửa và cải thiện API, tối ưu truy vấn database, cũng như trao đổi với khách hàng hoặc bên thứ ba khi có yêu cầu tích hợp. Em thích xử lý các vấn đề kỹ thuật và cải thiện dần chất lượng hệ thống qua từng giai đoạn.</w:t>
-      </w:r>
-    </w:p>
-    <w:p>
-      <w:pPr>
-        <w:pStyle w:val="Normal"/>
-        <w:widowControl/>
-        <w:suppressAutoHyphens w:val="true"/>
-        <w:overflowPunct w:val="false"/>
-        <w:bidi w:val="0"/>
-        <w:spacing w:before="0" w:after="0"/>
-        <w:ind w:hanging="0" w:start="-540" w:end="-449"/>
-        <w:jc w:val="start"/>
-        <w:rPr>
-          <w:rFonts w:ascii="Times New Roman" w:hAnsi="Times New Roman"/>
-          <w:sz w:val="30"/>
-          <w:szCs w:val="30"/>
-        </w:rPr>
-      </w:pPr>
-      <w:r>
-        <w:rPr>
-          <w:rFonts w:ascii="Times New Roman" w:hAnsi="Times New Roman"/>
-          <w:sz w:val="30"/>
-          <w:szCs w:val="30"/>
-        </w:rPr>
-        <w:t>Hiện tại, em đang tìm một môi trường mới để tiếp tục học hỏi và phát triển thêm theo hướng backend hoặc fullstack, đặc biệt là các hệ thống có định hướng mở rộng và tích hợp công nghệ AI — vốn đang là một trong những xu hướng công nghệ mạnh mẽ nhất hiện nay.</w:t>
-      </w:r>
-    </w:p>
-    <w:p>
-      <w:pPr>
-        <w:pStyle w:val="Normal"/>
-        <w:widowControl/>
-        <w:suppressAutoHyphens w:val="true"/>
-        <w:overflowPunct w:val="false"/>
-        <w:bidi w:val="0"/>
-        <w:spacing w:before="0" w:after="0"/>
-        <w:ind w:hanging="0" w:start="-540" w:end="-449"/>
-        <w:jc w:val="start"/>
-        <w:rPr>
-          <w:rFonts w:ascii="Times New Roman" w:hAnsi="Times New Roman"/>
-          <w:sz w:val="30"/>
-          <w:szCs w:val="30"/>
-        </w:rPr>
-      </w:pPr>
-      <w:r>
-        <w:rPr>
-          <w:rFonts w:ascii="Times New Roman" w:hAnsi="Times New Roman"/>
-          <w:sz w:val="30"/>
-          <w:szCs w:val="30"/>
-        </w:rPr>
       </w:r>
     </w:p>
     <w:p>
@@ -38804,23 +39508,7 @@
           <w:sz w:val="30"/>
           <w:szCs w:val="30"/>
         </w:rPr>
-        <w:t xml:space="preserve">Hãy cho tôi câu trả lời bằng tiếng việt lẫn tiếng anh (dùng từ đơn giản) ngắn gọn nhưng đầy đủ </w:t>
-      </w:r>
-      <w:r>
-        <w:rPr>
-          <w:rFonts w:ascii="Times New Roman" w:hAnsi="Times New Roman"/>
-          <w:sz w:val="30"/>
-          <w:szCs w:val="30"/>
-        </w:rPr>
-        <w:t>và dễ hiểu</w:t>
-      </w:r>
-      <w:r>
-        <w:rPr>
-          <w:rFonts w:ascii="Times New Roman" w:hAnsi="Times New Roman"/>
-          <w:sz w:val="30"/>
-          <w:szCs w:val="30"/>
-        </w:rPr>
-        <w:t xml:space="preserve">, chỉ được viết thành đoạn văn bản cho câu hỏi sau: </w:t>
+        <w:t xml:space="preserve">Hãy cho tôi câu trả lời bằng tiếng việt lẫn tiếng anh (dùng từ đơn giản) ngắn gọn nhưng đầy đủ và dễ hiểu, chỉ được viết thành đoạn văn bản cho câu hỏi sau: </w:t>
       </w:r>
     </w:p>
     <w:p>
@@ -38896,7 +39584,7 @@
     <w:pPr>
       <w:widowControl/>
       <w:suppressAutoHyphens w:val="true"/>
-      <w:overflowPunct w:val="false"/>
+      <w:overflowPunct w:val="true"/>
       <w:bidi w:val="0"/>
       <w:spacing w:before="0" w:after="0"/>
       <w:jc w:val="start"/>
@@ -38943,8 +39631,8 @@
       <w:iCs/>
     </w:rPr>
   </w:style>
-  <w:style w:type="character" w:styleId="Bulletsuser">
-    <w:name w:val="Bullets (user)"/>
+  <w:style w:type="character" w:styleId="Bullets">
+    <w:name w:val="Bullets"/>
     <w:qFormat/>
     <w:rPr>
       <w:rFonts w:ascii="OpenSymbol" w:hAnsi="OpenSymbol" w:eastAsia="OpenSymbol" w:cs="OpenSymbol"/>

--- a/documents/English-for-Interview.docx
+++ b/documents/English-for-Interview.docx
@@ -7,7 +7,7 @@
         <w:pStyle w:val="Normal"/>
         <w:widowControl/>
         <w:suppressAutoHyphens w:val="true"/>
-        <w:overflowPunct w:val="true"/>
+        <w:overflowPunct w:val="false"/>
         <w:bidi w:val="0"/>
         <w:spacing w:before="0" w:after="0"/>
         <w:ind w:hanging="0" w:start="-540" w:end="-449"/>
@@ -392,15 +392,7 @@
           <w:sz w:val="30"/>
           <w:szCs w:val="30"/>
         </w:rPr>
-        <w:t>Idem</w:t>
-      </w:r>
-      <w:r>
-        <w:rPr>
-          <w:rFonts w:ascii="Times New Roman" w:hAnsi="Times New Roman"/>
-          <w:sz w:val="30"/>
-          <w:szCs w:val="30"/>
-        </w:rPr>
-        <w:t>potency Key vs Trace ID</w:t>
+        <w:t>Idempotency Key vs Trace ID</w:t>
       </w:r>
     </w:p>
     <w:p>
@@ -4542,7 +4534,7 @@
         <w:pStyle w:val="Normal"/>
         <w:widowControl/>
         <w:suppressAutoHyphens w:val="true"/>
-        <w:overflowPunct w:val="true"/>
+        <w:overflowPunct w:val="false"/>
         <w:bidi w:val="0"/>
         <w:spacing w:before="0" w:after="0"/>
         <w:ind w:hanging="0" w:start="-540" w:end="-449"/>
@@ -4567,7 +4559,7 @@
         <w:pStyle w:val="Normal"/>
         <w:widowControl/>
         <w:suppressAutoHyphens w:val="true"/>
-        <w:overflowPunct w:val="true"/>
+        <w:overflowPunct w:val="false"/>
         <w:bidi w:val="0"/>
         <w:spacing w:before="0" w:after="0"/>
         <w:ind w:hanging="0" w:start="-540" w:end="-449"/>
@@ -4592,7 +4584,7 @@
         <w:pStyle w:val="Normal"/>
         <w:widowControl/>
         <w:suppressAutoHyphens w:val="true"/>
-        <w:overflowPunct w:val="true"/>
+        <w:overflowPunct w:val="false"/>
         <w:bidi w:val="0"/>
         <w:spacing w:before="0" w:after="0"/>
         <w:ind w:hanging="0" w:start="-540" w:end="-449"/>
@@ -4617,7 +4609,7 @@
         <w:pStyle w:val="Normal"/>
         <w:widowControl/>
         <w:suppressAutoHyphens w:val="true"/>
-        <w:overflowPunct w:val="true"/>
+        <w:overflowPunct w:val="false"/>
         <w:bidi w:val="0"/>
         <w:spacing w:before="0" w:after="0"/>
         <w:ind w:hanging="0" w:start="-540" w:end="-449"/>
@@ -4642,7 +4634,7 @@
         <w:pStyle w:val="Normal"/>
         <w:widowControl/>
         <w:suppressAutoHyphens w:val="true"/>
-        <w:overflowPunct w:val="true"/>
+        <w:overflowPunct w:val="false"/>
         <w:bidi w:val="0"/>
         <w:spacing w:before="0" w:after="0"/>
         <w:ind w:hanging="0" w:start="-540" w:end="-449"/>
@@ -4667,7 +4659,7 @@
         <w:pStyle w:val="Normal"/>
         <w:widowControl/>
         <w:suppressAutoHyphens w:val="true"/>
-        <w:overflowPunct w:val="true"/>
+        <w:overflowPunct w:val="false"/>
         <w:bidi w:val="0"/>
         <w:spacing w:before="0" w:after="0"/>
         <w:ind w:hanging="0" w:start="-540" w:end="-449"/>
@@ -4692,7 +4684,7 @@
         <w:pStyle w:val="Normal"/>
         <w:widowControl/>
         <w:suppressAutoHyphens w:val="true"/>
-        <w:overflowPunct w:val="true"/>
+        <w:overflowPunct w:val="false"/>
         <w:bidi w:val="0"/>
         <w:spacing w:before="0" w:after="0"/>
         <w:ind w:hanging="0" w:start="-540" w:end="-449"/>
@@ -4717,7 +4709,7 @@
         <w:pStyle w:val="Normal"/>
         <w:widowControl/>
         <w:suppressAutoHyphens w:val="true"/>
-        <w:overflowPunct w:val="true"/>
+        <w:overflowPunct w:val="false"/>
         <w:bidi w:val="0"/>
         <w:spacing w:before="0" w:after="0"/>
         <w:ind w:hanging="0" w:start="-540" w:end="-449"/>
@@ -4742,7 +4734,7 @@
         <w:pStyle w:val="Normal"/>
         <w:widowControl/>
         <w:suppressAutoHyphens w:val="true"/>
-        <w:overflowPunct w:val="true"/>
+        <w:overflowPunct w:val="false"/>
         <w:bidi w:val="0"/>
         <w:spacing w:before="0" w:after="0"/>
         <w:ind w:hanging="0" w:start="-540" w:end="-449"/>
@@ -4767,7 +4759,7 @@
         <w:pStyle w:val="Normal"/>
         <w:widowControl/>
         <w:suppressAutoHyphens w:val="true"/>
-        <w:overflowPunct w:val="true"/>
+        <w:overflowPunct w:val="false"/>
         <w:bidi w:val="0"/>
         <w:spacing w:before="0" w:after="0"/>
         <w:ind w:hanging="0" w:start="-540" w:end="-449"/>
@@ -4792,7 +4784,7 @@
         <w:pStyle w:val="Normal"/>
         <w:widowControl/>
         <w:suppressAutoHyphens w:val="true"/>
-        <w:overflowPunct w:val="true"/>
+        <w:overflowPunct w:val="false"/>
         <w:bidi w:val="0"/>
         <w:spacing w:before="0" w:after="0"/>
         <w:ind w:hanging="0" w:start="-540" w:end="-449"/>
@@ -4817,7 +4809,7 @@
         <w:pStyle w:val="Normal"/>
         <w:widowControl/>
         <w:suppressAutoHyphens w:val="true"/>
-        <w:overflowPunct w:val="true"/>
+        <w:overflowPunct w:val="false"/>
         <w:bidi w:val="0"/>
         <w:spacing w:before="0" w:after="0"/>
         <w:ind w:hanging="0" w:start="-540" w:end="-449"/>
@@ -4842,7 +4834,7 @@
         <w:pStyle w:val="Normal"/>
         <w:widowControl/>
         <w:suppressAutoHyphens w:val="true"/>
-        <w:overflowPunct w:val="true"/>
+        <w:overflowPunct w:val="false"/>
         <w:bidi w:val="0"/>
         <w:spacing w:before="0" w:after="0"/>
         <w:ind w:hanging="0" w:start="-540" w:end="-449"/>
@@ -4867,7 +4859,7 @@
         <w:pStyle w:val="Normal"/>
         <w:widowControl/>
         <w:suppressAutoHyphens w:val="true"/>
-        <w:overflowPunct w:val="true"/>
+        <w:overflowPunct w:val="false"/>
         <w:bidi w:val="0"/>
         <w:spacing w:before="0" w:after="0"/>
         <w:ind w:hanging="0" w:start="-540" w:end="-449"/>
@@ -4892,7 +4884,7 @@
         <w:pStyle w:val="Normal"/>
         <w:widowControl/>
         <w:suppressAutoHyphens w:val="true"/>
-        <w:overflowPunct w:val="true"/>
+        <w:overflowPunct w:val="false"/>
         <w:bidi w:val="0"/>
         <w:spacing w:before="0" w:after="0"/>
         <w:ind w:hanging="0" w:start="-540" w:end="-449"/>
@@ -4917,7 +4909,7 @@
         <w:pStyle w:val="Normal"/>
         <w:widowControl/>
         <w:suppressAutoHyphens w:val="true"/>
-        <w:overflowPunct w:val="true"/>
+        <w:overflowPunct w:val="false"/>
         <w:bidi w:val="0"/>
         <w:spacing w:before="0" w:after="0"/>
         <w:ind w:hanging="0" w:start="-540" w:end="-449"/>
@@ -4942,7 +4934,7 @@
         <w:pStyle w:val="Normal"/>
         <w:widowControl/>
         <w:suppressAutoHyphens w:val="true"/>
-        <w:overflowPunct w:val="true"/>
+        <w:overflowPunct w:val="false"/>
         <w:bidi w:val="0"/>
         <w:spacing w:before="0" w:after="0"/>
         <w:ind w:hanging="0" w:start="-540" w:end="-449"/>
@@ -4967,7 +4959,7 @@
         <w:pStyle w:val="Normal"/>
         <w:widowControl/>
         <w:suppressAutoHyphens w:val="true"/>
-        <w:overflowPunct w:val="true"/>
+        <w:overflowPunct w:val="false"/>
         <w:bidi w:val="0"/>
         <w:spacing w:before="0" w:after="0"/>
         <w:ind w:hanging="0" w:start="-540" w:end="-449"/>
@@ -4992,7 +4984,7 @@
         <w:pStyle w:val="Normal"/>
         <w:widowControl/>
         <w:suppressAutoHyphens w:val="true"/>
-        <w:overflowPunct w:val="true"/>
+        <w:overflowPunct w:val="false"/>
         <w:bidi w:val="0"/>
         <w:spacing w:before="0" w:after="0"/>
         <w:ind w:hanging="0" w:start="-540" w:end="-449"/>
@@ -5017,7 +5009,7 @@
         <w:pStyle w:val="Normal"/>
         <w:widowControl/>
         <w:suppressAutoHyphens w:val="true"/>
-        <w:overflowPunct w:val="true"/>
+        <w:overflowPunct w:val="false"/>
         <w:bidi w:val="0"/>
         <w:spacing w:before="0" w:after="0"/>
         <w:ind w:hanging="0" w:start="-540" w:end="-449"/>
@@ -5042,7 +5034,7 @@
         <w:pStyle w:val="Normal"/>
         <w:widowControl/>
         <w:suppressAutoHyphens w:val="true"/>
-        <w:overflowPunct w:val="true"/>
+        <w:overflowPunct w:val="false"/>
         <w:bidi w:val="0"/>
         <w:spacing w:before="0" w:after="0"/>
         <w:ind w:hanging="0" w:start="-540" w:end="-449"/>
@@ -5067,7 +5059,7 @@
         <w:pStyle w:val="Normal"/>
         <w:widowControl/>
         <w:suppressAutoHyphens w:val="true"/>
-        <w:overflowPunct w:val="true"/>
+        <w:overflowPunct w:val="false"/>
         <w:bidi w:val="0"/>
         <w:spacing w:before="0" w:after="0"/>
         <w:ind w:hanging="0" w:start="-540" w:end="-449"/>
@@ -5092,7 +5084,7 @@
         <w:pStyle w:val="Normal"/>
         <w:widowControl/>
         <w:suppressAutoHyphens w:val="true"/>
-        <w:overflowPunct w:val="true"/>
+        <w:overflowPunct w:val="false"/>
         <w:bidi w:val="0"/>
         <w:spacing w:before="0" w:after="0"/>
         <w:ind w:hanging="0" w:start="-540" w:end="-449"/>
@@ -5117,7 +5109,7 @@
         <w:pStyle w:val="Normal"/>
         <w:widowControl/>
         <w:suppressAutoHyphens w:val="true"/>
-        <w:overflowPunct w:val="true"/>
+        <w:overflowPunct w:val="false"/>
         <w:bidi w:val="0"/>
         <w:spacing w:before="0" w:after="0"/>
         <w:ind w:hanging="0" w:start="-540" w:end="-449"/>
@@ -5142,7 +5134,7 @@
         <w:pStyle w:val="Normal"/>
         <w:widowControl/>
         <w:suppressAutoHyphens w:val="true"/>
-        <w:overflowPunct w:val="true"/>
+        <w:overflowPunct w:val="false"/>
         <w:bidi w:val="0"/>
         <w:spacing w:before="0" w:after="0"/>
         <w:ind w:hanging="0" w:start="-540" w:end="-449"/>
@@ -5167,7 +5159,7 @@
         <w:pStyle w:val="Normal"/>
         <w:widowControl/>
         <w:suppressAutoHyphens w:val="true"/>
-        <w:overflowPunct w:val="true"/>
+        <w:overflowPunct w:val="false"/>
         <w:bidi w:val="0"/>
         <w:spacing w:before="0" w:after="0"/>
         <w:ind w:hanging="0" w:start="-540" w:end="-449"/>
@@ -5192,7 +5184,7 @@
         <w:pStyle w:val="Normal"/>
         <w:widowControl/>
         <w:suppressAutoHyphens w:val="true"/>
-        <w:overflowPunct w:val="true"/>
+        <w:overflowPunct w:val="false"/>
         <w:bidi w:val="0"/>
         <w:spacing w:before="0" w:after="0"/>
         <w:ind w:hanging="0" w:start="-540" w:end="-449"/>
@@ -5217,7 +5209,7 @@
         <w:pStyle w:val="Normal"/>
         <w:widowControl/>
         <w:suppressAutoHyphens w:val="true"/>
-        <w:overflowPunct w:val="true"/>
+        <w:overflowPunct w:val="false"/>
         <w:bidi w:val="0"/>
         <w:spacing w:before="0" w:after="0"/>
         <w:ind w:hanging="0" w:start="-540" w:end="-449"/>
@@ -5242,7 +5234,7 @@
         <w:pStyle w:val="Normal"/>
         <w:widowControl/>
         <w:suppressAutoHyphens w:val="true"/>
-        <w:overflowPunct w:val="true"/>
+        <w:overflowPunct w:val="false"/>
         <w:bidi w:val="0"/>
         <w:spacing w:before="0" w:after="0"/>
         <w:ind w:hanging="0" w:start="-540" w:end="-449"/>
@@ -5267,7 +5259,7 @@
         <w:pStyle w:val="Normal"/>
         <w:widowControl/>
         <w:suppressAutoHyphens w:val="true"/>
-        <w:overflowPunct w:val="true"/>
+        <w:overflowPunct w:val="false"/>
         <w:bidi w:val="0"/>
         <w:spacing w:before="0" w:after="0"/>
         <w:ind w:hanging="0" w:start="-540" w:end="-449"/>
@@ -5292,7 +5284,7 @@
         <w:pStyle w:val="Normal"/>
         <w:widowControl/>
         <w:suppressAutoHyphens w:val="true"/>
-        <w:overflowPunct w:val="true"/>
+        <w:overflowPunct w:val="false"/>
         <w:bidi w:val="0"/>
         <w:spacing w:before="0" w:after="0"/>
         <w:ind w:hanging="0" w:start="-540" w:end="-449"/>
@@ -5317,7 +5309,7 @@
         <w:pStyle w:val="Normal"/>
         <w:widowControl/>
         <w:suppressAutoHyphens w:val="true"/>
-        <w:overflowPunct w:val="true"/>
+        <w:overflowPunct w:val="false"/>
         <w:bidi w:val="0"/>
         <w:spacing w:before="0" w:after="0"/>
         <w:ind w:hanging="0" w:start="-540" w:end="-449"/>
@@ -5342,7 +5334,7 @@
         <w:pStyle w:val="Normal"/>
         <w:widowControl/>
         <w:suppressAutoHyphens w:val="true"/>
-        <w:overflowPunct w:val="true"/>
+        <w:overflowPunct w:val="false"/>
         <w:bidi w:val="0"/>
         <w:spacing w:before="0" w:after="0"/>
         <w:ind w:hanging="0" w:start="-540" w:end="-449"/>
@@ -5367,7 +5359,7 @@
         <w:pStyle w:val="Normal"/>
         <w:widowControl/>
         <w:suppressAutoHyphens w:val="true"/>
-        <w:overflowPunct w:val="true"/>
+        <w:overflowPunct w:val="false"/>
         <w:bidi w:val="0"/>
         <w:spacing w:before="0" w:after="0"/>
         <w:ind w:hanging="0" w:start="-540" w:end="-449"/>
@@ -5392,7 +5384,7 @@
         <w:pStyle w:val="Normal"/>
         <w:widowControl/>
         <w:suppressAutoHyphens w:val="true"/>
-        <w:overflowPunct w:val="true"/>
+        <w:overflowPunct w:val="false"/>
         <w:bidi w:val="0"/>
         <w:spacing w:before="0" w:after="0"/>
         <w:ind w:hanging="0" w:start="-540" w:end="-449"/>
@@ -5417,7 +5409,7 @@
         <w:pStyle w:val="Normal"/>
         <w:widowControl/>
         <w:suppressAutoHyphens w:val="true"/>
-        <w:overflowPunct w:val="true"/>
+        <w:overflowPunct w:val="false"/>
         <w:bidi w:val="0"/>
         <w:spacing w:before="0" w:after="0"/>
         <w:ind w:hanging="0" w:start="-540" w:end="-449"/>
@@ -5442,7 +5434,7 @@
         <w:pStyle w:val="Normal"/>
         <w:widowControl/>
         <w:suppressAutoHyphens w:val="true"/>
-        <w:overflowPunct w:val="true"/>
+        <w:overflowPunct w:val="false"/>
         <w:bidi w:val="0"/>
         <w:spacing w:before="0" w:after="0"/>
         <w:ind w:hanging="0" w:start="-540" w:end="-449"/>
@@ -5467,7 +5459,7 @@
         <w:pStyle w:val="Normal"/>
         <w:widowControl/>
         <w:suppressAutoHyphens w:val="true"/>
-        <w:overflowPunct w:val="true"/>
+        <w:overflowPunct w:val="false"/>
         <w:bidi w:val="0"/>
         <w:spacing w:before="0" w:after="0"/>
         <w:ind w:hanging="0" w:start="-540" w:end="-449"/>
@@ -5492,7 +5484,7 @@
         <w:pStyle w:val="Normal"/>
         <w:widowControl/>
         <w:suppressAutoHyphens w:val="true"/>
-        <w:overflowPunct w:val="true"/>
+        <w:overflowPunct w:val="false"/>
         <w:bidi w:val="0"/>
         <w:spacing w:before="0" w:after="0"/>
         <w:ind w:hanging="0" w:start="-540" w:end="-449"/>
@@ -5517,7 +5509,7 @@
         <w:pStyle w:val="Normal"/>
         <w:widowControl/>
         <w:suppressAutoHyphens w:val="true"/>
-        <w:overflowPunct w:val="true"/>
+        <w:overflowPunct w:val="false"/>
         <w:bidi w:val="0"/>
         <w:spacing w:before="0" w:after="0"/>
         <w:ind w:hanging="0" w:start="-540" w:end="-449"/>
@@ -5542,7 +5534,7 @@
         <w:pStyle w:val="Normal"/>
         <w:widowControl/>
         <w:suppressAutoHyphens w:val="true"/>
-        <w:overflowPunct w:val="true"/>
+        <w:overflowPunct w:val="false"/>
         <w:bidi w:val="0"/>
         <w:spacing w:before="0" w:after="0"/>
         <w:ind w:hanging="0" w:start="-540" w:end="-449"/>
@@ -5567,7 +5559,7 @@
         <w:pStyle w:val="Normal"/>
         <w:widowControl/>
         <w:suppressAutoHyphens w:val="true"/>
-        <w:overflowPunct w:val="true"/>
+        <w:overflowPunct w:val="false"/>
         <w:bidi w:val="0"/>
         <w:spacing w:before="0" w:after="0"/>
         <w:ind w:hanging="0" w:start="-540" w:end="-449"/>
@@ -5592,7 +5584,7 @@
         <w:pStyle w:val="Normal"/>
         <w:widowControl/>
         <w:suppressAutoHyphens w:val="true"/>
-        <w:overflowPunct w:val="true"/>
+        <w:overflowPunct w:val="false"/>
         <w:bidi w:val="0"/>
         <w:spacing w:before="0" w:after="0"/>
         <w:ind w:hanging="0" w:start="-540" w:end="-449"/>
@@ -5617,7 +5609,7 @@
         <w:pStyle w:val="Normal"/>
         <w:widowControl/>
         <w:suppressAutoHyphens w:val="true"/>
-        <w:overflowPunct w:val="true"/>
+        <w:overflowPunct w:val="false"/>
         <w:bidi w:val="0"/>
         <w:spacing w:before="0" w:after="0"/>
         <w:ind w:hanging="0" w:start="-540" w:end="-449"/>
@@ -5642,7 +5634,7 @@
         <w:pStyle w:val="Normal"/>
         <w:widowControl/>
         <w:suppressAutoHyphens w:val="true"/>
-        <w:overflowPunct w:val="true"/>
+        <w:overflowPunct w:val="false"/>
         <w:bidi w:val="0"/>
         <w:spacing w:before="0" w:after="0"/>
         <w:ind w:hanging="0" w:start="-540" w:end="-449"/>
@@ -5667,7 +5659,7 @@
         <w:pStyle w:val="Normal"/>
         <w:widowControl/>
         <w:suppressAutoHyphens w:val="true"/>
-        <w:overflowPunct w:val="true"/>
+        <w:overflowPunct w:val="false"/>
         <w:bidi w:val="0"/>
         <w:spacing w:before="0" w:after="0"/>
         <w:ind w:hanging="0" w:start="-540" w:end="-449"/>
@@ -5692,7 +5684,7 @@
         <w:pStyle w:val="Normal"/>
         <w:widowControl/>
         <w:suppressAutoHyphens w:val="true"/>
-        <w:overflowPunct w:val="true"/>
+        <w:overflowPunct w:val="false"/>
         <w:bidi w:val="0"/>
         <w:spacing w:before="0" w:after="0"/>
         <w:ind w:hanging="0" w:start="-540" w:end="-449"/>
@@ -5717,7 +5709,7 @@
         <w:pStyle w:val="Normal"/>
         <w:widowControl/>
         <w:suppressAutoHyphens w:val="true"/>
-        <w:overflowPunct w:val="true"/>
+        <w:overflowPunct w:val="false"/>
         <w:bidi w:val="0"/>
         <w:spacing w:before="0" w:after="0"/>
         <w:ind w:hanging="0" w:start="-540" w:end="-449"/>
@@ -5742,7 +5734,7 @@
         <w:pStyle w:val="Normal"/>
         <w:widowControl/>
         <w:suppressAutoHyphens w:val="true"/>
-        <w:overflowPunct w:val="true"/>
+        <w:overflowPunct w:val="false"/>
         <w:bidi w:val="0"/>
         <w:spacing w:before="0" w:after="0"/>
         <w:ind w:hanging="0" w:start="-540" w:end="-449"/>
@@ -5767,7 +5759,7 @@
         <w:pStyle w:val="Normal"/>
         <w:widowControl/>
         <w:suppressAutoHyphens w:val="true"/>
-        <w:overflowPunct w:val="true"/>
+        <w:overflowPunct w:val="false"/>
         <w:bidi w:val="0"/>
         <w:spacing w:before="0" w:after="0"/>
         <w:ind w:hanging="0" w:start="-540" w:end="-449"/>
@@ -5792,7 +5784,7 @@
         <w:pStyle w:val="Normal"/>
         <w:widowControl/>
         <w:suppressAutoHyphens w:val="true"/>
-        <w:overflowPunct w:val="true"/>
+        <w:overflowPunct w:val="false"/>
         <w:bidi w:val="0"/>
         <w:spacing w:before="0" w:after="0"/>
         <w:ind w:hanging="0" w:start="-540" w:end="-449"/>
@@ -5817,7 +5809,7 @@
         <w:pStyle w:val="Normal"/>
         <w:widowControl/>
         <w:suppressAutoHyphens w:val="true"/>
-        <w:overflowPunct w:val="true"/>
+        <w:overflowPunct w:val="false"/>
         <w:bidi w:val="0"/>
         <w:spacing w:before="0" w:after="0"/>
         <w:ind w:hanging="0" w:start="-540" w:end="-449"/>
@@ -5842,7 +5834,7 @@
         <w:pStyle w:val="Normal"/>
         <w:widowControl/>
         <w:suppressAutoHyphens w:val="true"/>
-        <w:overflowPunct w:val="true"/>
+        <w:overflowPunct w:val="false"/>
         <w:bidi w:val="0"/>
         <w:spacing w:before="0" w:after="0"/>
         <w:ind w:hanging="0" w:start="-540" w:end="-449"/>
@@ -5867,7 +5859,7 @@
         <w:pStyle w:val="Normal"/>
         <w:widowControl/>
         <w:suppressAutoHyphens w:val="true"/>
-        <w:overflowPunct w:val="true"/>
+        <w:overflowPunct w:val="false"/>
         <w:bidi w:val="0"/>
         <w:spacing w:before="0" w:after="0"/>
         <w:ind w:hanging="0" w:start="-540" w:end="-449"/>
@@ -5892,7 +5884,7 @@
         <w:pStyle w:val="Normal"/>
         <w:widowControl/>
         <w:suppressAutoHyphens w:val="true"/>
-        <w:overflowPunct w:val="true"/>
+        <w:overflowPunct w:val="false"/>
         <w:bidi w:val="0"/>
         <w:spacing w:before="0" w:after="0"/>
         <w:ind w:hanging="0" w:start="-540" w:end="-449"/>
@@ -5917,7 +5909,7 @@
         <w:pStyle w:val="Normal"/>
         <w:widowControl/>
         <w:suppressAutoHyphens w:val="true"/>
-        <w:overflowPunct w:val="true"/>
+        <w:overflowPunct w:val="false"/>
         <w:bidi w:val="0"/>
         <w:spacing w:before="0" w:after="0"/>
         <w:ind w:hanging="0" w:start="-540" w:end="-449"/>
@@ -5942,7 +5934,7 @@
         <w:pStyle w:val="Normal"/>
         <w:widowControl/>
         <w:suppressAutoHyphens w:val="true"/>
-        <w:overflowPunct w:val="true"/>
+        <w:overflowPunct w:val="false"/>
         <w:bidi w:val="0"/>
         <w:spacing w:before="0" w:after="0"/>
         <w:ind w:hanging="0" w:start="-540" w:end="-449"/>
@@ -5967,7 +5959,7 @@
         <w:pStyle w:val="Normal"/>
         <w:widowControl/>
         <w:suppressAutoHyphens w:val="true"/>
-        <w:overflowPunct w:val="true"/>
+        <w:overflowPunct w:val="false"/>
         <w:bidi w:val="0"/>
         <w:spacing w:before="0" w:after="0"/>
         <w:ind w:hanging="0" w:start="-540" w:end="-449"/>
@@ -5992,7 +5984,7 @@
         <w:pStyle w:val="Normal"/>
         <w:widowControl/>
         <w:suppressAutoHyphens w:val="true"/>
-        <w:overflowPunct w:val="true"/>
+        <w:overflowPunct w:val="false"/>
         <w:bidi w:val="0"/>
         <w:spacing w:before="0" w:after="0"/>
         <w:ind w:hanging="0" w:start="-540" w:end="-449"/>
@@ -6017,7 +6009,7 @@
         <w:pStyle w:val="Normal"/>
         <w:widowControl/>
         <w:suppressAutoHyphens w:val="true"/>
-        <w:overflowPunct w:val="true"/>
+        <w:overflowPunct w:val="false"/>
         <w:bidi w:val="0"/>
         <w:spacing w:before="0" w:after="0"/>
         <w:ind w:hanging="0" w:start="-540" w:end="-449"/>
@@ -6042,7 +6034,7 @@
         <w:pStyle w:val="Normal"/>
         <w:widowControl/>
         <w:suppressAutoHyphens w:val="true"/>
-        <w:overflowPunct w:val="true"/>
+        <w:overflowPunct w:val="false"/>
         <w:bidi w:val="0"/>
         <w:spacing w:before="0" w:after="0"/>
         <w:ind w:hanging="0" w:start="-540" w:end="-449"/>
@@ -6067,7 +6059,7 @@
         <w:pStyle w:val="Normal"/>
         <w:widowControl/>
         <w:suppressAutoHyphens w:val="true"/>
-        <w:overflowPunct w:val="true"/>
+        <w:overflowPunct w:val="false"/>
         <w:bidi w:val="0"/>
         <w:spacing w:before="0" w:after="0"/>
         <w:ind w:hanging="0" w:start="-540" w:end="-449"/>
@@ -6092,7 +6084,7 @@
         <w:pStyle w:val="Normal"/>
         <w:widowControl/>
         <w:suppressAutoHyphens w:val="true"/>
-        <w:overflowPunct w:val="true"/>
+        <w:overflowPunct w:val="false"/>
         <w:bidi w:val="0"/>
         <w:spacing w:before="0" w:after="0"/>
         <w:ind w:hanging="0" w:start="-540" w:end="-449"/>
@@ -6117,7 +6109,7 @@
         <w:pStyle w:val="Normal"/>
         <w:widowControl/>
         <w:suppressAutoHyphens w:val="true"/>
-        <w:overflowPunct w:val="true"/>
+        <w:overflowPunct w:val="false"/>
         <w:bidi w:val="0"/>
         <w:spacing w:before="0" w:after="0"/>
         <w:ind w:hanging="0" w:start="-540" w:end="-449"/>
@@ -6142,7 +6134,7 @@
         <w:pStyle w:val="Normal"/>
         <w:widowControl/>
         <w:suppressAutoHyphens w:val="true"/>
-        <w:overflowPunct w:val="true"/>
+        <w:overflowPunct w:val="false"/>
         <w:bidi w:val="0"/>
         <w:spacing w:before="0" w:after="0"/>
         <w:ind w:hanging="0" w:start="-540" w:end="-449"/>
@@ -6167,7 +6159,7 @@
         <w:pStyle w:val="Normal"/>
         <w:widowControl/>
         <w:suppressAutoHyphens w:val="true"/>
-        <w:overflowPunct w:val="true"/>
+        <w:overflowPunct w:val="false"/>
         <w:bidi w:val="0"/>
         <w:spacing w:before="0" w:after="0"/>
         <w:ind w:hanging="0" w:start="-540" w:end="-449"/>
@@ -7071,7 +7063,7 @@
         <w:pStyle w:val="Normal"/>
         <w:widowControl/>
         <w:suppressAutoHyphens w:val="true"/>
-        <w:overflowPunct w:val="true"/>
+        <w:overflowPunct w:val="false"/>
         <w:bidi w:val="0"/>
         <w:spacing w:before="0" w:after="0"/>
         <w:ind w:hanging="0" w:start="-540" w:end="-449"/>
@@ -7099,7 +7091,7 @@
         <w:pStyle w:val="Normal"/>
         <w:widowControl/>
         <w:suppressAutoHyphens w:val="true"/>
-        <w:overflowPunct w:val="true"/>
+        <w:overflowPunct w:val="false"/>
         <w:bidi w:val="0"/>
         <w:spacing w:before="0" w:after="0"/>
         <w:ind w:hanging="0" w:start="-540" w:end="-449"/>
@@ -7276,7 +7268,7 @@
         <w:pStyle w:val="Normal"/>
         <w:widowControl/>
         <w:suppressAutoHyphens w:val="true"/>
-        <w:overflowPunct w:val="true"/>
+        <w:overflowPunct w:val="false"/>
         <w:bidi w:val="0"/>
         <w:spacing w:before="0" w:after="0"/>
         <w:ind w:hanging="0" w:start="-540" w:end="-449"/>
@@ -7301,7 +7293,7 @@
         <w:pStyle w:val="Normal"/>
         <w:widowControl/>
         <w:suppressAutoHyphens w:val="true"/>
-        <w:overflowPunct w:val="true"/>
+        <w:overflowPunct w:val="false"/>
         <w:bidi w:val="0"/>
         <w:spacing w:before="0" w:after="0"/>
         <w:ind w:hanging="0" w:start="-540" w:end="-449"/>
@@ -7326,7 +7318,7 @@
         <w:pStyle w:val="Normal"/>
         <w:widowControl/>
         <w:suppressAutoHyphens w:val="true"/>
-        <w:overflowPunct w:val="true"/>
+        <w:overflowPunct w:val="false"/>
         <w:bidi w:val="0"/>
         <w:spacing w:before="0" w:after="0"/>
         <w:ind w:hanging="0" w:start="-540" w:end="-449"/>
@@ -7351,7 +7343,7 @@
         <w:pStyle w:val="Normal"/>
         <w:widowControl/>
         <w:suppressAutoHyphens w:val="true"/>
-        <w:overflowPunct w:val="true"/>
+        <w:overflowPunct w:val="false"/>
         <w:bidi w:val="0"/>
         <w:spacing w:before="0" w:after="0"/>
         <w:ind w:hanging="0" w:start="-540" w:end="-449"/>
@@ -39373,6 +39365,4331 @@
           <w:szCs w:val="30"/>
         </w:rPr>
         <w:t>[EN] In Redux, Redux Thunk and Redux-Saga are middleware used to handle asynchronous logic such as API calls. Redux Thunk allows an action to return a function instead of an object, and this function can perform async tasks and then dispatch other actions; it is simple and easy to learn. In contrast, Redux Saga uses generator functions to manage complex async flows, making code clearer when handling cases like retry, delay, or parallel tasks, but it is more complex and harder to learn.</w:t>
+      </w:r>
+    </w:p>
+    <w:p>
+      <w:pPr>
+        <w:pStyle w:val="Normal"/>
+        <w:ind w:hanging="0" w:start="-540" w:end="-449"/>
+        <w:rPr>
+          <w:rFonts w:ascii="Times New Roman" w:hAnsi="Times New Roman"/>
+          <w:sz w:val="30"/>
+          <w:szCs w:val="30"/>
+        </w:rPr>
+      </w:pPr>
+      <w:r>
+        <w:rPr>
+          <w:rFonts w:ascii="Times New Roman" w:hAnsi="Times New Roman"/>
+          <w:sz w:val="30"/>
+          <w:szCs w:val="30"/>
+        </w:rPr>
+      </w:r>
+    </w:p>
+    <w:p>
+      <w:pPr>
+        <w:pStyle w:val="Normal"/>
+        <w:ind w:hanging="0" w:start="-540" w:end="-449"/>
+        <w:rPr>
+          <w:rFonts w:ascii="Times New Roman" w:hAnsi="Times New Roman"/>
+          <w:b/>
+          <w:bCs/>
+          <w:color w:val="3465A4"/>
+          <w:sz w:val="30"/>
+          <w:szCs w:val="30"/>
+        </w:rPr>
+      </w:pPr>
+      <w:r>
+        <w:rPr>
+          <w:rFonts w:ascii="Times New Roman" w:hAnsi="Times New Roman"/>
+          <w:b/>
+          <w:bCs/>
+          <w:color w:val="3465A4"/>
+          <w:sz w:val="30"/>
+          <w:szCs w:val="30"/>
+        </w:rPr>
+        <w:t>Câu hỏi:</w:t>
+      </w:r>
+    </w:p>
+    <w:p>
+      <w:pPr>
+        <w:pStyle w:val="Normal"/>
+        <w:ind w:hanging="0" w:start="-540" w:end="-449"/>
+        <w:rPr>
+          <w:rFonts w:ascii="Times New Roman" w:hAnsi="Times New Roman"/>
+          <w:sz w:val="30"/>
+          <w:szCs w:val="30"/>
+        </w:rPr>
+      </w:pPr>
+      <w:r>
+        <w:rPr>
+          <w:rFonts w:ascii="Times New Roman" w:hAnsi="Times New Roman"/>
+          <w:sz w:val="30"/>
+          <w:szCs w:val="30"/>
+        </w:rPr>
+        <w:t xml:space="preserve">[VN] </w:t>
+      </w:r>
+    </w:p>
+    <w:p>
+      <w:pPr>
+        <w:pStyle w:val="Normal"/>
+        <w:ind w:hanging="0" w:start="-540" w:end="-449"/>
+        <w:rPr>
+          <w:rFonts w:ascii="Times New Roman" w:hAnsi="Times New Roman"/>
+          <w:sz w:val="30"/>
+          <w:szCs w:val="30"/>
+        </w:rPr>
+      </w:pPr>
+      <w:r>
+        <w:rPr>
+          <w:rFonts w:ascii="Times New Roman" w:hAnsi="Times New Roman"/>
+          <w:sz w:val="30"/>
+          <w:szCs w:val="30"/>
+        </w:rPr>
+      </w:r>
+    </w:p>
+    <w:p>
+      <w:pPr>
+        <w:pStyle w:val="Normal"/>
+        <w:ind w:hanging="0" w:start="-540" w:end="-449"/>
+        <w:rPr>
+          <w:rFonts w:ascii="Times New Roman" w:hAnsi="Times New Roman"/>
+          <w:sz w:val="30"/>
+          <w:szCs w:val="30"/>
+        </w:rPr>
+      </w:pPr>
+      <w:r>
+        <w:rPr>
+          <w:rFonts w:ascii="Times New Roman" w:hAnsi="Times New Roman"/>
+          <w:sz w:val="30"/>
+          <w:szCs w:val="30"/>
+        </w:rPr>
+        <w:t xml:space="preserve">[EN] </w:t>
+      </w:r>
+    </w:p>
+    <w:p>
+      <w:pPr>
+        <w:pStyle w:val="Normal"/>
+        <w:ind w:hanging="0" w:start="-540" w:end="-449"/>
+        <w:rPr>
+          <w:rFonts w:ascii="Times New Roman" w:hAnsi="Times New Roman"/>
+          <w:sz w:val="30"/>
+          <w:szCs w:val="30"/>
+        </w:rPr>
+      </w:pPr>
+      <w:r>
+        <w:rPr>
+          <w:rFonts w:ascii="Times New Roman" w:hAnsi="Times New Roman"/>
+          <w:sz w:val="30"/>
+          <w:szCs w:val="30"/>
+        </w:rPr>
+      </w:r>
+    </w:p>
+    <w:p>
+      <w:pPr>
+        <w:pStyle w:val="Normal"/>
+        <w:ind w:hanging="0" w:start="-540" w:end="-449"/>
+        <w:rPr>
+          <w:rFonts w:ascii="Times New Roman" w:hAnsi="Times New Roman"/>
+          <w:b/>
+          <w:bCs/>
+          <w:color w:val="BF0041"/>
+          <w:sz w:val="30"/>
+          <w:szCs w:val="30"/>
+        </w:rPr>
+      </w:pPr>
+      <w:r>
+        <w:rPr>
+          <w:rFonts w:ascii="Times New Roman" w:hAnsi="Times New Roman"/>
+          <w:b/>
+          <w:bCs/>
+          <w:color w:val="BF0041"/>
+          <w:sz w:val="30"/>
+          <w:szCs w:val="30"/>
+        </w:rPr>
+        <w:t>X</w:t>
+      </w:r>
+      <w:bookmarkStart w:id="10" w:name="CT_-_VIII._AWS_-_Cloud-native_Copy_1"/>
+      <w:r>
+        <w:rPr>
+          <w:rFonts w:ascii="Times New Roman" w:hAnsi="Times New Roman"/>
+          <w:b/>
+          <w:bCs/>
+          <w:color w:val="BF0041"/>
+          <w:sz w:val="30"/>
+          <w:szCs w:val="30"/>
+        </w:rPr>
+        <w:t xml:space="preserve">. </w:t>
+      </w:r>
+      <w:bookmarkEnd w:id="10"/>
+      <w:r>
+        <w:rPr>
+          <w:rFonts w:ascii="Times New Roman" w:hAnsi="Times New Roman"/>
+          <w:b/>
+          <w:bCs/>
+          <w:color w:val="BF0041"/>
+          <w:sz w:val="30"/>
+          <w:szCs w:val="30"/>
+        </w:rPr>
+        <w:t>Security</w:t>
+      </w:r>
+    </w:p>
+    <w:p>
+      <w:pPr>
+        <w:pStyle w:val="Normal"/>
+        <w:ind w:hanging="0" w:start="-540" w:end="-449"/>
+        <w:rPr>
+          <w:rFonts w:ascii="Times New Roman" w:hAnsi="Times New Roman"/>
+          <w:b/>
+          <w:bCs/>
+          <w:color w:val="3465A4"/>
+          <w:sz w:val="30"/>
+          <w:szCs w:val="30"/>
+        </w:rPr>
+      </w:pPr>
+      <w:r>
+        <w:rPr>
+          <w:rFonts w:ascii="Times New Roman" w:hAnsi="Times New Roman"/>
+          <w:b/>
+          <w:bCs/>
+          <w:color w:val="3465A4"/>
+          <w:sz w:val="30"/>
+          <w:szCs w:val="30"/>
+        </w:rPr>
+        <w:t>Authentication và Authorization khác nhau thế nào?</w:t>
+      </w:r>
+    </w:p>
+    <w:p>
+      <w:pPr>
+        <w:pStyle w:val="Normal"/>
+        <w:ind w:hanging="0" w:start="-540" w:end="-449"/>
+        <w:rPr>
+          <w:rFonts w:ascii="Times New Roman" w:hAnsi="Times New Roman"/>
+          <w:sz w:val="30"/>
+          <w:szCs w:val="30"/>
+        </w:rPr>
+      </w:pPr>
+      <w:r>
+        <w:rPr>
+          <w:rFonts w:ascii="Times New Roman" w:hAnsi="Times New Roman"/>
+          <w:sz w:val="30"/>
+          <w:szCs w:val="30"/>
+        </w:rPr>
+        <w:t>[VN] Authentication và Authorization là hai khái niệm quan trọng trong bảo mật hệ thống. Authentication là quá trình xác minh danh tính của người dùng, ví dụ khi người dùng đăng nhập bằng email và mật khẩu để chứng minh họ là ai. Sau khi xác thực thành công, Authorization sẽ xác định người dùng đó được phép làm gì hoặc truy cập tài nguyên nào trong hệ thống, ví dụ chỉ admin mới được chỉnh sửa dữ liệu. Nói đơn giản, Authentication trả lời câu hỏi “Bạn là ai?”, còn Authorization trả lời “Bạn được phép làm gì?”.</w:t>
+      </w:r>
+    </w:p>
+    <w:p>
+      <w:pPr>
+        <w:pStyle w:val="Normal"/>
+        <w:ind w:hanging="0" w:start="-540" w:end="-449"/>
+        <w:rPr>
+          <w:rFonts w:ascii="Times New Roman" w:hAnsi="Times New Roman"/>
+          <w:sz w:val="30"/>
+          <w:szCs w:val="30"/>
+        </w:rPr>
+      </w:pPr>
+      <w:r>
+        <w:rPr>
+          <w:rFonts w:ascii="Times New Roman" w:hAnsi="Times New Roman"/>
+          <w:sz w:val="30"/>
+          <w:szCs w:val="30"/>
+        </w:rPr>
+      </w:r>
+    </w:p>
+    <w:p>
+      <w:pPr>
+        <w:pStyle w:val="Normal"/>
+        <w:ind w:hanging="0" w:start="-540" w:end="-449"/>
+        <w:rPr>
+          <w:rFonts w:ascii="Times New Roman" w:hAnsi="Times New Roman"/>
+          <w:sz w:val="30"/>
+          <w:szCs w:val="30"/>
+        </w:rPr>
+      </w:pPr>
+      <w:r>
+        <w:rPr>
+          <w:rFonts w:ascii="Times New Roman" w:hAnsi="Times New Roman"/>
+          <w:sz w:val="30"/>
+          <w:szCs w:val="30"/>
+        </w:rPr>
+        <w:t>[EN] Authentication and Authorization are two important concepts in system security. Authentication is the process of verifying a user's identity, for example when a user logs in with an email and password to prove who they are. After successful authentication, Authorization determines what the user is allowed to do or which resources they can access in the system, such as allowing only admins to edit data. In simple terms, Authentication answers “Who are you?”, while Authorization answers “What are you allowed to do?”.</w:t>
+      </w:r>
+    </w:p>
+    <w:p>
+      <w:pPr>
+        <w:pStyle w:val="Normal"/>
+        <w:ind w:hanging="0" w:start="-540" w:end="-449"/>
+        <w:rPr>
+          <w:rFonts w:ascii="Times New Roman" w:hAnsi="Times New Roman"/>
+          <w:sz w:val="30"/>
+          <w:szCs w:val="30"/>
+        </w:rPr>
+      </w:pPr>
+      <w:r>
+        <w:rPr>
+          <w:rFonts w:ascii="Times New Roman" w:hAnsi="Times New Roman"/>
+          <w:sz w:val="30"/>
+          <w:szCs w:val="30"/>
+        </w:rPr>
+      </w:r>
+    </w:p>
+    <w:p>
+      <w:pPr>
+        <w:pStyle w:val="Normal"/>
+        <w:ind w:hanging="0" w:start="-540" w:end="-449"/>
+        <w:rPr>
+          <w:rFonts w:ascii="Times New Roman" w:hAnsi="Times New Roman"/>
+          <w:b/>
+          <w:bCs/>
+          <w:color w:val="3465A4"/>
+          <w:sz w:val="30"/>
+          <w:szCs w:val="30"/>
+        </w:rPr>
+      </w:pPr>
+      <w:r>
+        <w:rPr>
+          <w:rFonts w:ascii="Times New Roman" w:hAnsi="Times New Roman"/>
+          <w:b/>
+          <w:bCs/>
+          <w:color w:val="3465A4"/>
+          <w:sz w:val="30"/>
+          <w:szCs w:val="30"/>
+        </w:rPr>
+        <w:t>JWT là gì và nó hoạt động ra sao?</w:t>
+      </w:r>
+    </w:p>
+    <w:p>
+      <w:pPr>
+        <w:pStyle w:val="Normal"/>
+        <w:ind w:hanging="0" w:start="-540" w:end="-449"/>
+        <w:rPr>
+          <w:rFonts w:ascii="Times New Roman" w:hAnsi="Times New Roman"/>
+          <w:sz w:val="30"/>
+          <w:szCs w:val="30"/>
+        </w:rPr>
+      </w:pPr>
+      <w:r>
+        <w:rPr>
+          <w:rFonts w:ascii="Times New Roman" w:hAnsi="Times New Roman"/>
+          <w:sz w:val="30"/>
+          <w:szCs w:val="30"/>
+        </w:rPr>
+        <w:t>[VN] JSON Web Token (JWT) là một chuẩn dùng để xác thực và truyền thông tin an toàn giữa client và server. Khi người dùng đăng nhập thành công, server sẽ tạo một token chứa thông tin người dùng và ký bằng chữ ký số. Token này được gửi về cho client và client sẽ gửi lại token đó trong mỗi request tiếp theo (thường qua header). Server kiểm tra chữ ký của token để xác nhận người dùng hợp lệ mà không cần lưu session trên server, giúp hệ thống hoạt động hiệu quả hơn, đặc biệt trong các ứng dụng web hoặc API.</w:t>
+      </w:r>
+    </w:p>
+    <w:p>
+      <w:pPr>
+        <w:pStyle w:val="Normal"/>
+        <w:ind w:hanging="0" w:start="-540" w:end="-449"/>
+        <w:rPr>
+          <w:rFonts w:ascii="Times New Roman" w:hAnsi="Times New Roman"/>
+          <w:sz w:val="30"/>
+          <w:szCs w:val="30"/>
+        </w:rPr>
+      </w:pPr>
+      <w:r>
+        <w:rPr>
+          <w:rFonts w:ascii="Times New Roman" w:hAnsi="Times New Roman"/>
+          <w:sz w:val="30"/>
+          <w:szCs w:val="30"/>
+        </w:rPr>
+      </w:r>
+    </w:p>
+    <w:p>
+      <w:pPr>
+        <w:pStyle w:val="Normal"/>
+        <w:ind w:hanging="0" w:start="-540" w:end="-449"/>
+        <w:rPr>
+          <w:rFonts w:ascii="Times New Roman" w:hAnsi="Times New Roman"/>
+          <w:sz w:val="30"/>
+          <w:szCs w:val="30"/>
+        </w:rPr>
+      </w:pPr>
+      <w:r>
+        <w:rPr>
+          <w:rFonts w:ascii="Times New Roman" w:hAnsi="Times New Roman"/>
+          <w:sz w:val="30"/>
+          <w:szCs w:val="30"/>
+        </w:rPr>
+        <w:t>[EN] JSON Web Token (JWT) is a standard used to authenticate and securely transfer information between a client and a server. When a user logs in successfully, the server creates a token containing user information and signs it with a digital signature. This token is sent back to the client, and the client includes it in future requests (usually in the request header). The server verifies the token’s signature to confirm the user’s identity without storing a session on the server, which makes the system more efficient, especially for web applications and APIs.</w:t>
+      </w:r>
+    </w:p>
+    <w:p>
+      <w:pPr>
+        <w:pStyle w:val="Normal"/>
+        <w:ind w:hanging="0" w:start="-540" w:end="-449"/>
+        <w:rPr>
+          <w:rFonts w:ascii="Times New Roman" w:hAnsi="Times New Roman"/>
+          <w:sz w:val="30"/>
+          <w:szCs w:val="30"/>
+        </w:rPr>
+      </w:pPr>
+      <w:r>
+        <w:rPr>
+          <w:rFonts w:ascii="Times New Roman" w:hAnsi="Times New Roman"/>
+          <w:sz w:val="30"/>
+          <w:szCs w:val="30"/>
+        </w:rPr>
+      </w:r>
+    </w:p>
+    <w:p>
+      <w:pPr>
+        <w:pStyle w:val="Normal"/>
+        <w:ind w:hanging="0" w:start="-540" w:end="-449"/>
+        <w:rPr>
+          <w:rFonts w:ascii="Times New Roman" w:hAnsi="Times New Roman"/>
+          <w:b/>
+          <w:bCs/>
+          <w:color w:val="3465A4"/>
+          <w:sz w:val="30"/>
+          <w:szCs w:val="30"/>
+        </w:rPr>
+      </w:pPr>
+      <w:r>
+        <w:rPr>
+          <w:rFonts w:ascii="Times New Roman" w:hAnsi="Times New Roman"/>
+          <w:b/>
+          <w:bCs/>
+          <w:color w:val="3465A4"/>
+          <w:sz w:val="30"/>
+          <w:szCs w:val="30"/>
+        </w:rPr>
+        <w:t>JWT gồm những phần nào (header, payload, signature)?</w:t>
+      </w:r>
+    </w:p>
+    <w:p>
+      <w:pPr>
+        <w:pStyle w:val="Normal"/>
+        <w:ind w:hanging="0" w:start="-540" w:end="-449"/>
+        <w:rPr>
+          <w:rFonts w:ascii="Times New Roman" w:hAnsi="Times New Roman"/>
+          <w:sz w:val="30"/>
+          <w:szCs w:val="30"/>
+        </w:rPr>
+      </w:pPr>
+      <w:r>
+        <w:rPr>
+          <w:rFonts w:ascii="Times New Roman" w:hAnsi="Times New Roman"/>
+          <w:sz w:val="30"/>
+          <w:szCs w:val="30"/>
+        </w:rPr>
+        <w:t>[VN] JSON Web Token (JWT) gồm ba phần chính: header, payload và signature. Header chứa thông tin về loại token và thuật toán mã hóa được dùng. Payload chứa dữ liệu của người dùng hoặc các thông tin cần truyền, ví dụ như user ID hoặc quyền truy cập. Signature là chữ ký số được tạo bằng cách mã hóa header và payload với một secret key, giúp server kiểm tra xem token có bị thay đổi hay không và đảm bảo tính toàn vẹn của dữ liệu.</w:t>
+      </w:r>
+    </w:p>
+    <w:p>
+      <w:pPr>
+        <w:pStyle w:val="Normal"/>
+        <w:ind w:hanging="0" w:start="-540" w:end="-449"/>
+        <w:rPr>
+          <w:rFonts w:ascii="Times New Roman" w:hAnsi="Times New Roman"/>
+          <w:sz w:val="30"/>
+          <w:szCs w:val="30"/>
+        </w:rPr>
+      </w:pPr>
+      <w:r>
+        <w:rPr>
+          <w:rFonts w:ascii="Times New Roman" w:hAnsi="Times New Roman"/>
+          <w:sz w:val="30"/>
+          <w:szCs w:val="30"/>
+        </w:rPr>
+      </w:r>
+    </w:p>
+    <w:p>
+      <w:pPr>
+        <w:pStyle w:val="Normal"/>
+        <w:ind w:hanging="0" w:start="-540" w:end="-449"/>
+        <w:rPr>
+          <w:rFonts w:ascii="Times New Roman" w:hAnsi="Times New Roman"/>
+          <w:sz w:val="30"/>
+          <w:szCs w:val="30"/>
+        </w:rPr>
+      </w:pPr>
+      <w:r>
+        <w:rPr>
+          <w:rFonts w:ascii="Times New Roman" w:hAnsi="Times New Roman"/>
+          <w:sz w:val="30"/>
+          <w:szCs w:val="30"/>
+        </w:rPr>
+        <w:t>[EN] A JSON Web Token (JWT) has three main parts: header, payload, and signature. The header contains information about the token type and the encryption algorithm used. The payload stores user data or other information that needs to be shared, such as user ID or permissions. The signature is a digital signature created by encoding the header and payload with a secret key, allowing the server to verify that the token has not been changed and that the data is valid.</w:t>
+      </w:r>
+    </w:p>
+    <w:p>
+      <w:pPr>
+        <w:pStyle w:val="Normal"/>
+        <w:ind w:hanging="0" w:start="-540" w:end="-449"/>
+        <w:rPr>
+          <w:rFonts w:ascii="Times New Roman" w:hAnsi="Times New Roman"/>
+          <w:sz w:val="30"/>
+          <w:szCs w:val="30"/>
+        </w:rPr>
+      </w:pPr>
+      <w:r>
+        <w:rPr>
+          <w:rFonts w:ascii="Times New Roman" w:hAnsi="Times New Roman"/>
+          <w:sz w:val="30"/>
+          <w:szCs w:val="30"/>
+        </w:rPr>
+      </w:r>
+    </w:p>
+    <w:p>
+      <w:pPr>
+        <w:pStyle w:val="Normal"/>
+        <w:ind w:hanging="0" w:start="-540" w:end="-449"/>
+        <w:rPr>
+          <w:rFonts w:ascii="Times New Roman" w:hAnsi="Times New Roman"/>
+          <w:b/>
+          <w:bCs/>
+          <w:color w:val="3465A4"/>
+          <w:sz w:val="30"/>
+          <w:szCs w:val="30"/>
+        </w:rPr>
+      </w:pPr>
+      <w:r>
+        <w:rPr>
+          <w:rFonts w:ascii="Times New Roman" w:hAnsi="Times New Roman"/>
+          <w:b/>
+          <w:bCs/>
+          <w:color w:val="3465A4"/>
+          <w:sz w:val="30"/>
+          <w:szCs w:val="30"/>
+        </w:rPr>
+        <w:t>JWT có những rủi ro bảo mật nào?</w:t>
+      </w:r>
+    </w:p>
+    <w:p>
+      <w:pPr>
+        <w:pStyle w:val="Normal"/>
+        <w:ind w:hanging="0" w:start="-540" w:end="-449"/>
+        <w:rPr>
+          <w:rFonts w:ascii="Times New Roman" w:hAnsi="Times New Roman"/>
+          <w:sz w:val="30"/>
+          <w:szCs w:val="30"/>
+        </w:rPr>
+      </w:pPr>
+      <w:r>
+        <w:rPr>
+          <w:rFonts w:ascii="Times New Roman" w:hAnsi="Times New Roman"/>
+          <w:sz w:val="30"/>
+          <w:szCs w:val="30"/>
+        </w:rPr>
+        <w:t>[VN] JSON Web Token (JWT) có một số rủi ro bảo mật nếu không được sử dụng đúng cách. Vì token thường được lưu ở phía client, nếu bị đánh cắp (ví dụ qua XSS) thì kẻ tấn công có thể dùng token đó để truy cập hệ thống. Ngoài ra, nếu secret key yếu hoặc cấu hình thuật toán sai, token có thể bị giả mạo. Một rủi ro khác là JWT khó thu hồi (revoke) trước khi hết hạn, vì server thường không lưu session. Do đó, cần dùng HTTPS, thời gian hết hạn ngắn, và bảo vệ nơi lưu token để giảm nguy cơ bảo mật.</w:t>
+      </w:r>
+    </w:p>
+    <w:p>
+      <w:pPr>
+        <w:pStyle w:val="Normal"/>
+        <w:ind w:hanging="0" w:start="-540" w:end="-449"/>
+        <w:rPr>
+          <w:rFonts w:ascii="Times New Roman" w:hAnsi="Times New Roman"/>
+          <w:sz w:val="30"/>
+          <w:szCs w:val="30"/>
+        </w:rPr>
+      </w:pPr>
+      <w:r>
+        <w:rPr>
+          <w:rFonts w:ascii="Times New Roman" w:hAnsi="Times New Roman"/>
+          <w:sz w:val="30"/>
+          <w:szCs w:val="30"/>
+        </w:rPr>
+      </w:r>
+    </w:p>
+    <w:p>
+      <w:pPr>
+        <w:pStyle w:val="Normal"/>
+        <w:ind w:hanging="0" w:start="-540" w:end="-449"/>
+        <w:rPr>
+          <w:rFonts w:ascii="Times New Roman" w:hAnsi="Times New Roman"/>
+          <w:sz w:val="30"/>
+          <w:szCs w:val="30"/>
+        </w:rPr>
+      </w:pPr>
+      <w:r>
+        <w:rPr>
+          <w:rFonts w:ascii="Times New Roman" w:hAnsi="Times New Roman"/>
+          <w:sz w:val="30"/>
+          <w:szCs w:val="30"/>
+        </w:rPr>
+        <w:t>[EN] JSON Web Token (JWT) has several security risks if it is not used correctly. Since the token is usually stored on the client side, if it is stolen (for example through XSS) an attacker could use it to access the system. Also, if the secret key is weak or the algorithm is misconfigured, the token might be forged. Another issue is that JWT is hard to revoke before it expires, because the server usually does not store sessions. To reduce these risks, developers should use HTTPS, short expiration times, and secure storage for tokens.</w:t>
+      </w:r>
+    </w:p>
+    <w:p>
+      <w:pPr>
+        <w:pStyle w:val="Normal"/>
+        <w:ind w:hanging="0" w:start="-540" w:end="-449"/>
+        <w:rPr>
+          <w:rFonts w:ascii="Times New Roman" w:hAnsi="Times New Roman"/>
+          <w:sz w:val="30"/>
+          <w:szCs w:val="30"/>
+        </w:rPr>
+      </w:pPr>
+      <w:r>
+        <w:rPr>
+          <w:rFonts w:ascii="Times New Roman" w:hAnsi="Times New Roman"/>
+          <w:sz w:val="30"/>
+          <w:szCs w:val="30"/>
+        </w:rPr>
+      </w:r>
+    </w:p>
+    <w:p>
+      <w:pPr>
+        <w:pStyle w:val="Normal"/>
+        <w:ind w:hanging="0" w:start="-540" w:end="-449"/>
+        <w:rPr>
+          <w:rFonts w:ascii="Times New Roman" w:hAnsi="Times New Roman"/>
+          <w:b/>
+          <w:bCs/>
+          <w:color w:val="3465A4"/>
+          <w:sz w:val="30"/>
+          <w:szCs w:val="30"/>
+        </w:rPr>
+      </w:pPr>
+      <w:r>
+        <w:rPr>
+          <w:rFonts w:ascii="Times New Roman" w:hAnsi="Times New Roman"/>
+          <w:b/>
+          <w:bCs/>
+          <w:color w:val="3465A4"/>
+          <w:sz w:val="30"/>
+          <w:szCs w:val="30"/>
+        </w:rPr>
+        <w:t>Khi nào nên dùng JWT vs session-based authentication?</w:t>
+      </w:r>
+    </w:p>
+    <w:p>
+      <w:pPr>
+        <w:pStyle w:val="Normal"/>
+        <w:ind w:hanging="0" w:start="-540" w:end="-449"/>
+        <w:rPr>
+          <w:rFonts w:ascii="Times New Roman" w:hAnsi="Times New Roman"/>
+          <w:sz w:val="30"/>
+          <w:szCs w:val="30"/>
+        </w:rPr>
+      </w:pPr>
+      <w:r>
+        <w:rPr>
+          <w:rFonts w:ascii="Times New Roman" w:hAnsi="Times New Roman"/>
+          <w:sz w:val="30"/>
+          <w:szCs w:val="30"/>
+        </w:rPr>
+        <w:t>[VN] JSON Web Token (JWT) nên được dùng khi ứng dụng cần hệ thống xác thực không lưu session trên server (stateless), ví dụ trong API, microservices hoặc ứng dụng mobile, nơi client gửi token trong mỗi request. JWT giúp hệ thống dễ mở rộng và hoạt động tốt với nhiều server. Ngược lại, session-based authentication phù hợp với ứng dụng web truyền thống, nơi server lưu session và quản lý trạng thái đăng nhập của người dùng. Cách này thường dễ kiểm soát và dễ thu hồi quyền truy cập hơn khi cần bảo mật chặt chẽ.</w:t>
+      </w:r>
+    </w:p>
+    <w:p>
+      <w:pPr>
+        <w:pStyle w:val="Normal"/>
+        <w:ind w:hanging="0" w:start="-540" w:end="-449"/>
+        <w:rPr>
+          <w:rFonts w:ascii="Times New Roman" w:hAnsi="Times New Roman"/>
+          <w:sz w:val="30"/>
+          <w:szCs w:val="30"/>
+        </w:rPr>
+      </w:pPr>
+      <w:r>
+        <w:rPr>
+          <w:rFonts w:ascii="Times New Roman" w:hAnsi="Times New Roman"/>
+          <w:sz w:val="30"/>
+          <w:szCs w:val="30"/>
+        </w:rPr>
+      </w:r>
+    </w:p>
+    <w:p>
+      <w:pPr>
+        <w:pStyle w:val="Normal"/>
+        <w:ind w:hanging="0" w:start="-540" w:end="-449"/>
+        <w:rPr>
+          <w:rFonts w:ascii="Times New Roman" w:hAnsi="Times New Roman"/>
+          <w:sz w:val="30"/>
+          <w:szCs w:val="30"/>
+        </w:rPr>
+      </w:pPr>
+      <w:r>
+        <w:rPr>
+          <w:rFonts w:ascii="Times New Roman" w:hAnsi="Times New Roman"/>
+          <w:sz w:val="30"/>
+          <w:szCs w:val="30"/>
+        </w:rPr>
+        <w:t>[EN] JSON Web Token (JWT) is useful when an application needs stateless authentication, meaning the server does not store user sessions. It is commonly used in APIs, microservices, or mobile applications, where the client sends a token with each request. JWT helps systems scale easily across multiple servers. In contrast, session-based authentication is better for traditional web applications, where the server stores session data and manages the user’s login state. This method is often easier to control and revoke access when strong security is required.</w:t>
+      </w:r>
+    </w:p>
+    <w:p>
+      <w:pPr>
+        <w:pStyle w:val="Normal"/>
+        <w:ind w:hanging="0" w:start="-540" w:end="-449"/>
+        <w:rPr>
+          <w:rFonts w:ascii="Times New Roman" w:hAnsi="Times New Roman"/>
+          <w:sz w:val="30"/>
+          <w:szCs w:val="30"/>
+        </w:rPr>
+      </w:pPr>
+      <w:r>
+        <w:rPr>
+          <w:rFonts w:ascii="Times New Roman" w:hAnsi="Times New Roman"/>
+          <w:sz w:val="30"/>
+          <w:szCs w:val="30"/>
+        </w:rPr>
+      </w:r>
+    </w:p>
+    <w:p>
+      <w:pPr>
+        <w:pStyle w:val="Normal"/>
+        <w:ind w:hanging="0" w:start="-540" w:end="-449"/>
+        <w:rPr>
+          <w:rFonts w:ascii="Times New Roman" w:hAnsi="Times New Roman"/>
+          <w:b/>
+          <w:bCs/>
+          <w:color w:val="3465A4"/>
+          <w:sz w:val="30"/>
+          <w:szCs w:val="30"/>
+        </w:rPr>
+      </w:pPr>
+      <w:r>
+        <w:rPr>
+          <w:rFonts w:ascii="Times New Roman" w:hAnsi="Times New Roman"/>
+          <w:b/>
+          <w:bCs/>
+          <w:color w:val="3465A4"/>
+          <w:sz w:val="30"/>
+          <w:szCs w:val="30"/>
+        </w:rPr>
+        <w:t>Access token và Refresh token khác nhau thế nào?</w:t>
+      </w:r>
+    </w:p>
+    <w:p>
+      <w:pPr>
+        <w:pStyle w:val="Normal"/>
+        <w:ind w:hanging="0" w:start="-540" w:end="-449"/>
+        <w:rPr>
+          <w:rFonts w:ascii="Times New Roman" w:hAnsi="Times New Roman"/>
+          <w:sz w:val="30"/>
+          <w:szCs w:val="30"/>
+        </w:rPr>
+      </w:pPr>
+      <w:r>
+        <w:rPr>
+          <w:rFonts w:ascii="Times New Roman" w:hAnsi="Times New Roman"/>
+          <w:sz w:val="30"/>
+          <w:szCs w:val="30"/>
+        </w:rPr>
+        <w:t>[VN] Trong hệ thống xác thực dùng JSON Web Token (JWT), Access token và Refresh token có vai trò khác nhau. Access token được dùng để truy cập API hoặc tài nguyên bảo vệ và thường có thời gian hết hạn ngắn để giảm rủi ro bảo mật. Khi access token hết hạn, Refresh token sẽ được dùng để yêu cầu server tạo access token mới mà người dùng không cần đăng nhập lại. Refresh token thường có thời gian sống dài hơn và được lưu trữ an toàn hơn để bảo vệ hệ thống.</w:t>
+      </w:r>
+    </w:p>
+    <w:p>
+      <w:pPr>
+        <w:pStyle w:val="Normal"/>
+        <w:ind w:hanging="0" w:start="-540" w:end="-449"/>
+        <w:rPr>
+          <w:rFonts w:ascii="Times New Roman" w:hAnsi="Times New Roman"/>
+          <w:sz w:val="30"/>
+          <w:szCs w:val="30"/>
+        </w:rPr>
+      </w:pPr>
+      <w:r>
+        <w:rPr>
+          <w:rFonts w:ascii="Times New Roman" w:hAnsi="Times New Roman"/>
+          <w:sz w:val="30"/>
+          <w:szCs w:val="30"/>
+        </w:rPr>
+      </w:r>
+    </w:p>
+    <w:p>
+      <w:pPr>
+        <w:pStyle w:val="Normal"/>
+        <w:ind w:hanging="0" w:start="-540" w:end="-449"/>
+        <w:rPr>
+          <w:rFonts w:ascii="Times New Roman" w:hAnsi="Times New Roman"/>
+          <w:sz w:val="30"/>
+          <w:szCs w:val="30"/>
+        </w:rPr>
+      </w:pPr>
+      <w:r>
+        <w:rPr>
+          <w:rFonts w:ascii="Times New Roman" w:hAnsi="Times New Roman"/>
+          <w:sz w:val="30"/>
+          <w:szCs w:val="30"/>
+        </w:rPr>
+        <w:t>[EN] In an authentication system using JSON Web Token (JWT), Access token and Refresh token have different roles. An Access token is used to access protected APIs or resources and usually has a short expiration time to reduce security risks. When the access token expires, a Refresh token is used to request a new access token from the server without requiring the user to log in again. Refresh tokens usually have a longer lifetime and are stored more securely to protect the system.</w:t>
+      </w:r>
+    </w:p>
+    <w:p>
+      <w:pPr>
+        <w:pStyle w:val="Normal"/>
+        <w:ind w:hanging="0" w:start="-540" w:end="-449"/>
+        <w:rPr>
+          <w:rFonts w:ascii="Times New Roman" w:hAnsi="Times New Roman"/>
+          <w:sz w:val="30"/>
+          <w:szCs w:val="30"/>
+        </w:rPr>
+      </w:pPr>
+      <w:r>
+        <w:rPr>
+          <w:rFonts w:ascii="Times New Roman" w:hAnsi="Times New Roman"/>
+          <w:sz w:val="30"/>
+          <w:szCs w:val="30"/>
+        </w:rPr>
+      </w:r>
+    </w:p>
+    <w:p>
+      <w:pPr>
+        <w:pStyle w:val="Normal"/>
+        <w:ind w:hanging="0" w:start="-540" w:end="-449"/>
+        <w:rPr>
+          <w:rFonts w:ascii="Times New Roman" w:hAnsi="Times New Roman"/>
+          <w:b/>
+          <w:bCs/>
+          <w:color w:val="3465A4"/>
+          <w:sz w:val="30"/>
+          <w:szCs w:val="30"/>
+        </w:rPr>
+      </w:pPr>
+      <w:r>
+        <w:rPr>
+          <w:rFonts w:ascii="Times New Roman" w:hAnsi="Times New Roman"/>
+          <w:b/>
+          <w:bCs/>
+          <w:color w:val="3465A4"/>
+          <w:sz w:val="30"/>
+          <w:szCs w:val="30"/>
+        </w:rPr>
+        <w:t>Tại sao access token nên có expiration time ngắn?</w:t>
+      </w:r>
+    </w:p>
+    <w:p>
+      <w:pPr>
+        <w:pStyle w:val="Normal"/>
+        <w:ind w:hanging="0" w:start="-540" w:end="-449"/>
+        <w:rPr>
+          <w:rFonts w:ascii="Times New Roman" w:hAnsi="Times New Roman"/>
+          <w:sz w:val="30"/>
+          <w:szCs w:val="30"/>
+        </w:rPr>
+      </w:pPr>
+      <w:r>
+        <w:rPr>
+          <w:rFonts w:ascii="Times New Roman" w:hAnsi="Times New Roman"/>
+          <w:sz w:val="30"/>
+          <w:szCs w:val="30"/>
+        </w:rPr>
+        <w:t>[VN] Trong hệ thống xác thực sử dụng JSON Web Token (JWT), access token nên có thời gian hết hạn ngắn để giảm rủi ro bảo mật. Nếu token bị đánh cắp, kẻ tấn công chỉ có thể sử dụng nó trong một khoảng thời gian ngắn trước khi token hết hạn. Sau khi hết hạn, người dùng sẽ dùng refresh token để lấy access token mới. Cách này giúp giảm nguy cơ truy cập trái phép và tăng mức độ an toàn cho hệ thống.</w:t>
+      </w:r>
+    </w:p>
+    <w:p>
+      <w:pPr>
+        <w:pStyle w:val="Normal"/>
+        <w:ind w:hanging="0" w:start="-540" w:end="-449"/>
+        <w:rPr>
+          <w:rFonts w:ascii="Times New Roman" w:hAnsi="Times New Roman"/>
+          <w:sz w:val="30"/>
+          <w:szCs w:val="30"/>
+        </w:rPr>
+      </w:pPr>
+      <w:r>
+        <w:rPr>
+          <w:rFonts w:ascii="Times New Roman" w:hAnsi="Times New Roman"/>
+          <w:sz w:val="30"/>
+          <w:szCs w:val="30"/>
+        </w:rPr>
+      </w:r>
+    </w:p>
+    <w:p>
+      <w:pPr>
+        <w:pStyle w:val="Normal"/>
+        <w:ind w:hanging="0" w:start="-540" w:end="-449"/>
+        <w:rPr>
+          <w:rFonts w:ascii="Times New Roman" w:hAnsi="Times New Roman"/>
+          <w:sz w:val="30"/>
+          <w:szCs w:val="30"/>
+        </w:rPr>
+      </w:pPr>
+      <w:r>
+        <w:rPr>
+          <w:rFonts w:ascii="Times New Roman" w:hAnsi="Times New Roman"/>
+          <w:sz w:val="30"/>
+          <w:szCs w:val="30"/>
+        </w:rPr>
+        <w:t>[EN] In an authentication system using JSON Web Token (JWT), access tokens should have a short expiration time to reduce security risks. If a token is stolen, the attacker can only use it for a short period before it expires. After it expires, the user can use a refresh token to get a new access token. This approach limits unauthorized access and improves overall system security.</w:t>
+      </w:r>
+    </w:p>
+    <w:p>
+      <w:pPr>
+        <w:pStyle w:val="Normal"/>
+        <w:ind w:hanging="0" w:start="-540" w:end="-449"/>
+        <w:rPr>
+          <w:rFonts w:ascii="Times New Roman" w:hAnsi="Times New Roman"/>
+          <w:sz w:val="30"/>
+          <w:szCs w:val="30"/>
+        </w:rPr>
+      </w:pPr>
+      <w:r>
+        <w:rPr>
+          <w:rFonts w:ascii="Times New Roman" w:hAnsi="Times New Roman"/>
+          <w:sz w:val="30"/>
+          <w:szCs w:val="30"/>
+        </w:rPr>
+      </w:r>
+    </w:p>
+    <w:p>
+      <w:pPr>
+        <w:pStyle w:val="Normal"/>
+        <w:ind w:hanging="0" w:start="-540" w:end="-449"/>
+        <w:rPr>
+          <w:rFonts w:ascii="Times New Roman" w:hAnsi="Times New Roman"/>
+          <w:b/>
+          <w:bCs/>
+          <w:color w:val="3465A4"/>
+          <w:sz w:val="30"/>
+          <w:szCs w:val="30"/>
+        </w:rPr>
+      </w:pPr>
+      <w:r>
+        <w:rPr>
+          <w:rFonts w:ascii="Times New Roman" w:hAnsi="Times New Roman"/>
+          <w:b/>
+          <w:bCs/>
+          <w:color w:val="3465A4"/>
+          <w:sz w:val="30"/>
+          <w:szCs w:val="30"/>
+        </w:rPr>
+        <w:t>Làm sao revoke JWT khi user logout?</w:t>
+      </w:r>
+    </w:p>
+    <w:p>
+      <w:pPr>
+        <w:pStyle w:val="Normal"/>
+        <w:ind w:hanging="0" w:start="-540" w:end="-449"/>
+        <w:rPr>
+          <w:rFonts w:ascii="Times New Roman" w:hAnsi="Times New Roman"/>
+          <w:sz w:val="30"/>
+          <w:szCs w:val="30"/>
+        </w:rPr>
+      </w:pPr>
+      <w:r>
+        <w:rPr>
+          <w:rFonts w:ascii="Times New Roman" w:hAnsi="Times New Roman"/>
+          <w:sz w:val="30"/>
+          <w:szCs w:val="30"/>
+        </w:rPr>
+        <w:t>[VN] Vì JSON Web Token (JWT) thường là stateless, server không lưu session nên việc revoke token khi user logout không đơn giản. Một cách phổ biến là xóa refresh token ở phía server hoặc database, để người dùng không thể tạo access token mới. Ngoài ra, hệ thống có thể dùng token blacklist để lưu các token đã bị thu hồi cho đến khi chúng hết hạn. Kết hợp với thời gian hết hạn ngắn cho access token, cách này giúp đảm bảo người dùng không thể tiếp tục truy cập sau khi logout.</w:t>
+      </w:r>
+    </w:p>
+    <w:p>
+      <w:pPr>
+        <w:pStyle w:val="Normal"/>
+        <w:ind w:hanging="0" w:start="-540" w:end="-449"/>
+        <w:rPr>
+          <w:rFonts w:ascii="Times New Roman" w:hAnsi="Times New Roman"/>
+          <w:sz w:val="30"/>
+          <w:szCs w:val="30"/>
+        </w:rPr>
+      </w:pPr>
+      <w:r>
+        <w:rPr>
+          <w:rFonts w:ascii="Times New Roman" w:hAnsi="Times New Roman"/>
+          <w:sz w:val="30"/>
+          <w:szCs w:val="30"/>
+        </w:rPr>
+      </w:r>
+    </w:p>
+    <w:p>
+      <w:pPr>
+        <w:pStyle w:val="Normal"/>
+        <w:ind w:hanging="0" w:start="-540" w:end="-449"/>
+        <w:rPr>
+          <w:rFonts w:ascii="Times New Roman" w:hAnsi="Times New Roman"/>
+          <w:sz w:val="30"/>
+          <w:szCs w:val="30"/>
+        </w:rPr>
+      </w:pPr>
+      <w:r>
+        <w:rPr>
+          <w:rFonts w:ascii="Times New Roman" w:hAnsi="Times New Roman"/>
+          <w:sz w:val="30"/>
+          <w:szCs w:val="30"/>
+        </w:rPr>
+        <w:t>[EN] Because JSON Web Token (JWT) is usually stateless, the server does not store sessions, so revoking a token when a user logs out is not straightforward. A common solution is to delete the refresh token from the server or database, so the user cannot generate a new access token. Another approach is to use a token blacklist that stores revoked tokens until they expire. Combined with short expiration times for access tokens, this helps ensure the user cannot continue accessing the system after logging out.</w:t>
+      </w:r>
+    </w:p>
+    <w:p>
+      <w:pPr>
+        <w:pStyle w:val="Normal"/>
+        <w:ind w:hanging="0" w:start="-540" w:end="-449"/>
+        <w:rPr>
+          <w:rFonts w:ascii="Times New Roman" w:hAnsi="Times New Roman"/>
+          <w:sz w:val="30"/>
+          <w:szCs w:val="30"/>
+        </w:rPr>
+      </w:pPr>
+      <w:r>
+        <w:rPr>
+          <w:rFonts w:ascii="Times New Roman" w:hAnsi="Times New Roman"/>
+          <w:sz w:val="30"/>
+          <w:szCs w:val="30"/>
+        </w:rPr>
+      </w:r>
+    </w:p>
+    <w:p>
+      <w:pPr>
+        <w:pStyle w:val="Normal"/>
+        <w:ind w:hanging="0" w:start="-540" w:end="-449"/>
+        <w:rPr>
+          <w:rFonts w:ascii="Times New Roman" w:hAnsi="Times New Roman"/>
+          <w:b/>
+          <w:bCs/>
+          <w:color w:val="3465A4"/>
+          <w:sz w:val="30"/>
+          <w:szCs w:val="30"/>
+        </w:rPr>
+      </w:pPr>
+      <w:r>
+        <w:rPr>
+          <w:rFonts w:ascii="Times New Roman" w:hAnsi="Times New Roman"/>
+          <w:b/>
+          <w:bCs/>
+          <w:color w:val="3465A4"/>
+          <w:sz w:val="30"/>
+          <w:szCs w:val="30"/>
+        </w:rPr>
+        <w:t>OAuth 2.0 là gì? Nó giải quyết vấn đề gì?</w:t>
+      </w:r>
+    </w:p>
+    <w:p>
+      <w:pPr>
+        <w:pStyle w:val="Normal"/>
+        <w:ind w:hanging="0" w:start="-540" w:end="-449"/>
+        <w:rPr>
+          <w:rFonts w:ascii="Times New Roman" w:hAnsi="Times New Roman"/>
+          <w:sz w:val="30"/>
+          <w:szCs w:val="30"/>
+        </w:rPr>
+      </w:pPr>
+      <w:r>
+        <w:rPr>
+          <w:rFonts w:ascii="Times New Roman" w:hAnsi="Times New Roman"/>
+          <w:sz w:val="30"/>
+          <w:szCs w:val="30"/>
+        </w:rPr>
+        <w:t>[VN] OAuth 2.0 là một framework ủy quyền cho phép ứng dụng truy cập tài nguyên của người dùng trên một dịch vụ khác mà không cần chia sẻ mật khẩu. Ví dụ, người dùng có thể đăng nhập vào một ứng dụng bằng tài khoản Google hoặc Facebook. OAuth 2.0 giải quyết vấn đề chia sẻ quyền truy cập an toàn giữa các ứng dụng, bằng cách cấp access token cho ứng dụng thay vì cung cấp thông tin đăng nhập trực tiếp, giúp tăng tính bảo mật và kiểm soát quyền truy cập.</w:t>
+      </w:r>
+    </w:p>
+    <w:p>
+      <w:pPr>
+        <w:pStyle w:val="Normal"/>
+        <w:ind w:hanging="0" w:start="-540" w:end="-449"/>
+        <w:rPr>
+          <w:rFonts w:ascii="Times New Roman" w:hAnsi="Times New Roman"/>
+          <w:sz w:val="30"/>
+          <w:szCs w:val="30"/>
+        </w:rPr>
+      </w:pPr>
+      <w:r>
+        <w:rPr>
+          <w:rFonts w:ascii="Times New Roman" w:hAnsi="Times New Roman"/>
+          <w:sz w:val="30"/>
+          <w:szCs w:val="30"/>
+        </w:rPr>
+      </w:r>
+    </w:p>
+    <w:p>
+      <w:pPr>
+        <w:pStyle w:val="Normal"/>
+        <w:ind w:hanging="0" w:start="-540" w:end="-449"/>
+        <w:rPr>
+          <w:rFonts w:ascii="Times New Roman" w:hAnsi="Times New Roman"/>
+          <w:sz w:val="30"/>
+          <w:szCs w:val="30"/>
+        </w:rPr>
+      </w:pPr>
+      <w:r>
+        <w:rPr>
+          <w:rFonts w:ascii="Times New Roman" w:hAnsi="Times New Roman"/>
+          <w:sz w:val="30"/>
+          <w:szCs w:val="30"/>
+        </w:rPr>
+        <w:t>[EN] OAuth 2.0 is an authorization framework that allows an application to access a user’s resources from another service without sharing the user’s password. For example, users can log in to an app using their Google or Facebook account. OAuth 2.0 solves the problem of securely sharing access between applications by providing an access token to the app instead of giving the user’s login credentials, which improves security and access control.</w:t>
+      </w:r>
+    </w:p>
+    <w:p>
+      <w:pPr>
+        <w:pStyle w:val="Normal"/>
+        <w:ind w:hanging="0" w:start="-540" w:end="-449"/>
+        <w:rPr>
+          <w:rFonts w:ascii="Times New Roman" w:hAnsi="Times New Roman"/>
+          <w:sz w:val="30"/>
+          <w:szCs w:val="30"/>
+        </w:rPr>
+      </w:pPr>
+      <w:r>
+        <w:rPr>
+          <w:rFonts w:ascii="Times New Roman" w:hAnsi="Times New Roman"/>
+          <w:sz w:val="30"/>
+          <w:szCs w:val="30"/>
+        </w:rPr>
+      </w:r>
+    </w:p>
+    <w:p>
+      <w:pPr>
+        <w:pStyle w:val="Normal"/>
+        <w:ind w:hanging="0" w:start="-540" w:end="-449"/>
+        <w:rPr>
+          <w:rFonts w:ascii="Times New Roman" w:hAnsi="Times New Roman"/>
+          <w:b/>
+          <w:bCs/>
+          <w:color w:val="3465A4"/>
+          <w:sz w:val="30"/>
+          <w:szCs w:val="30"/>
+        </w:rPr>
+      </w:pPr>
+      <w:r>
+        <w:rPr>
+          <w:rFonts w:ascii="Times New Roman" w:hAnsi="Times New Roman"/>
+          <w:b/>
+          <w:bCs/>
+          <w:color w:val="3465A4"/>
+          <w:sz w:val="30"/>
+          <w:szCs w:val="30"/>
+        </w:rPr>
+        <w:t>Các flow phổ biến của OAuth2 là gì?</w:t>
+      </w:r>
+    </w:p>
+    <w:p>
+      <w:pPr>
+        <w:pStyle w:val="Normal"/>
+        <w:ind w:hanging="0" w:start="-540" w:end="-449"/>
+        <w:rPr>
+          <w:rFonts w:ascii="Times New Roman" w:hAnsi="Times New Roman"/>
+          <w:sz w:val="30"/>
+          <w:szCs w:val="30"/>
+        </w:rPr>
+      </w:pPr>
+      <w:r>
+        <w:rPr>
+          <w:rFonts w:ascii="Times New Roman" w:hAnsi="Times New Roman"/>
+          <w:sz w:val="30"/>
+          <w:szCs w:val="30"/>
+        </w:rPr>
+        <w:t>[VN] Trong OAuth 2.0, có một số flow phổ biến để cấp quyền truy cập. Authorization Code Flow là flow phổ biến nhất, thường dùng cho web app vì an toàn hơn khi server trao đổi code để lấy token. Implicit Flow từng được dùng cho ứng dụng chạy trên trình duyệt, nhưng hiện nay ít dùng vì rủi ro bảo mật. Client Credentials Flow dùng khi server giao tiếp với server mà không cần người dùng đăng nhập. Ngoài ra còn có Resource Owner Password Credentials Flow, nơi ứng dụng nhận trực tiếp username và password, nhưng cách này ít được khuyến khích vì vấn đề bảo mật.</w:t>
+      </w:r>
+    </w:p>
+    <w:p>
+      <w:pPr>
+        <w:pStyle w:val="Normal"/>
+        <w:ind w:hanging="0" w:start="-540" w:end="-449"/>
+        <w:rPr>
+          <w:rFonts w:ascii="Times New Roman" w:hAnsi="Times New Roman"/>
+          <w:sz w:val="30"/>
+          <w:szCs w:val="30"/>
+        </w:rPr>
+      </w:pPr>
+      <w:r>
+        <w:rPr>
+          <w:rFonts w:ascii="Times New Roman" w:hAnsi="Times New Roman"/>
+          <w:sz w:val="30"/>
+          <w:szCs w:val="30"/>
+        </w:rPr>
+      </w:r>
+    </w:p>
+    <w:p>
+      <w:pPr>
+        <w:pStyle w:val="Normal"/>
+        <w:ind w:hanging="0" w:start="-540" w:end="-449"/>
+        <w:rPr>
+          <w:rFonts w:ascii="Times New Roman" w:hAnsi="Times New Roman"/>
+          <w:sz w:val="30"/>
+          <w:szCs w:val="30"/>
+        </w:rPr>
+      </w:pPr>
+      <w:r>
+        <w:rPr>
+          <w:rFonts w:ascii="Times New Roman" w:hAnsi="Times New Roman"/>
+          <w:sz w:val="30"/>
+          <w:szCs w:val="30"/>
+        </w:rPr>
+        <w:t>[EN] In OAuth 2.0, there are several common flows used to grant access. Authorization Code Flow is the most common and is usually used for web applications because it is more secure when the server exchanges a code for a token. Implicit Flow was previously used for browser-based applications but is now less recommended due to security risks. Client Credentials Flow is used for server-to-server communication where no user login is required. Another flow is Resource Owner Password Credentials Flow, where the app receives the user’s username and password directly, but this method is rarely recommended because of security concerns.</w:t>
+      </w:r>
+    </w:p>
+    <w:p>
+      <w:pPr>
+        <w:pStyle w:val="Normal"/>
+        <w:ind w:hanging="0" w:start="-540" w:end="-449"/>
+        <w:rPr>
+          <w:rFonts w:ascii="Times New Roman" w:hAnsi="Times New Roman"/>
+          <w:sz w:val="30"/>
+          <w:szCs w:val="30"/>
+        </w:rPr>
+      </w:pPr>
+      <w:r>
+        <w:rPr>
+          <w:rFonts w:ascii="Times New Roman" w:hAnsi="Times New Roman"/>
+          <w:sz w:val="30"/>
+          <w:szCs w:val="30"/>
+        </w:rPr>
+      </w:r>
+    </w:p>
+    <w:p>
+      <w:pPr>
+        <w:pStyle w:val="Normal"/>
+        <w:ind w:hanging="0" w:start="-540" w:end="-449"/>
+        <w:rPr>
+          <w:rFonts w:ascii="Times New Roman" w:hAnsi="Times New Roman"/>
+          <w:b/>
+          <w:bCs/>
+          <w:color w:val="3465A4"/>
+          <w:sz w:val="30"/>
+          <w:szCs w:val="30"/>
+        </w:rPr>
+      </w:pPr>
+      <w:r>
+        <w:rPr>
+          <w:rFonts w:ascii="Times New Roman" w:hAnsi="Times New Roman"/>
+          <w:b/>
+          <w:bCs/>
+          <w:color w:val="3465A4"/>
+          <w:sz w:val="30"/>
+          <w:szCs w:val="30"/>
+        </w:rPr>
+        <w:t>OAuth2 vs OpenID Connect khác nhau thế nào?</w:t>
+      </w:r>
+    </w:p>
+    <w:p>
+      <w:pPr>
+        <w:pStyle w:val="Normal"/>
+        <w:ind w:hanging="0" w:start="-540" w:end="-449"/>
+        <w:rPr>
+          <w:rFonts w:ascii="Times New Roman" w:hAnsi="Times New Roman"/>
+          <w:sz w:val="30"/>
+          <w:szCs w:val="30"/>
+        </w:rPr>
+      </w:pPr>
+      <w:r>
+        <w:rPr>
+          <w:rFonts w:ascii="Times New Roman" w:hAnsi="Times New Roman"/>
+          <w:sz w:val="30"/>
+          <w:szCs w:val="30"/>
+        </w:rPr>
+        <w:t>[VN] OAuth 2.0 và OpenID Connect có mục đích khác nhau. OAuth 2.0 chủ yếu dùng để ủy quyền (authorization), tức là cho phép một ứng dụng truy cập tài nguyên của người dùng trên một dịch vụ khác thông qua access token. Trong khi đó, OpenID Connect (OIDC) là một lớp xác thực (authentication) được xây dựng trên OAuth 2.0, giúp ứng dụng xác minh danh tính của người dùng và nhận thông tin người dùng thông qua ID token. Nói đơn giản, OAuth 2.0 dùng để cấp quyền truy cập, còn OpenID Connect dùng để xác thực người dùng.</w:t>
+      </w:r>
+    </w:p>
+    <w:p>
+      <w:pPr>
+        <w:pStyle w:val="Normal"/>
+        <w:ind w:hanging="0" w:start="-540" w:end="-449"/>
+        <w:rPr>
+          <w:rFonts w:ascii="Times New Roman" w:hAnsi="Times New Roman"/>
+          <w:sz w:val="30"/>
+          <w:szCs w:val="30"/>
+        </w:rPr>
+      </w:pPr>
+      <w:r>
+        <w:rPr>
+          <w:rFonts w:ascii="Times New Roman" w:hAnsi="Times New Roman"/>
+          <w:sz w:val="30"/>
+          <w:szCs w:val="30"/>
+        </w:rPr>
+      </w:r>
+    </w:p>
+    <w:p>
+      <w:pPr>
+        <w:pStyle w:val="Normal"/>
+        <w:ind w:hanging="0" w:start="-540" w:end="-449"/>
+        <w:rPr>
+          <w:rFonts w:ascii="Times New Roman" w:hAnsi="Times New Roman"/>
+          <w:sz w:val="30"/>
+          <w:szCs w:val="30"/>
+        </w:rPr>
+      </w:pPr>
+      <w:r>
+        <w:rPr>
+          <w:rFonts w:ascii="Times New Roman" w:hAnsi="Times New Roman"/>
+          <w:sz w:val="30"/>
+          <w:szCs w:val="30"/>
+        </w:rPr>
+        <w:t>[EN] OAuth 2.0 and OpenID Connect serve different purposes. OAuth 2.0 is mainly used for authorization, meaning it allows an application to access a user’s resources on another service using an access token. In contrast, OpenID Connect (OIDC) is an authentication layer built on top of OAuth 2.0 that allows applications to verify the user’s identity and receive user information through an ID token. In simple terms, OAuth 2.0 is used to grant access, while OpenID Connect is used to authenticate users.</w:t>
+      </w:r>
+    </w:p>
+    <w:p>
+      <w:pPr>
+        <w:pStyle w:val="Normal"/>
+        <w:ind w:hanging="0" w:start="-540" w:end="-449"/>
+        <w:rPr>
+          <w:rFonts w:ascii="Times New Roman" w:hAnsi="Times New Roman"/>
+          <w:sz w:val="30"/>
+          <w:szCs w:val="30"/>
+        </w:rPr>
+      </w:pPr>
+      <w:r>
+        <w:rPr>
+          <w:rFonts w:ascii="Times New Roman" w:hAnsi="Times New Roman"/>
+          <w:sz w:val="30"/>
+          <w:szCs w:val="30"/>
+        </w:rPr>
+      </w:r>
+    </w:p>
+    <w:p>
+      <w:pPr>
+        <w:pStyle w:val="Normal"/>
+        <w:ind w:hanging="0" w:start="-540" w:end="-449"/>
+        <w:rPr>
+          <w:rFonts w:ascii="Times New Roman" w:hAnsi="Times New Roman"/>
+          <w:b/>
+          <w:bCs/>
+          <w:color w:val="3465A4"/>
+          <w:sz w:val="30"/>
+          <w:szCs w:val="30"/>
+        </w:rPr>
+      </w:pPr>
+      <w:r>
+        <w:rPr>
+          <w:rFonts w:ascii="Times New Roman" w:hAnsi="Times New Roman"/>
+          <w:b/>
+          <w:bCs/>
+          <w:color w:val="3465A4"/>
+          <w:sz w:val="30"/>
+          <w:szCs w:val="30"/>
+        </w:rPr>
+        <w:t>Khi nào nên dùng API key authentication?</w:t>
+      </w:r>
+    </w:p>
+    <w:p>
+      <w:pPr>
+        <w:pStyle w:val="Normal"/>
+        <w:ind w:hanging="0" w:start="-540" w:end="-449"/>
+        <w:rPr>
+          <w:rFonts w:ascii="Times New Roman" w:hAnsi="Times New Roman"/>
+          <w:sz w:val="30"/>
+          <w:szCs w:val="30"/>
+        </w:rPr>
+      </w:pPr>
+      <w:r>
+        <w:rPr>
+          <w:rFonts w:ascii="Times New Roman" w:hAnsi="Times New Roman"/>
+          <w:sz w:val="30"/>
+          <w:szCs w:val="30"/>
+        </w:rPr>
+        <w:t>[VN] API key authentication nên được dùng khi cần xác định ứng dụng hoặc dịch vụ gọi API, thay vì xác thực người dùng cá nhân. Một API key là một chuỗi ký tự bí mật được gửi kèm trong request để server nhận biết và kiểm soát quyền truy cập. Cách này thường được dùng cho public APIs, dịch vụ server-to-server, hoặc khi cần giới hạn số lượng request (rate limiting). Tuy nhiên, API key thường đơn giản nhưng ít bảo mật hơn so với các phương pháp như JSON Web Token hoặc OAuth 2.0, nên chỉ phù hợp với các trường hợp không yêu cầu xác thực người dùng phức tạp.</w:t>
+      </w:r>
+    </w:p>
+    <w:p>
+      <w:pPr>
+        <w:pStyle w:val="Normal"/>
+        <w:ind w:hanging="0" w:start="-540" w:end="-449"/>
+        <w:rPr>
+          <w:rFonts w:ascii="Times New Roman" w:hAnsi="Times New Roman"/>
+          <w:sz w:val="30"/>
+          <w:szCs w:val="30"/>
+        </w:rPr>
+      </w:pPr>
+      <w:r>
+        <w:rPr>
+          <w:rFonts w:ascii="Times New Roman" w:hAnsi="Times New Roman"/>
+          <w:sz w:val="30"/>
+          <w:szCs w:val="30"/>
+        </w:rPr>
+      </w:r>
+    </w:p>
+    <w:p>
+      <w:pPr>
+        <w:pStyle w:val="Normal"/>
+        <w:ind w:hanging="0" w:start="-540" w:end="-449"/>
+        <w:rPr>
+          <w:rFonts w:ascii="Times New Roman" w:hAnsi="Times New Roman"/>
+          <w:sz w:val="30"/>
+          <w:szCs w:val="30"/>
+        </w:rPr>
+      </w:pPr>
+      <w:r>
+        <w:rPr>
+          <w:rFonts w:ascii="Times New Roman" w:hAnsi="Times New Roman"/>
+          <w:sz w:val="30"/>
+          <w:szCs w:val="30"/>
+        </w:rPr>
+        <w:t>[EN] API key authentication is used when the goal is to identify the application or service calling an API, rather than authenticating individual users. An API key is a secret string sent with each request so the server can recognize the client and control access. This method is commonly used for public APIs, server-to-server services, or when applying rate limiting. However, API keys are simple but less secure compared to methods like JSON Web Token or OAuth 2.0, so they are best used in cases that do not require complex user authentication.</w:t>
+      </w:r>
+    </w:p>
+    <w:p>
+      <w:pPr>
+        <w:pStyle w:val="Normal"/>
+        <w:ind w:hanging="0" w:start="-540" w:end="-449"/>
+        <w:rPr>
+          <w:rFonts w:ascii="Times New Roman" w:hAnsi="Times New Roman"/>
+          <w:sz w:val="30"/>
+          <w:szCs w:val="30"/>
+        </w:rPr>
+      </w:pPr>
+      <w:r>
+        <w:rPr>
+          <w:rFonts w:ascii="Times New Roman" w:hAnsi="Times New Roman"/>
+          <w:sz w:val="30"/>
+          <w:szCs w:val="30"/>
+        </w:rPr>
+      </w:r>
+    </w:p>
+    <w:p>
+      <w:pPr>
+        <w:pStyle w:val="Normal"/>
+        <w:ind w:hanging="0" w:start="-540" w:end="-449"/>
+        <w:rPr>
+          <w:rFonts w:ascii="Times New Roman" w:hAnsi="Times New Roman"/>
+          <w:b/>
+          <w:bCs/>
+          <w:color w:val="3465A4"/>
+          <w:sz w:val="30"/>
+          <w:szCs w:val="30"/>
+        </w:rPr>
+      </w:pPr>
+      <w:r>
+        <w:rPr>
+          <w:rFonts w:ascii="Times New Roman" w:hAnsi="Times New Roman"/>
+          <w:b/>
+          <w:bCs/>
+          <w:color w:val="3465A4"/>
+          <w:sz w:val="30"/>
+          <w:szCs w:val="30"/>
+        </w:rPr>
+        <w:t>Rate limiting là gì và tại sao cần nó?</w:t>
+      </w:r>
+    </w:p>
+    <w:p>
+      <w:pPr>
+        <w:pStyle w:val="Normal"/>
+        <w:ind w:hanging="0" w:start="-540" w:end="-449"/>
+        <w:rPr>
+          <w:rFonts w:ascii="Times New Roman" w:hAnsi="Times New Roman"/>
+          <w:sz w:val="30"/>
+          <w:szCs w:val="30"/>
+        </w:rPr>
+      </w:pPr>
+      <w:r>
+        <w:rPr>
+          <w:rFonts w:ascii="Times New Roman" w:hAnsi="Times New Roman"/>
+          <w:sz w:val="30"/>
+          <w:szCs w:val="30"/>
+        </w:rPr>
+        <w:t>[VN] Rate limiting là kỹ thuật giới hạn số lượng request mà một người dùng hoặc ứng dụng có thể gửi đến API trong một khoảng thời gian nhất định. Mục đích của rate limiting là bảo vệ hệ thống khỏi việc gửi quá nhiều request, giúp tránh quá tải server, giảm nguy cơ tấn công như spam hoặc brute-force, và đảm bảo tài nguyên được chia sẻ công bằng giữa các người dùng. Rate limiting thường được áp dụng trong các hệ thống API hoặc dịch vụ web để giữ cho hệ thống ổn định và an toàn.</w:t>
+      </w:r>
+    </w:p>
+    <w:p>
+      <w:pPr>
+        <w:pStyle w:val="Normal"/>
+        <w:ind w:hanging="0" w:start="-540" w:end="-449"/>
+        <w:rPr>
+          <w:rFonts w:ascii="Times New Roman" w:hAnsi="Times New Roman"/>
+          <w:sz w:val="30"/>
+          <w:szCs w:val="30"/>
+        </w:rPr>
+      </w:pPr>
+      <w:r>
+        <w:rPr>
+          <w:rFonts w:ascii="Times New Roman" w:hAnsi="Times New Roman"/>
+          <w:sz w:val="30"/>
+          <w:szCs w:val="30"/>
+        </w:rPr>
+      </w:r>
+    </w:p>
+    <w:p>
+      <w:pPr>
+        <w:pStyle w:val="Normal"/>
+        <w:ind w:hanging="0" w:start="-540" w:end="-449"/>
+        <w:rPr>
+          <w:rFonts w:ascii="Times New Roman" w:hAnsi="Times New Roman"/>
+          <w:sz w:val="30"/>
+          <w:szCs w:val="30"/>
+        </w:rPr>
+      </w:pPr>
+      <w:r>
+        <w:rPr>
+          <w:rFonts w:ascii="Times New Roman" w:hAnsi="Times New Roman"/>
+          <w:sz w:val="30"/>
+          <w:szCs w:val="30"/>
+        </w:rPr>
+        <w:t>[EN] Rate limiting is a technique used to limit the number of requests a user or application can send to an API within a specific time period. The main purpose of rate limiting is to protect the system from too many requests, which helps prevent server overload, reduce risks such as spam or brute-force attacks, and ensure resources are shared fairly among users. Rate limiting is commonly applied in API systems and web services to keep the system stable and secure.</w:t>
+      </w:r>
+    </w:p>
+    <w:p>
+      <w:pPr>
+        <w:pStyle w:val="Normal"/>
+        <w:ind w:hanging="0" w:start="-540" w:end="-449"/>
+        <w:rPr>
+          <w:rFonts w:ascii="Times New Roman" w:hAnsi="Times New Roman"/>
+          <w:sz w:val="30"/>
+          <w:szCs w:val="30"/>
+        </w:rPr>
+      </w:pPr>
+      <w:r>
+        <w:rPr>
+          <w:rFonts w:ascii="Times New Roman" w:hAnsi="Times New Roman"/>
+          <w:sz w:val="30"/>
+          <w:szCs w:val="30"/>
+        </w:rPr>
+      </w:r>
+    </w:p>
+    <w:p>
+      <w:pPr>
+        <w:pStyle w:val="Normal"/>
+        <w:ind w:hanging="0" w:start="-540" w:end="-449"/>
+        <w:rPr>
+          <w:rFonts w:ascii="Times New Roman" w:hAnsi="Times New Roman"/>
+          <w:b/>
+          <w:bCs/>
+          <w:color w:val="3465A4"/>
+          <w:sz w:val="30"/>
+          <w:szCs w:val="30"/>
+        </w:rPr>
+      </w:pPr>
+      <w:r>
+        <w:rPr>
+          <w:rFonts w:ascii="Times New Roman" w:hAnsi="Times New Roman"/>
+          <w:b/>
+          <w:bCs/>
+          <w:color w:val="3465A4"/>
+          <w:sz w:val="30"/>
+          <w:szCs w:val="30"/>
+        </w:rPr>
+        <w:t>Các thuật toán rate limiting phổ biến là gì?</w:t>
+      </w:r>
+    </w:p>
+    <w:p>
+      <w:pPr>
+        <w:pStyle w:val="Normal"/>
+        <w:ind w:hanging="0" w:start="-540" w:end="-449"/>
+        <w:rPr>
+          <w:rFonts w:ascii="Times New Roman" w:hAnsi="Times New Roman"/>
+          <w:sz w:val="30"/>
+          <w:szCs w:val="30"/>
+        </w:rPr>
+      </w:pPr>
+      <w:r>
+        <w:rPr>
+          <w:rFonts w:ascii="Times New Roman" w:hAnsi="Times New Roman"/>
+          <w:sz w:val="30"/>
+          <w:szCs w:val="30"/>
+        </w:rPr>
+        <w:t>[VN] Rate limiting thường được thực hiện bằng một số thuật toán phổ biến. Fixed Window giới hạn số request trong một khoảng thời gian cố định, ví dụ 100 request mỗi phút. Sliding Window cải tiến hơn bằng cách tính request dựa trên thời gian trượt, giúp kiểm soát chính xác hơn. Token Bucket cho phép request được gửi khi còn “token” trong bucket và token sẽ được thêm lại theo thời gian, giúp hệ thống linh hoạt khi có nhiều request đột ngột. Leaky Bucket xử lý request với tốc độ ổn định bằng cách cho request “chảy ra” từ hàng đợi theo tốc độ cố định. Các thuật toán này giúp hệ thống API ổn định và tránh bị quá tải.</w:t>
+      </w:r>
+    </w:p>
+    <w:p>
+      <w:pPr>
+        <w:pStyle w:val="Normal"/>
+        <w:ind w:hanging="0" w:start="-540" w:end="-449"/>
+        <w:rPr>
+          <w:rFonts w:ascii="Times New Roman" w:hAnsi="Times New Roman"/>
+          <w:sz w:val="30"/>
+          <w:szCs w:val="30"/>
+        </w:rPr>
+      </w:pPr>
+      <w:r>
+        <w:rPr>
+          <w:rFonts w:ascii="Times New Roman" w:hAnsi="Times New Roman"/>
+          <w:sz w:val="30"/>
+          <w:szCs w:val="30"/>
+        </w:rPr>
+      </w:r>
+    </w:p>
+    <w:p>
+      <w:pPr>
+        <w:pStyle w:val="Normal"/>
+        <w:ind w:hanging="0" w:start="-540" w:end="-449"/>
+        <w:rPr>
+          <w:rFonts w:ascii="Times New Roman" w:hAnsi="Times New Roman"/>
+          <w:sz w:val="30"/>
+          <w:szCs w:val="30"/>
+        </w:rPr>
+      </w:pPr>
+      <w:r>
+        <w:rPr>
+          <w:rFonts w:ascii="Times New Roman" w:hAnsi="Times New Roman"/>
+          <w:sz w:val="30"/>
+          <w:szCs w:val="30"/>
+        </w:rPr>
+        <w:t>[EN] Rate limiting is usually implemented using several common algorithms. Fixed Window limits the number of requests within a fixed time period, such as 100 requests per minute. Sliding Window improves this by counting requests in a moving time window, providing more accurate control. Token Bucket allows requests only when tokens are available in a bucket, and tokens are refilled over time, making the system flexible during sudden traffic spikes. Leaky Bucket processes requests at a constant rate by letting them “leak” from a queue steadily. These algorithms help keep API systems stable and prevent overload.</w:t>
+      </w:r>
+    </w:p>
+    <w:p>
+      <w:pPr>
+        <w:pStyle w:val="Normal"/>
+        <w:ind w:hanging="0" w:start="-540" w:end="-449"/>
+        <w:rPr>
+          <w:rFonts w:ascii="Times New Roman" w:hAnsi="Times New Roman"/>
+          <w:sz w:val="30"/>
+          <w:szCs w:val="30"/>
+        </w:rPr>
+      </w:pPr>
+      <w:r>
+        <w:rPr>
+          <w:rFonts w:ascii="Times New Roman" w:hAnsi="Times New Roman"/>
+          <w:sz w:val="30"/>
+          <w:szCs w:val="30"/>
+        </w:rPr>
+      </w:r>
+    </w:p>
+    <w:p>
+      <w:pPr>
+        <w:pStyle w:val="Normal"/>
+        <w:ind w:hanging="0" w:start="-540" w:end="-449"/>
+        <w:rPr>
+          <w:rFonts w:ascii="Times New Roman" w:hAnsi="Times New Roman"/>
+          <w:b/>
+          <w:bCs/>
+          <w:color w:val="3465A4"/>
+          <w:sz w:val="30"/>
+          <w:szCs w:val="30"/>
+        </w:rPr>
+      </w:pPr>
+      <w:r>
+        <w:rPr>
+          <w:rFonts w:ascii="Times New Roman" w:hAnsi="Times New Roman"/>
+          <w:b/>
+          <w:bCs/>
+          <w:color w:val="3465A4"/>
+          <w:sz w:val="30"/>
+          <w:szCs w:val="30"/>
+        </w:rPr>
+        <w:t>Rate limiting nên đặt ở API Gateway hay service level?</w:t>
+      </w:r>
+    </w:p>
+    <w:p>
+      <w:pPr>
+        <w:pStyle w:val="Normal"/>
+        <w:ind w:hanging="0" w:start="-540" w:end="-449"/>
+        <w:rPr>
+          <w:rFonts w:ascii="Times New Roman" w:hAnsi="Times New Roman"/>
+          <w:sz w:val="30"/>
+          <w:szCs w:val="30"/>
+        </w:rPr>
+      </w:pPr>
+      <w:r>
+        <w:rPr>
+          <w:rFonts w:ascii="Times New Roman" w:hAnsi="Times New Roman"/>
+          <w:sz w:val="30"/>
+          <w:szCs w:val="30"/>
+        </w:rPr>
+        <w:t>[VN] Rate limiting thường nên được đặt ở API Gateway vì gateway là điểm vào chung của toàn bộ hệ thống, nên có thể kiểm soát và chặn các request quá nhiều trước khi chúng tới các service phía sau, giúp giảm tải cho hệ thống. Tuy nhiên, trong một số trường hợp, rate limiting cũng có thể đặt ở service level để kiểm soát chi tiết hơn cho từng service hoặc chức năng cụ thể. Vì vậy, cách phổ biến là kết hợp cả hai, dùng gateway để bảo vệ toàn hệ thống và dùng service level để kiểm soát logic riêng của từng service.</w:t>
+      </w:r>
+    </w:p>
+    <w:p>
+      <w:pPr>
+        <w:pStyle w:val="Normal"/>
+        <w:ind w:hanging="0" w:start="-540" w:end="-449"/>
+        <w:rPr>
+          <w:rFonts w:ascii="Times New Roman" w:hAnsi="Times New Roman"/>
+          <w:sz w:val="30"/>
+          <w:szCs w:val="30"/>
+        </w:rPr>
+      </w:pPr>
+      <w:r>
+        <w:rPr>
+          <w:rFonts w:ascii="Times New Roman" w:hAnsi="Times New Roman"/>
+          <w:sz w:val="30"/>
+          <w:szCs w:val="30"/>
+        </w:rPr>
+      </w:r>
+    </w:p>
+    <w:p>
+      <w:pPr>
+        <w:pStyle w:val="Normal"/>
+        <w:ind w:hanging="0" w:start="-540" w:end="-449"/>
+        <w:rPr>
+          <w:rFonts w:ascii="Times New Roman" w:hAnsi="Times New Roman"/>
+          <w:sz w:val="30"/>
+          <w:szCs w:val="30"/>
+        </w:rPr>
+      </w:pPr>
+      <w:r>
+        <w:rPr>
+          <w:rFonts w:ascii="Times New Roman" w:hAnsi="Times New Roman"/>
+          <w:sz w:val="30"/>
+          <w:szCs w:val="30"/>
+        </w:rPr>
+        <w:t>[EN] Rate limiting is usually placed at the API Gateway because the gateway is the main entry point of the system, so it can control and block excessive requests before they reach backend services, reducing system load. However, in some cases, rate limiting can also be applied at the service level to provide more detailed control for specific services or features. Therefore, a common approach is to combine both, using the gateway to protect the whole system and service-level limits for more specific control.</w:t>
+      </w:r>
+    </w:p>
+    <w:p>
+      <w:pPr>
+        <w:pStyle w:val="Normal"/>
+        <w:ind w:hanging="0" w:start="-540" w:end="-449"/>
+        <w:rPr>
+          <w:rFonts w:ascii="Times New Roman" w:hAnsi="Times New Roman"/>
+          <w:sz w:val="30"/>
+          <w:szCs w:val="30"/>
+        </w:rPr>
+      </w:pPr>
+      <w:r>
+        <w:rPr>
+          <w:rFonts w:ascii="Times New Roman" w:hAnsi="Times New Roman"/>
+          <w:sz w:val="30"/>
+          <w:szCs w:val="30"/>
+        </w:rPr>
+      </w:r>
+    </w:p>
+    <w:p>
+      <w:pPr>
+        <w:pStyle w:val="Normal"/>
+        <w:ind w:hanging="0" w:start="-540" w:end="-449"/>
+        <w:rPr>
+          <w:rFonts w:ascii="Times New Roman" w:hAnsi="Times New Roman"/>
+          <w:b/>
+          <w:bCs/>
+          <w:color w:val="3465A4"/>
+          <w:sz w:val="30"/>
+          <w:szCs w:val="30"/>
+        </w:rPr>
+      </w:pPr>
+      <w:r>
+        <w:rPr>
+          <w:rFonts w:ascii="Times New Roman" w:hAnsi="Times New Roman"/>
+          <w:b/>
+          <w:bCs/>
+          <w:color w:val="3465A4"/>
+          <w:sz w:val="30"/>
+          <w:szCs w:val="30"/>
+        </w:rPr>
+        <w:t>Throttling vs rate limiting khác nhau thế nào?</w:t>
+      </w:r>
+    </w:p>
+    <w:p>
+      <w:pPr>
+        <w:pStyle w:val="Normal"/>
+        <w:ind w:hanging="0" w:start="-540" w:end="-449"/>
+        <w:rPr>
+          <w:rFonts w:ascii="Times New Roman" w:hAnsi="Times New Roman"/>
+          <w:sz w:val="30"/>
+          <w:szCs w:val="30"/>
+        </w:rPr>
+      </w:pPr>
+      <w:r>
+        <w:rPr>
+          <w:rFonts w:ascii="Times New Roman" w:hAnsi="Times New Roman"/>
+          <w:sz w:val="30"/>
+          <w:szCs w:val="30"/>
+        </w:rPr>
+        <w:t>[VN] Rate limiting và throttling đều được dùng để kiểm soát số lượng request đến hệ thống, nhưng cách hoạt động khác nhau. Rate limiting đặt ra giới hạn tối đa số request trong một khoảng thời gian, ví dụ 100 request mỗi phút; nếu vượt quá, request sẽ bị từ chối. Trong khi đó, throttling sẽ giảm tốc độ xử lý request khi lưu lượng quá cao, thay vì chặn ngay lập tức. Nói đơn giản, rate limiting giới hạn số lượng request, còn throttling điều chỉnh tốc độ xử lý để hệ thống không bị quá tải.</w:t>
+      </w:r>
+    </w:p>
+    <w:p>
+      <w:pPr>
+        <w:pStyle w:val="Normal"/>
+        <w:ind w:hanging="0" w:start="-540" w:end="-449"/>
+        <w:rPr>
+          <w:rFonts w:ascii="Times New Roman" w:hAnsi="Times New Roman"/>
+          <w:sz w:val="30"/>
+          <w:szCs w:val="30"/>
+        </w:rPr>
+      </w:pPr>
+      <w:r>
+        <w:rPr>
+          <w:rFonts w:ascii="Times New Roman" w:hAnsi="Times New Roman"/>
+          <w:sz w:val="30"/>
+          <w:szCs w:val="30"/>
+        </w:rPr>
+      </w:r>
+    </w:p>
+    <w:p>
+      <w:pPr>
+        <w:pStyle w:val="Normal"/>
+        <w:ind w:hanging="0" w:start="-540" w:end="-449"/>
+        <w:rPr>
+          <w:rFonts w:ascii="Times New Roman" w:hAnsi="Times New Roman"/>
+          <w:sz w:val="30"/>
+          <w:szCs w:val="30"/>
+        </w:rPr>
+      </w:pPr>
+      <w:r>
+        <w:rPr>
+          <w:rFonts w:ascii="Times New Roman" w:hAnsi="Times New Roman"/>
+          <w:sz w:val="30"/>
+          <w:szCs w:val="30"/>
+        </w:rPr>
+        <w:t>[EN] Rate limiting and throttling are both used to control the number of requests sent to a system, but they work differently. Rate limiting sets a maximum number of requests allowed within a time period, such as 100 requests per minute, and requests beyond that limit are rejected. Throttling, on the other hand, slows down the processing of requests when traffic is too high instead of immediately blocking them. In simple terms, rate limiting limits how many requests are allowed, while throttling controls the speed of request processing to prevent system overload.</w:t>
+      </w:r>
+    </w:p>
+    <w:p>
+      <w:pPr>
+        <w:pStyle w:val="Normal"/>
+        <w:ind w:hanging="0" w:start="-540" w:end="-449"/>
+        <w:rPr>
+          <w:rFonts w:ascii="Times New Roman" w:hAnsi="Times New Roman"/>
+          <w:sz w:val="30"/>
+          <w:szCs w:val="30"/>
+        </w:rPr>
+      </w:pPr>
+      <w:r>
+        <w:rPr>
+          <w:rFonts w:ascii="Times New Roman" w:hAnsi="Times New Roman"/>
+          <w:sz w:val="30"/>
+          <w:szCs w:val="30"/>
+        </w:rPr>
+      </w:r>
+    </w:p>
+    <w:p>
+      <w:pPr>
+        <w:pStyle w:val="Normal"/>
+        <w:ind w:hanging="0" w:start="-540" w:end="-449"/>
+        <w:rPr>
+          <w:rFonts w:ascii="Times New Roman" w:hAnsi="Times New Roman"/>
+          <w:b/>
+          <w:bCs/>
+          <w:color w:val="3465A4"/>
+          <w:sz w:val="30"/>
+          <w:szCs w:val="30"/>
+        </w:rPr>
+      </w:pPr>
+      <w:r>
+        <w:rPr>
+          <w:rFonts w:ascii="Times New Roman" w:hAnsi="Times New Roman"/>
+          <w:b/>
+          <w:bCs/>
+          <w:color w:val="3465A4"/>
+          <w:sz w:val="30"/>
+          <w:szCs w:val="30"/>
+        </w:rPr>
+        <w:t>Blacklist và Whitelist là gì?</w:t>
+      </w:r>
+    </w:p>
+    <w:p>
+      <w:pPr>
+        <w:pStyle w:val="Normal"/>
+        <w:ind w:hanging="0" w:start="-540" w:end="-449"/>
+        <w:rPr>
+          <w:rFonts w:ascii="Times New Roman" w:hAnsi="Times New Roman"/>
+          <w:sz w:val="30"/>
+          <w:szCs w:val="30"/>
+        </w:rPr>
+      </w:pPr>
+      <w:r>
+        <w:rPr>
+          <w:rFonts w:ascii="Times New Roman" w:hAnsi="Times New Roman"/>
+          <w:sz w:val="30"/>
+          <w:szCs w:val="30"/>
+        </w:rPr>
+        <w:t>[VN] Blacklist và Whitelist là hai cách để kiểm soát quyền truy cập trong hệ thống. Blacklist là danh sách các đối tượng bị chặn, ví dụ IP, user hoặc ứng dụng nằm trong danh sách này sẽ không được phép truy cập. Ngược lại, Whitelist là danh sách các đối tượng được phép truy cập, chỉ những đối tượng trong danh sách mới được sử dụng hệ thống hoặc tài nguyên. Nói đơn giản, blacklist chặn những thứ bị cấm, còn whitelist chỉ cho phép những thứ đã được cho phép trước.</w:t>
+      </w:r>
+    </w:p>
+    <w:p>
+      <w:pPr>
+        <w:pStyle w:val="Normal"/>
+        <w:ind w:hanging="0" w:start="-540" w:end="-449"/>
+        <w:rPr>
+          <w:rFonts w:ascii="Times New Roman" w:hAnsi="Times New Roman"/>
+          <w:sz w:val="30"/>
+          <w:szCs w:val="30"/>
+        </w:rPr>
+      </w:pPr>
+      <w:r>
+        <w:rPr>
+          <w:rFonts w:ascii="Times New Roman" w:hAnsi="Times New Roman"/>
+          <w:sz w:val="30"/>
+          <w:szCs w:val="30"/>
+        </w:rPr>
+      </w:r>
+    </w:p>
+    <w:p>
+      <w:pPr>
+        <w:pStyle w:val="Normal"/>
+        <w:ind w:hanging="0" w:start="-540" w:end="-449"/>
+        <w:rPr>
+          <w:rFonts w:ascii="Times New Roman" w:hAnsi="Times New Roman"/>
+          <w:sz w:val="30"/>
+          <w:szCs w:val="30"/>
+        </w:rPr>
+      </w:pPr>
+      <w:r>
+        <w:rPr>
+          <w:rFonts w:ascii="Times New Roman" w:hAnsi="Times New Roman"/>
+          <w:sz w:val="30"/>
+          <w:szCs w:val="30"/>
+        </w:rPr>
+        <w:t>[EN] Blacklist and Whitelist are two methods used to control access in a system. A Blacklist is a list of blocked entities, such as IP addresses, users, or applications that are not allowed to access the system. In contrast, a Whitelist is a list of allowed entities, where only the items on the list are permitted to access the system or resources. In simple terms, a blacklist blocks specific items, while a whitelist only allows predefined items.</w:t>
+      </w:r>
+    </w:p>
+    <w:p>
+      <w:pPr>
+        <w:pStyle w:val="Normal"/>
+        <w:ind w:hanging="0" w:start="-540" w:end="-449"/>
+        <w:rPr>
+          <w:rFonts w:ascii="Times New Roman" w:hAnsi="Times New Roman"/>
+          <w:sz w:val="30"/>
+          <w:szCs w:val="30"/>
+        </w:rPr>
+      </w:pPr>
+      <w:r>
+        <w:rPr>
+          <w:rFonts w:ascii="Times New Roman" w:hAnsi="Times New Roman"/>
+          <w:sz w:val="30"/>
+          <w:szCs w:val="30"/>
+        </w:rPr>
+      </w:r>
+    </w:p>
+    <w:p>
+      <w:pPr>
+        <w:pStyle w:val="Normal"/>
+        <w:ind w:hanging="0" w:start="-540" w:end="-449"/>
+        <w:rPr>
+          <w:rFonts w:ascii="Times New Roman" w:hAnsi="Times New Roman"/>
+          <w:b/>
+          <w:bCs/>
+          <w:color w:val="3465A4"/>
+          <w:sz w:val="30"/>
+          <w:szCs w:val="30"/>
+        </w:rPr>
+      </w:pPr>
+      <w:r>
+        <w:rPr>
+          <w:rFonts w:ascii="Times New Roman" w:hAnsi="Times New Roman"/>
+          <w:b/>
+          <w:bCs/>
+          <w:color w:val="3465A4"/>
+          <w:sz w:val="30"/>
+          <w:szCs w:val="30"/>
+        </w:rPr>
+        <w:t>Khi nào nên dùng IP whitelist?</w:t>
+      </w:r>
+    </w:p>
+    <w:p>
+      <w:pPr>
+        <w:pStyle w:val="Normal"/>
+        <w:ind w:hanging="0" w:start="-540" w:end="-449"/>
+        <w:rPr>
+          <w:rFonts w:ascii="Times New Roman" w:hAnsi="Times New Roman"/>
+          <w:sz w:val="30"/>
+          <w:szCs w:val="30"/>
+        </w:rPr>
+      </w:pPr>
+      <w:r>
+        <w:rPr>
+          <w:rFonts w:ascii="Times New Roman" w:hAnsi="Times New Roman"/>
+          <w:sz w:val="30"/>
+          <w:szCs w:val="30"/>
+        </w:rPr>
+        <w:t>[VN] IP whitelist nên được dùng khi hệ thống chỉ muốn cho phép một số địa chỉ IP đáng tin cậy truy cập vào dịch vụ hoặc API. Cách này thường áp dụng cho hệ thống nội bộ, server-to-server communication, admin panel hoặc các API quan trọng, nơi chỉ có một số server hoặc mạng xác định được phép truy cập. Bằng cách chỉ cho phép các IP đã đăng ký trước, IP whitelist giúp tăng mức độ bảo mật và giảm nguy cơ truy cập trái phép.</w:t>
+      </w:r>
+    </w:p>
+    <w:p>
+      <w:pPr>
+        <w:pStyle w:val="Normal"/>
+        <w:ind w:hanging="0" w:start="-540" w:end="-449"/>
+        <w:rPr>
+          <w:rFonts w:ascii="Times New Roman" w:hAnsi="Times New Roman"/>
+          <w:sz w:val="30"/>
+          <w:szCs w:val="30"/>
+        </w:rPr>
+      </w:pPr>
+      <w:r>
+        <w:rPr>
+          <w:rFonts w:ascii="Times New Roman" w:hAnsi="Times New Roman"/>
+          <w:sz w:val="30"/>
+          <w:szCs w:val="30"/>
+        </w:rPr>
+      </w:r>
+    </w:p>
+    <w:p>
+      <w:pPr>
+        <w:pStyle w:val="Normal"/>
+        <w:ind w:hanging="0" w:start="-540" w:end="-449"/>
+        <w:rPr>
+          <w:rFonts w:ascii="Times New Roman" w:hAnsi="Times New Roman"/>
+          <w:sz w:val="30"/>
+          <w:szCs w:val="30"/>
+        </w:rPr>
+      </w:pPr>
+      <w:r>
+        <w:rPr>
+          <w:rFonts w:ascii="Times New Roman" w:hAnsi="Times New Roman"/>
+          <w:sz w:val="30"/>
+          <w:szCs w:val="30"/>
+        </w:rPr>
+        <w:t>[EN] IP whitelist should be used when a system wants to allow access only from specific trusted IP addresses. This is commonly used for internal systems, server-to-server communication, admin panels, or important APIs, where only certain servers or networks should have access. By allowing only pre-approved IP addresses, IP whitelisting improves security and reduces the risk of unauthorized access.</w:t>
+      </w:r>
+    </w:p>
+    <w:p>
+      <w:pPr>
+        <w:pStyle w:val="Normal"/>
+        <w:ind w:hanging="0" w:start="-540" w:end="-449"/>
+        <w:rPr>
+          <w:rFonts w:ascii="Times New Roman" w:hAnsi="Times New Roman"/>
+          <w:sz w:val="30"/>
+          <w:szCs w:val="30"/>
+        </w:rPr>
+      </w:pPr>
+      <w:r>
+        <w:rPr>
+          <w:rFonts w:ascii="Times New Roman" w:hAnsi="Times New Roman"/>
+          <w:sz w:val="30"/>
+          <w:szCs w:val="30"/>
+        </w:rPr>
+      </w:r>
+    </w:p>
+    <w:p>
+      <w:pPr>
+        <w:pStyle w:val="Normal"/>
+        <w:ind w:hanging="0" w:start="-540" w:end="-449"/>
+        <w:rPr>
+          <w:rFonts w:ascii="Times New Roman" w:hAnsi="Times New Roman"/>
+          <w:b/>
+          <w:bCs/>
+          <w:color w:val="3465A4"/>
+          <w:sz w:val="30"/>
+          <w:szCs w:val="30"/>
+        </w:rPr>
+      </w:pPr>
+      <w:r>
+        <w:rPr>
+          <w:rFonts w:ascii="Times New Roman" w:hAnsi="Times New Roman"/>
+          <w:b/>
+          <w:bCs/>
+          <w:color w:val="3465A4"/>
+          <w:sz w:val="30"/>
+          <w:szCs w:val="30"/>
+        </w:rPr>
+        <w:t>Làm sao bảo vệ API khỏi brute-force attack?</w:t>
+      </w:r>
+    </w:p>
+    <w:p>
+      <w:pPr>
+        <w:pStyle w:val="Normal"/>
+        <w:ind w:hanging="0" w:start="-540" w:end="-449"/>
+        <w:rPr>
+          <w:rFonts w:ascii="Times New Roman" w:hAnsi="Times New Roman"/>
+          <w:sz w:val="30"/>
+          <w:szCs w:val="30"/>
+        </w:rPr>
+      </w:pPr>
+      <w:r>
+        <w:rPr>
+          <w:rFonts w:ascii="Times New Roman" w:hAnsi="Times New Roman"/>
+          <w:sz w:val="30"/>
+          <w:szCs w:val="30"/>
+        </w:rPr>
+        <w:t>[VN] Để bảo vệ API khỏi brute-force attack (tấn công thử nhiều lần để đoán mật khẩu hoặc token), hệ thống có thể áp dụng nhiều biện pháp bảo mật. Ví dụ, sử dụng rate limiting để giới hạn số request trong một khoảng thời gian, khóa tạm thời tài khoản sau nhiều lần đăng nhập sai, và áp dụng IP blacklist hoặc IP whitelist để chặn các nguồn đáng ngờ. Ngoài ra, nên dùng CAPTCHA, yêu cầu mật khẩu mạnh, và ghi log để phát hiện hành vi bất thường. Những biện pháp này giúp giảm khả năng kẻ tấn công thử quá nhiều lần và bảo vệ hệ thống tốt hơn.</w:t>
+      </w:r>
+    </w:p>
+    <w:p>
+      <w:pPr>
+        <w:pStyle w:val="Normal"/>
+        <w:ind w:hanging="0" w:start="-540" w:end="-449"/>
+        <w:rPr>
+          <w:rFonts w:ascii="Times New Roman" w:hAnsi="Times New Roman"/>
+          <w:sz w:val="30"/>
+          <w:szCs w:val="30"/>
+        </w:rPr>
+      </w:pPr>
+      <w:r>
+        <w:rPr>
+          <w:rFonts w:ascii="Times New Roman" w:hAnsi="Times New Roman"/>
+          <w:sz w:val="30"/>
+          <w:szCs w:val="30"/>
+        </w:rPr>
+      </w:r>
+    </w:p>
+    <w:p>
+      <w:pPr>
+        <w:pStyle w:val="Normal"/>
+        <w:ind w:hanging="0" w:start="-540" w:end="-449"/>
+        <w:rPr>
+          <w:rFonts w:ascii="Times New Roman" w:hAnsi="Times New Roman"/>
+          <w:sz w:val="30"/>
+          <w:szCs w:val="30"/>
+        </w:rPr>
+      </w:pPr>
+      <w:r>
+        <w:rPr>
+          <w:rFonts w:ascii="Times New Roman" w:hAnsi="Times New Roman"/>
+          <w:sz w:val="30"/>
+          <w:szCs w:val="30"/>
+        </w:rPr>
+        <w:t>[EN] To protect an API from a brute-force attack (where attackers repeatedly try many passwords or tokens), several security measures can be applied. For example, use rate limiting to limit the number of requests in a period of time, temporarily lock accounts after multiple failed login attempts, and apply IP blacklist or IP whitelist to block suspicious sources. In addition, systems can use CAPTCHA, require strong passwords, and log activities to detect unusual behavior. These methods help reduce the chance of repeated attack attempts and improve overall API security.</w:t>
+      </w:r>
+    </w:p>
+    <w:p>
+      <w:pPr>
+        <w:pStyle w:val="Normal"/>
+        <w:ind w:hanging="0" w:start="-540" w:end="-449"/>
+        <w:rPr>
+          <w:rFonts w:ascii="Times New Roman" w:hAnsi="Times New Roman"/>
+          <w:sz w:val="30"/>
+          <w:szCs w:val="30"/>
+        </w:rPr>
+      </w:pPr>
+      <w:r>
+        <w:rPr>
+          <w:rFonts w:ascii="Times New Roman" w:hAnsi="Times New Roman"/>
+          <w:sz w:val="30"/>
+          <w:szCs w:val="30"/>
+        </w:rPr>
+      </w:r>
+    </w:p>
+    <w:p>
+      <w:pPr>
+        <w:pStyle w:val="Normal"/>
+        <w:ind w:hanging="0" w:start="-540" w:end="-449"/>
+        <w:rPr>
+          <w:rFonts w:ascii="Times New Roman" w:hAnsi="Times New Roman"/>
+          <w:b/>
+          <w:bCs/>
+          <w:color w:val="3465A4"/>
+          <w:sz w:val="30"/>
+          <w:szCs w:val="30"/>
+        </w:rPr>
+      </w:pPr>
+      <w:r>
+        <w:rPr>
+          <w:rFonts w:ascii="Times New Roman" w:hAnsi="Times New Roman"/>
+          <w:b/>
+          <w:bCs/>
+          <w:color w:val="3465A4"/>
+          <w:sz w:val="30"/>
+          <w:szCs w:val="30"/>
+        </w:rPr>
+        <w:t>Làm sao bảo vệ API khỏi credential stuffing?</w:t>
+      </w:r>
+    </w:p>
+    <w:p>
+      <w:pPr>
+        <w:pStyle w:val="Normal"/>
+        <w:ind w:hanging="0" w:start="-540" w:end="-449"/>
+        <w:rPr>
+          <w:rFonts w:ascii="Times New Roman" w:hAnsi="Times New Roman"/>
+          <w:sz w:val="30"/>
+          <w:szCs w:val="30"/>
+        </w:rPr>
+      </w:pPr>
+      <w:r>
+        <w:rPr>
+          <w:rFonts w:ascii="Times New Roman" w:hAnsi="Times New Roman"/>
+          <w:sz w:val="30"/>
+          <w:szCs w:val="30"/>
+        </w:rPr>
+        <w:t>[VN] Để bảo vệ API khỏi credential stuffing (tấn công dùng danh sách username và password bị lộ để đăng nhập hàng loạt), hệ thống cần áp dụng nhiều biện pháp bảo mật. Ví dụ, sử dụng rate limiting để giới hạn số lần đăng nhập, phát hiện và chặn các IP đáng ngờ, và khóa tạm thời tài khoản sau nhiều lần đăng nhập thất bại. Ngoài ra, nên áp dụng multi-factor authentication (MFA), yêu cầu mật khẩu mạnh, và theo dõi hoạt động đăng nhập bất thường. Những biện pháp này giúp ngăn kẻ tấn công thử nhiều thông tin đăng nhập bị rò rỉ trên hệ thống.</w:t>
+      </w:r>
+    </w:p>
+    <w:p>
+      <w:pPr>
+        <w:pStyle w:val="Normal"/>
+        <w:ind w:hanging="0" w:start="-540" w:end="-449"/>
+        <w:rPr>
+          <w:rFonts w:ascii="Times New Roman" w:hAnsi="Times New Roman"/>
+          <w:sz w:val="30"/>
+          <w:szCs w:val="30"/>
+        </w:rPr>
+      </w:pPr>
+      <w:r>
+        <w:rPr>
+          <w:rFonts w:ascii="Times New Roman" w:hAnsi="Times New Roman"/>
+          <w:sz w:val="30"/>
+          <w:szCs w:val="30"/>
+        </w:rPr>
+      </w:r>
+    </w:p>
+    <w:p>
+      <w:pPr>
+        <w:pStyle w:val="Normal"/>
+        <w:ind w:hanging="0" w:start="-540" w:end="-449"/>
+        <w:rPr>
+          <w:rFonts w:ascii="Times New Roman" w:hAnsi="Times New Roman"/>
+          <w:sz w:val="30"/>
+          <w:szCs w:val="30"/>
+        </w:rPr>
+      </w:pPr>
+      <w:r>
+        <w:rPr>
+          <w:rFonts w:ascii="Times New Roman" w:hAnsi="Times New Roman"/>
+          <w:sz w:val="30"/>
+          <w:szCs w:val="30"/>
+        </w:rPr>
+        <w:t>[EN] To protect an API from credential stuffing (an attack where leaked username and password lists are used to attempt many logins), several security measures should be applied. For example, use rate limiting to limit login attempts, detect and block suspicious IP addresses, and temporarily lock accounts after multiple failed login attempts. In addition, systems should use multi-factor authentication (MFA), require strong passwords, and monitor unusual login activity. These measures help prevent attackers from testing large numbers of stolen credentials on the system.</w:t>
+      </w:r>
+    </w:p>
+    <w:p>
+      <w:pPr>
+        <w:pStyle w:val="Normal"/>
+        <w:ind w:hanging="0" w:start="-540" w:end="-449"/>
+        <w:rPr>
+          <w:rFonts w:ascii="Times New Roman" w:hAnsi="Times New Roman"/>
+          <w:sz w:val="30"/>
+          <w:szCs w:val="30"/>
+        </w:rPr>
+      </w:pPr>
+      <w:r>
+        <w:rPr>
+          <w:rFonts w:ascii="Times New Roman" w:hAnsi="Times New Roman"/>
+          <w:sz w:val="30"/>
+          <w:szCs w:val="30"/>
+        </w:rPr>
+      </w:r>
+    </w:p>
+    <w:p>
+      <w:pPr>
+        <w:pStyle w:val="Normal"/>
+        <w:ind w:hanging="0" w:start="-540" w:end="-449"/>
+        <w:rPr>
+          <w:rFonts w:ascii="Times New Roman" w:hAnsi="Times New Roman"/>
+          <w:b/>
+          <w:bCs/>
+          <w:color w:val="3465A4"/>
+          <w:sz w:val="30"/>
+          <w:szCs w:val="30"/>
+        </w:rPr>
+      </w:pPr>
+      <w:r>
+        <w:rPr>
+          <w:rFonts w:ascii="Times New Roman" w:hAnsi="Times New Roman"/>
+          <w:b/>
+          <w:bCs/>
+          <w:color w:val="3465A4"/>
+          <w:sz w:val="30"/>
+          <w:szCs w:val="30"/>
+        </w:rPr>
+        <w:t>SQL Injection là gì và cách phòng tránh?</w:t>
+      </w:r>
+    </w:p>
+    <w:p>
+      <w:pPr>
+        <w:pStyle w:val="Normal"/>
+        <w:ind w:hanging="0" w:start="-540" w:end="-449"/>
+        <w:rPr>
+          <w:rFonts w:ascii="Times New Roman" w:hAnsi="Times New Roman"/>
+          <w:sz w:val="30"/>
+          <w:szCs w:val="30"/>
+        </w:rPr>
+      </w:pPr>
+      <w:r>
+        <w:rPr>
+          <w:rFonts w:ascii="Times New Roman" w:hAnsi="Times New Roman"/>
+          <w:sz w:val="30"/>
+          <w:szCs w:val="30"/>
+        </w:rPr>
+        <w:t>[VN] SQL Injection là một lỗ hổng bảo mật xảy ra khi kẻ tấn công chèn câu lệnh SQL độc hại vào input của người dùng để truy cập, thay đổi hoặc xóa dữ liệu trong database. Điều này thường xảy ra khi ứng dụng ghép chuỗi trực tiếp từ input vào câu lệnh SQL mà không kiểm tra hoặc lọc dữ liệu. Để phòng tránh, lập trình viên nên dùng prepared statements hoặc parameterized queries, kiểm tra và lọc input của người dùng, và hạn chế quyền truy cập của database. Những cách này giúp ngăn chặn việc thực thi các câu lệnh SQL độc hại.</w:t>
+      </w:r>
+    </w:p>
+    <w:p>
+      <w:pPr>
+        <w:pStyle w:val="Normal"/>
+        <w:ind w:hanging="0" w:start="-540" w:end="-449"/>
+        <w:rPr>
+          <w:rFonts w:ascii="Times New Roman" w:hAnsi="Times New Roman"/>
+          <w:sz w:val="30"/>
+          <w:szCs w:val="30"/>
+        </w:rPr>
+      </w:pPr>
+      <w:r>
+        <w:rPr>
+          <w:rFonts w:ascii="Times New Roman" w:hAnsi="Times New Roman"/>
+          <w:sz w:val="30"/>
+          <w:szCs w:val="30"/>
+        </w:rPr>
+      </w:r>
+    </w:p>
+    <w:p>
+      <w:pPr>
+        <w:pStyle w:val="Normal"/>
+        <w:ind w:hanging="0" w:start="-540" w:end="-449"/>
+        <w:rPr>
+          <w:rFonts w:ascii="Times New Roman" w:hAnsi="Times New Roman"/>
+          <w:sz w:val="30"/>
+          <w:szCs w:val="30"/>
+        </w:rPr>
+      </w:pPr>
+      <w:r>
+        <w:rPr>
+          <w:rFonts w:ascii="Times New Roman" w:hAnsi="Times New Roman"/>
+          <w:sz w:val="30"/>
+          <w:szCs w:val="30"/>
+        </w:rPr>
+        <w:t>[EN] SQL Injection is a security vulnerability where an attacker inserts malicious SQL code into user input to access, modify, or delete data in a database. This usually happens when an application directly combines user input into SQL queries without proper validation or filtering. To prevent this, developers should use prepared statements or parameterized queries, validate and sanitize user input, and limit database permissions. These methods help stop malicious SQL commands from being executed.</w:t>
+      </w:r>
+    </w:p>
+    <w:p>
+      <w:pPr>
+        <w:pStyle w:val="Normal"/>
+        <w:ind w:hanging="0" w:start="-540" w:end="-449"/>
+        <w:rPr>
+          <w:rFonts w:ascii="Times New Roman" w:hAnsi="Times New Roman"/>
+          <w:sz w:val="30"/>
+          <w:szCs w:val="30"/>
+        </w:rPr>
+      </w:pPr>
+      <w:r>
+        <w:rPr>
+          <w:rFonts w:ascii="Times New Roman" w:hAnsi="Times New Roman"/>
+          <w:sz w:val="30"/>
+          <w:szCs w:val="30"/>
+        </w:rPr>
+      </w:r>
+    </w:p>
+    <w:p>
+      <w:pPr>
+        <w:pStyle w:val="Normal"/>
+        <w:ind w:hanging="0" w:start="-540" w:end="-449"/>
+        <w:rPr>
+          <w:rFonts w:ascii="Times New Roman" w:hAnsi="Times New Roman"/>
+          <w:b/>
+          <w:bCs/>
+          <w:color w:val="3465A4"/>
+          <w:sz w:val="30"/>
+          <w:szCs w:val="30"/>
+        </w:rPr>
+      </w:pPr>
+      <w:r>
+        <w:rPr>
+          <w:rFonts w:ascii="Times New Roman" w:hAnsi="Times New Roman"/>
+          <w:b/>
+          <w:bCs/>
+          <w:color w:val="3465A4"/>
+          <w:sz w:val="30"/>
+          <w:szCs w:val="30"/>
+        </w:rPr>
+        <w:t>XSS (Cross-site scripting) là gì?</w:t>
+      </w:r>
+    </w:p>
+    <w:p>
+      <w:pPr>
+        <w:pStyle w:val="Normal"/>
+        <w:ind w:hanging="0" w:start="-540" w:end="-449"/>
+        <w:rPr>
+          <w:rFonts w:ascii="Times New Roman" w:hAnsi="Times New Roman"/>
+          <w:sz w:val="30"/>
+          <w:szCs w:val="30"/>
+        </w:rPr>
+      </w:pPr>
+      <w:r>
+        <w:rPr>
+          <w:rFonts w:ascii="Times New Roman" w:hAnsi="Times New Roman"/>
+          <w:sz w:val="30"/>
+          <w:szCs w:val="30"/>
+        </w:rPr>
+        <w:t>[VN] Cross-site scripting (XSS) là một lỗ hổng bảo mật xảy ra khi kẻ tấn công chèn mã JavaScript độc hại vào trang web mà người dùng khác truy cập. Khi trang web hiển thị nội dung này mà không kiểm tra hoặc lọc dữ liệu, đoạn script có thể chạy trong trình duyệt của người dùng và đánh cắp cookie, token hoặc thông tin cá nhân. Để phòng tránh XSS, lập trình viên nên lọc và encode dữ liệu đầu vào, không render trực tiếp HTML từ user input, và sử dụng các cơ chế bảo mật của trình duyệt như Content Security Policy (CSP).</w:t>
+      </w:r>
+    </w:p>
+    <w:p>
+      <w:pPr>
+        <w:pStyle w:val="Normal"/>
+        <w:ind w:hanging="0" w:start="-540" w:end="-449"/>
+        <w:rPr>
+          <w:rFonts w:ascii="Times New Roman" w:hAnsi="Times New Roman"/>
+          <w:sz w:val="30"/>
+          <w:szCs w:val="30"/>
+        </w:rPr>
+      </w:pPr>
+      <w:r>
+        <w:rPr>
+          <w:rFonts w:ascii="Times New Roman" w:hAnsi="Times New Roman"/>
+          <w:sz w:val="30"/>
+          <w:szCs w:val="30"/>
+        </w:rPr>
+      </w:r>
+    </w:p>
+    <w:p>
+      <w:pPr>
+        <w:pStyle w:val="Normal"/>
+        <w:ind w:hanging="0" w:start="-540" w:end="-449"/>
+        <w:rPr>
+          <w:rFonts w:ascii="Times New Roman" w:hAnsi="Times New Roman"/>
+          <w:sz w:val="30"/>
+          <w:szCs w:val="30"/>
+        </w:rPr>
+      </w:pPr>
+      <w:r>
+        <w:rPr>
+          <w:rFonts w:ascii="Times New Roman" w:hAnsi="Times New Roman"/>
+          <w:sz w:val="30"/>
+          <w:szCs w:val="30"/>
+        </w:rPr>
+        <w:t>[EN] Cross-site scripting (XSS) is a security vulnerability that occurs when an attacker injects malicious JavaScript code into a website that other users visit. If the website displays this content without proper validation or filtering, the script can run in the user’s browser and steal cookies, tokens, or personal information. To prevent XSS, developers should sanitize and encode user input, avoid rendering raw HTML from user data, and use browser security features such as Content Security Policy (CSP).</w:t>
+      </w:r>
+    </w:p>
+    <w:p>
+      <w:pPr>
+        <w:pStyle w:val="Normal"/>
+        <w:ind w:hanging="0" w:start="-540" w:end="-449"/>
+        <w:rPr>
+          <w:rFonts w:ascii="Times New Roman" w:hAnsi="Times New Roman"/>
+          <w:sz w:val="30"/>
+          <w:szCs w:val="30"/>
+        </w:rPr>
+      </w:pPr>
+      <w:r>
+        <w:rPr>
+          <w:rFonts w:ascii="Times New Roman" w:hAnsi="Times New Roman"/>
+          <w:sz w:val="30"/>
+          <w:szCs w:val="30"/>
+        </w:rPr>
+      </w:r>
+    </w:p>
+    <w:p>
+      <w:pPr>
+        <w:pStyle w:val="Normal"/>
+        <w:ind w:hanging="0" w:start="-540" w:end="-449"/>
+        <w:rPr>
+          <w:rFonts w:ascii="Times New Roman" w:hAnsi="Times New Roman"/>
+          <w:b/>
+          <w:bCs/>
+          <w:color w:val="3465A4"/>
+          <w:sz w:val="30"/>
+          <w:szCs w:val="30"/>
+        </w:rPr>
+      </w:pPr>
+      <w:r>
+        <w:rPr>
+          <w:rFonts w:ascii="Times New Roman" w:hAnsi="Times New Roman"/>
+          <w:b/>
+          <w:bCs/>
+          <w:color w:val="3465A4"/>
+          <w:sz w:val="30"/>
+          <w:szCs w:val="30"/>
+        </w:rPr>
+        <w:t>CSRF attack là gì và cách phòng tránh?</w:t>
+      </w:r>
+    </w:p>
+    <w:p>
+      <w:pPr>
+        <w:pStyle w:val="Normal"/>
+        <w:ind w:hanging="0" w:start="-540" w:end="-449"/>
+        <w:rPr>
+          <w:rFonts w:ascii="Times New Roman" w:hAnsi="Times New Roman"/>
+          <w:sz w:val="30"/>
+          <w:szCs w:val="30"/>
+        </w:rPr>
+      </w:pPr>
+      <w:r>
+        <w:rPr>
+          <w:rFonts w:ascii="Times New Roman" w:hAnsi="Times New Roman"/>
+          <w:sz w:val="30"/>
+          <w:szCs w:val="30"/>
+        </w:rPr>
+        <w:t>[VN] Cross-Site Request Forgery (CSRF) là một kiểu tấn công trong đó kẻ tấn công lừa người dùng đã đăng nhập gửi request không mong muốn đến server. Vì trình duyệt tự động gửi cookie hoặc session, server có thể nghĩ rằng request đó là hợp lệ từ người dùng. Điều này có thể dẫn đến các hành động nguy hiểm như thay đổi mật khẩu hoặc chuyển tiền. Để phòng tránh CSRF, lập trình viên thường sử dụng CSRF token, kiểm tra Origin hoặc Referer header, và dùng SameSite cookie để giảm nguy cơ request giả mạo.</w:t>
+      </w:r>
+    </w:p>
+    <w:p>
+      <w:pPr>
+        <w:pStyle w:val="Normal"/>
+        <w:ind w:hanging="0" w:start="-540" w:end="-449"/>
+        <w:rPr>
+          <w:rFonts w:ascii="Times New Roman" w:hAnsi="Times New Roman"/>
+          <w:sz w:val="30"/>
+          <w:szCs w:val="30"/>
+        </w:rPr>
+      </w:pPr>
+      <w:r>
+        <w:rPr>
+          <w:rFonts w:ascii="Times New Roman" w:hAnsi="Times New Roman"/>
+          <w:sz w:val="30"/>
+          <w:szCs w:val="30"/>
+        </w:rPr>
+      </w:r>
+    </w:p>
+    <w:p>
+      <w:pPr>
+        <w:pStyle w:val="Normal"/>
+        <w:ind w:hanging="0" w:start="-540" w:end="-449"/>
+        <w:rPr>
+          <w:rFonts w:ascii="Times New Roman" w:hAnsi="Times New Roman"/>
+          <w:sz w:val="30"/>
+          <w:szCs w:val="30"/>
+        </w:rPr>
+      </w:pPr>
+      <w:r>
+        <w:rPr>
+          <w:rFonts w:ascii="Times New Roman" w:hAnsi="Times New Roman"/>
+          <w:sz w:val="30"/>
+          <w:szCs w:val="30"/>
+        </w:rPr>
+        <w:t>[EN] Cross-Site Request Forgery (CSRF) is an attack where an attacker tricks a logged-in user into sending an unwanted request to a server. Since browsers automatically include cookies or session data, the server may think the request is legitimate. This can lead to dangerous actions such as changing a password or making transactions. To prevent CSRF, developers commonly use CSRF tokens, check the Origin or Referer headers, and apply SameSite cookies to reduce the risk of forged requests.</w:t>
+      </w:r>
+    </w:p>
+    <w:p>
+      <w:pPr>
+        <w:pStyle w:val="Normal"/>
+        <w:ind w:hanging="0" w:start="-540" w:end="-449"/>
+        <w:rPr>
+          <w:rFonts w:ascii="Times New Roman" w:hAnsi="Times New Roman"/>
+          <w:sz w:val="30"/>
+          <w:szCs w:val="30"/>
+        </w:rPr>
+      </w:pPr>
+      <w:r>
+        <w:rPr>
+          <w:rFonts w:ascii="Times New Roman" w:hAnsi="Times New Roman"/>
+          <w:sz w:val="30"/>
+          <w:szCs w:val="30"/>
+        </w:rPr>
+      </w:r>
+    </w:p>
+    <w:p>
+      <w:pPr>
+        <w:pStyle w:val="Normal"/>
+        <w:ind w:hanging="0" w:start="-540" w:end="-449"/>
+        <w:rPr>
+          <w:rFonts w:ascii="Times New Roman" w:hAnsi="Times New Roman"/>
+          <w:b/>
+          <w:bCs/>
+          <w:color w:val="3465A4"/>
+          <w:sz w:val="30"/>
+          <w:szCs w:val="30"/>
+        </w:rPr>
+      </w:pPr>
+      <w:r>
+        <w:rPr>
+          <w:rFonts w:ascii="Times New Roman" w:hAnsi="Times New Roman"/>
+          <w:b/>
+          <w:bCs/>
+          <w:color w:val="3465A4"/>
+          <w:sz w:val="30"/>
+          <w:szCs w:val="30"/>
+        </w:rPr>
+        <w:t>Tại sao cần HTTPS / TLS cho API?</w:t>
+      </w:r>
+    </w:p>
+    <w:p>
+      <w:pPr>
+        <w:pStyle w:val="Normal"/>
+        <w:ind w:hanging="0" w:start="-540" w:end="-449"/>
+        <w:rPr>
+          <w:rFonts w:ascii="Times New Roman" w:hAnsi="Times New Roman"/>
+          <w:sz w:val="30"/>
+          <w:szCs w:val="30"/>
+        </w:rPr>
+      </w:pPr>
+      <w:r>
+        <w:rPr>
+          <w:rFonts w:ascii="Times New Roman" w:hAnsi="Times New Roman"/>
+          <w:sz w:val="30"/>
+          <w:szCs w:val="30"/>
+        </w:rPr>
+        <w:t>[VN] HTTPS sử dụng Transport Layer Security để mã hóa dữ liệu truyền giữa client và server. Điều này rất quan trọng cho API vì nó giúp bảo vệ thông tin nhạy cảm như mật khẩu, token hoặc dữ liệu cá nhân khỏi bị nghe lén hoặc thay đổi bởi kẻ tấn công trong quá trình truyền dữ liệu. Ngoài ra, HTTPS/TLS còn giúp xác minh danh tính của server và đảm bảo dữ liệu không bị chỉnh sửa. Vì vậy, sử dụng HTTPS/TLS là cần thiết để tăng độ an toàn và độ tin cậy cho hệ thống API.</w:t>
+      </w:r>
+    </w:p>
+    <w:p>
+      <w:pPr>
+        <w:pStyle w:val="Normal"/>
+        <w:ind w:hanging="0" w:start="-540" w:end="-449"/>
+        <w:rPr>
+          <w:rFonts w:ascii="Times New Roman" w:hAnsi="Times New Roman"/>
+          <w:sz w:val="30"/>
+          <w:szCs w:val="30"/>
+        </w:rPr>
+      </w:pPr>
+      <w:r>
+        <w:rPr>
+          <w:rFonts w:ascii="Times New Roman" w:hAnsi="Times New Roman"/>
+          <w:sz w:val="30"/>
+          <w:szCs w:val="30"/>
+        </w:rPr>
+      </w:r>
+    </w:p>
+    <w:p>
+      <w:pPr>
+        <w:pStyle w:val="Normal"/>
+        <w:ind w:hanging="0" w:start="-540" w:end="-449"/>
+        <w:rPr>
+          <w:rFonts w:ascii="Times New Roman" w:hAnsi="Times New Roman"/>
+          <w:sz w:val="30"/>
+          <w:szCs w:val="30"/>
+        </w:rPr>
+      </w:pPr>
+      <w:r>
+        <w:rPr>
+          <w:rFonts w:ascii="Times New Roman" w:hAnsi="Times New Roman"/>
+          <w:sz w:val="30"/>
+          <w:szCs w:val="30"/>
+        </w:rPr>
+        <w:t>[EN] HTTPS uses Transport Layer Security to encrypt data sent between the client and the server. This is very important for APIs because it helps protect sensitive information such as passwords, tokens, or personal data from being intercepted or modified by attackers during transmission. HTTPS/TLS also verifies the server’s identity and ensures the data has not been altered. Therefore, using HTTPS/TLS is essential to improve the security and reliability of API systems.</w:t>
+      </w:r>
+    </w:p>
+    <w:p>
+      <w:pPr>
+        <w:pStyle w:val="Normal"/>
+        <w:ind w:hanging="0" w:start="-540" w:end="-449"/>
+        <w:rPr>
+          <w:rFonts w:ascii="Times New Roman" w:hAnsi="Times New Roman"/>
+          <w:sz w:val="30"/>
+          <w:szCs w:val="30"/>
+        </w:rPr>
+      </w:pPr>
+      <w:r>
+        <w:rPr>
+          <w:rFonts w:ascii="Times New Roman" w:hAnsi="Times New Roman"/>
+          <w:sz w:val="30"/>
+          <w:szCs w:val="30"/>
+        </w:rPr>
+      </w:r>
+    </w:p>
+    <w:p>
+      <w:pPr>
+        <w:pStyle w:val="Normal"/>
+        <w:ind w:hanging="0" w:start="-540" w:end="-449"/>
+        <w:rPr>
+          <w:rFonts w:ascii="Times New Roman" w:hAnsi="Times New Roman"/>
+          <w:b/>
+          <w:bCs/>
+          <w:color w:val="3465A4"/>
+          <w:sz w:val="30"/>
+          <w:szCs w:val="30"/>
+        </w:rPr>
+      </w:pPr>
+      <w:r>
+        <w:rPr>
+          <w:rFonts w:ascii="Times New Roman" w:hAnsi="Times New Roman"/>
+          <w:b/>
+          <w:bCs/>
+          <w:color w:val="3465A4"/>
+          <w:sz w:val="30"/>
+          <w:szCs w:val="30"/>
+        </w:rPr>
+        <w:t>CORS là gì và tại sao cần nó?</w:t>
+      </w:r>
+    </w:p>
+    <w:p>
+      <w:pPr>
+        <w:pStyle w:val="Normal"/>
+        <w:ind w:hanging="0" w:start="-540" w:end="-449"/>
+        <w:rPr>
+          <w:rFonts w:ascii="Times New Roman" w:hAnsi="Times New Roman"/>
+          <w:sz w:val="30"/>
+          <w:szCs w:val="30"/>
+        </w:rPr>
+      </w:pPr>
+      <w:r>
+        <w:rPr>
+          <w:rFonts w:ascii="Times New Roman" w:hAnsi="Times New Roman"/>
+          <w:sz w:val="30"/>
+          <w:szCs w:val="30"/>
+        </w:rPr>
+        <w:t>[VN] Cross-Origin Resource Sharing (CORS) là một cơ chế bảo mật của trình duyệt cho phép kiểm soát việc một trang web có thể truy cập tài nguyên từ domain khác hay không. Theo mặc định, trình duyệt áp dụng same-origin policy, nghĩa là một website chỉ được gọi API từ cùng domain. CORS cho phép server chỉ định domain nào được phép truy cập thông qua các HTTP header. Điều này giúp bảo vệ API khỏi các request trái phép từ website khác, đồng thời vẫn cho phép các ứng dụng frontend và backend ở domain khác nhau hoạt động cùng nhau.</w:t>
+      </w:r>
+    </w:p>
+    <w:p>
+      <w:pPr>
+        <w:pStyle w:val="Normal"/>
+        <w:ind w:hanging="0" w:start="-540" w:end="-449"/>
+        <w:rPr>
+          <w:rFonts w:ascii="Times New Roman" w:hAnsi="Times New Roman"/>
+          <w:sz w:val="30"/>
+          <w:szCs w:val="30"/>
+        </w:rPr>
+      </w:pPr>
+      <w:r>
+        <w:rPr>
+          <w:rFonts w:ascii="Times New Roman" w:hAnsi="Times New Roman"/>
+          <w:sz w:val="30"/>
+          <w:szCs w:val="30"/>
+        </w:rPr>
+      </w:r>
+    </w:p>
+    <w:p>
+      <w:pPr>
+        <w:pStyle w:val="Normal"/>
+        <w:ind w:hanging="0" w:start="-540" w:end="-449"/>
+        <w:rPr>
+          <w:rFonts w:ascii="Times New Roman" w:hAnsi="Times New Roman"/>
+          <w:sz w:val="30"/>
+          <w:szCs w:val="30"/>
+        </w:rPr>
+      </w:pPr>
+      <w:r>
+        <w:rPr>
+          <w:rFonts w:ascii="Times New Roman" w:hAnsi="Times New Roman"/>
+          <w:sz w:val="30"/>
+          <w:szCs w:val="30"/>
+        </w:rPr>
+        <w:t>[EN] Cross-Origin Resource Sharing (CORS) is a browser security mechanism that controls whether a website can access resources from a different domain. By default, browsers follow the same-origin policy, which means a website can only call APIs from the same domain. CORS allows the server to specify which domains are allowed to access its resources using HTTP headers. This helps protect APIs from unauthorized requests from other websites, while still allowing frontend and backend applications on different domains to work together.</w:t>
+      </w:r>
+    </w:p>
+    <w:p>
+      <w:pPr>
+        <w:pStyle w:val="Normal"/>
+        <w:ind w:hanging="0" w:start="-540" w:end="-449"/>
+        <w:rPr>
+          <w:rFonts w:ascii="Times New Roman" w:hAnsi="Times New Roman"/>
+          <w:sz w:val="30"/>
+          <w:szCs w:val="30"/>
+        </w:rPr>
+      </w:pPr>
+      <w:r>
+        <w:rPr>
+          <w:rFonts w:ascii="Times New Roman" w:hAnsi="Times New Roman"/>
+          <w:sz w:val="30"/>
+          <w:szCs w:val="30"/>
+        </w:rPr>
+      </w:r>
+    </w:p>
+    <w:p>
+      <w:pPr>
+        <w:pStyle w:val="Normal"/>
+        <w:ind w:hanging="0" w:start="-540" w:end="-449"/>
+        <w:rPr>
+          <w:rFonts w:ascii="Times New Roman" w:hAnsi="Times New Roman"/>
+          <w:b/>
+          <w:bCs/>
+          <w:color w:val="3465A4"/>
+          <w:sz w:val="30"/>
+          <w:szCs w:val="30"/>
+        </w:rPr>
+      </w:pPr>
+      <w:r>
+        <w:rPr>
+          <w:rFonts w:ascii="Times New Roman" w:hAnsi="Times New Roman"/>
+          <w:b/>
+          <w:bCs/>
+          <w:color w:val="3465A4"/>
+          <w:sz w:val="30"/>
+          <w:szCs w:val="30"/>
+        </w:rPr>
+        <w:t>SameSite cookie giúp chống CSRF như thế nào?</w:t>
+      </w:r>
+    </w:p>
+    <w:p>
+      <w:pPr>
+        <w:pStyle w:val="Normal"/>
+        <w:ind w:hanging="0" w:start="-540" w:end="-449"/>
+        <w:rPr>
+          <w:rFonts w:ascii="Times New Roman" w:hAnsi="Times New Roman"/>
+          <w:sz w:val="30"/>
+          <w:szCs w:val="30"/>
+        </w:rPr>
+      </w:pPr>
+      <w:r>
+        <w:rPr>
+          <w:rFonts w:ascii="Times New Roman" w:hAnsi="Times New Roman"/>
+          <w:sz w:val="30"/>
+          <w:szCs w:val="30"/>
+        </w:rPr>
+        <w:t>[VN] SameSite cookie giúp chống Cross-Site Request Forgery bằng cách kiểm soát khi nào cookie được gửi cùng với request từ website khác (cross-site request). Khi cookie được đặt với thuộc tính SameSite=Strict hoặc SameSite=Lax, trình duyệt sẽ không gửi cookie trong các request đến từ domain khác, vì vậy server sẽ không nhận được session của người dùng. Điều này ngăn kẻ tấn công lợi dụng trình duyệt của người dùng để gửi request giả mạo đến server.</w:t>
+      </w:r>
+    </w:p>
+    <w:p>
+      <w:pPr>
+        <w:pStyle w:val="Normal"/>
+        <w:ind w:hanging="0" w:start="-540" w:end="-449"/>
+        <w:rPr>
+          <w:rFonts w:ascii="Times New Roman" w:hAnsi="Times New Roman"/>
+          <w:sz w:val="30"/>
+          <w:szCs w:val="30"/>
+        </w:rPr>
+      </w:pPr>
+      <w:r>
+        <w:rPr>
+          <w:rFonts w:ascii="Times New Roman" w:hAnsi="Times New Roman"/>
+          <w:sz w:val="30"/>
+          <w:szCs w:val="30"/>
+        </w:rPr>
+      </w:r>
+    </w:p>
+    <w:p>
+      <w:pPr>
+        <w:pStyle w:val="Normal"/>
+        <w:ind w:hanging="0" w:start="-540" w:end="-449"/>
+        <w:rPr>
+          <w:rFonts w:ascii="Times New Roman" w:hAnsi="Times New Roman"/>
+          <w:sz w:val="30"/>
+          <w:szCs w:val="30"/>
+        </w:rPr>
+      </w:pPr>
+      <w:r>
+        <w:rPr>
+          <w:rFonts w:ascii="Times New Roman" w:hAnsi="Times New Roman"/>
+          <w:sz w:val="30"/>
+          <w:szCs w:val="30"/>
+        </w:rPr>
+        <w:t>[EN] The SameSite cookie helps prevent Cross-Site Request Forgery by controlling when cookies are sent with cross-site requests. When a cookie is set with SameSite=Strict or SameSite=Lax, the browser does not send the cookie with requests coming from another domain. As a result, the server does not receive the user’s session information, which prevents attackers from using the user’s browser to send forged requests to the server.</w:t>
+      </w:r>
+    </w:p>
+    <w:p>
+      <w:pPr>
+        <w:pStyle w:val="Normal"/>
+        <w:ind w:hanging="0" w:start="-540" w:end="-449"/>
+        <w:rPr>
+          <w:rFonts w:ascii="Times New Roman" w:hAnsi="Times New Roman"/>
+          <w:sz w:val="30"/>
+          <w:szCs w:val="30"/>
+        </w:rPr>
+      </w:pPr>
+      <w:r>
+        <w:rPr>
+          <w:rFonts w:ascii="Times New Roman" w:hAnsi="Times New Roman"/>
+          <w:sz w:val="30"/>
+          <w:szCs w:val="30"/>
+        </w:rPr>
+      </w:r>
+    </w:p>
+    <w:p>
+      <w:pPr>
+        <w:pStyle w:val="Normal"/>
+        <w:ind w:hanging="0" w:start="-540" w:end="-449"/>
+        <w:rPr>
+          <w:rFonts w:ascii="Times New Roman" w:hAnsi="Times New Roman"/>
+          <w:b/>
+          <w:bCs/>
+          <w:color w:val="3465A4"/>
+          <w:sz w:val="30"/>
+          <w:szCs w:val="30"/>
+        </w:rPr>
+      </w:pPr>
+      <w:r>
+        <w:rPr>
+          <w:rFonts w:ascii="Times New Roman" w:hAnsi="Times New Roman"/>
+          <w:b/>
+          <w:bCs/>
+          <w:color w:val="3465A4"/>
+          <w:sz w:val="30"/>
+          <w:szCs w:val="30"/>
+        </w:rPr>
+        <w:t>Tại sao JWT không nên chứa dữ liệu nhạy cảm?</w:t>
+      </w:r>
+    </w:p>
+    <w:p>
+      <w:pPr>
+        <w:pStyle w:val="Normal"/>
+        <w:ind w:hanging="0" w:start="-540" w:end="-449"/>
+        <w:rPr>
+          <w:rFonts w:ascii="Times New Roman" w:hAnsi="Times New Roman"/>
+          <w:sz w:val="30"/>
+          <w:szCs w:val="30"/>
+        </w:rPr>
+      </w:pPr>
+      <w:r>
+        <w:rPr>
+          <w:rFonts w:ascii="Times New Roman" w:hAnsi="Times New Roman"/>
+          <w:sz w:val="30"/>
+          <w:szCs w:val="30"/>
+        </w:rPr>
+        <w:t>[VN] Trong JSON Web Token (JWT), dữ liệu trong payload không được mã hóa mặc định mà chỉ được encode, nên bất kỳ ai có token cũng có thể giải mã và đọc nội dung bên trong. Vì vậy, nếu JWT chứa dữ liệu nhạy cảm như mật khẩu, thông tin cá nhân hoặc secret key, thông tin đó có thể bị lộ khi token bị đánh cắp hoặc bị truy cập trái phép. Do đó, JWT chỉ nên chứa thông tin cần thiết và không nhạy cảm, ví dụ như user ID hoặc role.</w:t>
+      </w:r>
+    </w:p>
+    <w:p>
+      <w:pPr>
+        <w:pStyle w:val="Normal"/>
+        <w:ind w:hanging="0" w:start="-540" w:end="-449"/>
+        <w:rPr>
+          <w:rFonts w:ascii="Times New Roman" w:hAnsi="Times New Roman"/>
+          <w:sz w:val="30"/>
+          <w:szCs w:val="30"/>
+        </w:rPr>
+      </w:pPr>
+      <w:r>
+        <w:rPr>
+          <w:rFonts w:ascii="Times New Roman" w:hAnsi="Times New Roman"/>
+          <w:sz w:val="30"/>
+          <w:szCs w:val="30"/>
+        </w:rPr>
+      </w:r>
+    </w:p>
+    <w:p>
+      <w:pPr>
+        <w:pStyle w:val="Normal"/>
+        <w:ind w:hanging="0" w:start="-540" w:end="-449"/>
+        <w:rPr>
+          <w:rFonts w:ascii="Times New Roman" w:hAnsi="Times New Roman"/>
+          <w:sz w:val="30"/>
+          <w:szCs w:val="30"/>
+        </w:rPr>
+      </w:pPr>
+      <w:r>
+        <w:rPr>
+          <w:rFonts w:ascii="Times New Roman" w:hAnsi="Times New Roman"/>
+          <w:sz w:val="30"/>
+          <w:szCs w:val="30"/>
+        </w:rPr>
+        <w:t>[EN] In JSON Web Token (JWT), the data in the payload is not encrypted by default, it is only encoded, which means anyone who has the token can decode and read its contents. Because of this, if a JWT contains sensitive information such as passwords, personal data, or secret keys, that data could be exposed if the token is stolen or accessed by attackers. Therefore, a JWT should only include necessary and non-sensitive information, such as a user ID or role.</w:t>
+      </w:r>
+    </w:p>
+    <w:p>
+      <w:pPr>
+        <w:pStyle w:val="Normal"/>
+        <w:ind w:hanging="0" w:start="-540" w:end="-449"/>
+        <w:rPr>
+          <w:rFonts w:ascii="Times New Roman" w:hAnsi="Times New Roman"/>
+          <w:sz w:val="30"/>
+          <w:szCs w:val="30"/>
+        </w:rPr>
+      </w:pPr>
+      <w:r>
+        <w:rPr>
+          <w:rFonts w:ascii="Times New Roman" w:hAnsi="Times New Roman"/>
+          <w:sz w:val="30"/>
+          <w:szCs w:val="30"/>
+        </w:rPr>
+      </w:r>
+    </w:p>
+    <w:p>
+      <w:pPr>
+        <w:pStyle w:val="Normal"/>
+        <w:ind w:hanging="0" w:start="-540" w:end="-449"/>
+        <w:rPr>
+          <w:rFonts w:ascii="Times New Roman" w:hAnsi="Times New Roman"/>
+          <w:b/>
+          <w:bCs/>
+          <w:color w:val="3465A4"/>
+          <w:sz w:val="30"/>
+          <w:szCs w:val="30"/>
+        </w:rPr>
+      </w:pPr>
+      <w:r>
+        <w:rPr>
+          <w:rFonts w:ascii="Times New Roman" w:hAnsi="Times New Roman"/>
+          <w:b/>
+          <w:bCs/>
+          <w:color w:val="3465A4"/>
+          <w:sz w:val="30"/>
+          <w:szCs w:val="30"/>
+        </w:rPr>
+        <w:t>JWT nên lưu ở đâu? Cookie vs LocalStorage</w:t>
+      </w:r>
+    </w:p>
+    <w:p>
+      <w:pPr>
+        <w:pStyle w:val="Normal"/>
+        <w:ind w:hanging="0" w:start="-540" w:end="-449"/>
+        <w:rPr>
+          <w:rFonts w:ascii="Times New Roman" w:hAnsi="Times New Roman"/>
+          <w:sz w:val="30"/>
+          <w:szCs w:val="30"/>
+        </w:rPr>
+      </w:pPr>
+      <w:r>
+        <w:rPr>
+          <w:rFonts w:ascii="Times New Roman" w:hAnsi="Times New Roman"/>
+          <w:sz w:val="30"/>
+          <w:szCs w:val="30"/>
+        </w:rPr>
+        <w:t>[VN] Khi sử dụng JSON Web Token (JWT), token có thể được lưu trong cookie hoặc localStorage, nhưng mỗi cách có ưu và nhược điểm. Lưu JWT trong localStorage dễ sử dụng cho ứng dụng frontend, nhưng có nguy cơ bị đánh cắp nếu xảy ra Cross-site scripting (XSS). Ngược lại, lưu JWT trong HTTP-only cookie an toàn hơn trước XSS vì JavaScript không thể truy cập cookie này, nhưng cần cấu hình thêm để tránh Cross-Site Request Forgery (CSRF). Vì vậy, trong nhiều hệ thống, cách phổ biến là lưu access token tạm thời ở client và lưu refresh token trong HTTP-only cookie để tăng bảo mật.</w:t>
+      </w:r>
+    </w:p>
+    <w:p>
+      <w:pPr>
+        <w:pStyle w:val="Normal"/>
+        <w:ind w:hanging="0" w:start="-540" w:end="-449"/>
+        <w:rPr>
+          <w:rFonts w:ascii="Times New Roman" w:hAnsi="Times New Roman"/>
+          <w:sz w:val="30"/>
+          <w:szCs w:val="30"/>
+        </w:rPr>
+      </w:pPr>
+      <w:r>
+        <w:rPr>
+          <w:rFonts w:ascii="Times New Roman" w:hAnsi="Times New Roman"/>
+          <w:sz w:val="30"/>
+          <w:szCs w:val="30"/>
+        </w:rPr>
+      </w:r>
+    </w:p>
+    <w:p>
+      <w:pPr>
+        <w:pStyle w:val="Normal"/>
+        <w:ind w:hanging="0" w:start="-540" w:end="-449"/>
+        <w:rPr>
+          <w:rFonts w:ascii="Times New Roman" w:hAnsi="Times New Roman"/>
+          <w:sz w:val="30"/>
+          <w:szCs w:val="30"/>
+        </w:rPr>
+      </w:pPr>
+      <w:r>
+        <w:rPr>
+          <w:rFonts w:ascii="Times New Roman" w:hAnsi="Times New Roman"/>
+          <w:sz w:val="30"/>
+          <w:szCs w:val="30"/>
+        </w:rPr>
+        <w:t>[EN] When using JSON Web Token (JWT), the token can be stored in cookies or localStorage, and each option has advantages and disadvantages. Storing JWT in localStorage is simple for frontend applications, but it can be stolen if a Cross-site scripting (XSS) attack occurs. On the other hand, storing JWT in an HTTP-only cookie is safer against XSS because JavaScript cannot access the cookie, but it requires extra protection against Cross-Site Request Forgery (CSRF). Therefore, many systems use a hybrid approach: store the access token temporarily on the client and keep the refresh token in an HTTP-only cookie for better security.</w:t>
+      </w:r>
+    </w:p>
+    <w:p>
+      <w:pPr>
+        <w:pStyle w:val="Normal"/>
+        <w:ind w:hanging="0" w:start="-540" w:end="-449"/>
+        <w:rPr>
+          <w:rFonts w:ascii="Times New Roman" w:hAnsi="Times New Roman"/>
+          <w:sz w:val="30"/>
+          <w:szCs w:val="30"/>
+        </w:rPr>
+      </w:pPr>
+      <w:r>
+        <w:rPr>
+          <w:rFonts w:ascii="Times New Roman" w:hAnsi="Times New Roman"/>
+          <w:sz w:val="30"/>
+          <w:szCs w:val="30"/>
+        </w:rPr>
+      </w:r>
+    </w:p>
+    <w:p>
+      <w:pPr>
+        <w:pStyle w:val="Normal"/>
+        <w:ind w:hanging="0" w:start="-540" w:end="-449"/>
+        <w:rPr>
+          <w:rFonts w:ascii="Times New Roman" w:hAnsi="Times New Roman"/>
+          <w:b/>
+          <w:bCs/>
+          <w:color w:val="3465A4"/>
+          <w:sz w:val="30"/>
+          <w:szCs w:val="30"/>
+        </w:rPr>
+      </w:pPr>
+      <w:r>
+        <w:rPr>
+          <w:rFonts w:ascii="Times New Roman" w:hAnsi="Times New Roman"/>
+          <w:b/>
+          <w:bCs/>
+          <w:color w:val="3465A4"/>
+          <w:sz w:val="30"/>
+          <w:szCs w:val="30"/>
+        </w:rPr>
+        <w:t>Tại sao refresh token nên lưu an toàn hơn access token?</w:t>
+      </w:r>
+    </w:p>
+    <w:p>
+      <w:pPr>
+        <w:pStyle w:val="Normal"/>
+        <w:ind w:hanging="0" w:start="-540" w:end="-449"/>
+        <w:rPr>
+          <w:rFonts w:ascii="Times New Roman" w:hAnsi="Times New Roman"/>
+          <w:sz w:val="30"/>
+          <w:szCs w:val="30"/>
+        </w:rPr>
+      </w:pPr>
+      <w:r>
+        <w:rPr>
+          <w:rFonts w:ascii="Times New Roman" w:hAnsi="Times New Roman"/>
+          <w:sz w:val="30"/>
+          <w:szCs w:val="30"/>
+        </w:rPr>
+        <w:t>[VN] Trong hệ thống dùng JSON Web Token (JWT), refresh token cần được lưu an toàn hơn access token vì refresh token thường có thời gian sống dài hơn và có thể được dùng để tạo ra nhiều access token mới. Nếu kẻ tấn công đánh cắp refresh token, họ có thể tiếp tục lấy access token mới và truy cập hệ thống trong thời gian dài. Trong khi đó, access token thường có thời gian hết hạn ngắn, nên nếu bị lộ thì mức độ rủi ro thấp hơn. Vì vậy, refresh token thường được lưu trong HTTP-only cookie hoặc hệ thống lưu trữ an toàn để giảm nguy cơ bị đánh cắp bởi các lỗ hổng như Cross-site scripting (XSS).</w:t>
+      </w:r>
+    </w:p>
+    <w:p>
+      <w:pPr>
+        <w:pStyle w:val="Normal"/>
+        <w:ind w:hanging="0" w:start="-540" w:end="-449"/>
+        <w:rPr>
+          <w:rFonts w:ascii="Times New Roman" w:hAnsi="Times New Roman"/>
+          <w:sz w:val="30"/>
+          <w:szCs w:val="30"/>
+        </w:rPr>
+      </w:pPr>
+      <w:r>
+        <w:rPr>
+          <w:rFonts w:ascii="Times New Roman" w:hAnsi="Times New Roman"/>
+          <w:sz w:val="30"/>
+          <w:szCs w:val="30"/>
+        </w:rPr>
+      </w:r>
+    </w:p>
+    <w:p>
+      <w:pPr>
+        <w:pStyle w:val="Normal"/>
+        <w:ind w:hanging="0" w:start="-540" w:end="-449"/>
+        <w:rPr>
+          <w:rFonts w:ascii="Times New Roman" w:hAnsi="Times New Roman"/>
+          <w:sz w:val="30"/>
+          <w:szCs w:val="30"/>
+        </w:rPr>
+      </w:pPr>
+      <w:r>
+        <w:rPr>
+          <w:rFonts w:ascii="Times New Roman" w:hAnsi="Times New Roman"/>
+          <w:sz w:val="30"/>
+          <w:szCs w:val="30"/>
+        </w:rPr>
+        <w:t>[EN] In systems using JSON Web Token (JWT), the refresh token must be stored more securely than the access token because refresh tokens usually have a longer lifetime and can be used to generate many new access tokens. If an attacker steals a refresh token, they can keep creating new access tokens and access the system for a long time. In contrast, access tokens usually have a short expiration time, so the risk is lower if they are exposed. Therefore, refresh tokens are often stored in HTTP-only cookies or other secure storage to reduce the risk of being stolen through vulnerabilities such as Cross-site scripting (XSS).</w:t>
+      </w:r>
+    </w:p>
+    <w:p>
+      <w:pPr>
+        <w:pStyle w:val="Normal"/>
+        <w:ind w:hanging="0" w:start="-540" w:end="-449"/>
+        <w:rPr>
+          <w:rFonts w:ascii="Times New Roman" w:hAnsi="Times New Roman"/>
+          <w:sz w:val="30"/>
+          <w:szCs w:val="30"/>
+        </w:rPr>
+      </w:pPr>
+      <w:r>
+        <w:rPr>
+          <w:rFonts w:ascii="Times New Roman" w:hAnsi="Times New Roman"/>
+          <w:sz w:val="30"/>
+          <w:szCs w:val="30"/>
+        </w:rPr>
+      </w:r>
+    </w:p>
+    <w:p>
+      <w:pPr>
+        <w:pStyle w:val="Normal"/>
+        <w:ind w:hanging="0" w:start="-540" w:end="-449"/>
+        <w:rPr>
+          <w:rFonts w:ascii="Times New Roman" w:hAnsi="Times New Roman"/>
+          <w:b/>
+          <w:bCs/>
+          <w:color w:val="3465A4"/>
+          <w:sz w:val="30"/>
+          <w:szCs w:val="30"/>
+        </w:rPr>
+      </w:pPr>
+      <w:r>
+        <w:rPr>
+          <w:rFonts w:ascii="Times New Roman" w:hAnsi="Times New Roman"/>
+          <w:b/>
+          <w:bCs/>
+          <w:color w:val="3465A4"/>
+          <w:sz w:val="30"/>
+          <w:szCs w:val="30"/>
+        </w:rPr>
+        <w:t>Token rotation là gì?</w:t>
+      </w:r>
+    </w:p>
+    <w:p>
+      <w:pPr>
+        <w:pStyle w:val="Normal"/>
+        <w:ind w:hanging="0" w:start="-540" w:end="-449"/>
+        <w:rPr>
+          <w:rFonts w:ascii="Times New Roman" w:hAnsi="Times New Roman"/>
+          <w:sz w:val="30"/>
+          <w:szCs w:val="30"/>
+        </w:rPr>
+      </w:pPr>
+      <w:r>
+        <w:rPr>
+          <w:rFonts w:ascii="Times New Roman" w:hAnsi="Times New Roman"/>
+          <w:sz w:val="30"/>
+          <w:szCs w:val="30"/>
+        </w:rPr>
+        <w:t>[VN] Token rotation là kỹ thuật bảo mật trong đó mỗi lần dùng JSON Web Token (JWT) để làm mới phiên đăng nhập, hệ thống sẽ tạo một refresh token mới và vô hiệu hóa refresh token cũ. Điều này giúp giảm rủi ro nếu refresh token bị đánh cắp, vì token cũ sẽ không còn sử dụng được sau khi đã được thay thế. Nhờ vậy, token rotation giúp tăng bảo mật cho hệ thống xác thực và hạn chế việc kẻ tấn công dùng lại token đã bị lộ.</w:t>
+      </w:r>
+    </w:p>
+    <w:p>
+      <w:pPr>
+        <w:pStyle w:val="Normal"/>
+        <w:ind w:hanging="0" w:start="-540" w:end="-449"/>
+        <w:rPr>
+          <w:rFonts w:ascii="Times New Roman" w:hAnsi="Times New Roman"/>
+          <w:sz w:val="30"/>
+          <w:szCs w:val="30"/>
+        </w:rPr>
+      </w:pPr>
+      <w:r>
+        <w:rPr>
+          <w:rFonts w:ascii="Times New Roman" w:hAnsi="Times New Roman"/>
+          <w:sz w:val="30"/>
+          <w:szCs w:val="30"/>
+        </w:rPr>
+      </w:r>
+    </w:p>
+    <w:p>
+      <w:pPr>
+        <w:pStyle w:val="Normal"/>
+        <w:ind w:hanging="0" w:start="-540" w:end="-449"/>
+        <w:rPr>
+          <w:rFonts w:ascii="Times New Roman" w:hAnsi="Times New Roman"/>
+          <w:sz w:val="30"/>
+          <w:szCs w:val="30"/>
+        </w:rPr>
+      </w:pPr>
+      <w:r>
+        <w:rPr>
+          <w:rFonts w:ascii="Times New Roman" w:hAnsi="Times New Roman"/>
+          <w:sz w:val="30"/>
+          <w:szCs w:val="30"/>
+        </w:rPr>
+        <w:t>[EN] Token rotation is a security technique where each time a JSON Web Token (JWT) is used to refresh a session, the system generates a new refresh token and invalidates the old one. This reduces risk if a refresh token is stolen, because the old token will no longer work after it is replaced. As a result, token rotation improves authentication security and prevents attackers from reusing leaked tokens.</w:t>
+      </w:r>
+    </w:p>
+    <w:p>
+      <w:pPr>
+        <w:pStyle w:val="Normal"/>
+        <w:ind w:hanging="0" w:start="-540" w:end="-449"/>
+        <w:rPr>
+          <w:rFonts w:ascii="Times New Roman" w:hAnsi="Times New Roman"/>
+          <w:sz w:val="30"/>
+          <w:szCs w:val="30"/>
+        </w:rPr>
+      </w:pPr>
+      <w:r>
+        <w:rPr>
+          <w:rFonts w:ascii="Times New Roman" w:hAnsi="Times New Roman"/>
+          <w:sz w:val="30"/>
+          <w:szCs w:val="30"/>
+        </w:rPr>
+      </w:r>
+    </w:p>
+    <w:p>
+      <w:pPr>
+        <w:pStyle w:val="Normal"/>
+        <w:ind w:hanging="0" w:start="-540" w:end="-449"/>
+        <w:rPr>
+          <w:rFonts w:ascii="Times New Roman" w:hAnsi="Times New Roman"/>
+          <w:b/>
+          <w:bCs/>
+          <w:color w:val="3465A4"/>
+          <w:sz w:val="30"/>
+          <w:szCs w:val="30"/>
+        </w:rPr>
+      </w:pPr>
+      <w:r>
+        <w:rPr>
+          <w:rFonts w:ascii="Times New Roman" w:hAnsi="Times New Roman"/>
+          <w:b/>
+          <w:bCs/>
+          <w:color w:val="3465A4"/>
+          <w:sz w:val="30"/>
+          <w:szCs w:val="30"/>
+        </w:rPr>
+        <w:t>Làm sao phát hiện token replay attack?</w:t>
+      </w:r>
+    </w:p>
+    <w:p>
+      <w:pPr>
+        <w:pStyle w:val="Normal"/>
+        <w:ind w:hanging="0" w:start="-540" w:end="-449"/>
+        <w:rPr>
+          <w:rFonts w:ascii="Times New Roman" w:hAnsi="Times New Roman"/>
+          <w:sz w:val="30"/>
+          <w:szCs w:val="30"/>
+        </w:rPr>
+      </w:pPr>
+      <w:r>
+        <w:rPr>
+          <w:rFonts w:ascii="Times New Roman" w:hAnsi="Times New Roman"/>
+          <w:sz w:val="30"/>
+          <w:szCs w:val="30"/>
+        </w:rPr>
+        <w:t>[VN] Token replay attack xảy ra khi kẻ tấn công lấy được token hợp lệ và gửi lại nhiều lần để truy cập hệ thống. Để phát hiện điều này trong hệ thống dùng JSON Web Token (JWT), có thể theo dõi ID của token (jti), ghi log các lần sử dụng token, và phát hiện khi một token được dùng nhiều lần bất thường hoặc từ các địa chỉ IP / thiết bị khác nhau trong thời gian ngắn. Ngoài ra, có thể dùng token rotation, thời gian hết hạn ngắn cho access token, và lưu trạng thái token trên server để phát hiện nếu một token cũ bị dùng lại.</w:t>
+      </w:r>
+    </w:p>
+    <w:p>
+      <w:pPr>
+        <w:pStyle w:val="Normal"/>
+        <w:ind w:hanging="0" w:start="-540" w:end="-449"/>
+        <w:rPr>
+          <w:rFonts w:ascii="Times New Roman" w:hAnsi="Times New Roman"/>
+          <w:sz w:val="30"/>
+          <w:szCs w:val="30"/>
+        </w:rPr>
+      </w:pPr>
+      <w:r>
+        <w:rPr>
+          <w:rFonts w:ascii="Times New Roman" w:hAnsi="Times New Roman"/>
+          <w:sz w:val="30"/>
+          <w:szCs w:val="30"/>
+        </w:rPr>
+      </w:r>
+    </w:p>
+    <w:p>
+      <w:pPr>
+        <w:pStyle w:val="Normal"/>
+        <w:ind w:hanging="0" w:start="-540" w:end="-449"/>
+        <w:rPr>
+          <w:rFonts w:ascii="Times New Roman" w:hAnsi="Times New Roman"/>
+          <w:sz w:val="30"/>
+          <w:szCs w:val="30"/>
+        </w:rPr>
+      </w:pPr>
+      <w:r>
+        <w:rPr>
+          <w:rFonts w:ascii="Times New Roman" w:hAnsi="Times New Roman"/>
+          <w:sz w:val="30"/>
+          <w:szCs w:val="30"/>
+        </w:rPr>
+        <w:t>[EN] A token replay attack happens when an attacker steals a valid token and sends it again many times to access the system. To detect this in systems using JSON Web Token (JWT), the server can track the token ID (jti), log token usage, and detect unusual behavior such as the same token being used many times or from different IP addresses or devices in a short time. Other methods include using token rotation, short expiration time for access tokens, and storing token state on the server to detect when an old token is reused.</w:t>
+      </w:r>
+    </w:p>
+    <w:p>
+      <w:pPr>
+        <w:pStyle w:val="Normal"/>
+        <w:ind w:hanging="0" w:start="-540" w:end="-449"/>
+        <w:rPr>
+          <w:rFonts w:ascii="Times New Roman" w:hAnsi="Times New Roman"/>
+          <w:sz w:val="30"/>
+          <w:szCs w:val="30"/>
+        </w:rPr>
+      </w:pPr>
+      <w:r>
+        <w:rPr>
+          <w:rFonts w:ascii="Times New Roman" w:hAnsi="Times New Roman"/>
+          <w:sz w:val="30"/>
+          <w:szCs w:val="30"/>
+        </w:rPr>
+      </w:r>
+    </w:p>
+    <w:p>
+      <w:pPr>
+        <w:pStyle w:val="Normal"/>
+        <w:ind w:hanging="0" w:start="-540" w:end="-449"/>
+        <w:rPr>
+          <w:rFonts w:ascii="Times New Roman" w:hAnsi="Times New Roman"/>
+          <w:b/>
+          <w:bCs/>
+          <w:color w:val="3465A4"/>
+          <w:sz w:val="30"/>
+          <w:szCs w:val="30"/>
+        </w:rPr>
+      </w:pPr>
+      <w:r>
+        <w:rPr>
+          <w:rFonts w:ascii="Times New Roman" w:hAnsi="Times New Roman"/>
+          <w:b/>
+          <w:bCs/>
+          <w:color w:val="3465A4"/>
+          <w:sz w:val="30"/>
+          <w:szCs w:val="30"/>
+        </w:rPr>
+        <w:t>Làm sao authenticate giữa các microservices?</w:t>
+      </w:r>
+    </w:p>
+    <w:p>
+      <w:pPr>
+        <w:pStyle w:val="Normal"/>
+        <w:ind w:hanging="0" w:start="-540" w:end="-449"/>
+        <w:rPr>
+          <w:rFonts w:ascii="Times New Roman" w:hAnsi="Times New Roman"/>
+          <w:sz w:val="30"/>
+          <w:szCs w:val="30"/>
+        </w:rPr>
+      </w:pPr>
+      <w:r>
+        <w:rPr>
+          <w:rFonts w:ascii="Times New Roman" w:hAnsi="Times New Roman"/>
+          <w:sz w:val="30"/>
+          <w:szCs w:val="30"/>
+        </w:rPr>
+        <w:t>[VN] Để xác thực giữa các microservices, các dịch vụ thường sử dụng token bảo mật hoặc service identity. Một cách phổ biến là dùng JSON Web Token (JWT): service gọi API sẽ gửi JWT trong request, và service nhận sẽ kiểm tra chữ ký của token để xác thực. Ngoài ra, hệ thống có thể dùng Mutual TLS (mTLS), trong đó cả client và server đều dùng chứng chỉ TLS để xác minh lẫn nhau. Cách này giúp đảm bảo rằng chỉ những service hợp lệ trong hệ thống mới có thể giao tiếp với nhau.</w:t>
+      </w:r>
+    </w:p>
+    <w:p>
+      <w:pPr>
+        <w:pStyle w:val="Normal"/>
+        <w:ind w:hanging="0" w:start="-540" w:end="-449"/>
+        <w:rPr>
+          <w:rFonts w:ascii="Times New Roman" w:hAnsi="Times New Roman"/>
+          <w:sz w:val="30"/>
+          <w:szCs w:val="30"/>
+        </w:rPr>
+      </w:pPr>
+      <w:r>
+        <w:rPr>
+          <w:rFonts w:ascii="Times New Roman" w:hAnsi="Times New Roman"/>
+          <w:sz w:val="30"/>
+          <w:szCs w:val="30"/>
+        </w:rPr>
+      </w:r>
+    </w:p>
+    <w:p>
+      <w:pPr>
+        <w:pStyle w:val="Normal"/>
+        <w:ind w:hanging="0" w:start="-540" w:end="-449"/>
+        <w:rPr>
+          <w:rFonts w:ascii="Times New Roman" w:hAnsi="Times New Roman"/>
+          <w:sz w:val="30"/>
+          <w:szCs w:val="30"/>
+        </w:rPr>
+      </w:pPr>
+      <w:r>
+        <w:rPr>
+          <w:rFonts w:ascii="Times New Roman" w:hAnsi="Times New Roman"/>
+          <w:sz w:val="30"/>
+          <w:szCs w:val="30"/>
+        </w:rPr>
+        <w:t>[EN] To authenticate between microservices, services usually use security tokens or service identity. A common method is using JSON Web Token (JWT): the calling service sends a JWT in the request, and the receiving service verifies the token signature to confirm identity. Another method is Mutual TLS (mTLS), where both the client and server use TLS certificates to verify each other. This ensures that only trusted services inside the system can communicate with each other.</w:t>
+      </w:r>
+    </w:p>
+    <w:p>
+      <w:pPr>
+        <w:pStyle w:val="Normal"/>
+        <w:ind w:hanging="0" w:start="-540" w:end="-449"/>
+        <w:rPr>
+          <w:rFonts w:ascii="Times New Roman" w:hAnsi="Times New Roman"/>
+          <w:sz w:val="30"/>
+          <w:szCs w:val="30"/>
+        </w:rPr>
+      </w:pPr>
+      <w:r>
+        <w:rPr>
+          <w:rFonts w:ascii="Times New Roman" w:hAnsi="Times New Roman"/>
+          <w:sz w:val="30"/>
+          <w:szCs w:val="30"/>
+        </w:rPr>
+      </w:r>
+    </w:p>
+    <w:p>
+      <w:pPr>
+        <w:pStyle w:val="Normal"/>
+        <w:ind w:hanging="0" w:start="-540" w:end="-449"/>
+        <w:rPr>
+          <w:rFonts w:ascii="Times New Roman" w:hAnsi="Times New Roman"/>
+          <w:b/>
+          <w:bCs/>
+          <w:color w:val="3465A4"/>
+          <w:sz w:val="30"/>
+          <w:szCs w:val="30"/>
+        </w:rPr>
+      </w:pPr>
+      <w:r>
+        <w:rPr>
+          <w:rFonts w:ascii="Times New Roman" w:hAnsi="Times New Roman"/>
+          <w:b/>
+          <w:bCs/>
+          <w:color w:val="3465A4"/>
+          <w:sz w:val="30"/>
+          <w:szCs w:val="30"/>
+        </w:rPr>
+        <w:t>mTLS (mutual TLS) là gì?</w:t>
+      </w:r>
+    </w:p>
+    <w:p>
+      <w:pPr>
+        <w:pStyle w:val="Normal"/>
+        <w:ind w:hanging="0" w:start="-540" w:end="-449"/>
+        <w:rPr>
+          <w:rFonts w:ascii="Times New Roman" w:hAnsi="Times New Roman"/>
+          <w:sz w:val="30"/>
+          <w:szCs w:val="30"/>
+        </w:rPr>
+      </w:pPr>
+      <w:r>
+        <w:rPr>
+          <w:rFonts w:ascii="Times New Roman" w:hAnsi="Times New Roman"/>
+          <w:sz w:val="30"/>
+          <w:szCs w:val="30"/>
+        </w:rPr>
+        <w:t>[VN] Mutual TLS (mTLS) là một cơ chế bảo mật dựa trên Transport Layer Security (TLS), trong đó cả client và server đều phải xác thực lẫn nhau bằng chứng chỉ số. Trong TLS thông thường, chỉ server gửi chứng chỉ để client xác minh. Nhưng trong mTLS, client cũng phải gửi chứng chỉ của mình để server kiểm tra. Nhờ vậy, mTLS giúp đảm bảo rằng cả hai bên đều đáng tin cậy, và thường được dùng để bảo mật giao tiếp giữa các service trong hệ thống microservices.</w:t>
+      </w:r>
+    </w:p>
+    <w:p>
+      <w:pPr>
+        <w:pStyle w:val="Normal"/>
+        <w:ind w:hanging="0" w:start="-540" w:end="-449"/>
+        <w:rPr>
+          <w:rFonts w:ascii="Times New Roman" w:hAnsi="Times New Roman"/>
+          <w:sz w:val="30"/>
+          <w:szCs w:val="30"/>
+        </w:rPr>
+      </w:pPr>
+      <w:r>
+        <w:rPr>
+          <w:rFonts w:ascii="Times New Roman" w:hAnsi="Times New Roman"/>
+          <w:sz w:val="30"/>
+          <w:szCs w:val="30"/>
+        </w:rPr>
+      </w:r>
+    </w:p>
+    <w:p>
+      <w:pPr>
+        <w:pStyle w:val="Normal"/>
+        <w:ind w:hanging="0" w:start="-540" w:end="-449"/>
+        <w:rPr>
+          <w:rFonts w:ascii="Times New Roman" w:hAnsi="Times New Roman"/>
+          <w:sz w:val="30"/>
+          <w:szCs w:val="30"/>
+        </w:rPr>
+      </w:pPr>
+      <w:r>
+        <w:rPr>
+          <w:rFonts w:ascii="Times New Roman" w:hAnsi="Times New Roman"/>
+          <w:sz w:val="30"/>
+          <w:szCs w:val="30"/>
+        </w:rPr>
+        <w:t>[EN] Mutual TLS (mTLS) is a security method based on Transport Layer Security (TLS) where both the client and the server authenticate each other using digital certificates. In normal TLS, only the server sends a certificate for the client to verify. In mTLS, the client also sends its certificate so the server can verify it. This ensures that both sides are trusted, and it is commonly used to secure communication between services in a microservices system.</w:t>
+      </w:r>
+    </w:p>
+    <w:p>
+      <w:pPr>
+        <w:pStyle w:val="Normal"/>
+        <w:ind w:hanging="0" w:start="-540" w:end="-449"/>
+        <w:rPr>
+          <w:rFonts w:ascii="Times New Roman" w:hAnsi="Times New Roman"/>
+          <w:sz w:val="30"/>
+          <w:szCs w:val="30"/>
+        </w:rPr>
+      </w:pPr>
+      <w:r>
+        <w:rPr>
+          <w:rFonts w:ascii="Times New Roman" w:hAnsi="Times New Roman"/>
+          <w:sz w:val="30"/>
+          <w:szCs w:val="30"/>
+        </w:rPr>
+      </w:r>
+    </w:p>
+    <w:p>
+      <w:pPr>
+        <w:pStyle w:val="Normal"/>
+        <w:ind w:hanging="0" w:start="-540" w:end="-449"/>
+        <w:rPr>
+          <w:rFonts w:ascii="Times New Roman" w:hAnsi="Times New Roman"/>
+          <w:b/>
+          <w:bCs/>
+          <w:color w:val="3465A4"/>
+          <w:sz w:val="30"/>
+          <w:szCs w:val="30"/>
+        </w:rPr>
+      </w:pPr>
+      <w:r>
+        <w:rPr>
+          <w:rFonts w:ascii="Times New Roman" w:hAnsi="Times New Roman"/>
+          <w:b/>
+          <w:bCs/>
+          <w:color w:val="3465A4"/>
+          <w:sz w:val="30"/>
+          <w:szCs w:val="30"/>
+        </w:rPr>
+        <w:t>Service mesh giúp bảo mật microservices như thế nào?</w:t>
+      </w:r>
+    </w:p>
+    <w:p>
+      <w:pPr>
+        <w:pStyle w:val="Normal"/>
+        <w:ind w:hanging="0" w:start="-540" w:end="-449"/>
+        <w:rPr>
+          <w:rFonts w:ascii="Times New Roman" w:hAnsi="Times New Roman"/>
+          <w:sz w:val="30"/>
+          <w:szCs w:val="30"/>
+        </w:rPr>
+      </w:pPr>
+      <w:r>
+        <w:rPr>
+          <w:rFonts w:ascii="Times New Roman" w:hAnsi="Times New Roman"/>
+          <w:sz w:val="30"/>
+          <w:szCs w:val="30"/>
+        </w:rPr>
+        <w:t>[VN] Service Mesh là một lớp hạ tầng giúp quản lý và bảo mật việc giao tiếp giữa các microservices. Nó thường tự động áp dụng Mutual TLS (mTLS) để mã hóa dữ liệu và xác thực giữa các service, giúp ngăn chặn truy cập trái phép. Ngoài ra, service mesh còn hỗ trợ kiểm soát truy cập, theo dõi lưu lượng (traffic), ghi log và phát hiện bất thường, giúp hệ thống microservices an toàn và dễ quản lý hơn.</w:t>
+      </w:r>
+    </w:p>
+    <w:p>
+      <w:pPr>
+        <w:pStyle w:val="Normal"/>
+        <w:ind w:hanging="0" w:start="-540" w:end="-449"/>
+        <w:rPr>
+          <w:rFonts w:ascii="Times New Roman" w:hAnsi="Times New Roman"/>
+          <w:sz w:val="30"/>
+          <w:szCs w:val="30"/>
+        </w:rPr>
+      </w:pPr>
+      <w:r>
+        <w:rPr>
+          <w:rFonts w:ascii="Times New Roman" w:hAnsi="Times New Roman"/>
+          <w:sz w:val="30"/>
+          <w:szCs w:val="30"/>
+        </w:rPr>
+      </w:r>
+    </w:p>
+    <w:p>
+      <w:pPr>
+        <w:pStyle w:val="Normal"/>
+        <w:ind w:hanging="0" w:start="-540" w:end="-449"/>
+        <w:rPr>
+          <w:rFonts w:ascii="Times New Roman" w:hAnsi="Times New Roman"/>
+          <w:sz w:val="30"/>
+          <w:szCs w:val="30"/>
+        </w:rPr>
+      </w:pPr>
+      <w:r>
+        <w:rPr>
+          <w:rFonts w:ascii="Times New Roman" w:hAnsi="Times New Roman"/>
+          <w:sz w:val="30"/>
+          <w:szCs w:val="30"/>
+        </w:rPr>
+        <w:t>[EN] A Service Mesh is an infrastructure layer that manages and secures communication between microservices. It often automatically applies Mutual TLS (mTLS) to encrypt data and authenticate services, which helps prevent unauthorized access. In addition, a service mesh can provide access control, traffic monitoring, logging, and anomaly detection, making the microservices system more secure and easier to manage.</w:t>
+      </w:r>
+    </w:p>
+    <w:p>
+      <w:pPr>
+        <w:pStyle w:val="Normal"/>
+        <w:ind w:hanging="0" w:start="-540" w:end="-449"/>
+        <w:rPr>
+          <w:rFonts w:ascii="Times New Roman" w:hAnsi="Times New Roman"/>
+          <w:sz w:val="30"/>
+          <w:szCs w:val="30"/>
+        </w:rPr>
+      </w:pPr>
+      <w:r>
+        <w:rPr>
+          <w:rFonts w:ascii="Times New Roman" w:hAnsi="Times New Roman"/>
+          <w:sz w:val="30"/>
+          <w:szCs w:val="30"/>
+        </w:rPr>
+      </w:r>
+    </w:p>
+    <w:p>
+      <w:pPr>
+        <w:pStyle w:val="Normal"/>
+        <w:ind w:hanging="0" w:start="-540" w:end="-449"/>
+        <w:rPr>
+          <w:rFonts w:ascii="Times New Roman" w:hAnsi="Times New Roman"/>
+          <w:b/>
+          <w:bCs/>
+          <w:color w:val="3465A4"/>
+          <w:sz w:val="30"/>
+          <w:szCs w:val="30"/>
+        </w:rPr>
+      </w:pPr>
+      <w:r>
+        <w:rPr>
+          <w:rFonts w:ascii="Times New Roman" w:hAnsi="Times New Roman"/>
+          <w:b/>
+          <w:bCs/>
+          <w:color w:val="3465A4"/>
+          <w:sz w:val="30"/>
+          <w:szCs w:val="30"/>
+        </w:rPr>
+        <w:t>Secret management nên làm thế nào trong production?</w:t>
+      </w:r>
+    </w:p>
+    <w:p>
+      <w:pPr>
+        <w:pStyle w:val="Normal"/>
+        <w:ind w:hanging="0" w:start="-540" w:end="-449"/>
+        <w:rPr>
+          <w:rFonts w:ascii="Times New Roman" w:hAnsi="Times New Roman"/>
+          <w:sz w:val="30"/>
+          <w:szCs w:val="30"/>
+        </w:rPr>
+      </w:pPr>
+      <w:r>
+        <w:rPr>
+          <w:rFonts w:ascii="Times New Roman" w:hAnsi="Times New Roman"/>
+          <w:sz w:val="30"/>
+          <w:szCs w:val="30"/>
+        </w:rPr>
+        <w:t>[VN] Trong môi trường production, secret management nên được quản lý tập trung bằng các hệ thống chuyên dụng thay vì lưu trực tiếp trong code hoặc file cấu hình. Các bí mật như mật khẩu, API key hoặc token nên được lưu trong công cụ quản lý bí mật như HashiCorp Vault, AWS Secrets Manager, hoặc Azure Key Vault. Những công cụ này giúp mã hóa dữ liệu, kiểm soát quyền truy cập, tự động xoay vòng (rotate) secret và ghi log truy cập, từ đó giảm nguy cơ lộ thông tin nhạy cảm và tăng độ an toàn cho hệ thống.</w:t>
+      </w:r>
+    </w:p>
+    <w:p>
+      <w:pPr>
+        <w:pStyle w:val="Normal"/>
+        <w:ind w:hanging="0" w:start="-540" w:end="-449"/>
+        <w:rPr>
+          <w:rFonts w:ascii="Times New Roman" w:hAnsi="Times New Roman"/>
+          <w:sz w:val="30"/>
+          <w:szCs w:val="30"/>
+        </w:rPr>
+      </w:pPr>
+      <w:r>
+        <w:rPr>
+          <w:rFonts w:ascii="Times New Roman" w:hAnsi="Times New Roman"/>
+          <w:sz w:val="30"/>
+          <w:szCs w:val="30"/>
+        </w:rPr>
+      </w:r>
+    </w:p>
+    <w:p>
+      <w:pPr>
+        <w:pStyle w:val="Normal"/>
+        <w:ind w:hanging="0" w:start="-540" w:end="-449"/>
+        <w:rPr>
+          <w:rFonts w:ascii="Times New Roman" w:hAnsi="Times New Roman"/>
+          <w:sz w:val="30"/>
+          <w:szCs w:val="30"/>
+        </w:rPr>
+      </w:pPr>
+      <w:r>
+        <w:rPr>
+          <w:rFonts w:ascii="Times New Roman" w:hAnsi="Times New Roman"/>
+          <w:sz w:val="30"/>
+          <w:szCs w:val="30"/>
+        </w:rPr>
+        <w:t>[EN] English:</w:t>
+      </w:r>
+    </w:p>
+    <w:p>
+      <w:pPr>
+        <w:pStyle w:val="Normal"/>
+        <w:ind w:hanging="0" w:start="-540" w:end="-449"/>
+        <w:rPr>
+          <w:rFonts w:ascii="Times New Roman" w:hAnsi="Times New Roman"/>
+          <w:sz w:val="30"/>
+          <w:szCs w:val="30"/>
+        </w:rPr>
+      </w:pPr>
+      <w:r>
+        <w:rPr>
+          <w:rFonts w:ascii="Times New Roman" w:hAnsi="Times New Roman"/>
+          <w:sz w:val="30"/>
+          <w:szCs w:val="30"/>
+        </w:rPr>
+        <w:t>In production environments, secret management should be handled by dedicated systems instead of storing secrets directly in code or configuration files. Sensitive data such as passwords, API keys, or tokens should be stored in secret management tools like HashiCorp Vault, AWS Secrets Manager, or Azure Key Vault. These tools help encrypt secrets, control access permissions, automatically rotate secrets, and log access, which reduces the risk of data leaks and improves system security.</w:t>
+      </w:r>
+    </w:p>
+    <w:p>
+      <w:pPr>
+        <w:pStyle w:val="Normal"/>
+        <w:ind w:hanging="0" w:start="-540" w:end="-449"/>
+        <w:rPr>
+          <w:rFonts w:ascii="Times New Roman" w:hAnsi="Times New Roman"/>
+          <w:sz w:val="30"/>
+          <w:szCs w:val="30"/>
+        </w:rPr>
+      </w:pPr>
+      <w:r>
+        <w:rPr>
+          <w:rFonts w:ascii="Times New Roman" w:hAnsi="Times New Roman"/>
+          <w:sz w:val="30"/>
+          <w:szCs w:val="30"/>
+        </w:rPr>
+      </w:r>
+    </w:p>
+    <w:p>
+      <w:pPr>
+        <w:pStyle w:val="Normal"/>
+        <w:ind w:hanging="0" w:start="-540" w:end="-449"/>
+        <w:rPr>
+          <w:rFonts w:ascii="Times New Roman" w:hAnsi="Times New Roman"/>
+          <w:b/>
+          <w:bCs/>
+          <w:color w:val="3465A4"/>
+          <w:sz w:val="30"/>
+          <w:szCs w:val="30"/>
+        </w:rPr>
+      </w:pPr>
+      <w:r>
+        <w:rPr>
+          <w:rFonts w:ascii="Times New Roman" w:hAnsi="Times New Roman"/>
+          <w:b/>
+          <w:bCs/>
+          <w:color w:val="3465A4"/>
+          <w:sz w:val="30"/>
+          <w:szCs w:val="30"/>
+        </w:rPr>
+        <w:t>Tại sao không nên lưu secret trong source code?</w:t>
+      </w:r>
+    </w:p>
+    <w:p>
+      <w:pPr>
+        <w:pStyle w:val="Normal"/>
+        <w:ind w:hanging="0" w:start="-540" w:end="-449"/>
+        <w:rPr>
+          <w:rFonts w:ascii="Times New Roman" w:hAnsi="Times New Roman"/>
+          <w:sz w:val="30"/>
+          <w:szCs w:val="30"/>
+        </w:rPr>
+      </w:pPr>
+      <w:r>
+        <w:rPr>
+          <w:rFonts w:ascii="Times New Roman" w:hAnsi="Times New Roman"/>
+          <w:sz w:val="30"/>
+          <w:szCs w:val="30"/>
+        </w:rPr>
+        <w:t>[VN] Không nên lưu secret (như mật khẩu, API key, token) trong source code vì khi code được đưa lên hệ thống quản lý phiên bản như Git hoặc GitHub, những thông tin này có thể bị lộ cho người khác. Ngay cả khi sau đó bạn xóa secret khỏi code, nó vẫn có thể tồn tại trong lịch sử commit. Nếu kẻ tấn công lấy được secret, họ có thể truy cập vào hệ thống hoặc dữ liệu quan trọng. Vì vậy, secret nên được lưu trong các hệ thống quản lý bí mật hoặc biến môi trường (environment variables) để tăng tính bảo mật.</w:t>
+      </w:r>
+    </w:p>
+    <w:p>
+      <w:pPr>
+        <w:pStyle w:val="Normal"/>
+        <w:ind w:hanging="0" w:start="-540" w:end="-449"/>
+        <w:rPr>
+          <w:rFonts w:ascii="Times New Roman" w:hAnsi="Times New Roman"/>
+          <w:sz w:val="30"/>
+          <w:szCs w:val="30"/>
+        </w:rPr>
+      </w:pPr>
+      <w:r>
+        <w:rPr>
+          <w:rFonts w:ascii="Times New Roman" w:hAnsi="Times New Roman"/>
+          <w:sz w:val="30"/>
+          <w:szCs w:val="30"/>
+        </w:rPr>
+      </w:r>
+    </w:p>
+    <w:p>
+      <w:pPr>
+        <w:pStyle w:val="Normal"/>
+        <w:ind w:hanging="0" w:start="-540" w:end="-449"/>
+        <w:rPr>
+          <w:rFonts w:ascii="Times New Roman" w:hAnsi="Times New Roman"/>
+          <w:sz w:val="30"/>
+          <w:szCs w:val="30"/>
+        </w:rPr>
+      </w:pPr>
+      <w:r>
+        <w:rPr>
+          <w:rFonts w:ascii="Times New Roman" w:hAnsi="Times New Roman"/>
+          <w:sz w:val="30"/>
+          <w:szCs w:val="30"/>
+        </w:rPr>
+        <w:t>[EN] Secrets (such as passwords, API keys, and tokens) should not be stored in source code because when the code is uploaded to version control systems like Git or platforms like GitHub, the secrets may be exposed to others. Even if the secret is removed later, it can still remain in the commit history. If an attacker gets the secret, they may access the system or sensitive data. Therefore, secrets should be stored in secret management systems or environment variables to improve security.</w:t>
+      </w:r>
+    </w:p>
+    <w:p>
+      <w:pPr>
+        <w:pStyle w:val="Normal"/>
+        <w:ind w:hanging="0" w:start="-540" w:end="-449"/>
+        <w:rPr>
+          <w:rFonts w:ascii="Times New Roman" w:hAnsi="Times New Roman"/>
+          <w:sz w:val="30"/>
+          <w:szCs w:val="30"/>
+        </w:rPr>
+      </w:pPr>
+      <w:r>
+        <w:rPr>
+          <w:rFonts w:ascii="Times New Roman" w:hAnsi="Times New Roman"/>
+          <w:sz w:val="30"/>
+          <w:szCs w:val="30"/>
+        </w:rPr>
+      </w:r>
+    </w:p>
+    <w:p>
+      <w:pPr>
+        <w:pStyle w:val="Normal"/>
+        <w:ind w:hanging="0" w:start="-540" w:end="-449"/>
+        <w:rPr>
+          <w:rFonts w:ascii="Times New Roman" w:hAnsi="Times New Roman"/>
+          <w:b/>
+          <w:bCs/>
+          <w:color w:val="3465A4"/>
+          <w:sz w:val="30"/>
+          <w:szCs w:val="30"/>
+        </w:rPr>
+      </w:pPr>
+      <w:r>
+        <w:rPr>
+          <w:rFonts w:ascii="Times New Roman" w:hAnsi="Times New Roman"/>
+          <w:b/>
+          <w:bCs/>
+          <w:color w:val="3465A4"/>
+          <w:sz w:val="30"/>
+          <w:szCs w:val="30"/>
+        </w:rPr>
+        <w:t>IAM role vs IAM user trong AWS khác nhau thế nào?</w:t>
+      </w:r>
+    </w:p>
+    <w:p>
+      <w:pPr>
+        <w:pStyle w:val="Normal"/>
+        <w:ind w:hanging="0" w:start="-540" w:end="-449"/>
+        <w:rPr>
+          <w:rFonts w:ascii="Times New Roman" w:hAnsi="Times New Roman"/>
+          <w:sz w:val="30"/>
+          <w:szCs w:val="30"/>
+        </w:rPr>
+      </w:pPr>
+      <w:r>
+        <w:rPr>
+          <w:rFonts w:ascii="Times New Roman" w:hAnsi="Times New Roman"/>
+          <w:sz w:val="30"/>
+          <w:szCs w:val="30"/>
+        </w:rPr>
+        <w:t>[VN] Trong AWS Identity and Access Management (IAM) của Amazon Web Services, IAM user là một danh tính cố định dùng cho một người hoặc ứng dụng, có username, password hoặc access key để truy cập tài nguyên AWS. Ngược lại, IAM role không gắn với một người cụ thể mà là một tập quyền (permissions) có thể được tạm thời “assume” bởi user, service hoặc ứng dụng, và thường dùng cho EC2, Lambda hoặc cross-account access. Vì role dùng credentials tạm thời, nên an toàn hơn và thường được khuyến nghị dùng trong production.</w:t>
+      </w:r>
+    </w:p>
+    <w:p>
+      <w:pPr>
+        <w:pStyle w:val="Normal"/>
+        <w:ind w:hanging="0" w:start="-540" w:end="-449"/>
+        <w:rPr>
+          <w:rFonts w:ascii="Times New Roman" w:hAnsi="Times New Roman"/>
+          <w:sz w:val="30"/>
+          <w:szCs w:val="30"/>
+        </w:rPr>
+      </w:pPr>
+      <w:r>
+        <w:rPr>
+          <w:rFonts w:ascii="Times New Roman" w:hAnsi="Times New Roman"/>
+          <w:sz w:val="30"/>
+          <w:szCs w:val="30"/>
+        </w:rPr>
+      </w:r>
+    </w:p>
+    <w:p>
+      <w:pPr>
+        <w:pStyle w:val="Normal"/>
+        <w:ind w:hanging="0" w:start="-540" w:end="-449"/>
+        <w:rPr>
+          <w:rFonts w:ascii="Times New Roman" w:hAnsi="Times New Roman"/>
+          <w:sz w:val="30"/>
+          <w:szCs w:val="30"/>
+        </w:rPr>
+      </w:pPr>
+      <w:r>
+        <w:rPr>
+          <w:rFonts w:ascii="Times New Roman" w:hAnsi="Times New Roman"/>
+          <w:sz w:val="30"/>
+          <w:szCs w:val="30"/>
+        </w:rPr>
+        <w:t>[EN] In AWS Identity and Access Management (IAM) from Amazon Web Services, an IAM user is a fixed identity for a person or application, with a username, password, or access keys to access AWS resources. In contrast, an IAM role is not tied to a specific person; it is a set of permissions that can be temporarily assumed by users, services, or applications. Roles are often used by services like EC2, Lambda, or for cross-account access. Because roles use temporary credentials, they are generally more secure and recommended for production environments.</w:t>
+      </w:r>
+    </w:p>
+    <w:p>
+      <w:pPr>
+        <w:pStyle w:val="Normal"/>
+        <w:ind w:hanging="0" w:start="-540" w:end="-449"/>
+        <w:rPr>
+          <w:rFonts w:ascii="Times New Roman" w:hAnsi="Times New Roman"/>
+          <w:sz w:val="30"/>
+          <w:szCs w:val="30"/>
+        </w:rPr>
+      </w:pPr>
+      <w:r>
+        <w:rPr>
+          <w:rFonts w:ascii="Times New Roman" w:hAnsi="Times New Roman"/>
+          <w:sz w:val="30"/>
+          <w:szCs w:val="30"/>
+        </w:rPr>
+      </w:r>
+    </w:p>
+    <w:p>
+      <w:pPr>
+        <w:pStyle w:val="Normal"/>
+        <w:ind w:hanging="0" w:start="-540" w:end="-449"/>
+        <w:rPr>
+          <w:rFonts w:ascii="Times New Roman" w:hAnsi="Times New Roman"/>
+          <w:b/>
+          <w:bCs/>
+          <w:color w:val="3465A4"/>
+          <w:sz w:val="30"/>
+          <w:szCs w:val="30"/>
+        </w:rPr>
+      </w:pPr>
+      <w:r>
+        <w:rPr>
+          <w:rFonts w:ascii="Times New Roman" w:hAnsi="Times New Roman"/>
+          <w:b/>
+          <w:bCs/>
+          <w:color w:val="3465A4"/>
+          <w:sz w:val="30"/>
+          <w:szCs w:val="30"/>
+        </w:rPr>
+        <w:t>Principle of least privilege là gì?</w:t>
+      </w:r>
+    </w:p>
+    <w:p>
+      <w:pPr>
+        <w:pStyle w:val="Normal"/>
+        <w:ind w:hanging="0" w:start="-540" w:end="-449"/>
+        <w:rPr>
+          <w:rFonts w:ascii="Times New Roman" w:hAnsi="Times New Roman"/>
+          <w:sz w:val="30"/>
+          <w:szCs w:val="30"/>
+        </w:rPr>
+      </w:pPr>
+      <w:r>
+        <w:rPr>
+          <w:rFonts w:ascii="Times New Roman" w:hAnsi="Times New Roman"/>
+          <w:sz w:val="30"/>
+          <w:szCs w:val="30"/>
+        </w:rPr>
+        <w:t>[VN] Principle of Least Privilege là nguyên tắc bảo mật nói rằng người dùng, ứng dụng hoặc hệ thống chỉ nên được cấp quyền tối thiểu cần thiết để thực hiện công việc của mình, không nhiều hơn. Điều này giúp giảm rủi ro nếu tài khoản hoặc hệ thống bị tấn công, vì kẻ tấn công sẽ chỉ có quyền hạn chế. Nguyên tắc này thường được áp dụng trong hệ thống quản lý quyền truy cập như AWS Identity and Access Management để tăng tính an toàn cho hệ thống.</w:t>
+      </w:r>
+    </w:p>
+    <w:p>
+      <w:pPr>
+        <w:pStyle w:val="Normal"/>
+        <w:ind w:hanging="0" w:start="-540" w:end="-449"/>
+        <w:rPr>
+          <w:rFonts w:ascii="Times New Roman" w:hAnsi="Times New Roman"/>
+          <w:sz w:val="30"/>
+          <w:szCs w:val="30"/>
+        </w:rPr>
+      </w:pPr>
+      <w:r>
+        <w:rPr>
+          <w:rFonts w:ascii="Times New Roman" w:hAnsi="Times New Roman"/>
+          <w:sz w:val="30"/>
+          <w:szCs w:val="30"/>
+        </w:rPr>
+      </w:r>
+    </w:p>
+    <w:p>
+      <w:pPr>
+        <w:pStyle w:val="Normal"/>
+        <w:ind w:hanging="0" w:start="-540" w:end="-449"/>
+        <w:rPr>
+          <w:rFonts w:ascii="Times New Roman" w:hAnsi="Times New Roman"/>
+          <w:sz w:val="30"/>
+          <w:szCs w:val="30"/>
+        </w:rPr>
+      </w:pPr>
+      <w:r>
+        <w:rPr>
+          <w:rFonts w:ascii="Times New Roman" w:hAnsi="Times New Roman"/>
+          <w:sz w:val="30"/>
+          <w:szCs w:val="30"/>
+        </w:rPr>
+        <w:t>[EN] The Principle of Least Privilege is a security rule that says users, applications, or systems should only be given the minimum permissions needed to perform their tasks, and nothing more. This reduces risk if an account or system is compromised, because an attacker will only have limited access. This principle is commonly applied in access control systems such as AWS Identity and Access Management to improve overall system security.</w:t>
+      </w:r>
+    </w:p>
+    <w:p>
+      <w:pPr>
+        <w:pStyle w:val="Normal"/>
+        <w:ind w:hanging="0" w:start="-540" w:end="-449"/>
+        <w:rPr>
+          <w:rFonts w:ascii="Times New Roman" w:hAnsi="Times New Roman"/>
+          <w:sz w:val="30"/>
+          <w:szCs w:val="30"/>
+        </w:rPr>
+      </w:pPr>
+      <w:r>
+        <w:rPr>
+          <w:rFonts w:ascii="Times New Roman" w:hAnsi="Times New Roman"/>
+          <w:sz w:val="30"/>
+          <w:szCs w:val="30"/>
+        </w:rPr>
+      </w:r>
+    </w:p>
+    <w:p>
+      <w:pPr>
+        <w:pStyle w:val="Normal"/>
+        <w:ind w:hanging="0" w:start="-540" w:end="-449"/>
+        <w:rPr>
+          <w:rFonts w:ascii="Times New Roman" w:hAnsi="Times New Roman"/>
+          <w:b/>
+          <w:bCs/>
+          <w:color w:val="3465A4"/>
+          <w:sz w:val="30"/>
+          <w:szCs w:val="30"/>
+        </w:rPr>
+      </w:pPr>
+      <w:r>
+        <w:rPr>
+          <w:rFonts w:ascii="Times New Roman" w:hAnsi="Times New Roman"/>
+          <w:b/>
+          <w:bCs/>
+          <w:color w:val="3465A4"/>
+          <w:sz w:val="30"/>
+          <w:szCs w:val="30"/>
+        </w:rPr>
+        <w:t>Làm sao quản lý secrets trong Kubernetes?</w:t>
+      </w:r>
+    </w:p>
+    <w:p>
+      <w:pPr>
+        <w:pStyle w:val="Normal"/>
+        <w:ind w:hanging="0" w:start="-540" w:end="-449"/>
+        <w:rPr>
+          <w:rFonts w:ascii="Times New Roman" w:hAnsi="Times New Roman"/>
+          <w:sz w:val="30"/>
+          <w:szCs w:val="30"/>
+        </w:rPr>
+      </w:pPr>
+      <w:r>
+        <w:rPr>
+          <w:rFonts w:ascii="Times New Roman" w:hAnsi="Times New Roman"/>
+          <w:sz w:val="30"/>
+          <w:szCs w:val="30"/>
+        </w:rPr>
+        <w:t>[VN] Trong Kubernetes, secrets được quản lý bằng Kubernetes Secrets, một loại resource dùng để lưu dữ liệu nhạy cảm như mật khẩu, API key hoặc token. Các secrets này có thể được mount vào container dưới dạng environment variables hoặc file để ứng dụng sử dụng mà không cần ghi trực tiếp trong code. Để tăng bảo mật trong production, secrets nên được mã hóa trong etcd, giới hạn quyền truy cập bằng RBAC và có thể tích hợp với hệ thống quản lý secret bên ngoài như HashiCorp Vault.</w:t>
+      </w:r>
+    </w:p>
+    <w:p>
+      <w:pPr>
+        <w:pStyle w:val="Normal"/>
+        <w:ind w:hanging="0" w:start="-540" w:end="-449"/>
+        <w:rPr>
+          <w:rFonts w:ascii="Times New Roman" w:hAnsi="Times New Roman"/>
+          <w:sz w:val="30"/>
+          <w:szCs w:val="30"/>
+        </w:rPr>
+      </w:pPr>
+      <w:r>
+        <w:rPr>
+          <w:rFonts w:ascii="Times New Roman" w:hAnsi="Times New Roman"/>
+          <w:sz w:val="30"/>
+          <w:szCs w:val="30"/>
+        </w:rPr>
+      </w:r>
+    </w:p>
+    <w:p>
+      <w:pPr>
+        <w:pStyle w:val="Normal"/>
+        <w:ind w:hanging="0" w:start="-540" w:end="-449"/>
+        <w:rPr>
+          <w:rFonts w:ascii="Times New Roman" w:hAnsi="Times New Roman"/>
+          <w:sz w:val="30"/>
+          <w:szCs w:val="30"/>
+        </w:rPr>
+      </w:pPr>
+      <w:r>
+        <w:rPr>
+          <w:rFonts w:ascii="Times New Roman" w:hAnsi="Times New Roman"/>
+          <w:sz w:val="30"/>
+          <w:szCs w:val="30"/>
+        </w:rPr>
+        <w:t>[EN] In Kubernetes, secrets are managed using Kubernetes Secrets, a resource designed to store sensitive data such as passwords, API keys, or tokens. These secrets can be mounted into containers as environment variables or files, allowing applications to use them without storing them directly in the code. For better security in production, secrets should be encrypted in etcd, access should be controlled with RBAC, and they can be integrated with external secret managers like HashiCorp Vault.</w:t>
+      </w:r>
+    </w:p>
+    <w:p>
+      <w:pPr>
+        <w:pStyle w:val="Normal"/>
+        <w:ind w:hanging="0" w:start="-540" w:end="-449"/>
+        <w:rPr>
+          <w:rFonts w:ascii="Times New Roman" w:hAnsi="Times New Roman"/>
+          <w:sz w:val="30"/>
+          <w:szCs w:val="30"/>
+        </w:rPr>
+      </w:pPr>
+      <w:r>
+        <w:rPr>
+          <w:rFonts w:ascii="Times New Roman" w:hAnsi="Times New Roman"/>
+          <w:sz w:val="30"/>
+          <w:szCs w:val="30"/>
+        </w:rPr>
+      </w:r>
+    </w:p>
+    <w:p>
+      <w:pPr>
+        <w:pStyle w:val="Normal"/>
+        <w:ind w:hanging="0" w:start="-540" w:end="-449"/>
+        <w:rPr>
+          <w:rFonts w:ascii="Times New Roman" w:hAnsi="Times New Roman"/>
+          <w:b/>
+          <w:bCs/>
+          <w:color w:val="3465A4"/>
+          <w:sz w:val="30"/>
+          <w:szCs w:val="30"/>
+        </w:rPr>
+      </w:pPr>
+      <w:r>
+        <w:rPr>
+          <w:rFonts w:ascii="Times New Roman" w:hAnsi="Times New Roman"/>
+          <w:b/>
+          <w:bCs/>
+          <w:color w:val="3465A4"/>
+          <w:sz w:val="30"/>
+          <w:szCs w:val="30"/>
+        </w:rPr>
+        <w:t>Tại sao cần network policies trong Kubernetes?</w:t>
+      </w:r>
+    </w:p>
+    <w:p>
+      <w:pPr>
+        <w:pStyle w:val="Normal"/>
+        <w:ind w:hanging="0" w:start="-540" w:end="-449"/>
+        <w:rPr>
+          <w:rFonts w:ascii="Times New Roman" w:hAnsi="Times New Roman"/>
+          <w:sz w:val="30"/>
+          <w:szCs w:val="30"/>
+        </w:rPr>
+      </w:pPr>
+      <w:r>
+        <w:rPr>
+          <w:rFonts w:ascii="Times New Roman" w:hAnsi="Times New Roman"/>
+          <w:sz w:val="30"/>
+          <w:szCs w:val="30"/>
+        </w:rPr>
+        <w:t>[VN] Trong Kubernetes, Kubernetes Network Policy được dùng để kiểm soát pod nào có thể giao tiếp với pod khác hoặc với dịch vụ bên ngoài. Mặc định, nhiều cluster cho phép tất cả pod giao tiếp với nhau, điều này có thể gây rủi ro bảo mật. Network policies giúp giới hạn lưu lượng mạng theo nguyên tắc Principle of Least Privilege, chỉ cho phép các kết nối cần thiết. Nhờ đó, nếu một pod bị tấn công, kẻ tấn công sẽ khó truy cập sang các dịch vụ khác trong hệ thống.</w:t>
+      </w:r>
+    </w:p>
+    <w:p>
+      <w:pPr>
+        <w:pStyle w:val="Normal"/>
+        <w:ind w:hanging="0" w:start="-540" w:end="-449"/>
+        <w:rPr>
+          <w:rFonts w:ascii="Times New Roman" w:hAnsi="Times New Roman"/>
+          <w:sz w:val="30"/>
+          <w:szCs w:val="30"/>
+        </w:rPr>
+      </w:pPr>
+      <w:r>
+        <w:rPr>
+          <w:rFonts w:ascii="Times New Roman" w:hAnsi="Times New Roman"/>
+          <w:sz w:val="30"/>
+          <w:szCs w:val="30"/>
+        </w:rPr>
+      </w:r>
+    </w:p>
+    <w:p>
+      <w:pPr>
+        <w:pStyle w:val="Normal"/>
+        <w:ind w:hanging="0" w:start="-540" w:end="-449"/>
+        <w:rPr>
+          <w:rFonts w:ascii="Times New Roman" w:hAnsi="Times New Roman"/>
+          <w:sz w:val="30"/>
+          <w:szCs w:val="30"/>
+        </w:rPr>
+      </w:pPr>
+      <w:r>
+        <w:rPr>
+          <w:rFonts w:ascii="Times New Roman" w:hAnsi="Times New Roman"/>
+          <w:sz w:val="30"/>
+          <w:szCs w:val="30"/>
+        </w:rPr>
+        <w:t>[EN] In Kubernetes, Kubernetes Network Policy is used to control which pods can communicate with other pods or external services. By default, many clusters allow all pods to communicate with each other, which can create security risks. Network policies help limit network traffic based on the Principle of Least Privilege, allowing only necessary connections. This means if one pod is compromised, it becomes harder for an attacker to access other services in the system.</w:t>
+      </w:r>
+    </w:p>
+    <w:p>
+      <w:pPr>
+        <w:pStyle w:val="Normal"/>
+        <w:ind w:hanging="0" w:start="-540" w:end="-449"/>
+        <w:rPr>
+          <w:rFonts w:ascii="Times New Roman" w:hAnsi="Times New Roman"/>
+          <w:sz w:val="30"/>
+          <w:szCs w:val="30"/>
+        </w:rPr>
+      </w:pPr>
+      <w:r>
+        <w:rPr>
+          <w:rFonts w:ascii="Times New Roman" w:hAnsi="Times New Roman"/>
+          <w:sz w:val="30"/>
+          <w:szCs w:val="30"/>
+        </w:rPr>
+      </w:r>
+    </w:p>
+    <w:p>
+      <w:pPr>
+        <w:pStyle w:val="Normal"/>
+        <w:ind w:hanging="0" w:start="-540" w:end="-449"/>
+        <w:rPr>
+          <w:rFonts w:ascii="Times New Roman" w:hAnsi="Times New Roman"/>
+          <w:b/>
+          <w:bCs/>
+          <w:color w:val="3465A4"/>
+          <w:sz w:val="30"/>
+          <w:szCs w:val="30"/>
+        </w:rPr>
+      </w:pPr>
+      <w:r>
+        <w:rPr>
+          <w:rFonts w:ascii="Times New Roman" w:hAnsi="Times New Roman"/>
+          <w:b/>
+          <w:bCs/>
+          <w:color w:val="3465A4"/>
+          <w:sz w:val="30"/>
+          <w:szCs w:val="30"/>
+        </w:rPr>
+        <w:t>AWS Security Group vs NACL khác nhau thế nào?</w:t>
+      </w:r>
+    </w:p>
+    <w:p>
+      <w:pPr>
+        <w:pStyle w:val="Normal"/>
+        <w:ind w:hanging="0" w:start="-540" w:end="-449"/>
+        <w:rPr>
+          <w:rFonts w:ascii="Times New Roman" w:hAnsi="Times New Roman"/>
+          <w:sz w:val="30"/>
+          <w:szCs w:val="30"/>
+        </w:rPr>
+      </w:pPr>
+      <w:r>
+        <w:rPr>
+          <w:rFonts w:ascii="Times New Roman" w:hAnsi="Times New Roman"/>
+          <w:sz w:val="30"/>
+          <w:szCs w:val="30"/>
+        </w:rPr>
+        <w:t>[VN] Trong Amazon Web Services, AWS Security Group và AWS Network ACL đều dùng để kiểm soát traffic mạng nhưng hoạt động khác nhau. Security Group hoạt động ở mức instance (như EC2), là stateful nên nếu một request được cho phép đi vào thì response sẽ tự động được cho phép đi ra. Ngược lại, NACL hoạt động ở mức subnet và là stateless, nghĩa là phải cấu hình rule riêng cho cả inbound và outbound. Security Group thường dùng để kiểm soát chi tiết cho từng instance, còn NACL dùng để tạo lớp bảo mật bổ sung cho toàn bộ subnet.</w:t>
+      </w:r>
+    </w:p>
+    <w:p>
+      <w:pPr>
+        <w:pStyle w:val="Normal"/>
+        <w:ind w:hanging="0" w:start="-540" w:end="-449"/>
+        <w:rPr>
+          <w:rFonts w:ascii="Times New Roman" w:hAnsi="Times New Roman"/>
+          <w:sz w:val="30"/>
+          <w:szCs w:val="30"/>
+        </w:rPr>
+      </w:pPr>
+      <w:r>
+        <w:rPr>
+          <w:rFonts w:ascii="Times New Roman" w:hAnsi="Times New Roman"/>
+          <w:sz w:val="30"/>
+          <w:szCs w:val="30"/>
+        </w:rPr>
+      </w:r>
+    </w:p>
+    <w:p>
+      <w:pPr>
+        <w:pStyle w:val="Normal"/>
+        <w:ind w:hanging="0" w:start="-540" w:end="-449"/>
+        <w:rPr>
+          <w:rFonts w:ascii="Times New Roman" w:hAnsi="Times New Roman"/>
+          <w:sz w:val="30"/>
+          <w:szCs w:val="30"/>
+        </w:rPr>
+      </w:pPr>
+      <w:r>
+        <w:rPr>
+          <w:rFonts w:ascii="Times New Roman" w:hAnsi="Times New Roman"/>
+          <w:sz w:val="30"/>
+          <w:szCs w:val="30"/>
+        </w:rPr>
+        <w:t>[EN] In Amazon Web Services, AWS Security Group and AWS Network ACL are both used to control network traffic but work differently. A Security Group works at the instance level (such as EC2) and is stateful, meaning if an incoming request is allowed, the response is automatically allowed out. In contrast, a NACL works at the subnet level and is stateless, so rules must be defined for both inbound and outbound traffic. Security Groups are usually used for detailed control on each instance, while NACLs provide an extra security layer for the whole subnet.</w:t>
+      </w:r>
+    </w:p>
+    <w:p>
+      <w:pPr>
+        <w:pStyle w:val="Normal"/>
+        <w:ind w:hanging="0" w:start="-540" w:end="-449"/>
+        <w:rPr>
+          <w:rFonts w:ascii="Times New Roman" w:hAnsi="Times New Roman"/>
+          <w:sz w:val="30"/>
+          <w:szCs w:val="30"/>
+        </w:rPr>
+      </w:pPr>
+      <w:r>
+        <w:rPr>
+          <w:rFonts w:ascii="Times New Roman" w:hAnsi="Times New Roman"/>
+          <w:sz w:val="30"/>
+          <w:szCs w:val="30"/>
+        </w:rPr>
+      </w:r>
+    </w:p>
+    <w:p>
+      <w:pPr>
+        <w:pStyle w:val="Normal"/>
+        <w:ind w:hanging="0" w:start="-540" w:end="-449"/>
+        <w:rPr>
+          <w:rFonts w:ascii="Times New Roman" w:hAnsi="Times New Roman"/>
+          <w:b/>
+          <w:bCs/>
+          <w:color w:val="3465A4"/>
+          <w:sz w:val="30"/>
+          <w:szCs w:val="30"/>
+        </w:rPr>
+      </w:pPr>
+      <w:r>
+        <w:rPr>
+          <w:rFonts w:ascii="Times New Roman" w:hAnsi="Times New Roman"/>
+          <w:b/>
+          <w:bCs/>
+          <w:color w:val="3465A4"/>
+          <w:sz w:val="30"/>
+          <w:szCs w:val="30"/>
+        </w:rPr>
+        <w:t>Làm sao bảo vệ S3 bucket khỏi public access?</w:t>
+      </w:r>
+    </w:p>
+    <w:p>
+      <w:pPr>
+        <w:pStyle w:val="Normal"/>
+        <w:ind w:hanging="0" w:start="-540" w:end="-449"/>
+        <w:rPr>
+          <w:rFonts w:ascii="Times New Roman" w:hAnsi="Times New Roman"/>
+          <w:sz w:val="30"/>
+          <w:szCs w:val="30"/>
+        </w:rPr>
+      </w:pPr>
+      <w:r>
+        <w:rPr>
+          <w:rFonts w:ascii="Times New Roman" w:hAnsi="Times New Roman"/>
+          <w:sz w:val="30"/>
+          <w:szCs w:val="30"/>
+        </w:rPr>
+        <w:t>[VN] Để bảo vệ Amazon S3 bucket khỏi truy cập công khai, trước hết nên bật S3 Block Public Access để chặn tất cả cấu hình public. Ngoài ra, cần cấu hình AWS Identity and Access Management policy chỉ cho phép những user hoặc role cần thiết truy cập bucket. Cũng nên kiểm tra bucket policy và ACL để đảm bảo không có rule cho phép truy cập public, đồng thời có thể bật logging để theo dõi các truy cập bất thường.</w:t>
+      </w:r>
+    </w:p>
+    <w:p>
+      <w:pPr>
+        <w:pStyle w:val="Normal"/>
+        <w:ind w:hanging="0" w:start="-540" w:end="-449"/>
+        <w:rPr>
+          <w:rFonts w:ascii="Times New Roman" w:hAnsi="Times New Roman"/>
+          <w:sz w:val="30"/>
+          <w:szCs w:val="30"/>
+        </w:rPr>
+      </w:pPr>
+      <w:r>
+        <w:rPr>
+          <w:rFonts w:ascii="Times New Roman" w:hAnsi="Times New Roman"/>
+          <w:sz w:val="30"/>
+          <w:szCs w:val="30"/>
+        </w:rPr>
+      </w:r>
+    </w:p>
+    <w:p>
+      <w:pPr>
+        <w:pStyle w:val="Normal"/>
+        <w:ind w:hanging="0" w:start="-540" w:end="-449"/>
+        <w:rPr>
+          <w:rFonts w:ascii="Times New Roman" w:hAnsi="Times New Roman"/>
+          <w:sz w:val="30"/>
+          <w:szCs w:val="30"/>
+        </w:rPr>
+      </w:pPr>
+      <w:r>
+        <w:rPr>
+          <w:rFonts w:ascii="Times New Roman" w:hAnsi="Times New Roman"/>
+          <w:sz w:val="30"/>
+          <w:szCs w:val="30"/>
+        </w:rPr>
+        <w:t>[EN] To protect an Amazon S3 bucket from public access, first enable S3 Block Public Access to block all public configurations. You should also configure AWS Identity and Access Management policies so that only required users or roles can access the bucket. In addition, review the bucket policy and ACL to ensure there are no public rules, and enable logging to monitor unusual access.</w:t>
       </w:r>
     </w:p>
     <w:p>
@@ -39584,7 +43901,7 @@
     <w:pPr>
       <w:widowControl/>
       <w:suppressAutoHyphens w:val="true"/>
-      <w:overflowPunct w:val="true"/>
+      <w:overflowPunct w:val="false"/>
       <w:bidi w:val="0"/>
       <w:spacing w:before="0" w:after="0"/>
       <w:jc w:val="start"/>
@@ -39631,8 +43948,8 @@
       <w:iCs/>
     </w:rPr>
   </w:style>
-  <w:style w:type="character" w:styleId="Bullets">
-    <w:name w:val="Bullets"/>
+  <w:style w:type="character" w:styleId="Bulletsuser">
+    <w:name w:val="Bullets (user)"/>
     <w:qFormat/>
     <w:rPr>
       <w:rFonts w:ascii="OpenSymbol" w:hAnsi="OpenSymbol" w:eastAsia="OpenSymbol" w:cs="OpenSymbol"/>
